--- a/docs/NLP Final Report - Group 02 Section B.docx
+++ b/docs/NLP Final Report - Group 02 Section B.docx
@@ -1139,7 +1139,7 @@
           <w:b w:val="0"/>
           <w:sz w:val="24"/>
         </w:rPr>
-        <w:t>On top of that data we trained five kinds of model. Three are classical and come from the midterm project, namely Naive Bayes, logistic regression and a linear support vector machine. Two are transformers fine-tuned for this task, bert-base-uncased and microsoft/deberta-v3-base. We also combined the two transformers into a soft-vote ensemble. Each transformer was trained over a grid of eight settings per dataset, varying learning rate, batch size and weight decay, with the winner chosen on validation score. Training ran on a single RTX 3060 Ti, and one run took between ten and nineteen minutes.</w:t>
+        <w:t>On top of that data we trained five kinds of model. Three are classical and were introduced in the midterm project, namely Naive Bayes, logistic regression and a linear support vector machine, each under both bag-of-words and TF-IDF, and all six combinations were re-run here on the full corpora. Two are transformers fine-tuned for this task, bert-base-uncased and microsoft/deberta-v3-base. We also combined the two transformers into a soft-vote ensemble. Each transformer was trained over a grid of eight settings per dataset, varying learning rate, batch size and weight decay, with the winner chosen on validation score. Training ran on a single RTX 3060 Ti, and one run took between ten and nineteen minutes.</w:t>
       </w:r>
     </w:p>
     <w:p>
@@ -1213,7 +1213,7 @@
           <w:b w:val="0"/>
           <w:sz w:val="24"/>
         </w:rPr>
-        <w:t>The midterm project compared three classical models on the same two datasets, each under two text representations, bag-of-words and TF-IDF. Those experiments used a smaller balanced sample of 6,000 rows per dataset so that they would run in reasonable time without a GPU. Table 1 repeats the best result for each model, which is the table we submitted for the midterm.</w:t>
+        <w:t>The midterm project compared three classical models on the same two datasets, each under two text representations, bag-of-words and TF-IDF. Those first experiments used a reduced sample of 6,000 rows per dataset so that they would finish without a GPU. For the final term we re-ran all six of those model and representation combinations on the full balanced corpora, using exactly the same split the transformers use, so that every number in this report comes from the same data. Table 1 gives those full-corpus results, and they are the ones we analyse and carry forward.</w:t>
       </w:r>
     </w:p>
     <w:p>
@@ -1226,7 +1226,7 @@
           <w:b w:val="0"/>
           <w:sz w:val="24"/>
         </w:rPr>
-        <w:t>Two things stand out. The first is that the two datasets are already behaving differently at this stage. On DAIGT V2 all three models do well, and the support vector machine reaches 0.9875 F1, which is close to what the transformers achieve later. On HC3 the same three models are clearly weaker, with Naive Bayes at 0.8583 and the best classical model only reaching 0.9333. The gap between the two datasets is roughly six points of F1 for the same model, so the difficulty is a property of the data and not of the method.</w:t>
+        <w:t>The clearest pattern is that the two datasets are not equally difficult, and they were not equally difficult at the midterm either. On DAIGT V2 every classical model does well, and the best of them, support vector machine with TF-IDF, reaches 0.9910 F1. On HC3 the same models are noticeably weaker, with the best, logistic regression with BoW, reaching only 0.9551. That is a gap of about 4 points of F1 between the two datasets for the same family of model, so the difficulty belongs to the data rather than to the method.</w:t>
       </w:r>
     </w:p>
     <w:p>
@@ -1239,7 +1239,7 @@
           <w:b w:val="0"/>
           <w:sz w:val="24"/>
         </w:rPr>
-        <w:t>The second is that the choice of representation matters more on HC3 than on DAIGT V2. On HC3, moving logistic regression from TF-IDF to bag-of-words changes F1 from 0.8925 to 0.9333, a gain of four points. On DAIGT V2 the same change moves it from 0.9758 to 0.9825, less than one point. We read this as a sign that raw word counts carry information on HC3 that TF-IDF weighting throws away, most likely because TF-IDF discounts the very common tokens that separate the two classes there.</w:t>
+        <w:t>The choice of representation also matters much more on HC3 than on DAIGT V2. On HC3, moving logistic regression from TF-IDF to bag-of-words changes F1 from 0.9365 to 0.9551, a gain of about two points. On DAIGT V2 the same change moves it from 0.9857 to 0.9893, less than half a point. Bag-of-words wins for five of the six model and dataset combinations, the exception being the support vector machine on DAIGT V2, where TF-IDF is better. We read this as a sign that raw counts of very common tokens carry real signal on HC3, and that TF-IDF weighting, which is designed to discount common tokens, throws part of that signal away.</w:t>
       </w:r>
     </w:p>
     <w:p>
@@ -1252,17 +1252,30 @@
           <w:b w:val="0"/>
           <w:sz w:val="24"/>
         </w:rPr>
-        <w:t>These results set the target for the final term. Any transformer we train has to beat 0.9875 on DAIGT V2 and 0.9333 on HC3 to be worth the extra cost.</w:t>
-      </w:r>
-    </w:p>
-    <w:p>
+        <w:t>Naive Bayes is the weakest model on both datasets and by a wide margin on HC3, which is expected given that it treats every word as independent. Logistic regression and the support vector machine are close to each other everywhere.</w:t>
+      </w:r>
+    </w:p>
+    <w:p>
+      <w:pPr>
+        <w:jc w:val="both"/>
+      </w:pPr>
       <w:r>
         <w:rPr>
           <w:rFonts w:ascii="Times New Roman" w:hAnsi="Times New Roman" w:eastAsia="Times New Roman"/>
           <w:b w:val="0"/>
+          <w:sz w:val="24"/>
+        </w:rPr>
+        <w:t>These results set the target for the transformers. To be worth their extra cost, a fine-tuned model has to beat 0.9910 on DAIGT V2 and 0.9551 on HC3.</w:t>
+      </w:r>
+    </w:p>
+    <w:p>
+      <w:r>
+        <w:rPr>
+          <w:rFonts w:ascii="Times New Roman" w:hAnsi="Times New Roman" w:eastAsia="Times New Roman"/>
+          <w:b w:val="0"/>
           <w:sz w:val="20"/>
         </w:rPr>
-        <w:t>Table 1. Midterm results. Best representation per model, 6,000-row balanced sample per dataset. Acc = Accuracy, Prec = Precision, Rec = Recall, F1 = F1 Score.</w:t>
+        <w:t>Table 1. The midterm models re-run on the full balanced corpora, both text representations, evaluated on the same test split every other model in this report uses. Acc = Accuracy, Prec = Precision, Rec = Recall, F1 = F1 Score.</w:t>
       </w:r>
     </w:p>
     <w:tbl>
@@ -1273,15 +1286,16 @@
         <w:tblLook w:firstColumn="1" w:firstRow="1" w:lastColumn="0" w:lastRow="0" w:noHBand="0" w:noVBand="1" w:val="04A0"/>
       </w:tblPr>
       <w:tblGrid>
-        <w:gridCol w:w="1003"/>
-        <w:gridCol w:w="1003"/>
-        <w:gridCol w:w="1003"/>
-        <w:gridCol w:w="1003"/>
-        <w:gridCol w:w="1003"/>
-        <w:gridCol w:w="1003"/>
-        <w:gridCol w:w="1003"/>
-        <w:gridCol w:w="1003"/>
-        <w:gridCol w:w="1003"/>
+        <w:gridCol w:w="903"/>
+        <w:gridCol w:w="903"/>
+        <w:gridCol w:w="903"/>
+        <w:gridCol w:w="903"/>
+        <w:gridCol w:w="903"/>
+        <w:gridCol w:w="903"/>
+        <w:gridCol w:w="903"/>
+        <w:gridCol w:w="903"/>
+        <w:gridCol w:w="903"/>
+        <w:gridCol w:w="903"/>
       </w:tblGrid>
       <w:tr>
         <w:trPr>
@@ -1289,7 +1303,7 @@
         </w:trPr>
         <w:tc>
           <w:tcPr>
-            <w:tcW w:type="dxa" w:w="1003"/>
+            <w:tcW w:type="dxa" w:w="903"/>
             <w:vMerge w:val="restart"/>
           </w:tcPr>
           <w:p>
@@ -1309,8 +1323,8 @@
         </w:tc>
         <w:tc>
           <w:tcPr>
-            <w:tcW w:type="dxa" w:w="4012"/>
-            <w:gridSpan w:val="4"/>
+            <w:tcW w:type="dxa" w:w="903"/>
+            <w:vMerge w:val="restart"/>
           </w:tcPr>
           <w:p>
             <w:pPr>
@@ -1323,13 +1337,33 @@
                 <w:b/>
                 <w:sz w:val="15"/>
               </w:rPr>
+              <w:t>Rep.</w:t>
+            </w:r>
+          </w:p>
+        </w:tc>
+        <w:tc>
+          <w:tcPr>
+            <w:tcW w:type="dxa" w:w="3612"/>
+            <w:gridSpan w:val="4"/>
+          </w:tcPr>
+          <w:p>
+            <w:pPr>
+              <w:spacing w:before="20" w:after="20"/>
+              <w:jc w:val="center"/>
+            </w:pPr>
+            <w:r>
+              <w:rPr>
+                <w:rFonts w:ascii="Times New Roman" w:hAnsi="Times New Roman" w:eastAsia="Times New Roman"/>
+                <w:b/>
+                <w:sz w:val="15"/>
+              </w:rPr>
               <w:t>Dataset 1 (DAIGT V2)</w:t>
             </w:r>
           </w:p>
         </w:tc>
         <w:tc>
           <w:tcPr>
-            <w:tcW w:type="dxa" w:w="4012"/>
+            <w:tcW w:type="dxa" w:w="3612"/>
             <w:gridSpan w:val="4"/>
           </w:tcPr>
           <w:p>
@@ -1354,14 +1388,21 @@
         </w:trPr>
         <w:tc>
           <w:tcPr>
-            <w:tcW w:type="dxa" w:w="1003"/>
+            <w:tcW w:type="dxa" w:w="903"/>
             <w:vMerge/>
           </w:tcPr>
           <w:p/>
         </w:tc>
         <w:tc>
           <w:tcPr>
-            <w:tcW w:type="dxa" w:w="1003"/>
+            <w:tcW w:type="dxa" w:w="903"/>
+            <w:vMerge/>
+          </w:tcPr>
+          <w:p/>
+        </w:tc>
+        <w:tc>
+          <w:tcPr>
+            <w:tcW w:type="dxa" w:w="903"/>
           </w:tcPr>
           <w:p>
             <w:pPr>
@@ -1381,7 +1422,7 @@
         </w:tc>
         <w:tc>
           <w:tcPr>
-            <w:tcW w:type="dxa" w:w="1003"/>
+            <w:tcW w:type="dxa" w:w="903"/>
           </w:tcPr>
           <w:p>
             <w:pPr>
@@ -1401,7 +1442,7 @@
         </w:tc>
         <w:tc>
           <w:tcPr>
-            <w:tcW w:type="dxa" w:w="1003"/>
+            <w:tcW w:type="dxa" w:w="903"/>
           </w:tcPr>
           <w:p>
             <w:pPr>
@@ -1421,7 +1462,7 @@
         </w:tc>
         <w:tc>
           <w:tcPr>
-            <w:tcW w:type="dxa" w:w="1003"/>
+            <w:tcW w:type="dxa" w:w="903"/>
           </w:tcPr>
           <w:p>
             <w:pPr>
@@ -1441,7 +1482,7 @@
         </w:tc>
         <w:tc>
           <w:tcPr>
-            <w:tcW w:type="dxa" w:w="1003"/>
+            <w:tcW w:type="dxa" w:w="903"/>
           </w:tcPr>
           <w:p>
             <w:pPr>
@@ -1461,7 +1502,7 @@
         </w:tc>
         <w:tc>
           <w:tcPr>
-            <w:tcW w:type="dxa" w:w="1003"/>
+            <w:tcW w:type="dxa" w:w="903"/>
           </w:tcPr>
           <w:p>
             <w:pPr>
@@ -1481,7 +1522,7 @@
         </w:tc>
         <w:tc>
           <w:tcPr>
-            <w:tcW w:type="dxa" w:w="1003"/>
+            <w:tcW w:type="dxa" w:w="903"/>
           </w:tcPr>
           <w:p>
             <w:pPr>
@@ -1501,7 +1542,7 @@
         </w:tc>
         <w:tc>
           <w:tcPr>
-            <w:tcW w:type="dxa" w:w="1003"/>
+            <w:tcW w:type="dxa" w:w="903"/>
           </w:tcPr>
           <w:p>
             <w:pPr>
@@ -1523,14 +1564,14 @@
       <w:tr>
         <w:tc>
           <w:tcPr>
-            <w:tcW w:type="dxa" w:w="1003"/>
-          </w:tcPr>
-          <w:p>
-            <w:pPr>
-              <w:spacing w:before="20" w:after="20"/>
-              <w:jc w:val="left"/>
-            </w:pPr>
-            <w:r/>
+            <w:tcW w:type="dxa" w:w="903"/>
+            <w:vMerge w:val="restart"/>
+          </w:tcPr>
+          <w:p>
+            <w:pPr>
+              <w:spacing w:before="20" w:after="20"/>
+              <w:jc w:val="center"/>
+            </w:pPr>
             <w:r>
               <w:rPr>
                 <w:rFonts w:ascii="Times New Roman" w:hAnsi="Times New Roman" w:eastAsia="Times New Roman"/>
@@ -1543,7 +1584,7 @@
         </w:tc>
         <w:tc>
           <w:tcPr>
-            <w:tcW w:type="dxa" w:w="1003"/>
+            <w:tcW w:type="dxa" w:w="903"/>
           </w:tcPr>
           <w:p>
             <w:pPr>
@@ -1557,13 +1598,13 @@
                 <w:b w:val="0"/>
                 <w:sz w:val="15"/>
               </w:rPr>
-              <w:t>0.9567</w:t>
-            </w:r>
-          </w:p>
-        </w:tc>
-        <w:tc>
-          <w:tcPr>
-            <w:tcW w:type="dxa" w:w="1003"/>
+              <w:t>BoW</w:t>
+            </w:r>
+          </w:p>
+        </w:tc>
+        <w:tc>
+          <w:tcPr>
+            <w:tcW w:type="dxa" w:w="903"/>
           </w:tcPr>
           <w:p>
             <w:pPr>
@@ -1577,13 +1618,13 @@
                 <w:b w:val="0"/>
                 <w:sz w:val="15"/>
               </w:rPr>
-              <w:t>0.9580</w:t>
-            </w:r>
-          </w:p>
-        </w:tc>
-        <w:tc>
-          <w:tcPr>
-            <w:tcW w:type="dxa" w:w="1003"/>
+              <w:t>0.9591</w:t>
+            </w:r>
+          </w:p>
+        </w:tc>
+        <w:tc>
+          <w:tcPr>
+            <w:tcW w:type="dxa" w:w="903"/>
           </w:tcPr>
           <w:p>
             <w:pPr>
@@ -1597,13 +1638,13 @@
                 <w:b w:val="0"/>
                 <w:sz w:val="15"/>
               </w:rPr>
-              <w:t>0.9567</w:t>
-            </w:r>
-          </w:p>
-        </w:tc>
-        <w:tc>
-          <w:tcPr>
-            <w:tcW w:type="dxa" w:w="1003"/>
+              <w:t>0.9603</w:t>
+            </w:r>
+          </w:p>
+        </w:tc>
+        <w:tc>
+          <w:tcPr>
+            <w:tcW w:type="dxa" w:w="903"/>
           </w:tcPr>
           <w:p>
             <w:pPr>
@@ -1617,13 +1658,13 @@
                 <w:b w:val="0"/>
                 <w:sz w:val="15"/>
               </w:rPr>
-              <w:t>0.9566</w:t>
-            </w:r>
-          </w:p>
-        </w:tc>
-        <w:tc>
-          <w:tcPr>
-            <w:tcW w:type="dxa" w:w="1003"/>
+              <w:t>0.9591</w:t>
+            </w:r>
+          </w:p>
+        </w:tc>
+        <w:tc>
+          <w:tcPr>
+            <w:tcW w:type="dxa" w:w="903"/>
           </w:tcPr>
           <w:p>
             <w:pPr>
@@ -1637,13 +1678,13 @@
                 <w:b w:val="0"/>
                 <w:sz w:val="15"/>
               </w:rPr>
-              <w:t>0.8583</w:t>
-            </w:r>
-          </w:p>
-        </w:tc>
-        <w:tc>
-          <w:tcPr>
-            <w:tcW w:type="dxa" w:w="1003"/>
+              <w:t>0.9591</w:t>
+            </w:r>
+          </w:p>
+        </w:tc>
+        <w:tc>
+          <w:tcPr>
+            <w:tcW w:type="dxa" w:w="903"/>
           </w:tcPr>
           <w:p>
             <w:pPr>
@@ -1657,13 +1698,13 @@
                 <w:b w:val="0"/>
                 <w:sz w:val="15"/>
               </w:rPr>
-              <w:t>0.8587</w:t>
-            </w:r>
-          </w:p>
-        </w:tc>
-        <w:tc>
-          <w:tcPr>
-            <w:tcW w:type="dxa" w:w="1003"/>
+              <w:t>0.8713</w:t>
+            </w:r>
+          </w:p>
+        </w:tc>
+        <w:tc>
+          <w:tcPr>
+            <w:tcW w:type="dxa" w:w="903"/>
           </w:tcPr>
           <w:p>
             <w:pPr>
@@ -1677,13 +1718,13 @@
                 <w:b w:val="0"/>
                 <w:sz w:val="15"/>
               </w:rPr>
-              <w:t>0.8583</w:t>
-            </w:r>
-          </w:p>
-        </w:tc>
-        <w:tc>
-          <w:tcPr>
-            <w:tcW w:type="dxa" w:w="1003"/>
+              <w:t>0.8715</w:t>
+            </w:r>
+          </w:p>
+        </w:tc>
+        <w:tc>
+          <w:tcPr>
+            <w:tcW w:type="dxa" w:w="903"/>
           </w:tcPr>
           <w:p>
             <w:pPr>
@@ -1697,7 +1738,27 @@
                 <w:b w:val="0"/>
                 <w:sz w:val="15"/>
               </w:rPr>
-              <w:t>0.8583</w:t>
+              <w:t>0.8713</w:t>
+            </w:r>
+          </w:p>
+        </w:tc>
+        <w:tc>
+          <w:tcPr>
+            <w:tcW w:type="dxa" w:w="903"/>
+          </w:tcPr>
+          <w:p>
+            <w:pPr>
+              <w:spacing w:before="20" w:after="20"/>
+              <w:jc w:val="center"/>
+            </w:pPr>
+            <w:r/>
+            <w:r>
+              <w:rPr>
+                <w:rFonts w:ascii="Times New Roman" w:hAnsi="Times New Roman" w:eastAsia="Times New Roman"/>
+                <w:b w:val="0"/>
+                <w:sz w:val="15"/>
+              </w:rPr>
+              <w:t>0.8713</w:t>
             </w:r>
           </w:p>
         </w:tc>
@@ -1705,12 +1766,19 @@
       <w:tr>
         <w:tc>
           <w:tcPr>
-            <w:tcW w:type="dxa" w:w="1003"/>
-          </w:tcPr>
-          <w:p>
-            <w:pPr>
-              <w:spacing w:before="20" w:after="20"/>
-              <w:jc w:val="left"/>
+            <w:tcW w:type="dxa" w:w="903"/>
+            <w:vMerge/>
+          </w:tcPr>
+          <w:p/>
+        </w:tc>
+        <w:tc>
+          <w:tcPr>
+            <w:tcW w:type="dxa" w:w="903"/>
+          </w:tcPr>
+          <w:p>
+            <w:pPr>
+              <w:spacing w:before="20" w:after="20"/>
+              <w:jc w:val="center"/>
             </w:pPr>
             <w:r/>
             <w:r>
@@ -1719,13 +1787,13 @@
                 <w:b w:val="0"/>
                 <w:sz w:val="15"/>
               </w:rPr>
-              <w:t>Logistic Regression</w:t>
-            </w:r>
-          </w:p>
-        </w:tc>
-        <w:tc>
-          <w:tcPr>
-            <w:tcW w:type="dxa" w:w="1003"/>
+              <w:t>TF-IDF</w:t>
+            </w:r>
+          </w:p>
+        </w:tc>
+        <w:tc>
+          <w:tcPr>
+            <w:tcW w:type="dxa" w:w="903"/>
           </w:tcPr>
           <w:p>
             <w:pPr>
@@ -1739,13 +1807,13 @@
                 <w:b w:val="0"/>
                 <w:sz w:val="15"/>
               </w:rPr>
-              <w:t>0.9825</w:t>
-            </w:r>
-          </w:p>
-        </w:tc>
-        <w:tc>
-          <w:tcPr>
-            <w:tcW w:type="dxa" w:w="1003"/>
+              <w:t>0.9577</w:t>
+            </w:r>
+          </w:p>
+        </w:tc>
+        <w:tc>
+          <w:tcPr>
+            <w:tcW w:type="dxa" w:w="903"/>
           </w:tcPr>
           <w:p>
             <w:pPr>
@@ -1759,13 +1827,13 @@
                 <w:b w:val="0"/>
                 <w:sz w:val="15"/>
               </w:rPr>
-              <w:t>0.9826</w:t>
-            </w:r>
-          </w:p>
-        </w:tc>
-        <w:tc>
-          <w:tcPr>
-            <w:tcW w:type="dxa" w:w="1003"/>
+              <w:t>0.9578</w:t>
+            </w:r>
+          </w:p>
+        </w:tc>
+        <w:tc>
+          <w:tcPr>
+            <w:tcW w:type="dxa" w:w="903"/>
           </w:tcPr>
           <w:p>
             <w:pPr>
@@ -1779,13 +1847,13 @@
                 <w:b w:val="0"/>
                 <w:sz w:val="15"/>
               </w:rPr>
-              <w:t>0.9825</w:t>
-            </w:r>
-          </w:p>
-        </w:tc>
-        <w:tc>
-          <w:tcPr>
-            <w:tcW w:type="dxa" w:w="1003"/>
+              <w:t>0.9577</w:t>
+            </w:r>
+          </w:p>
+        </w:tc>
+        <w:tc>
+          <w:tcPr>
+            <w:tcW w:type="dxa" w:w="903"/>
           </w:tcPr>
           <w:p>
             <w:pPr>
@@ -1799,13 +1867,13 @@
                 <w:b w:val="0"/>
                 <w:sz w:val="15"/>
               </w:rPr>
-              <w:t>0.9825</w:t>
-            </w:r>
-          </w:p>
-        </w:tc>
-        <w:tc>
-          <w:tcPr>
-            <w:tcW w:type="dxa" w:w="1003"/>
+              <w:t>0.9577</w:t>
+            </w:r>
+          </w:p>
+        </w:tc>
+        <w:tc>
+          <w:tcPr>
+            <w:tcW w:type="dxa" w:w="903"/>
           </w:tcPr>
           <w:p>
             <w:pPr>
@@ -1819,13 +1887,13 @@
                 <w:b w:val="0"/>
                 <w:sz w:val="15"/>
               </w:rPr>
-              <w:t>0.9333</w:t>
-            </w:r>
-          </w:p>
-        </w:tc>
-        <w:tc>
-          <w:tcPr>
-            <w:tcW w:type="dxa" w:w="1003"/>
+              <w:t>0.8672</w:t>
+            </w:r>
+          </w:p>
+        </w:tc>
+        <w:tc>
+          <w:tcPr>
+            <w:tcW w:type="dxa" w:w="903"/>
           </w:tcPr>
           <w:p>
             <w:pPr>
@@ -1839,13 +1907,13 @@
                 <w:b w:val="0"/>
                 <w:sz w:val="15"/>
               </w:rPr>
-              <w:t>0.9346</w:t>
-            </w:r>
-          </w:p>
-        </w:tc>
-        <w:tc>
-          <w:tcPr>
-            <w:tcW w:type="dxa" w:w="1003"/>
+              <w:t>0.8698</w:t>
+            </w:r>
+          </w:p>
+        </w:tc>
+        <w:tc>
+          <w:tcPr>
+            <w:tcW w:type="dxa" w:w="903"/>
           </w:tcPr>
           <w:p>
             <w:pPr>
@@ -1859,13 +1927,13 @@
                 <w:b w:val="0"/>
                 <w:sz w:val="15"/>
               </w:rPr>
-              <w:t>0.9333</w:t>
-            </w:r>
-          </w:p>
-        </w:tc>
-        <w:tc>
-          <w:tcPr>
-            <w:tcW w:type="dxa" w:w="1003"/>
+              <w:t>0.8672</w:t>
+            </w:r>
+          </w:p>
+        </w:tc>
+        <w:tc>
+          <w:tcPr>
+            <w:tcW w:type="dxa" w:w="903"/>
           </w:tcPr>
           <w:p>
             <w:pPr>
@@ -1879,7 +1947,7 @@
                 <w:b w:val="0"/>
                 <w:sz w:val="15"/>
               </w:rPr>
-              <w:t>0.9333</w:t>
+              <w:t>0.8670</w:t>
             </w:r>
           </w:p>
         </w:tc>
@@ -1887,27 +1955,418 @@
       <w:tr>
         <w:tc>
           <w:tcPr>
-            <w:tcW w:type="dxa" w:w="1003"/>
-          </w:tcPr>
-          <w:p>
-            <w:pPr>
-              <w:spacing w:before="20" w:after="20"/>
-              <w:jc w:val="left"/>
-            </w:pPr>
-            <w:r/>
+            <w:tcW w:type="dxa" w:w="903"/>
+            <w:vMerge w:val="restart"/>
+          </w:tcPr>
+          <w:p>
+            <w:pPr>
+              <w:spacing w:before="20" w:after="20"/>
+              <w:jc w:val="center"/>
+            </w:pPr>
             <w:r>
               <w:rPr>
                 <w:rFonts w:ascii="Times New Roman" w:hAnsi="Times New Roman" w:eastAsia="Times New Roman"/>
                 <w:b w:val="0"/>
                 <w:sz w:val="15"/>
               </w:rPr>
+              <w:t>Logistic Regression</w:t>
+            </w:r>
+          </w:p>
+        </w:tc>
+        <w:tc>
+          <w:tcPr>
+            <w:tcW w:type="dxa" w:w="903"/>
+          </w:tcPr>
+          <w:p>
+            <w:pPr>
+              <w:spacing w:before="20" w:after="20"/>
+              <w:jc w:val="center"/>
+            </w:pPr>
+            <w:r/>
+            <w:r>
+              <w:rPr>
+                <w:rFonts w:ascii="Times New Roman" w:hAnsi="Times New Roman" w:eastAsia="Times New Roman"/>
+                <w:b w:val="0"/>
+                <w:sz w:val="15"/>
+              </w:rPr>
+              <w:t>BoW</w:t>
+            </w:r>
+          </w:p>
+        </w:tc>
+        <w:tc>
+          <w:tcPr>
+            <w:tcW w:type="dxa" w:w="903"/>
+          </w:tcPr>
+          <w:p>
+            <w:pPr>
+              <w:spacing w:before="20" w:after="20"/>
+              <w:jc w:val="center"/>
+            </w:pPr>
+            <w:r/>
+            <w:r>
+              <w:rPr>
+                <w:rFonts w:ascii="Times New Roman" w:hAnsi="Times New Roman" w:eastAsia="Times New Roman"/>
+                <w:b w:val="0"/>
+                <w:sz w:val="15"/>
+              </w:rPr>
+              <w:t>0.9893</w:t>
+            </w:r>
+          </w:p>
+        </w:tc>
+        <w:tc>
+          <w:tcPr>
+            <w:tcW w:type="dxa" w:w="903"/>
+          </w:tcPr>
+          <w:p>
+            <w:pPr>
+              <w:spacing w:before="20" w:after="20"/>
+              <w:jc w:val="center"/>
+            </w:pPr>
+            <w:r/>
+            <w:r>
+              <w:rPr>
+                <w:rFonts w:ascii="Times New Roman" w:hAnsi="Times New Roman" w:eastAsia="Times New Roman"/>
+                <w:b w:val="0"/>
+                <w:sz w:val="15"/>
+              </w:rPr>
+              <w:t>0.9893</w:t>
+            </w:r>
+          </w:p>
+        </w:tc>
+        <w:tc>
+          <w:tcPr>
+            <w:tcW w:type="dxa" w:w="903"/>
+          </w:tcPr>
+          <w:p>
+            <w:pPr>
+              <w:spacing w:before="20" w:after="20"/>
+              <w:jc w:val="center"/>
+            </w:pPr>
+            <w:r/>
+            <w:r>
+              <w:rPr>
+                <w:rFonts w:ascii="Times New Roman" w:hAnsi="Times New Roman" w:eastAsia="Times New Roman"/>
+                <w:b w:val="0"/>
+                <w:sz w:val="15"/>
+              </w:rPr>
+              <w:t>0.9893</w:t>
+            </w:r>
+          </w:p>
+        </w:tc>
+        <w:tc>
+          <w:tcPr>
+            <w:tcW w:type="dxa" w:w="903"/>
+          </w:tcPr>
+          <w:p>
+            <w:pPr>
+              <w:spacing w:before="20" w:after="20"/>
+              <w:jc w:val="center"/>
+            </w:pPr>
+            <w:r/>
+            <w:r>
+              <w:rPr>
+                <w:rFonts w:ascii="Times New Roman" w:hAnsi="Times New Roman" w:eastAsia="Times New Roman"/>
+                <w:b w:val="0"/>
+                <w:sz w:val="15"/>
+              </w:rPr>
+              <w:t>0.9893</w:t>
+            </w:r>
+          </w:p>
+        </w:tc>
+        <w:tc>
+          <w:tcPr>
+            <w:tcW w:type="dxa" w:w="903"/>
+          </w:tcPr>
+          <w:p>
+            <w:pPr>
+              <w:spacing w:before="20" w:after="20"/>
+              <w:jc w:val="center"/>
+            </w:pPr>
+            <w:r/>
+            <w:r>
+              <w:rPr>
+                <w:rFonts w:ascii="Times New Roman" w:hAnsi="Times New Roman" w:eastAsia="Times New Roman"/>
+                <w:b w:val="0"/>
+                <w:sz w:val="15"/>
+              </w:rPr>
+              <w:t>0.9551</w:t>
+            </w:r>
+          </w:p>
+        </w:tc>
+        <w:tc>
+          <w:tcPr>
+            <w:tcW w:type="dxa" w:w="903"/>
+          </w:tcPr>
+          <w:p>
+            <w:pPr>
+              <w:spacing w:before="20" w:after="20"/>
+              <w:jc w:val="center"/>
+            </w:pPr>
+            <w:r/>
+            <w:r>
+              <w:rPr>
+                <w:rFonts w:ascii="Times New Roman" w:hAnsi="Times New Roman" w:eastAsia="Times New Roman"/>
+                <w:b w:val="0"/>
+                <w:sz w:val="15"/>
+              </w:rPr>
+              <w:t>0.9551</w:t>
+            </w:r>
+          </w:p>
+        </w:tc>
+        <w:tc>
+          <w:tcPr>
+            <w:tcW w:type="dxa" w:w="903"/>
+          </w:tcPr>
+          <w:p>
+            <w:pPr>
+              <w:spacing w:before="20" w:after="20"/>
+              <w:jc w:val="center"/>
+            </w:pPr>
+            <w:r/>
+            <w:r>
+              <w:rPr>
+                <w:rFonts w:ascii="Times New Roman" w:hAnsi="Times New Roman" w:eastAsia="Times New Roman"/>
+                <w:b w:val="0"/>
+                <w:sz w:val="15"/>
+              </w:rPr>
+              <w:t>0.9551</w:t>
+            </w:r>
+          </w:p>
+        </w:tc>
+        <w:tc>
+          <w:tcPr>
+            <w:tcW w:type="dxa" w:w="903"/>
+          </w:tcPr>
+          <w:p>
+            <w:pPr>
+              <w:spacing w:before="20" w:after="20"/>
+              <w:jc w:val="center"/>
+            </w:pPr>
+            <w:r/>
+            <w:r>
+              <w:rPr>
+                <w:rFonts w:ascii="Times New Roman" w:hAnsi="Times New Roman" w:eastAsia="Times New Roman"/>
+                <w:b w:val="0"/>
+                <w:sz w:val="15"/>
+              </w:rPr>
+              <w:t>0.9551</w:t>
+            </w:r>
+          </w:p>
+        </w:tc>
+      </w:tr>
+      <w:tr>
+        <w:tc>
+          <w:tcPr>
+            <w:tcW w:type="dxa" w:w="903"/>
+            <w:vMerge/>
+          </w:tcPr>
+          <w:p/>
+        </w:tc>
+        <w:tc>
+          <w:tcPr>
+            <w:tcW w:type="dxa" w:w="903"/>
+          </w:tcPr>
+          <w:p>
+            <w:pPr>
+              <w:spacing w:before="20" w:after="20"/>
+              <w:jc w:val="center"/>
+            </w:pPr>
+            <w:r/>
+            <w:r>
+              <w:rPr>
+                <w:rFonts w:ascii="Times New Roman" w:hAnsi="Times New Roman" w:eastAsia="Times New Roman"/>
+                <w:b w:val="0"/>
+                <w:sz w:val="15"/>
+              </w:rPr>
+              <w:t>TF-IDF</w:t>
+            </w:r>
+          </w:p>
+        </w:tc>
+        <w:tc>
+          <w:tcPr>
+            <w:tcW w:type="dxa" w:w="903"/>
+          </w:tcPr>
+          <w:p>
+            <w:pPr>
+              <w:spacing w:before="20" w:after="20"/>
+              <w:jc w:val="center"/>
+            </w:pPr>
+            <w:r/>
+            <w:r>
+              <w:rPr>
+                <w:rFonts w:ascii="Times New Roman" w:hAnsi="Times New Roman" w:eastAsia="Times New Roman"/>
+                <w:b w:val="0"/>
+                <w:sz w:val="15"/>
+              </w:rPr>
+              <w:t>0.9857</w:t>
+            </w:r>
+          </w:p>
+        </w:tc>
+        <w:tc>
+          <w:tcPr>
+            <w:tcW w:type="dxa" w:w="903"/>
+          </w:tcPr>
+          <w:p>
+            <w:pPr>
+              <w:spacing w:before="20" w:after="20"/>
+              <w:jc w:val="center"/>
+            </w:pPr>
+            <w:r/>
+            <w:r>
+              <w:rPr>
+                <w:rFonts w:ascii="Times New Roman" w:hAnsi="Times New Roman" w:eastAsia="Times New Roman"/>
+                <w:b w:val="0"/>
+                <w:sz w:val="15"/>
+              </w:rPr>
+              <w:t>0.9858</w:t>
+            </w:r>
+          </w:p>
+        </w:tc>
+        <w:tc>
+          <w:tcPr>
+            <w:tcW w:type="dxa" w:w="903"/>
+          </w:tcPr>
+          <w:p>
+            <w:pPr>
+              <w:spacing w:before="20" w:after="20"/>
+              <w:jc w:val="center"/>
+            </w:pPr>
+            <w:r/>
+            <w:r>
+              <w:rPr>
+                <w:rFonts w:ascii="Times New Roman" w:hAnsi="Times New Roman" w:eastAsia="Times New Roman"/>
+                <w:b w:val="0"/>
+                <w:sz w:val="15"/>
+              </w:rPr>
+              <w:t>0.9857</w:t>
+            </w:r>
+          </w:p>
+        </w:tc>
+        <w:tc>
+          <w:tcPr>
+            <w:tcW w:type="dxa" w:w="903"/>
+          </w:tcPr>
+          <w:p>
+            <w:pPr>
+              <w:spacing w:before="20" w:after="20"/>
+              <w:jc w:val="center"/>
+            </w:pPr>
+            <w:r/>
+            <w:r>
+              <w:rPr>
+                <w:rFonts w:ascii="Times New Roman" w:hAnsi="Times New Roman" w:eastAsia="Times New Roman"/>
+                <w:b w:val="0"/>
+                <w:sz w:val="15"/>
+              </w:rPr>
+              <w:t>0.9857</w:t>
+            </w:r>
+          </w:p>
+        </w:tc>
+        <w:tc>
+          <w:tcPr>
+            <w:tcW w:type="dxa" w:w="903"/>
+          </w:tcPr>
+          <w:p>
+            <w:pPr>
+              <w:spacing w:before="20" w:after="20"/>
+              <w:jc w:val="center"/>
+            </w:pPr>
+            <w:r/>
+            <w:r>
+              <w:rPr>
+                <w:rFonts w:ascii="Times New Roman" w:hAnsi="Times New Roman" w:eastAsia="Times New Roman"/>
+                <w:b w:val="0"/>
+                <w:sz w:val="15"/>
+              </w:rPr>
+              <w:t>0.9365</w:t>
+            </w:r>
+          </w:p>
+        </w:tc>
+        <w:tc>
+          <w:tcPr>
+            <w:tcW w:type="dxa" w:w="903"/>
+          </w:tcPr>
+          <w:p>
+            <w:pPr>
+              <w:spacing w:before="20" w:after="20"/>
+              <w:jc w:val="center"/>
+            </w:pPr>
+            <w:r/>
+            <w:r>
+              <w:rPr>
+                <w:rFonts w:ascii="Times New Roman" w:hAnsi="Times New Roman" w:eastAsia="Times New Roman"/>
+                <w:b w:val="0"/>
+                <w:sz w:val="15"/>
+              </w:rPr>
+              <w:t>0.9365</w:t>
+            </w:r>
+          </w:p>
+        </w:tc>
+        <w:tc>
+          <w:tcPr>
+            <w:tcW w:type="dxa" w:w="903"/>
+          </w:tcPr>
+          <w:p>
+            <w:pPr>
+              <w:spacing w:before="20" w:after="20"/>
+              <w:jc w:val="center"/>
+            </w:pPr>
+            <w:r/>
+            <w:r>
+              <w:rPr>
+                <w:rFonts w:ascii="Times New Roman" w:hAnsi="Times New Roman" w:eastAsia="Times New Roman"/>
+                <w:b w:val="0"/>
+                <w:sz w:val="15"/>
+              </w:rPr>
+              <w:t>0.9365</w:t>
+            </w:r>
+          </w:p>
+        </w:tc>
+        <w:tc>
+          <w:tcPr>
+            <w:tcW w:type="dxa" w:w="903"/>
+          </w:tcPr>
+          <w:p>
+            <w:pPr>
+              <w:spacing w:before="20" w:after="20"/>
+              <w:jc w:val="center"/>
+            </w:pPr>
+            <w:r/>
+            <w:r>
+              <w:rPr>
+                <w:rFonts w:ascii="Times New Roman" w:hAnsi="Times New Roman" w:eastAsia="Times New Roman"/>
+                <w:b w:val="0"/>
+                <w:sz w:val="15"/>
+              </w:rPr>
+              <w:t>0.9365</w:t>
+            </w:r>
+          </w:p>
+        </w:tc>
+      </w:tr>
+      <w:tr>
+        <w:tc>
+          <w:tcPr>
+            <w:tcW w:type="dxa" w:w="903"/>
+            <w:vMerge w:val="restart"/>
+          </w:tcPr>
+          <w:p>
+            <w:pPr>
+              <w:spacing w:before="20" w:after="20"/>
+              <w:jc w:val="center"/>
+            </w:pPr>
+            <w:r>
+              <w:rPr>
+                <w:rFonts w:ascii="Times New Roman" w:hAnsi="Times New Roman" w:eastAsia="Times New Roman"/>
+                <w:b w:val="0"/>
+                <w:sz w:val="15"/>
+              </w:rPr>
               <w:t>Support Vector Machine</w:t>
             </w:r>
           </w:p>
         </w:tc>
         <w:tc>
           <w:tcPr>
-            <w:tcW w:type="dxa" w:w="1003"/>
+            <w:tcW w:type="dxa" w:w="903"/>
           </w:tcPr>
           <w:p>
             <w:pPr>
@@ -1921,13 +2380,13 @@
                 <w:b w:val="0"/>
                 <w:sz w:val="15"/>
               </w:rPr>
-              <w:t>0.9875</w:t>
-            </w:r>
-          </w:p>
-        </w:tc>
-        <w:tc>
-          <w:tcPr>
-            <w:tcW w:type="dxa" w:w="1003"/>
+              <w:t>BoW</w:t>
+            </w:r>
+          </w:p>
+        </w:tc>
+        <w:tc>
+          <w:tcPr>
+            <w:tcW w:type="dxa" w:w="903"/>
           </w:tcPr>
           <w:p>
             <w:pPr>
@@ -1941,13 +2400,13 @@
                 <w:b w:val="0"/>
                 <w:sz w:val="15"/>
               </w:rPr>
-              <w:t>0.9877</w:t>
-            </w:r>
-          </w:p>
-        </w:tc>
-        <w:tc>
-          <w:tcPr>
-            <w:tcW w:type="dxa" w:w="1003"/>
+              <w:t>0.9870</w:t>
+            </w:r>
+          </w:p>
+        </w:tc>
+        <w:tc>
+          <w:tcPr>
+            <w:tcW w:type="dxa" w:w="903"/>
           </w:tcPr>
           <w:p>
             <w:pPr>
@@ -1961,13 +2420,13 @@
                 <w:b w:val="0"/>
                 <w:sz w:val="15"/>
               </w:rPr>
-              <w:t>0.9875</w:t>
-            </w:r>
-          </w:p>
-        </w:tc>
-        <w:tc>
-          <w:tcPr>
-            <w:tcW w:type="dxa" w:w="1003"/>
+              <w:t>0.9870</w:t>
+            </w:r>
+          </w:p>
+        </w:tc>
+        <w:tc>
+          <w:tcPr>
+            <w:tcW w:type="dxa" w:w="903"/>
           </w:tcPr>
           <w:p>
             <w:pPr>
@@ -1981,13 +2440,13 @@
                 <w:b w:val="0"/>
                 <w:sz w:val="15"/>
               </w:rPr>
-              <w:t>0.9875</w:t>
-            </w:r>
-          </w:p>
-        </w:tc>
-        <w:tc>
-          <w:tcPr>
-            <w:tcW w:type="dxa" w:w="1003"/>
+              <w:t>0.9870</w:t>
+            </w:r>
+          </w:p>
+        </w:tc>
+        <w:tc>
+          <w:tcPr>
+            <w:tcW w:type="dxa" w:w="903"/>
           </w:tcPr>
           <w:p>
             <w:pPr>
@@ -2001,13 +2460,13 @@
                 <w:b w:val="0"/>
                 <w:sz w:val="15"/>
               </w:rPr>
-              <w:t>0.9083</w:t>
-            </w:r>
-          </w:p>
-        </w:tc>
-        <w:tc>
-          <w:tcPr>
-            <w:tcW w:type="dxa" w:w="1003"/>
+              <w:t>0.9870</w:t>
+            </w:r>
+          </w:p>
+        </w:tc>
+        <w:tc>
+          <w:tcPr>
+            <w:tcW w:type="dxa" w:w="903"/>
           </w:tcPr>
           <w:p>
             <w:pPr>
@@ -2021,13 +2480,13 @@
                 <w:b w:val="0"/>
                 <w:sz w:val="15"/>
               </w:rPr>
-              <w:t>0.9084</w:t>
-            </w:r>
-          </w:p>
-        </w:tc>
-        <w:tc>
-          <w:tcPr>
-            <w:tcW w:type="dxa" w:w="1003"/>
+              <w:t>0.9475</w:t>
+            </w:r>
+          </w:p>
+        </w:tc>
+        <w:tc>
+          <w:tcPr>
+            <w:tcW w:type="dxa" w:w="903"/>
           </w:tcPr>
           <w:p>
             <w:pPr>
@@ -2041,13 +2500,13 @@
                 <w:b w:val="0"/>
                 <w:sz w:val="15"/>
               </w:rPr>
-              <w:t>0.9083</w:t>
-            </w:r>
-          </w:p>
-        </w:tc>
-        <w:tc>
-          <w:tcPr>
-            <w:tcW w:type="dxa" w:w="1003"/>
+              <w:t>0.9476</w:t>
+            </w:r>
+          </w:p>
+        </w:tc>
+        <w:tc>
+          <w:tcPr>
+            <w:tcW w:type="dxa" w:w="903"/>
           </w:tcPr>
           <w:p>
             <w:pPr>
@@ -2061,7 +2520,216 @@
                 <w:b w:val="0"/>
                 <w:sz w:val="15"/>
               </w:rPr>
-              <w:t>0.9083</w:t>
+              <w:t>0.9475</w:t>
+            </w:r>
+          </w:p>
+        </w:tc>
+        <w:tc>
+          <w:tcPr>
+            <w:tcW w:type="dxa" w:w="903"/>
+          </w:tcPr>
+          <w:p>
+            <w:pPr>
+              <w:spacing w:before="20" w:after="20"/>
+              <w:jc w:val="center"/>
+            </w:pPr>
+            <w:r/>
+            <w:r>
+              <w:rPr>
+                <w:rFonts w:ascii="Times New Roman" w:hAnsi="Times New Roman" w:eastAsia="Times New Roman"/>
+                <w:b w:val="0"/>
+                <w:sz w:val="15"/>
+              </w:rPr>
+              <w:t>0.9475</w:t>
+            </w:r>
+          </w:p>
+        </w:tc>
+      </w:tr>
+      <w:tr>
+        <w:tc>
+          <w:tcPr>
+            <w:tcW w:type="dxa" w:w="903"/>
+            <w:vMerge/>
+          </w:tcPr>
+          <w:p/>
+        </w:tc>
+        <w:tc>
+          <w:tcPr>
+            <w:tcW w:type="dxa" w:w="903"/>
+          </w:tcPr>
+          <w:p>
+            <w:pPr>
+              <w:spacing w:before="20" w:after="20"/>
+              <w:jc w:val="center"/>
+            </w:pPr>
+            <w:r/>
+            <w:r>
+              <w:rPr>
+                <w:rFonts w:ascii="Times New Roman" w:hAnsi="Times New Roman" w:eastAsia="Times New Roman"/>
+                <w:b w:val="0"/>
+                <w:sz w:val="15"/>
+              </w:rPr>
+              <w:t>TF-IDF</w:t>
+            </w:r>
+          </w:p>
+        </w:tc>
+        <w:tc>
+          <w:tcPr>
+            <w:tcW w:type="dxa" w:w="903"/>
+          </w:tcPr>
+          <w:p>
+            <w:pPr>
+              <w:spacing w:before="20" w:after="20"/>
+              <w:jc w:val="center"/>
+            </w:pPr>
+            <w:r/>
+            <w:r>
+              <w:rPr>
+                <w:rFonts w:ascii="Times New Roman" w:hAnsi="Times New Roman" w:eastAsia="Times New Roman"/>
+                <w:b w:val="0"/>
+                <w:sz w:val="15"/>
+              </w:rPr>
+              <w:t>0.9910</w:t>
+            </w:r>
+          </w:p>
+        </w:tc>
+        <w:tc>
+          <w:tcPr>
+            <w:tcW w:type="dxa" w:w="903"/>
+          </w:tcPr>
+          <w:p>
+            <w:pPr>
+              <w:spacing w:before="20" w:after="20"/>
+              <w:jc w:val="center"/>
+            </w:pPr>
+            <w:r/>
+            <w:r>
+              <w:rPr>
+                <w:rFonts w:ascii="Times New Roman" w:hAnsi="Times New Roman" w:eastAsia="Times New Roman"/>
+                <w:b w:val="0"/>
+                <w:sz w:val="15"/>
+              </w:rPr>
+              <w:t>0.9911</w:t>
+            </w:r>
+          </w:p>
+        </w:tc>
+        <w:tc>
+          <w:tcPr>
+            <w:tcW w:type="dxa" w:w="903"/>
+          </w:tcPr>
+          <w:p>
+            <w:pPr>
+              <w:spacing w:before="20" w:after="20"/>
+              <w:jc w:val="center"/>
+            </w:pPr>
+            <w:r/>
+            <w:r>
+              <w:rPr>
+                <w:rFonts w:ascii="Times New Roman" w:hAnsi="Times New Roman" w:eastAsia="Times New Roman"/>
+                <w:b w:val="0"/>
+                <w:sz w:val="15"/>
+              </w:rPr>
+              <w:t>0.9910</w:t>
+            </w:r>
+          </w:p>
+        </w:tc>
+        <w:tc>
+          <w:tcPr>
+            <w:tcW w:type="dxa" w:w="903"/>
+          </w:tcPr>
+          <w:p>
+            <w:pPr>
+              <w:spacing w:before="20" w:after="20"/>
+              <w:jc w:val="center"/>
+            </w:pPr>
+            <w:r/>
+            <w:r>
+              <w:rPr>
+                <w:rFonts w:ascii="Times New Roman" w:hAnsi="Times New Roman" w:eastAsia="Times New Roman"/>
+                <w:b w:val="0"/>
+                <w:sz w:val="15"/>
+              </w:rPr>
+              <w:t>0.9910</w:t>
+            </w:r>
+          </w:p>
+        </w:tc>
+        <w:tc>
+          <w:tcPr>
+            <w:tcW w:type="dxa" w:w="903"/>
+          </w:tcPr>
+          <w:p>
+            <w:pPr>
+              <w:spacing w:before="20" w:after="20"/>
+              <w:jc w:val="center"/>
+            </w:pPr>
+            <w:r/>
+            <w:r>
+              <w:rPr>
+                <w:rFonts w:ascii="Times New Roman" w:hAnsi="Times New Roman" w:eastAsia="Times New Roman"/>
+                <w:b w:val="0"/>
+                <w:sz w:val="15"/>
+              </w:rPr>
+              <w:t>0.9449</w:t>
+            </w:r>
+          </w:p>
+        </w:tc>
+        <w:tc>
+          <w:tcPr>
+            <w:tcW w:type="dxa" w:w="903"/>
+          </w:tcPr>
+          <w:p>
+            <w:pPr>
+              <w:spacing w:before="20" w:after="20"/>
+              <w:jc w:val="center"/>
+            </w:pPr>
+            <w:r/>
+            <w:r>
+              <w:rPr>
+                <w:rFonts w:ascii="Times New Roman" w:hAnsi="Times New Roman" w:eastAsia="Times New Roman"/>
+                <w:b w:val="0"/>
+                <w:sz w:val="15"/>
+              </w:rPr>
+              <w:t>0.9452</w:t>
+            </w:r>
+          </w:p>
+        </w:tc>
+        <w:tc>
+          <w:tcPr>
+            <w:tcW w:type="dxa" w:w="903"/>
+          </w:tcPr>
+          <w:p>
+            <w:pPr>
+              <w:spacing w:before="20" w:after="20"/>
+              <w:jc w:val="center"/>
+            </w:pPr>
+            <w:r/>
+            <w:r>
+              <w:rPr>
+                <w:rFonts w:ascii="Times New Roman" w:hAnsi="Times New Roman" w:eastAsia="Times New Roman"/>
+                <w:b w:val="0"/>
+                <w:sz w:val="15"/>
+              </w:rPr>
+              <w:t>0.9449</w:t>
+            </w:r>
+          </w:p>
+        </w:tc>
+        <w:tc>
+          <w:tcPr>
+            <w:tcW w:type="dxa" w:w="903"/>
+          </w:tcPr>
+          <w:p>
+            <w:pPr>
+              <w:spacing w:before="20" w:after="20"/>
+              <w:jc w:val="center"/>
+            </w:pPr>
+            <w:r/>
+            <w:r>
+              <w:rPr>
+                <w:rFonts w:ascii="Times New Roman" w:hAnsi="Times New Roman" w:eastAsia="Times New Roman"/>
+                <w:b w:val="0"/>
+                <w:sz w:val="15"/>
+              </w:rPr>
+              <w:t>0.9449</w:t>
             </w:r>
           </w:p>
         </w:tc>
@@ -6734,7 +7402,7 @@
           <w:b w:val="0"/>
           <w:sz w:val="24"/>
         </w:rPr>
-        <w:t>Table 3 brings everything together in the form the project specification asks for. The three classical rows come from the midterm experiments and the three transformer rows come from the final term. One caution belongs with that table. The classical models were trained on the 6,000-row midterm sample while the transformers were trained on the full balanced corpora, so the comparison is not matched on training data size. To check that this does not change the story, we also refitted all three classical models on the full corpora using the same split as the transformers. Those refits give 0.9910 on DAIGT V2 and 0.9551 on HC3 for the best classical model, so scaling the classical models up narrows the gap on DAIGT V2 and leaves it wide on HC3.</w:t>
+        <w:t>Table 3 brings everything together in the form the project specification asks for. Every row now comes from the full balanced corpora and the same fixed split, so unlike an earlier version of this report the comparison is not mixing two dataset sizes. The three classical rows are the midterm models re-run at full scale, each shown with whichever of the two representations worked better for that dataset.</w:t>
       </w:r>
     </w:p>
     <w:p>
@@ -6747,7 +7415,7 @@
           <w:b w:val="0"/>
           <w:sz w:val="24"/>
         </w:rPr>
-        <w:t>Reading the table across, three conclusions hold. The first is that DeBERTa is the best single model on both datasets. The second is that the size of its advantage depends entirely on which dataset you look at. On DAIGT V2 the best classical model from the midterm reaches 0.9875 and DeBERTa reaches 0.9917, a difference of less than half a point, so the extra cost of a transformer buys very little. On HC3 the same comparison is 0.9333 against 0.9972, and the transformer is doing something the classical models cannot. The third is that the ensemble adds nothing we can demonstrate.</w:t>
+        <w:t>Reading the table across, three conclusions hold. The first is that DeBERTa is the best single model on both datasets. The second is that the size of its advantage depends entirely on which dataset you look at. On DAIGT V2 the best classical model reaches 0.9910 and DeBERTa reaches 0.9917, a difference of 0.07 of a percentage point, so the extra cost of a transformer buys almost nothing there. On HC3 the same comparison is 0.9551 against 0.9972, a gap of more than four points, and the transformer is clearly doing something the classical models cannot. The third is that the ensemble adds nothing we can demonstrate.</w:t>
       </w:r>
     </w:p>
     <w:p>
@@ -6760,6 +7428,19 @@
           <w:b w:val="0"/>
           <w:sz w:val="24"/>
         </w:rPr>
+        <w:t>It is worth being precise about the DAIGT V2 result rather than rounding it away. The classical model reads the whole document while the transformers read only their first 128 tokens, which is about a third of the average essay. When we refitted the classical models on exactly the same 128-token span the transformers see, their error rate rose from 0.90 to 2.10 per cent while BERT stayed at 0.84. So the apparent tie on DAIGT V2 is not evidence that a bag-of-words model is as good as a transformer. It is evidence that reading the whole essay is worth about as much as being a transformer, which is a different and more useful statement.</w:t>
+      </w:r>
+    </w:p>
+    <w:p>
+      <w:pPr>
+        <w:jc w:val="both"/>
+      </w:pPr>
+      <w:r>
+        <w:rPr>
+          <w:rFonts w:ascii="Times New Roman" w:hAnsi="Times New Roman" w:eastAsia="Times New Roman"/>
+          <w:b w:val="0"/>
+          <w:sz w:val="24"/>
+        </w:rPr>
         <w:t>We also ran one experiment that is not required by the specification but explains the pattern above, and it is the most interesting thing we found. We built two restricted models. One reads only 47 surface properties of the text, such as how often a space appears before a full stop, how long the document is, and how often capital letters are used. It never sees a single word. The other reads only the words, after punctuation, capitalisation and unusual characters have been stripped out. On HC3 these two score almost identically, with error rates of 3.20 and 3.26 per cent, and a paired test cannot separate them. In other words, on HC3 you can do about as well by looking at how the text is punctuated as by reading what it says. On DAIGT V2 the picture is different, with 7.86 per cent error from surface alone against 0.99 per cent from words alone, so the words carry roughly eight times more of the signal.</w:t>
       </w:r>
     </w:p>
@@ -6783,7 +7464,7 @@
           <w:b w:val="0"/>
           <w:sz w:val="20"/>
         </w:rPr>
-        <w:t>Table 3. Final comparison. The three classical rows come from the midterm experiments and the three transformer rows from the final-term experiments, as the project specification requires. The classical rows therefore use the 6,000-row sample and the transformer rows the full corpora.</w:t>
+        <w:t>Table 3. Final comparison. Every row comes from the full balanced corpora and the same fixed split. The three classical rows are the midterm models re-run at full scale, each using whichever representation was better for that dataset, which is bag-of-words everywhere except the support vector machine on DAIGT V2. The ENSEMBLE row uses the weight chosen on validation.</w:t>
       </w:r>
     </w:p>
     <w:tbl>
@@ -7058,7 +7739,7 @@
                 <w:b w:val="0"/>
                 <w:sz w:val="15"/>
               </w:rPr>
-              <w:t>Naive Bayes</w:t>
+              <w:t>Naive Bayes (BoW / BoW)</w:t>
             </w:r>
           </w:p>
         </w:tc>
@@ -7078,7 +7759,7 @@
                 <w:b w:val="0"/>
                 <w:sz w:val="15"/>
               </w:rPr>
-              <w:t>0.9567</w:t>
+              <w:t>0.9591</w:t>
             </w:r>
           </w:p>
         </w:tc>
@@ -7098,7 +7779,7 @@
                 <w:b w:val="0"/>
                 <w:sz w:val="15"/>
               </w:rPr>
-              <w:t>0.9580</w:t>
+              <w:t>0.9603</w:t>
             </w:r>
           </w:p>
         </w:tc>
@@ -7118,7 +7799,7 @@
                 <w:b w:val="0"/>
                 <w:sz w:val="15"/>
               </w:rPr>
-              <w:t>0.9567</w:t>
+              <w:t>0.9591</w:t>
             </w:r>
           </w:p>
         </w:tc>
@@ -7138,7 +7819,7 @@
                 <w:b w:val="0"/>
                 <w:sz w:val="15"/>
               </w:rPr>
-              <w:t>0.9566</w:t>
+              <w:t>0.9591</w:t>
             </w:r>
           </w:p>
         </w:tc>
@@ -7158,7 +7839,7 @@
                 <w:b w:val="0"/>
                 <w:sz w:val="15"/>
               </w:rPr>
-              <w:t>0.8583</w:t>
+              <w:t>0.8713</w:t>
             </w:r>
           </w:p>
         </w:tc>
@@ -7178,7 +7859,7 @@
                 <w:b w:val="0"/>
                 <w:sz w:val="15"/>
               </w:rPr>
-              <w:t>0.8587</w:t>
+              <w:t>0.8715</w:t>
             </w:r>
           </w:p>
         </w:tc>
@@ -7198,7 +7879,7 @@
                 <w:b w:val="0"/>
                 <w:sz w:val="15"/>
               </w:rPr>
-              <w:t>0.8583</w:t>
+              <w:t>0.8713</w:t>
             </w:r>
           </w:p>
         </w:tc>
@@ -7218,7 +7899,7 @@
                 <w:b w:val="0"/>
                 <w:sz w:val="15"/>
               </w:rPr>
-              <w:t>0.8583</w:t>
+              <w:t>0.8713</w:t>
             </w:r>
           </w:p>
         </w:tc>
@@ -7240,7 +7921,7 @@
                 <w:b w:val="0"/>
                 <w:sz w:val="15"/>
               </w:rPr>
-              <w:t>Logistic Regression</w:t>
+              <w:t>Logistic Regression (BoW / BoW)</w:t>
             </w:r>
           </w:p>
         </w:tc>
@@ -7260,7 +7941,7 @@
                 <w:b w:val="0"/>
                 <w:sz w:val="15"/>
               </w:rPr>
-              <w:t>0.9825</w:t>
+              <w:t>0.9893</w:t>
             </w:r>
           </w:p>
         </w:tc>
@@ -7280,7 +7961,7 @@
                 <w:b w:val="0"/>
                 <w:sz w:val="15"/>
               </w:rPr>
-              <w:t>0.9826</w:t>
+              <w:t>0.9893</w:t>
             </w:r>
           </w:p>
         </w:tc>
@@ -7300,7 +7981,7 @@
                 <w:b w:val="0"/>
                 <w:sz w:val="15"/>
               </w:rPr>
-              <w:t>0.9825</w:t>
+              <w:t>0.9893</w:t>
             </w:r>
           </w:p>
         </w:tc>
@@ -7320,7 +8001,7 @@
                 <w:b w:val="0"/>
                 <w:sz w:val="15"/>
               </w:rPr>
-              <w:t>0.9825</w:t>
+              <w:t>0.9893</w:t>
             </w:r>
           </w:p>
         </w:tc>
@@ -7340,7 +8021,7 @@
                 <w:b w:val="0"/>
                 <w:sz w:val="15"/>
               </w:rPr>
-              <w:t>0.9333</w:t>
+              <w:t>0.9551</w:t>
             </w:r>
           </w:p>
         </w:tc>
@@ -7360,7 +8041,7 @@
                 <w:b w:val="0"/>
                 <w:sz w:val="15"/>
               </w:rPr>
-              <w:t>0.9346</w:t>
+              <w:t>0.9551</w:t>
             </w:r>
           </w:p>
         </w:tc>
@@ -7380,7 +8061,7 @@
                 <w:b w:val="0"/>
                 <w:sz w:val="15"/>
               </w:rPr>
-              <w:t>0.9333</w:t>
+              <w:t>0.9551</w:t>
             </w:r>
           </w:p>
         </w:tc>
@@ -7400,7 +8081,7 @@
                 <w:b w:val="0"/>
                 <w:sz w:val="15"/>
               </w:rPr>
-              <w:t>0.9333</w:t>
+              <w:t>0.9551</w:t>
             </w:r>
           </w:p>
         </w:tc>
@@ -7422,7 +8103,7 @@
                 <w:b w:val="0"/>
                 <w:sz w:val="15"/>
               </w:rPr>
-              <w:t>Support Vector Machine</w:t>
+              <w:t>Support Vector Machine (TF-IDF / BoW)</w:t>
             </w:r>
           </w:p>
         </w:tc>
@@ -7442,7 +8123,7 @@
                 <w:b w:val="0"/>
                 <w:sz w:val="15"/>
               </w:rPr>
-              <w:t>0.9875</w:t>
+              <w:t>0.9910</w:t>
             </w:r>
           </w:p>
         </w:tc>
@@ -7462,7 +8143,7 @@
                 <w:b w:val="0"/>
                 <w:sz w:val="15"/>
               </w:rPr>
-              <w:t>0.9877</w:t>
+              <w:t>0.9911</w:t>
             </w:r>
           </w:p>
         </w:tc>
@@ -7482,7 +8163,7 @@
                 <w:b w:val="0"/>
                 <w:sz w:val="15"/>
               </w:rPr>
-              <w:t>0.9875</w:t>
+              <w:t>0.9910</w:t>
             </w:r>
           </w:p>
         </w:tc>
@@ -7502,7 +8183,7 @@
                 <w:b w:val="0"/>
                 <w:sz w:val="15"/>
               </w:rPr>
-              <w:t>0.9875</w:t>
+              <w:t>0.9910</w:t>
             </w:r>
           </w:p>
         </w:tc>
@@ -7522,7 +8203,7 @@
                 <w:b w:val="0"/>
                 <w:sz w:val="15"/>
               </w:rPr>
-              <w:t>0.9083</w:t>
+              <w:t>0.9475</w:t>
             </w:r>
           </w:p>
         </w:tc>
@@ -7542,7 +8223,7 @@
                 <w:b w:val="0"/>
                 <w:sz w:val="15"/>
               </w:rPr>
-              <w:t>0.9084</w:t>
+              <w:t>0.9476</w:t>
             </w:r>
           </w:p>
         </w:tc>
@@ -7562,7 +8243,7 @@
                 <w:b w:val="0"/>
                 <w:sz w:val="15"/>
               </w:rPr>
-              <w:t>0.9083</w:t>
+              <w:t>0.9475</w:t>
             </w:r>
           </w:p>
         </w:tc>
@@ -7582,7 +8263,7 @@
                 <w:b w:val="0"/>
                 <w:sz w:val="15"/>
               </w:rPr>
-              <w:t>0.9083</w:t>
+              <w:t>0.9475</w:t>
             </w:r>
           </w:p>
         </w:tc>
@@ -8305,7 +8986,7 @@
           <w:b w:val="0"/>
           <w:sz w:val="24"/>
         </w:rPr>
-        <w:t>We built and compared five families of model for deciding whether text is human-written or machine-generated, on two public datasets, using one fixed split and one training harness so that the comparisons are fair. DeBERTa is the best single model on both, reaching 0.9917 weighted F1 on DAIGT V2 and 0.9972 on HC3, which improves on the best classical model from our midterm project by less than half a point on the first dataset and by more than six points on the second. A soft-vote ensemble of BERT and DeBERTa did not reliably improve on DeBERTa alone, and we report that plainly rather than presenting a difference in the fourth decimal place as a gain.</w:t>
+        <w:t>We built and compared five families of model for deciding whether text is human-written or machine-generated, on two public datasets, using one fixed split and one training harness so that the comparisons are fair. DeBERTa is the best single model on both, reaching 0.9917 weighted F1 on DAIGT V2 and 0.9972 on HC3, which improves on the best classical model by 0.07 of a percentage point on the first dataset and by more than four points on the second. A soft-vote ensemble of BERT and DeBERTa did not reliably improve on DeBERTa alone, and we report that plainly rather than presenting a difference in the fourth decimal place as a gain.</w:t>
       </w:r>
     </w:p>
     <w:p>

--- a/docs/NLP Final Report - Group 02 Section B.docx
+++ b/docs/NLP Final Report - Group 02 Section B.docx
@@ -7402,7 +7402,7 @@
           <w:b w:val="0"/>
           <w:sz w:val="24"/>
         </w:rPr>
-        <w:t>Table 3 brings everything together in the form the project specification asks for. Every row now comes from the full balanced corpora and the same fixed split, so unlike an earlier version of this report the comparison is not mixing two dataset sizes. The three classical rows are the midterm models re-run at full scale, each shown with whichever of the two representations worked better for that dataset.</w:t>
+        <w:t>Table 3 brings everything together in the form the project specification asks for. Every row now comes from the full balanced corpora and the same fixed split, so unlike an earlier version of this report the comparison is not mixing two dataset sizes. The three classical rows are the midterm models re-run at full scale, each shown with whichever of the two text representations worked better on that dataset, which the Rep. column names. The transformers read raw text, so no representation applies to them.</w:t>
       </w:r>
     </w:p>
     <w:p>
@@ -7464,7 +7464,7 @@
           <w:b w:val="0"/>
           <w:sz w:val="20"/>
         </w:rPr>
-        <w:t>Table 3. Final comparison. Every row comes from the full balanced corpora and the same fixed split. The three classical rows are the midterm models re-run at full scale, each using whichever representation was better for that dataset, which is bag-of-words everywhere except the support vector machine on DAIGT V2. The ENSEMBLE row uses the weight chosen on validation.</w:t>
+        <w:t>Table 3. Final comparison. Every row comes from the full balanced corpora and the same fixed split. The three classical rows are the midterm models re-run at full scale, each shown with whichever text representation performed better on that dataset, which the Rep. column names. The transformers read raw text, so no representation applies to them. The ENSEMBLE row uses the weight chosen on validation.</w:t>
       </w:r>
     </w:p>
     <w:tbl>
@@ -7475,15 +7475,17 @@
         <w:tblLook w:firstColumn="1" w:firstRow="1" w:lastColumn="0" w:lastRow="0" w:noHBand="0" w:noVBand="1" w:val="04A0"/>
       </w:tblPr>
       <w:tblGrid>
-        <w:gridCol w:w="1003"/>
-        <w:gridCol w:w="1003"/>
-        <w:gridCol w:w="1003"/>
-        <w:gridCol w:w="1003"/>
-        <w:gridCol w:w="1003"/>
-        <w:gridCol w:w="1003"/>
-        <w:gridCol w:w="1003"/>
-        <w:gridCol w:w="1003"/>
-        <w:gridCol w:w="1003"/>
+        <w:gridCol w:w="821"/>
+        <w:gridCol w:w="821"/>
+        <w:gridCol w:w="821"/>
+        <w:gridCol w:w="821"/>
+        <w:gridCol w:w="821"/>
+        <w:gridCol w:w="821"/>
+        <w:gridCol w:w="821"/>
+        <w:gridCol w:w="821"/>
+        <w:gridCol w:w="821"/>
+        <w:gridCol w:w="821"/>
+        <w:gridCol w:w="821"/>
       </w:tblGrid>
       <w:tr>
         <w:trPr>
@@ -7491,7 +7493,7 @@
         </w:trPr>
         <w:tc>
           <w:tcPr>
-            <w:tcW w:type="dxa" w:w="1003"/>
+            <w:tcW w:type="dxa" w:w="821"/>
             <w:vMerge w:val="restart"/>
           </w:tcPr>
           <w:p>
@@ -7503,7 +7505,7 @@
               <w:rPr>
                 <w:rFonts w:ascii="Times New Roman" w:hAnsi="Times New Roman" w:eastAsia="Times New Roman"/>
                 <w:b/>
-                <w:sz w:val="15"/>
+                <w:sz w:val="14"/>
               </w:rPr>
               <w:t>Model</w:t>
             </w:r>
@@ -7511,8 +7513,8 @@
         </w:tc>
         <w:tc>
           <w:tcPr>
-            <w:tcW w:type="dxa" w:w="4012"/>
-            <w:gridSpan w:val="4"/>
+            <w:tcW w:type="dxa" w:w="4105"/>
+            <w:gridSpan w:val="5"/>
           </w:tcPr>
           <w:p>
             <w:pPr>
@@ -7523,7 +7525,7 @@
               <w:rPr>
                 <w:rFonts w:ascii="Times New Roman" w:hAnsi="Times New Roman" w:eastAsia="Times New Roman"/>
                 <w:b/>
-                <w:sz w:val="15"/>
+                <w:sz w:val="14"/>
               </w:rPr>
               <w:t>Dataset 1 (DAIGT V2)</w:t>
             </w:r>
@@ -7531,8 +7533,8 @@
         </w:tc>
         <w:tc>
           <w:tcPr>
-            <w:tcW w:type="dxa" w:w="4012"/>
-            <w:gridSpan w:val="4"/>
+            <w:tcW w:type="dxa" w:w="4105"/>
+            <w:gridSpan w:val="5"/>
           </w:tcPr>
           <w:p>
             <w:pPr>
@@ -7543,7 +7545,7 @@
               <w:rPr>
                 <w:rFonts w:ascii="Times New Roman" w:hAnsi="Times New Roman" w:eastAsia="Times New Roman"/>
                 <w:b/>
-                <w:sz w:val="15"/>
+                <w:sz w:val="14"/>
               </w:rPr>
               <w:t>Dataset 2 (HC3)</w:t>
             </w:r>
@@ -7556,14 +7558,14 @@
         </w:trPr>
         <w:tc>
           <w:tcPr>
-            <w:tcW w:type="dxa" w:w="1003"/>
+            <w:tcW w:type="dxa" w:w="821"/>
             <w:vMerge/>
           </w:tcPr>
           <w:p/>
         </w:tc>
         <w:tc>
           <w:tcPr>
-            <w:tcW w:type="dxa" w:w="1003"/>
+            <w:tcW w:type="dxa" w:w="821"/>
           </w:tcPr>
           <w:p>
             <w:pPr>
@@ -7575,7 +7577,27 @@
               <w:rPr>
                 <w:rFonts w:ascii="Times New Roman" w:hAnsi="Times New Roman" w:eastAsia="Times New Roman"/>
                 <w:b/>
-                <w:sz w:val="15"/>
+                <w:sz w:val="14"/>
+              </w:rPr>
+              <w:t>Rep.</w:t>
+            </w:r>
+          </w:p>
+        </w:tc>
+        <w:tc>
+          <w:tcPr>
+            <w:tcW w:type="dxa" w:w="821"/>
+          </w:tcPr>
+          <w:p>
+            <w:pPr>
+              <w:spacing w:before="20" w:after="20"/>
+              <w:jc w:val="center"/>
+            </w:pPr>
+            <w:r/>
+            <w:r>
+              <w:rPr>
+                <w:rFonts w:ascii="Times New Roman" w:hAnsi="Times New Roman" w:eastAsia="Times New Roman"/>
+                <w:b/>
+                <w:sz w:val="14"/>
               </w:rPr>
               <w:t>Acc</w:t>
             </w:r>
@@ -7583,7 +7605,7 @@
         </w:tc>
         <w:tc>
           <w:tcPr>
-            <w:tcW w:type="dxa" w:w="1003"/>
+            <w:tcW w:type="dxa" w:w="821"/>
           </w:tcPr>
           <w:p>
             <w:pPr>
@@ -7595,7 +7617,7 @@
               <w:rPr>
                 <w:rFonts w:ascii="Times New Roman" w:hAnsi="Times New Roman" w:eastAsia="Times New Roman"/>
                 <w:b/>
-                <w:sz w:val="15"/>
+                <w:sz w:val="14"/>
               </w:rPr>
               <w:t>Prec</w:t>
             </w:r>
@@ -7603,7 +7625,7 @@
         </w:tc>
         <w:tc>
           <w:tcPr>
-            <w:tcW w:type="dxa" w:w="1003"/>
+            <w:tcW w:type="dxa" w:w="821"/>
           </w:tcPr>
           <w:p>
             <w:pPr>
@@ -7615,7 +7637,7 @@
               <w:rPr>
                 <w:rFonts w:ascii="Times New Roman" w:hAnsi="Times New Roman" w:eastAsia="Times New Roman"/>
                 <w:b/>
-                <w:sz w:val="15"/>
+                <w:sz w:val="14"/>
               </w:rPr>
               <w:t>Rec</w:t>
             </w:r>
@@ -7623,7 +7645,7 @@
         </w:tc>
         <w:tc>
           <w:tcPr>
-            <w:tcW w:type="dxa" w:w="1003"/>
+            <w:tcW w:type="dxa" w:w="821"/>
           </w:tcPr>
           <w:p>
             <w:pPr>
@@ -7635,7 +7657,7 @@
               <w:rPr>
                 <w:rFonts w:ascii="Times New Roman" w:hAnsi="Times New Roman" w:eastAsia="Times New Roman"/>
                 <w:b/>
-                <w:sz w:val="15"/>
+                <w:sz w:val="14"/>
               </w:rPr>
               <w:t>F1</w:t>
             </w:r>
@@ -7643,7 +7665,7 @@
         </w:tc>
         <w:tc>
           <w:tcPr>
-            <w:tcW w:type="dxa" w:w="1003"/>
+            <w:tcW w:type="dxa" w:w="821"/>
           </w:tcPr>
           <w:p>
             <w:pPr>
@@ -7655,7 +7677,27 @@
               <w:rPr>
                 <w:rFonts w:ascii="Times New Roman" w:hAnsi="Times New Roman" w:eastAsia="Times New Roman"/>
                 <w:b/>
-                <w:sz w:val="15"/>
+                <w:sz w:val="14"/>
+              </w:rPr>
+              <w:t>Rep.</w:t>
+            </w:r>
+          </w:p>
+        </w:tc>
+        <w:tc>
+          <w:tcPr>
+            <w:tcW w:type="dxa" w:w="821"/>
+          </w:tcPr>
+          <w:p>
+            <w:pPr>
+              <w:spacing w:before="20" w:after="20"/>
+              <w:jc w:val="center"/>
+            </w:pPr>
+            <w:r/>
+            <w:r>
+              <w:rPr>
+                <w:rFonts w:ascii="Times New Roman" w:hAnsi="Times New Roman" w:eastAsia="Times New Roman"/>
+                <w:b/>
+                <w:sz w:val="14"/>
               </w:rPr>
               <w:t>Acc</w:t>
             </w:r>
@@ -7663,7 +7705,7 @@
         </w:tc>
         <w:tc>
           <w:tcPr>
-            <w:tcW w:type="dxa" w:w="1003"/>
+            <w:tcW w:type="dxa" w:w="821"/>
           </w:tcPr>
           <w:p>
             <w:pPr>
@@ -7675,7 +7717,7 @@
               <w:rPr>
                 <w:rFonts w:ascii="Times New Roman" w:hAnsi="Times New Roman" w:eastAsia="Times New Roman"/>
                 <w:b/>
-                <w:sz w:val="15"/>
+                <w:sz w:val="14"/>
               </w:rPr>
               <w:t>Prec</w:t>
             </w:r>
@@ -7683,7 +7725,7 @@
         </w:tc>
         <w:tc>
           <w:tcPr>
-            <w:tcW w:type="dxa" w:w="1003"/>
+            <w:tcW w:type="dxa" w:w="821"/>
           </w:tcPr>
           <w:p>
             <w:pPr>
@@ -7695,7 +7737,7 @@
               <w:rPr>
                 <w:rFonts w:ascii="Times New Roman" w:hAnsi="Times New Roman" w:eastAsia="Times New Roman"/>
                 <w:b/>
-                <w:sz w:val="15"/>
+                <w:sz w:val="14"/>
               </w:rPr>
               <w:t>Rec</w:t>
             </w:r>
@@ -7703,7 +7745,7 @@
         </w:tc>
         <w:tc>
           <w:tcPr>
-            <w:tcW w:type="dxa" w:w="1003"/>
+            <w:tcW w:type="dxa" w:w="821"/>
           </w:tcPr>
           <w:p>
             <w:pPr>
@@ -7715,7 +7757,7 @@
               <w:rPr>
                 <w:rFonts w:ascii="Times New Roman" w:hAnsi="Times New Roman" w:eastAsia="Times New Roman"/>
                 <w:b/>
-                <w:sz w:val="15"/>
+                <w:sz w:val="14"/>
               </w:rPr>
               <w:t>F1</w:t>
             </w:r>
@@ -7725,7 +7767,7 @@
       <w:tr>
         <w:tc>
           <w:tcPr>
-            <w:tcW w:type="dxa" w:w="1003"/>
+            <w:tcW w:type="dxa" w:w="821"/>
           </w:tcPr>
           <w:p>
             <w:pPr>
@@ -7737,27 +7779,47 @@
               <w:rPr>
                 <w:rFonts w:ascii="Times New Roman" w:hAnsi="Times New Roman" w:eastAsia="Times New Roman"/>
                 <w:b w:val="0"/>
-                <w:sz w:val="15"/>
-              </w:rPr>
-              <w:t>Naive Bayes (BoW / BoW)</w:t>
-            </w:r>
-          </w:p>
-        </w:tc>
-        <w:tc>
-          <w:tcPr>
-            <w:tcW w:type="dxa" w:w="1003"/>
-          </w:tcPr>
-          <w:p>
-            <w:pPr>
-              <w:spacing w:before="20" w:after="20"/>
-              <w:jc w:val="center"/>
-            </w:pPr>
-            <w:r/>
-            <w:r>
-              <w:rPr>
-                <w:rFonts w:ascii="Times New Roman" w:hAnsi="Times New Roman" w:eastAsia="Times New Roman"/>
-                <w:b w:val="0"/>
-                <w:sz w:val="15"/>
+                <w:sz w:val="14"/>
+              </w:rPr>
+              <w:t>Naive Bayes</w:t>
+            </w:r>
+          </w:p>
+        </w:tc>
+        <w:tc>
+          <w:tcPr>
+            <w:tcW w:type="dxa" w:w="821"/>
+          </w:tcPr>
+          <w:p>
+            <w:pPr>
+              <w:spacing w:before="20" w:after="20"/>
+              <w:jc w:val="center"/>
+            </w:pPr>
+            <w:r/>
+            <w:r>
+              <w:rPr>
+                <w:rFonts w:ascii="Times New Roman" w:hAnsi="Times New Roman" w:eastAsia="Times New Roman"/>
+                <w:b w:val="0"/>
+                <w:sz w:val="14"/>
+              </w:rPr>
+              <w:t>BoW</w:t>
+            </w:r>
+          </w:p>
+        </w:tc>
+        <w:tc>
+          <w:tcPr>
+            <w:tcW w:type="dxa" w:w="821"/>
+          </w:tcPr>
+          <w:p>
+            <w:pPr>
+              <w:spacing w:before="20" w:after="20"/>
+              <w:jc w:val="center"/>
+            </w:pPr>
+            <w:r/>
+            <w:r>
+              <w:rPr>
+                <w:rFonts w:ascii="Times New Roman" w:hAnsi="Times New Roman" w:eastAsia="Times New Roman"/>
+                <w:b w:val="0"/>
+                <w:sz w:val="14"/>
               </w:rPr>
               <w:t>0.9591</w:t>
             </w:r>
@@ -7765,19 +7827,19 @@
         </w:tc>
         <w:tc>
           <w:tcPr>
-            <w:tcW w:type="dxa" w:w="1003"/>
-          </w:tcPr>
-          <w:p>
-            <w:pPr>
-              <w:spacing w:before="20" w:after="20"/>
-              <w:jc w:val="center"/>
-            </w:pPr>
-            <w:r/>
-            <w:r>
-              <w:rPr>
-                <w:rFonts w:ascii="Times New Roman" w:hAnsi="Times New Roman" w:eastAsia="Times New Roman"/>
-                <w:b w:val="0"/>
-                <w:sz w:val="15"/>
+            <w:tcW w:type="dxa" w:w="821"/>
+          </w:tcPr>
+          <w:p>
+            <w:pPr>
+              <w:spacing w:before="20" w:after="20"/>
+              <w:jc w:val="center"/>
+            </w:pPr>
+            <w:r/>
+            <w:r>
+              <w:rPr>
+                <w:rFonts w:ascii="Times New Roman" w:hAnsi="Times New Roman" w:eastAsia="Times New Roman"/>
+                <w:b w:val="0"/>
+                <w:sz w:val="14"/>
               </w:rPr>
               <w:t>0.9603</w:t>
             </w:r>
@@ -7785,19 +7847,19 @@
         </w:tc>
         <w:tc>
           <w:tcPr>
-            <w:tcW w:type="dxa" w:w="1003"/>
-          </w:tcPr>
-          <w:p>
-            <w:pPr>
-              <w:spacing w:before="20" w:after="20"/>
-              <w:jc w:val="center"/>
-            </w:pPr>
-            <w:r/>
-            <w:r>
-              <w:rPr>
-                <w:rFonts w:ascii="Times New Roman" w:hAnsi="Times New Roman" w:eastAsia="Times New Roman"/>
-                <w:b w:val="0"/>
-                <w:sz w:val="15"/>
+            <w:tcW w:type="dxa" w:w="821"/>
+          </w:tcPr>
+          <w:p>
+            <w:pPr>
+              <w:spacing w:before="20" w:after="20"/>
+              <w:jc w:val="center"/>
+            </w:pPr>
+            <w:r/>
+            <w:r>
+              <w:rPr>
+                <w:rFonts w:ascii="Times New Roman" w:hAnsi="Times New Roman" w:eastAsia="Times New Roman"/>
+                <w:b w:val="0"/>
+                <w:sz w:val="14"/>
               </w:rPr>
               <w:t>0.9591</w:t>
             </w:r>
@@ -7805,19 +7867,19 @@
         </w:tc>
         <w:tc>
           <w:tcPr>
-            <w:tcW w:type="dxa" w:w="1003"/>
-          </w:tcPr>
-          <w:p>
-            <w:pPr>
-              <w:spacing w:before="20" w:after="20"/>
-              <w:jc w:val="center"/>
-            </w:pPr>
-            <w:r/>
-            <w:r>
-              <w:rPr>
-                <w:rFonts w:ascii="Times New Roman" w:hAnsi="Times New Roman" w:eastAsia="Times New Roman"/>
-                <w:b w:val="0"/>
-                <w:sz w:val="15"/>
+            <w:tcW w:type="dxa" w:w="821"/>
+          </w:tcPr>
+          <w:p>
+            <w:pPr>
+              <w:spacing w:before="20" w:after="20"/>
+              <w:jc w:val="center"/>
+            </w:pPr>
+            <w:r/>
+            <w:r>
+              <w:rPr>
+                <w:rFonts w:ascii="Times New Roman" w:hAnsi="Times New Roman" w:eastAsia="Times New Roman"/>
+                <w:b w:val="0"/>
+                <w:sz w:val="14"/>
               </w:rPr>
               <w:t>0.9591</w:t>
             </w:r>
@@ -7825,19 +7887,39 @@
         </w:tc>
         <w:tc>
           <w:tcPr>
-            <w:tcW w:type="dxa" w:w="1003"/>
-          </w:tcPr>
-          <w:p>
-            <w:pPr>
-              <w:spacing w:before="20" w:after="20"/>
-              <w:jc w:val="center"/>
-            </w:pPr>
-            <w:r/>
-            <w:r>
-              <w:rPr>
-                <w:rFonts w:ascii="Times New Roman" w:hAnsi="Times New Roman" w:eastAsia="Times New Roman"/>
-                <w:b w:val="0"/>
-                <w:sz w:val="15"/>
+            <w:tcW w:type="dxa" w:w="821"/>
+          </w:tcPr>
+          <w:p>
+            <w:pPr>
+              <w:spacing w:before="20" w:after="20"/>
+              <w:jc w:val="center"/>
+            </w:pPr>
+            <w:r/>
+            <w:r>
+              <w:rPr>
+                <w:rFonts w:ascii="Times New Roman" w:hAnsi="Times New Roman" w:eastAsia="Times New Roman"/>
+                <w:b w:val="0"/>
+                <w:sz w:val="14"/>
+              </w:rPr>
+              <w:t>BoW</w:t>
+            </w:r>
+          </w:p>
+        </w:tc>
+        <w:tc>
+          <w:tcPr>
+            <w:tcW w:type="dxa" w:w="821"/>
+          </w:tcPr>
+          <w:p>
+            <w:pPr>
+              <w:spacing w:before="20" w:after="20"/>
+              <w:jc w:val="center"/>
+            </w:pPr>
+            <w:r/>
+            <w:r>
+              <w:rPr>
+                <w:rFonts w:ascii="Times New Roman" w:hAnsi="Times New Roman" w:eastAsia="Times New Roman"/>
+                <w:b w:val="0"/>
+                <w:sz w:val="14"/>
               </w:rPr>
               <w:t>0.8713</w:t>
             </w:r>
@@ -7845,19 +7927,19 @@
         </w:tc>
         <w:tc>
           <w:tcPr>
-            <w:tcW w:type="dxa" w:w="1003"/>
-          </w:tcPr>
-          <w:p>
-            <w:pPr>
-              <w:spacing w:before="20" w:after="20"/>
-              <w:jc w:val="center"/>
-            </w:pPr>
-            <w:r/>
-            <w:r>
-              <w:rPr>
-                <w:rFonts w:ascii="Times New Roman" w:hAnsi="Times New Roman" w:eastAsia="Times New Roman"/>
-                <w:b w:val="0"/>
-                <w:sz w:val="15"/>
+            <w:tcW w:type="dxa" w:w="821"/>
+          </w:tcPr>
+          <w:p>
+            <w:pPr>
+              <w:spacing w:before="20" w:after="20"/>
+              <w:jc w:val="center"/>
+            </w:pPr>
+            <w:r/>
+            <w:r>
+              <w:rPr>
+                <w:rFonts w:ascii="Times New Roman" w:hAnsi="Times New Roman" w:eastAsia="Times New Roman"/>
+                <w:b w:val="0"/>
+                <w:sz w:val="14"/>
               </w:rPr>
               <w:t>0.8715</w:t>
             </w:r>
@@ -7865,19 +7947,19 @@
         </w:tc>
         <w:tc>
           <w:tcPr>
-            <w:tcW w:type="dxa" w:w="1003"/>
-          </w:tcPr>
-          <w:p>
-            <w:pPr>
-              <w:spacing w:before="20" w:after="20"/>
-              <w:jc w:val="center"/>
-            </w:pPr>
-            <w:r/>
-            <w:r>
-              <w:rPr>
-                <w:rFonts w:ascii="Times New Roman" w:hAnsi="Times New Roman" w:eastAsia="Times New Roman"/>
-                <w:b w:val="0"/>
-                <w:sz w:val="15"/>
+            <w:tcW w:type="dxa" w:w="821"/>
+          </w:tcPr>
+          <w:p>
+            <w:pPr>
+              <w:spacing w:before="20" w:after="20"/>
+              <w:jc w:val="center"/>
+            </w:pPr>
+            <w:r/>
+            <w:r>
+              <w:rPr>
+                <w:rFonts w:ascii="Times New Roman" w:hAnsi="Times New Roman" w:eastAsia="Times New Roman"/>
+                <w:b w:val="0"/>
+                <w:sz w:val="14"/>
               </w:rPr>
               <w:t>0.8713</w:t>
             </w:r>
@@ -7885,19 +7967,19 @@
         </w:tc>
         <w:tc>
           <w:tcPr>
-            <w:tcW w:type="dxa" w:w="1003"/>
-          </w:tcPr>
-          <w:p>
-            <w:pPr>
-              <w:spacing w:before="20" w:after="20"/>
-              <w:jc w:val="center"/>
-            </w:pPr>
-            <w:r/>
-            <w:r>
-              <w:rPr>
-                <w:rFonts w:ascii="Times New Roman" w:hAnsi="Times New Roman" w:eastAsia="Times New Roman"/>
-                <w:b w:val="0"/>
-                <w:sz w:val="15"/>
+            <w:tcW w:type="dxa" w:w="821"/>
+          </w:tcPr>
+          <w:p>
+            <w:pPr>
+              <w:spacing w:before="20" w:after="20"/>
+              <w:jc w:val="center"/>
+            </w:pPr>
+            <w:r/>
+            <w:r>
+              <w:rPr>
+                <w:rFonts w:ascii="Times New Roman" w:hAnsi="Times New Roman" w:eastAsia="Times New Roman"/>
+                <w:b w:val="0"/>
+                <w:sz w:val="14"/>
               </w:rPr>
               <w:t>0.8713</w:t>
             </w:r>
@@ -7907,7 +7989,7 @@
       <w:tr>
         <w:tc>
           <w:tcPr>
-            <w:tcW w:type="dxa" w:w="1003"/>
+            <w:tcW w:type="dxa" w:w="821"/>
           </w:tcPr>
           <w:p>
             <w:pPr>
@@ -7919,27 +8001,47 @@
               <w:rPr>
                 <w:rFonts w:ascii="Times New Roman" w:hAnsi="Times New Roman" w:eastAsia="Times New Roman"/>
                 <w:b w:val="0"/>
-                <w:sz w:val="15"/>
-              </w:rPr>
-              <w:t>Logistic Regression (BoW / BoW)</w:t>
-            </w:r>
-          </w:p>
-        </w:tc>
-        <w:tc>
-          <w:tcPr>
-            <w:tcW w:type="dxa" w:w="1003"/>
-          </w:tcPr>
-          <w:p>
-            <w:pPr>
-              <w:spacing w:before="20" w:after="20"/>
-              <w:jc w:val="center"/>
-            </w:pPr>
-            <w:r/>
-            <w:r>
-              <w:rPr>
-                <w:rFonts w:ascii="Times New Roman" w:hAnsi="Times New Roman" w:eastAsia="Times New Roman"/>
-                <w:b w:val="0"/>
-                <w:sz w:val="15"/>
+                <w:sz w:val="14"/>
+              </w:rPr>
+              <w:t>Logistic Regression</w:t>
+            </w:r>
+          </w:p>
+        </w:tc>
+        <w:tc>
+          <w:tcPr>
+            <w:tcW w:type="dxa" w:w="821"/>
+          </w:tcPr>
+          <w:p>
+            <w:pPr>
+              <w:spacing w:before="20" w:after="20"/>
+              <w:jc w:val="center"/>
+            </w:pPr>
+            <w:r/>
+            <w:r>
+              <w:rPr>
+                <w:rFonts w:ascii="Times New Roman" w:hAnsi="Times New Roman" w:eastAsia="Times New Roman"/>
+                <w:b w:val="0"/>
+                <w:sz w:val="14"/>
+              </w:rPr>
+              <w:t>BoW</w:t>
+            </w:r>
+          </w:p>
+        </w:tc>
+        <w:tc>
+          <w:tcPr>
+            <w:tcW w:type="dxa" w:w="821"/>
+          </w:tcPr>
+          <w:p>
+            <w:pPr>
+              <w:spacing w:before="20" w:after="20"/>
+              <w:jc w:val="center"/>
+            </w:pPr>
+            <w:r/>
+            <w:r>
+              <w:rPr>
+                <w:rFonts w:ascii="Times New Roman" w:hAnsi="Times New Roman" w:eastAsia="Times New Roman"/>
+                <w:b w:val="0"/>
+                <w:sz w:val="14"/>
               </w:rPr>
               <w:t>0.9893</w:t>
             </w:r>
@@ -7947,19 +8049,19 @@
         </w:tc>
         <w:tc>
           <w:tcPr>
-            <w:tcW w:type="dxa" w:w="1003"/>
-          </w:tcPr>
-          <w:p>
-            <w:pPr>
-              <w:spacing w:before="20" w:after="20"/>
-              <w:jc w:val="center"/>
-            </w:pPr>
-            <w:r/>
-            <w:r>
-              <w:rPr>
-                <w:rFonts w:ascii="Times New Roman" w:hAnsi="Times New Roman" w:eastAsia="Times New Roman"/>
-                <w:b w:val="0"/>
-                <w:sz w:val="15"/>
+            <w:tcW w:type="dxa" w:w="821"/>
+          </w:tcPr>
+          <w:p>
+            <w:pPr>
+              <w:spacing w:before="20" w:after="20"/>
+              <w:jc w:val="center"/>
+            </w:pPr>
+            <w:r/>
+            <w:r>
+              <w:rPr>
+                <w:rFonts w:ascii="Times New Roman" w:hAnsi="Times New Roman" w:eastAsia="Times New Roman"/>
+                <w:b w:val="0"/>
+                <w:sz w:val="14"/>
               </w:rPr>
               <w:t>0.9893</w:t>
             </w:r>
@@ -7967,19 +8069,19 @@
         </w:tc>
         <w:tc>
           <w:tcPr>
-            <w:tcW w:type="dxa" w:w="1003"/>
-          </w:tcPr>
-          <w:p>
-            <w:pPr>
-              <w:spacing w:before="20" w:after="20"/>
-              <w:jc w:val="center"/>
-            </w:pPr>
-            <w:r/>
-            <w:r>
-              <w:rPr>
-                <w:rFonts w:ascii="Times New Roman" w:hAnsi="Times New Roman" w:eastAsia="Times New Roman"/>
-                <w:b w:val="0"/>
-                <w:sz w:val="15"/>
+            <w:tcW w:type="dxa" w:w="821"/>
+          </w:tcPr>
+          <w:p>
+            <w:pPr>
+              <w:spacing w:before="20" w:after="20"/>
+              <w:jc w:val="center"/>
+            </w:pPr>
+            <w:r/>
+            <w:r>
+              <w:rPr>
+                <w:rFonts w:ascii="Times New Roman" w:hAnsi="Times New Roman" w:eastAsia="Times New Roman"/>
+                <w:b w:val="0"/>
+                <w:sz w:val="14"/>
               </w:rPr>
               <w:t>0.9893</w:t>
             </w:r>
@@ -7987,19 +8089,19 @@
         </w:tc>
         <w:tc>
           <w:tcPr>
-            <w:tcW w:type="dxa" w:w="1003"/>
-          </w:tcPr>
-          <w:p>
-            <w:pPr>
-              <w:spacing w:before="20" w:after="20"/>
-              <w:jc w:val="center"/>
-            </w:pPr>
-            <w:r/>
-            <w:r>
-              <w:rPr>
-                <w:rFonts w:ascii="Times New Roman" w:hAnsi="Times New Roman" w:eastAsia="Times New Roman"/>
-                <w:b w:val="0"/>
-                <w:sz w:val="15"/>
+            <w:tcW w:type="dxa" w:w="821"/>
+          </w:tcPr>
+          <w:p>
+            <w:pPr>
+              <w:spacing w:before="20" w:after="20"/>
+              <w:jc w:val="center"/>
+            </w:pPr>
+            <w:r/>
+            <w:r>
+              <w:rPr>
+                <w:rFonts w:ascii="Times New Roman" w:hAnsi="Times New Roman" w:eastAsia="Times New Roman"/>
+                <w:b w:val="0"/>
+                <w:sz w:val="14"/>
               </w:rPr>
               <w:t>0.9893</w:t>
             </w:r>
@@ -8007,19 +8109,39 @@
         </w:tc>
         <w:tc>
           <w:tcPr>
-            <w:tcW w:type="dxa" w:w="1003"/>
-          </w:tcPr>
-          <w:p>
-            <w:pPr>
-              <w:spacing w:before="20" w:after="20"/>
-              <w:jc w:val="center"/>
-            </w:pPr>
-            <w:r/>
-            <w:r>
-              <w:rPr>
-                <w:rFonts w:ascii="Times New Roman" w:hAnsi="Times New Roman" w:eastAsia="Times New Roman"/>
-                <w:b w:val="0"/>
-                <w:sz w:val="15"/>
+            <w:tcW w:type="dxa" w:w="821"/>
+          </w:tcPr>
+          <w:p>
+            <w:pPr>
+              <w:spacing w:before="20" w:after="20"/>
+              <w:jc w:val="center"/>
+            </w:pPr>
+            <w:r/>
+            <w:r>
+              <w:rPr>
+                <w:rFonts w:ascii="Times New Roman" w:hAnsi="Times New Roman" w:eastAsia="Times New Roman"/>
+                <w:b w:val="0"/>
+                <w:sz w:val="14"/>
+              </w:rPr>
+              <w:t>BoW</w:t>
+            </w:r>
+          </w:p>
+        </w:tc>
+        <w:tc>
+          <w:tcPr>
+            <w:tcW w:type="dxa" w:w="821"/>
+          </w:tcPr>
+          <w:p>
+            <w:pPr>
+              <w:spacing w:before="20" w:after="20"/>
+              <w:jc w:val="center"/>
+            </w:pPr>
+            <w:r/>
+            <w:r>
+              <w:rPr>
+                <w:rFonts w:ascii="Times New Roman" w:hAnsi="Times New Roman" w:eastAsia="Times New Roman"/>
+                <w:b w:val="0"/>
+                <w:sz w:val="14"/>
               </w:rPr>
               <w:t>0.9551</w:t>
             </w:r>
@@ -8027,19 +8149,19 @@
         </w:tc>
         <w:tc>
           <w:tcPr>
-            <w:tcW w:type="dxa" w:w="1003"/>
-          </w:tcPr>
-          <w:p>
-            <w:pPr>
-              <w:spacing w:before="20" w:after="20"/>
-              <w:jc w:val="center"/>
-            </w:pPr>
-            <w:r/>
-            <w:r>
-              <w:rPr>
-                <w:rFonts w:ascii="Times New Roman" w:hAnsi="Times New Roman" w:eastAsia="Times New Roman"/>
-                <w:b w:val="0"/>
-                <w:sz w:val="15"/>
+            <w:tcW w:type="dxa" w:w="821"/>
+          </w:tcPr>
+          <w:p>
+            <w:pPr>
+              <w:spacing w:before="20" w:after="20"/>
+              <w:jc w:val="center"/>
+            </w:pPr>
+            <w:r/>
+            <w:r>
+              <w:rPr>
+                <w:rFonts w:ascii="Times New Roman" w:hAnsi="Times New Roman" w:eastAsia="Times New Roman"/>
+                <w:b w:val="0"/>
+                <w:sz w:val="14"/>
               </w:rPr>
               <w:t>0.9551</w:t>
             </w:r>
@@ -8047,19 +8169,19 @@
         </w:tc>
         <w:tc>
           <w:tcPr>
-            <w:tcW w:type="dxa" w:w="1003"/>
-          </w:tcPr>
-          <w:p>
-            <w:pPr>
-              <w:spacing w:before="20" w:after="20"/>
-              <w:jc w:val="center"/>
-            </w:pPr>
-            <w:r/>
-            <w:r>
-              <w:rPr>
-                <w:rFonts w:ascii="Times New Roman" w:hAnsi="Times New Roman" w:eastAsia="Times New Roman"/>
-                <w:b w:val="0"/>
-                <w:sz w:val="15"/>
+            <w:tcW w:type="dxa" w:w="821"/>
+          </w:tcPr>
+          <w:p>
+            <w:pPr>
+              <w:spacing w:before="20" w:after="20"/>
+              <w:jc w:val="center"/>
+            </w:pPr>
+            <w:r/>
+            <w:r>
+              <w:rPr>
+                <w:rFonts w:ascii="Times New Roman" w:hAnsi="Times New Roman" w:eastAsia="Times New Roman"/>
+                <w:b w:val="0"/>
+                <w:sz w:val="14"/>
               </w:rPr>
               <w:t>0.9551</w:t>
             </w:r>
@@ -8067,19 +8189,19 @@
         </w:tc>
         <w:tc>
           <w:tcPr>
-            <w:tcW w:type="dxa" w:w="1003"/>
-          </w:tcPr>
-          <w:p>
-            <w:pPr>
-              <w:spacing w:before="20" w:after="20"/>
-              <w:jc w:val="center"/>
-            </w:pPr>
-            <w:r/>
-            <w:r>
-              <w:rPr>
-                <w:rFonts w:ascii="Times New Roman" w:hAnsi="Times New Roman" w:eastAsia="Times New Roman"/>
-                <w:b w:val="0"/>
-                <w:sz w:val="15"/>
+            <w:tcW w:type="dxa" w:w="821"/>
+          </w:tcPr>
+          <w:p>
+            <w:pPr>
+              <w:spacing w:before="20" w:after="20"/>
+              <w:jc w:val="center"/>
+            </w:pPr>
+            <w:r/>
+            <w:r>
+              <w:rPr>
+                <w:rFonts w:ascii="Times New Roman" w:hAnsi="Times New Roman" w:eastAsia="Times New Roman"/>
+                <w:b w:val="0"/>
+                <w:sz w:val="14"/>
               </w:rPr>
               <w:t>0.9551</w:t>
             </w:r>
@@ -8089,7 +8211,7 @@
       <w:tr>
         <w:tc>
           <w:tcPr>
-            <w:tcW w:type="dxa" w:w="1003"/>
+            <w:tcW w:type="dxa" w:w="821"/>
           </w:tcPr>
           <w:p>
             <w:pPr>
@@ -8101,27 +8223,47 @@
               <w:rPr>
                 <w:rFonts w:ascii="Times New Roman" w:hAnsi="Times New Roman" w:eastAsia="Times New Roman"/>
                 <w:b w:val="0"/>
-                <w:sz w:val="15"/>
-              </w:rPr>
-              <w:t>Support Vector Machine (TF-IDF / BoW)</w:t>
-            </w:r>
-          </w:p>
-        </w:tc>
-        <w:tc>
-          <w:tcPr>
-            <w:tcW w:type="dxa" w:w="1003"/>
-          </w:tcPr>
-          <w:p>
-            <w:pPr>
-              <w:spacing w:before="20" w:after="20"/>
-              <w:jc w:val="center"/>
-            </w:pPr>
-            <w:r/>
-            <w:r>
-              <w:rPr>
-                <w:rFonts w:ascii="Times New Roman" w:hAnsi="Times New Roman" w:eastAsia="Times New Roman"/>
-                <w:b w:val="0"/>
-                <w:sz w:val="15"/>
+                <w:sz w:val="14"/>
+              </w:rPr>
+              <w:t>Support Vector Machine</w:t>
+            </w:r>
+          </w:p>
+        </w:tc>
+        <w:tc>
+          <w:tcPr>
+            <w:tcW w:type="dxa" w:w="821"/>
+          </w:tcPr>
+          <w:p>
+            <w:pPr>
+              <w:spacing w:before="20" w:after="20"/>
+              <w:jc w:val="center"/>
+            </w:pPr>
+            <w:r/>
+            <w:r>
+              <w:rPr>
+                <w:rFonts w:ascii="Times New Roman" w:hAnsi="Times New Roman" w:eastAsia="Times New Roman"/>
+                <w:b w:val="0"/>
+                <w:sz w:val="14"/>
+              </w:rPr>
+              <w:t>TF-IDF</w:t>
+            </w:r>
+          </w:p>
+        </w:tc>
+        <w:tc>
+          <w:tcPr>
+            <w:tcW w:type="dxa" w:w="821"/>
+          </w:tcPr>
+          <w:p>
+            <w:pPr>
+              <w:spacing w:before="20" w:after="20"/>
+              <w:jc w:val="center"/>
+            </w:pPr>
+            <w:r/>
+            <w:r>
+              <w:rPr>
+                <w:rFonts w:ascii="Times New Roman" w:hAnsi="Times New Roman" w:eastAsia="Times New Roman"/>
+                <w:b w:val="0"/>
+                <w:sz w:val="14"/>
               </w:rPr>
               <w:t>0.9910</w:t>
             </w:r>
@@ -8129,19 +8271,19 @@
         </w:tc>
         <w:tc>
           <w:tcPr>
-            <w:tcW w:type="dxa" w:w="1003"/>
-          </w:tcPr>
-          <w:p>
-            <w:pPr>
-              <w:spacing w:before="20" w:after="20"/>
-              <w:jc w:val="center"/>
-            </w:pPr>
-            <w:r/>
-            <w:r>
-              <w:rPr>
-                <w:rFonts w:ascii="Times New Roman" w:hAnsi="Times New Roman" w:eastAsia="Times New Roman"/>
-                <w:b w:val="0"/>
-                <w:sz w:val="15"/>
+            <w:tcW w:type="dxa" w:w="821"/>
+          </w:tcPr>
+          <w:p>
+            <w:pPr>
+              <w:spacing w:before="20" w:after="20"/>
+              <w:jc w:val="center"/>
+            </w:pPr>
+            <w:r/>
+            <w:r>
+              <w:rPr>
+                <w:rFonts w:ascii="Times New Roman" w:hAnsi="Times New Roman" w:eastAsia="Times New Roman"/>
+                <w:b w:val="0"/>
+                <w:sz w:val="14"/>
               </w:rPr>
               <w:t>0.9911</w:t>
             </w:r>
@@ -8149,19 +8291,19 @@
         </w:tc>
         <w:tc>
           <w:tcPr>
-            <w:tcW w:type="dxa" w:w="1003"/>
-          </w:tcPr>
-          <w:p>
-            <w:pPr>
-              <w:spacing w:before="20" w:after="20"/>
-              <w:jc w:val="center"/>
-            </w:pPr>
-            <w:r/>
-            <w:r>
-              <w:rPr>
-                <w:rFonts w:ascii="Times New Roman" w:hAnsi="Times New Roman" w:eastAsia="Times New Roman"/>
-                <w:b w:val="0"/>
-                <w:sz w:val="15"/>
+            <w:tcW w:type="dxa" w:w="821"/>
+          </w:tcPr>
+          <w:p>
+            <w:pPr>
+              <w:spacing w:before="20" w:after="20"/>
+              <w:jc w:val="center"/>
+            </w:pPr>
+            <w:r/>
+            <w:r>
+              <w:rPr>
+                <w:rFonts w:ascii="Times New Roman" w:hAnsi="Times New Roman" w:eastAsia="Times New Roman"/>
+                <w:b w:val="0"/>
+                <w:sz w:val="14"/>
               </w:rPr>
               <w:t>0.9910</w:t>
             </w:r>
@@ -8169,19 +8311,19 @@
         </w:tc>
         <w:tc>
           <w:tcPr>
-            <w:tcW w:type="dxa" w:w="1003"/>
-          </w:tcPr>
-          <w:p>
-            <w:pPr>
-              <w:spacing w:before="20" w:after="20"/>
-              <w:jc w:val="center"/>
-            </w:pPr>
-            <w:r/>
-            <w:r>
-              <w:rPr>
-                <w:rFonts w:ascii="Times New Roman" w:hAnsi="Times New Roman" w:eastAsia="Times New Roman"/>
-                <w:b w:val="0"/>
-                <w:sz w:val="15"/>
+            <w:tcW w:type="dxa" w:w="821"/>
+          </w:tcPr>
+          <w:p>
+            <w:pPr>
+              <w:spacing w:before="20" w:after="20"/>
+              <w:jc w:val="center"/>
+            </w:pPr>
+            <w:r/>
+            <w:r>
+              <w:rPr>
+                <w:rFonts w:ascii="Times New Roman" w:hAnsi="Times New Roman" w:eastAsia="Times New Roman"/>
+                <w:b w:val="0"/>
+                <w:sz w:val="14"/>
               </w:rPr>
               <w:t>0.9910</w:t>
             </w:r>
@@ -8189,19 +8331,39 @@
         </w:tc>
         <w:tc>
           <w:tcPr>
-            <w:tcW w:type="dxa" w:w="1003"/>
-          </w:tcPr>
-          <w:p>
-            <w:pPr>
-              <w:spacing w:before="20" w:after="20"/>
-              <w:jc w:val="center"/>
-            </w:pPr>
-            <w:r/>
-            <w:r>
-              <w:rPr>
-                <w:rFonts w:ascii="Times New Roman" w:hAnsi="Times New Roman" w:eastAsia="Times New Roman"/>
-                <w:b w:val="0"/>
-                <w:sz w:val="15"/>
+            <w:tcW w:type="dxa" w:w="821"/>
+          </w:tcPr>
+          <w:p>
+            <w:pPr>
+              <w:spacing w:before="20" w:after="20"/>
+              <w:jc w:val="center"/>
+            </w:pPr>
+            <w:r/>
+            <w:r>
+              <w:rPr>
+                <w:rFonts w:ascii="Times New Roman" w:hAnsi="Times New Roman" w:eastAsia="Times New Roman"/>
+                <w:b w:val="0"/>
+                <w:sz w:val="14"/>
+              </w:rPr>
+              <w:t>BoW</w:t>
+            </w:r>
+          </w:p>
+        </w:tc>
+        <w:tc>
+          <w:tcPr>
+            <w:tcW w:type="dxa" w:w="821"/>
+          </w:tcPr>
+          <w:p>
+            <w:pPr>
+              <w:spacing w:before="20" w:after="20"/>
+              <w:jc w:val="center"/>
+            </w:pPr>
+            <w:r/>
+            <w:r>
+              <w:rPr>
+                <w:rFonts w:ascii="Times New Roman" w:hAnsi="Times New Roman" w:eastAsia="Times New Roman"/>
+                <w:b w:val="0"/>
+                <w:sz w:val="14"/>
               </w:rPr>
               <w:t>0.9475</w:t>
             </w:r>
@@ -8209,19 +8371,19 @@
         </w:tc>
         <w:tc>
           <w:tcPr>
-            <w:tcW w:type="dxa" w:w="1003"/>
-          </w:tcPr>
-          <w:p>
-            <w:pPr>
-              <w:spacing w:before="20" w:after="20"/>
-              <w:jc w:val="center"/>
-            </w:pPr>
-            <w:r/>
-            <w:r>
-              <w:rPr>
-                <w:rFonts w:ascii="Times New Roman" w:hAnsi="Times New Roman" w:eastAsia="Times New Roman"/>
-                <w:b w:val="0"/>
-                <w:sz w:val="15"/>
+            <w:tcW w:type="dxa" w:w="821"/>
+          </w:tcPr>
+          <w:p>
+            <w:pPr>
+              <w:spacing w:before="20" w:after="20"/>
+              <w:jc w:val="center"/>
+            </w:pPr>
+            <w:r/>
+            <w:r>
+              <w:rPr>
+                <w:rFonts w:ascii="Times New Roman" w:hAnsi="Times New Roman" w:eastAsia="Times New Roman"/>
+                <w:b w:val="0"/>
+                <w:sz w:val="14"/>
               </w:rPr>
               <w:t>0.9476</w:t>
             </w:r>
@@ -8229,19 +8391,19 @@
         </w:tc>
         <w:tc>
           <w:tcPr>
-            <w:tcW w:type="dxa" w:w="1003"/>
-          </w:tcPr>
-          <w:p>
-            <w:pPr>
-              <w:spacing w:before="20" w:after="20"/>
-              <w:jc w:val="center"/>
-            </w:pPr>
-            <w:r/>
-            <w:r>
-              <w:rPr>
-                <w:rFonts w:ascii="Times New Roman" w:hAnsi="Times New Roman" w:eastAsia="Times New Roman"/>
-                <w:b w:val="0"/>
-                <w:sz w:val="15"/>
+            <w:tcW w:type="dxa" w:w="821"/>
+          </w:tcPr>
+          <w:p>
+            <w:pPr>
+              <w:spacing w:before="20" w:after="20"/>
+              <w:jc w:val="center"/>
+            </w:pPr>
+            <w:r/>
+            <w:r>
+              <w:rPr>
+                <w:rFonts w:ascii="Times New Roman" w:hAnsi="Times New Roman" w:eastAsia="Times New Roman"/>
+                <w:b w:val="0"/>
+                <w:sz w:val="14"/>
               </w:rPr>
               <w:t>0.9475</w:t>
             </w:r>
@@ -8249,19 +8411,19 @@
         </w:tc>
         <w:tc>
           <w:tcPr>
-            <w:tcW w:type="dxa" w:w="1003"/>
-          </w:tcPr>
-          <w:p>
-            <w:pPr>
-              <w:spacing w:before="20" w:after="20"/>
-              <w:jc w:val="center"/>
-            </w:pPr>
-            <w:r/>
-            <w:r>
-              <w:rPr>
-                <w:rFonts w:ascii="Times New Roman" w:hAnsi="Times New Roman" w:eastAsia="Times New Roman"/>
-                <w:b w:val="0"/>
-                <w:sz w:val="15"/>
+            <w:tcW w:type="dxa" w:w="821"/>
+          </w:tcPr>
+          <w:p>
+            <w:pPr>
+              <w:spacing w:before="20" w:after="20"/>
+              <w:jc w:val="center"/>
+            </w:pPr>
+            <w:r/>
+            <w:r>
+              <w:rPr>
+                <w:rFonts w:ascii="Times New Roman" w:hAnsi="Times New Roman" w:eastAsia="Times New Roman"/>
+                <w:b w:val="0"/>
+                <w:sz w:val="14"/>
               </w:rPr>
               <w:t>0.9475</w:t>
             </w:r>
@@ -8271,7 +8433,7 @@
       <w:tr>
         <w:tc>
           <w:tcPr>
-            <w:tcW w:type="dxa" w:w="1003"/>
+            <w:tcW w:type="dxa" w:w="821"/>
           </w:tcPr>
           <w:p>
             <w:pPr>
@@ -8283,7 +8445,7 @@
               <w:rPr>
                 <w:rFonts w:ascii="Times New Roman" w:hAnsi="Times New Roman" w:eastAsia="Times New Roman"/>
                 <w:b w:val="0"/>
-                <w:sz w:val="15"/>
+                <w:sz w:val="14"/>
               </w:rPr>
               <w:t>BERT</w:t>
             </w:r>
@@ -8291,19 +8453,39 @@
         </w:tc>
         <w:tc>
           <w:tcPr>
-            <w:tcW w:type="dxa" w:w="1003"/>
-          </w:tcPr>
-          <w:p>
-            <w:pPr>
-              <w:spacing w:before="20" w:after="20"/>
-              <w:jc w:val="center"/>
-            </w:pPr>
-            <w:r/>
-            <w:r>
-              <w:rPr>
-                <w:rFonts w:ascii="Times New Roman" w:hAnsi="Times New Roman" w:eastAsia="Times New Roman"/>
-                <w:b w:val="0"/>
-                <w:sz w:val="15"/>
+            <w:tcW w:type="dxa" w:w="821"/>
+          </w:tcPr>
+          <w:p>
+            <w:pPr>
+              <w:spacing w:before="20" w:after="20"/>
+              <w:jc w:val="center"/>
+            </w:pPr>
+            <w:r/>
+            <w:r>
+              <w:rPr>
+                <w:rFonts w:ascii="Times New Roman" w:hAnsi="Times New Roman" w:eastAsia="Times New Roman"/>
+                <w:b w:val="0"/>
+                <w:sz w:val="14"/>
+              </w:rPr>
+              <w:t>raw</w:t>
+            </w:r>
+          </w:p>
+        </w:tc>
+        <w:tc>
+          <w:tcPr>
+            <w:tcW w:type="dxa" w:w="821"/>
+          </w:tcPr>
+          <w:p>
+            <w:pPr>
+              <w:spacing w:before="20" w:after="20"/>
+              <w:jc w:val="center"/>
+            </w:pPr>
+            <w:r/>
+            <w:r>
+              <w:rPr>
+                <w:rFonts w:ascii="Times New Roman" w:hAnsi="Times New Roman" w:eastAsia="Times New Roman"/>
+                <w:b w:val="0"/>
+                <w:sz w:val="14"/>
               </w:rPr>
               <w:t>0.9916</w:t>
             </w:r>
@@ -8311,19 +8493,19 @@
         </w:tc>
         <w:tc>
           <w:tcPr>
-            <w:tcW w:type="dxa" w:w="1003"/>
-          </w:tcPr>
-          <w:p>
-            <w:pPr>
-              <w:spacing w:before="20" w:after="20"/>
-              <w:jc w:val="center"/>
-            </w:pPr>
-            <w:r/>
-            <w:r>
-              <w:rPr>
-                <w:rFonts w:ascii="Times New Roman" w:hAnsi="Times New Roman" w:eastAsia="Times New Roman"/>
-                <w:b w:val="0"/>
-                <w:sz w:val="15"/>
+            <w:tcW w:type="dxa" w:w="821"/>
+          </w:tcPr>
+          <w:p>
+            <w:pPr>
+              <w:spacing w:before="20" w:after="20"/>
+              <w:jc w:val="center"/>
+            </w:pPr>
+            <w:r/>
+            <w:r>
+              <w:rPr>
+                <w:rFonts w:ascii="Times New Roman" w:hAnsi="Times New Roman" w:eastAsia="Times New Roman"/>
+                <w:b w:val="0"/>
+                <w:sz w:val="14"/>
               </w:rPr>
               <w:t>0.9916</w:t>
             </w:r>
@@ -8331,19 +8513,19 @@
         </w:tc>
         <w:tc>
           <w:tcPr>
-            <w:tcW w:type="dxa" w:w="1003"/>
-          </w:tcPr>
-          <w:p>
-            <w:pPr>
-              <w:spacing w:before="20" w:after="20"/>
-              <w:jc w:val="center"/>
-            </w:pPr>
-            <w:r/>
-            <w:r>
-              <w:rPr>
-                <w:rFonts w:ascii="Times New Roman" w:hAnsi="Times New Roman" w:eastAsia="Times New Roman"/>
-                <w:b w:val="0"/>
-                <w:sz w:val="15"/>
+            <w:tcW w:type="dxa" w:w="821"/>
+          </w:tcPr>
+          <w:p>
+            <w:pPr>
+              <w:spacing w:before="20" w:after="20"/>
+              <w:jc w:val="center"/>
+            </w:pPr>
+            <w:r/>
+            <w:r>
+              <w:rPr>
+                <w:rFonts w:ascii="Times New Roman" w:hAnsi="Times New Roman" w:eastAsia="Times New Roman"/>
+                <w:b w:val="0"/>
+                <w:sz w:val="14"/>
               </w:rPr>
               <w:t>0.9916</w:t>
             </w:r>
@@ -8351,19 +8533,19 @@
         </w:tc>
         <w:tc>
           <w:tcPr>
-            <w:tcW w:type="dxa" w:w="1003"/>
-          </w:tcPr>
-          <w:p>
-            <w:pPr>
-              <w:spacing w:before="20" w:after="20"/>
-              <w:jc w:val="center"/>
-            </w:pPr>
-            <w:r/>
-            <w:r>
-              <w:rPr>
-                <w:rFonts w:ascii="Times New Roman" w:hAnsi="Times New Roman" w:eastAsia="Times New Roman"/>
-                <w:b w:val="0"/>
-                <w:sz w:val="15"/>
+            <w:tcW w:type="dxa" w:w="821"/>
+          </w:tcPr>
+          <w:p>
+            <w:pPr>
+              <w:spacing w:before="20" w:after="20"/>
+              <w:jc w:val="center"/>
+            </w:pPr>
+            <w:r/>
+            <w:r>
+              <w:rPr>
+                <w:rFonts w:ascii="Times New Roman" w:hAnsi="Times New Roman" w:eastAsia="Times New Roman"/>
+                <w:b w:val="0"/>
+                <w:sz w:val="14"/>
               </w:rPr>
               <w:t>0.9916</w:t>
             </w:r>
@@ -8371,19 +8553,39 @@
         </w:tc>
         <w:tc>
           <w:tcPr>
-            <w:tcW w:type="dxa" w:w="1003"/>
-          </w:tcPr>
-          <w:p>
-            <w:pPr>
-              <w:spacing w:before="20" w:after="20"/>
-              <w:jc w:val="center"/>
-            </w:pPr>
-            <w:r/>
-            <w:r>
-              <w:rPr>
-                <w:rFonts w:ascii="Times New Roman" w:hAnsi="Times New Roman" w:eastAsia="Times New Roman"/>
-                <w:b w:val="0"/>
-                <w:sz w:val="15"/>
+            <w:tcW w:type="dxa" w:w="821"/>
+          </w:tcPr>
+          <w:p>
+            <w:pPr>
+              <w:spacing w:before="20" w:after="20"/>
+              <w:jc w:val="center"/>
+            </w:pPr>
+            <w:r/>
+            <w:r>
+              <w:rPr>
+                <w:rFonts w:ascii="Times New Roman" w:hAnsi="Times New Roman" w:eastAsia="Times New Roman"/>
+                <w:b w:val="0"/>
+                <w:sz w:val="14"/>
+              </w:rPr>
+              <w:t>raw</w:t>
+            </w:r>
+          </w:p>
+        </w:tc>
+        <w:tc>
+          <w:tcPr>
+            <w:tcW w:type="dxa" w:w="821"/>
+          </w:tcPr>
+          <w:p>
+            <w:pPr>
+              <w:spacing w:before="20" w:after="20"/>
+              <w:jc w:val="center"/>
+            </w:pPr>
+            <w:r/>
+            <w:r>
+              <w:rPr>
+                <w:rFonts w:ascii="Times New Roman" w:hAnsi="Times New Roman" w:eastAsia="Times New Roman"/>
+                <w:b w:val="0"/>
+                <w:sz w:val="14"/>
               </w:rPr>
               <w:t>0.9916</w:t>
             </w:r>
@@ -8391,19 +8593,19 @@
         </w:tc>
         <w:tc>
           <w:tcPr>
-            <w:tcW w:type="dxa" w:w="1003"/>
-          </w:tcPr>
-          <w:p>
-            <w:pPr>
-              <w:spacing w:before="20" w:after="20"/>
-              <w:jc w:val="center"/>
-            </w:pPr>
-            <w:r/>
-            <w:r>
-              <w:rPr>
-                <w:rFonts w:ascii="Times New Roman" w:hAnsi="Times New Roman" w:eastAsia="Times New Roman"/>
-                <w:b w:val="0"/>
-                <w:sz w:val="15"/>
+            <w:tcW w:type="dxa" w:w="821"/>
+          </w:tcPr>
+          <w:p>
+            <w:pPr>
+              <w:spacing w:before="20" w:after="20"/>
+              <w:jc w:val="center"/>
+            </w:pPr>
+            <w:r/>
+            <w:r>
+              <w:rPr>
+                <w:rFonts w:ascii="Times New Roman" w:hAnsi="Times New Roman" w:eastAsia="Times New Roman"/>
+                <w:b w:val="0"/>
+                <w:sz w:val="14"/>
               </w:rPr>
               <w:t>0.9917</w:t>
             </w:r>
@@ -8411,19 +8613,19 @@
         </w:tc>
         <w:tc>
           <w:tcPr>
-            <w:tcW w:type="dxa" w:w="1003"/>
-          </w:tcPr>
-          <w:p>
-            <w:pPr>
-              <w:spacing w:before="20" w:after="20"/>
-              <w:jc w:val="center"/>
-            </w:pPr>
-            <w:r/>
-            <w:r>
-              <w:rPr>
-                <w:rFonts w:ascii="Times New Roman" w:hAnsi="Times New Roman" w:eastAsia="Times New Roman"/>
-                <w:b w:val="0"/>
-                <w:sz w:val="15"/>
+            <w:tcW w:type="dxa" w:w="821"/>
+          </w:tcPr>
+          <w:p>
+            <w:pPr>
+              <w:spacing w:before="20" w:after="20"/>
+              <w:jc w:val="center"/>
+            </w:pPr>
+            <w:r/>
+            <w:r>
+              <w:rPr>
+                <w:rFonts w:ascii="Times New Roman" w:hAnsi="Times New Roman" w:eastAsia="Times New Roman"/>
+                <w:b w:val="0"/>
+                <w:sz w:val="14"/>
               </w:rPr>
               <w:t>0.9916</w:t>
             </w:r>
@@ -8431,19 +8633,19 @@
         </w:tc>
         <w:tc>
           <w:tcPr>
-            <w:tcW w:type="dxa" w:w="1003"/>
-          </w:tcPr>
-          <w:p>
-            <w:pPr>
-              <w:spacing w:before="20" w:after="20"/>
-              <w:jc w:val="center"/>
-            </w:pPr>
-            <w:r/>
-            <w:r>
-              <w:rPr>
-                <w:rFonts w:ascii="Times New Roman" w:hAnsi="Times New Roman" w:eastAsia="Times New Roman"/>
-                <w:b w:val="0"/>
-                <w:sz w:val="15"/>
+            <w:tcW w:type="dxa" w:w="821"/>
+          </w:tcPr>
+          <w:p>
+            <w:pPr>
+              <w:spacing w:before="20" w:after="20"/>
+              <w:jc w:val="center"/>
+            </w:pPr>
+            <w:r/>
+            <w:r>
+              <w:rPr>
+                <w:rFonts w:ascii="Times New Roman" w:hAnsi="Times New Roman" w:eastAsia="Times New Roman"/>
+                <w:b w:val="0"/>
+                <w:sz w:val="14"/>
               </w:rPr>
               <w:t>0.9916</w:t>
             </w:r>
@@ -8453,7 +8655,7 @@
       <w:tr>
         <w:tc>
           <w:tcPr>
-            <w:tcW w:type="dxa" w:w="1003"/>
+            <w:tcW w:type="dxa" w:w="821"/>
           </w:tcPr>
           <w:p>
             <w:pPr>
@@ -8465,7 +8667,7 @@
               <w:rPr>
                 <w:rFonts w:ascii="Times New Roman" w:hAnsi="Times New Roman" w:eastAsia="Times New Roman"/>
                 <w:b w:val="0"/>
-                <w:sz w:val="15"/>
+                <w:sz w:val="14"/>
               </w:rPr>
               <w:t>DeBERTa (BERT variation)</w:t>
             </w:r>
@@ -8473,19 +8675,39 @@
         </w:tc>
         <w:tc>
           <w:tcPr>
-            <w:tcW w:type="dxa" w:w="1003"/>
-          </w:tcPr>
-          <w:p>
-            <w:pPr>
-              <w:spacing w:before="20" w:after="20"/>
-              <w:jc w:val="center"/>
-            </w:pPr>
-            <w:r/>
-            <w:r>
-              <w:rPr>
-                <w:rFonts w:ascii="Times New Roman" w:hAnsi="Times New Roman" w:eastAsia="Times New Roman"/>
-                <w:b w:val="0"/>
-                <w:sz w:val="15"/>
+            <w:tcW w:type="dxa" w:w="821"/>
+          </w:tcPr>
+          <w:p>
+            <w:pPr>
+              <w:spacing w:before="20" w:after="20"/>
+              <w:jc w:val="center"/>
+            </w:pPr>
+            <w:r/>
+            <w:r>
+              <w:rPr>
+                <w:rFonts w:ascii="Times New Roman" w:hAnsi="Times New Roman" w:eastAsia="Times New Roman"/>
+                <w:b w:val="0"/>
+                <w:sz w:val="14"/>
+              </w:rPr>
+              <w:t>raw</w:t>
+            </w:r>
+          </w:p>
+        </w:tc>
+        <w:tc>
+          <w:tcPr>
+            <w:tcW w:type="dxa" w:w="821"/>
+          </w:tcPr>
+          <w:p>
+            <w:pPr>
+              <w:spacing w:before="20" w:after="20"/>
+              <w:jc w:val="center"/>
+            </w:pPr>
+            <w:r/>
+            <w:r>
+              <w:rPr>
+                <w:rFonts w:ascii="Times New Roman" w:hAnsi="Times New Roman" w:eastAsia="Times New Roman"/>
+                <w:b w:val="0"/>
+                <w:sz w:val="14"/>
               </w:rPr>
               <w:t>0.9917</w:t>
             </w:r>
@@ -8493,19 +8715,19 @@
         </w:tc>
         <w:tc>
           <w:tcPr>
-            <w:tcW w:type="dxa" w:w="1003"/>
-          </w:tcPr>
-          <w:p>
-            <w:pPr>
-              <w:spacing w:before="20" w:after="20"/>
-              <w:jc w:val="center"/>
-            </w:pPr>
-            <w:r/>
-            <w:r>
-              <w:rPr>
-                <w:rFonts w:ascii="Times New Roman" w:hAnsi="Times New Roman" w:eastAsia="Times New Roman"/>
-                <w:b w:val="0"/>
-                <w:sz w:val="15"/>
+            <w:tcW w:type="dxa" w:w="821"/>
+          </w:tcPr>
+          <w:p>
+            <w:pPr>
+              <w:spacing w:before="20" w:after="20"/>
+              <w:jc w:val="center"/>
+            </w:pPr>
+            <w:r/>
+            <w:r>
+              <w:rPr>
+                <w:rFonts w:ascii="Times New Roman" w:hAnsi="Times New Roman" w:eastAsia="Times New Roman"/>
+                <w:b w:val="0"/>
+                <w:sz w:val="14"/>
               </w:rPr>
               <w:t>0.9917</w:t>
             </w:r>
@@ -8513,19 +8735,19 @@
         </w:tc>
         <w:tc>
           <w:tcPr>
-            <w:tcW w:type="dxa" w:w="1003"/>
-          </w:tcPr>
-          <w:p>
-            <w:pPr>
-              <w:spacing w:before="20" w:after="20"/>
-              <w:jc w:val="center"/>
-            </w:pPr>
-            <w:r/>
-            <w:r>
-              <w:rPr>
-                <w:rFonts w:ascii="Times New Roman" w:hAnsi="Times New Roman" w:eastAsia="Times New Roman"/>
-                <w:b w:val="0"/>
-                <w:sz w:val="15"/>
+            <w:tcW w:type="dxa" w:w="821"/>
+          </w:tcPr>
+          <w:p>
+            <w:pPr>
+              <w:spacing w:before="20" w:after="20"/>
+              <w:jc w:val="center"/>
+            </w:pPr>
+            <w:r/>
+            <w:r>
+              <w:rPr>
+                <w:rFonts w:ascii="Times New Roman" w:hAnsi="Times New Roman" w:eastAsia="Times New Roman"/>
+                <w:b w:val="0"/>
+                <w:sz w:val="14"/>
               </w:rPr>
               <w:t>0.9917</w:t>
             </w:r>
@@ -8533,19 +8755,19 @@
         </w:tc>
         <w:tc>
           <w:tcPr>
-            <w:tcW w:type="dxa" w:w="1003"/>
-          </w:tcPr>
-          <w:p>
-            <w:pPr>
-              <w:spacing w:before="20" w:after="20"/>
-              <w:jc w:val="center"/>
-            </w:pPr>
-            <w:r/>
-            <w:r>
-              <w:rPr>
-                <w:rFonts w:ascii="Times New Roman" w:hAnsi="Times New Roman" w:eastAsia="Times New Roman"/>
-                <w:b w:val="0"/>
-                <w:sz w:val="15"/>
+            <w:tcW w:type="dxa" w:w="821"/>
+          </w:tcPr>
+          <w:p>
+            <w:pPr>
+              <w:spacing w:before="20" w:after="20"/>
+              <w:jc w:val="center"/>
+            </w:pPr>
+            <w:r/>
+            <w:r>
+              <w:rPr>
+                <w:rFonts w:ascii="Times New Roman" w:hAnsi="Times New Roman" w:eastAsia="Times New Roman"/>
+                <w:b w:val="0"/>
+                <w:sz w:val="14"/>
               </w:rPr>
               <w:t>0.9917</w:t>
             </w:r>
@@ -8553,19 +8775,39 @@
         </w:tc>
         <w:tc>
           <w:tcPr>
-            <w:tcW w:type="dxa" w:w="1003"/>
-          </w:tcPr>
-          <w:p>
-            <w:pPr>
-              <w:spacing w:before="20" w:after="20"/>
-              <w:jc w:val="center"/>
-            </w:pPr>
-            <w:r/>
-            <w:r>
-              <w:rPr>
-                <w:rFonts w:ascii="Times New Roman" w:hAnsi="Times New Roman" w:eastAsia="Times New Roman"/>
-                <w:b w:val="0"/>
-                <w:sz w:val="15"/>
+            <w:tcW w:type="dxa" w:w="821"/>
+          </w:tcPr>
+          <w:p>
+            <w:pPr>
+              <w:spacing w:before="20" w:after="20"/>
+              <w:jc w:val="center"/>
+            </w:pPr>
+            <w:r/>
+            <w:r>
+              <w:rPr>
+                <w:rFonts w:ascii="Times New Roman" w:hAnsi="Times New Roman" w:eastAsia="Times New Roman"/>
+                <w:b w:val="0"/>
+                <w:sz w:val="14"/>
+              </w:rPr>
+              <w:t>raw</w:t>
+            </w:r>
+          </w:p>
+        </w:tc>
+        <w:tc>
+          <w:tcPr>
+            <w:tcW w:type="dxa" w:w="821"/>
+          </w:tcPr>
+          <w:p>
+            <w:pPr>
+              <w:spacing w:before="20" w:after="20"/>
+              <w:jc w:val="center"/>
+            </w:pPr>
+            <w:r/>
+            <w:r>
+              <w:rPr>
+                <w:rFonts w:ascii="Times New Roman" w:hAnsi="Times New Roman" w:eastAsia="Times New Roman"/>
+                <w:b w:val="0"/>
+                <w:sz w:val="14"/>
               </w:rPr>
               <w:t>0.9972</w:t>
             </w:r>
@@ -8573,19 +8815,19 @@
         </w:tc>
         <w:tc>
           <w:tcPr>
-            <w:tcW w:type="dxa" w:w="1003"/>
-          </w:tcPr>
-          <w:p>
-            <w:pPr>
-              <w:spacing w:before="20" w:after="20"/>
-              <w:jc w:val="center"/>
-            </w:pPr>
-            <w:r/>
-            <w:r>
-              <w:rPr>
-                <w:rFonts w:ascii="Times New Roman" w:hAnsi="Times New Roman" w:eastAsia="Times New Roman"/>
-                <w:b w:val="0"/>
-                <w:sz w:val="15"/>
+            <w:tcW w:type="dxa" w:w="821"/>
+          </w:tcPr>
+          <w:p>
+            <w:pPr>
+              <w:spacing w:before="20" w:after="20"/>
+              <w:jc w:val="center"/>
+            </w:pPr>
+            <w:r/>
+            <w:r>
+              <w:rPr>
+                <w:rFonts w:ascii="Times New Roman" w:hAnsi="Times New Roman" w:eastAsia="Times New Roman"/>
+                <w:b w:val="0"/>
+                <w:sz w:val="14"/>
               </w:rPr>
               <w:t>0.9972</w:t>
             </w:r>
@@ -8593,19 +8835,19 @@
         </w:tc>
         <w:tc>
           <w:tcPr>
-            <w:tcW w:type="dxa" w:w="1003"/>
-          </w:tcPr>
-          <w:p>
-            <w:pPr>
-              <w:spacing w:before="20" w:after="20"/>
-              <w:jc w:val="center"/>
-            </w:pPr>
-            <w:r/>
-            <w:r>
-              <w:rPr>
-                <w:rFonts w:ascii="Times New Roman" w:hAnsi="Times New Roman" w:eastAsia="Times New Roman"/>
-                <w:b w:val="0"/>
-                <w:sz w:val="15"/>
+            <w:tcW w:type="dxa" w:w="821"/>
+          </w:tcPr>
+          <w:p>
+            <w:pPr>
+              <w:spacing w:before="20" w:after="20"/>
+              <w:jc w:val="center"/>
+            </w:pPr>
+            <w:r/>
+            <w:r>
+              <w:rPr>
+                <w:rFonts w:ascii="Times New Roman" w:hAnsi="Times New Roman" w:eastAsia="Times New Roman"/>
+                <w:b w:val="0"/>
+                <w:sz w:val="14"/>
               </w:rPr>
               <w:t>0.9972</w:t>
             </w:r>
@@ -8613,19 +8855,19 @@
         </w:tc>
         <w:tc>
           <w:tcPr>
-            <w:tcW w:type="dxa" w:w="1003"/>
-          </w:tcPr>
-          <w:p>
-            <w:pPr>
-              <w:spacing w:before="20" w:after="20"/>
-              <w:jc w:val="center"/>
-            </w:pPr>
-            <w:r/>
-            <w:r>
-              <w:rPr>
-                <w:rFonts w:ascii="Times New Roman" w:hAnsi="Times New Roman" w:eastAsia="Times New Roman"/>
-                <w:b w:val="0"/>
-                <w:sz w:val="15"/>
+            <w:tcW w:type="dxa" w:w="821"/>
+          </w:tcPr>
+          <w:p>
+            <w:pPr>
+              <w:spacing w:before="20" w:after="20"/>
+              <w:jc w:val="center"/>
+            </w:pPr>
+            <w:r/>
+            <w:r>
+              <w:rPr>
+                <w:rFonts w:ascii="Times New Roman" w:hAnsi="Times New Roman" w:eastAsia="Times New Roman"/>
+                <w:b w:val="0"/>
+                <w:sz w:val="14"/>
               </w:rPr>
               <w:t>0.9972</w:t>
             </w:r>
@@ -8635,7 +8877,7 @@
       <w:tr>
         <w:tc>
           <w:tcPr>
-            <w:tcW w:type="dxa" w:w="1003"/>
+            <w:tcW w:type="dxa" w:w="821"/>
           </w:tcPr>
           <w:p>
             <w:pPr>
@@ -8647,7 +8889,7 @@
               <w:rPr>
                 <w:rFonts w:ascii="Times New Roman" w:hAnsi="Times New Roman" w:eastAsia="Times New Roman"/>
                 <w:b w:val="0"/>
-                <w:sz w:val="15"/>
+                <w:sz w:val="14"/>
               </w:rPr>
               <w:t>ENSEMBLE</w:t>
             </w:r>
@@ -8655,19 +8897,39 @@
         </w:tc>
         <w:tc>
           <w:tcPr>
-            <w:tcW w:type="dxa" w:w="1003"/>
-          </w:tcPr>
-          <w:p>
-            <w:pPr>
-              <w:spacing w:before="20" w:after="20"/>
-              <w:jc w:val="center"/>
-            </w:pPr>
-            <w:r/>
-            <w:r>
-              <w:rPr>
-                <w:rFonts w:ascii="Times New Roman" w:hAnsi="Times New Roman" w:eastAsia="Times New Roman"/>
-                <w:b w:val="0"/>
-                <w:sz w:val="15"/>
+            <w:tcW w:type="dxa" w:w="821"/>
+          </w:tcPr>
+          <w:p>
+            <w:pPr>
+              <w:spacing w:before="20" w:after="20"/>
+              <w:jc w:val="center"/>
+            </w:pPr>
+            <w:r/>
+            <w:r>
+              <w:rPr>
+                <w:rFonts w:ascii="Times New Roman" w:hAnsi="Times New Roman" w:eastAsia="Times New Roman"/>
+                <w:b w:val="0"/>
+                <w:sz w:val="14"/>
+              </w:rPr>
+              <w:t>raw</w:t>
+            </w:r>
+          </w:p>
+        </w:tc>
+        <w:tc>
+          <w:tcPr>
+            <w:tcW w:type="dxa" w:w="821"/>
+          </w:tcPr>
+          <w:p>
+            <w:pPr>
+              <w:spacing w:before="20" w:after="20"/>
+              <w:jc w:val="center"/>
+            </w:pPr>
+            <w:r/>
+            <w:r>
+              <w:rPr>
+                <w:rFonts w:ascii="Times New Roman" w:hAnsi="Times New Roman" w:eastAsia="Times New Roman"/>
+                <w:b w:val="0"/>
+                <w:sz w:val="14"/>
               </w:rPr>
               <w:t>0.9936</w:t>
             </w:r>
@@ -8675,19 +8937,19 @@
         </w:tc>
         <w:tc>
           <w:tcPr>
-            <w:tcW w:type="dxa" w:w="1003"/>
-          </w:tcPr>
-          <w:p>
-            <w:pPr>
-              <w:spacing w:before="20" w:after="20"/>
-              <w:jc w:val="center"/>
-            </w:pPr>
-            <w:r/>
-            <w:r>
-              <w:rPr>
-                <w:rFonts w:ascii="Times New Roman" w:hAnsi="Times New Roman" w:eastAsia="Times New Roman"/>
-                <w:b w:val="0"/>
-                <w:sz w:val="15"/>
+            <w:tcW w:type="dxa" w:w="821"/>
+          </w:tcPr>
+          <w:p>
+            <w:pPr>
+              <w:spacing w:before="20" w:after="20"/>
+              <w:jc w:val="center"/>
+            </w:pPr>
+            <w:r/>
+            <w:r>
+              <w:rPr>
+                <w:rFonts w:ascii="Times New Roman" w:hAnsi="Times New Roman" w:eastAsia="Times New Roman"/>
+                <w:b w:val="0"/>
+                <w:sz w:val="14"/>
               </w:rPr>
               <w:t>0.9936</w:t>
             </w:r>
@@ -8695,19 +8957,19 @@
         </w:tc>
         <w:tc>
           <w:tcPr>
-            <w:tcW w:type="dxa" w:w="1003"/>
-          </w:tcPr>
-          <w:p>
-            <w:pPr>
-              <w:spacing w:before="20" w:after="20"/>
-              <w:jc w:val="center"/>
-            </w:pPr>
-            <w:r/>
-            <w:r>
-              <w:rPr>
-                <w:rFonts w:ascii="Times New Roman" w:hAnsi="Times New Roman" w:eastAsia="Times New Roman"/>
-                <w:b w:val="0"/>
-                <w:sz w:val="15"/>
+            <w:tcW w:type="dxa" w:w="821"/>
+          </w:tcPr>
+          <w:p>
+            <w:pPr>
+              <w:spacing w:before="20" w:after="20"/>
+              <w:jc w:val="center"/>
+            </w:pPr>
+            <w:r/>
+            <w:r>
+              <w:rPr>
+                <w:rFonts w:ascii="Times New Roman" w:hAnsi="Times New Roman" w:eastAsia="Times New Roman"/>
+                <w:b w:val="0"/>
+                <w:sz w:val="14"/>
               </w:rPr>
               <w:t>0.9936</w:t>
             </w:r>
@@ -8715,19 +8977,19 @@
         </w:tc>
         <w:tc>
           <w:tcPr>
-            <w:tcW w:type="dxa" w:w="1003"/>
-          </w:tcPr>
-          <w:p>
-            <w:pPr>
-              <w:spacing w:before="20" w:after="20"/>
-              <w:jc w:val="center"/>
-            </w:pPr>
-            <w:r/>
-            <w:r>
-              <w:rPr>
-                <w:rFonts w:ascii="Times New Roman" w:hAnsi="Times New Roman" w:eastAsia="Times New Roman"/>
-                <w:b w:val="0"/>
-                <w:sz w:val="15"/>
+            <w:tcW w:type="dxa" w:w="821"/>
+          </w:tcPr>
+          <w:p>
+            <w:pPr>
+              <w:spacing w:before="20" w:after="20"/>
+              <w:jc w:val="center"/>
+            </w:pPr>
+            <w:r/>
+            <w:r>
+              <w:rPr>
+                <w:rFonts w:ascii="Times New Roman" w:hAnsi="Times New Roman" w:eastAsia="Times New Roman"/>
+                <w:b w:val="0"/>
+                <w:sz w:val="14"/>
               </w:rPr>
               <w:t>0.9936</w:t>
             </w:r>
@@ -8735,19 +8997,39 @@
         </w:tc>
         <w:tc>
           <w:tcPr>
-            <w:tcW w:type="dxa" w:w="1003"/>
-          </w:tcPr>
-          <w:p>
-            <w:pPr>
-              <w:spacing w:before="20" w:after="20"/>
-              <w:jc w:val="center"/>
-            </w:pPr>
-            <w:r/>
-            <w:r>
-              <w:rPr>
-                <w:rFonts w:ascii="Times New Roman" w:hAnsi="Times New Roman" w:eastAsia="Times New Roman"/>
-                <w:b w:val="0"/>
-                <w:sz w:val="15"/>
+            <w:tcW w:type="dxa" w:w="821"/>
+          </w:tcPr>
+          <w:p>
+            <w:pPr>
+              <w:spacing w:before="20" w:after="20"/>
+              <w:jc w:val="center"/>
+            </w:pPr>
+            <w:r/>
+            <w:r>
+              <w:rPr>
+                <w:rFonts w:ascii="Times New Roman" w:hAnsi="Times New Roman" w:eastAsia="Times New Roman"/>
+                <w:b w:val="0"/>
+                <w:sz w:val="14"/>
+              </w:rPr>
+              <w:t>raw</w:t>
+            </w:r>
+          </w:p>
+        </w:tc>
+        <w:tc>
+          <w:tcPr>
+            <w:tcW w:type="dxa" w:w="821"/>
+          </w:tcPr>
+          <w:p>
+            <w:pPr>
+              <w:spacing w:before="20" w:after="20"/>
+              <w:jc w:val="center"/>
+            </w:pPr>
+            <w:r/>
+            <w:r>
+              <w:rPr>
+                <w:rFonts w:ascii="Times New Roman" w:hAnsi="Times New Roman" w:eastAsia="Times New Roman"/>
+                <w:b w:val="0"/>
+                <w:sz w:val="14"/>
               </w:rPr>
               <w:t>0.9972</w:t>
             </w:r>
@@ -8755,19 +9037,19 @@
         </w:tc>
         <w:tc>
           <w:tcPr>
-            <w:tcW w:type="dxa" w:w="1003"/>
-          </w:tcPr>
-          <w:p>
-            <w:pPr>
-              <w:spacing w:before="20" w:after="20"/>
-              <w:jc w:val="center"/>
-            </w:pPr>
-            <w:r/>
-            <w:r>
-              <w:rPr>
-                <w:rFonts w:ascii="Times New Roman" w:hAnsi="Times New Roman" w:eastAsia="Times New Roman"/>
-                <w:b w:val="0"/>
-                <w:sz w:val="15"/>
+            <w:tcW w:type="dxa" w:w="821"/>
+          </w:tcPr>
+          <w:p>
+            <w:pPr>
+              <w:spacing w:before="20" w:after="20"/>
+              <w:jc w:val="center"/>
+            </w:pPr>
+            <w:r/>
+            <w:r>
+              <w:rPr>
+                <w:rFonts w:ascii="Times New Roman" w:hAnsi="Times New Roman" w:eastAsia="Times New Roman"/>
+                <w:b w:val="0"/>
+                <w:sz w:val="14"/>
               </w:rPr>
               <w:t>0.9972</w:t>
             </w:r>
@@ -8775,19 +9057,19 @@
         </w:tc>
         <w:tc>
           <w:tcPr>
-            <w:tcW w:type="dxa" w:w="1003"/>
-          </w:tcPr>
-          <w:p>
-            <w:pPr>
-              <w:spacing w:before="20" w:after="20"/>
-              <w:jc w:val="center"/>
-            </w:pPr>
-            <w:r/>
-            <w:r>
-              <w:rPr>
-                <w:rFonts w:ascii="Times New Roman" w:hAnsi="Times New Roman" w:eastAsia="Times New Roman"/>
-                <w:b w:val="0"/>
-                <w:sz w:val="15"/>
+            <w:tcW w:type="dxa" w:w="821"/>
+          </w:tcPr>
+          <w:p>
+            <w:pPr>
+              <w:spacing w:before="20" w:after="20"/>
+              <w:jc w:val="center"/>
+            </w:pPr>
+            <w:r/>
+            <w:r>
+              <w:rPr>
+                <w:rFonts w:ascii="Times New Roman" w:hAnsi="Times New Roman" w:eastAsia="Times New Roman"/>
+                <w:b w:val="0"/>
+                <w:sz w:val="14"/>
               </w:rPr>
               <w:t>0.9972</w:t>
             </w:r>
@@ -8795,19 +9077,19 @@
         </w:tc>
         <w:tc>
           <w:tcPr>
-            <w:tcW w:type="dxa" w:w="1003"/>
-          </w:tcPr>
-          <w:p>
-            <w:pPr>
-              <w:spacing w:before="20" w:after="20"/>
-              <w:jc w:val="center"/>
-            </w:pPr>
-            <w:r/>
-            <w:r>
-              <w:rPr>
-                <w:rFonts w:ascii="Times New Roman" w:hAnsi="Times New Roman" w:eastAsia="Times New Roman"/>
-                <w:b w:val="0"/>
-                <w:sz w:val="15"/>
+            <w:tcW w:type="dxa" w:w="821"/>
+          </w:tcPr>
+          <w:p>
+            <w:pPr>
+              <w:spacing w:before="20" w:after="20"/>
+              <w:jc w:val="center"/>
+            </w:pPr>
+            <w:r/>
+            <w:r>
+              <w:rPr>
+                <w:rFonts w:ascii="Times New Roman" w:hAnsi="Times New Roman" w:eastAsia="Times New Roman"/>
+                <w:b w:val="0"/>
+                <w:sz w:val="14"/>
               </w:rPr>
               <w:t>0.9972</w:t>
             </w:r>

--- a/docs/NLP Final Report - Group 02 Section B.docx
+++ b/docs/NLP Final Report - Group 02 Section B.docx
@@ -1139,7 +1139,7 @@
           <w:b w:val="0"/>
           <w:sz w:val="24"/>
         </w:rPr>
-        <w:t>On top of that data we trained five kinds of model. Three are classical and were introduced in the midterm project, namely Naive Bayes, logistic regression and a linear support vector machine, each under both bag-of-words and TF-IDF, and all six combinations were re-run here on the full corpora. Two are transformers fine-tuned for this task, bert-base-uncased and microsoft/deberta-v3-base. We also combined the two transformers into a soft-vote ensemble. Each transformer was trained over a grid of eight settings per dataset, varying learning rate, batch size and weight decay, with the winner chosen on validation score. Training ran on a single RTX 3060 Ti, and one run took between ten and nineteen minutes.</w:t>
+        <w:t>On top of that data we trained five kinds of model. Three are classical and were introduced in the midterm project, namely Naive Bayes, logistic regression and a linear support vector machine, each under both bag-of-words and TF-IDF. Two are transformers fine-tuned for this task, bert-base-uncased and microsoft/deberta-v3-base. We also combined the two transformers into a soft-vote ensemble. Each transformer was trained over a grid of eight settings per dataset, varying learning rate, batch size and weight decay, with the winner chosen on validation score. Training ran on a single RTX 3060 Ti, and one run took between ten and nineteen minutes.</w:t>
       </w:r>
     </w:p>
     <w:p>
@@ -1213,7 +1213,7 @@
           <w:b w:val="0"/>
           <w:sz w:val="24"/>
         </w:rPr>
-        <w:t>The midterm project compared three classical models on the same two datasets, each under two text representations, bag-of-words and TF-IDF. Those first experiments used a reduced sample of 6,000 rows per dataset so that they would finish without a GPU. For the final term we re-ran all six of those model and representation combinations on the full balanced corpora, using exactly the same split the transformers use, so that every number in this report comes from the same data. Table 1 gives those full-corpus results, and they are the ones we analyse and carry forward.</w:t>
+        <w:t>The midterm project compared three classical models on the same two datasets, each under two text representations, bag-of-words and TF-IDF. All six model and representation combinations were run on the full balanced corpora, using the same split the transformers use, so every number in this report comes from the same data. Table 1 gives the results.</w:t>
       </w:r>
     </w:p>
     <w:p>
@@ -1226,7 +1226,7 @@
           <w:b w:val="0"/>
           <w:sz w:val="24"/>
         </w:rPr>
-        <w:t>The clearest pattern is that the two datasets are not equally difficult, and they were not equally difficult at the midterm either. On DAIGT V2 every classical model does well, and the best of them, support vector machine with TF-IDF, reaches 0.9910 F1. On HC3 the same models are noticeably weaker, with the best, logistic regression with BoW, reaching only 0.9551. That is a gap of about 4 points of F1 between the two datasets for the same family of model, so the difficulty belongs to the data rather than to the method.</w:t>
+        <w:t>The clearest pattern is that the two datasets are not equally difficult. On DAIGT V2 every classical model does well, and the best of them, support vector machine with TF-IDF, reaches 0.9910 F1. On HC3 the same models are noticeably weaker, with the best, logistic regression with BoW, reaching only 0.9551. That is a gap of about 4 points of F1 between the two datasets for the same family of model, so the difficulty belongs to the data rather than to the method.</w:t>
       </w:r>
     </w:p>
     <w:p>
@@ -1275,7 +1275,7 @@
           <w:b w:val="0"/>
           <w:sz w:val="20"/>
         </w:rPr>
-        <w:t>Table 1. The midterm models re-run on the full balanced corpora, both text representations, evaluated on the same test split every other model in this report uses. Acc = Accuracy, Prec = Precision, Rec = Recall, F1 = F1 Score.</w:t>
+        <w:t>Table 1. Classical models on the full balanced corpora, both text representations, evaluated on the same test split every other model in this report uses. Acc = Accuracy, Prec = Precision, Rec = Recall, F1 = F1 Score.</w:t>
       </w:r>
     </w:p>
     <w:tbl>
@@ -7402,7 +7402,7 @@
           <w:b w:val="0"/>
           <w:sz w:val="24"/>
         </w:rPr>
-        <w:t>Table 3 brings everything together in the form the project specification asks for. Every row now comes from the full balanced corpora and the same fixed split, so unlike an earlier version of this report the comparison is not mixing two dataset sizes. The three classical rows are the midterm models re-run at full scale, each shown with whichever of the two text representations worked better on that dataset, which the Rep. column names. The transformers read raw text, so no representation applies to them.</w:t>
+        <w:t>Table 3 brings everything together in the form the project specification asks for. Every row comes from the full balanced corpora and the same fixed split. Each classical row is shown with whichever of the two text representations worked better on that dataset, which the Rep. column names. The transformers read raw text, so no representation applies to them.</w:t>
       </w:r>
     </w:p>
     <w:p>
@@ -7464,7 +7464,7 @@
           <w:b w:val="0"/>
           <w:sz w:val="20"/>
         </w:rPr>
-        <w:t>Table 3. Final comparison. Every row comes from the full balanced corpora and the same fixed split. The three classical rows are the midterm models re-run at full scale, each shown with whichever text representation performed better on that dataset, which the Rep. column names. The transformers read raw text, so no representation applies to them. The ENSEMBLE row uses the weight chosen on validation.</w:t>
+        <w:t>Table 3. Final comparison. Every row comes from the full balanced corpora and the same fixed split. Each classical row is shown with whichever text representation performed better on that dataset, which the Rep. column names. The transformers read raw text, so no representation applies to them. The ENSEMBLE row uses the weight chosen on validation.</w:t>
       </w:r>
     </w:p>
     <w:tbl>

--- a/docs/NLP Final Report - Group 02 Section B.docx
+++ b/docs/NLP Final Report - Group 02 Section B.docx
@@ -1300,6 +1300,7 @@
       <w:tr>
         <w:trPr>
           <w:tblHeader w:val="true"/>
+          <w:cantSplit w:val="true"/>
         </w:trPr>
         <w:tc>
           <w:tcPr>
@@ -1385,6 +1386,7 @@
       <w:tr>
         <w:trPr>
           <w:tblHeader w:val="true"/>
+          <w:cantSplit w:val="true"/>
         </w:trPr>
         <w:tc>
           <w:tcPr>
@@ -1562,6 +1564,9 @@
         </w:tc>
       </w:tr>
       <w:tr>
+        <w:trPr>
+          <w:cantSplit w:val="true"/>
+        </w:trPr>
         <w:tc>
           <w:tcPr>
             <w:tcW w:type="dxa" w:w="903"/>
@@ -1764,6 +1769,9 @@
         </w:tc>
       </w:tr>
       <w:tr>
+        <w:trPr>
+          <w:cantSplit w:val="true"/>
+        </w:trPr>
         <w:tc>
           <w:tcPr>
             <w:tcW w:type="dxa" w:w="903"/>
@@ -1953,6 +1961,9 @@
         </w:tc>
       </w:tr>
       <w:tr>
+        <w:trPr>
+          <w:cantSplit w:val="true"/>
+        </w:trPr>
         <w:tc>
           <w:tcPr>
             <w:tcW w:type="dxa" w:w="903"/>
@@ -2155,6 +2166,9 @@
         </w:tc>
       </w:tr>
       <w:tr>
+        <w:trPr>
+          <w:cantSplit w:val="true"/>
+        </w:trPr>
         <w:tc>
           <w:tcPr>
             <w:tcW w:type="dxa" w:w="903"/>
@@ -2344,6 +2358,9 @@
         </w:tc>
       </w:tr>
       <w:tr>
+        <w:trPr>
+          <w:cantSplit w:val="true"/>
+        </w:trPr>
         <w:tc>
           <w:tcPr>
             <w:tcW w:type="dxa" w:w="903"/>
@@ -2546,6 +2563,9 @@
         </w:tc>
       </w:tr>
       <w:tr>
+        <w:trPr>
+          <w:cantSplit w:val="true"/>
+        </w:trPr>
         <w:tc>
           <w:tcPr>
             <w:tcW w:type="dxa" w:w="903"/>
@@ -2912,6 +2932,7 @@
       <w:tr>
         <w:trPr>
           <w:tblHeader w:val="true"/>
+          <w:cantSplit w:val="true"/>
         </w:trPr>
         <w:tc>
           <w:tcPr>
@@ -3037,6 +3058,7 @@
       <w:tr>
         <w:trPr>
           <w:tblHeader w:val="true"/>
+          <w:cantSplit w:val="true"/>
         </w:trPr>
         <w:tc>
           <w:tcPr>
@@ -3228,6 +3250,9 @@
         </w:tc>
       </w:tr>
       <w:tr>
+        <w:trPr>
+          <w:cantSplit w:val="true"/>
+        </w:trPr>
         <w:tc>
           <w:tcPr>
             <w:tcW w:type="dxa" w:w="752"/>
@@ -3470,6 +3495,9 @@
         </w:tc>
       </w:tr>
       <w:tr>
+        <w:trPr>
+          <w:cantSplit w:val="true"/>
+        </w:trPr>
         <w:tc>
           <w:tcPr>
             <w:tcW w:type="dxa" w:w="752"/>
@@ -3699,6 +3727,9 @@
         </w:tc>
       </w:tr>
       <w:tr>
+        <w:trPr>
+          <w:cantSplit w:val="true"/>
+        </w:trPr>
         <w:tc>
           <w:tcPr>
             <w:tcW w:type="dxa" w:w="752"/>
@@ -3928,6 +3959,9 @@
         </w:tc>
       </w:tr>
       <w:tr>
+        <w:trPr>
+          <w:cantSplit w:val="true"/>
+        </w:trPr>
         <w:tc>
           <w:tcPr>
             <w:tcW w:type="dxa" w:w="752"/>
@@ -4157,6 +4191,9 @@
         </w:tc>
       </w:tr>
       <w:tr>
+        <w:trPr>
+          <w:cantSplit w:val="true"/>
+        </w:trPr>
         <w:tc>
           <w:tcPr>
             <w:tcW w:type="dxa" w:w="752"/>
@@ -4386,6 +4423,9 @@
         </w:tc>
       </w:tr>
       <w:tr>
+        <w:trPr>
+          <w:cantSplit w:val="true"/>
+        </w:trPr>
         <w:tc>
           <w:tcPr>
             <w:tcW w:type="dxa" w:w="752"/>
@@ -4615,6 +4655,9 @@
         </w:tc>
       </w:tr>
       <w:tr>
+        <w:trPr>
+          <w:cantSplit w:val="true"/>
+        </w:trPr>
         <w:tc>
           <w:tcPr>
             <w:tcW w:type="dxa" w:w="752"/>
@@ -4844,6 +4887,9 @@
         </w:tc>
       </w:tr>
       <w:tr>
+        <w:trPr>
+          <w:cantSplit w:val="true"/>
+        </w:trPr>
         <w:tc>
           <w:tcPr>
             <w:tcW w:type="dxa" w:w="752"/>
@@ -5073,6 +5119,9 @@
         </w:tc>
       </w:tr>
       <w:tr>
+        <w:trPr>
+          <w:cantSplit w:val="true"/>
+        </w:trPr>
         <w:tc>
           <w:tcPr>
             <w:tcW w:type="dxa" w:w="752"/>
@@ -5317,6 +5366,9 @@
         </w:tc>
       </w:tr>
       <w:tr>
+        <w:trPr>
+          <w:cantSplit w:val="true"/>
+        </w:trPr>
         <w:tc>
           <w:tcPr>
             <w:tcW w:type="dxa" w:w="752"/>
@@ -5546,6 +5598,9 @@
         </w:tc>
       </w:tr>
       <w:tr>
+        <w:trPr>
+          <w:cantSplit w:val="true"/>
+        </w:trPr>
         <w:tc>
           <w:tcPr>
             <w:tcW w:type="dxa" w:w="752"/>
@@ -5775,6 +5830,9 @@
         </w:tc>
       </w:tr>
       <w:tr>
+        <w:trPr>
+          <w:cantSplit w:val="true"/>
+        </w:trPr>
         <w:tc>
           <w:tcPr>
             <w:tcW w:type="dxa" w:w="752"/>
@@ -6004,6 +6062,9 @@
         </w:tc>
       </w:tr>
       <w:tr>
+        <w:trPr>
+          <w:cantSplit w:val="true"/>
+        </w:trPr>
         <w:tc>
           <w:tcPr>
             <w:tcW w:type="dxa" w:w="752"/>
@@ -6233,6 +6294,9 @@
         </w:tc>
       </w:tr>
       <w:tr>
+        <w:trPr>
+          <w:cantSplit w:val="true"/>
+        </w:trPr>
         <w:tc>
           <w:tcPr>
             <w:tcW w:type="dxa" w:w="752"/>
@@ -6462,6 +6526,9 @@
         </w:tc>
       </w:tr>
       <w:tr>
+        <w:trPr>
+          <w:cantSplit w:val="true"/>
+        </w:trPr>
         <w:tc>
           <w:tcPr>
             <w:tcW w:type="dxa" w:w="752"/>
@@ -6691,6 +6758,9 @@
         </w:tc>
       </w:tr>
       <w:tr>
+        <w:trPr>
+          <w:cantSplit w:val="true"/>
+        </w:trPr>
         <w:tc>
           <w:tcPr>
             <w:tcW w:type="dxa" w:w="752"/>
@@ -6920,6 +6990,9 @@
         </w:tc>
       </w:tr>
       <w:tr>
+        <w:trPr>
+          <w:cantSplit w:val="true"/>
+        </w:trPr>
         <w:tc>
           <w:tcPr>
             <w:tcW w:type="dxa" w:w="752"/>
@@ -7490,6 +7563,7 @@
       <w:tr>
         <w:trPr>
           <w:tblHeader w:val="true"/>
+          <w:cantSplit w:val="true"/>
         </w:trPr>
         <w:tc>
           <w:tcPr>
@@ -7555,6 +7629,7 @@
       <w:tr>
         <w:trPr>
           <w:tblHeader w:val="true"/>
+          <w:cantSplit w:val="true"/>
         </w:trPr>
         <w:tc>
           <w:tcPr>
@@ -7765,6 +7840,9 @@
         </w:tc>
       </w:tr>
       <w:tr>
+        <w:trPr>
+          <w:cantSplit w:val="true"/>
+        </w:trPr>
         <w:tc>
           <w:tcPr>
             <w:tcW w:type="dxa" w:w="821"/>
@@ -7987,6 +8065,9 @@
         </w:tc>
       </w:tr>
       <w:tr>
+        <w:trPr>
+          <w:cantSplit w:val="true"/>
+        </w:trPr>
         <w:tc>
           <w:tcPr>
             <w:tcW w:type="dxa" w:w="821"/>
@@ -8209,6 +8290,9 @@
         </w:tc>
       </w:tr>
       <w:tr>
+        <w:trPr>
+          <w:cantSplit w:val="true"/>
+        </w:trPr>
         <w:tc>
           <w:tcPr>
             <w:tcW w:type="dxa" w:w="821"/>
@@ -8431,6 +8515,9 @@
         </w:tc>
       </w:tr>
       <w:tr>
+        <w:trPr>
+          <w:cantSplit w:val="true"/>
+        </w:trPr>
         <w:tc>
           <w:tcPr>
             <w:tcW w:type="dxa" w:w="821"/>
@@ -8653,6 +8740,9 @@
         </w:tc>
       </w:tr>
       <w:tr>
+        <w:trPr>
+          <w:cantSplit w:val="true"/>
+        </w:trPr>
         <w:tc>
           <w:tcPr>
             <w:tcW w:type="dxa" w:w="821"/>
@@ -8875,6 +8965,9 @@
         </w:tc>
       </w:tr>
       <w:tr>
+        <w:trPr>
+          <w:cantSplit w:val="true"/>
+        </w:trPr>
         <w:tc>
           <w:tcPr>
             <w:tcW w:type="dxa" w:w="821"/>

--- a/docs/NLP Final Report - Group 02 Section B.docx
+++ b/docs/NLP Final Report - Group 02 Section B.docx
@@ -7272,7 +7272,72 @@
           <w:b w:val="0"/>
           <w:sz w:val="24"/>
         </w:rPr>
-        <w:t>For the BERT variant we chose DeBERTa, specifically the microsoft/deberta-v3-base checkpoint. Three properties made it the right choice for this problem rather than simply a newer model. First, its attention mechanism keeps the representation of a word and the representation of its position separate, which suits a task where the way text is written may matter as much as which words appear. Second, it is pretrained with a replaced-token objective that is more efficient than ordinary masked language modelling at a similar size, so it tends to do better after only a few epochs of fine-tuning, which is what our budget allowed. Third, its tokeniser treats a space before a punctuation mark as part of the token, whereas the BERT tokeniser discards that distinction entirely. That gives the two models genuinely different views of the same text, which turned out to matter and is discussed in Section 6.</w:t>
+        <w:t>For the BERT variant we chose DeBERTa, specifically the microsoft/deberta-v3-base checkpoint. Four things made it the right choice.</w:t>
+      </w:r>
+    </w:p>
+    <w:p>
+      <w:pPr>
+        <w:jc w:val="both"/>
+      </w:pPr>
+      <w:r>
+        <w:rPr>
+          <w:rFonts w:ascii="Times New Roman" w:hAnsi="Times New Roman" w:eastAsia="Times New Roman"/>
+          <w:b w:val="0"/>
+          <w:sz w:val="24"/>
+        </w:rPr>
+        <w:t>The first is benchmark standing. DeBERTa-v3-base is the strongest encoder of its size at the time we selected it, ahead of both BERT-base and RoBERTa-base across the GLUE suite of language-understanding tasks, and the DeBERTa family was the first to pass the human baseline on SuperGLUE. Starting from a stronger pretrained model is the simplest way to get a stronger fine-tuned one, and it costs us nothing extra since the two are close in size.</w:t>
+      </w:r>
+    </w:p>
+    <w:p>
+      <w:pPr>
+        <w:jc w:val="both"/>
+      </w:pPr>
+      <w:r>
+        <w:rPr>
+          <w:rFonts w:ascii="Times New Roman" w:hAnsi="Times New Roman" w:eastAsia="Times New Roman"/>
+          <w:b w:val="0"/>
+          <w:sz w:val="24"/>
+        </w:rPr>
+        <w:t>The second is its attention mechanism, which keeps the representation of a word and the representation of its position separate rather than adding them together. That suits a task where the way text is written may matter as much as which words appear.</w:t>
+      </w:r>
+    </w:p>
+    <w:p>
+      <w:pPr>
+        <w:jc w:val="both"/>
+      </w:pPr>
+      <w:r>
+        <w:rPr>
+          <w:rFonts w:ascii="Times New Roman" w:hAnsi="Times New Roman" w:eastAsia="Times New Roman"/>
+          <w:b w:val="0"/>
+          <w:sz w:val="24"/>
+        </w:rPr>
+        <w:t>The third is how it was pretrained. DeBERTa-v3 is trained to spot tokens that have been replaced by a small generator model, rather than to fill in masked blanks. This gives it a learning signal on every token instead of only the masked ones, so it reaches good accuracy after fewer epochs of fine-tuning, which is what our GPU budget allowed.</w:t>
+      </w:r>
+    </w:p>
+    <w:p>
+      <w:pPr>
+        <w:jc w:val="both"/>
+      </w:pPr>
+      <w:r>
+        <w:rPr>
+          <w:rFonts w:ascii="Times New Roman" w:hAnsi="Times New Roman" w:eastAsia="Times New Roman"/>
+          <w:b w:val="0"/>
+          <w:sz w:val="24"/>
+        </w:rPr>
+        <w:t>The fourth is its tokeniser, and this is the one that turned out to matter most for our data. DeBERTa treats a space before a punctuation mark as part of the token, whereas the BERT tokeniser discards that distinction entirely. We verified this directly rather than assuming it. For the strings "the answer is simple ." and "the answer is simple." BERT produces identical token identifiers on three of three test pairs, while DeBERTa distinguishes all three. The two models therefore see genuinely different text, and Section 6 shows why that matters on HC3.</w:t>
+      </w:r>
+    </w:p>
+    <w:p>
+      <w:pPr>
+        <w:jc w:val="both"/>
+      </w:pPr>
+      <w:r>
+        <w:rPr>
+          <w:rFonts w:ascii="Times New Roman" w:hAnsi="Times New Roman" w:eastAsia="Times New Roman"/>
+          <w:b w:val="0"/>
+          <w:sz w:val="24"/>
+        </w:rPr>
+        <w:t>One honest qualification belongs with the first reason. A model that leads a benchmark suite does not automatically lead on a new task, and our own results show exactly that. DeBERTa is far ahead on HC3 but level with BERT on DAIGT V2. Benchmark standing was a sound reason to try it first. It was not a guarantee, and we would not present it as one.</w:t>
       </w:r>
     </w:p>
     <w:p>

--- a/docs/NLP Final Report - Group 02 Section B.docx
+++ b/docs/NLP Final Report - Group 02 Section B.docx
@@ -1139,6 +1139,19 @@
           <w:b w:val="0"/>
           <w:sz w:val="24"/>
         </w:rPr>
+        <w:t>Table 1 summarises both datasets as published and after every preprocessing step, so the sizes every later table depends on are stated in one place.</w:t>
+      </w:r>
+    </w:p>
+    <w:p>
+      <w:pPr>
+        <w:jc w:val="both"/>
+      </w:pPr>
+      <w:r>
+        <w:rPr>
+          <w:rFonts w:ascii="Times New Roman" w:hAnsi="Times New Roman" w:eastAsia="Times New Roman"/>
+          <w:b w:val="0"/>
+          <w:sz w:val="24"/>
+        </w:rPr>
         <w:t>On top of that data we trained five kinds of model. Three are classical and were introduced in the midterm project, namely Naive Bayes, logistic regression and a linear support vector machine, each under both bag-of-words and TF-IDF. Two are transformers fine-tuned for this task, bert-base-uncased and microsoft/deberta-v3-base. We also combined the two transformers into a soft-vote ensemble. Each transformer was trained over a grid of eight settings per dataset, varying learning rate, batch size and weight decay, with the winner chosen on validation score. Training ran on a single RTX 3060 Ti, and one run took between ten and nineteen minutes.</w:t>
       </w:r>
     </w:p>
@@ -1155,6 +1168,1367 @@
         <w:t>The short version of the result is that DeBERTa is the best single model on both datasets, reaching 0.9917 weighted F1 on DAIGT V2 and 0.9972 on HC3. The ensemble does not reliably beat it. We also found something less expected, which is that the two datasets are not equally hard for the same reasons, and Section 6 explains what we mean by that.</w:t>
       </w:r>
     </w:p>
+    <w:p>
+      <w:pPr>
+        <w:keepNext/>
+      </w:pPr>
+      <w:r>
+        <w:rPr>
+          <w:rFonts w:ascii="Times New Roman" w:hAnsi="Times New Roman" w:eastAsia="Times New Roman"/>
+          <w:b w:val="0"/>
+          <w:sz w:val="20"/>
+        </w:rPr>
+        <w:t>Table 1. The two datasets as published and after preprocessing. Duplicate rows are exact matches after whitespace and case normalisation. Leakage is the share of test documents whose text also appears in training or validation. Token counts use the bert-base-uncased tokeniser on a 2,000-row sample per dataset.</w:t>
+      </w:r>
+    </w:p>
+    <w:tbl>
+      <w:tblPr>
+        <w:tblStyle w:val="TableGrid"/>
+        <w:tblW w:type="auto" w:w="0"/>
+        <w:jc w:val="center"/>
+        <w:tblLook w:firstColumn="1" w:firstRow="1" w:lastColumn="0" w:lastRow="0" w:noHBand="0" w:noVBand="1" w:val="04A0"/>
+      </w:tblPr>
+      <w:tblGrid>
+        <w:gridCol w:w="3009"/>
+        <w:gridCol w:w="3009"/>
+        <w:gridCol w:w="3009"/>
+      </w:tblGrid>
+      <w:tr>
+        <w:trPr>
+          <w:tblHeader w:val="true"/>
+          <w:cantSplit w:val="true"/>
+        </w:trPr>
+        <w:tc>
+          <w:tcPr>
+            <w:tcW w:type="dxa" w:w="3009"/>
+          </w:tcPr>
+          <w:p>
+            <w:pPr>
+              <w:spacing w:before="20" w:after="20"/>
+              <w:jc w:val="left"/>
+            </w:pPr>
+            <w:r/>
+            <w:r>
+              <w:rPr>
+                <w:rFonts w:ascii="Times New Roman" w:hAnsi="Times New Roman" w:eastAsia="Times New Roman"/>
+                <w:b/>
+                <w:sz w:val="15"/>
+              </w:rPr>
+            </w:r>
+          </w:p>
+        </w:tc>
+        <w:tc>
+          <w:tcPr>
+            <w:tcW w:type="dxa" w:w="3009"/>
+          </w:tcPr>
+          <w:p>
+            <w:pPr>
+              <w:spacing w:before="20" w:after="20"/>
+              <w:jc w:val="center"/>
+            </w:pPr>
+            <w:r/>
+            <w:r>
+              <w:rPr>
+                <w:rFonts w:ascii="Times New Roman" w:hAnsi="Times New Roman" w:eastAsia="Times New Roman"/>
+                <w:b/>
+                <w:sz w:val="15"/>
+              </w:rPr>
+              <w:t>DAIGT V2</w:t>
+            </w:r>
+          </w:p>
+        </w:tc>
+        <w:tc>
+          <w:tcPr>
+            <w:tcW w:type="dxa" w:w="3009"/>
+          </w:tcPr>
+          <w:p>
+            <w:pPr>
+              <w:spacing w:before="20" w:after="20"/>
+              <w:jc w:val="center"/>
+            </w:pPr>
+            <w:r/>
+            <w:r>
+              <w:rPr>
+                <w:rFonts w:ascii="Times New Roman" w:hAnsi="Times New Roman" w:eastAsia="Times New Roman"/>
+                <w:b/>
+                <w:sz w:val="15"/>
+              </w:rPr>
+              <w:t>HC3</w:t>
+            </w:r>
+          </w:p>
+        </w:tc>
+      </w:tr>
+      <w:tr>
+        <w:trPr>
+          <w:cantSplit w:val="true"/>
+        </w:trPr>
+        <w:tc>
+          <w:tcPr>
+            <w:tcW w:type="dxa" w:w="9027"/>
+            <w:gridSpan w:val="3"/>
+          </w:tcPr>
+          <w:p>
+            <w:pPr>
+              <w:spacing w:before="20" w:after="20"/>
+              <w:jc w:val="center"/>
+            </w:pPr>
+            <w:r>
+              <w:rPr>
+                <w:rFonts w:ascii="Times New Roman" w:hAnsi="Times New Roman" w:eastAsia="Times New Roman"/>
+                <w:b/>
+                <w:sz w:val="15"/>
+              </w:rPr>
+              <w:t>As published</w:t>
+            </w:r>
+          </w:p>
+        </w:tc>
+      </w:tr>
+      <w:tr>
+        <w:trPr>
+          <w:cantSplit w:val="true"/>
+        </w:trPr>
+        <w:tc>
+          <w:tcPr>
+            <w:tcW w:type="dxa" w:w="3009"/>
+          </w:tcPr>
+          <w:p>
+            <w:pPr>
+              <w:spacing w:before="20" w:after="20"/>
+              <w:jc w:val="left"/>
+            </w:pPr>
+            <w:r/>
+            <w:r>
+              <w:rPr>
+                <w:rFonts w:ascii="Times New Roman" w:hAnsi="Times New Roman" w:eastAsia="Times New Roman"/>
+                <w:b w:val="0"/>
+                <w:sz w:val="15"/>
+              </w:rPr>
+              <w:t xml:space="preserve">   Total documents</w:t>
+            </w:r>
+          </w:p>
+        </w:tc>
+        <w:tc>
+          <w:tcPr>
+            <w:tcW w:type="dxa" w:w="3009"/>
+          </w:tcPr>
+          <w:p>
+            <w:pPr>
+              <w:spacing w:before="20" w:after="20"/>
+              <w:jc w:val="center"/>
+            </w:pPr>
+            <w:r/>
+            <w:r>
+              <w:rPr>
+                <w:rFonts w:ascii="Times New Roman" w:hAnsi="Times New Roman" w:eastAsia="Times New Roman"/>
+                <w:b w:val="0"/>
+                <w:sz w:val="15"/>
+              </w:rPr>
+              <w:t>44,868</w:t>
+            </w:r>
+          </w:p>
+        </w:tc>
+        <w:tc>
+          <w:tcPr>
+            <w:tcW w:type="dxa" w:w="3009"/>
+          </w:tcPr>
+          <w:p>
+            <w:pPr>
+              <w:spacing w:before="20" w:after="20"/>
+              <w:jc w:val="center"/>
+            </w:pPr>
+            <w:r/>
+            <w:r>
+              <w:rPr>
+                <w:rFonts w:ascii="Times New Roman" w:hAnsi="Times New Roman" w:eastAsia="Times New Roman"/>
+                <w:b w:val="0"/>
+                <w:sz w:val="15"/>
+              </w:rPr>
+              <w:t>85,449</w:t>
+            </w:r>
+          </w:p>
+        </w:tc>
+      </w:tr>
+      <w:tr>
+        <w:trPr>
+          <w:cantSplit w:val="true"/>
+        </w:trPr>
+        <w:tc>
+          <w:tcPr>
+            <w:tcW w:type="dxa" w:w="3009"/>
+          </w:tcPr>
+          <w:p>
+            <w:pPr>
+              <w:spacing w:before="20" w:after="20"/>
+              <w:jc w:val="left"/>
+            </w:pPr>
+            <w:r/>
+            <w:r>
+              <w:rPr>
+                <w:rFonts w:ascii="Times New Roman" w:hAnsi="Times New Roman" w:eastAsia="Times New Roman"/>
+                <w:b w:val="0"/>
+                <w:sz w:val="15"/>
+              </w:rPr>
+              <w:t xml:space="preserve">   Human-written</w:t>
+            </w:r>
+          </w:p>
+        </w:tc>
+        <w:tc>
+          <w:tcPr>
+            <w:tcW w:type="dxa" w:w="3009"/>
+          </w:tcPr>
+          <w:p>
+            <w:pPr>
+              <w:spacing w:before="20" w:after="20"/>
+              <w:jc w:val="center"/>
+            </w:pPr>
+            <w:r/>
+            <w:r>
+              <w:rPr>
+                <w:rFonts w:ascii="Times New Roman" w:hAnsi="Times New Roman" w:eastAsia="Times New Roman"/>
+                <w:b w:val="0"/>
+                <w:sz w:val="15"/>
+              </w:rPr>
+              <w:t>27,371</w:t>
+            </w:r>
+          </w:p>
+        </w:tc>
+        <w:tc>
+          <w:tcPr>
+            <w:tcW w:type="dxa" w:w="3009"/>
+          </w:tcPr>
+          <w:p>
+            <w:pPr>
+              <w:spacing w:before="20" w:after="20"/>
+              <w:jc w:val="center"/>
+            </w:pPr>
+            <w:r/>
+            <w:r>
+              <w:rPr>
+                <w:rFonts w:ascii="Times New Roman" w:hAnsi="Times New Roman" w:eastAsia="Times New Roman"/>
+                <w:b w:val="0"/>
+                <w:sz w:val="15"/>
+              </w:rPr>
+              <w:t>58,546</w:t>
+            </w:r>
+          </w:p>
+        </w:tc>
+      </w:tr>
+      <w:tr>
+        <w:trPr>
+          <w:cantSplit w:val="true"/>
+        </w:trPr>
+        <w:tc>
+          <w:tcPr>
+            <w:tcW w:type="dxa" w:w="3009"/>
+          </w:tcPr>
+          <w:p>
+            <w:pPr>
+              <w:spacing w:before="20" w:after="20"/>
+              <w:jc w:val="left"/>
+            </w:pPr>
+            <w:r/>
+            <w:r>
+              <w:rPr>
+                <w:rFonts w:ascii="Times New Roman" w:hAnsi="Times New Roman" w:eastAsia="Times New Roman"/>
+                <w:b w:val="0"/>
+                <w:sz w:val="15"/>
+              </w:rPr>
+              <w:t xml:space="preserve">   Machine-generated</w:t>
+            </w:r>
+          </w:p>
+        </w:tc>
+        <w:tc>
+          <w:tcPr>
+            <w:tcW w:type="dxa" w:w="3009"/>
+          </w:tcPr>
+          <w:p>
+            <w:pPr>
+              <w:spacing w:before="20" w:after="20"/>
+              <w:jc w:val="center"/>
+            </w:pPr>
+            <w:r/>
+            <w:r>
+              <w:rPr>
+                <w:rFonts w:ascii="Times New Roman" w:hAnsi="Times New Roman" w:eastAsia="Times New Roman"/>
+                <w:b w:val="0"/>
+                <w:sz w:val="15"/>
+              </w:rPr>
+              <w:t>17,497</w:t>
+            </w:r>
+          </w:p>
+        </w:tc>
+        <w:tc>
+          <w:tcPr>
+            <w:tcW w:type="dxa" w:w="3009"/>
+          </w:tcPr>
+          <w:p>
+            <w:pPr>
+              <w:spacing w:before="20" w:after="20"/>
+              <w:jc w:val="center"/>
+            </w:pPr>
+            <w:r/>
+            <w:r>
+              <w:rPr>
+                <w:rFonts w:ascii="Times New Roman" w:hAnsi="Times New Roman" w:eastAsia="Times New Roman"/>
+                <w:b w:val="0"/>
+                <w:sz w:val="15"/>
+              </w:rPr>
+              <w:t>26,903</w:t>
+            </w:r>
+          </w:p>
+        </w:tc>
+      </w:tr>
+      <w:tr>
+        <w:trPr>
+          <w:cantSplit w:val="true"/>
+        </w:trPr>
+        <w:tc>
+          <w:tcPr>
+            <w:tcW w:type="dxa" w:w="3009"/>
+          </w:tcPr>
+          <w:p>
+            <w:pPr>
+              <w:spacing w:before="20" w:after="20"/>
+              <w:jc w:val="left"/>
+            </w:pPr>
+            <w:r/>
+            <w:r>
+              <w:rPr>
+                <w:rFonts w:ascii="Times New Roman" w:hAnsi="Times New Roman" w:eastAsia="Times New Roman"/>
+                <w:b w:val="0"/>
+                <w:sz w:val="15"/>
+              </w:rPr>
+              <w:t xml:space="preserve">   Duplicate rows</w:t>
+            </w:r>
+          </w:p>
+        </w:tc>
+        <w:tc>
+          <w:tcPr>
+            <w:tcW w:type="dxa" w:w="3009"/>
+          </w:tcPr>
+          <w:p>
+            <w:pPr>
+              <w:spacing w:before="20" w:after="20"/>
+              <w:jc w:val="center"/>
+            </w:pPr>
+            <w:r/>
+            <w:r>
+              <w:rPr>
+                <w:rFonts w:ascii="Times New Roman" w:hAnsi="Times New Roman" w:eastAsia="Times New Roman"/>
+                <w:b w:val="0"/>
+                <w:sz w:val="15"/>
+              </w:rPr>
+              <w:t>6 (0.01%)</w:t>
+            </w:r>
+          </w:p>
+        </w:tc>
+        <w:tc>
+          <w:tcPr>
+            <w:tcW w:type="dxa" w:w="3009"/>
+          </w:tcPr>
+          <w:p>
+            <w:pPr>
+              <w:spacing w:before="20" w:after="20"/>
+              <w:jc w:val="center"/>
+            </w:pPr>
+            <w:r/>
+            <w:r>
+              <w:rPr>
+                <w:rFonts w:ascii="Times New Roman" w:hAnsi="Times New Roman" w:eastAsia="Times New Roman"/>
+                <w:b w:val="0"/>
+                <w:sz w:val="15"/>
+              </w:rPr>
+              <w:t>6,118 (7.16%)</w:t>
+            </w:r>
+          </w:p>
+        </w:tc>
+      </w:tr>
+      <w:tr>
+        <w:trPr>
+          <w:cantSplit w:val="true"/>
+        </w:trPr>
+        <w:tc>
+          <w:tcPr>
+            <w:tcW w:type="dxa" w:w="3009"/>
+          </w:tcPr>
+          <w:p>
+            <w:pPr>
+              <w:spacing w:before="20" w:after="20"/>
+              <w:jc w:val="left"/>
+            </w:pPr>
+            <w:r/>
+            <w:r>
+              <w:rPr>
+                <w:rFonts w:ascii="Times New Roman" w:hAnsi="Times New Roman" w:eastAsia="Times New Roman"/>
+                <w:b w:val="0"/>
+                <w:sz w:val="15"/>
+              </w:rPr>
+              <w:t xml:space="preserve">   Collection artefact rows</w:t>
+            </w:r>
+          </w:p>
+        </w:tc>
+        <w:tc>
+          <w:tcPr>
+            <w:tcW w:type="dxa" w:w="3009"/>
+          </w:tcPr>
+          <w:p>
+            <w:pPr>
+              <w:spacing w:before="20" w:after="20"/>
+              <w:jc w:val="center"/>
+            </w:pPr>
+            <w:r/>
+            <w:r>
+              <w:rPr>
+                <w:rFonts w:ascii="Times New Roman" w:hAnsi="Times New Roman" w:eastAsia="Times New Roman"/>
+                <w:b w:val="0"/>
+                <w:sz w:val="15"/>
+              </w:rPr>
+              <w:t>none found</w:t>
+            </w:r>
+          </w:p>
+        </w:tc>
+        <w:tc>
+          <w:tcPr>
+            <w:tcW w:type="dxa" w:w="3009"/>
+          </w:tcPr>
+          <w:p>
+            <w:pPr>
+              <w:spacing w:before="20" w:after="20"/>
+              <w:jc w:val="center"/>
+            </w:pPr>
+            <w:r/>
+            <w:r>
+              <w:rPr>
+                <w:rFonts w:ascii="Times New Roman" w:hAnsi="Times New Roman" w:eastAsia="Times New Roman"/>
+                <w:b w:val="0"/>
+                <w:sz w:val="15"/>
+              </w:rPr>
+              <w:t>483</w:t>
+            </w:r>
+          </w:p>
+        </w:tc>
+      </w:tr>
+      <w:tr>
+        <w:trPr>
+          <w:cantSplit w:val="true"/>
+        </w:trPr>
+        <w:tc>
+          <w:tcPr>
+            <w:tcW w:type="dxa" w:w="9027"/>
+            <w:gridSpan w:val="3"/>
+          </w:tcPr>
+          <w:p>
+            <w:pPr>
+              <w:spacing w:before="20" w:after="20"/>
+              <w:jc w:val="center"/>
+            </w:pPr>
+            <w:r>
+              <w:rPr>
+                <w:rFonts w:ascii="Times New Roman" w:hAnsi="Times New Roman" w:eastAsia="Times New Roman"/>
+                <w:b/>
+                <w:sz w:val="15"/>
+              </w:rPr>
+              <w:t>After class balancing</w:t>
+            </w:r>
+          </w:p>
+        </w:tc>
+      </w:tr>
+      <w:tr>
+        <w:trPr>
+          <w:cantSplit w:val="true"/>
+        </w:trPr>
+        <w:tc>
+          <w:tcPr>
+            <w:tcW w:type="dxa" w:w="3009"/>
+          </w:tcPr>
+          <w:p>
+            <w:pPr>
+              <w:spacing w:before="20" w:after="20"/>
+              <w:jc w:val="left"/>
+            </w:pPr>
+            <w:r/>
+            <w:r>
+              <w:rPr>
+                <w:rFonts w:ascii="Times New Roman" w:hAnsi="Times New Roman" w:eastAsia="Times New Roman"/>
+                <w:b w:val="0"/>
+                <w:sz w:val="15"/>
+              </w:rPr>
+              <w:t xml:space="preserve">   Total documents</w:t>
+            </w:r>
+          </w:p>
+        </w:tc>
+        <w:tc>
+          <w:tcPr>
+            <w:tcW w:type="dxa" w:w="3009"/>
+          </w:tcPr>
+          <w:p>
+            <w:pPr>
+              <w:spacing w:before="20" w:after="20"/>
+              <w:jc w:val="center"/>
+            </w:pPr>
+            <w:r/>
+            <w:r>
+              <w:rPr>
+                <w:rFonts w:ascii="Times New Roman" w:hAnsi="Times New Roman" w:eastAsia="Times New Roman"/>
+                <w:b w:val="0"/>
+                <w:sz w:val="15"/>
+              </w:rPr>
+              <w:t>34,994</w:t>
+            </w:r>
+          </w:p>
+        </w:tc>
+        <w:tc>
+          <w:tcPr>
+            <w:tcW w:type="dxa" w:w="3009"/>
+          </w:tcPr>
+          <w:p>
+            <w:pPr>
+              <w:spacing w:before="20" w:after="20"/>
+              <w:jc w:val="center"/>
+            </w:pPr>
+            <w:r/>
+            <w:r>
+              <w:rPr>
+                <w:rFonts w:ascii="Times New Roman" w:hAnsi="Times New Roman" w:eastAsia="Times New Roman"/>
+                <w:b w:val="0"/>
+                <w:sz w:val="15"/>
+              </w:rPr>
+              <w:t>53,806</w:t>
+            </w:r>
+          </w:p>
+        </w:tc>
+      </w:tr>
+      <w:tr>
+        <w:trPr>
+          <w:cantSplit w:val="true"/>
+        </w:trPr>
+        <w:tc>
+          <w:tcPr>
+            <w:tcW w:type="dxa" w:w="3009"/>
+          </w:tcPr>
+          <w:p>
+            <w:pPr>
+              <w:spacing w:before="20" w:after="20"/>
+              <w:jc w:val="left"/>
+            </w:pPr>
+            <w:r/>
+            <w:r>
+              <w:rPr>
+                <w:rFonts w:ascii="Times New Roman" w:hAnsi="Times New Roman" w:eastAsia="Times New Roman"/>
+                <w:b w:val="0"/>
+                <w:sz w:val="15"/>
+              </w:rPr>
+              <w:t xml:space="preserve">   Per class</w:t>
+            </w:r>
+          </w:p>
+        </w:tc>
+        <w:tc>
+          <w:tcPr>
+            <w:tcW w:type="dxa" w:w="3009"/>
+          </w:tcPr>
+          <w:p>
+            <w:pPr>
+              <w:spacing w:before="20" w:after="20"/>
+              <w:jc w:val="center"/>
+            </w:pPr>
+            <w:r/>
+            <w:r>
+              <w:rPr>
+                <w:rFonts w:ascii="Times New Roman" w:hAnsi="Times New Roman" w:eastAsia="Times New Roman"/>
+                <w:b w:val="0"/>
+                <w:sz w:val="15"/>
+              </w:rPr>
+              <w:t>17,497</w:t>
+            </w:r>
+          </w:p>
+        </w:tc>
+        <w:tc>
+          <w:tcPr>
+            <w:tcW w:type="dxa" w:w="3009"/>
+          </w:tcPr>
+          <w:p>
+            <w:pPr>
+              <w:spacing w:before="20" w:after="20"/>
+              <w:jc w:val="center"/>
+            </w:pPr>
+            <w:r/>
+            <w:r>
+              <w:rPr>
+                <w:rFonts w:ascii="Times New Roman" w:hAnsi="Times New Roman" w:eastAsia="Times New Roman"/>
+                <w:b w:val="0"/>
+                <w:sz w:val="15"/>
+              </w:rPr>
+              <w:t>26,903</w:t>
+            </w:r>
+          </w:p>
+        </w:tc>
+      </w:tr>
+      <w:tr>
+        <w:trPr>
+          <w:cantSplit w:val="true"/>
+        </w:trPr>
+        <w:tc>
+          <w:tcPr>
+            <w:tcW w:type="dxa" w:w="9027"/>
+            <w:gridSpan w:val="3"/>
+          </w:tcPr>
+          <w:p>
+            <w:pPr>
+              <w:spacing w:before="20" w:after="20"/>
+              <w:jc w:val="center"/>
+            </w:pPr>
+            <w:r>
+              <w:rPr>
+                <w:rFonts w:ascii="Times New Roman" w:hAnsi="Times New Roman" w:eastAsia="Times New Roman"/>
+                <w:b/>
+                <w:sz w:val="15"/>
+              </w:rPr>
+              <w:t>After splitting (72 / 8 / 20)</w:t>
+            </w:r>
+          </w:p>
+        </w:tc>
+      </w:tr>
+      <w:tr>
+        <w:trPr>
+          <w:cantSplit w:val="true"/>
+        </w:trPr>
+        <w:tc>
+          <w:tcPr>
+            <w:tcW w:type="dxa" w:w="3009"/>
+          </w:tcPr>
+          <w:p>
+            <w:pPr>
+              <w:spacing w:before="20" w:after="20"/>
+              <w:jc w:val="left"/>
+            </w:pPr>
+            <w:r/>
+            <w:r>
+              <w:rPr>
+                <w:rFonts w:ascii="Times New Roman" w:hAnsi="Times New Roman" w:eastAsia="Times New Roman"/>
+                <w:b w:val="0"/>
+                <w:sz w:val="15"/>
+              </w:rPr>
+              <w:t xml:space="preserve">   Training</w:t>
+            </w:r>
+          </w:p>
+        </w:tc>
+        <w:tc>
+          <w:tcPr>
+            <w:tcW w:type="dxa" w:w="3009"/>
+          </w:tcPr>
+          <w:p>
+            <w:pPr>
+              <w:spacing w:before="20" w:after="20"/>
+              <w:jc w:val="center"/>
+            </w:pPr>
+            <w:r/>
+            <w:r>
+              <w:rPr>
+                <w:rFonts w:ascii="Times New Roman" w:hAnsi="Times New Roman" w:eastAsia="Times New Roman"/>
+                <w:b w:val="0"/>
+                <w:sz w:val="15"/>
+              </w:rPr>
+              <w:t>25,196</w:t>
+            </w:r>
+          </w:p>
+        </w:tc>
+        <w:tc>
+          <w:tcPr>
+            <w:tcW w:type="dxa" w:w="3009"/>
+          </w:tcPr>
+          <w:p>
+            <w:pPr>
+              <w:spacing w:before="20" w:after="20"/>
+              <w:jc w:val="center"/>
+            </w:pPr>
+            <w:r/>
+            <w:r>
+              <w:rPr>
+                <w:rFonts w:ascii="Times New Roman" w:hAnsi="Times New Roman" w:eastAsia="Times New Roman"/>
+                <w:b w:val="0"/>
+                <w:sz w:val="15"/>
+              </w:rPr>
+              <w:t>38,785</w:t>
+            </w:r>
+          </w:p>
+        </w:tc>
+      </w:tr>
+      <w:tr>
+        <w:trPr>
+          <w:cantSplit w:val="true"/>
+        </w:trPr>
+        <w:tc>
+          <w:tcPr>
+            <w:tcW w:type="dxa" w:w="3009"/>
+          </w:tcPr>
+          <w:p>
+            <w:pPr>
+              <w:spacing w:before="20" w:after="20"/>
+              <w:jc w:val="left"/>
+            </w:pPr>
+            <w:r/>
+            <w:r>
+              <w:rPr>
+                <w:rFonts w:ascii="Times New Roman" w:hAnsi="Times New Roman" w:eastAsia="Times New Roman"/>
+                <w:b w:val="0"/>
+                <w:sz w:val="15"/>
+              </w:rPr>
+              <w:t xml:space="preserve">   Validation</w:t>
+            </w:r>
+          </w:p>
+        </w:tc>
+        <w:tc>
+          <w:tcPr>
+            <w:tcW w:type="dxa" w:w="3009"/>
+          </w:tcPr>
+          <w:p>
+            <w:pPr>
+              <w:spacing w:before="20" w:after="20"/>
+              <w:jc w:val="center"/>
+            </w:pPr>
+            <w:r/>
+            <w:r>
+              <w:rPr>
+                <w:rFonts w:ascii="Times New Roman" w:hAnsi="Times New Roman" w:eastAsia="Times New Roman"/>
+                <w:b w:val="0"/>
+                <w:sz w:val="15"/>
+              </w:rPr>
+              <w:t>2,800</w:t>
+            </w:r>
+          </w:p>
+        </w:tc>
+        <w:tc>
+          <w:tcPr>
+            <w:tcW w:type="dxa" w:w="3009"/>
+          </w:tcPr>
+          <w:p>
+            <w:pPr>
+              <w:spacing w:before="20" w:after="20"/>
+              <w:jc w:val="center"/>
+            </w:pPr>
+            <w:r/>
+            <w:r>
+              <w:rPr>
+                <w:rFonts w:ascii="Times New Roman" w:hAnsi="Times New Roman" w:eastAsia="Times New Roman"/>
+                <w:b w:val="0"/>
+                <w:sz w:val="15"/>
+              </w:rPr>
+              <w:t>4,289</w:t>
+            </w:r>
+          </w:p>
+        </w:tc>
+      </w:tr>
+      <w:tr>
+        <w:trPr>
+          <w:cantSplit w:val="true"/>
+        </w:trPr>
+        <w:tc>
+          <w:tcPr>
+            <w:tcW w:type="dxa" w:w="3009"/>
+          </w:tcPr>
+          <w:p>
+            <w:pPr>
+              <w:spacing w:before="20" w:after="20"/>
+              <w:jc w:val="left"/>
+            </w:pPr>
+            <w:r/>
+            <w:r>
+              <w:rPr>
+                <w:rFonts w:ascii="Times New Roman" w:hAnsi="Times New Roman" w:eastAsia="Times New Roman"/>
+                <w:b w:val="0"/>
+                <w:sz w:val="15"/>
+              </w:rPr>
+              <w:t xml:space="preserve">   Test</w:t>
+            </w:r>
+          </w:p>
+        </w:tc>
+        <w:tc>
+          <w:tcPr>
+            <w:tcW w:type="dxa" w:w="3009"/>
+          </w:tcPr>
+          <w:p>
+            <w:pPr>
+              <w:spacing w:before="20" w:after="20"/>
+              <w:jc w:val="center"/>
+            </w:pPr>
+            <w:r/>
+            <w:r>
+              <w:rPr>
+                <w:rFonts w:ascii="Times New Roman" w:hAnsi="Times New Roman" w:eastAsia="Times New Roman"/>
+                <w:b w:val="0"/>
+                <w:sz w:val="15"/>
+              </w:rPr>
+              <w:t>6,998</w:t>
+            </w:r>
+          </w:p>
+        </w:tc>
+        <w:tc>
+          <w:tcPr>
+            <w:tcW w:type="dxa" w:w="3009"/>
+          </w:tcPr>
+          <w:p>
+            <w:pPr>
+              <w:spacing w:before="20" w:after="20"/>
+              <w:jc w:val="center"/>
+            </w:pPr>
+            <w:r/>
+            <w:r>
+              <w:rPr>
+                <w:rFonts w:ascii="Times New Roman" w:hAnsi="Times New Roman" w:eastAsia="Times New Roman"/>
+                <w:b w:val="0"/>
+                <w:sz w:val="15"/>
+              </w:rPr>
+              <w:t>10,732</w:t>
+            </w:r>
+          </w:p>
+        </w:tc>
+      </w:tr>
+      <w:tr>
+        <w:trPr>
+          <w:cantSplit w:val="true"/>
+        </w:trPr>
+        <w:tc>
+          <w:tcPr>
+            <w:tcW w:type="dxa" w:w="3009"/>
+          </w:tcPr>
+          <w:p>
+            <w:pPr>
+              <w:spacing w:before="20" w:after="20"/>
+              <w:jc w:val="left"/>
+            </w:pPr>
+            <w:r/>
+            <w:r>
+              <w:rPr>
+                <w:rFonts w:ascii="Times New Roman" w:hAnsi="Times New Roman" w:eastAsia="Times New Roman"/>
+                <w:b w:val="0"/>
+                <w:sz w:val="15"/>
+              </w:rPr>
+              <w:t xml:space="preserve">   Test leakage, group-aware split</w:t>
+            </w:r>
+          </w:p>
+        </w:tc>
+        <w:tc>
+          <w:tcPr>
+            <w:tcW w:type="dxa" w:w="3009"/>
+          </w:tcPr>
+          <w:p>
+            <w:pPr>
+              <w:spacing w:before="20" w:after="20"/>
+              <w:jc w:val="center"/>
+            </w:pPr>
+            <w:r/>
+            <w:r>
+              <w:rPr>
+                <w:rFonts w:ascii="Times New Roman" w:hAnsi="Times New Roman" w:eastAsia="Times New Roman"/>
+                <w:b w:val="0"/>
+                <w:sz w:val="15"/>
+              </w:rPr>
+              <w:t>0 (0.00%)</w:t>
+            </w:r>
+          </w:p>
+        </w:tc>
+        <w:tc>
+          <w:tcPr>
+            <w:tcW w:type="dxa" w:w="3009"/>
+          </w:tcPr>
+          <w:p>
+            <w:pPr>
+              <w:spacing w:before="20" w:after="20"/>
+              <w:jc w:val="center"/>
+            </w:pPr>
+            <w:r/>
+            <w:r>
+              <w:rPr>
+                <w:rFonts w:ascii="Times New Roman" w:hAnsi="Times New Roman" w:eastAsia="Times New Roman"/>
+                <w:b w:val="0"/>
+                <w:sz w:val="15"/>
+              </w:rPr>
+              <w:t>0 (0.00%)</w:t>
+            </w:r>
+          </w:p>
+        </w:tc>
+      </w:tr>
+      <w:tr>
+        <w:trPr>
+          <w:cantSplit w:val="true"/>
+        </w:trPr>
+        <w:tc>
+          <w:tcPr>
+            <w:tcW w:type="dxa" w:w="3009"/>
+          </w:tcPr>
+          <w:p>
+            <w:pPr>
+              <w:spacing w:before="20" w:after="20"/>
+              <w:jc w:val="left"/>
+            </w:pPr>
+            <w:r/>
+            <w:r>
+              <w:rPr>
+                <w:rFonts w:ascii="Times New Roman" w:hAnsi="Times New Roman" w:eastAsia="Times New Roman"/>
+                <w:b w:val="0"/>
+                <w:sz w:val="15"/>
+              </w:rPr>
+              <w:t xml:space="preserve">   Test leakage, ordinary random split</w:t>
+            </w:r>
+          </w:p>
+        </w:tc>
+        <w:tc>
+          <w:tcPr>
+            <w:tcW w:type="dxa" w:w="3009"/>
+          </w:tcPr>
+          <w:p>
+            <w:pPr>
+              <w:spacing w:before="20" w:after="20"/>
+              <w:jc w:val="center"/>
+            </w:pPr>
+            <w:r/>
+            <w:r>
+              <w:rPr>
+                <w:rFonts w:ascii="Times New Roman" w:hAnsi="Times New Roman" w:eastAsia="Times New Roman"/>
+                <w:b w:val="0"/>
+                <w:sz w:val="15"/>
+              </w:rPr>
+              <w:t>0 (0.00%)</w:t>
+            </w:r>
+          </w:p>
+        </w:tc>
+        <w:tc>
+          <w:tcPr>
+            <w:tcW w:type="dxa" w:w="3009"/>
+          </w:tcPr>
+          <w:p>
+            <w:pPr>
+              <w:spacing w:before="20" w:after="20"/>
+              <w:jc w:val="center"/>
+            </w:pPr>
+            <w:r/>
+            <w:r>
+              <w:rPr>
+                <w:rFonts w:ascii="Times New Roman" w:hAnsi="Times New Roman" w:eastAsia="Times New Roman"/>
+                <w:b w:val="0"/>
+                <w:sz w:val="15"/>
+              </w:rPr>
+              <w:t>570 (5.30%)</w:t>
+            </w:r>
+          </w:p>
+        </w:tc>
+      </w:tr>
+      <w:tr>
+        <w:trPr>
+          <w:cantSplit w:val="true"/>
+        </w:trPr>
+        <w:tc>
+          <w:tcPr>
+            <w:tcW w:type="dxa" w:w="9027"/>
+            <w:gridSpan w:val="3"/>
+          </w:tcPr>
+          <w:p>
+            <w:pPr>
+              <w:spacing w:before="20" w:after="20"/>
+              <w:jc w:val="center"/>
+            </w:pPr>
+            <w:r>
+              <w:rPr>
+                <w:rFonts w:ascii="Times New Roman" w:hAnsi="Times New Roman" w:eastAsia="Times New Roman"/>
+                <w:b/>
+                <w:sz w:val="15"/>
+              </w:rPr>
+              <w:t>Document length</w:t>
+            </w:r>
+          </w:p>
+        </w:tc>
+      </w:tr>
+      <w:tr>
+        <w:trPr>
+          <w:cantSplit w:val="true"/>
+        </w:trPr>
+        <w:tc>
+          <w:tcPr>
+            <w:tcW w:type="dxa" w:w="3009"/>
+          </w:tcPr>
+          <w:p>
+            <w:pPr>
+              <w:spacing w:before="20" w:after="20"/>
+              <w:jc w:val="left"/>
+            </w:pPr>
+            <w:r/>
+            <w:r>
+              <w:rPr>
+                <w:rFonts w:ascii="Times New Roman" w:hAnsi="Times New Roman" w:eastAsia="Times New Roman"/>
+                <w:b w:val="0"/>
+                <w:sz w:val="15"/>
+              </w:rPr>
+              <w:t xml:space="preserve">   Median words per document</w:t>
+            </w:r>
+          </w:p>
+        </w:tc>
+        <w:tc>
+          <w:tcPr>
+            <w:tcW w:type="dxa" w:w="3009"/>
+          </w:tcPr>
+          <w:p>
+            <w:pPr>
+              <w:spacing w:before="20" w:after="20"/>
+              <w:jc w:val="center"/>
+            </w:pPr>
+            <w:r/>
+            <w:r>
+              <w:rPr>
+                <w:rFonts w:ascii="Times New Roman" w:hAnsi="Times New Roman" w:eastAsia="Times New Roman"/>
+                <w:b w:val="0"/>
+                <w:sz w:val="15"/>
+              </w:rPr>
+              <w:t>346</w:t>
+            </w:r>
+          </w:p>
+        </w:tc>
+        <w:tc>
+          <w:tcPr>
+            <w:tcW w:type="dxa" w:w="3009"/>
+          </w:tcPr>
+          <w:p>
+            <w:pPr>
+              <w:spacing w:before="20" w:after="20"/>
+              <w:jc w:val="center"/>
+            </w:pPr>
+            <w:r/>
+            <w:r>
+              <w:rPr>
+                <w:rFonts w:ascii="Times New Roman" w:hAnsi="Times New Roman" w:eastAsia="Times New Roman"/>
+                <w:b w:val="0"/>
+                <w:sz w:val="15"/>
+              </w:rPr>
+              <w:t>140</w:t>
+            </w:r>
+          </w:p>
+        </w:tc>
+      </w:tr>
+      <w:tr>
+        <w:trPr>
+          <w:cantSplit w:val="true"/>
+        </w:trPr>
+        <w:tc>
+          <w:tcPr>
+            <w:tcW w:type="dxa" w:w="3009"/>
+          </w:tcPr>
+          <w:p>
+            <w:pPr>
+              <w:spacing w:before="20" w:after="20"/>
+              <w:jc w:val="left"/>
+            </w:pPr>
+            <w:r/>
+            <w:r>
+              <w:rPr>
+                <w:rFonts w:ascii="Times New Roman" w:hAnsi="Times New Roman" w:eastAsia="Times New Roman"/>
+                <w:b w:val="0"/>
+                <w:sz w:val="15"/>
+              </w:rPr>
+              <w:t xml:space="preserve">   Median words, human</w:t>
+            </w:r>
+          </w:p>
+        </w:tc>
+        <w:tc>
+          <w:tcPr>
+            <w:tcW w:type="dxa" w:w="3009"/>
+          </w:tcPr>
+          <w:p>
+            <w:pPr>
+              <w:spacing w:before="20" w:after="20"/>
+              <w:jc w:val="center"/>
+            </w:pPr>
+            <w:r/>
+            <w:r>
+              <w:rPr>
+                <w:rFonts w:ascii="Times New Roman" w:hAnsi="Times New Roman" w:eastAsia="Times New Roman"/>
+                <w:b w:val="0"/>
+                <w:sz w:val="15"/>
+              </w:rPr>
+              <w:t>382</w:t>
+            </w:r>
+          </w:p>
+        </w:tc>
+        <w:tc>
+          <w:tcPr>
+            <w:tcW w:type="dxa" w:w="3009"/>
+          </w:tcPr>
+          <w:p>
+            <w:pPr>
+              <w:spacing w:before="20" w:after="20"/>
+              <w:jc w:val="center"/>
+            </w:pPr>
+            <w:r/>
+            <w:r>
+              <w:rPr>
+                <w:rFonts w:ascii="Times New Roman" w:hAnsi="Times New Roman" w:eastAsia="Times New Roman"/>
+                <w:b w:val="0"/>
+                <w:sz w:val="15"/>
+              </w:rPr>
+              <w:t>83</w:t>
+            </w:r>
+          </w:p>
+        </w:tc>
+      </w:tr>
+      <w:tr>
+        <w:trPr>
+          <w:cantSplit w:val="true"/>
+        </w:trPr>
+        <w:tc>
+          <w:tcPr>
+            <w:tcW w:type="dxa" w:w="3009"/>
+          </w:tcPr>
+          <w:p>
+            <w:pPr>
+              <w:spacing w:before="20" w:after="20"/>
+              <w:jc w:val="left"/>
+            </w:pPr>
+            <w:r/>
+            <w:r>
+              <w:rPr>
+                <w:rFonts w:ascii="Times New Roman" w:hAnsi="Times New Roman" w:eastAsia="Times New Roman"/>
+                <w:b w:val="0"/>
+                <w:sz w:val="15"/>
+              </w:rPr>
+              <w:t xml:space="preserve">   Median words, machine</w:t>
+            </w:r>
+          </w:p>
+        </w:tc>
+        <w:tc>
+          <w:tcPr>
+            <w:tcW w:type="dxa" w:w="3009"/>
+          </w:tcPr>
+          <w:p>
+            <w:pPr>
+              <w:spacing w:before="20" w:after="20"/>
+              <w:jc w:val="center"/>
+            </w:pPr>
+            <w:r/>
+            <w:r>
+              <w:rPr>
+                <w:rFonts w:ascii="Times New Roman" w:hAnsi="Times New Roman" w:eastAsia="Times New Roman"/>
+                <w:b w:val="0"/>
+                <w:sz w:val="15"/>
+              </w:rPr>
+              <w:t>328</w:t>
+            </w:r>
+          </w:p>
+        </w:tc>
+        <w:tc>
+          <w:tcPr>
+            <w:tcW w:type="dxa" w:w="3009"/>
+          </w:tcPr>
+          <w:p>
+            <w:pPr>
+              <w:spacing w:before="20" w:after="20"/>
+              <w:jc w:val="center"/>
+            </w:pPr>
+            <w:r/>
+            <w:r>
+              <w:rPr>
+                <w:rFonts w:ascii="Times New Roman" w:hAnsi="Times New Roman" w:eastAsia="Times New Roman"/>
+                <w:b w:val="0"/>
+                <w:sz w:val="15"/>
+              </w:rPr>
+              <w:t>174</w:t>
+            </w:r>
+          </w:p>
+        </w:tc>
+      </w:tr>
+      <w:tr>
+        <w:trPr>
+          <w:cantSplit w:val="true"/>
+        </w:trPr>
+        <w:tc>
+          <w:tcPr>
+            <w:tcW w:type="dxa" w:w="3009"/>
+          </w:tcPr>
+          <w:p>
+            <w:pPr>
+              <w:spacing w:before="20" w:after="20"/>
+              <w:jc w:val="left"/>
+            </w:pPr>
+            <w:r/>
+            <w:r>
+              <w:rPr>
+                <w:rFonts w:ascii="Times New Roman" w:hAnsi="Times New Roman" w:eastAsia="Times New Roman"/>
+                <w:b w:val="0"/>
+                <w:sz w:val="15"/>
+              </w:rPr>
+              <w:t xml:space="preserve">   Median tokens per document</w:t>
+            </w:r>
+          </w:p>
+        </w:tc>
+        <w:tc>
+          <w:tcPr>
+            <w:tcW w:type="dxa" w:w="3009"/>
+          </w:tcPr>
+          <w:p>
+            <w:pPr>
+              <w:spacing w:before="20" w:after="20"/>
+              <w:jc w:val="center"/>
+            </w:pPr>
+            <w:r/>
+            <w:r>
+              <w:rPr>
+                <w:rFonts w:ascii="Times New Roman" w:hAnsi="Times New Roman" w:eastAsia="Times New Roman"/>
+                <w:b w:val="0"/>
+                <w:sz w:val="15"/>
+              </w:rPr>
+              <w:t>415</w:t>
+            </w:r>
+          </w:p>
+        </w:tc>
+        <w:tc>
+          <w:tcPr>
+            <w:tcW w:type="dxa" w:w="3009"/>
+          </w:tcPr>
+          <w:p>
+            <w:pPr>
+              <w:spacing w:before="20" w:after="20"/>
+              <w:jc w:val="center"/>
+            </w:pPr>
+            <w:r/>
+            <w:r>
+              <w:rPr>
+                <w:rFonts w:ascii="Times New Roman" w:hAnsi="Times New Roman" w:eastAsia="Times New Roman"/>
+                <w:b w:val="0"/>
+                <w:sz w:val="15"/>
+              </w:rPr>
+              <w:t>165</w:t>
+            </w:r>
+          </w:p>
+        </w:tc>
+      </w:tr>
+      <w:tr>
+        <w:trPr>
+          <w:cantSplit w:val="true"/>
+        </w:trPr>
+        <w:tc>
+          <w:tcPr>
+            <w:tcW w:type="dxa" w:w="3009"/>
+          </w:tcPr>
+          <w:p>
+            <w:pPr>
+              <w:spacing w:before="20" w:after="20"/>
+              <w:jc w:val="left"/>
+            </w:pPr>
+            <w:r/>
+            <w:r>
+              <w:rPr>
+                <w:rFonts w:ascii="Times New Roman" w:hAnsi="Times New Roman" w:eastAsia="Times New Roman"/>
+                <w:b w:val="0"/>
+                <w:sz w:val="15"/>
+              </w:rPr>
+              <w:t xml:space="preserve">   Documents longer than 128 tokens</w:t>
+            </w:r>
+          </w:p>
+        </w:tc>
+        <w:tc>
+          <w:tcPr>
+            <w:tcW w:type="dxa" w:w="3009"/>
+          </w:tcPr>
+          <w:p>
+            <w:pPr>
+              <w:spacing w:before="20" w:after="20"/>
+              <w:jc w:val="center"/>
+            </w:pPr>
+            <w:r/>
+            <w:r>
+              <w:rPr>
+                <w:rFonts w:ascii="Times New Roman" w:hAnsi="Times New Roman" w:eastAsia="Times New Roman"/>
+                <w:b w:val="0"/>
+                <w:sz w:val="15"/>
+              </w:rPr>
+              <w:t>99.7%</w:t>
+            </w:r>
+          </w:p>
+        </w:tc>
+        <w:tc>
+          <w:tcPr>
+            <w:tcW w:type="dxa" w:w="3009"/>
+          </w:tcPr>
+          <w:p>
+            <w:pPr>
+              <w:spacing w:before="20" w:after="20"/>
+              <w:jc w:val="center"/>
+            </w:pPr>
+            <w:r/>
+            <w:r>
+              <w:rPr>
+                <w:rFonts w:ascii="Times New Roman" w:hAnsi="Times New Roman" w:eastAsia="Times New Roman"/>
+                <w:b w:val="0"/>
+                <w:sz w:val="15"/>
+              </w:rPr>
+              <w:t>61.1%</w:t>
+            </w:r>
+          </w:p>
+        </w:tc>
+      </w:tr>
+      <w:tr>
+        <w:trPr>
+          <w:cantSplit w:val="true"/>
+        </w:trPr>
+        <w:tc>
+          <w:tcPr>
+            <w:tcW w:type="dxa" w:w="3009"/>
+          </w:tcPr>
+          <w:p>
+            <w:pPr>
+              <w:spacing w:before="20" w:after="20"/>
+              <w:jc w:val="left"/>
+            </w:pPr>
+            <w:r/>
+            <w:r>
+              <w:rPr>
+                <w:rFonts w:ascii="Times New Roman" w:hAnsi="Times New Roman" w:eastAsia="Times New Roman"/>
+                <w:b w:val="0"/>
+                <w:sz w:val="15"/>
+              </w:rPr>
+              <w:t xml:space="preserve">   Median share read at 128 tokens</w:t>
+            </w:r>
+          </w:p>
+        </w:tc>
+        <w:tc>
+          <w:tcPr>
+            <w:tcW w:type="dxa" w:w="3009"/>
+          </w:tcPr>
+          <w:p>
+            <w:pPr>
+              <w:spacing w:before="20" w:after="20"/>
+              <w:jc w:val="center"/>
+            </w:pPr>
+            <w:r/>
+            <w:r>
+              <w:rPr>
+                <w:rFonts w:ascii="Times New Roman" w:hAnsi="Times New Roman" w:eastAsia="Times New Roman"/>
+                <w:b w:val="0"/>
+                <w:sz w:val="15"/>
+              </w:rPr>
+              <w:t>30.8%</w:t>
+            </w:r>
+          </w:p>
+        </w:tc>
+        <w:tc>
+          <w:tcPr>
+            <w:tcW w:type="dxa" w:w="3009"/>
+          </w:tcPr>
+          <w:p>
+            <w:pPr>
+              <w:spacing w:before="20" w:after="20"/>
+              <w:jc w:val="center"/>
+            </w:pPr>
+            <w:r/>
+            <w:r>
+              <w:rPr>
+                <w:rFonts w:ascii="Times New Roman" w:hAnsi="Times New Roman" w:eastAsia="Times New Roman"/>
+                <w:b w:val="0"/>
+                <w:sz w:val="15"/>
+              </w:rPr>
+              <w:t>77.6%</w:t>
+            </w:r>
+          </w:p>
+        </w:tc>
+      </w:tr>
+    </w:tbl>
     <w:p>
       <w:pPr>
         <w:spacing w:before="360"/>
@@ -1213,7 +2587,7 @@
           <w:b w:val="0"/>
           <w:sz w:val="24"/>
         </w:rPr>
-        <w:t>The midterm project compared three classical models on the same two datasets, each under two text representations, bag-of-words and TF-IDF. All six model and representation combinations were run on the full balanced corpora, using the same split the transformers use, so every number in this report comes from the same data. Table 1 gives the results.</w:t>
+        <w:t>The midterm project compared three classical models on the same two datasets, each under two text representations, bag-of-words and TF-IDF. All six model and representation combinations were run on the full balanced corpora, using the same split the transformers use, so every number in this report comes from the same data. Table 2 gives the results.</w:t>
       </w:r>
     </w:p>
     <w:p>
@@ -1269,13 +2643,16 @@
       </w:r>
     </w:p>
     <w:p>
+      <w:pPr>
+        <w:keepNext/>
+      </w:pPr>
       <w:r>
         <w:rPr>
           <w:rFonts w:ascii="Times New Roman" w:hAnsi="Times New Roman" w:eastAsia="Times New Roman"/>
           <w:b w:val="0"/>
           <w:sz w:val="20"/>
         </w:rPr>
-        <w:t>Table 1. Classical models on the full balanced corpora, both text representations, evaluated on the same test split every other model in this report uses. Acc = Accuracy, Prec = Precision, Rec = Recall, F1 = F1 Score.</w:t>
+        <w:t>Table 2. Classical models on the full balanced corpora, both text representations, evaluated on the same test split every other model in this report uses. Acc = Accuracy, Prec = Precision, Rec = Recall, F1 = F1 Score.</w:t>
       </w:r>
     </w:p>
     <w:tbl>
@@ -2856,7 +4233,7 @@
           <w:b w:val="0"/>
           <w:sz w:val="24"/>
         </w:rPr>
-        <w:t>We used bert-base-uncased with a maximum sequence length of 128 tokens, at most five epochs with early stopping after two epochs without improvement, a warmup ratio of 0.1, dropout of 0.1 and the AdamW optimiser. The grid varied learning rate over 0.00002 and 0.00003, batch size over 16 and 32, and weight decay over 0.01 and 0.1, giving eight runs per dataset. Table 2 lists every run. We picked the winner on the validation split, never on the test split, because choosing on test would mean reporting a number we had already optimised against.</w:t>
+        <w:t>We used bert-base-uncased with a maximum sequence length of 128 tokens, at most five epochs with early stopping after two epochs without improvement, a warmup ratio of 0.1, dropout of 0.1 and the AdamW optimiser. The grid varied learning rate over 0.00002 and 0.00003, batch size over 16 and 32, and weight decay over 0.01 and 0.1, giving eight runs per dataset. Table 3 lists every run. We picked the winner on the validation split, never on the test split, because choosing on test would mean reporting a number we had already optimised against.</w:t>
       </w:r>
     </w:p>
     <w:p>
@@ -2899,13 +4276,16 @@
       </w:r>
     </w:p>
     <w:p>
+      <w:pPr>
+        <w:keepNext/>
+      </w:pPr>
       <w:r>
         <w:rPr>
           <w:rFonts w:ascii="Times New Roman" w:hAnsi="Times New Roman" w:eastAsia="Times New Roman"/>
           <w:b w:val="0"/>
           <w:sz w:val="20"/>
         </w:rPr>
-        <w:t>Table 2. Final-term fine-tuning experiments. Eight configurations for each model on each dataset, full balanced corpora, evaluated on the test split. The ENSEMBLE row uses the weight chosen on validation.</w:t>
+        <w:t>Table 3. Final-term fine-tuning experiments. Eight configurations for each model on each dataset, full balanced corpora, evaluated on the test split. The ENSEMBLE row uses the weight chosen on validation.</w:t>
       </w:r>
     </w:p>
     <w:tbl>
@@ -7350,7 +8730,7 @@
           <w:b w:val="0"/>
           <w:sz w:val="24"/>
         </w:rPr>
-        <w:t>We trained DeBERTa with exactly the same grid, the same split and the same harness as BERT, so any difference between the two is a difference between the models and not between two training setups. Table 2 lists all eight runs per dataset alongside the BERT ones.</w:t>
+        <w:t>We trained DeBERTa with exactly the same grid, the same split and the same harness as BERT, so any difference between the two is a difference between the models and not between two training setups. Table 3 lists all eight runs per dataset alongside the BERT ones.</w:t>
       </w:r>
     </w:p>
     <w:p>
@@ -7540,7 +8920,7 @@
           <w:b w:val="0"/>
           <w:sz w:val="24"/>
         </w:rPr>
-        <w:t>Table 3 brings everything together in the form the project specification asks for. Every row comes from the full balanced corpora and the same fixed split. Each classical row is shown with whichever of the two text representations worked better on that dataset, which the Rep. column names. The transformers read raw text, so no representation applies to them.</w:t>
+        <w:t>Table 4 brings everything together in the form the project specification asks for. Every row comes from the full balanced corpora and the same fixed split. Each classical row is shown with whichever of the two text representations worked better on that dataset, which the Rep. column names. The transformers read raw text, so no representation applies to them.</w:t>
       </w:r>
     </w:p>
     <w:p>
@@ -7596,13 +8976,16 @@
       </w:r>
     </w:p>
     <w:p>
+      <w:pPr>
+        <w:keepNext/>
+      </w:pPr>
       <w:r>
         <w:rPr>
           <w:rFonts w:ascii="Times New Roman" w:hAnsi="Times New Roman" w:eastAsia="Times New Roman"/>
           <w:b w:val="0"/>
           <w:sz w:val="20"/>
         </w:rPr>
-        <w:t>Table 3. Final comparison. Every row comes from the full balanced corpora and the same fixed split. Each classical row is shown with whichever text representation performed better on that dataset, which the Rep. column names. The transformers read raw text, so no representation applies to them. The ENSEMBLE row uses the weight chosen on validation.</w:t>
+        <w:t>Table 4. Final comparison. Every row comes from the full balanced corpora and the same fixed split. Each classical row is shown with whichever text representation performed better on that dataset, which the Rep. column names. The transformers read raw text, so no representation applies to them. The ENSEMBLE row uses the weight chosen on validation.</w:t>
       </w:r>
     </w:p>
     <w:tbl>

--- a/docs/NLP Final Report - Group 02 Section B.docx
+++ b/docs/NLP Final Report - Group 02 Section B.docx
@@ -4285,7 +4285,7 @@
           <w:b w:val="0"/>
           <w:sz w:val="20"/>
         </w:rPr>
-        <w:t>Table 3. Final-term fine-tuning experiments. Eight configurations for each model on each dataset, full balanced corpora, evaluated on the test split. The ENSEMBLE row uses the weight chosen on validation.</w:t>
+        <w:t>Table 3. BERT fine-tuning experiments. Eight configurations, full balanced corpora, evaluated on the test split.</w:t>
       </w:r>
     </w:p>
     <w:tbl>
@@ -4296,18 +4296,17 @@
         <w:tblLook w:firstColumn="1" w:firstRow="1" w:lastColumn="0" w:lastRow="0" w:noHBand="0" w:noVBand="1" w:val="04A0"/>
       </w:tblPr>
       <w:tblGrid>
-        <w:gridCol w:w="752"/>
-        <w:gridCol w:w="752"/>
-        <w:gridCol w:w="752"/>
-        <w:gridCol w:w="752"/>
-        <w:gridCol w:w="752"/>
-        <w:gridCol w:w="752"/>
-        <w:gridCol w:w="752"/>
-        <w:gridCol w:w="752"/>
-        <w:gridCol w:w="752"/>
-        <w:gridCol w:w="752"/>
-        <w:gridCol w:w="752"/>
-        <w:gridCol w:w="752"/>
+        <w:gridCol w:w="821"/>
+        <w:gridCol w:w="821"/>
+        <w:gridCol w:w="821"/>
+        <w:gridCol w:w="821"/>
+        <w:gridCol w:w="821"/>
+        <w:gridCol w:w="821"/>
+        <w:gridCol w:w="821"/>
+        <w:gridCol w:w="821"/>
+        <w:gridCol w:w="821"/>
+        <w:gridCol w:w="821"/>
+        <w:gridCol w:w="821"/>
       </w:tblGrid>
       <w:tr>
         <w:trPr>
@@ -4316,7 +4315,7 @@
         </w:trPr>
         <w:tc>
           <w:tcPr>
-            <w:tcW w:type="dxa" w:w="752"/>
+            <w:tcW w:type="dxa" w:w="821"/>
             <w:vMerge w:val="restart"/>
           </w:tcPr>
           <w:p>
@@ -4328,15 +4327,15 @@
               <w:rPr>
                 <w:rFonts w:ascii="Times New Roman" w:hAnsi="Times New Roman" w:eastAsia="Times New Roman"/>
                 <w:b/>
-                <w:sz w:val="13"/>
-              </w:rPr>
-              <w:t>Model</w:t>
-            </w:r>
-          </w:p>
-        </w:tc>
-        <w:tc>
-          <w:tcPr>
-            <w:tcW w:type="dxa" w:w="752"/>
+                <w:sz w:val="14"/>
+              </w:rPr>
+              <w:t>Learning Rate</w:t>
+            </w:r>
+          </w:p>
+        </w:tc>
+        <w:tc>
+          <w:tcPr>
+            <w:tcW w:type="dxa" w:w="821"/>
             <w:vMerge w:val="restart"/>
           </w:tcPr>
           <w:p>
@@ -4348,15 +4347,15 @@
               <w:rPr>
                 <w:rFonts w:ascii="Times New Roman" w:hAnsi="Times New Roman" w:eastAsia="Times New Roman"/>
                 <w:b/>
-                <w:sz w:val="13"/>
-              </w:rPr>
-              <w:t>Learning Rate</w:t>
-            </w:r>
-          </w:p>
-        </w:tc>
-        <w:tc>
-          <w:tcPr>
-            <w:tcW w:type="dxa" w:w="752"/>
+                <w:sz w:val="14"/>
+              </w:rPr>
+              <w:t>Batch Size</w:t>
+            </w:r>
+          </w:p>
+        </w:tc>
+        <w:tc>
+          <w:tcPr>
+            <w:tcW w:type="dxa" w:w="821"/>
             <w:vMerge w:val="restart"/>
           </w:tcPr>
           <w:p>
@@ -4368,16 +4367,16 @@
               <w:rPr>
                 <w:rFonts w:ascii="Times New Roman" w:hAnsi="Times New Roman" w:eastAsia="Times New Roman"/>
                 <w:b/>
-                <w:sz w:val="13"/>
-              </w:rPr>
-              <w:t>Batch Size</w:t>
-            </w:r>
-          </w:p>
-        </w:tc>
-        <w:tc>
-          <w:tcPr>
-            <w:tcW w:type="dxa" w:w="752"/>
-            <w:vMerge w:val="restart"/>
+                <w:sz w:val="14"/>
+              </w:rPr>
+              <w:t>Weight Decay</w:t>
+            </w:r>
+          </w:p>
+        </w:tc>
+        <w:tc>
+          <w:tcPr>
+            <w:tcW w:type="dxa" w:w="3284"/>
+            <w:gridSpan w:val="4"/>
           </w:tcPr>
           <w:p>
             <w:pPr>
@@ -4388,15 +4387,15 @@
               <w:rPr>
                 <w:rFonts w:ascii="Times New Roman" w:hAnsi="Times New Roman" w:eastAsia="Times New Roman"/>
                 <w:b/>
-                <w:sz w:val="13"/>
-              </w:rPr>
-              <w:t>Weight Decay</w:t>
-            </w:r>
-          </w:p>
-        </w:tc>
-        <w:tc>
-          <w:tcPr>
-            <w:tcW w:type="dxa" w:w="3008"/>
+                <w:sz w:val="14"/>
+              </w:rPr>
+              <w:t>Dataset 1 (DAIGT V2)</w:t>
+            </w:r>
+          </w:p>
+        </w:tc>
+        <w:tc>
+          <w:tcPr>
+            <w:tcW w:type="dxa" w:w="3284"/>
             <w:gridSpan w:val="4"/>
           </w:tcPr>
           <w:p>
@@ -4408,27 +4407,7 @@
               <w:rPr>
                 <w:rFonts w:ascii="Times New Roman" w:hAnsi="Times New Roman" w:eastAsia="Times New Roman"/>
                 <w:b/>
-                <w:sz w:val="13"/>
-              </w:rPr>
-              <w:t>Dataset 1 (DAIGT V2)</w:t>
-            </w:r>
-          </w:p>
-        </w:tc>
-        <w:tc>
-          <w:tcPr>
-            <w:tcW w:type="dxa" w:w="3008"/>
-            <w:gridSpan w:val="4"/>
-          </w:tcPr>
-          <w:p>
-            <w:pPr>
-              <w:spacing w:before="20" w:after="20"/>
-              <w:jc w:val="center"/>
-            </w:pPr>
-            <w:r>
-              <w:rPr>
-                <w:rFonts w:ascii="Times New Roman" w:hAnsi="Times New Roman" w:eastAsia="Times New Roman"/>
-                <w:b/>
-                <w:sz w:val="13"/>
+                <w:sz w:val="14"/>
               </w:rPr>
               <w:t>Dataset 2 (HC3)</w:t>
             </w:r>
@@ -4442,35 +4421,28 @@
         </w:trPr>
         <w:tc>
           <w:tcPr>
-            <w:tcW w:type="dxa" w:w="752"/>
+            <w:tcW w:type="dxa" w:w="821"/>
             <w:vMerge/>
           </w:tcPr>
           <w:p/>
         </w:tc>
         <w:tc>
           <w:tcPr>
-            <w:tcW w:type="dxa" w:w="752"/>
+            <w:tcW w:type="dxa" w:w="821"/>
             <w:vMerge/>
           </w:tcPr>
           <w:p/>
         </w:tc>
         <w:tc>
           <w:tcPr>
-            <w:tcW w:type="dxa" w:w="752"/>
+            <w:tcW w:type="dxa" w:w="821"/>
             <w:vMerge/>
           </w:tcPr>
           <w:p/>
         </w:tc>
         <w:tc>
           <w:tcPr>
-            <w:tcW w:type="dxa" w:w="752"/>
-            <w:vMerge/>
-          </w:tcPr>
-          <w:p/>
-        </w:tc>
-        <w:tc>
-          <w:tcPr>
-            <w:tcW w:type="dxa" w:w="752"/>
+            <w:tcW w:type="dxa" w:w="821"/>
           </w:tcPr>
           <w:p>
             <w:pPr>
@@ -4482,7 +4454,7 @@
               <w:rPr>
                 <w:rFonts w:ascii="Times New Roman" w:hAnsi="Times New Roman" w:eastAsia="Times New Roman"/>
                 <w:b/>
-                <w:sz w:val="13"/>
+                <w:sz w:val="14"/>
               </w:rPr>
               <w:t>Acc</w:t>
             </w:r>
@@ -4490,7 +4462,7 @@
         </w:tc>
         <w:tc>
           <w:tcPr>
-            <w:tcW w:type="dxa" w:w="752"/>
+            <w:tcW w:type="dxa" w:w="821"/>
           </w:tcPr>
           <w:p>
             <w:pPr>
@@ -4502,7 +4474,7 @@
               <w:rPr>
                 <w:rFonts w:ascii="Times New Roman" w:hAnsi="Times New Roman" w:eastAsia="Times New Roman"/>
                 <w:b/>
-                <w:sz w:val="13"/>
+                <w:sz w:val="14"/>
               </w:rPr>
               <w:t>Prec</w:t>
             </w:r>
@@ -4510,7 +4482,7 @@
         </w:tc>
         <w:tc>
           <w:tcPr>
-            <w:tcW w:type="dxa" w:w="752"/>
+            <w:tcW w:type="dxa" w:w="821"/>
           </w:tcPr>
           <w:p>
             <w:pPr>
@@ -4522,7 +4494,7 @@
               <w:rPr>
                 <w:rFonts w:ascii="Times New Roman" w:hAnsi="Times New Roman" w:eastAsia="Times New Roman"/>
                 <w:b/>
-                <w:sz w:val="13"/>
+                <w:sz w:val="14"/>
               </w:rPr>
               <w:t>Rec</w:t>
             </w:r>
@@ -4530,7 +4502,7 @@
         </w:tc>
         <w:tc>
           <w:tcPr>
-            <w:tcW w:type="dxa" w:w="752"/>
+            <w:tcW w:type="dxa" w:w="821"/>
           </w:tcPr>
           <w:p>
             <w:pPr>
@@ -4542,7 +4514,7 @@
               <w:rPr>
                 <w:rFonts w:ascii="Times New Roman" w:hAnsi="Times New Roman" w:eastAsia="Times New Roman"/>
                 <w:b/>
-                <w:sz w:val="13"/>
+                <w:sz w:val="14"/>
               </w:rPr>
               <w:t>F1</w:t>
             </w:r>
@@ -4550,7 +4522,7 @@
         </w:tc>
         <w:tc>
           <w:tcPr>
-            <w:tcW w:type="dxa" w:w="752"/>
+            <w:tcW w:type="dxa" w:w="821"/>
           </w:tcPr>
           <w:p>
             <w:pPr>
@@ -4562,7 +4534,7 @@
               <w:rPr>
                 <w:rFonts w:ascii="Times New Roman" w:hAnsi="Times New Roman" w:eastAsia="Times New Roman"/>
                 <w:b/>
-                <w:sz w:val="13"/>
+                <w:sz w:val="14"/>
               </w:rPr>
               <w:t>Acc</w:t>
             </w:r>
@@ -4570,7 +4542,7 @@
         </w:tc>
         <w:tc>
           <w:tcPr>
-            <w:tcW w:type="dxa" w:w="752"/>
+            <w:tcW w:type="dxa" w:w="821"/>
           </w:tcPr>
           <w:p>
             <w:pPr>
@@ -4582,7 +4554,7 @@
               <w:rPr>
                 <w:rFonts w:ascii="Times New Roman" w:hAnsi="Times New Roman" w:eastAsia="Times New Roman"/>
                 <w:b/>
-                <w:sz w:val="13"/>
+                <w:sz w:val="14"/>
               </w:rPr>
               <w:t>Prec</w:t>
             </w:r>
@@ -4590,7 +4562,7 @@
         </w:tc>
         <w:tc>
           <w:tcPr>
-            <w:tcW w:type="dxa" w:w="752"/>
+            <w:tcW w:type="dxa" w:w="821"/>
           </w:tcPr>
           <w:p>
             <w:pPr>
@@ -4602,7 +4574,7 @@
               <w:rPr>
                 <w:rFonts w:ascii="Times New Roman" w:hAnsi="Times New Roman" w:eastAsia="Times New Roman"/>
                 <w:b/>
-                <w:sz w:val="13"/>
+                <w:sz w:val="14"/>
               </w:rPr>
               <w:t>Rec</w:t>
             </w:r>
@@ -4610,7 +4582,7 @@
         </w:tc>
         <w:tc>
           <w:tcPr>
-            <w:tcW w:type="dxa" w:w="752"/>
+            <w:tcW w:type="dxa" w:w="821"/>
           </w:tcPr>
           <w:p>
             <w:pPr>
@@ -4622,7 +4594,7 @@
               <w:rPr>
                 <w:rFonts w:ascii="Times New Roman" w:hAnsi="Times New Roman" w:eastAsia="Times New Roman"/>
                 <w:b/>
-                <w:sz w:val="13"/>
+                <w:sz w:val="14"/>
               </w:rPr>
               <w:t>F1</w:t>
             </w:r>
@@ -4635,39 +4607,19 @@
         </w:trPr>
         <w:tc>
           <w:tcPr>
-            <w:tcW w:type="dxa" w:w="752"/>
-            <w:vMerge w:val="restart"/>
-          </w:tcPr>
-          <w:p>
-            <w:pPr>
-              <w:spacing w:before="20" w:after="20"/>
-              <w:jc w:val="center"/>
-            </w:pPr>
-            <w:r>
-              <w:rPr>
-                <w:rFonts w:ascii="Times New Roman" w:hAnsi="Times New Roman" w:eastAsia="Times New Roman"/>
-                <w:b w:val="0"/>
-                <w:sz w:val="13"/>
-              </w:rPr>
-              <w:t>BERT</w:t>
-            </w:r>
-          </w:p>
-        </w:tc>
-        <w:tc>
-          <w:tcPr>
-            <w:tcW w:type="dxa" w:w="752"/>
-          </w:tcPr>
-          <w:p>
-            <w:pPr>
-              <w:spacing w:before="20" w:after="20"/>
-              <w:jc w:val="center"/>
-            </w:pPr>
-            <w:r/>
-            <w:r>
-              <w:rPr>
-                <w:rFonts w:ascii="Times New Roman" w:hAnsi="Times New Roman" w:eastAsia="Times New Roman"/>
-                <w:b w:val="0"/>
-                <w:sz w:val="13"/>
+            <w:tcW w:type="dxa" w:w="821"/>
+          </w:tcPr>
+          <w:p>
+            <w:pPr>
+              <w:spacing w:before="20" w:after="20"/>
+              <w:jc w:val="left"/>
+            </w:pPr>
+            <w:r/>
+            <w:r>
+              <w:rPr>
+                <w:rFonts w:ascii="Times New Roman" w:hAnsi="Times New Roman" w:eastAsia="Times New Roman"/>
+                <w:b w:val="0"/>
+                <w:sz w:val="14"/>
               </w:rPr>
               <w:t>0.00002</w:t>
             </w:r>
@@ -4675,19 +4627,19 @@
         </w:tc>
         <w:tc>
           <w:tcPr>
-            <w:tcW w:type="dxa" w:w="752"/>
-          </w:tcPr>
-          <w:p>
-            <w:pPr>
-              <w:spacing w:before="20" w:after="20"/>
-              <w:jc w:val="center"/>
-            </w:pPr>
-            <w:r/>
-            <w:r>
-              <w:rPr>
-                <w:rFonts w:ascii="Times New Roman" w:hAnsi="Times New Roman" w:eastAsia="Times New Roman"/>
-                <w:b w:val="0"/>
-                <w:sz w:val="13"/>
+            <w:tcW w:type="dxa" w:w="821"/>
+          </w:tcPr>
+          <w:p>
+            <w:pPr>
+              <w:spacing w:before="20" w:after="20"/>
+              <w:jc w:val="center"/>
+            </w:pPr>
+            <w:r/>
+            <w:r>
+              <w:rPr>
+                <w:rFonts w:ascii="Times New Roman" w:hAnsi="Times New Roman" w:eastAsia="Times New Roman"/>
+                <w:b w:val="0"/>
+                <w:sz w:val="14"/>
               </w:rPr>
               <w:t>16</w:t>
             </w:r>
@@ -4695,19 +4647,19 @@
         </w:tc>
         <w:tc>
           <w:tcPr>
-            <w:tcW w:type="dxa" w:w="752"/>
-          </w:tcPr>
-          <w:p>
-            <w:pPr>
-              <w:spacing w:before="20" w:after="20"/>
-              <w:jc w:val="center"/>
-            </w:pPr>
-            <w:r/>
-            <w:r>
-              <w:rPr>
-                <w:rFonts w:ascii="Times New Roman" w:hAnsi="Times New Roman" w:eastAsia="Times New Roman"/>
-                <w:b w:val="0"/>
-                <w:sz w:val="13"/>
+            <w:tcW w:type="dxa" w:w="821"/>
+          </w:tcPr>
+          <w:p>
+            <w:pPr>
+              <w:spacing w:before="20" w:after="20"/>
+              <w:jc w:val="center"/>
+            </w:pPr>
+            <w:r/>
+            <w:r>
+              <w:rPr>
+                <w:rFonts w:ascii="Times New Roman" w:hAnsi="Times New Roman" w:eastAsia="Times New Roman"/>
+                <w:b w:val="0"/>
+                <w:sz w:val="14"/>
               </w:rPr>
               <w:t>0.01</w:t>
             </w:r>
@@ -4715,19 +4667,19 @@
         </w:tc>
         <w:tc>
           <w:tcPr>
-            <w:tcW w:type="dxa" w:w="752"/>
-          </w:tcPr>
-          <w:p>
-            <w:pPr>
-              <w:spacing w:before="20" w:after="20"/>
-              <w:jc w:val="center"/>
-            </w:pPr>
-            <w:r/>
-            <w:r>
-              <w:rPr>
-                <w:rFonts w:ascii="Times New Roman" w:hAnsi="Times New Roman" w:eastAsia="Times New Roman"/>
-                <w:b w:val="0"/>
-                <w:sz w:val="13"/>
+            <w:tcW w:type="dxa" w:w="821"/>
+          </w:tcPr>
+          <w:p>
+            <w:pPr>
+              <w:spacing w:before="20" w:after="20"/>
+              <w:jc w:val="center"/>
+            </w:pPr>
+            <w:r/>
+            <w:r>
+              <w:rPr>
+                <w:rFonts w:ascii="Times New Roman" w:hAnsi="Times New Roman" w:eastAsia="Times New Roman"/>
+                <w:b w:val="0"/>
+                <w:sz w:val="14"/>
               </w:rPr>
               <w:t>0.9920</w:t>
             </w:r>
@@ -4735,19 +4687,19 @@
         </w:tc>
         <w:tc>
           <w:tcPr>
-            <w:tcW w:type="dxa" w:w="752"/>
-          </w:tcPr>
-          <w:p>
-            <w:pPr>
-              <w:spacing w:before="20" w:after="20"/>
-              <w:jc w:val="center"/>
-            </w:pPr>
-            <w:r/>
-            <w:r>
-              <w:rPr>
-                <w:rFonts w:ascii="Times New Roman" w:hAnsi="Times New Roman" w:eastAsia="Times New Roman"/>
-                <w:b w:val="0"/>
-                <w:sz w:val="13"/>
+            <w:tcW w:type="dxa" w:w="821"/>
+          </w:tcPr>
+          <w:p>
+            <w:pPr>
+              <w:spacing w:before="20" w:after="20"/>
+              <w:jc w:val="center"/>
+            </w:pPr>
+            <w:r/>
+            <w:r>
+              <w:rPr>
+                <w:rFonts w:ascii="Times New Roman" w:hAnsi="Times New Roman" w:eastAsia="Times New Roman"/>
+                <w:b w:val="0"/>
+                <w:sz w:val="14"/>
               </w:rPr>
               <w:t>0.9920</w:t>
             </w:r>
@@ -4755,19 +4707,19 @@
         </w:tc>
         <w:tc>
           <w:tcPr>
-            <w:tcW w:type="dxa" w:w="752"/>
-          </w:tcPr>
-          <w:p>
-            <w:pPr>
-              <w:spacing w:before="20" w:after="20"/>
-              <w:jc w:val="center"/>
-            </w:pPr>
-            <w:r/>
-            <w:r>
-              <w:rPr>
-                <w:rFonts w:ascii="Times New Roman" w:hAnsi="Times New Roman" w:eastAsia="Times New Roman"/>
-                <w:b w:val="0"/>
-                <w:sz w:val="13"/>
+            <w:tcW w:type="dxa" w:w="821"/>
+          </w:tcPr>
+          <w:p>
+            <w:pPr>
+              <w:spacing w:before="20" w:after="20"/>
+              <w:jc w:val="center"/>
+            </w:pPr>
+            <w:r/>
+            <w:r>
+              <w:rPr>
+                <w:rFonts w:ascii="Times New Roman" w:hAnsi="Times New Roman" w:eastAsia="Times New Roman"/>
+                <w:b w:val="0"/>
+                <w:sz w:val="14"/>
               </w:rPr>
               <w:t>0.9920</w:t>
             </w:r>
@@ -4775,19 +4727,19 @@
         </w:tc>
         <w:tc>
           <w:tcPr>
-            <w:tcW w:type="dxa" w:w="752"/>
-          </w:tcPr>
-          <w:p>
-            <w:pPr>
-              <w:spacing w:before="20" w:after="20"/>
-              <w:jc w:val="center"/>
-            </w:pPr>
-            <w:r/>
-            <w:r>
-              <w:rPr>
-                <w:rFonts w:ascii="Times New Roman" w:hAnsi="Times New Roman" w:eastAsia="Times New Roman"/>
-                <w:b w:val="0"/>
-                <w:sz w:val="13"/>
+            <w:tcW w:type="dxa" w:w="821"/>
+          </w:tcPr>
+          <w:p>
+            <w:pPr>
+              <w:spacing w:before="20" w:after="20"/>
+              <w:jc w:val="center"/>
+            </w:pPr>
+            <w:r/>
+            <w:r>
+              <w:rPr>
+                <w:rFonts w:ascii="Times New Roman" w:hAnsi="Times New Roman" w:eastAsia="Times New Roman"/>
+                <w:b w:val="0"/>
+                <w:sz w:val="14"/>
               </w:rPr>
               <w:t>0.9920</w:t>
             </w:r>
@@ -4795,19 +4747,19 @@
         </w:tc>
         <w:tc>
           <w:tcPr>
-            <w:tcW w:type="dxa" w:w="752"/>
-          </w:tcPr>
-          <w:p>
-            <w:pPr>
-              <w:spacing w:before="20" w:after="20"/>
-              <w:jc w:val="center"/>
-            </w:pPr>
-            <w:r/>
-            <w:r>
-              <w:rPr>
-                <w:rFonts w:ascii="Times New Roman" w:hAnsi="Times New Roman" w:eastAsia="Times New Roman"/>
-                <w:b w:val="0"/>
-                <w:sz w:val="13"/>
+            <w:tcW w:type="dxa" w:w="821"/>
+          </w:tcPr>
+          <w:p>
+            <w:pPr>
+              <w:spacing w:before="20" w:after="20"/>
+              <w:jc w:val="center"/>
+            </w:pPr>
+            <w:r/>
+            <w:r>
+              <w:rPr>
+                <w:rFonts w:ascii="Times New Roman" w:hAnsi="Times New Roman" w:eastAsia="Times New Roman"/>
+                <w:b w:val="0"/>
+                <w:sz w:val="14"/>
               </w:rPr>
               <w:t>0.9910</w:t>
             </w:r>
@@ -4815,19 +4767,19 @@
         </w:tc>
         <w:tc>
           <w:tcPr>
-            <w:tcW w:type="dxa" w:w="752"/>
-          </w:tcPr>
-          <w:p>
-            <w:pPr>
-              <w:spacing w:before="20" w:after="20"/>
-              <w:jc w:val="center"/>
-            </w:pPr>
-            <w:r/>
-            <w:r>
-              <w:rPr>
-                <w:rFonts w:ascii="Times New Roman" w:hAnsi="Times New Roman" w:eastAsia="Times New Roman"/>
-                <w:b w:val="0"/>
-                <w:sz w:val="13"/>
+            <w:tcW w:type="dxa" w:w="821"/>
+          </w:tcPr>
+          <w:p>
+            <w:pPr>
+              <w:spacing w:before="20" w:after="20"/>
+              <w:jc w:val="center"/>
+            </w:pPr>
+            <w:r/>
+            <w:r>
+              <w:rPr>
+                <w:rFonts w:ascii="Times New Roman" w:hAnsi="Times New Roman" w:eastAsia="Times New Roman"/>
+                <w:b w:val="0"/>
+                <w:sz w:val="14"/>
               </w:rPr>
               <w:t>0.9911</w:t>
             </w:r>
@@ -4835,19 +4787,19 @@
         </w:tc>
         <w:tc>
           <w:tcPr>
-            <w:tcW w:type="dxa" w:w="752"/>
-          </w:tcPr>
-          <w:p>
-            <w:pPr>
-              <w:spacing w:before="20" w:after="20"/>
-              <w:jc w:val="center"/>
-            </w:pPr>
-            <w:r/>
-            <w:r>
-              <w:rPr>
-                <w:rFonts w:ascii="Times New Roman" w:hAnsi="Times New Roman" w:eastAsia="Times New Roman"/>
-                <w:b w:val="0"/>
-                <w:sz w:val="13"/>
+            <w:tcW w:type="dxa" w:w="821"/>
+          </w:tcPr>
+          <w:p>
+            <w:pPr>
+              <w:spacing w:before="20" w:after="20"/>
+              <w:jc w:val="center"/>
+            </w:pPr>
+            <w:r/>
+            <w:r>
+              <w:rPr>
+                <w:rFonts w:ascii="Times New Roman" w:hAnsi="Times New Roman" w:eastAsia="Times New Roman"/>
+                <w:b w:val="0"/>
+                <w:sz w:val="14"/>
               </w:rPr>
               <w:t>0.9910</w:t>
             </w:r>
@@ -4855,19 +4807,19 @@
         </w:tc>
         <w:tc>
           <w:tcPr>
-            <w:tcW w:type="dxa" w:w="752"/>
-          </w:tcPr>
-          <w:p>
-            <w:pPr>
-              <w:spacing w:before="20" w:after="20"/>
-              <w:jc w:val="center"/>
-            </w:pPr>
-            <w:r/>
-            <w:r>
-              <w:rPr>
-                <w:rFonts w:ascii="Times New Roman" w:hAnsi="Times New Roman" w:eastAsia="Times New Roman"/>
-                <w:b w:val="0"/>
-                <w:sz w:val="13"/>
+            <w:tcW w:type="dxa" w:w="821"/>
+          </w:tcPr>
+          <w:p>
+            <w:pPr>
+              <w:spacing w:before="20" w:after="20"/>
+              <w:jc w:val="center"/>
+            </w:pPr>
+            <w:r/>
+            <w:r>
+              <w:rPr>
+                <w:rFonts w:ascii="Times New Roman" w:hAnsi="Times New Roman" w:eastAsia="Times New Roman"/>
+                <w:b w:val="0"/>
+                <w:sz w:val="14"/>
               </w:rPr>
               <w:t>0.9910</w:t>
             </w:r>
@@ -4880,26 +4832,19 @@
         </w:trPr>
         <w:tc>
           <w:tcPr>
-            <w:tcW w:type="dxa" w:w="752"/>
-            <w:vMerge/>
-          </w:tcPr>
-          <w:p/>
-        </w:tc>
-        <w:tc>
-          <w:tcPr>
-            <w:tcW w:type="dxa" w:w="752"/>
-          </w:tcPr>
-          <w:p>
-            <w:pPr>
-              <w:spacing w:before="20" w:after="20"/>
-              <w:jc w:val="center"/>
-            </w:pPr>
-            <w:r/>
-            <w:r>
-              <w:rPr>
-                <w:rFonts w:ascii="Times New Roman" w:hAnsi="Times New Roman" w:eastAsia="Times New Roman"/>
-                <w:b w:val="0"/>
-                <w:sz w:val="13"/>
+            <w:tcW w:type="dxa" w:w="821"/>
+          </w:tcPr>
+          <w:p>
+            <w:pPr>
+              <w:spacing w:before="20" w:after="20"/>
+              <w:jc w:val="left"/>
+            </w:pPr>
+            <w:r/>
+            <w:r>
+              <w:rPr>
+                <w:rFonts w:ascii="Times New Roman" w:hAnsi="Times New Roman" w:eastAsia="Times New Roman"/>
+                <w:b w:val="0"/>
+                <w:sz w:val="14"/>
               </w:rPr>
               <w:t>0.00003</w:t>
             </w:r>
@@ -4907,19 +4852,19 @@
         </w:tc>
         <w:tc>
           <w:tcPr>
-            <w:tcW w:type="dxa" w:w="752"/>
-          </w:tcPr>
-          <w:p>
-            <w:pPr>
-              <w:spacing w:before="20" w:after="20"/>
-              <w:jc w:val="center"/>
-            </w:pPr>
-            <w:r/>
-            <w:r>
-              <w:rPr>
-                <w:rFonts w:ascii="Times New Roman" w:hAnsi="Times New Roman" w:eastAsia="Times New Roman"/>
-                <w:b w:val="0"/>
-                <w:sz w:val="13"/>
+            <w:tcW w:type="dxa" w:w="821"/>
+          </w:tcPr>
+          <w:p>
+            <w:pPr>
+              <w:spacing w:before="20" w:after="20"/>
+              <w:jc w:val="center"/>
+            </w:pPr>
+            <w:r/>
+            <w:r>
+              <w:rPr>
+                <w:rFonts w:ascii="Times New Roman" w:hAnsi="Times New Roman" w:eastAsia="Times New Roman"/>
+                <w:b w:val="0"/>
+                <w:sz w:val="14"/>
               </w:rPr>
               <w:t>16</w:t>
             </w:r>
@@ -4927,19 +4872,19 @@
         </w:tc>
         <w:tc>
           <w:tcPr>
-            <w:tcW w:type="dxa" w:w="752"/>
-          </w:tcPr>
-          <w:p>
-            <w:pPr>
-              <w:spacing w:before="20" w:after="20"/>
-              <w:jc w:val="center"/>
-            </w:pPr>
-            <w:r/>
-            <w:r>
-              <w:rPr>
-                <w:rFonts w:ascii="Times New Roman" w:hAnsi="Times New Roman" w:eastAsia="Times New Roman"/>
-                <w:b w:val="0"/>
-                <w:sz w:val="13"/>
+            <w:tcW w:type="dxa" w:w="821"/>
+          </w:tcPr>
+          <w:p>
+            <w:pPr>
+              <w:spacing w:before="20" w:after="20"/>
+              <w:jc w:val="center"/>
+            </w:pPr>
+            <w:r/>
+            <w:r>
+              <w:rPr>
+                <w:rFonts w:ascii="Times New Roman" w:hAnsi="Times New Roman" w:eastAsia="Times New Roman"/>
+                <w:b w:val="0"/>
+                <w:sz w:val="14"/>
               </w:rPr>
               <w:t>0.01</w:t>
             </w:r>
@@ -4947,19 +4892,19 @@
         </w:tc>
         <w:tc>
           <w:tcPr>
-            <w:tcW w:type="dxa" w:w="752"/>
-          </w:tcPr>
-          <w:p>
-            <w:pPr>
-              <w:spacing w:before="20" w:after="20"/>
-              <w:jc w:val="center"/>
-            </w:pPr>
-            <w:r/>
-            <w:r>
-              <w:rPr>
-                <w:rFonts w:ascii="Times New Roman" w:hAnsi="Times New Roman" w:eastAsia="Times New Roman"/>
-                <w:b w:val="0"/>
-                <w:sz w:val="13"/>
+            <w:tcW w:type="dxa" w:w="821"/>
+          </w:tcPr>
+          <w:p>
+            <w:pPr>
+              <w:spacing w:before="20" w:after="20"/>
+              <w:jc w:val="center"/>
+            </w:pPr>
+            <w:r/>
+            <w:r>
+              <w:rPr>
+                <w:rFonts w:ascii="Times New Roman" w:hAnsi="Times New Roman" w:eastAsia="Times New Roman"/>
+                <w:b w:val="0"/>
+                <w:sz w:val="14"/>
               </w:rPr>
               <w:t>0.9954</w:t>
             </w:r>
@@ -4967,19 +4912,19 @@
         </w:tc>
         <w:tc>
           <w:tcPr>
-            <w:tcW w:type="dxa" w:w="752"/>
-          </w:tcPr>
-          <w:p>
-            <w:pPr>
-              <w:spacing w:before="20" w:after="20"/>
-              <w:jc w:val="center"/>
-            </w:pPr>
-            <w:r/>
-            <w:r>
-              <w:rPr>
-                <w:rFonts w:ascii="Times New Roman" w:hAnsi="Times New Roman" w:eastAsia="Times New Roman"/>
-                <w:b w:val="0"/>
-                <w:sz w:val="13"/>
+            <w:tcW w:type="dxa" w:w="821"/>
+          </w:tcPr>
+          <w:p>
+            <w:pPr>
+              <w:spacing w:before="20" w:after="20"/>
+              <w:jc w:val="center"/>
+            </w:pPr>
+            <w:r/>
+            <w:r>
+              <w:rPr>
+                <w:rFonts w:ascii="Times New Roman" w:hAnsi="Times New Roman" w:eastAsia="Times New Roman"/>
+                <w:b w:val="0"/>
+                <w:sz w:val="14"/>
               </w:rPr>
               <w:t>0.9954</w:t>
             </w:r>
@@ -4987,19 +4932,19 @@
         </w:tc>
         <w:tc>
           <w:tcPr>
-            <w:tcW w:type="dxa" w:w="752"/>
-          </w:tcPr>
-          <w:p>
-            <w:pPr>
-              <w:spacing w:before="20" w:after="20"/>
-              <w:jc w:val="center"/>
-            </w:pPr>
-            <w:r/>
-            <w:r>
-              <w:rPr>
-                <w:rFonts w:ascii="Times New Roman" w:hAnsi="Times New Roman" w:eastAsia="Times New Roman"/>
-                <w:b w:val="0"/>
-                <w:sz w:val="13"/>
+            <w:tcW w:type="dxa" w:w="821"/>
+          </w:tcPr>
+          <w:p>
+            <w:pPr>
+              <w:spacing w:before="20" w:after="20"/>
+              <w:jc w:val="center"/>
+            </w:pPr>
+            <w:r/>
+            <w:r>
+              <w:rPr>
+                <w:rFonts w:ascii="Times New Roman" w:hAnsi="Times New Roman" w:eastAsia="Times New Roman"/>
+                <w:b w:val="0"/>
+                <w:sz w:val="14"/>
               </w:rPr>
               <w:t>0.9954</w:t>
             </w:r>
@@ -5007,19 +4952,19 @@
         </w:tc>
         <w:tc>
           <w:tcPr>
-            <w:tcW w:type="dxa" w:w="752"/>
-          </w:tcPr>
-          <w:p>
-            <w:pPr>
-              <w:spacing w:before="20" w:after="20"/>
-              <w:jc w:val="center"/>
-            </w:pPr>
-            <w:r/>
-            <w:r>
-              <w:rPr>
-                <w:rFonts w:ascii="Times New Roman" w:hAnsi="Times New Roman" w:eastAsia="Times New Roman"/>
-                <w:b w:val="0"/>
-                <w:sz w:val="13"/>
+            <w:tcW w:type="dxa" w:w="821"/>
+          </w:tcPr>
+          <w:p>
+            <w:pPr>
+              <w:spacing w:before="20" w:after="20"/>
+              <w:jc w:val="center"/>
+            </w:pPr>
+            <w:r/>
+            <w:r>
+              <w:rPr>
+                <w:rFonts w:ascii="Times New Roman" w:hAnsi="Times New Roman" w:eastAsia="Times New Roman"/>
+                <w:b w:val="0"/>
+                <w:sz w:val="14"/>
               </w:rPr>
               <w:t>0.9954</w:t>
             </w:r>
@@ -5027,19 +4972,19 @@
         </w:tc>
         <w:tc>
           <w:tcPr>
-            <w:tcW w:type="dxa" w:w="752"/>
-          </w:tcPr>
-          <w:p>
-            <w:pPr>
-              <w:spacing w:before="20" w:after="20"/>
-              <w:jc w:val="center"/>
-            </w:pPr>
-            <w:r/>
-            <w:r>
-              <w:rPr>
-                <w:rFonts w:ascii="Times New Roman" w:hAnsi="Times New Roman" w:eastAsia="Times New Roman"/>
-                <w:b w:val="0"/>
-                <w:sz w:val="13"/>
+            <w:tcW w:type="dxa" w:w="821"/>
+          </w:tcPr>
+          <w:p>
+            <w:pPr>
+              <w:spacing w:before="20" w:after="20"/>
+              <w:jc w:val="center"/>
+            </w:pPr>
+            <w:r/>
+            <w:r>
+              <w:rPr>
+                <w:rFonts w:ascii="Times New Roman" w:hAnsi="Times New Roman" w:eastAsia="Times New Roman"/>
+                <w:b w:val="0"/>
+                <w:sz w:val="14"/>
               </w:rPr>
               <w:t>0.9940</w:t>
             </w:r>
@@ -5047,19 +4992,19 @@
         </w:tc>
         <w:tc>
           <w:tcPr>
-            <w:tcW w:type="dxa" w:w="752"/>
-          </w:tcPr>
-          <w:p>
-            <w:pPr>
-              <w:spacing w:before="20" w:after="20"/>
-              <w:jc w:val="center"/>
-            </w:pPr>
-            <w:r/>
-            <w:r>
-              <w:rPr>
-                <w:rFonts w:ascii="Times New Roman" w:hAnsi="Times New Roman" w:eastAsia="Times New Roman"/>
-                <w:b w:val="0"/>
-                <w:sz w:val="13"/>
+            <w:tcW w:type="dxa" w:w="821"/>
+          </w:tcPr>
+          <w:p>
+            <w:pPr>
+              <w:spacing w:before="20" w:after="20"/>
+              <w:jc w:val="center"/>
+            </w:pPr>
+            <w:r/>
+            <w:r>
+              <w:rPr>
+                <w:rFonts w:ascii="Times New Roman" w:hAnsi="Times New Roman" w:eastAsia="Times New Roman"/>
+                <w:b w:val="0"/>
+                <w:sz w:val="14"/>
               </w:rPr>
               <w:t>0.9941</w:t>
             </w:r>
@@ -5067,19 +5012,19 @@
         </w:tc>
         <w:tc>
           <w:tcPr>
-            <w:tcW w:type="dxa" w:w="752"/>
-          </w:tcPr>
-          <w:p>
-            <w:pPr>
-              <w:spacing w:before="20" w:after="20"/>
-              <w:jc w:val="center"/>
-            </w:pPr>
-            <w:r/>
-            <w:r>
-              <w:rPr>
-                <w:rFonts w:ascii="Times New Roman" w:hAnsi="Times New Roman" w:eastAsia="Times New Roman"/>
-                <w:b w:val="0"/>
-                <w:sz w:val="13"/>
+            <w:tcW w:type="dxa" w:w="821"/>
+          </w:tcPr>
+          <w:p>
+            <w:pPr>
+              <w:spacing w:before="20" w:after="20"/>
+              <w:jc w:val="center"/>
+            </w:pPr>
+            <w:r/>
+            <w:r>
+              <w:rPr>
+                <w:rFonts w:ascii="Times New Roman" w:hAnsi="Times New Roman" w:eastAsia="Times New Roman"/>
+                <w:b w:val="0"/>
+                <w:sz w:val="14"/>
               </w:rPr>
               <w:t>0.9940</w:t>
             </w:r>
@@ -5087,19 +5032,19 @@
         </w:tc>
         <w:tc>
           <w:tcPr>
-            <w:tcW w:type="dxa" w:w="752"/>
-          </w:tcPr>
-          <w:p>
-            <w:pPr>
-              <w:spacing w:before="20" w:after="20"/>
-              <w:jc w:val="center"/>
-            </w:pPr>
-            <w:r/>
-            <w:r>
-              <w:rPr>
-                <w:rFonts w:ascii="Times New Roman" w:hAnsi="Times New Roman" w:eastAsia="Times New Roman"/>
-                <w:b w:val="0"/>
-                <w:sz w:val="13"/>
+            <w:tcW w:type="dxa" w:w="821"/>
+          </w:tcPr>
+          <w:p>
+            <w:pPr>
+              <w:spacing w:before="20" w:after="20"/>
+              <w:jc w:val="center"/>
+            </w:pPr>
+            <w:r/>
+            <w:r>
+              <w:rPr>
+                <w:rFonts w:ascii="Times New Roman" w:hAnsi="Times New Roman" w:eastAsia="Times New Roman"/>
+                <w:b w:val="0"/>
+                <w:sz w:val="14"/>
               </w:rPr>
               <w:t>0.9940</w:t>
             </w:r>
@@ -5112,26 +5057,19 @@
         </w:trPr>
         <w:tc>
           <w:tcPr>
-            <w:tcW w:type="dxa" w:w="752"/>
-            <w:vMerge/>
-          </w:tcPr>
-          <w:p/>
-        </w:tc>
-        <w:tc>
-          <w:tcPr>
-            <w:tcW w:type="dxa" w:w="752"/>
-          </w:tcPr>
-          <w:p>
-            <w:pPr>
-              <w:spacing w:before="20" w:after="20"/>
-              <w:jc w:val="center"/>
-            </w:pPr>
-            <w:r/>
-            <w:r>
-              <w:rPr>
-                <w:rFonts w:ascii="Times New Roman" w:hAnsi="Times New Roman" w:eastAsia="Times New Roman"/>
-                <w:b w:val="0"/>
-                <w:sz w:val="13"/>
+            <w:tcW w:type="dxa" w:w="821"/>
+          </w:tcPr>
+          <w:p>
+            <w:pPr>
+              <w:spacing w:before="20" w:after="20"/>
+              <w:jc w:val="left"/>
+            </w:pPr>
+            <w:r/>
+            <w:r>
+              <w:rPr>
+                <w:rFonts w:ascii="Times New Roman" w:hAnsi="Times New Roman" w:eastAsia="Times New Roman"/>
+                <w:b w:val="0"/>
+                <w:sz w:val="14"/>
               </w:rPr>
               <w:t>0.00002</w:t>
             </w:r>
@@ -5139,19 +5077,19 @@
         </w:tc>
         <w:tc>
           <w:tcPr>
-            <w:tcW w:type="dxa" w:w="752"/>
-          </w:tcPr>
-          <w:p>
-            <w:pPr>
-              <w:spacing w:before="20" w:after="20"/>
-              <w:jc w:val="center"/>
-            </w:pPr>
-            <w:r/>
-            <w:r>
-              <w:rPr>
-                <w:rFonts w:ascii="Times New Roman" w:hAnsi="Times New Roman" w:eastAsia="Times New Roman"/>
-                <w:b w:val="0"/>
-                <w:sz w:val="13"/>
+            <w:tcW w:type="dxa" w:w="821"/>
+          </w:tcPr>
+          <w:p>
+            <w:pPr>
+              <w:spacing w:before="20" w:after="20"/>
+              <w:jc w:val="center"/>
+            </w:pPr>
+            <w:r/>
+            <w:r>
+              <w:rPr>
+                <w:rFonts w:ascii="Times New Roman" w:hAnsi="Times New Roman" w:eastAsia="Times New Roman"/>
+                <w:b w:val="0"/>
+                <w:sz w:val="14"/>
               </w:rPr>
               <w:t>32</w:t>
             </w:r>
@@ -5159,19 +5097,19 @@
         </w:tc>
         <w:tc>
           <w:tcPr>
-            <w:tcW w:type="dxa" w:w="752"/>
-          </w:tcPr>
-          <w:p>
-            <w:pPr>
-              <w:spacing w:before="20" w:after="20"/>
-              <w:jc w:val="center"/>
-            </w:pPr>
-            <w:r/>
-            <w:r>
-              <w:rPr>
-                <w:rFonts w:ascii="Times New Roman" w:hAnsi="Times New Roman" w:eastAsia="Times New Roman"/>
-                <w:b w:val="0"/>
-                <w:sz w:val="13"/>
+            <w:tcW w:type="dxa" w:w="821"/>
+          </w:tcPr>
+          <w:p>
+            <w:pPr>
+              <w:spacing w:before="20" w:after="20"/>
+              <w:jc w:val="center"/>
+            </w:pPr>
+            <w:r/>
+            <w:r>
+              <w:rPr>
+                <w:rFonts w:ascii="Times New Roman" w:hAnsi="Times New Roman" w:eastAsia="Times New Roman"/>
+                <w:b w:val="0"/>
+                <w:sz w:val="14"/>
               </w:rPr>
               <w:t>0.01</w:t>
             </w:r>
@@ -5179,19 +5117,19 @@
         </w:tc>
         <w:tc>
           <w:tcPr>
-            <w:tcW w:type="dxa" w:w="752"/>
-          </w:tcPr>
-          <w:p>
-            <w:pPr>
-              <w:spacing w:before="20" w:after="20"/>
-              <w:jc w:val="center"/>
-            </w:pPr>
-            <w:r/>
-            <w:r>
-              <w:rPr>
-                <w:rFonts w:ascii="Times New Roman" w:hAnsi="Times New Roman" w:eastAsia="Times New Roman"/>
-                <w:b w:val="0"/>
-                <w:sz w:val="13"/>
+            <w:tcW w:type="dxa" w:w="821"/>
+          </w:tcPr>
+          <w:p>
+            <w:pPr>
+              <w:spacing w:before="20" w:after="20"/>
+              <w:jc w:val="center"/>
+            </w:pPr>
+            <w:r/>
+            <w:r>
+              <w:rPr>
+                <w:rFonts w:ascii="Times New Roman" w:hAnsi="Times New Roman" w:eastAsia="Times New Roman"/>
+                <w:b w:val="0"/>
+                <w:sz w:val="14"/>
               </w:rPr>
               <w:t>0.9936</w:t>
             </w:r>
@@ -5199,19 +5137,19 @@
         </w:tc>
         <w:tc>
           <w:tcPr>
-            <w:tcW w:type="dxa" w:w="752"/>
-          </w:tcPr>
-          <w:p>
-            <w:pPr>
-              <w:spacing w:before="20" w:after="20"/>
-              <w:jc w:val="center"/>
-            </w:pPr>
-            <w:r/>
-            <w:r>
-              <w:rPr>
-                <w:rFonts w:ascii="Times New Roman" w:hAnsi="Times New Roman" w:eastAsia="Times New Roman"/>
-                <w:b w:val="0"/>
-                <w:sz w:val="13"/>
+            <w:tcW w:type="dxa" w:w="821"/>
+          </w:tcPr>
+          <w:p>
+            <w:pPr>
+              <w:spacing w:before="20" w:after="20"/>
+              <w:jc w:val="center"/>
+            </w:pPr>
+            <w:r/>
+            <w:r>
+              <w:rPr>
+                <w:rFonts w:ascii="Times New Roman" w:hAnsi="Times New Roman" w:eastAsia="Times New Roman"/>
+                <w:b w:val="0"/>
+                <w:sz w:val="14"/>
               </w:rPr>
               <w:t>0.9936</w:t>
             </w:r>
@@ -5219,19 +5157,19 @@
         </w:tc>
         <w:tc>
           <w:tcPr>
-            <w:tcW w:type="dxa" w:w="752"/>
-          </w:tcPr>
-          <w:p>
-            <w:pPr>
-              <w:spacing w:before="20" w:after="20"/>
-              <w:jc w:val="center"/>
-            </w:pPr>
-            <w:r/>
-            <w:r>
-              <w:rPr>
-                <w:rFonts w:ascii="Times New Roman" w:hAnsi="Times New Roman" w:eastAsia="Times New Roman"/>
-                <w:b w:val="0"/>
-                <w:sz w:val="13"/>
+            <w:tcW w:type="dxa" w:w="821"/>
+          </w:tcPr>
+          <w:p>
+            <w:pPr>
+              <w:spacing w:before="20" w:after="20"/>
+              <w:jc w:val="center"/>
+            </w:pPr>
+            <w:r/>
+            <w:r>
+              <w:rPr>
+                <w:rFonts w:ascii="Times New Roman" w:hAnsi="Times New Roman" w:eastAsia="Times New Roman"/>
+                <w:b w:val="0"/>
+                <w:sz w:val="14"/>
               </w:rPr>
               <w:t>0.9936</w:t>
             </w:r>
@@ -5239,19 +5177,19 @@
         </w:tc>
         <w:tc>
           <w:tcPr>
-            <w:tcW w:type="dxa" w:w="752"/>
-          </w:tcPr>
-          <w:p>
-            <w:pPr>
-              <w:spacing w:before="20" w:after="20"/>
-              <w:jc w:val="center"/>
-            </w:pPr>
-            <w:r/>
-            <w:r>
-              <w:rPr>
-                <w:rFonts w:ascii="Times New Roman" w:hAnsi="Times New Roman" w:eastAsia="Times New Roman"/>
-                <w:b w:val="0"/>
-                <w:sz w:val="13"/>
+            <w:tcW w:type="dxa" w:w="821"/>
+          </w:tcPr>
+          <w:p>
+            <w:pPr>
+              <w:spacing w:before="20" w:after="20"/>
+              <w:jc w:val="center"/>
+            </w:pPr>
+            <w:r/>
+            <w:r>
+              <w:rPr>
+                <w:rFonts w:ascii="Times New Roman" w:hAnsi="Times New Roman" w:eastAsia="Times New Roman"/>
+                <w:b w:val="0"/>
+                <w:sz w:val="14"/>
               </w:rPr>
               <w:t>0.9936</w:t>
             </w:r>
@@ -5259,19 +5197,19 @@
         </w:tc>
         <w:tc>
           <w:tcPr>
-            <w:tcW w:type="dxa" w:w="752"/>
-          </w:tcPr>
-          <w:p>
-            <w:pPr>
-              <w:spacing w:before="20" w:after="20"/>
-              <w:jc w:val="center"/>
-            </w:pPr>
-            <w:r/>
-            <w:r>
-              <w:rPr>
-                <w:rFonts w:ascii="Times New Roman" w:hAnsi="Times New Roman" w:eastAsia="Times New Roman"/>
-                <w:b w:val="0"/>
-                <w:sz w:val="13"/>
+            <w:tcW w:type="dxa" w:w="821"/>
+          </w:tcPr>
+          <w:p>
+            <w:pPr>
+              <w:spacing w:before="20" w:after="20"/>
+              <w:jc w:val="center"/>
+            </w:pPr>
+            <w:r/>
+            <w:r>
+              <w:rPr>
+                <w:rFonts w:ascii="Times New Roman" w:hAnsi="Times New Roman" w:eastAsia="Times New Roman"/>
+                <w:b w:val="0"/>
+                <w:sz w:val="14"/>
               </w:rPr>
               <w:t>0.9944</w:t>
             </w:r>
@@ -5279,19 +5217,19 @@
         </w:tc>
         <w:tc>
           <w:tcPr>
-            <w:tcW w:type="dxa" w:w="752"/>
-          </w:tcPr>
-          <w:p>
-            <w:pPr>
-              <w:spacing w:before="20" w:after="20"/>
-              <w:jc w:val="center"/>
-            </w:pPr>
-            <w:r/>
-            <w:r>
-              <w:rPr>
-                <w:rFonts w:ascii="Times New Roman" w:hAnsi="Times New Roman" w:eastAsia="Times New Roman"/>
-                <w:b w:val="0"/>
-                <w:sz w:val="13"/>
+            <w:tcW w:type="dxa" w:w="821"/>
+          </w:tcPr>
+          <w:p>
+            <w:pPr>
+              <w:spacing w:before="20" w:after="20"/>
+              <w:jc w:val="center"/>
+            </w:pPr>
+            <w:r/>
+            <w:r>
+              <w:rPr>
+                <w:rFonts w:ascii="Times New Roman" w:hAnsi="Times New Roman" w:eastAsia="Times New Roman"/>
+                <w:b w:val="0"/>
+                <w:sz w:val="14"/>
               </w:rPr>
               <w:t>0.9944</w:t>
             </w:r>
@@ -5299,19 +5237,19 @@
         </w:tc>
         <w:tc>
           <w:tcPr>
-            <w:tcW w:type="dxa" w:w="752"/>
-          </w:tcPr>
-          <w:p>
-            <w:pPr>
-              <w:spacing w:before="20" w:after="20"/>
-              <w:jc w:val="center"/>
-            </w:pPr>
-            <w:r/>
-            <w:r>
-              <w:rPr>
-                <w:rFonts w:ascii="Times New Roman" w:hAnsi="Times New Roman" w:eastAsia="Times New Roman"/>
-                <w:b w:val="0"/>
-                <w:sz w:val="13"/>
+            <w:tcW w:type="dxa" w:w="821"/>
+          </w:tcPr>
+          <w:p>
+            <w:pPr>
+              <w:spacing w:before="20" w:after="20"/>
+              <w:jc w:val="center"/>
+            </w:pPr>
+            <w:r/>
+            <w:r>
+              <w:rPr>
+                <w:rFonts w:ascii="Times New Roman" w:hAnsi="Times New Roman" w:eastAsia="Times New Roman"/>
+                <w:b w:val="0"/>
+                <w:sz w:val="14"/>
               </w:rPr>
               <w:t>0.9944</w:t>
             </w:r>
@@ -5319,19 +5257,19 @@
         </w:tc>
         <w:tc>
           <w:tcPr>
-            <w:tcW w:type="dxa" w:w="752"/>
-          </w:tcPr>
-          <w:p>
-            <w:pPr>
-              <w:spacing w:before="20" w:after="20"/>
-              <w:jc w:val="center"/>
-            </w:pPr>
-            <w:r/>
-            <w:r>
-              <w:rPr>
-                <w:rFonts w:ascii="Times New Roman" w:hAnsi="Times New Roman" w:eastAsia="Times New Roman"/>
-                <w:b w:val="0"/>
-                <w:sz w:val="13"/>
+            <w:tcW w:type="dxa" w:w="821"/>
+          </w:tcPr>
+          <w:p>
+            <w:pPr>
+              <w:spacing w:before="20" w:after="20"/>
+              <w:jc w:val="center"/>
+            </w:pPr>
+            <w:r/>
+            <w:r>
+              <w:rPr>
+                <w:rFonts w:ascii="Times New Roman" w:hAnsi="Times New Roman" w:eastAsia="Times New Roman"/>
+                <w:b w:val="0"/>
+                <w:sz w:val="14"/>
               </w:rPr>
               <w:t>0.9944</w:t>
             </w:r>
@@ -5344,26 +5282,19 @@
         </w:trPr>
         <w:tc>
           <w:tcPr>
-            <w:tcW w:type="dxa" w:w="752"/>
-            <w:vMerge/>
-          </w:tcPr>
-          <w:p/>
-        </w:tc>
-        <w:tc>
-          <w:tcPr>
-            <w:tcW w:type="dxa" w:w="752"/>
-          </w:tcPr>
-          <w:p>
-            <w:pPr>
-              <w:spacing w:before="20" w:after="20"/>
-              <w:jc w:val="center"/>
-            </w:pPr>
-            <w:r/>
-            <w:r>
-              <w:rPr>
-                <w:rFonts w:ascii="Times New Roman" w:hAnsi="Times New Roman" w:eastAsia="Times New Roman"/>
-                <w:b w:val="0"/>
-                <w:sz w:val="13"/>
+            <w:tcW w:type="dxa" w:w="821"/>
+          </w:tcPr>
+          <w:p>
+            <w:pPr>
+              <w:spacing w:before="20" w:after="20"/>
+              <w:jc w:val="left"/>
+            </w:pPr>
+            <w:r/>
+            <w:r>
+              <w:rPr>
+                <w:rFonts w:ascii="Times New Roman" w:hAnsi="Times New Roman" w:eastAsia="Times New Roman"/>
+                <w:b w:val="0"/>
+                <w:sz w:val="14"/>
               </w:rPr>
               <w:t>0.00003</w:t>
             </w:r>
@@ -5371,19 +5302,19 @@
         </w:tc>
         <w:tc>
           <w:tcPr>
-            <w:tcW w:type="dxa" w:w="752"/>
-          </w:tcPr>
-          <w:p>
-            <w:pPr>
-              <w:spacing w:before="20" w:after="20"/>
-              <w:jc w:val="center"/>
-            </w:pPr>
-            <w:r/>
-            <w:r>
-              <w:rPr>
-                <w:rFonts w:ascii="Times New Roman" w:hAnsi="Times New Roman" w:eastAsia="Times New Roman"/>
-                <w:b w:val="0"/>
-                <w:sz w:val="13"/>
+            <w:tcW w:type="dxa" w:w="821"/>
+          </w:tcPr>
+          <w:p>
+            <w:pPr>
+              <w:spacing w:before="20" w:after="20"/>
+              <w:jc w:val="center"/>
+            </w:pPr>
+            <w:r/>
+            <w:r>
+              <w:rPr>
+                <w:rFonts w:ascii="Times New Roman" w:hAnsi="Times New Roman" w:eastAsia="Times New Roman"/>
+                <w:b w:val="0"/>
+                <w:sz w:val="14"/>
               </w:rPr>
               <w:t>32</w:t>
             </w:r>
@@ -5391,19 +5322,19 @@
         </w:tc>
         <w:tc>
           <w:tcPr>
-            <w:tcW w:type="dxa" w:w="752"/>
-          </w:tcPr>
-          <w:p>
-            <w:pPr>
-              <w:spacing w:before="20" w:after="20"/>
-              <w:jc w:val="center"/>
-            </w:pPr>
-            <w:r/>
-            <w:r>
-              <w:rPr>
-                <w:rFonts w:ascii="Times New Roman" w:hAnsi="Times New Roman" w:eastAsia="Times New Roman"/>
-                <w:b w:val="0"/>
-                <w:sz w:val="13"/>
+            <w:tcW w:type="dxa" w:w="821"/>
+          </w:tcPr>
+          <w:p>
+            <w:pPr>
+              <w:spacing w:before="20" w:after="20"/>
+              <w:jc w:val="center"/>
+            </w:pPr>
+            <w:r/>
+            <w:r>
+              <w:rPr>
+                <w:rFonts w:ascii="Times New Roman" w:hAnsi="Times New Roman" w:eastAsia="Times New Roman"/>
+                <w:b w:val="0"/>
+                <w:sz w:val="14"/>
               </w:rPr>
               <w:t>0.01</w:t>
             </w:r>
@@ -5411,19 +5342,19 @@
         </w:tc>
         <w:tc>
           <w:tcPr>
-            <w:tcW w:type="dxa" w:w="752"/>
-          </w:tcPr>
-          <w:p>
-            <w:pPr>
-              <w:spacing w:before="20" w:after="20"/>
-              <w:jc w:val="center"/>
-            </w:pPr>
-            <w:r/>
-            <w:r>
-              <w:rPr>
-                <w:rFonts w:ascii="Times New Roman" w:hAnsi="Times New Roman" w:eastAsia="Times New Roman"/>
-                <w:b w:val="0"/>
-                <w:sz w:val="13"/>
+            <w:tcW w:type="dxa" w:w="821"/>
+          </w:tcPr>
+          <w:p>
+            <w:pPr>
+              <w:spacing w:before="20" w:after="20"/>
+              <w:jc w:val="center"/>
+            </w:pPr>
+            <w:r/>
+            <w:r>
+              <w:rPr>
+                <w:rFonts w:ascii="Times New Roman" w:hAnsi="Times New Roman" w:eastAsia="Times New Roman"/>
+                <w:b w:val="0"/>
+                <w:sz w:val="14"/>
               </w:rPr>
               <w:t>0.9919</w:t>
             </w:r>
@@ -5431,19 +5362,19 @@
         </w:tc>
         <w:tc>
           <w:tcPr>
-            <w:tcW w:type="dxa" w:w="752"/>
-          </w:tcPr>
-          <w:p>
-            <w:pPr>
-              <w:spacing w:before="20" w:after="20"/>
-              <w:jc w:val="center"/>
-            </w:pPr>
-            <w:r/>
-            <w:r>
-              <w:rPr>
-                <w:rFonts w:ascii="Times New Roman" w:hAnsi="Times New Roman" w:eastAsia="Times New Roman"/>
-                <w:b w:val="0"/>
-                <w:sz w:val="13"/>
+            <w:tcW w:type="dxa" w:w="821"/>
+          </w:tcPr>
+          <w:p>
+            <w:pPr>
+              <w:spacing w:before="20" w:after="20"/>
+              <w:jc w:val="center"/>
+            </w:pPr>
+            <w:r/>
+            <w:r>
+              <w:rPr>
+                <w:rFonts w:ascii="Times New Roman" w:hAnsi="Times New Roman" w:eastAsia="Times New Roman"/>
+                <w:b w:val="0"/>
+                <w:sz w:val="14"/>
               </w:rPr>
               <w:t>0.9919</w:t>
             </w:r>
@@ -5451,19 +5382,19 @@
         </w:tc>
         <w:tc>
           <w:tcPr>
-            <w:tcW w:type="dxa" w:w="752"/>
-          </w:tcPr>
-          <w:p>
-            <w:pPr>
-              <w:spacing w:before="20" w:after="20"/>
-              <w:jc w:val="center"/>
-            </w:pPr>
-            <w:r/>
-            <w:r>
-              <w:rPr>
-                <w:rFonts w:ascii="Times New Roman" w:hAnsi="Times New Roman" w:eastAsia="Times New Roman"/>
-                <w:b w:val="0"/>
-                <w:sz w:val="13"/>
+            <w:tcW w:type="dxa" w:w="821"/>
+          </w:tcPr>
+          <w:p>
+            <w:pPr>
+              <w:spacing w:before="20" w:after="20"/>
+              <w:jc w:val="center"/>
+            </w:pPr>
+            <w:r/>
+            <w:r>
+              <w:rPr>
+                <w:rFonts w:ascii="Times New Roman" w:hAnsi="Times New Roman" w:eastAsia="Times New Roman"/>
+                <w:b w:val="0"/>
+                <w:sz w:val="14"/>
               </w:rPr>
               <w:t>0.9919</w:t>
             </w:r>
@@ -5471,19 +5402,19 @@
         </w:tc>
         <w:tc>
           <w:tcPr>
-            <w:tcW w:type="dxa" w:w="752"/>
-          </w:tcPr>
-          <w:p>
-            <w:pPr>
-              <w:spacing w:before="20" w:after="20"/>
-              <w:jc w:val="center"/>
-            </w:pPr>
-            <w:r/>
-            <w:r>
-              <w:rPr>
-                <w:rFonts w:ascii="Times New Roman" w:hAnsi="Times New Roman" w:eastAsia="Times New Roman"/>
-                <w:b w:val="0"/>
-                <w:sz w:val="13"/>
+            <w:tcW w:type="dxa" w:w="821"/>
+          </w:tcPr>
+          <w:p>
+            <w:pPr>
+              <w:spacing w:before="20" w:after="20"/>
+              <w:jc w:val="center"/>
+            </w:pPr>
+            <w:r/>
+            <w:r>
+              <w:rPr>
+                <w:rFonts w:ascii="Times New Roman" w:hAnsi="Times New Roman" w:eastAsia="Times New Roman"/>
+                <w:b w:val="0"/>
+                <w:sz w:val="14"/>
               </w:rPr>
               <w:t>0.9919</w:t>
             </w:r>
@@ -5491,19 +5422,19 @@
         </w:tc>
         <w:tc>
           <w:tcPr>
-            <w:tcW w:type="dxa" w:w="752"/>
-          </w:tcPr>
-          <w:p>
-            <w:pPr>
-              <w:spacing w:before="20" w:after="20"/>
-              <w:jc w:val="center"/>
-            </w:pPr>
-            <w:r/>
-            <w:r>
-              <w:rPr>
-                <w:rFonts w:ascii="Times New Roman" w:hAnsi="Times New Roman" w:eastAsia="Times New Roman"/>
-                <w:b w:val="0"/>
-                <w:sz w:val="13"/>
+            <w:tcW w:type="dxa" w:w="821"/>
+          </w:tcPr>
+          <w:p>
+            <w:pPr>
+              <w:spacing w:before="20" w:after="20"/>
+              <w:jc w:val="center"/>
+            </w:pPr>
+            <w:r/>
+            <w:r>
+              <w:rPr>
+                <w:rFonts w:ascii="Times New Roman" w:hAnsi="Times New Roman" w:eastAsia="Times New Roman"/>
+                <w:b w:val="0"/>
+                <w:sz w:val="14"/>
               </w:rPr>
               <w:t>0.9929</w:t>
             </w:r>
@@ -5511,19 +5442,19 @@
         </w:tc>
         <w:tc>
           <w:tcPr>
-            <w:tcW w:type="dxa" w:w="752"/>
-          </w:tcPr>
-          <w:p>
-            <w:pPr>
-              <w:spacing w:before="20" w:after="20"/>
-              <w:jc w:val="center"/>
-            </w:pPr>
-            <w:r/>
-            <w:r>
-              <w:rPr>
-                <w:rFonts w:ascii="Times New Roman" w:hAnsi="Times New Roman" w:eastAsia="Times New Roman"/>
-                <w:b w:val="0"/>
-                <w:sz w:val="13"/>
+            <w:tcW w:type="dxa" w:w="821"/>
+          </w:tcPr>
+          <w:p>
+            <w:pPr>
+              <w:spacing w:before="20" w:after="20"/>
+              <w:jc w:val="center"/>
+            </w:pPr>
+            <w:r/>
+            <w:r>
+              <w:rPr>
+                <w:rFonts w:ascii="Times New Roman" w:hAnsi="Times New Roman" w:eastAsia="Times New Roman"/>
+                <w:b w:val="0"/>
+                <w:sz w:val="14"/>
               </w:rPr>
               <w:t>0.9930</w:t>
             </w:r>
@@ -5531,19 +5462,19 @@
         </w:tc>
         <w:tc>
           <w:tcPr>
-            <w:tcW w:type="dxa" w:w="752"/>
-          </w:tcPr>
-          <w:p>
-            <w:pPr>
-              <w:spacing w:before="20" w:after="20"/>
-              <w:jc w:val="center"/>
-            </w:pPr>
-            <w:r/>
-            <w:r>
-              <w:rPr>
-                <w:rFonts w:ascii="Times New Roman" w:hAnsi="Times New Roman" w:eastAsia="Times New Roman"/>
-                <w:b w:val="0"/>
-                <w:sz w:val="13"/>
+            <w:tcW w:type="dxa" w:w="821"/>
+          </w:tcPr>
+          <w:p>
+            <w:pPr>
+              <w:spacing w:before="20" w:after="20"/>
+              <w:jc w:val="center"/>
+            </w:pPr>
+            <w:r/>
+            <w:r>
+              <w:rPr>
+                <w:rFonts w:ascii="Times New Roman" w:hAnsi="Times New Roman" w:eastAsia="Times New Roman"/>
+                <w:b w:val="0"/>
+                <w:sz w:val="14"/>
               </w:rPr>
               <w:t>0.9929</w:t>
             </w:r>
@@ -5551,19 +5482,19 @@
         </w:tc>
         <w:tc>
           <w:tcPr>
-            <w:tcW w:type="dxa" w:w="752"/>
-          </w:tcPr>
-          <w:p>
-            <w:pPr>
-              <w:spacing w:before="20" w:after="20"/>
-              <w:jc w:val="center"/>
-            </w:pPr>
-            <w:r/>
-            <w:r>
-              <w:rPr>
-                <w:rFonts w:ascii="Times New Roman" w:hAnsi="Times New Roman" w:eastAsia="Times New Roman"/>
-                <w:b w:val="0"/>
-                <w:sz w:val="13"/>
+            <w:tcW w:type="dxa" w:w="821"/>
+          </w:tcPr>
+          <w:p>
+            <w:pPr>
+              <w:spacing w:before="20" w:after="20"/>
+              <w:jc w:val="center"/>
+            </w:pPr>
+            <w:r/>
+            <w:r>
+              <w:rPr>
+                <w:rFonts w:ascii="Times New Roman" w:hAnsi="Times New Roman" w:eastAsia="Times New Roman"/>
+                <w:b w:val="0"/>
+                <w:sz w:val="14"/>
               </w:rPr>
               <w:t>0.9929</w:t>
             </w:r>
@@ -5576,26 +5507,19 @@
         </w:trPr>
         <w:tc>
           <w:tcPr>
-            <w:tcW w:type="dxa" w:w="752"/>
-            <w:vMerge/>
-          </w:tcPr>
-          <w:p/>
-        </w:tc>
-        <w:tc>
-          <w:tcPr>
-            <w:tcW w:type="dxa" w:w="752"/>
-          </w:tcPr>
-          <w:p>
-            <w:pPr>
-              <w:spacing w:before="20" w:after="20"/>
-              <w:jc w:val="center"/>
-            </w:pPr>
-            <w:r/>
-            <w:r>
-              <w:rPr>
-                <w:rFonts w:ascii="Times New Roman" w:hAnsi="Times New Roman" w:eastAsia="Times New Roman"/>
-                <w:b w:val="0"/>
-                <w:sz w:val="13"/>
+            <w:tcW w:type="dxa" w:w="821"/>
+          </w:tcPr>
+          <w:p>
+            <w:pPr>
+              <w:spacing w:before="20" w:after="20"/>
+              <w:jc w:val="left"/>
+            </w:pPr>
+            <w:r/>
+            <w:r>
+              <w:rPr>
+                <w:rFonts w:ascii="Times New Roman" w:hAnsi="Times New Roman" w:eastAsia="Times New Roman"/>
+                <w:b w:val="0"/>
+                <w:sz w:val="14"/>
               </w:rPr>
               <w:t>0.00002</w:t>
             </w:r>
@@ -5603,19 +5527,19 @@
         </w:tc>
         <w:tc>
           <w:tcPr>
-            <w:tcW w:type="dxa" w:w="752"/>
-          </w:tcPr>
-          <w:p>
-            <w:pPr>
-              <w:spacing w:before="20" w:after="20"/>
-              <w:jc w:val="center"/>
-            </w:pPr>
-            <w:r/>
-            <w:r>
-              <w:rPr>
-                <w:rFonts w:ascii="Times New Roman" w:hAnsi="Times New Roman" w:eastAsia="Times New Roman"/>
-                <w:b w:val="0"/>
-                <w:sz w:val="13"/>
+            <w:tcW w:type="dxa" w:w="821"/>
+          </w:tcPr>
+          <w:p>
+            <w:pPr>
+              <w:spacing w:before="20" w:after="20"/>
+              <w:jc w:val="center"/>
+            </w:pPr>
+            <w:r/>
+            <w:r>
+              <w:rPr>
+                <w:rFonts w:ascii="Times New Roman" w:hAnsi="Times New Roman" w:eastAsia="Times New Roman"/>
+                <w:b w:val="0"/>
+                <w:sz w:val="14"/>
               </w:rPr>
               <w:t>16</w:t>
             </w:r>
@@ -5623,19 +5547,19 @@
         </w:tc>
         <w:tc>
           <w:tcPr>
-            <w:tcW w:type="dxa" w:w="752"/>
-          </w:tcPr>
-          <w:p>
-            <w:pPr>
-              <w:spacing w:before="20" w:after="20"/>
-              <w:jc w:val="center"/>
-            </w:pPr>
-            <w:r/>
-            <w:r>
-              <w:rPr>
-                <w:rFonts w:ascii="Times New Roman" w:hAnsi="Times New Roman" w:eastAsia="Times New Roman"/>
-                <w:b w:val="0"/>
-                <w:sz w:val="13"/>
+            <w:tcW w:type="dxa" w:w="821"/>
+          </w:tcPr>
+          <w:p>
+            <w:pPr>
+              <w:spacing w:before="20" w:after="20"/>
+              <w:jc w:val="center"/>
+            </w:pPr>
+            <w:r/>
+            <w:r>
+              <w:rPr>
+                <w:rFonts w:ascii="Times New Roman" w:hAnsi="Times New Roman" w:eastAsia="Times New Roman"/>
+                <w:b w:val="0"/>
+                <w:sz w:val="14"/>
               </w:rPr>
               <w:t>0.1</w:t>
             </w:r>
@@ -5643,19 +5567,19 @@
         </w:tc>
         <w:tc>
           <w:tcPr>
-            <w:tcW w:type="dxa" w:w="752"/>
-          </w:tcPr>
-          <w:p>
-            <w:pPr>
-              <w:spacing w:before="20" w:after="20"/>
-              <w:jc w:val="center"/>
-            </w:pPr>
-            <w:r/>
-            <w:r>
-              <w:rPr>
-                <w:rFonts w:ascii="Times New Roman" w:hAnsi="Times New Roman" w:eastAsia="Times New Roman"/>
-                <w:b w:val="0"/>
-                <w:sz w:val="13"/>
+            <w:tcW w:type="dxa" w:w="821"/>
+          </w:tcPr>
+          <w:p>
+            <w:pPr>
+              <w:spacing w:before="20" w:after="20"/>
+              <w:jc w:val="center"/>
+            </w:pPr>
+            <w:r/>
+            <w:r>
+              <w:rPr>
+                <w:rFonts w:ascii="Times New Roman" w:hAnsi="Times New Roman" w:eastAsia="Times New Roman"/>
+                <w:b w:val="0"/>
+                <w:sz w:val="14"/>
               </w:rPr>
               <w:t>0.9869</w:t>
             </w:r>
@@ -5663,19 +5587,19 @@
         </w:tc>
         <w:tc>
           <w:tcPr>
-            <w:tcW w:type="dxa" w:w="752"/>
-          </w:tcPr>
-          <w:p>
-            <w:pPr>
-              <w:spacing w:before="20" w:after="20"/>
-              <w:jc w:val="center"/>
-            </w:pPr>
-            <w:r/>
-            <w:r>
-              <w:rPr>
-                <w:rFonts w:ascii="Times New Roman" w:hAnsi="Times New Roman" w:eastAsia="Times New Roman"/>
-                <w:b w:val="0"/>
-                <w:sz w:val="13"/>
+            <w:tcW w:type="dxa" w:w="821"/>
+          </w:tcPr>
+          <w:p>
+            <w:pPr>
+              <w:spacing w:before="20" w:after="20"/>
+              <w:jc w:val="center"/>
+            </w:pPr>
+            <w:r/>
+            <w:r>
+              <w:rPr>
+                <w:rFonts w:ascii="Times New Roman" w:hAnsi="Times New Roman" w:eastAsia="Times New Roman"/>
+                <w:b w:val="0"/>
+                <w:sz w:val="14"/>
               </w:rPr>
               <w:t>0.9870</w:t>
             </w:r>
@@ -5683,19 +5607,19 @@
         </w:tc>
         <w:tc>
           <w:tcPr>
-            <w:tcW w:type="dxa" w:w="752"/>
-          </w:tcPr>
-          <w:p>
-            <w:pPr>
-              <w:spacing w:before="20" w:after="20"/>
-              <w:jc w:val="center"/>
-            </w:pPr>
-            <w:r/>
-            <w:r>
-              <w:rPr>
-                <w:rFonts w:ascii="Times New Roman" w:hAnsi="Times New Roman" w:eastAsia="Times New Roman"/>
-                <w:b w:val="0"/>
-                <w:sz w:val="13"/>
+            <w:tcW w:type="dxa" w:w="821"/>
+          </w:tcPr>
+          <w:p>
+            <w:pPr>
+              <w:spacing w:before="20" w:after="20"/>
+              <w:jc w:val="center"/>
+            </w:pPr>
+            <w:r/>
+            <w:r>
+              <w:rPr>
+                <w:rFonts w:ascii="Times New Roman" w:hAnsi="Times New Roman" w:eastAsia="Times New Roman"/>
+                <w:b w:val="0"/>
+                <w:sz w:val="14"/>
               </w:rPr>
               <w:t>0.9869</w:t>
             </w:r>
@@ -5703,19 +5627,19 @@
         </w:tc>
         <w:tc>
           <w:tcPr>
-            <w:tcW w:type="dxa" w:w="752"/>
-          </w:tcPr>
-          <w:p>
-            <w:pPr>
-              <w:spacing w:before="20" w:after="20"/>
-              <w:jc w:val="center"/>
-            </w:pPr>
-            <w:r/>
-            <w:r>
-              <w:rPr>
-                <w:rFonts w:ascii="Times New Roman" w:hAnsi="Times New Roman" w:eastAsia="Times New Roman"/>
-                <w:b w:val="0"/>
-                <w:sz w:val="13"/>
+            <w:tcW w:type="dxa" w:w="821"/>
+          </w:tcPr>
+          <w:p>
+            <w:pPr>
+              <w:spacing w:before="20" w:after="20"/>
+              <w:jc w:val="center"/>
+            </w:pPr>
+            <w:r/>
+            <w:r>
+              <w:rPr>
+                <w:rFonts w:ascii="Times New Roman" w:hAnsi="Times New Roman" w:eastAsia="Times New Roman"/>
+                <w:b w:val="0"/>
+                <w:sz w:val="14"/>
               </w:rPr>
               <w:t>0.9869</w:t>
             </w:r>
@@ -5723,19 +5647,19 @@
         </w:tc>
         <w:tc>
           <w:tcPr>
-            <w:tcW w:type="dxa" w:w="752"/>
-          </w:tcPr>
-          <w:p>
-            <w:pPr>
-              <w:spacing w:before="20" w:after="20"/>
-              <w:jc w:val="center"/>
-            </w:pPr>
-            <w:r/>
-            <w:r>
-              <w:rPr>
-                <w:rFonts w:ascii="Times New Roman" w:hAnsi="Times New Roman" w:eastAsia="Times New Roman"/>
-                <w:b w:val="0"/>
-                <w:sz w:val="13"/>
+            <w:tcW w:type="dxa" w:w="821"/>
+          </w:tcPr>
+          <w:p>
+            <w:pPr>
+              <w:spacing w:before="20" w:after="20"/>
+              <w:jc w:val="center"/>
+            </w:pPr>
+            <w:r/>
+            <w:r>
+              <w:rPr>
+                <w:rFonts w:ascii="Times New Roman" w:hAnsi="Times New Roman" w:eastAsia="Times New Roman"/>
+                <w:b w:val="0"/>
+                <w:sz w:val="14"/>
               </w:rPr>
               <w:t>0.9916</w:t>
             </w:r>
@@ -5743,19 +5667,19 @@
         </w:tc>
         <w:tc>
           <w:tcPr>
-            <w:tcW w:type="dxa" w:w="752"/>
-          </w:tcPr>
-          <w:p>
-            <w:pPr>
-              <w:spacing w:before="20" w:after="20"/>
-              <w:jc w:val="center"/>
-            </w:pPr>
-            <w:r/>
-            <w:r>
-              <w:rPr>
-                <w:rFonts w:ascii="Times New Roman" w:hAnsi="Times New Roman" w:eastAsia="Times New Roman"/>
-                <w:b w:val="0"/>
-                <w:sz w:val="13"/>
+            <w:tcW w:type="dxa" w:w="821"/>
+          </w:tcPr>
+          <w:p>
+            <w:pPr>
+              <w:spacing w:before="20" w:after="20"/>
+              <w:jc w:val="center"/>
+            </w:pPr>
+            <w:r/>
+            <w:r>
+              <w:rPr>
+                <w:rFonts w:ascii="Times New Roman" w:hAnsi="Times New Roman" w:eastAsia="Times New Roman"/>
+                <w:b w:val="0"/>
+                <w:sz w:val="14"/>
               </w:rPr>
               <w:t>0.9917</w:t>
             </w:r>
@@ -5763,19 +5687,19 @@
         </w:tc>
         <w:tc>
           <w:tcPr>
-            <w:tcW w:type="dxa" w:w="752"/>
-          </w:tcPr>
-          <w:p>
-            <w:pPr>
-              <w:spacing w:before="20" w:after="20"/>
-              <w:jc w:val="center"/>
-            </w:pPr>
-            <w:r/>
-            <w:r>
-              <w:rPr>
-                <w:rFonts w:ascii="Times New Roman" w:hAnsi="Times New Roman" w:eastAsia="Times New Roman"/>
-                <w:b w:val="0"/>
-                <w:sz w:val="13"/>
+            <w:tcW w:type="dxa" w:w="821"/>
+          </w:tcPr>
+          <w:p>
+            <w:pPr>
+              <w:spacing w:before="20" w:after="20"/>
+              <w:jc w:val="center"/>
+            </w:pPr>
+            <w:r/>
+            <w:r>
+              <w:rPr>
+                <w:rFonts w:ascii="Times New Roman" w:hAnsi="Times New Roman" w:eastAsia="Times New Roman"/>
+                <w:b w:val="0"/>
+                <w:sz w:val="14"/>
               </w:rPr>
               <w:t>0.9916</w:t>
             </w:r>
@@ -5783,19 +5707,19 @@
         </w:tc>
         <w:tc>
           <w:tcPr>
-            <w:tcW w:type="dxa" w:w="752"/>
-          </w:tcPr>
-          <w:p>
-            <w:pPr>
-              <w:spacing w:before="20" w:after="20"/>
-              <w:jc w:val="center"/>
-            </w:pPr>
-            <w:r/>
-            <w:r>
-              <w:rPr>
-                <w:rFonts w:ascii="Times New Roman" w:hAnsi="Times New Roman" w:eastAsia="Times New Roman"/>
-                <w:b w:val="0"/>
-                <w:sz w:val="13"/>
+            <w:tcW w:type="dxa" w:w="821"/>
+          </w:tcPr>
+          <w:p>
+            <w:pPr>
+              <w:spacing w:before="20" w:after="20"/>
+              <w:jc w:val="center"/>
+            </w:pPr>
+            <w:r/>
+            <w:r>
+              <w:rPr>
+                <w:rFonts w:ascii="Times New Roman" w:hAnsi="Times New Roman" w:eastAsia="Times New Roman"/>
+                <w:b w:val="0"/>
+                <w:sz w:val="14"/>
               </w:rPr>
               <w:t>0.9916</w:t>
             </w:r>
@@ -5808,26 +5732,19 @@
         </w:trPr>
         <w:tc>
           <w:tcPr>
-            <w:tcW w:type="dxa" w:w="752"/>
-            <w:vMerge/>
-          </w:tcPr>
-          <w:p/>
-        </w:tc>
-        <w:tc>
-          <w:tcPr>
-            <w:tcW w:type="dxa" w:w="752"/>
-          </w:tcPr>
-          <w:p>
-            <w:pPr>
-              <w:spacing w:before="20" w:after="20"/>
-              <w:jc w:val="center"/>
-            </w:pPr>
-            <w:r/>
-            <w:r>
-              <w:rPr>
-                <w:rFonts w:ascii="Times New Roman" w:hAnsi="Times New Roman" w:eastAsia="Times New Roman"/>
-                <w:b w:val="0"/>
-                <w:sz w:val="13"/>
+            <w:tcW w:type="dxa" w:w="821"/>
+          </w:tcPr>
+          <w:p>
+            <w:pPr>
+              <w:spacing w:before="20" w:after="20"/>
+              <w:jc w:val="left"/>
+            </w:pPr>
+            <w:r/>
+            <w:r>
+              <w:rPr>
+                <w:rFonts w:ascii="Times New Roman" w:hAnsi="Times New Roman" w:eastAsia="Times New Roman"/>
+                <w:b w:val="0"/>
+                <w:sz w:val="14"/>
               </w:rPr>
               <w:t>0.00003</w:t>
             </w:r>
@@ -5835,19 +5752,19 @@
         </w:tc>
         <w:tc>
           <w:tcPr>
-            <w:tcW w:type="dxa" w:w="752"/>
-          </w:tcPr>
-          <w:p>
-            <w:pPr>
-              <w:spacing w:before="20" w:after="20"/>
-              <w:jc w:val="center"/>
-            </w:pPr>
-            <w:r/>
-            <w:r>
-              <w:rPr>
-                <w:rFonts w:ascii="Times New Roman" w:hAnsi="Times New Roman" w:eastAsia="Times New Roman"/>
-                <w:b w:val="0"/>
-                <w:sz w:val="13"/>
+            <w:tcW w:type="dxa" w:w="821"/>
+          </w:tcPr>
+          <w:p>
+            <w:pPr>
+              <w:spacing w:before="20" w:after="20"/>
+              <w:jc w:val="center"/>
+            </w:pPr>
+            <w:r/>
+            <w:r>
+              <w:rPr>
+                <w:rFonts w:ascii="Times New Roman" w:hAnsi="Times New Roman" w:eastAsia="Times New Roman"/>
+                <w:b w:val="0"/>
+                <w:sz w:val="14"/>
               </w:rPr>
               <w:t>16</w:t>
             </w:r>
@@ -5855,19 +5772,19 @@
         </w:tc>
         <w:tc>
           <w:tcPr>
-            <w:tcW w:type="dxa" w:w="752"/>
-          </w:tcPr>
-          <w:p>
-            <w:pPr>
-              <w:spacing w:before="20" w:after="20"/>
-              <w:jc w:val="center"/>
-            </w:pPr>
-            <w:r/>
-            <w:r>
-              <w:rPr>
-                <w:rFonts w:ascii="Times New Roman" w:hAnsi="Times New Roman" w:eastAsia="Times New Roman"/>
-                <w:b w:val="0"/>
-                <w:sz w:val="13"/>
+            <w:tcW w:type="dxa" w:w="821"/>
+          </w:tcPr>
+          <w:p>
+            <w:pPr>
+              <w:spacing w:before="20" w:after="20"/>
+              <w:jc w:val="center"/>
+            </w:pPr>
+            <w:r/>
+            <w:r>
+              <w:rPr>
+                <w:rFonts w:ascii="Times New Roman" w:hAnsi="Times New Roman" w:eastAsia="Times New Roman"/>
+                <w:b w:val="0"/>
+                <w:sz w:val="14"/>
               </w:rPr>
               <w:t>0.1</w:t>
             </w:r>
@@ -5875,19 +5792,19 @@
         </w:tc>
         <w:tc>
           <w:tcPr>
-            <w:tcW w:type="dxa" w:w="752"/>
-          </w:tcPr>
-          <w:p>
-            <w:pPr>
-              <w:spacing w:before="20" w:after="20"/>
-              <w:jc w:val="center"/>
-            </w:pPr>
-            <w:r/>
-            <w:r>
-              <w:rPr>
-                <w:rFonts w:ascii="Times New Roman" w:hAnsi="Times New Roman" w:eastAsia="Times New Roman"/>
-                <w:b w:val="0"/>
-                <w:sz w:val="13"/>
+            <w:tcW w:type="dxa" w:w="821"/>
+          </w:tcPr>
+          <w:p>
+            <w:pPr>
+              <w:spacing w:before="20" w:after="20"/>
+              <w:jc w:val="center"/>
+            </w:pPr>
+            <w:r/>
+            <w:r>
+              <w:rPr>
+                <w:rFonts w:ascii="Times New Roman" w:hAnsi="Times New Roman" w:eastAsia="Times New Roman"/>
+                <w:b w:val="0"/>
+                <w:sz w:val="14"/>
               </w:rPr>
               <w:t>0.9901</w:t>
             </w:r>
@@ -5895,19 +5812,19 @@
         </w:tc>
         <w:tc>
           <w:tcPr>
-            <w:tcW w:type="dxa" w:w="752"/>
-          </w:tcPr>
-          <w:p>
-            <w:pPr>
-              <w:spacing w:before="20" w:after="20"/>
-              <w:jc w:val="center"/>
-            </w:pPr>
-            <w:r/>
-            <w:r>
-              <w:rPr>
-                <w:rFonts w:ascii="Times New Roman" w:hAnsi="Times New Roman" w:eastAsia="Times New Roman"/>
-                <w:b w:val="0"/>
-                <w:sz w:val="13"/>
+            <w:tcW w:type="dxa" w:w="821"/>
+          </w:tcPr>
+          <w:p>
+            <w:pPr>
+              <w:spacing w:before="20" w:after="20"/>
+              <w:jc w:val="center"/>
+            </w:pPr>
+            <w:r/>
+            <w:r>
+              <w:rPr>
+                <w:rFonts w:ascii="Times New Roman" w:hAnsi="Times New Roman" w:eastAsia="Times New Roman"/>
+                <w:b w:val="0"/>
+                <w:sz w:val="14"/>
               </w:rPr>
               <w:t>0.9902</w:t>
             </w:r>
@@ -5915,19 +5832,19 @@
         </w:tc>
         <w:tc>
           <w:tcPr>
-            <w:tcW w:type="dxa" w:w="752"/>
-          </w:tcPr>
-          <w:p>
-            <w:pPr>
-              <w:spacing w:before="20" w:after="20"/>
-              <w:jc w:val="center"/>
-            </w:pPr>
-            <w:r/>
-            <w:r>
-              <w:rPr>
-                <w:rFonts w:ascii="Times New Roman" w:hAnsi="Times New Roman" w:eastAsia="Times New Roman"/>
-                <w:b w:val="0"/>
-                <w:sz w:val="13"/>
+            <w:tcW w:type="dxa" w:w="821"/>
+          </w:tcPr>
+          <w:p>
+            <w:pPr>
+              <w:spacing w:before="20" w:after="20"/>
+              <w:jc w:val="center"/>
+            </w:pPr>
+            <w:r/>
+            <w:r>
+              <w:rPr>
+                <w:rFonts w:ascii="Times New Roman" w:hAnsi="Times New Roman" w:eastAsia="Times New Roman"/>
+                <w:b w:val="0"/>
+                <w:sz w:val="14"/>
               </w:rPr>
               <w:t>0.9901</w:t>
             </w:r>
@@ -5935,19 +5852,19 @@
         </w:tc>
         <w:tc>
           <w:tcPr>
-            <w:tcW w:type="dxa" w:w="752"/>
-          </w:tcPr>
-          <w:p>
-            <w:pPr>
-              <w:spacing w:before="20" w:after="20"/>
-              <w:jc w:val="center"/>
-            </w:pPr>
-            <w:r/>
-            <w:r>
-              <w:rPr>
-                <w:rFonts w:ascii="Times New Roman" w:hAnsi="Times New Roman" w:eastAsia="Times New Roman"/>
-                <w:b w:val="0"/>
-                <w:sz w:val="13"/>
+            <w:tcW w:type="dxa" w:w="821"/>
+          </w:tcPr>
+          <w:p>
+            <w:pPr>
+              <w:spacing w:before="20" w:after="20"/>
+              <w:jc w:val="center"/>
+            </w:pPr>
+            <w:r/>
+            <w:r>
+              <w:rPr>
+                <w:rFonts w:ascii="Times New Roman" w:hAnsi="Times New Roman" w:eastAsia="Times New Roman"/>
+                <w:b w:val="0"/>
+                <w:sz w:val="14"/>
               </w:rPr>
               <w:t>0.9901</w:t>
             </w:r>
@@ -5955,19 +5872,19 @@
         </w:tc>
         <w:tc>
           <w:tcPr>
-            <w:tcW w:type="dxa" w:w="752"/>
-          </w:tcPr>
-          <w:p>
-            <w:pPr>
-              <w:spacing w:before="20" w:after="20"/>
-              <w:jc w:val="center"/>
-            </w:pPr>
-            <w:r/>
-            <w:r>
-              <w:rPr>
-                <w:rFonts w:ascii="Times New Roman" w:hAnsi="Times New Roman" w:eastAsia="Times New Roman"/>
-                <w:b w:val="0"/>
-                <w:sz w:val="13"/>
+            <w:tcW w:type="dxa" w:w="821"/>
+          </w:tcPr>
+          <w:p>
+            <w:pPr>
+              <w:spacing w:before="20" w:after="20"/>
+              <w:jc w:val="center"/>
+            </w:pPr>
+            <w:r/>
+            <w:r>
+              <w:rPr>
+                <w:rFonts w:ascii="Times New Roman" w:hAnsi="Times New Roman" w:eastAsia="Times New Roman"/>
+                <w:b w:val="0"/>
+                <w:sz w:val="14"/>
               </w:rPr>
               <w:t>0.9911</w:t>
             </w:r>
@@ -5975,19 +5892,19 @@
         </w:tc>
         <w:tc>
           <w:tcPr>
-            <w:tcW w:type="dxa" w:w="752"/>
-          </w:tcPr>
-          <w:p>
-            <w:pPr>
-              <w:spacing w:before="20" w:after="20"/>
-              <w:jc w:val="center"/>
-            </w:pPr>
-            <w:r/>
-            <w:r>
-              <w:rPr>
-                <w:rFonts w:ascii="Times New Roman" w:hAnsi="Times New Roman" w:eastAsia="Times New Roman"/>
-                <w:b w:val="0"/>
-                <w:sz w:val="13"/>
+            <w:tcW w:type="dxa" w:w="821"/>
+          </w:tcPr>
+          <w:p>
+            <w:pPr>
+              <w:spacing w:before="20" w:after="20"/>
+              <w:jc w:val="center"/>
+            </w:pPr>
+            <w:r/>
+            <w:r>
+              <w:rPr>
+                <w:rFonts w:ascii="Times New Roman" w:hAnsi="Times New Roman" w:eastAsia="Times New Roman"/>
+                <w:b w:val="0"/>
+                <w:sz w:val="14"/>
               </w:rPr>
               <w:t>0.9912</w:t>
             </w:r>
@@ -5995,19 +5912,19 @@
         </w:tc>
         <w:tc>
           <w:tcPr>
-            <w:tcW w:type="dxa" w:w="752"/>
-          </w:tcPr>
-          <w:p>
-            <w:pPr>
-              <w:spacing w:before="20" w:after="20"/>
-              <w:jc w:val="center"/>
-            </w:pPr>
-            <w:r/>
-            <w:r>
-              <w:rPr>
-                <w:rFonts w:ascii="Times New Roman" w:hAnsi="Times New Roman" w:eastAsia="Times New Roman"/>
-                <w:b w:val="0"/>
-                <w:sz w:val="13"/>
+            <w:tcW w:type="dxa" w:w="821"/>
+          </w:tcPr>
+          <w:p>
+            <w:pPr>
+              <w:spacing w:before="20" w:after="20"/>
+              <w:jc w:val="center"/>
+            </w:pPr>
+            <w:r/>
+            <w:r>
+              <w:rPr>
+                <w:rFonts w:ascii="Times New Roman" w:hAnsi="Times New Roman" w:eastAsia="Times New Roman"/>
+                <w:b w:val="0"/>
+                <w:sz w:val="14"/>
               </w:rPr>
               <w:t>0.9911</w:t>
             </w:r>
@@ -6015,19 +5932,19 @@
         </w:tc>
         <w:tc>
           <w:tcPr>
-            <w:tcW w:type="dxa" w:w="752"/>
-          </w:tcPr>
-          <w:p>
-            <w:pPr>
-              <w:spacing w:before="20" w:after="20"/>
-              <w:jc w:val="center"/>
-            </w:pPr>
-            <w:r/>
-            <w:r>
-              <w:rPr>
-                <w:rFonts w:ascii="Times New Roman" w:hAnsi="Times New Roman" w:eastAsia="Times New Roman"/>
-                <w:b w:val="0"/>
-                <w:sz w:val="13"/>
+            <w:tcW w:type="dxa" w:w="821"/>
+          </w:tcPr>
+          <w:p>
+            <w:pPr>
+              <w:spacing w:before="20" w:after="20"/>
+              <w:jc w:val="center"/>
+            </w:pPr>
+            <w:r/>
+            <w:r>
+              <w:rPr>
+                <w:rFonts w:ascii="Times New Roman" w:hAnsi="Times New Roman" w:eastAsia="Times New Roman"/>
+                <w:b w:val="0"/>
+                <w:sz w:val="14"/>
               </w:rPr>
               <w:t>0.9911</w:t>
             </w:r>
@@ -6040,26 +5957,19 @@
         </w:trPr>
         <w:tc>
           <w:tcPr>
-            <w:tcW w:type="dxa" w:w="752"/>
-            <w:vMerge/>
-          </w:tcPr>
-          <w:p/>
-        </w:tc>
-        <w:tc>
-          <w:tcPr>
-            <w:tcW w:type="dxa" w:w="752"/>
-          </w:tcPr>
-          <w:p>
-            <w:pPr>
-              <w:spacing w:before="20" w:after="20"/>
-              <w:jc w:val="center"/>
-            </w:pPr>
-            <w:r/>
-            <w:r>
-              <w:rPr>
-                <w:rFonts w:ascii="Times New Roman" w:hAnsi="Times New Roman" w:eastAsia="Times New Roman"/>
-                <w:b w:val="0"/>
-                <w:sz w:val="13"/>
+            <w:tcW w:type="dxa" w:w="821"/>
+          </w:tcPr>
+          <w:p>
+            <w:pPr>
+              <w:spacing w:before="20" w:after="20"/>
+              <w:jc w:val="left"/>
+            </w:pPr>
+            <w:r/>
+            <w:r>
+              <w:rPr>
+                <w:rFonts w:ascii="Times New Roman" w:hAnsi="Times New Roman" w:eastAsia="Times New Roman"/>
+                <w:b w:val="0"/>
+                <w:sz w:val="14"/>
               </w:rPr>
               <w:t>0.00002</w:t>
             </w:r>
@@ -6067,19 +5977,19 @@
         </w:tc>
         <w:tc>
           <w:tcPr>
-            <w:tcW w:type="dxa" w:w="752"/>
-          </w:tcPr>
-          <w:p>
-            <w:pPr>
-              <w:spacing w:before="20" w:after="20"/>
-              <w:jc w:val="center"/>
-            </w:pPr>
-            <w:r/>
-            <w:r>
-              <w:rPr>
-                <w:rFonts w:ascii="Times New Roman" w:hAnsi="Times New Roman" w:eastAsia="Times New Roman"/>
-                <w:b w:val="0"/>
-                <w:sz w:val="13"/>
+            <w:tcW w:type="dxa" w:w="821"/>
+          </w:tcPr>
+          <w:p>
+            <w:pPr>
+              <w:spacing w:before="20" w:after="20"/>
+              <w:jc w:val="center"/>
+            </w:pPr>
+            <w:r/>
+            <w:r>
+              <w:rPr>
+                <w:rFonts w:ascii="Times New Roman" w:hAnsi="Times New Roman" w:eastAsia="Times New Roman"/>
+                <w:b w:val="0"/>
+                <w:sz w:val="14"/>
               </w:rPr>
               <w:t>32</w:t>
             </w:r>
@@ -6087,19 +5997,19 @@
         </w:tc>
         <w:tc>
           <w:tcPr>
-            <w:tcW w:type="dxa" w:w="752"/>
-          </w:tcPr>
-          <w:p>
-            <w:pPr>
-              <w:spacing w:before="20" w:after="20"/>
-              <w:jc w:val="center"/>
-            </w:pPr>
-            <w:r/>
-            <w:r>
-              <w:rPr>
-                <w:rFonts w:ascii="Times New Roman" w:hAnsi="Times New Roman" w:eastAsia="Times New Roman"/>
-                <w:b w:val="0"/>
-                <w:sz w:val="13"/>
+            <w:tcW w:type="dxa" w:w="821"/>
+          </w:tcPr>
+          <w:p>
+            <w:pPr>
+              <w:spacing w:before="20" w:after="20"/>
+              <w:jc w:val="center"/>
+            </w:pPr>
+            <w:r/>
+            <w:r>
+              <w:rPr>
+                <w:rFonts w:ascii="Times New Roman" w:hAnsi="Times New Roman" w:eastAsia="Times New Roman"/>
+                <w:b w:val="0"/>
+                <w:sz w:val="14"/>
               </w:rPr>
               <w:t>0.1</w:t>
             </w:r>
@@ -6107,19 +6017,19 @@
         </w:tc>
         <w:tc>
           <w:tcPr>
-            <w:tcW w:type="dxa" w:w="752"/>
-          </w:tcPr>
-          <w:p>
-            <w:pPr>
-              <w:spacing w:before="20" w:after="20"/>
-              <w:jc w:val="center"/>
-            </w:pPr>
-            <w:r/>
-            <w:r>
-              <w:rPr>
-                <w:rFonts w:ascii="Times New Roman" w:hAnsi="Times New Roman" w:eastAsia="Times New Roman"/>
-                <w:b w:val="0"/>
-                <w:sz w:val="13"/>
+            <w:tcW w:type="dxa" w:w="821"/>
+          </w:tcPr>
+          <w:p>
+            <w:pPr>
+              <w:spacing w:before="20" w:after="20"/>
+              <w:jc w:val="center"/>
+            </w:pPr>
+            <w:r/>
+            <w:r>
+              <w:rPr>
+                <w:rFonts w:ascii="Times New Roman" w:hAnsi="Times New Roman" w:eastAsia="Times New Roman"/>
+                <w:b w:val="0"/>
+                <w:sz w:val="14"/>
               </w:rPr>
               <w:t>0.9924</w:t>
             </w:r>
@@ -6127,19 +6037,19 @@
         </w:tc>
         <w:tc>
           <w:tcPr>
-            <w:tcW w:type="dxa" w:w="752"/>
-          </w:tcPr>
-          <w:p>
-            <w:pPr>
-              <w:spacing w:before="20" w:after="20"/>
-              <w:jc w:val="center"/>
-            </w:pPr>
-            <w:r/>
-            <w:r>
-              <w:rPr>
-                <w:rFonts w:ascii="Times New Roman" w:hAnsi="Times New Roman" w:eastAsia="Times New Roman"/>
-                <w:b w:val="0"/>
-                <w:sz w:val="13"/>
+            <w:tcW w:type="dxa" w:w="821"/>
+          </w:tcPr>
+          <w:p>
+            <w:pPr>
+              <w:spacing w:before="20" w:after="20"/>
+              <w:jc w:val="center"/>
+            </w:pPr>
+            <w:r/>
+            <w:r>
+              <w:rPr>
+                <w:rFonts w:ascii="Times New Roman" w:hAnsi="Times New Roman" w:eastAsia="Times New Roman"/>
+                <w:b w:val="0"/>
+                <w:sz w:val="14"/>
               </w:rPr>
               <w:t>0.9924</w:t>
             </w:r>
@@ -6147,19 +6057,19 @@
         </w:tc>
         <w:tc>
           <w:tcPr>
-            <w:tcW w:type="dxa" w:w="752"/>
-          </w:tcPr>
-          <w:p>
-            <w:pPr>
-              <w:spacing w:before="20" w:after="20"/>
-              <w:jc w:val="center"/>
-            </w:pPr>
-            <w:r/>
-            <w:r>
-              <w:rPr>
-                <w:rFonts w:ascii="Times New Roman" w:hAnsi="Times New Roman" w:eastAsia="Times New Roman"/>
-                <w:b w:val="0"/>
-                <w:sz w:val="13"/>
+            <w:tcW w:type="dxa" w:w="821"/>
+          </w:tcPr>
+          <w:p>
+            <w:pPr>
+              <w:spacing w:before="20" w:after="20"/>
+              <w:jc w:val="center"/>
+            </w:pPr>
+            <w:r/>
+            <w:r>
+              <w:rPr>
+                <w:rFonts w:ascii="Times New Roman" w:hAnsi="Times New Roman" w:eastAsia="Times New Roman"/>
+                <w:b w:val="0"/>
+                <w:sz w:val="14"/>
               </w:rPr>
               <w:t>0.9924</w:t>
             </w:r>
@@ -6167,19 +6077,19 @@
         </w:tc>
         <w:tc>
           <w:tcPr>
-            <w:tcW w:type="dxa" w:w="752"/>
-          </w:tcPr>
-          <w:p>
-            <w:pPr>
-              <w:spacing w:before="20" w:after="20"/>
-              <w:jc w:val="center"/>
-            </w:pPr>
-            <w:r/>
-            <w:r>
-              <w:rPr>
-                <w:rFonts w:ascii="Times New Roman" w:hAnsi="Times New Roman" w:eastAsia="Times New Roman"/>
-                <w:b w:val="0"/>
-                <w:sz w:val="13"/>
+            <w:tcW w:type="dxa" w:w="821"/>
+          </w:tcPr>
+          <w:p>
+            <w:pPr>
+              <w:spacing w:before="20" w:after="20"/>
+              <w:jc w:val="center"/>
+            </w:pPr>
+            <w:r/>
+            <w:r>
+              <w:rPr>
+                <w:rFonts w:ascii="Times New Roman" w:hAnsi="Times New Roman" w:eastAsia="Times New Roman"/>
+                <w:b w:val="0"/>
+                <w:sz w:val="14"/>
               </w:rPr>
               <w:t>0.9924</w:t>
             </w:r>
@@ -6187,19 +6097,19 @@
         </w:tc>
         <w:tc>
           <w:tcPr>
-            <w:tcW w:type="dxa" w:w="752"/>
-          </w:tcPr>
-          <w:p>
-            <w:pPr>
-              <w:spacing w:before="20" w:after="20"/>
-              <w:jc w:val="center"/>
-            </w:pPr>
-            <w:r/>
-            <w:r>
-              <w:rPr>
-                <w:rFonts w:ascii="Times New Roman" w:hAnsi="Times New Roman" w:eastAsia="Times New Roman"/>
-                <w:b w:val="0"/>
-                <w:sz w:val="13"/>
+            <w:tcW w:type="dxa" w:w="821"/>
+          </w:tcPr>
+          <w:p>
+            <w:pPr>
+              <w:spacing w:before="20" w:after="20"/>
+              <w:jc w:val="center"/>
+            </w:pPr>
+            <w:r/>
+            <w:r>
+              <w:rPr>
+                <w:rFonts w:ascii="Times New Roman" w:hAnsi="Times New Roman" w:eastAsia="Times New Roman"/>
+                <w:b w:val="0"/>
+                <w:sz w:val="14"/>
               </w:rPr>
               <w:t>0.9945</w:t>
             </w:r>
@@ -6207,19 +6117,19 @@
         </w:tc>
         <w:tc>
           <w:tcPr>
-            <w:tcW w:type="dxa" w:w="752"/>
-          </w:tcPr>
-          <w:p>
-            <w:pPr>
-              <w:spacing w:before="20" w:after="20"/>
-              <w:jc w:val="center"/>
-            </w:pPr>
-            <w:r/>
-            <w:r>
-              <w:rPr>
-                <w:rFonts w:ascii="Times New Roman" w:hAnsi="Times New Roman" w:eastAsia="Times New Roman"/>
-                <w:b w:val="0"/>
-                <w:sz w:val="13"/>
+            <w:tcW w:type="dxa" w:w="821"/>
+          </w:tcPr>
+          <w:p>
+            <w:pPr>
+              <w:spacing w:before="20" w:after="20"/>
+              <w:jc w:val="center"/>
+            </w:pPr>
+            <w:r/>
+            <w:r>
+              <w:rPr>
+                <w:rFonts w:ascii="Times New Roman" w:hAnsi="Times New Roman" w:eastAsia="Times New Roman"/>
+                <w:b w:val="0"/>
+                <w:sz w:val="14"/>
               </w:rPr>
               <w:t>0.9945</w:t>
             </w:r>
@@ -6227,19 +6137,19 @@
         </w:tc>
         <w:tc>
           <w:tcPr>
-            <w:tcW w:type="dxa" w:w="752"/>
-          </w:tcPr>
-          <w:p>
-            <w:pPr>
-              <w:spacing w:before="20" w:after="20"/>
-              <w:jc w:val="center"/>
-            </w:pPr>
-            <w:r/>
-            <w:r>
-              <w:rPr>
-                <w:rFonts w:ascii="Times New Roman" w:hAnsi="Times New Roman" w:eastAsia="Times New Roman"/>
-                <w:b w:val="0"/>
-                <w:sz w:val="13"/>
+            <w:tcW w:type="dxa" w:w="821"/>
+          </w:tcPr>
+          <w:p>
+            <w:pPr>
+              <w:spacing w:before="20" w:after="20"/>
+              <w:jc w:val="center"/>
+            </w:pPr>
+            <w:r/>
+            <w:r>
+              <w:rPr>
+                <w:rFonts w:ascii="Times New Roman" w:hAnsi="Times New Roman" w:eastAsia="Times New Roman"/>
+                <w:b w:val="0"/>
+                <w:sz w:val="14"/>
               </w:rPr>
               <w:t>0.9945</w:t>
             </w:r>
@@ -6247,19 +6157,19 @@
         </w:tc>
         <w:tc>
           <w:tcPr>
-            <w:tcW w:type="dxa" w:w="752"/>
-          </w:tcPr>
-          <w:p>
-            <w:pPr>
-              <w:spacing w:before="20" w:after="20"/>
-              <w:jc w:val="center"/>
-            </w:pPr>
-            <w:r/>
-            <w:r>
-              <w:rPr>
-                <w:rFonts w:ascii="Times New Roman" w:hAnsi="Times New Roman" w:eastAsia="Times New Roman"/>
-                <w:b w:val="0"/>
-                <w:sz w:val="13"/>
+            <w:tcW w:type="dxa" w:w="821"/>
+          </w:tcPr>
+          <w:p>
+            <w:pPr>
+              <w:spacing w:before="20" w:after="20"/>
+              <w:jc w:val="center"/>
+            </w:pPr>
+            <w:r/>
+            <w:r>
+              <w:rPr>
+                <w:rFonts w:ascii="Times New Roman" w:hAnsi="Times New Roman" w:eastAsia="Times New Roman"/>
+                <w:b w:val="0"/>
+                <w:sz w:val="14"/>
               </w:rPr>
               <w:t>0.9945</w:t>
             </w:r>
@@ -6272,228 +6182,746 @@
         </w:trPr>
         <w:tc>
           <w:tcPr>
-            <w:tcW w:type="dxa" w:w="752"/>
+            <w:tcW w:type="dxa" w:w="821"/>
+          </w:tcPr>
+          <w:p>
+            <w:pPr>
+              <w:spacing w:before="20" w:after="20"/>
+              <w:jc w:val="left"/>
+            </w:pPr>
+            <w:r/>
+            <w:r>
+              <w:rPr>
+                <w:rFonts w:ascii="Times New Roman" w:hAnsi="Times New Roman" w:eastAsia="Times New Roman"/>
+                <w:b w:val="0"/>
+                <w:sz w:val="14"/>
+              </w:rPr>
+              <w:t>0.00003</w:t>
+            </w:r>
+          </w:p>
+        </w:tc>
+        <w:tc>
+          <w:tcPr>
+            <w:tcW w:type="dxa" w:w="821"/>
+          </w:tcPr>
+          <w:p>
+            <w:pPr>
+              <w:spacing w:before="20" w:after="20"/>
+              <w:jc w:val="center"/>
+            </w:pPr>
+            <w:r/>
+            <w:r>
+              <w:rPr>
+                <w:rFonts w:ascii="Times New Roman" w:hAnsi="Times New Roman" w:eastAsia="Times New Roman"/>
+                <w:b w:val="0"/>
+                <w:sz w:val="14"/>
+              </w:rPr>
+              <w:t>32</w:t>
+            </w:r>
+          </w:p>
+        </w:tc>
+        <w:tc>
+          <w:tcPr>
+            <w:tcW w:type="dxa" w:w="821"/>
+          </w:tcPr>
+          <w:p>
+            <w:pPr>
+              <w:spacing w:before="20" w:after="20"/>
+              <w:jc w:val="center"/>
+            </w:pPr>
+            <w:r/>
+            <w:r>
+              <w:rPr>
+                <w:rFonts w:ascii="Times New Roman" w:hAnsi="Times New Roman" w:eastAsia="Times New Roman"/>
+                <w:b w:val="0"/>
+                <w:sz w:val="14"/>
+              </w:rPr>
+              <w:t>0.1</w:t>
+            </w:r>
+          </w:p>
+        </w:tc>
+        <w:tc>
+          <w:tcPr>
+            <w:tcW w:type="dxa" w:w="821"/>
+          </w:tcPr>
+          <w:p>
+            <w:pPr>
+              <w:spacing w:before="20" w:after="20"/>
+              <w:jc w:val="center"/>
+            </w:pPr>
+            <w:r/>
+            <w:r>
+              <w:rPr>
+                <w:rFonts w:ascii="Times New Roman" w:hAnsi="Times New Roman" w:eastAsia="Times New Roman"/>
+                <w:b w:val="0"/>
+                <w:sz w:val="14"/>
+              </w:rPr>
+              <w:t>0.9916</w:t>
+            </w:r>
+          </w:p>
+        </w:tc>
+        <w:tc>
+          <w:tcPr>
+            <w:tcW w:type="dxa" w:w="821"/>
+          </w:tcPr>
+          <w:p>
+            <w:pPr>
+              <w:spacing w:before="20" w:after="20"/>
+              <w:jc w:val="center"/>
+            </w:pPr>
+            <w:r/>
+            <w:r>
+              <w:rPr>
+                <w:rFonts w:ascii="Times New Roman" w:hAnsi="Times New Roman" w:eastAsia="Times New Roman"/>
+                <w:b w:val="0"/>
+                <w:sz w:val="14"/>
+              </w:rPr>
+              <w:t>0.9916</w:t>
+            </w:r>
+          </w:p>
+        </w:tc>
+        <w:tc>
+          <w:tcPr>
+            <w:tcW w:type="dxa" w:w="821"/>
+          </w:tcPr>
+          <w:p>
+            <w:pPr>
+              <w:spacing w:before="20" w:after="20"/>
+              <w:jc w:val="center"/>
+            </w:pPr>
+            <w:r/>
+            <w:r>
+              <w:rPr>
+                <w:rFonts w:ascii="Times New Roman" w:hAnsi="Times New Roman" w:eastAsia="Times New Roman"/>
+                <w:b w:val="0"/>
+                <w:sz w:val="14"/>
+              </w:rPr>
+              <w:t>0.9916</w:t>
+            </w:r>
+          </w:p>
+        </w:tc>
+        <w:tc>
+          <w:tcPr>
+            <w:tcW w:type="dxa" w:w="821"/>
+          </w:tcPr>
+          <w:p>
+            <w:pPr>
+              <w:spacing w:before="20" w:after="20"/>
+              <w:jc w:val="center"/>
+            </w:pPr>
+            <w:r/>
+            <w:r>
+              <w:rPr>
+                <w:rFonts w:ascii="Times New Roman" w:hAnsi="Times New Roman" w:eastAsia="Times New Roman"/>
+                <w:b w:val="0"/>
+                <w:sz w:val="14"/>
+              </w:rPr>
+              <w:t>0.9916</w:t>
+            </w:r>
+          </w:p>
+        </w:tc>
+        <w:tc>
+          <w:tcPr>
+            <w:tcW w:type="dxa" w:w="821"/>
+          </w:tcPr>
+          <w:p>
+            <w:pPr>
+              <w:spacing w:before="20" w:after="20"/>
+              <w:jc w:val="center"/>
+            </w:pPr>
+            <w:r/>
+            <w:r>
+              <w:rPr>
+                <w:rFonts w:ascii="Times New Roman" w:hAnsi="Times New Roman" w:eastAsia="Times New Roman"/>
+                <w:b w:val="0"/>
+                <w:sz w:val="14"/>
+              </w:rPr>
+              <w:t>0.9933</w:t>
+            </w:r>
+          </w:p>
+        </w:tc>
+        <w:tc>
+          <w:tcPr>
+            <w:tcW w:type="dxa" w:w="821"/>
+          </w:tcPr>
+          <w:p>
+            <w:pPr>
+              <w:spacing w:before="20" w:after="20"/>
+              <w:jc w:val="center"/>
+            </w:pPr>
+            <w:r/>
+            <w:r>
+              <w:rPr>
+                <w:rFonts w:ascii="Times New Roman" w:hAnsi="Times New Roman" w:eastAsia="Times New Roman"/>
+                <w:b w:val="0"/>
+                <w:sz w:val="14"/>
+              </w:rPr>
+              <w:t>0.9933</w:t>
+            </w:r>
+          </w:p>
+        </w:tc>
+        <w:tc>
+          <w:tcPr>
+            <w:tcW w:type="dxa" w:w="821"/>
+          </w:tcPr>
+          <w:p>
+            <w:pPr>
+              <w:spacing w:before="20" w:after="20"/>
+              <w:jc w:val="center"/>
+            </w:pPr>
+            <w:r/>
+            <w:r>
+              <w:rPr>
+                <w:rFonts w:ascii="Times New Roman" w:hAnsi="Times New Roman" w:eastAsia="Times New Roman"/>
+                <w:b w:val="0"/>
+                <w:sz w:val="14"/>
+              </w:rPr>
+              <w:t>0.9933</w:t>
+            </w:r>
+          </w:p>
+        </w:tc>
+        <w:tc>
+          <w:tcPr>
+            <w:tcW w:type="dxa" w:w="821"/>
+          </w:tcPr>
+          <w:p>
+            <w:pPr>
+              <w:spacing w:before="20" w:after="20"/>
+              <w:jc w:val="center"/>
+            </w:pPr>
+            <w:r/>
+            <w:r>
+              <w:rPr>
+                <w:rFonts w:ascii="Times New Roman" w:hAnsi="Times New Roman" w:eastAsia="Times New Roman"/>
+                <w:b w:val="0"/>
+                <w:sz w:val="14"/>
+              </w:rPr>
+              <w:t>0.9933</w:t>
+            </w:r>
+          </w:p>
+        </w:tc>
+      </w:tr>
+    </w:tbl>
+    <w:p>
+      <w:pPr>
+        <w:spacing w:before="360"/>
+        <w:jc w:val="both"/>
+        <w:rPr>
+          <w:rFonts w:ascii="Times New Roman" w:hAnsi="Times New Roman" w:cs="Times New Roman"/>
+          <w:b/>
+          <w:bCs/>
+          <w:sz w:val="24"/>
+          <w:szCs w:val="24"/>
+        </w:rPr>
+      </w:pPr>
+      <w:r>
+        <w:rPr>
+          <w:rFonts w:ascii="Times New Roman" w:hAnsi="Times New Roman" w:cs="Times New Roman"/>
+          <w:b/>
+          <w:bCs/>
+          <w:sz w:val="28"/>
+          <w:szCs w:val="28"/>
+        </w:rPr>
+        <w:t>4</w:t>
+      </w:r>
+      <w:r>
+        <w:rPr>
+          <w:rFonts w:ascii="Times New Roman" w:hAnsi="Times New Roman" w:cs="Times New Roman"/>
+          <w:b/>
+          <w:bCs/>
+          <w:sz w:val="28"/>
+          <w:szCs w:val="28"/>
+        </w:rPr>
+        <w:t xml:space="preserve"> </w:t>
+      </w:r>
+      <w:r>
+        <w:rPr>
+          <w:rFonts w:ascii="Times New Roman" w:hAnsi="Times New Roman" w:cs="Times New Roman"/>
+          <w:b/>
+          <w:bCs/>
+          <w:sz w:val="28"/>
+          <w:szCs w:val="28"/>
+        </w:rPr>
+        <w:t xml:space="preserve">Selecting the Best BERT </w:t>
+      </w:r>
+      <w:r>
+        <w:rPr>
+          <w:rFonts w:ascii="Times New Roman" w:hAnsi="Times New Roman" w:cs="Times New Roman"/>
+          <w:b/>
+          <w:bCs/>
+          <w:sz w:val="28"/>
+          <w:szCs w:val="28"/>
+        </w:rPr>
+        <w:t xml:space="preserve">variant </w:t>
+      </w:r>
+      <w:r>
+        <w:rPr>
+          <w:rFonts w:ascii="Times New Roman" w:hAnsi="Times New Roman" w:cs="Times New Roman"/>
+          <w:b/>
+          <w:bCs/>
+          <w:sz w:val="28"/>
+          <w:szCs w:val="28"/>
+        </w:rPr>
+        <w:t>model</w:t>
+      </w:r>
+    </w:p>
+    <w:p>
+      <w:pPr>
+        <w:jc w:val="both"/>
+        <w:rPr>
+          <w:rFonts w:ascii="Times New Roman" w:hAnsi="Times New Roman" w:cs="Times New Roman"/>
+          <w:sz w:val="24"/>
+          <w:szCs w:val="24"/>
+        </w:rPr>
+      </w:pPr>
+      <w:r>
+        <w:rPr>
+          <w:rFonts w:ascii="Times New Roman" w:hAnsi="Times New Roman" w:eastAsia="Times New Roman"/>
+          <w:b w:val="0"/>
+          <w:sz w:val="24"/>
+        </w:rPr>
+        <w:t>For the BERT variant we chose DeBERTa, specifically the microsoft/deberta-v3-base checkpoint. Four things made it the right choice.</w:t>
+      </w:r>
+    </w:p>
+    <w:p>
+      <w:pPr>
+        <w:jc w:val="both"/>
+      </w:pPr>
+      <w:r>
+        <w:rPr>
+          <w:rFonts w:ascii="Times New Roman" w:hAnsi="Times New Roman" w:eastAsia="Times New Roman"/>
+          <w:b w:val="0"/>
+          <w:sz w:val="24"/>
+        </w:rPr>
+        <w:t>The first is benchmark standing. DeBERTa-v3-base is the strongest encoder of its size at the time we selected it, ahead of both BERT-base and RoBERTa-base across the GLUE suite of language-understanding tasks, and the DeBERTa family was the first to pass the human baseline on SuperGLUE. Starting from a stronger pretrained model is the simplest way to get a stronger fine-tuned one, and it costs us nothing extra since the two are close in size.</w:t>
+      </w:r>
+    </w:p>
+    <w:p>
+      <w:pPr>
+        <w:jc w:val="both"/>
+      </w:pPr>
+      <w:r>
+        <w:rPr>
+          <w:rFonts w:ascii="Times New Roman" w:hAnsi="Times New Roman" w:eastAsia="Times New Roman"/>
+          <w:b w:val="0"/>
+          <w:sz w:val="24"/>
+        </w:rPr>
+        <w:t>The second is its attention mechanism, which keeps the representation of a word and the representation of its position separate rather than adding them together. That suits a task where the way text is written may matter as much as which words appear.</w:t>
+      </w:r>
+    </w:p>
+    <w:p>
+      <w:pPr>
+        <w:jc w:val="both"/>
+      </w:pPr>
+      <w:r>
+        <w:rPr>
+          <w:rFonts w:ascii="Times New Roman" w:hAnsi="Times New Roman" w:eastAsia="Times New Roman"/>
+          <w:b w:val="0"/>
+          <w:sz w:val="24"/>
+        </w:rPr>
+        <w:t>The third is how it was pretrained. DeBERTa-v3 is trained to spot tokens that have been replaced by a small generator model, rather than to fill in masked blanks. This gives it a learning signal on every token instead of only the masked ones, so it reaches good accuracy after fewer epochs of fine-tuning, which is what our GPU budget allowed.</w:t>
+      </w:r>
+    </w:p>
+    <w:p>
+      <w:pPr>
+        <w:jc w:val="both"/>
+      </w:pPr>
+      <w:r>
+        <w:rPr>
+          <w:rFonts w:ascii="Times New Roman" w:hAnsi="Times New Roman" w:eastAsia="Times New Roman"/>
+          <w:b w:val="0"/>
+          <w:sz w:val="24"/>
+        </w:rPr>
+        <w:t>The fourth is its tokeniser, and this is the one that turned out to matter most for our data. DeBERTa treats a space before a punctuation mark as part of the token, whereas the BERT tokeniser discards that distinction entirely. We verified this directly rather than assuming it. For the strings "the answer is simple ." and "the answer is simple." BERT produces identical token identifiers on three of three test pairs, while DeBERTa distinguishes all three. The two models therefore see genuinely different text, and Section 6 shows why that matters on HC3.</w:t>
+      </w:r>
+    </w:p>
+    <w:p>
+      <w:pPr>
+        <w:jc w:val="both"/>
+      </w:pPr>
+      <w:r>
+        <w:rPr>
+          <w:rFonts w:ascii="Times New Roman" w:hAnsi="Times New Roman" w:eastAsia="Times New Roman"/>
+          <w:b w:val="0"/>
+          <w:sz w:val="24"/>
+        </w:rPr>
+        <w:t>One honest qualification belongs with the first reason. A model that leads a benchmark suite does not automatically lead on a new task, and our own results show exactly that. DeBERTa is far ahead on HC3 but level with BERT on DAIGT V2. Benchmark standing was a sound reason to try it first. It was not a guarantee, and we would not present it as one.</w:t>
+      </w:r>
+    </w:p>
+    <w:p>
+      <w:pPr>
+        <w:jc w:val="both"/>
+      </w:pPr>
+      <w:r>
+        <w:rPr>
+          <w:rFonts w:ascii="Times New Roman" w:hAnsi="Times New Roman" w:eastAsia="Times New Roman"/>
+          <w:b w:val="0"/>
+          <w:sz w:val="24"/>
+        </w:rPr>
+        <w:t>We trained DeBERTa with exactly the same grid, the same split and the same harness as BERT, so any difference between the two is a difference between the models and not between two training setups. Table 4 lists all eight DeBERTa runs, evaluated the same way as BERT's Table 3.</w:t>
+      </w:r>
+    </w:p>
+    <w:p>
+      <w:pPr>
+        <w:jc w:val="both"/>
+      </w:pPr>
+      <w:r>
+        <w:rPr>
+          <w:rFonts w:ascii="Times New Roman" w:hAnsi="Times New Roman" w:eastAsia="Times New Roman"/>
+          <w:b w:val="0"/>
+          <w:sz w:val="24"/>
+        </w:rPr>
+        <w:t>On DAIGT V2 the best DeBERTa setting is learning rate 3e-05, batch size 16, weight decay 0.01, reaching 0.9917 weighted F1 on test after 0.9943 on validation, in 12.2 minutes. Its confusion matrix is [[3491, 28], [30, 3449]].</w:t>
+      </w:r>
+    </w:p>
+    <w:p>
+      <w:pPr>
+        <w:jc w:val="both"/>
+      </w:pPr>
+      <w:r>
+        <w:rPr>
+          <w:rFonts w:ascii="Times New Roman" w:hAnsi="Times New Roman" w:eastAsia="Times New Roman"/>
+          <w:b w:val="0"/>
+          <w:sz w:val="24"/>
+        </w:rPr>
+        <w:t>On HC3 the best setting is learning rate 3e-05, batch size 16, weight decay 0.1, and this is where DeBERTa clearly separates from BERT. It reaches 0.9972 on test after 0.9979 on validation, with confusion matrix [[5360, 17], [13, 5342]], which is only 30 errors out of 10,732. BERT made 90 errors on the same documents, so DeBERTa removes two thirds of them.</w:t>
+      </w:r>
+    </w:p>
+    <w:p>
+      <w:pPr>
+        <w:jc w:val="both"/>
+      </w:pPr>
+      <w:r>
+        <w:rPr>
+          <w:rFonts w:ascii="Times New Roman" w:hAnsi="Times New Roman" w:eastAsia="Times New Roman"/>
+          <w:b w:val="0"/>
+          <w:sz w:val="24"/>
+        </w:rPr>
+        <w:t>The comparison between the two models is not the same on the two datasets, and that is the most useful thing this section shows. On DAIGT V2 the two are level, 0.9916 against 0.9917, a difference of one ten-thousandth that we would not call a difference at all. On HC3 the gap is real and large. Any conclusion of the form "DeBERTa is better than BERT for detecting AI text" would be true for one of our datasets and false for the other.</w:t>
+      </w:r>
+    </w:p>
+    <w:p>
+      <w:pPr>
+        <w:keepNext/>
+      </w:pPr>
+      <w:r>
+        <w:rPr>
+          <w:rFonts w:ascii="Times New Roman" w:hAnsi="Times New Roman" w:eastAsia="Times New Roman"/>
+          <w:b w:val="0"/>
+          <w:sz w:val="20"/>
+        </w:rPr>
+        <w:t>Table 4. DeBERTa fine-tuning experiments. Eight configurations, full balanced corpora, evaluated on the test split, same grid and harness as Table 3.</w:t>
+      </w:r>
+    </w:p>
+    <w:tbl>
+      <w:tblPr>
+        <w:tblStyle w:val="TableGrid"/>
+        <w:tblW w:type="auto" w:w="0"/>
+        <w:jc w:val="center"/>
+        <w:tblLook w:firstColumn="1" w:firstRow="1" w:lastColumn="0" w:lastRow="0" w:noHBand="0" w:noVBand="1" w:val="04A0"/>
+      </w:tblPr>
+      <w:tblGrid>
+        <w:gridCol w:w="821"/>
+        <w:gridCol w:w="821"/>
+        <w:gridCol w:w="821"/>
+        <w:gridCol w:w="821"/>
+        <w:gridCol w:w="821"/>
+        <w:gridCol w:w="821"/>
+        <w:gridCol w:w="821"/>
+        <w:gridCol w:w="821"/>
+        <w:gridCol w:w="821"/>
+        <w:gridCol w:w="821"/>
+        <w:gridCol w:w="821"/>
+      </w:tblGrid>
+      <w:tr>
+        <w:trPr>
+          <w:tblHeader w:val="true"/>
+          <w:cantSplit w:val="true"/>
+        </w:trPr>
+        <w:tc>
+          <w:tcPr>
+            <w:tcW w:type="dxa" w:w="821"/>
+            <w:vMerge w:val="restart"/>
+          </w:tcPr>
+          <w:p>
+            <w:pPr>
+              <w:spacing w:before="20" w:after="20"/>
+              <w:jc w:val="center"/>
+            </w:pPr>
+            <w:r>
+              <w:rPr>
+                <w:rFonts w:ascii="Times New Roman" w:hAnsi="Times New Roman" w:eastAsia="Times New Roman"/>
+                <w:b/>
+                <w:sz w:val="14"/>
+              </w:rPr>
+              <w:t>Learning Rate</w:t>
+            </w:r>
+          </w:p>
+        </w:tc>
+        <w:tc>
+          <w:tcPr>
+            <w:tcW w:type="dxa" w:w="821"/>
+            <w:vMerge w:val="restart"/>
+          </w:tcPr>
+          <w:p>
+            <w:pPr>
+              <w:spacing w:before="20" w:after="20"/>
+              <w:jc w:val="center"/>
+            </w:pPr>
+            <w:r>
+              <w:rPr>
+                <w:rFonts w:ascii="Times New Roman" w:hAnsi="Times New Roman" w:eastAsia="Times New Roman"/>
+                <w:b/>
+                <w:sz w:val="14"/>
+              </w:rPr>
+              <w:t>Batch Size</w:t>
+            </w:r>
+          </w:p>
+        </w:tc>
+        <w:tc>
+          <w:tcPr>
+            <w:tcW w:type="dxa" w:w="821"/>
+            <w:vMerge w:val="restart"/>
+          </w:tcPr>
+          <w:p>
+            <w:pPr>
+              <w:spacing w:before="20" w:after="20"/>
+              <w:jc w:val="center"/>
+            </w:pPr>
+            <w:r>
+              <w:rPr>
+                <w:rFonts w:ascii="Times New Roman" w:hAnsi="Times New Roman" w:eastAsia="Times New Roman"/>
+                <w:b/>
+                <w:sz w:val="14"/>
+              </w:rPr>
+              <w:t>Weight Decay</w:t>
+            </w:r>
+          </w:p>
+        </w:tc>
+        <w:tc>
+          <w:tcPr>
+            <w:tcW w:type="dxa" w:w="3284"/>
+            <w:gridSpan w:val="4"/>
+          </w:tcPr>
+          <w:p>
+            <w:pPr>
+              <w:spacing w:before="20" w:after="20"/>
+              <w:jc w:val="center"/>
+            </w:pPr>
+            <w:r>
+              <w:rPr>
+                <w:rFonts w:ascii="Times New Roman" w:hAnsi="Times New Roman" w:eastAsia="Times New Roman"/>
+                <w:b/>
+                <w:sz w:val="14"/>
+              </w:rPr>
+              <w:t>Dataset 1 (DAIGT V2)</w:t>
+            </w:r>
+          </w:p>
+        </w:tc>
+        <w:tc>
+          <w:tcPr>
+            <w:tcW w:type="dxa" w:w="3284"/>
+            <w:gridSpan w:val="4"/>
+          </w:tcPr>
+          <w:p>
+            <w:pPr>
+              <w:spacing w:before="20" w:after="20"/>
+              <w:jc w:val="center"/>
+            </w:pPr>
+            <w:r>
+              <w:rPr>
+                <w:rFonts w:ascii="Times New Roman" w:hAnsi="Times New Roman" w:eastAsia="Times New Roman"/>
+                <w:b/>
+                <w:sz w:val="14"/>
+              </w:rPr>
+              <w:t>Dataset 2 (HC3)</w:t>
+            </w:r>
+          </w:p>
+        </w:tc>
+      </w:tr>
+      <w:tr>
+        <w:trPr>
+          <w:tblHeader w:val="true"/>
+          <w:cantSplit w:val="true"/>
+        </w:trPr>
+        <w:tc>
+          <w:tcPr>
+            <w:tcW w:type="dxa" w:w="821"/>
             <w:vMerge/>
           </w:tcPr>
           <w:p/>
         </w:tc>
         <w:tc>
           <w:tcPr>
-            <w:tcW w:type="dxa" w:w="752"/>
-          </w:tcPr>
-          <w:p>
-            <w:pPr>
-              <w:spacing w:before="20" w:after="20"/>
-              <w:jc w:val="center"/>
-            </w:pPr>
-            <w:r/>
-            <w:r>
-              <w:rPr>
-                <w:rFonts w:ascii="Times New Roman" w:hAnsi="Times New Roman" w:eastAsia="Times New Roman"/>
-                <w:b w:val="0"/>
-                <w:sz w:val="13"/>
-              </w:rPr>
-              <w:t>0.00003</w:t>
-            </w:r>
-          </w:p>
-        </w:tc>
-        <w:tc>
-          <w:tcPr>
-            <w:tcW w:type="dxa" w:w="752"/>
-          </w:tcPr>
-          <w:p>
-            <w:pPr>
-              <w:spacing w:before="20" w:after="20"/>
-              <w:jc w:val="center"/>
-            </w:pPr>
-            <w:r/>
-            <w:r>
-              <w:rPr>
-                <w:rFonts w:ascii="Times New Roman" w:hAnsi="Times New Roman" w:eastAsia="Times New Roman"/>
-                <w:b w:val="0"/>
-                <w:sz w:val="13"/>
-              </w:rPr>
-              <w:t>32</w:t>
-            </w:r>
-          </w:p>
-        </w:tc>
-        <w:tc>
-          <w:tcPr>
-            <w:tcW w:type="dxa" w:w="752"/>
-          </w:tcPr>
-          <w:p>
-            <w:pPr>
-              <w:spacing w:before="20" w:after="20"/>
-              <w:jc w:val="center"/>
-            </w:pPr>
-            <w:r/>
-            <w:r>
-              <w:rPr>
-                <w:rFonts w:ascii="Times New Roman" w:hAnsi="Times New Roman" w:eastAsia="Times New Roman"/>
-                <w:b w:val="0"/>
-                <w:sz w:val="13"/>
-              </w:rPr>
-              <w:t>0.1</w:t>
-            </w:r>
-          </w:p>
-        </w:tc>
-        <w:tc>
-          <w:tcPr>
-            <w:tcW w:type="dxa" w:w="752"/>
-          </w:tcPr>
-          <w:p>
-            <w:pPr>
-              <w:spacing w:before="20" w:after="20"/>
-              <w:jc w:val="center"/>
-            </w:pPr>
-            <w:r/>
-            <w:r>
-              <w:rPr>
-                <w:rFonts w:ascii="Times New Roman" w:hAnsi="Times New Roman" w:eastAsia="Times New Roman"/>
-                <w:b w:val="0"/>
-                <w:sz w:val="13"/>
-              </w:rPr>
-              <w:t>0.9916</w:t>
-            </w:r>
-          </w:p>
-        </w:tc>
-        <w:tc>
-          <w:tcPr>
-            <w:tcW w:type="dxa" w:w="752"/>
-          </w:tcPr>
-          <w:p>
-            <w:pPr>
-              <w:spacing w:before="20" w:after="20"/>
-              <w:jc w:val="center"/>
-            </w:pPr>
-            <w:r/>
-            <w:r>
-              <w:rPr>
-                <w:rFonts w:ascii="Times New Roman" w:hAnsi="Times New Roman" w:eastAsia="Times New Roman"/>
-                <w:b w:val="0"/>
-                <w:sz w:val="13"/>
-              </w:rPr>
-              <w:t>0.9916</w:t>
-            </w:r>
-          </w:p>
-        </w:tc>
-        <w:tc>
-          <w:tcPr>
-            <w:tcW w:type="dxa" w:w="752"/>
-          </w:tcPr>
-          <w:p>
-            <w:pPr>
-              <w:spacing w:before="20" w:after="20"/>
-              <w:jc w:val="center"/>
-            </w:pPr>
-            <w:r/>
-            <w:r>
-              <w:rPr>
-                <w:rFonts w:ascii="Times New Roman" w:hAnsi="Times New Roman" w:eastAsia="Times New Roman"/>
-                <w:b w:val="0"/>
-                <w:sz w:val="13"/>
-              </w:rPr>
-              <w:t>0.9916</w:t>
-            </w:r>
-          </w:p>
-        </w:tc>
-        <w:tc>
-          <w:tcPr>
-            <w:tcW w:type="dxa" w:w="752"/>
-          </w:tcPr>
-          <w:p>
-            <w:pPr>
-              <w:spacing w:before="20" w:after="20"/>
-              <w:jc w:val="center"/>
-            </w:pPr>
-            <w:r/>
-            <w:r>
-              <w:rPr>
-                <w:rFonts w:ascii="Times New Roman" w:hAnsi="Times New Roman" w:eastAsia="Times New Roman"/>
-                <w:b w:val="0"/>
-                <w:sz w:val="13"/>
-              </w:rPr>
-              <w:t>0.9916</w:t>
-            </w:r>
-          </w:p>
-        </w:tc>
-        <w:tc>
-          <w:tcPr>
-            <w:tcW w:type="dxa" w:w="752"/>
-          </w:tcPr>
-          <w:p>
-            <w:pPr>
-              <w:spacing w:before="20" w:after="20"/>
-              <w:jc w:val="center"/>
-            </w:pPr>
-            <w:r/>
-            <w:r>
-              <w:rPr>
-                <w:rFonts w:ascii="Times New Roman" w:hAnsi="Times New Roman" w:eastAsia="Times New Roman"/>
-                <w:b w:val="0"/>
-                <w:sz w:val="13"/>
-              </w:rPr>
-              <w:t>0.9933</w:t>
-            </w:r>
-          </w:p>
-        </w:tc>
-        <w:tc>
-          <w:tcPr>
-            <w:tcW w:type="dxa" w:w="752"/>
-          </w:tcPr>
-          <w:p>
-            <w:pPr>
-              <w:spacing w:before="20" w:after="20"/>
-              <w:jc w:val="center"/>
-            </w:pPr>
-            <w:r/>
-            <w:r>
-              <w:rPr>
-                <w:rFonts w:ascii="Times New Roman" w:hAnsi="Times New Roman" w:eastAsia="Times New Roman"/>
-                <w:b w:val="0"/>
-                <w:sz w:val="13"/>
-              </w:rPr>
-              <w:t>0.9933</w:t>
-            </w:r>
-          </w:p>
-        </w:tc>
-        <w:tc>
-          <w:tcPr>
-            <w:tcW w:type="dxa" w:w="752"/>
-          </w:tcPr>
-          <w:p>
-            <w:pPr>
-              <w:spacing w:before="20" w:after="20"/>
-              <w:jc w:val="center"/>
-            </w:pPr>
-            <w:r/>
-            <w:r>
-              <w:rPr>
-                <w:rFonts w:ascii="Times New Roman" w:hAnsi="Times New Roman" w:eastAsia="Times New Roman"/>
-                <w:b w:val="0"/>
-                <w:sz w:val="13"/>
-              </w:rPr>
-              <w:t>0.9933</w:t>
-            </w:r>
-          </w:p>
-        </w:tc>
-        <w:tc>
-          <w:tcPr>
-            <w:tcW w:type="dxa" w:w="752"/>
-          </w:tcPr>
-          <w:p>
-            <w:pPr>
-              <w:spacing w:before="20" w:after="20"/>
-              <w:jc w:val="center"/>
-            </w:pPr>
-            <w:r/>
-            <w:r>
-              <w:rPr>
-                <w:rFonts w:ascii="Times New Roman" w:hAnsi="Times New Roman" w:eastAsia="Times New Roman"/>
-                <w:b w:val="0"/>
-                <w:sz w:val="13"/>
-              </w:rPr>
-              <w:t>0.9933</w:t>
+            <w:tcW w:type="dxa" w:w="821"/>
+            <w:vMerge/>
+          </w:tcPr>
+          <w:p/>
+        </w:tc>
+        <w:tc>
+          <w:tcPr>
+            <w:tcW w:type="dxa" w:w="821"/>
+            <w:vMerge/>
+          </w:tcPr>
+          <w:p/>
+        </w:tc>
+        <w:tc>
+          <w:tcPr>
+            <w:tcW w:type="dxa" w:w="821"/>
+          </w:tcPr>
+          <w:p>
+            <w:pPr>
+              <w:spacing w:before="20" w:after="20"/>
+              <w:jc w:val="center"/>
+            </w:pPr>
+            <w:r/>
+            <w:r>
+              <w:rPr>
+                <w:rFonts w:ascii="Times New Roman" w:hAnsi="Times New Roman" w:eastAsia="Times New Roman"/>
+                <w:b/>
+                <w:sz w:val="14"/>
+              </w:rPr>
+              <w:t>Acc</w:t>
+            </w:r>
+          </w:p>
+        </w:tc>
+        <w:tc>
+          <w:tcPr>
+            <w:tcW w:type="dxa" w:w="821"/>
+          </w:tcPr>
+          <w:p>
+            <w:pPr>
+              <w:spacing w:before="20" w:after="20"/>
+              <w:jc w:val="center"/>
+            </w:pPr>
+            <w:r/>
+            <w:r>
+              <w:rPr>
+                <w:rFonts w:ascii="Times New Roman" w:hAnsi="Times New Roman" w:eastAsia="Times New Roman"/>
+                <w:b/>
+                <w:sz w:val="14"/>
+              </w:rPr>
+              <w:t>Prec</w:t>
+            </w:r>
+          </w:p>
+        </w:tc>
+        <w:tc>
+          <w:tcPr>
+            <w:tcW w:type="dxa" w:w="821"/>
+          </w:tcPr>
+          <w:p>
+            <w:pPr>
+              <w:spacing w:before="20" w:after="20"/>
+              <w:jc w:val="center"/>
+            </w:pPr>
+            <w:r/>
+            <w:r>
+              <w:rPr>
+                <w:rFonts w:ascii="Times New Roman" w:hAnsi="Times New Roman" w:eastAsia="Times New Roman"/>
+                <w:b/>
+                <w:sz w:val="14"/>
+              </w:rPr>
+              <w:t>Rec</w:t>
+            </w:r>
+          </w:p>
+        </w:tc>
+        <w:tc>
+          <w:tcPr>
+            <w:tcW w:type="dxa" w:w="821"/>
+          </w:tcPr>
+          <w:p>
+            <w:pPr>
+              <w:spacing w:before="20" w:after="20"/>
+              <w:jc w:val="center"/>
+            </w:pPr>
+            <w:r/>
+            <w:r>
+              <w:rPr>
+                <w:rFonts w:ascii="Times New Roman" w:hAnsi="Times New Roman" w:eastAsia="Times New Roman"/>
+                <w:b/>
+                <w:sz w:val="14"/>
+              </w:rPr>
+              <w:t>F1</w:t>
+            </w:r>
+          </w:p>
+        </w:tc>
+        <w:tc>
+          <w:tcPr>
+            <w:tcW w:type="dxa" w:w="821"/>
+          </w:tcPr>
+          <w:p>
+            <w:pPr>
+              <w:spacing w:before="20" w:after="20"/>
+              <w:jc w:val="center"/>
+            </w:pPr>
+            <w:r/>
+            <w:r>
+              <w:rPr>
+                <w:rFonts w:ascii="Times New Roman" w:hAnsi="Times New Roman" w:eastAsia="Times New Roman"/>
+                <w:b/>
+                <w:sz w:val="14"/>
+              </w:rPr>
+              <w:t>Acc</w:t>
+            </w:r>
+          </w:p>
+        </w:tc>
+        <w:tc>
+          <w:tcPr>
+            <w:tcW w:type="dxa" w:w="821"/>
+          </w:tcPr>
+          <w:p>
+            <w:pPr>
+              <w:spacing w:before="20" w:after="20"/>
+              <w:jc w:val="center"/>
+            </w:pPr>
+            <w:r/>
+            <w:r>
+              <w:rPr>
+                <w:rFonts w:ascii="Times New Roman" w:hAnsi="Times New Roman" w:eastAsia="Times New Roman"/>
+                <w:b/>
+                <w:sz w:val="14"/>
+              </w:rPr>
+              <w:t>Prec</w:t>
+            </w:r>
+          </w:p>
+        </w:tc>
+        <w:tc>
+          <w:tcPr>
+            <w:tcW w:type="dxa" w:w="821"/>
+          </w:tcPr>
+          <w:p>
+            <w:pPr>
+              <w:spacing w:before="20" w:after="20"/>
+              <w:jc w:val="center"/>
+            </w:pPr>
+            <w:r/>
+            <w:r>
+              <w:rPr>
+                <w:rFonts w:ascii="Times New Roman" w:hAnsi="Times New Roman" w:eastAsia="Times New Roman"/>
+                <w:b/>
+                <w:sz w:val="14"/>
+              </w:rPr>
+              <w:t>Rec</w:t>
+            </w:r>
+          </w:p>
+        </w:tc>
+        <w:tc>
+          <w:tcPr>
+            <w:tcW w:type="dxa" w:w="821"/>
+          </w:tcPr>
+          <w:p>
+            <w:pPr>
+              <w:spacing w:before="20" w:after="20"/>
+              <w:jc w:val="center"/>
+            </w:pPr>
+            <w:r/>
+            <w:r>
+              <w:rPr>
+                <w:rFonts w:ascii="Times New Roman" w:hAnsi="Times New Roman" w:eastAsia="Times New Roman"/>
+                <w:b/>
+                <w:sz w:val="14"/>
+              </w:rPr>
+              <w:t>F1</w:t>
             </w:r>
           </w:p>
         </w:tc>
@@ -6504,41 +6932,19 @@
         </w:trPr>
         <w:tc>
           <w:tcPr>
-            <w:tcW w:type="dxa" w:w="752"/>
-            <w:vMerge w:val="restart"/>
-          </w:tcPr>
-          <w:p>
-            <w:pPr>
-              <w:spacing w:before="20" w:after="20"/>
-              <w:jc w:val="center"/>
-            </w:pPr>
-            <w:r>
-              <w:rPr>
-                <w:rFonts w:ascii="Times New Roman" w:hAnsi="Times New Roman" w:eastAsia="Times New Roman"/>
-                <w:b w:val="0"/>
-                <w:sz w:val="13"/>
-              </w:rPr>
-              <w:t>DeBERTa</w:t>
-              <w:br/>
-              <w:t>(BERT variation)</w:t>
-            </w:r>
-          </w:p>
-        </w:tc>
-        <w:tc>
-          <w:tcPr>
-            <w:tcW w:type="dxa" w:w="752"/>
-          </w:tcPr>
-          <w:p>
-            <w:pPr>
-              <w:spacing w:before="20" w:after="20"/>
-              <w:jc w:val="center"/>
-            </w:pPr>
-            <w:r/>
-            <w:r>
-              <w:rPr>
-                <w:rFonts w:ascii="Times New Roman" w:hAnsi="Times New Roman" w:eastAsia="Times New Roman"/>
-                <w:b w:val="0"/>
-                <w:sz w:val="13"/>
+            <w:tcW w:type="dxa" w:w="821"/>
+          </w:tcPr>
+          <w:p>
+            <w:pPr>
+              <w:spacing w:before="20" w:after="20"/>
+              <w:jc w:val="left"/>
+            </w:pPr>
+            <w:r/>
+            <w:r>
+              <w:rPr>
+                <w:rFonts w:ascii="Times New Roman" w:hAnsi="Times New Roman" w:eastAsia="Times New Roman"/>
+                <w:b w:val="0"/>
+                <w:sz w:val="14"/>
               </w:rPr>
               <w:t>0.00002</w:t>
             </w:r>
@@ -6546,19 +6952,19 @@
         </w:tc>
         <w:tc>
           <w:tcPr>
-            <w:tcW w:type="dxa" w:w="752"/>
-          </w:tcPr>
-          <w:p>
-            <w:pPr>
-              <w:spacing w:before="20" w:after="20"/>
-              <w:jc w:val="center"/>
-            </w:pPr>
-            <w:r/>
-            <w:r>
-              <w:rPr>
-                <w:rFonts w:ascii="Times New Roman" w:hAnsi="Times New Roman" w:eastAsia="Times New Roman"/>
-                <w:b w:val="0"/>
-                <w:sz w:val="13"/>
+            <w:tcW w:type="dxa" w:w="821"/>
+          </w:tcPr>
+          <w:p>
+            <w:pPr>
+              <w:spacing w:before="20" w:after="20"/>
+              <w:jc w:val="center"/>
+            </w:pPr>
+            <w:r/>
+            <w:r>
+              <w:rPr>
+                <w:rFonts w:ascii="Times New Roman" w:hAnsi="Times New Roman" w:eastAsia="Times New Roman"/>
+                <w:b w:val="0"/>
+                <w:sz w:val="14"/>
               </w:rPr>
               <w:t>16</w:t>
             </w:r>
@@ -6566,19 +6972,19 @@
         </w:tc>
         <w:tc>
           <w:tcPr>
-            <w:tcW w:type="dxa" w:w="752"/>
-          </w:tcPr>
-          <w:p>
-            <w:pPr>
-              <w:spacing w:before="20" w:after="20"/>
-              <w:jc w:val="center"/>
-            </w:pPr>
-            <w:r/>
-            <w:r>
-              <w:rPr>
-                <w:rFonts w:ascii="Times New Roman" w:hAnsi="Times New Roman" w:eastAsia="Times New Roman"/>
-                <w:b w:val="0"/>
-                <w:sz w:val="13"/>
+            <w:tcW w:type="dxa" w:w="821"/>
+          </w:tcPr>
+          <w:p>
+            <w:pPr>
+              <w:spacing w:before="20" w:after="20"/>
+              <w:jc w:val="center"/>
+            </w:pPr>
+            <w:r/>
+            <w:r>
+              <w:rPr>
+                <w:rFonts w:ascii="Times New Roman" w:hAnsi="Times New Roman" w:eastAsia="Times New Roman"/>
+                <w:b w:val="0"/>
+                <w:sz w:val="14"/>
               </w:rPr>
               <w:t>0.01</w:t>
             </w:r>
@@ -6586,19 +6992,19 @@
         </w:tc>
         <w:tc>
           <w:tcPr>
-            <w:tcW w:type="dxa" w:w="752"/>
-          </w:tcPr>
-          <w:p>
-            <w:pPr>
-              <w:spacing w:before="20" w:after="20"/>
-              <w:jc w:val="center"/>
-            </w:pPr>
-            <w:r/>
-            <w:r>
-              <w:rPr>
-                <w:rFonts w:ascii="Times New Roman" w:hAnsi="Times New Roman" w:eastAsia="Times New Roman"/>
-                <w:b w:val="0"/>
-                <w:sz w:val="13"/>
+            <w:tcW w:type="dxa" w:w="821"/>
+          </w:tcPr>
+          <w:p>
+            <w:pPr>
+              <w:spacing w:before="20" w:after="20"/>
+              <w:jc w:val="center"/>
+            </w:pPr>
+            <w:r/>
+            <w:r>
+              <w:rPr>
+                <w:rFonts w:ascii="Times New Roman" w:hAnsi="Times New Roman" w:eastAsia="Times New Roman"/>
+                <w:b w:val="0"/>
+                <w:sz w:val="14"/>
               </w:rPr>
               <w:t>0.9953</w:t>
             </w:r>
@@ -6606,19 +7012,19 @@
         </w:tc>
         <w:tc>
           <w:tcPr>
-            <w:tcW w:type="dxa" w:w="752"/>
-          </w:tcPr>
-          <w:p>
-            <w:pPr>
-              <w:spacing w:before="20" w:after="20"/>
-              <w:jc w:val="center"/>
-            </w:pPr>
-            <w:r/>
-            <w:r>
-              <w:rPr>
-                <w:rFonts w:ascii="Times New Roman" w:hAnsi="Times New Roman" w:eastAsia="Times New Roman"/>
-                <w:b w:val="0"/>
-                <w:sz w:val="13"/>
+            <w:tcW w:type="dxa" w:w="821"/>
+          </w:tcPr>
+          <w:p>
+            <w:pPr>
+              <w:spacing w:before="20" w:after="20"/>
+              <w:jc w:val="center"/>
+            </w:pPr>
+            <w:r/>
+            <w:r>
+              <w:rPr>
+                <w:rFonts w:ascii="Times New Roman" w:hAnsi="Times New Roman" w:eastAsia="Times New Roman"/>
+                <w:b w:val="0"/>
+                <w:sz w:val="14"/>
               </w:rPr>
               <w:t>0.9953</w:t>
             </w:r>
@@ -6626,19 +7032,19 @@
         </w:tc>
         <w:tc>
           <w:tcPr>
-            <w:tcW w:type="dxa" w:w="752"/>
-          </w:tcPr>
-          <w:p>
-            <w:pPr>
-              <w:spacing w:before="20" w:after="20"/>
-              <w:jc w:val="center"/>
-            </w:pPr>
-            <w:r/>
-            <w:r>
-              <w:rPr>
-                <w:rFonts w:ascii="Times New Roman" w:hAnsi="Times New Roman" w:eastAsia="Times New Roman"/>
-                <w:b w:val="0"/>
-                <w:sz w:val="13"/>
+            <w:tcW w:type="dxa" w:w="821"/>
+          </w:tcPr>
+          <w:p>
+            <w:pPr>
+              <w:spacing w:before="20" w:after="20"/>
+              <w:jc w:val="center"/>
+            </w:pPr>
+            <w:r/>
+            <w:r>
+              <w:rPr>
+                <w:rFonts w:ascii="Times New Roman" w:hAnsi="Times New Roman" w:eastAsia="Times New Roman"/>
+                <w:b w:val="0"/>
+                <w:sz w:val="14"/>
               </w:rPr>
               <w:t>0.9953</w:t>
             </w:r>
@@ -6646,19 +7052,19 @@
         </w:tc>
         <w:tc>
           <w:tcPr>
-            <w:tcW w:type="dxa" w:w="752"/>
-          </w:tcPr>
-          <w:p>
-            <w:pPr>
-              <w:spacing w:before="20" w:after="20"/>
-              <w:jc w:val="center"/>
-            </w:pPr>
-            <w:r/>
-            <w:r>
-              <w:rPr>
-                <w:rFonts w:ascii="Times New Roman" w:hAnsi="Times New Roman" w:eastAsia="Times New Roman"/>
-                <w:b w:val="0"/>
-                <w:sz w:val="13"/>
+            <w:tcW w:type="dxa" w:w="821"/>
+          </w:tcPr>
+          <w:p>
+            <w:pPr>
+              <w:spacing w:before="20" w:after="20"/>
+              <w:jc w:val="center"/>
+            </w:pPr>
+            <w:r/>
+            <w:r>
+              <w:rPr>
+                <w:rFonts w:ascii="Times New Roman" w:hAnsi="Times New Roman" w:eastAsia="Times New Roman"/>
+                <w:b w:val="0"/>
+                <w:sz w:val="14"/>
               </w:rPr>
               <w:t>0.9953</w:t>
             </w:r>
@@ -6666,19 +7072,19 @@
         </w:tc>
         <w:tc>
           <w:tcPr>
-            <w:tcW w:type="dxa" w:w="752"/>
-          </w:tcPr>
-          <w:p>
-            <w:pPr>
-              <w:spacing w:before="20" w:after="20"/>
-              <w:jc w:val="center"/>
-            </w:pPr>
-            <w:r/>
-            <w:r>
-              <w:rPr>
-                <w:rFonts w:ascii="Times New Roman" w:hAnsi="Times New Roman" w:eastAsia="Times New Roman"/>
-                <w:b w:val="0"/>
-                <w:sz w:val="13"/>
+            <w:tcW w:type="dxa" w:w="821"/>
+          </w:tcPr>
+          <w:p>
+            <w:pPr>
+              <w:spacing w:before="20" w:after="20"/>
+              <w:jc w:val="center"/>
+            </w:pPr>
+            <w:r/>
+            <w:r>
+              <w:rPr>
+                <w:rFonts w:ascii="Times New Roman" w:hAnsi="Times New Roman" w:eastAsia="Times New Roman"/>
+                <w:b w:val="0"/>
+                <w:sz w:val="14"/>
               </w:rPr>
               <w:t>0.9937</w:t>
             </w:r>
@@ -6686,19 +7092,19 @@
         </w:tc>
         <w:tc>
           <w:tcPr>
-            <w:tcW w:type="dxa" w:w="752"/>
-          </w:tcPr>
-          <w:p>
-            <w:pPr>
-              <w:spacing w:before="20" w:after="20"/>
-              <w:jc w:val="center"/>
-            </w:pPr>
-            <w:r/>
-            <w:r>
-              <w:rPr>
-                <w:rFonts w:ascii="Times New Roman" w:hAnsi="Times New Roman" w:eastAsia="Times New Roman"/>
-                <w:b w:val="0"/>
-                <w:sz w:val="13"/>
+            <w:tcW w:type="dxa" w:w="821"/>
+          </w:tcPr>
+          <w:p>
+            <w:pPr>
+              <w:spacing w:before="20" w:after="20"/>
+              <w:jc w:val="center"/>
+            </w:pPr>
+            <w:r/>
+            <w:r>
+              <w:rPr>
+                <w:rFonts w:ascii="Times New Roman" w:hAnsi="Times New Roman" w:eastAsia="Times New Roman"/>
+                <w:b w:val="0"/>
+                <w:sz w:val="14"/>
               </w:rPr>
               <w:t>0.9937</w:t>
             </w:r>
@@ -6706,19 +7112,19 @@
         </w:tc>
         <w:tc>
           <w:tcPr>
-            <w:tcW w:type="dxa" w:w="752"/>
-          </w:tcPr>
-          <w:p>
-            <w:pPr>
-              <w:spacing w:before="20" w:after="20"/>
-              <w:jc w:val="center"/>
-            </w:pPr>
-            <w:r/>
-            <w:r>
-              <w:rPr>
-                <w:rFonts w:ascii="Times New Roman" w:hAnsi="Times New Roman" w:eastAsia="Times New Roman"/>
-                <w:b w:val="0"/>
-                <w:sz w:val="13"/>
+            <w:tcW w:type="dxa" w:w="821"/>
+          </w:tcPr>
+          <w:p>
+            <w:pPr>
+              <w:spacing w:before="20" w:after="20"/>
+              <w:jc w:val="center"/>
+            </w:pPr>
+            <w:r/>
+            <w:r>
+              <w:rPr>
+                <w:rFonts w:ascii="Times New Roman" w:hAnsi="Times New Roman" w:eastAsia="Times New Roman"/>
+                <w:b w:val="0"/>
+                <w:sz w:val="14"/>
               </w:rPr>
               <w:t>0.9937</w:t>
             </w:r>
@@ -6726,19 +7132,19 @@
         </w:tc>
         <w:tc>
           <w:tcPr>
-            <w:tcW w:type="dxa" w:w="752"/>
-          </w:tcPr>
-          <w:p>
-            <w:pPr>
-              <w:spacing w:before="20" w:after="20"/>
-              <w:jc w:val="center"/>
-            </w:pPr>
-            <w:r/>
-            <w:r>
-              <w:rPr>
-                <w:rFonts w:ascii="Times New Roman" w:hAnsi="Times New Roman" w:eastAsia="Times New Roman"/>
-                <w:b w:val="0"/>
-                <w:sz w:val="13"/>
+            <w:tcW w:type="dxa" w:w="821"/>
+          </w:tcPr>
+          <w:p>
+            <w:pPr>
+              <w:spacing w:before="20" w:after="20"/>
+              <w:jc w:val="center"/>
+            </w:pPr>
+            <w:r/>
+            <w:r>
+              <w:rPr>
+                <w:rFonts w:ascii="Times New Roman" w:hAnsi="Times New Roman" w:eastAsia="Times New Roman"/>
+                <w:b w:val="0"/>
+                <w:sz w:val="14"/>
               </w:rPr>
               <w:t>0.9937</w:t>
             </w:r>
@@ -6751,26 +7157,19 @@
         </w:trPr>
         <w:tc>
           <w:tcPr>
-            <w:tcW w:type="dxa" w:w="752"/>
-            <w:vMerge/>
-          </w:tcPr>
-          <w:p/>
-        </w:tc>
-        <w:tc>
-          <w:tcPr>
-            <w:tcW w:type="dxa" w:w="752"/>
-          </w:tcPr>
-          <w:p>
-            <w:pPr>
-              <w:spacing w:before="20" w:after="20"/>
-              <w:jc w:val="center"/>
-            </w:pPr>
-            <w:r/>
-            <w:r>
-              <w:rPr>
-                <w:rFonts w:ascii="Times New Roman" w:hAnsi="Times New Roman" w:eastAsia="Times New Roman"/>
-                <w:b w:val="0"/>
-                <w:sz w:val="13"/>
+            <w:tcW w:type="dxa" w:w="821"/>
+          </w:tcPr>
+          <w:p>
+            <w:pPr>
+              <w:spacing w:before="20" w:after="20"/>
+              <w:jc w:val="left"/>
+            </w:pPr>
+            <w:r/>
+            <w:r>
+              <w:rPr>
+                <w:rFonts w:ascii="Times New Roman" w:hAnsi="Times New Roman" w:eastAsia="Times New Roman"/>
+                <w:b w:val="0"/>
+                <w:sz w:val="14"/>
               </w:rPr>
               <w:t>0.00003</w:t>
             </w:r>
@@ -6778,19 +7177,19 @@
         </w:tc>
         <w:tc>
           <w:tcPr>
-            <w:tcW w:type="dxa" w:w="752"/>
-          </w:tcPr>
-          <w:p>
-            <w:pPr>
-              <w:spacing w:before="20" w:after="20"/>
-              <w:jc w:val="center"/>
-            </w:pPr>
-            <w:r/>
-            <w:r>
-              <w:rPr>
-                <w:rFonts w:ascii="Times New Roman" w:hAnsi="Times New Roman" w:eastAsia="Times New Roman"/>
-                <w:b w:val="0"/>
-                <w:sz w:val="13"/>
+            <w:tcW w:type="dxa" w:w="821"/>
+          </w:tcPr>
+          <w:p>
+            <w:pPr>
+              <w:spacing w:before="20" w:after="20"/>
+              <w:jc w:val="center"/>
+            </w:pPr>
+            <w:r/>
+            <w:r>
+              <w:rPr>
+                <w:rFonts w:ascii="Times New Roman" w:hAnsi="Times New Roman" w:eastAsia="Times New Roman"/>
+                <w:b w:val="0"/>
+                <w:sz w:val="14"/>
               </w:rPr>
               <w:t>16</w:t>
             </w:r>
@@ -6798,19 +7197,19 @@
         </w:tc>
         <w:tc>
           <w:tcPr>
-            <w:tcW w:type="dxa" w:w="752"/>
-          </w:tcPr>
-          <w:p>
-            <w:pPr>
-              <w:spacing w:before="20" w:after="20"/>
-              <w:jc w:val="center"/>
-            </w:pPr>
-            <w:r/>
-            <w:r>
-              <w:rPr>
-                <w:rFonts w:ascii="Times New Roman" w:hAnsi="Times New Roman" w:eastAsia="Times New Roman"/>
-                <w:b w:val="0"/>
-                <w:sz w:val="13"/>
+            <w:tcW w:type="dxa" w:w="821"/>
+          </w:tcPr>
+          <w:p>
+            <w:pPr>
+              <w:spacing w:before="20" w:after="20"/>
+              <w:jc w:val="center"/>
+            </w:pPr>
+            <w:r/>
+            <w:r>
+              <w:rPr>
+                <w:rFonts w:ascii="Times New Roman" w:hAnsi="Times New Roman" w:eastAsia="Times New Roman"/>
+                <w:b w:val="0"/>
+                <w:sz w:val="14"/>
               </w:rPr>
               <w:t>0.01</w:t>
             </w:r>
@@ -6818,19 +7217,19 @@
         </w:tc>
         <w:tc>
           <w:tcPr>
-            <w:tcW w:type="dxa" w:w="752"/>
-          </w:tcPr>
-          <w:p>
-            <w:pPr>
-              <w:spacing w:before="20" w:after="20"/>
-              <w:jc w:val="center"/>
-            </w:pPr>
-            <w:r/>
-            <w:r>
-              <w:rPr>
-                <w:rFonts w:ascii="Times New Roman" w:hAnsi="Times New Roman" w:eastAsia="Times New Roman"/>
-                <w:b w:val="0"/>
-                <w:sz w:val="13"/>
+            <w:tcW w:type="dxa" w:w="821"/>
+          </w:tcPr>
+          <w:p>
+            <w:pPr>
+              <w:spacing w:before="20" w:after="20"/>
+              <w:jc w:val="center"/>
+            </w:pPr>
+            <w:r/>
+            <w:r>
+              <w:rPr>
+                <w:rFonts w:ascii="Times New Roman" w:hAnsi="Times New Roman" w:eastAsia="Times New Roman"/>
+                <w:b w:val="0"/>
+                <w:sz w:val="14"/>
               </w:rPr>
               <w:t>0.9917</w:t>
             </w:r>
@@ -6838,19 +7237,19 @@
         </w:tc>
         <w:tc>
           <w:tcPr>
-            <w:tcW w:type="dxa" w:w="752"/>
-          </w:tcPr>
-          <w:p>
-            <w:pPr>
-              <w:spacing w:before="20" w:after="20"/>
-              <w:jc w:val="center"/>
-            </w:pPr>
-            <w:r/>
-            <w:r>
-              <w:rPr>
-                <w:rFonts w:ascii="Times New Roman" w:hAnsi="Times New Roman" w:eastAsia="Times New Roman"/>
-                <w:b w:val="0"/>
-                <w:sz w:val="13"/>
+            <w:tcW w:type="dxa" w:w="821"/>
+          </w:tcPr>
+          <w:p>
+            <w:pPr>
+              <w:spacing w:before="20" w:after="20"/>
+              <w:jc w:val="center"/>
+            </w:pPr>
+            <w:r/>
+            <w:r>
+              <w:rPr>
+                <w:rFonts w:ascii="Times New Roman" w:hAnsi="Times New Roman" w:eastAsia="Times New Roman"/>
+                <w:b w:val="0"/>
+                <w:sz w:val="14"/>
               </w:rPr>
               <w:t>0.9917</w:t>
             </w:r>
@@ -6858,19 +7257,19 @@
         </w:tc>
         <w:tc>
           <w:tcPr>
-            <w:tcW w:type="dxa" w:w="752"/>
-          </w:tcPr>
-          <w:p>
-            <w:pPr>
-              <w:spacing w:before="20" w:after="20"/>
-              <w:jc w:val="center"/>
-            </w:pPr>
-            <w:r/>
-            <w:r>
-              <w:rPr>
-                <w:rFonts w:ascii="Times New Roman" w:hAnsi="Times New Roman" w:eastAsia="Times New Roman"/>
-                <w:b w:val="0"/>
-                <w:sz w:val="13"/>
+            <w:tcW w:type="dxa" w:w="821"/>
+          </w:tcPr>
+          <w:p>
+            <w:pPr>
+              <w:spacing w:before="20" w:after="20"/>
+              <w:jc w:val="center"/>
+            </w:pPr>
+            <w:r/>
+            <w:r>
+              <w:rPr>
+                <w:rFonts w:ascii="Times New Roman" w:hAnsi="Times New Roman" w:eastAsia="Times New Roman"/>
+                <w:b w:val="0"/>
+                <w:sz w:val="14"/>
               </w:rPr>
               <w:t>0.9917</w:t>
             </w:r>
@@ -6878,19 +7277,19 @@
         </w:tc>
         <w:tc>
           <w:tcPr>
-            <w:tcW w:type="dxa" w:w="752"/>
-          </w:tcPr>
-          <w:p>
-            <w:pPr>
-              <w:spacing w:before="20" w:after="20"/>
-              <w:jc w:val="center"/>
-            </w:pPr>
-            <w:r/>
-            <w:r>
-              <w:rPr>
-                <w:rFonts w:ascii="Times New Roman" w:hAnsi="Times New Roman" w:eastAsia="Times New Roman"/>
-                <w:b w:val="0"/>
-                <w:sz w:val="13"/>
+            <w:tcW w:type="dxa" w:w="821"/>
+          </w:tcPr>
+          <w:p>
+            <w:pPr>
+              <w:spacing w:before="20" w:after="20"/>
+              <w:jc w:val="center"/>
+            </w:pPr>
+            <w:r/>
+            <w:r>
+              <w:rPr>
+                <w:rFonts w:ascii="Times New Roman" w:hAnsi="Times New Roman" w:eastAsia="Times New Roman"/>
+                <w:b w:val="0"/>
+                <w:sz w:val="14"/>
               </w:rPr>
               <w:t>0.9917</w:t>
             </w:r>
@@ -6898,19 +7297,19 @@
         </w:tc>
         <w:tc>
           <w:tcPr>
-            <w:tcW w:type="dxa" w:w="752"/>
-          </w:tcPr>
-          <w:p>
-            <w:pPr>
-              <w:spacing w:before="20" w:after="20"/>
-              <w:jc w:val="center"/>
-            </w:pPr>
-            <w:r/>
-            <w:r>
-              <w:rPr>
-                <w:rFonts w:ascii="Times New Roman" w:hAnsi="Times New Roman" w:eastAsia="Times New Roman"/>
-                <w:b w:val="0"/>
-                <w:sz w:val="13"/>
+            <w:tcW w:type="dxa" w:w="821"/>
+          </w:tcPr>
+          <w:p>
+            <w:pPr>
+              <w:spacing w:before="20" w:after="20"/>
+              <w:jc w:val="center"/>
+            </w:pPr>
+            <w:r/>
+            <w:r>
+              <w:rPr>
+                <w:rFonts w:ascii="Times New Roman" w:hAnsi="Times New Roman" w:eastAsia="Times New Roman"/>
+                <w:b w:val="0"/>
+                <w:sz w:val="14"/>
               </w:rPr>
               <w:t>0.9980</w:t>
             </w:r>
@@ -6918,19 +7317,19 @@
         </w:tc>
         <w:tc>
           <w:tcPr>
-            <w:tcW w:type="dxa" w:w="752"/>
-          </w:tcPr>
-          <w:p>
-            <w:pPr>
-              <w:spacing w:before="20" w:after="20"/>
-              <w:jc w:val="center"/>
-            </w:pPr>
-            <w:r/>
-            <w:r>
-              <w:rPr>
-                <w:rFonts w:ascii="Times New Roman" w:hAnsi="Times New Roman" w:eastAsia="Times New Roman"/>
-                <w:b w:val="0"/>
-                <w:sz w:val="13"/>
+            <w:tcW w:type="dxa" w:w="821"/>
+          </w:tcPr>
+          <w:p>
+            <w:pPr>
+              <w:spacing w:before="20" w:after="20"/>
+              <w:jc w:val="center"/>
+            </w:pPr>
+            <w:r/>
+            <w:r>
+              <w:rPr>
+                <w:rFonts w:ascii="Times New Roman" w:hAnsi="Times New Roman" w:eastAsia="Times New Roman"/>
+                <w:b w:val="0"/>
+                <w:sz w:val="14"/>
               </w:rPr>
               <w:t>0.9980</w:t>
             </w:r>
@@ -6938,19 +7337,19 @@
         </w:tc>
         <w:tc>
           <w:tcPr>
-            <w:tcW w:type="dxa" w:w="752"/>
-          </w:tcPr>
-          <w:p>
-            <w:pPr>
-              <w:spacing w:before="20" w:after="20"/>
-              <w:jc w:val="center"/>
-            </w:pPr>
-            <w:r/>
-            <w:r>
-              <w:rPr>
-                <w:rFonts w:ascii="Times New Roman" w:hAnsi="Times New Roman" w:eastAsia="Times New Roman"/>
-                <w:b w:val="0"/>
-                <w:sz w:val="13"/>
+            <w:tcW w:type="dxa" w:w="821"/>
+          </w:tcPr>
+          <w:p>
+            <w:pPr>
+              <w:spacing w:before="20" w:after="20"/>
+              <w:jc w:val="center"/>
+            </w:pPr>
+            <w:r/>
+            <w:r>
+              <w:rPr>
+                <w:rFonts w:ascii="Times New Roman" w:hAnsi="Times New Roman" w:eastAsia="Times New Roman"/>
+                <w:b w:val="0"/>
+                <w:sz w:val="14"/>
               </w:rPr>
               <w:t>0.9980</w:t>
             </w:r>
@@ -6958,19 +7357,19 @@
         </w:tc>
         <w:tc>
           <w:tcPr>
-            <w:tcW w:type="dxa" w:w="752"/>
-          </w:tcPr>
-          <w:p>
-            <w:pPr>
-              <w:spacing w:before="20" w:after="20"/>
-              <w:jc w:val="center"/>
-            </w:pPr>
-            <w:r/>
-            <w:r>
-              <w:rPr>
-                <w:rFonts w:ascii="Times New Roman" w:hAnsi="Times New Roman" w:eastAsia="Times New Roman"/>
-                <w:b w:val="0"/>
-                <w:sz w:val="13"/>
+            <w:tcW w:type="dxa" w:w="821"/>
+          </w:tcPr>
+          <w:p>
+            <w:pPr>
+              <w:spacing w:before="20" w:after="20"/>
+              <w:jc w:val="center"/>
+            </w:pPr>
+            <w:r/>
+            <w:r>
+              <w:rPr>
+                <w:rFonts w:ascii="Times New Roman" w:hAnsi="Times New Roman" w:eastAsia="Times New Roman"/>
+                <w:b w:val="0"/>
+                <w:sz w:val="14"/>
               </w:rPr>
               <w:t>0.9980</w:t>
             </w:r>
@@ -6983,26 +7382,19 @@
         </w:trPr>
         <w:tc>
           <w:tcPr>
-            <w:tcW w:type="dxa" w:w="752"/>
-            <w:vMerge/>
-          </w:tcPr>
-          <w:p/>
-        </w:tc>
-        <w:tc>
-          <w:tcPr>
-            <w:tcW w:type="dxa" w:w="752"/>
-          </w:tcPr>
-          <w:p>
-            <w:pPr>
-              <w:spacing w:before="20" w:after="20"/>
-              <w:jc w:val="center"/>
-            </w:pPr>
-            <w:r/>
-            <w:r>
-              <w:rPr>
-                <w:rFonts w:ascii="Times New Roman" w:hAnsi="Times New Roman" w:eastAsia="Times New Roman"/>
-                <w:b w:val="0"/>
-                <w:sz w:val="13"/>
+            <w:tcW w:type="dxa" w:w="821"/>
+          </w:tcPr>
+          <w:p>
+            <w:pPr>
+              <w:spacing w:before="20" w:after="20"/>
+              <w:jc w:val="left"/>
+            </w:pPr>
+            <w:r/>
+            <w:r>
+              <w:rPr>
+                <w:rFonts w:ascii="Times New Roman" w:hAnsi="Times New Roman" w:eastAsia="Times New Roman"/>
+                <w:b w:val="0"/>
+                <w:sz w:val="14"/>
               </w:rPr>
               <w:t>0.00002</w:t>
             </w:r>
@@ -7010,19 +7402,19 @@
         </w:tc>
         <w:tc>
           <w:tcPr>
-            <w:tcW w:type="dxa" w:w="752"/>
-          </w:tcPr>
-          <w:p>
-            <w:pPr>
-              <w:spacing w:before="20" w:after="20"/>
-              <w:jc w:val="center"/>
-            </w:pPr>
-            <w:r/>
-            <w:r>
-              <w:rPr>
-                <w:rFonts w:ascii="Times New Roman" w:hAnsi="Times New Roman" w:eastAsia="Times New Roman"/>
-                <w:b w:val="0"/>
-                <w:sz w:val="13"/>
+            <w:tcW w:type="dxa" w:w="821"/>
+          </w:tcPr>
+          <w:p>
+            <w:pPr>
+              <w:spacing w:before="20" w:after="20"/>
+              <w:jc w:val="center"/>
+            </w:pPr>
+            <w:r/>
+            <w:r>
+              <w:rPr>
+                <w:rFonts w:ascii="Times New Roman" w:hAnsi="Times New Roman" w:eastAsia="Times New Roman"/>
+                <w:b w:val="0"/>
+                <w:sz w:val="14"/>
               </w:rPr>
               <w:t>32</w:t>
             </w:r>
@@ -7030,19 +7422,19 @@
         </w:tc>
         <w:tc>
           <w:tcPr>
-            <w:tcW w:type="dxa" w:w="752"/>
-          </w:tcPr>
-          <w:p>
-            <w:pPr>
-              <w:spacing w:before="20" w:after="20"/>
-              <w:jc w:val="center"/>
-            </w:pPr>
-            <w:r/>
-            <w:r>
-              <w:rPr>
-                <w:rFonts w:ascii="Times New Roman" w:hAnsi="Times New Roman" w:eastAsia="Times New Roman"/>
-                <w:b w:val="0"/>
-                <w:sz w:val="13"/>
+            <w:tcW w:type="dxa" w:w="821"/>
+          </w:tcPr>
+          <w:p>
+            <w:pPr>
+              <w:spacing w:before="20" w:after="20"/>
+              <w:jc w:val="center"/>
+            </w:pPr>
+            <w:r/>
+            <w:r>
+              <w:rPr>
+                <w:rFonts w:ascii="Times New Roman" w:hAnsi="Times New Roman" w:eastAsia="Times New Roman"/>
+                <w:b w:val="0"/>
+                <w:sz w:val="14"/>
               </w:rPr>
               <w:t>0.01</w:t>
             </w:r>
@@ -7050,19 +7442,19 @@
         </w:tc>
         <w:tc>
           <w:tcPr>
-            <w:tcW w:type="dxa" w:w="752"/>
-          </w:tcPr>
-          <w:p>
-            <w:pPr>
-              <w:spacing w:before="20" w:after="20"/>
-              <w:jc w:val="center"/>
-            </w:pPr>
-            <w:r/>
-            <w:r>
-              <w:rPr>
-                <w:rFonts w:ascii="Times New Roman" w:hAnsi="Times New Roman" w:eastAsia="Times New Roman"/>
-                <w:b w:val="0"/>
-                <w:sz w:val="13"/>
+            <w:tcW w:type="dxa" w:w="821"/>
+          </w:tcPr>
+          <w:p>
+            <w:pPr>
+              <w:spacing w:before="20" w:after="20"/>
+              <w:jc w:val="center"/>
+            </w:pPr>
+            <w:r/>
+            <w:r>
+              <w:rPr>
+                <w:rFonts w:ascii="Times New Roman" w:hAnsi="Times New Roman" w:eastAsia="Times New Roman"/>
+                <w:b w:val="0"/>
+                <w:sz w:val="14"/>
               </w:rPr>
               <w:t>0.9930</w:t>
             </w:r>
@@ -7070,19 +7462,19 @@
         </w:tc>
         <w:tc>
           <w:tcPr>
-            <w:tcW w:type="dxa" w:w="752"/>
-          </w:tcPr>
-          <w:p>
-            <w:pPr>
-              <w:spacing w:before="20" w:after="20"/>
-              <w:jc w:val="center"/>
-            </w:pPr>
-            <w:r/>
-            <w:r>
-              <w:rPr>
-                <w:rFonts w:ascii="Times New Roman" w:hAnsi="Times New Roman" w:eastAsia="Times New Roman"/>
-                <w:b w:val="0"/>
-                <w:sz w:val="13"/>
+            <w:tcW w:type="dxa" w:w="821"/>
+          </w:tcPr>
+          <w:p>
+            <w:pPr>
+              <w:spacing w:before="20" w:after="20"/>
+              <w:jc w:val="center"/>
+            </w:pPr>
+            <w:r/>
+            <w:r>
+              <w:rPr>
+                <w:rFonts w:ascii="Times New Roman" w:hAnsi="Times New Roman" w:eastAsia="Times New Roman"/>
+                <w:b w:val="0"/>
+                <w:sz w:val="14"/>
               </w:rPr>
               <w:t>0.9930</w:t>
             </w:r>
@@ -7090,19 +7482,19 @@
         </w:tc>
         <w:tc>
           <w:tcPr>
-            <w:tcW w:type="dxa" w:w="752"/>
-          </w:tcPr>
-          <w:p>
-            <w:pPr>
-              <w:spacing w:before="20" w:after="20"/>
-              <w:jc w:val="center"/>
-            </w:pPr>
-            <w:r/>
-            <w:r>
-              <w:rPr>
-                <w:rFonts w:ascii="Times New Roman" w:hAnsi="Times New Roman" w:eastAsia="Times New Roman"/>
-                <w:b w:val="0"/>
-                <w:sz w:val="13"/>
+            <w:tcW w:type="dxa" w:w="821"/>
+          </w:tcPr>
+          <w:p>
+            <w:pPr>
+              <w:spacing w:before="20" w:after="20"/>
+              <w:jc w:val="center"/>
+            </w:pPr>
+            <w:r/>
+            <w:r>
+              <w:rPr>
+                <w:rFonts w:ascii="Times New Roman" w:hAnsi="Times New Roman" w:eastAsia="Times New Roman"/>
+                <w:b w:val="0"/>
+                <w:sz w:val="14"/>
               </w:rPr>
               <w:t>0.9930</w:t>
             </w:r>
@@ -7110,19 +7502,19 @@
         </w:tc>
         <w:tc>
           <w:tcPr>
-            <w:tcW w:type="dxa" w:w="752"/>
-          </w:tcPr>
-          <w:p>
-            <w:pPr>
-              <w:spacing w:before="20" w:after="20"/>
-              <w:jc w:val="center"/>
-            </w:pPr>
-            <w:r/>
-            <w:r>
-              <w:rPr>
-                <w:rFonts w:ascii="Times New Roman" w:hAnsi="Times New Roman" w:eastAsia="Times New Roman"/>
-                <w:b w:val="0"/>
-                <w:sz w:val="13"/>
+            <w:tcW w:type="dxa" w:w="821"/>
+          </w:tcPr>
+          <w:p>
+            <w:pPr>
+              <w:spacing w:before="20" w:after="20"/>
+              <w:jc w:val="center"/>
+            </w:pPr>
+            <w:r/>
+            <w:r>
+              <w:rPr>
+                <w:rFonts w:ascii="Times New Roman" w:hAnsi="Times New Roman" w:eastAsia="Times New Roman"/>
+                <w:b w:val="0"/>
+                <w:sz w:val="14"/>
               </w:rPr>
               <w:t>0.9930</w:t>
             </w:r>
@@ -7130,19 +7522,19 @@
         </w:tc>
         <w:tc>
           <w:tcPr>
-            <w:tcW w:type="dxa" w:w="752"/>
-          </w:tcPr>
-          <w:p>
-            <w:pPr>
-              <w:spacing w:before="20" w:after="20"/>
-              <w:jc w:val="center"/>
-            </w:pPr>
-            <w:r/>
-            <w:r>
-              <w:rPr>
-                <w:rFonts w:ascii="Times New Roman" w:hAnsi="Times New Roman" w:eastAsia="Times New Roman"/>
-                <w:b w:val="0"/>
-                <w:sz w:val="13"/>
+            <w:tcW w:type="dxa" w:w="821"/>
+          </w:tcPr>
+          <w:p>
+            <w:pPr>
+              <w:spacing w:before="20" w:after="20"/>
+              <w:jc w:val="center"/>
+            </w:pPr>
+            <w:r/>
+            <w:r>
+              <w:rPr>
+                <w:rFonts w:ascii="Times New Roman" w:hAnsi="Times New Roman" w:eastAsia="Times New Roman"/>
+                <w:b w:val="0"/>
+                <w:sz w:val="14"/>
               </w:rPr>
               <w:t>0.9953</w:t>
             </w:r>
@@ -7150,19 +7542,19 @@
         </w:tc>
         <w:tc>
           <w:tcPr>
-            <w:tcW w:type="dxa" w:w="752"/>
-          </w:tcPr>
-          <w:p>
-            <w:pPr>
-              <w:spacing w:before="20" w:after="20"/>
-              <w:jc w:val="center"/>
-            </w:pPr>
-            <w:r/>
-            <w:r>
-              <w:rPr>
-                <w:rFonts w:ascii="Times New Roman" w:hAnsi="Times New Roman" w:eastAsia="Times New Roman"/>
-                <w:b w:val="0"/>
-                <w:sz w:val="13"/>
+            <w:tcW w:type="dxa" w:w="821"/>
+          </w:tcPr>
+          <w:p>
+            <w:pPr>
+              <w:spacing w:before="20" w:after="20"/>
+              <w:jc w:val="center"/>
+            </w:pPr>
+            <w:r/>
+            <w:r>
+              <w:rPr>
+                <w:rFonts w:ascii="Times New Roman" w:hAnsi="Times New Roman" w:eastAsia="Times New Roman"/>
+                <w:b w:val="0"/>
+                <w:sz w:val="14"/>
               </w:rPr>
               <w:t>0.9954</w:t>
             </w:r>
@@ -7170,19 +7562,19 @@
         </w:tc>
         <w:tc>
           <w:tcPr>
-            <w:tcW w:type="dxa" w:w="752"/>
-          </w:tcPr>
-          <w:p>
-            <w:pPr>
-              <w:spacing w:before="20" w:after="20"/>
-              <w:jc w:val="center"/>
-            </w:pPr>
-            <w:r/>
-            <w:r>
-              <w:rPr>
-                <w:rFonts w:ascii="Times New Roman" w:hAnsi="Times New Roman" w:eastAsia="Times New Roman"/>
-                <w:b w:val="0"/>
-                <w:sz w:val="13"/>
+            <w:tcW w:type="dxa" w:w="821"/>
+          </w:tcPr>
+          <w:p>
+            <w:pPr>
+              <w:spacing w:before="20" w:after="20"/>
+              <w:jc w:val="center"/>
+            </w:pPr>
+            <w:r/>
+            <w:r>
+              <w:rPr>
+                <w:rFonts w:ascii="Times New Roman" w:hAnsi="Times New Roman" w:eastAsia="Times New Roman"/>
+                <w:b w:val="0"/>
+                <w:sz w:val="14"/>
               </w:rPr>
               <w:t>0.9953</w:t>
             </w:r>
@@ -7190,19 +7582,19 @@
         </w:tc>
         <w:tc>
           <w:tcPr>
-            <w:tcW w:type="dxa" w:w="752"/>
-          </w:tcPr>
-          <w:p>
-            <w:pPr>
-              <w:spacing w:before="20" w:after="20"/>
-              <w:jc w:val="center"/>
-            </w:pPr>
-            <w:r/>
-            <w:r>
-              <w:rPr>
-                <w:rFonts w:ascii="Times New Roman" w:hAnsi="Times New Roman" w:eastAsia="Times New Roman"/>
-                <w:b w:val="0"/>
-                <w:sz w:val="13"/>
+            <w:tcW w:type="dxa" w:w="821"/>
+          </w:tcPr>
+          <w:p>
+            <w:pPr>
+              <w:spacing w:before="20" w:after="20"/>
+              <w:jc w:val="center"/>
+            </w:pPr>
+            <w:r/>
+            <w:r>
+              <w:rPr>
+                <w:rFonts w:ascii="Times New Roman" w:hAnsi="Times New Roman" w:eastAsia="Times New Roman"/>
+                <w:b w:val="0"/>
+                <w:sz w:val="14"/>
               </w:rPr>
               <w:t>0.9953</w:t>
             </w:r>
@@ -7215,26 +7607,19 @@
         </w:trPr>
         <w:tc>
           <w:tcPr>
-            <w:tcW w:type="dxa" w:w="752"/>
-            <w:vMerge/>
-          </w:tcPr>
-          <w:p/>
-        </w:tc>
-        <w:tc>
-          <w:tcPr>
-            <w:tcW w:type="dxa" w:w="752"/>
-          </w:tcPr>
-          <w:p>
-            <w:pPr>
-              <w:spacing w:before="20" w:after="20"/>
-              <w:jc w:val="center"/>
-            </w:pPr>
-            <w:r/>
-            <w:r>
-              <w:rPr>
-                <w:rFonts w:ascii="Times New Roman" w:hAnsi="Times New Roman" w:eastAsia="Times New Roman"/>
-                <w:b w:val="0"/>
-                <w:sz w:val="13"/>
+            <w:tcW w:type="dxa" w:w="821"/>
+          </w:tcPr>
+          <w:p>
+            <w:pPr>
+              <w:spacing w:before="20" w:after="20"/>
+              <w:jc w:val="left"/>
+            </w:pPr>
+            <w:r/>
+            <w:r>
+              <w:rPr>
+                <w:rFonts w:ascii="Times New Roman" w:hAnsi="Times New Roman" w:eastAsia="Times New Roman"/>
+                <w:b w:val="0"/>
+                <w:sz w:val="14"/>
               </w:rPr>
               <w:t>0.00003</w:t>
             </w:r>
@@ -7242,19 +7627,19 @@
         </w:tc>
         <w:tc>
           <w:tcPr>
-            <w:tcW w:type="dxa" w:w="752"/>
-          </w:tcPr>
-          <w:p>
-            <w:pPr>
-              <w:spacing w:before="20" w:after="20"/>
-              <w:jc w:val="center"/>
-            </w:pPr>
-            <w:r/>
-            <w:r>
-              <w:rPr>
-                <w:rFonts w:ascii="Times New Roman" w:hAnsi="Times New Roman" w:eastAsia="Times New Roman"/>
-                <w:b w:val="0"/>
-                <w:sz w:val="13"/>
+            <w:tcW w:type="dxa" w:w="821"/>
+          </w:tcPr>
+          <w:p>
+            <w:pPr>
+              <w:spacing w:before="20" w:after="20"/>
+              <w:jc w:val="center"/>
+            </w:pPr>
+            <w:r/>
+            <w:r>
+              <w:rPr>
+                <w:rFonts w:ascii="Times New Roman" w:hAnsi="Times New Roman" w:eastAsia="Times New Roman"/>
+                <w:b w:val="0"/>
+                <w:sz w:val="14"/>
               </w:rPr>
               <w:t>32</w:t>
             </w:r>
@@ -7262,19 +7647,19 @@
         </w:tc>
         <w:tc>
           <w:tcPr>
-            <w:tcW w:type="dxa" w:w="752"/>
-          </w:tcPr>
-          <w:p>
-            <w:pPr>
-              <w:spacing w:before="20" w:after="20"/>
-              <w:jc w:val="center"/>
-            </w:pPr>
-            <w:r/>
-            <w:r>
-              <w:rPr>
-                <w:rFonts w:ascii="Times New Roman" w:hAnsi="Times New Roman" w:eastAsia="Times New Roman"/>
-                <w:b w:val="0"/>
-                <w:sz w:val="13"/>
+            <w:tcW w:type="dxa" w:w="821"/>
+          </w:tcPr>
+          <w:p>
+            <w:pPr>
+              <w:spacing w:before="20" w:after="20"/>
+              <w:jc w:val="center"/>
+            </w:pPr>
+            <w:r/>
+            <w:r>
+              <w:rPr>
+                <w:rFonts w:ascii="Times New Roman" w:hAnsi="Times New Roman" w:eastAsia="Times New Roman"/>
+                <w:b w:val="0"/>
+                <w:sz w:val="14"/>
               </w:rPr>
               <w:t>0.01</w:t>
             </w:r>
@@ -7282,19 +7667,19 @@
         </w:tc>
         <w:tc>
           <w:tcPr>
-            <w:tcW w:type="dxa" w:w="752"/>
-          </w:tcPr>
-          <w:p>
-            <w:pPr>
-              <w:spacing w:before="20" w:after="20"/>
-              <w:jc w:val="center"/>
-            </w:pPr>
-            <w:r/>
-            <w:r>
-              <w:rPr>
-                <w:rFonts w:ascii="Times New Roman" w:hAnsi="Times New Roman" w:eastAsia="Times New Roman"/>
-                <w:b w:val="0"/>
-                <w:sz w:val="13"/>
+            <w:tcW w:type="dxa" w:w="821"/>
+          </w:tcPr>
+          <w:p>
+            <w:pPr>
+              <w:spacing w:before="20" w:after="20"/>
+              <w:jc w:val="center"/>
+            </w:pPr>
+            <w:r/>
+            <w:r>
+              <w:rPr>
+                <w:rFonts w:ascii="Times New Roman" w:hAnsi="Times New Roman" w:eastAsia="Times New Roman"/>
+                <w:b w:val="0"/>
+                <w:sz w:val="14"/>
               </w:rPr>
               <w:t>0.9920</w:t>
             </w:r>
@@ -7302,19 +7687,19 @@
         </w:tc>
         <w:tc>
           <w:tcPr>
-            <w:tcW w:type="dxa" w:w="752"/>
-          </w:tcPr>
-          <w:p>
-            <w:pPr>
-              <w:spacing w:before="20" w:after="20"/>
-              <w:jc w:val="center"/>
-            </w:pPr>
-            <w:r/>
-            <w:r>
-              <w:rPr>
-                <w:rFonts w:ascii="Times New Roman" w:hAnsi="Times New Roman" w:eastAsia="Times New Roman"/>
-                <w:b w:val="0"/>
-                <w:sz w:val="13"/>
+            <w:tcW w:type="dxa" w:w="821"/>
+          </w:tcPr>
+          <w:p>
+            <w:pPr>
+              <w:spacing w:before="20" w:after="20"/>
+              <w:jc w:val="center"/>
+            </w:pPr>
+            <w:r/>
+            <w:r>
+              <w:rPr>
+                <w:rFonts w:ascii="Times New Roman" w:hAnsi="Times New Roman" w:eastAsia="Times New Roman"/>
+                <w:b w:val="0"/>
+                <w:sz w:val="14"/>
               </w:rPr>
               <w:t>0.9921</w:t>
             </w:r>
@@ -7322,19 +7707,19 @@
         </w:tc>
         <w:tc>
           <w:tcPr>
-            <w:tcW w:type="dxa" w:w="752"/>
-          </w:tcPr>
-          <w:p>
-            <w:pPr>
-              <w:spacing w:before="20" w:after="20"/>
-              <w:jc w:val="center"/>
-            </w:pPr>
-            <w:r/>
-            <w:r>
-              <w:rPr>
-                <w:rFonts w:ascii="Times New Roman" w:hAnsi="Times New Roman" w:eastAsia="Times New Roman"/>
-                <w:b w:val="0"/>
-                <w:sz w:val="13"/>
+            <w:tcW w:type="dxa" w:w="821"/>
+          </w:tcPr>
+          <w:p>
+            <w:pPr>
+              <w:spacing w:before="20" w:after="20"/>
+              <w:jc w:val="center"/>
+            </w:pPr>
+            <w:r/>
+            <w:r>
+              <w:rPr>
+                <w:rFonts w:ascii="Times New Roman" w:hAnsi="Times New Roman" w:eastAsia="Times New Roman"/>
+                <w:b w:val="0"/>
+                <w:sz w:val="14"/>
               </w:rPr>
               <w:t>0.9920</w:t>
             </w:r>
@@ -7342,19 +7727,19 @@
         </w:tc>
         <w:tc>
           <w:tcPr>
-            <w:tcW w:type="dxa" w:w="752"/>
-          </w:tcPr>
-          <w:p>
-            <w:pPr>
-              <w:spacing w:before="20" w:after="20"/>
-              <w:jc w:val="center"/>
-            </w:pPr>
-            <w:r/>
-            <w:r>
-              <w:rPr>
-                <w:rFonts w:ascii="Times New Roman" w:hAnsi="Times New Roman" w:eastAsia="Times New Roman"/>
-                <w:b w:val="0"/>
-                <w:sz w:val="13"/>
+            <w:tcW w:type="dxa" w:w="821"/>
+          </w:tcPr>
+          <w:p>
+            <w:pPr>
+              <w:spacing w:before="20" w:after="20"/>
+              <w:jc w:val="center"/>
+            </w:pPr>
+            <w:r/>
+            <w:r>
+              <w:rPr>
+                <w:rFonts w:ascii="Times New Roman" w:hAnsi="Times New Roman" w:eastAsia="Times New Roman"/>
+                <w:b w:val="0"/>
+                <w:sz w:val="14"/>
               </w:rPr>
               <w:t>0.9920</w:t>
             </w:r>
@@ -7362,19 +7747,19 @@
         </w:tc>
         <w:tc>
           <w:tcPr>
-            <w:tcW w:type="dxa" w:w="752"/>
-          </w:tcPr>
-          <w:p>
-            <w:pPr>
-              <w:spacing w:before="20" w:after="20"/>
-              <w:jc w:val="center"/>
-            </w:pPr>
-            <w:r/>
-            <w:r>
-              <w:rPr>
-                <w:rFonts w:ascii="Times New Roman" w:hAnsi="Times New Roman" w:eastAsia="Times New Roman"/>
-                <w:b w:val="0"/>
-                <w:sz w:val="13"/>
+            <w:tcW w:type="dxa" w:w="821"/>
+          </w:tcPr>
+          <w:p>
+            <w:pPr>
+              <w:spacing w:before="20" w:after="20"/>
+              <w:jc w:val="center"/>
+            </w:pPr>
+            <w:r/>
+            <w:r>
+              <w:rPr>
+                <w:rFonts w:ascii="Times New Roman" w:hAnsi="Times New Roman" w:eastAsia="Times New Roman"/>
+                <w:b w:val="0"/>
+                <w:sz w:val="14"/>
               </w:rPr>
               <w:t>0.9964</w:t>
             </w:r>
@@ -7382,19 +7767,19 @@
         </w:tc>
         <w:tc>
           <w:tcPr>
-            <w:tcW w:type="dxa" w:w="752"/>
-          </w:tcPr>
-          <w:p>
-            <w:pPr>
-              <w:spacing w:before="20" w:after="20"/>
-              <w:jc w:val="center"/>
-            </w:pPr>
-            <w:r/>
-            <w:r>
-              <w:rPr>
-                <w:rFonts w:ascii="Times New Roman" w:hAnsi="Times New Roman" w:eastAsia="Times New Roman"/>
-                <w:b w:val="0"/>
-                <w:sz w:val="13"/>
+            <w:tcW w:type="dxa" w:w="821"/>
+          </w:tcPr>
+          <w:p>
+            <w:pPr>
+              <w:spacing w:before="20" w:after="20"/>
+              <w:jc w:val="center"/>
+            </w:pPr>
+            <w:r/>
+            <w:r>
+              <w:rPr>
+                <w:rFonts w:ascii="Times New Roman" w:hAnsi="Times New Roman" w:eastAsia="Times New Roman"/>
+                <w:b w:val="0"/>
+                <w:sz w:val="14"/>
               </w:rPr>
               <w:t>0.9964</w:t>
             </w:r>
@@ -7402,19 +7787,19 @@
         </w:tc>
         <w:tc>
           <w:tcPr>
-            <w:tcW w:type="dxa" w:w="752"/>
-          </w:tcPr>
-          <w:p>
-            <w:pPr>
-              <w:spacing w:before="20" w:after="20"/>
-              <w:jc w:val="center"/>
-            </w:pPr>
-            <w:r/>
-            <w:r>
-              <w:rPr>
-                <w:rFonts w:ascii="Times New Roman" w:hAnsi="Times New Roman" w:eastAsia="Times New Roman"/>
-                <w:b w:val="0"/>
-                <w:sz w:val="13"/>
+            <w:tcW w:type="dxa" w:w="821"/>
+          </w:tcPr>
+          <w:p>
+            <w:pPr>
+              <w:spacing w:before="20" w:after="20"/>
+              <w:jc w:val="center"/>
+            </w:pPr>
+            <w:r/>
+            <w:r>
+              <w:rPr>
+                <w:rFonts w:ascii="Times New Roman" w:hAnsi="Times New Roman" w:eastAsia="Times New Roman"/>
+                <w:b w:val="0"/>
+                <w:sz w:val="14"/>
               </w:rPr>
               <w:t>0.9964</w:t>
             </w:r>
@@ -7422,19 +7807,19 @@
         </w:tc>
         <w:tc>
           <w:tcPr>
-            <w:tcW w:type="dxa" w:w="752"/>
-          </w:tcPr>
-          <w:p>
-            <w:pPr>
-              <w:spacing w:before="20" w:after="20"/>
-              <w:jc w:val="center"/>
-            </w:pPr>
-            <w:r/>
-            <w:r>
-              <w:rPr>
-                <w:rFonts w:ascii="Times New Roman" w:hAnsi="Times New Roman" w:eastAsia="Times New Roman"/>
-                <w:b w:val="0"/>
-                <w:sz w:val="13"/>
+            <w:tcW w:type="dxa" w:w="821"/>
+          </w:tcPr>
+          <w:p>
+            <w:pPr>
+              <w:spacing w:before="20" w:after="20"/>
+              <w:jc w:val="center"/>
+            </w:pPr>
+            <w:r/>
+            <w:r>
+              <w:rPr>
+                <w:rFonts w:ascii="Times New Roman" w:hAnsi="Times New Roman" w:eastAsia="Times New Roman"/>
+                <w:b w:val="0"/>
+                <w:sz w:val="14"/>
               </w:rPr>
               <w:t>0.9964</w:t>
             </w:r>
@@ -7447,26 +7832,19 @@
         </w:trPr>
         <w:tc>
           <w:tcPr>
-            <w:tcW w:type="dxa" w:w="752"/>
-            <w:vMerge/>
-          </w:tcPr>
-          <w:p/>
-        </w:tc>
-        <w:tc>
-          <w:tcPr>
-            <w:tcW w:type="dxa" w:w="752"/>
-          </w:tcPr>
-          <w:p>
-            <w:pPr>
-              <w:spacing w:before="20" w:after="20"/>
-              <w:jc w:val="center"/>
-            </w:pPr>
-            <w:r/>
-            <w:r>
-              <w:rPr>
-                <w:rFonts w:ascii="Times New Roman" w:hAnsi="Times New Roman" w:eastAsia="Times New Roman"/>
-                <w:b w:val="0"/>
-                <w:sz w:val="13"/>
+            <w:tcW w:type="dxa" w:w="821"/>
+          </w:tcPr>
+          <w:p>
+            <w:pPr>
+              <w:spacing w:before="20" w:after="20"/>
+              <w:jc w:val="left"/>
+            </w:pPr>
+            <w:r/>
+            <w:r>
+              <w:rPr>
+                <w:rFonts w:ascii="Times New Roman" w:hAnsi="Times New Roman" w:eastAsia="Times New Roman"/>
+                <w:b w:val="0"/>
+                <w:sz w:val="14"/>
               </w:rPr>
               <w:t>0.00002</w:t>
             </w:r>
@@ -7474,19 +7852,19 @@
         </w:tc>
         <w:tc>
           <w:tcPr>
-            <w:tcW w:type="dxa" w:w="752"/>
-          </w:tcPr>
-          <w:p>
-            <w:pPr>
-              <w:spacing w:before="20" w:after="20"/>
-              <w:jc w:val="center"/>
-            </w:pPr>
-            <w:r/>
-            <w:r>
-              <w:rPr>
-                <w:rFonts w:ascii="Times New Roman" w:hAnsi="Times New Roman" w:eastAsia="Times New Roman"/>
-                <w:b w:val="0"/>
-                <w:sz w:val="13"/>
+            <w:tcW w:type="dxa" w:w="821"/>
+          </w:tcPr>
+          <w:p>
+            <w:pPr>
+              <w:spacing w:before="20" w:after="20"/>
+              <w:jc w:val="center"/>
+            </w:pPr>
+            <w:r/>
+            <w:r>
+              <w:rPr>
+                <w:rFonts w:ascii="Times New Roman" w:hAnsi="Times New Roman" w:eastAsia="Times New Roman"/>
+                <w:b w:val="0"/>
+                <w:sz w:val="14"/>
               </w:rPr>
               <w:t>16</w:t>
             </w:r>
@@ -7494,19 +7872,19 @@
         </w:tc>
         <w:tc>
           <w:tcPr>
-            <w:tcW w:type="dxa" w:w="752"/>
-          </w:tcPr>
-          <w:p>
-            <w:pPr>
-              <w:spacing w:before="20" w:after="20"/>
-              <w:jc w:val="center"/>
-            </w:pPr>
-            <w:r/>
-            <w:r>
-              <w:rPr>
-                <w:rFonts w:ascii="Times New Roman" w:hAnsi="Times New Roman" w:eastAsia="Times New Roman"/>
-                <w:b w:val="0"/>
-                <w:sz w:val="13"/>
+            <w:tcW w:type="dxa" w:w="821"/>
+          </w:tcPr>
+          <w:p>
+            <w:pPr>
+              <w:spacing w:before="20" w:after="20"/>
+              <w:jc w:val="center"/>
+            </w:pPr>
+            <w:r/>
+            <w:r>
+              <w:rPr>
+                <w:rFonts w:ascii="Times New Roman" w:hAnsi="Times New Roman" w:eastAsia="Times New Roman"/>
+                <w:b w:val="0"/>
+                <w:sz w:val="14"/>
               </w:rPr>
               <w:t>0.1</w:t>
             </w:r>
@@ -7514,19 +7892,19 @@
         </w:tc>
         <w:tc>
           <w:tcPr>
-            <w:tcW w:type="dxa" w:w="752"/>
-          </w:tcPr>
-          <w:p>
-            <w:pPr>
-              <w:spacing w:before="20" w:after="20"/>
-              <w:jc w:val="center"/>
-            </w:pPr>
-            <w:r/>
-            <w:r>
-              <w:rPr>
-                <w:rFonts w:ascii="Times New Roman" w:hAnsi="Times New Roman" w:eastAsia="Times New Roman"/>
-                <w:b w:val="0"/>
-                <w:sz w:val="13"/>
+            <w:tcW w:type="dxa" w:w="821"/>
+          </w:tcPr>
+          <w:p>
+            <w:pPr>
+              <w:spacing w:before="20" w:after="20"/>
+              <w:jc w:val="center"/>
+            </w:pPr>
+            <w:r/>
+            <w:r>
+              <w:rPr>
+                <w:rFonts w:ascii="Times New Roman" w:hAnsi="Times New Roman" w:eastAsia="Times New Roman"/>
+                <w:b w:val="0"/>
+                <w:sz w:val="14"/>
               </w:rPr>
               <w:t>0.9940</w:t>
             </w:r>
@@ -7534,19 +7912,19 @@
         </w:tc>
         <w:tc>
           <w:tcPr>
-            <w:tcW w:type="dxa" w:w="752"/>
-          </w:tcPr>
-          <w:p>
-            <w:pPr>
-              <w:spacing w:before="20" w:after="20"/>
-              <w:jc w:val="center"/>
-            </w:pPr>
-            <w:r/>
-            <w:r>
-              <w:rPr>
-                <w:rFonts w:ascii="Times New Roman" w:hAnsi="Times New Roman" w:eastAsia="Times New Roman"/>
-                <w:b w:val="0"/>
-                <w:sz w:val="13"/>
+            <w:tcW w:type="dxa" w:w="821"/>
+          </w:tcPr>
+          <w:p>
+            <w:pPr>
+              <w:spacing w:before="20" w:after="20"/>
+              <w:jc w:val="center"/>
+            </w:pPr>
+            <w:r/>
+            <w:r>
+              <w:rPr>
+                <w:rFonts w:ascii="Times New Roman" w:hAnsi="Times New Roman" w:eastAsia="Times New Roman"/>
+                <w:b w:val="0"/>
+                <w:sz w:val="14"/>
               </w:rPr>
               <w:t>0.9940</w:t>
             </w:r>
@@ -7554,19 +7932,19 @@
         </w:tc>
         <w:tc>
           <w:tcPr>
-            <w:tcW w:type="dxa" w:w="752"/>
-          </w:tcPr>
-          <w:p>
-            <w:pPr>
-              <w:spacing w:before="20" w:after="20"/>
-              <w:jc w:val="center"/>
-            </w:pPr>
-            <w:r/>
-            <w:r>
-              <w:rPr>
-                <w:rFonts w:ascii="Times New Roman" w:hAnsi="Times New Roman" w:eastAsia="Times New Roman"/>
-                <w:b w:val="0"/>
-                <w:sz w:val="13"/>
+            <w:tcW w:type="dxa" w:w="821"/>
+          </w:tcPr>
+          <w:p>
+            <w:pPr>
+              <w:spacing w:before="20" w:after="20"/>
+              <w:jc w:val="center"/>
+            </w:pPr>
+            <w:r/>
+            <w:r>
+              <w:rPr>
+                <w:rFonts w:ascii="Times New Roman" w:hAnsi="Times New Roman" w:eastAsia="Times New Roman"/>
+                <w:b w:val="0"/>
+                <w:sz w:val="14"/>
               </w:rPr>
               <w:t>0.9940</w:t>
             </w:r>
@@ -7574,19 +7952,19 @@
         </w:tc>
         <w:tc>
           <w:tcPr>
-            <w:tcW w:type="dxa" w:w="752"/>
-          </w:tcPr>
-          <w:p>
-            <w:pPr>
-              <w:spacing w:before="20" w:after="20"/>
-              <w:jc w:val="center"/>
-            </w:pPr>
-            <w:r/>
-            <w:r>
-              <w:rPr>
-                <w:rFonts w:ascii="Times New Roman" w:hAnsi="Times New Roman" w:eastAsia="Times New Roman"/>
-                <w:b w:val="0"/>
-                <w:sz w:val="13"/>
+            <w:tcW w:type="dxa" w:w="821"/>
+          </w:tcPr>
+          <w:p>
+            <w:pPr>
+              <w:spacing w:before="20" w:after="20"/>
+              <w:jc w:val="center"/>
+            </w:pPr>
+            <w:r/>
+            <w:r>
+              <w:rPr>
+                <w:rFonts w:ascii="Times New Roman" w:hAnsi="Times New Roman" w:eastAsia="Times New Roman"/>
+                <w:b w:val="0"/>
+                <w:sz w:val="14"/>
               </w:rPr>
               <w:t>0.9940</w:t>
             </w:r>
@@ -7594,19 +7972,19 @@
         </w:tc>
         <w:tc>
           <w:tcPr>
-            <w:tcW w:type="dxa" w:w="752"/>
-          </w:tcPr>
-          <w:p>
-            <w:pPr>
-              <w:spacing w:before="20" w:after="20"/>
-              <w:jc w:val="center"/>
-            </w:pPr>
-            <w:r/>
-            <w:r>
-              <w:rPr>
-                <w:rFonts w:ascii="Times New Roman" w:hAnsi="Times New Roman" w:eastAsia="Times New Roman"/>
-                <w:b w:val="0"/>
-                <w:sz w:val="13"/>
+            <w:tcW w:type="dxa" w:w="821"/>
+          </w:tcPr>
+          <w:p>
+            <w:pPr>
+              <w:spacing w:before="20" w:after="20"/>
+              <w:jc w:val="center"/>
+            </w:pPr>
+            <w:r/>
+            <w:r>
+              <w:rPr>
+                <w:rFonts w:ascii="Times New Roman" w:hAnsi="Times New Roman" w:eastAsia="Times New Roman"/>
+                <w:b w:val="0"/>
+                <w:sz w:val="14"/>
               </w:rPr>
               <w:t>0.9952</w:t>
             </w:r>
@@ -7614,19 +7992,19 @@
         </w:tc>
         <w:tc>
           <w:tcPr>
-            <w:tcW w:type="dxa" w:w="752"/>
-          </w:tcPr>
-          <w:p>
-            <w:pPr>
-              <w:spacing w:before="20" w:after="20"/>
-              <w:jc w:val="center"/>
-            </w:pPr>
-            <w:r/>
-            <w:r>
-              <w:rPr>
-                <w:rFonts w:ascii="Times New Roman" w:hAnsi="Times New Roman" w:eastAsia="Times New Roman"/>
-                <w:b w:val="0"/>
-                <w:sz w:val="13"/>
+            <w:tcW w:type="dxa" w:w="821"/>
+          </w:tcPr>
+          <w:p>
+            <w:pPr>
+              <w:spacing w:before="20" w:after="20"/>
+              <w:jc w:val="center"/>
+            </w:pPr>
+            <w:r/>
+            <w:r>
+              <w:rPr>
+                <w:rFonts w:ascii="Times New Roman" w:hAnsi="Times New Roman" w:eastAsia="Times New Roman"/>
+                <w:b w:val="0"/>
+                <w:sz w:val="14"/>
               </w:rPr>
               <w:t>0.9952</w:t>
             </w:r>
@@ -7634,19 +8012,19 @@
         </w:tc>
         <w:tc>
           <w:tcPr>
-            <w:tcW w:type="dxa" w:w="752"/>
-          </w:tcPr>
-          <w:p>
-            <w:pPr>
-              <w:spacing w:before="20" w:after="20"/>
-              <w:jc w:val="center"/>
-            </w:pPr>
-            <w:r/>
-            <w:r>
-              <w:rPr>
-                <w:rFonts w:ascii="Times New Roman" w:hAnsi="Times New Roman" w:eastAsia="Times New Roman"/>
-                <w:b w:val="0"/>
-                <w:sz w:val="13"/>
+            <w:tcW w:type="dxa" w:w="821"/>
+          </w:tcPr>
+          <w:p>
+            <w:pPr>
+              <w:spacing w:before="20" w:after="20"/>
+              <w:jc w:val="center"/>
+            </w:pPr>
+            <w:r/>
+            <w:r>
+              <w:rPr>
+                <w:rFonts w:ascii="Times New Roman" w:hAnsi="Times New Roman" w:eastAsia="Times New Roman"/>
+                <w:b w:val="0"/>
+                <w:sz w:val="14"/>
               </w:rPr>
               <w:t>0.9952</w:t>
             </w:r>
@@ -7654,19 +8032,19 @@
         </w:tc>
         <w:tc>
           <w:tcPr>
-            <w:tcW w:type="dxa" w:w="752"/>
-          </w:tcPr>
-          <w:p>
-            <w:pPr>
-              <w:spacing w:before="20" w:after="20"/>
-              <w:jc w:val="center"/>
-            </w:pPr>
-            <w:r/>
-            <w:r>
-              <w:rPr>
-                <w:rFonts w:ascii="Times New Roman" w:hAnsi="Times New Roman" w:eastAsia="Times New Roman"/>
-                <w:b w:val="0"/>
-                <w:sz w:val="13"/>
+            <w:tcW w:type="dxa" w:w="821"/>
+          </w:tcPr>
+          <w:p>
+            <w:pPr>
+              <w:spacing w:before="20" w:after="20"/>
+              <w:jc w:val="center"/>
+            </w:pPr>
+            <w:r/>
+            <w:r>
+              <w:rPr>
+                <w:rFonts w:ascii="Times New Roman" w:hAnsi="Times New Roman" w:eastAsia="Times New Roman"/>
+                <w:b w:val="0"/>
+                <w:sz w:val="14"/>
               </w:rPr>
               <w:t>0.9952</w:t>
             </w:r>
@@ -7679,26 +8057,19 @@
         </w:trPr>
         <w:tc>
           <w:tcPr>
-            <w:tcW w:type="dxa" w:w="752"/>
-            <w:vMerge/>
-          </w:tcPr>
-          <w:p/>
-        </w:tc>
-        <w:tc>
-          <w:tcPr>
-            <w:tcW w:type="dxa" w:w="752"/>
-          </w:tcPr>
-          <w:p>
-            <w:pPr>
-              <w:spacing w:before="20" w:after="20"/>
-              <w:jc w:val="center"/>
-            </w:pPr>
-            <w:r/>
-            <w:r>
-              <w:rPr>
-                <w:rFonts w:ascii="Times New Roman" w:hAnsi="Times New Roman" w:eastAsia="Times New Roman"/>
-                <w:b w:val="0"/>
-                <w:sz w:val="13"/>
+            <w:tcW w:type="dxa" w:w="821"/>
+          </w:tcPr>
+          <w:p>
+            <w:pPr>
+              <w:spacing w:before="20" w:after="20"/>
+              <w:jc w:val="left"/>
+            </w:pPr>
+            <w:r/>
+            <w:r>
+              <w:rPr>
+                <w:rFonts w:ascii="Times New Roman" w:hAnsi="Times New Roman" w:eastAsia="Times New Roman"/>
+                <w:b w:val="0"/>
+                <w:sz w:val="14"/>
               </w:rPr>
               <w:t>0.00003</w:t>
             </w:r>
@@ -7706,19 +8077,19 @@
         </w:tc>
         <w:tc>
           <w:tcPr>
-            <w:tcW w:type="dxa" w:w="752"/>
-          </w:tcPr>
-          <w:p>
-            <w:pPr>
-              <w:spacing w:before="20" w:after="20"/>
-              <w:jc w:val="center"/>
-            </w:pPr>
-            <w:r/>
-            <w:r>
-              <w:rPr>
-                <w:rFonts w:ascii="Times New Roman" w:hAnsi="Times New Roman" w:eastAsia="Times New Roman"/>
-                <w:b w:val="0"/>
-                <w:sz w:val="13"/>
+            <w:tcW w:type="dxa" w:w="821"/>
+          </w:tcPr>
+          <w:p>
+            <w:pPr>
+              <w:spacing w:before="20" w:after="20"/>
+              <w:jc w:val="center"/>
+            </w:pPr>
+            <w:r/>
+            <w:r>
+              <w:rPr>
+                <w:rFonts w:ascii="Times New Roman" w:hAnsi="Times New Roman" w:eastAsia="Times New Roman"/>
+                <w:b w:val="0"/>
+                <w:sz w:val="14"/>
               </w:rPr>
               <w:t>16</w:t>
             </w:r>
@@ -7726,19 +8097,19 @@
         </w:tc>
         <w:tc>
           <w:tcPr>
-            <w:tcW w:type="dxa" w:w="752"/>
-          </w:tcPr>
-          <w:p>
-            <w:pPr>
-              <w:spacing w:before="20" w:after="20"/>
-              <w:jc w:val="center"/>
-            </w:pPr>
-            <w:r/>
-            <w:r>
-              <w:rPr>
-                <w:rFonts w:ascii="Times New Roman" w:hAnsi="Times New Roman" w:eastAsia="Times New Roman"/>
-                <w:b w:val="0"/>
-                <w:sz w:val="13"/>
+            <w:tcW w:type="dxa" w:w="821"/>
+          </w:tcPr>
+          <w:p>
+            <w:pPr>
+              <w:spacing w:before="20" w:after="20"/>
+              <w:jc w:val="center"/>
+            </w:pPr>
+            <w:r/>
+            <w:r>
+              <w:rPr>
+                <w:rFonts w:ascii="Times New Roman" w:hAnsi="Times New Roman" w:eastAsia="Times New Roman"/>
+                <w:b w:val="0"/>
+                <w:sz w:val="14"/>
               </w:rPr>
               <w:t>0.1</w:t>
             </w:r>
@@ -7746,19 +8117,19 @@
         </w:tc>
         <w:tc>
           <w:tcPr>
-            <w:tcW w:type="dxa" w:w="752"/>
-          </w:tcPr>
-          <w:p>
-            <w:pPr>
-              <w:spacing w:before="20" w:after="20"/>
-              <w:jc w:val="center"/>
-            </w:pPr>
-            <w:r/>
-            <w:r>
-              <w:rPr>
-                <w:rFonts w:ascii="Times New Roman" w:hAnsi="Times New Roman" w:eastAsia="Times New Roman"/>
-                <w:b w:val="0"/>
-                <w:sz w:val="13"/>
+            <w:tcW w:type="dxa" w:w="821"/>
+          </w:tcPr>
+          <w:p>
+            <w:pPr>
+              <w:spacing w:before="20" w:after="20"/>
+              <w:jc w:val="center"/>
+            </w:pPr>
+            <w:r/>
+            <w:r>
+              <w:rPr>
+                <w:rFonts w:ascii="Times New Roman" w:hAnsi="Times New Roman" w:eastAsia="Times New Roman"/>
+                <w:b w:val="0"/>
+                <w:sz w:val="14"/>
               </w:rPr>
               <w:t>0.9940</w:t>
             </w:r>
@@ -7766,19 +8137,19 @@
         </w:tc>
         <w:tc>
           <w:tcPr>
-            <w:tcW w:type="dxa" w:w="752"/>
-          </w:tcPr>
-          <w:p>
-            <w:pPr>
-              <w:spacing w:before="20" w:after="20"/>
-              <w:jc w:val="center"/>
-            </w:pPr>
-            <w:r/>
-            <w:r>
-              <w:rPr>
-                <w:rFonts w:ascii="Times New Roman" w:hAnsi="Times New Roman" w:eastAsia="Times New Roman"/>
-                <w:b w:val="0"/>
-                <w:sz w:val="13"/>
+            <w:tcW w:type="dxa" w:w="821"/>
+          </w:tcPr>
+          <w:p>
+            <w:pPr>
+              <w:spacing w:before="20" w:after="20"/>
+              <w:jc w:val="center"/>
+            </w:pPr>
+            <w:r/>
+            <w:r>
+              <w:rPr>
+                <w:rFonts w:ascii="Times New Roman" w:hAnsi="Times New Roman" w:eastAsia="Times New Roman"/>
+                <w:b w:val="0"/>
+                <w:sz w:val="14"/>
               </w:rPr>
               <w:t>0.9940</w:t>
             </w:r>
@@ -7786,19 +8157,19 @@
         </w:tc>
         <w:tc>
           <w:tcPr>
-            <w:tcW w:type="dxa" w:w="752"/>
-          </w:tcPr>
-          <w:p>
-            <w:pPr>
-              <w:spacing w:before="20" w:after="20"/>
-              <w:jc w:val="center"/>
-            </w:pPr>
-            <w:r/>
-            <w:r>
-              <w:rPr>
-                <w:rFonts w:ascii="Times New Roman" w:hAnsi="Times New Roman" w:eastAsia="Times New Roman"/>
-                <w:b w:val="0"/>
-                <w:sz w:val="13"/>
+            <w:tcW w:type="dxa" w:w="821"/>
+          </w:tcPr>
+          <w:p>
+            <w:pPr>
+              <w:spacing w:before="20" w:after="20"/>
+              <w:jc w:val="center"/>
+            </w:pPr>
+            <w:r/>
+            <w:r>
+              <w:rPr>
+                <w:rFonts w:ascii="Times New Roman" w:hAnsi="Times New Roman" w:eastAsia="Times New Roman"/>
+                <w:b w:val="0"/>
+                <w:sz w:val="14"/>
               </w:rPr>
               <w:t>0.9940</w:t>
             </w:r>
@@ -7806,19 +8177,19 @@
         </w:tc>
         <w:tc>
           <w:tcPr>
-            <w:tcW w:type="dxa" w:w="752"/>
-          </w:tcPr>
-          <w:p>
-            <w:pPr>
-              <w:spacing w:before="20" w:after="20"/>
-              <w:jc w:val="center"/>
-            </w:pPr>
-            <w:r/>
-            <w:r>
-              <w:rPr>
-                <w:rFonts w:ascii="Times New Roman" w:hAnsi="Times New Roman" w:eastAsia="Times New Roman"/>
-                <w:b w:val="0"/>
-                <w:sz w:val="13"/>
+            <w:tcW w:type="dxa" w:w="821"/>
+          </w:tcPr>
+          <w:p>
+            <w:pPr>
+              <w:spacing w:before="20" w:after="20"/>
+              <w:jc w:val="center"/>
+            </w:pPr>
+            <w:r/>
+            <w:r>
+              <w:rPr>
+                <w:rFonts w:ascii="Times New Roman" w:hAnsi="Times New Roman" w:eastAsia="Times New Roman"/>
+                <w:b w:val="0"/>
+                <w:sz w:val="14"/>
               </w:rPr>
               <w:t>0.9940</w:t>
             </w:r>
@@ -7826,19 +8197,19 @@
         </w:tc>
         <w:tc>
           <w:tcPr>
-            <w:tcW w:type="dxa" w:w="752"/>
-          </w:tcPr>
-          <w:p>
-            <w:pPr>
-              <w:spacing w:before="20" w:after="20"/>
-              <w:jc w:val="center"/>
-            </w:pPr>
-            <w:r/>
-            <w:r>
-              <w:rPr>
-                <w:rFonts w:ascii="Times New Roman" w:hAnsi="Times New Roman" w:eastAsia="Times New Roman"/>
-                <w:b w:val="0"/>
-                <w:sz w:val="13"/>
+            <w:tcW w:type="dxa" w:w="821"/>
+          </w:tcPr>
+          <w:p>
+            <w:pPr>
+              <w:spacing w:before="20" w:after="20"/>
+              <w:jc w:val="center"/>
+            </w:pPr>
+            <w:r/>
+            <w:r>
+              <w:rPr>
+                <w:rFonts w:ascii="Times New Roman" w:hAnsi="Times New Roman" w:eastAsia="Times New Roman"/>
+                <w:b w:val="0"/>
+                <w:sz w:val="14"/>
               </w:rPr>
               <w:t>0.9972</w:t>
             </w:r>
@@ -7846,19 +8217,19 @@
         </w:tc>
         <w:tc>
           <w:tcPr>
-            <w:tcW w:type="dxa" w:w="752"/>
-          </w:tcPr>
-          <w:p>
-            <w:pPr>
-              <w:spacing w:before="20" w:after="20"/>
-              <w:jc w:val="center"/>
-            </w:pPr>
-            <w:r/>
-            <w:r>
-              <w:rPr>
-                <w:rFonts w:ascii="Times New Roman" w:hAnsi="Times New Roman" w:eastAsia="Times New Roman"/>
-                <w:b w:val="0"/>
-                <w:sz w:val="13"/>
+            <w:tcW w:type="dxa" w:w="821"/>
+          </w:tcPr>
+          <w:p>
+            <w:pPr>
+              <w:spacing w:before="20" w:after="20"/>
+              <w:jc w:val="center"/>
+            </w:pPr>
+            <w:r/>
+            <w:r>
+              <w:rPr>
+                <w:rFonts w:ascii="Times New Roman" w:hAnsi="Times New Roman" w:eastAsia="Times New Roman"/>
+                <w:b w:val="0"/>
+                <w:sz w:val="14"/>
               </w:rPr>
               <w:t>0.9972</w:t>
             </w:r>
@@ -7866,19 +8237,19 @@
         </w:tc>
         <w:tc>
           <w:tcPr>
-            <w:tcW w:type="dxa" w:w="752"/>
-          </w:tcPr>
-          <w:p>
-            <w:pPr>
-              <w:spacing w:before="20" w:after="20"/>
-              <w:jc w:val="center"/>
-            </w:pPr>
-            <w:r/>
-            <w:r>
-              <w:rPr>
-                <w:rFonts w:ascii="Times New Roman" w:hAnsi="Times New Roman" w:eastAsia="Times New Roman"/>
-                <w:b w:val="0"/>
-                <w:sz w:val="13"/>
+            <w:tcW w:type="dxa" w:w="821"/>
+          </w:tcPr>
+          <w:p>
+            <w:pPr>
+              <w:spacing w:before="20" w:after="20"/>
+              <w:jc w:val="center"/>
+            </w:pPr>
+            <w:r/>
+            <w:r>
+              <w:rPr>
+                <w:rFonts w:ascii="Times New Roman" w:hAnsi="Times New Roman" w:eastAsia="Times New Roman"/>
+                <w:b w:val="0"/>
+                <w:sz w:val="14"/>
               </w:rPr>
               <w:t>0.9972</w:t>
             </w:r>
@@ -7886,19 +8257,19 @@
         </w:tc>
         <w:tc>
           <w:tcPr>
-            <w:tcW w:type="dxa" w:w="752"/>
-          </w:tcPr>
-          <w:p>
-            <w:pPr>
-              <w:spacing w:before="20" w:after="20"/>
-              <w:jc w:val="center"/>
-            </w:pPr>
-            <w:r/>
-            <w:r>
-              <w:rPr>
-                <w:rFonts w:ascii="Times New Roman" w:hAnsi="Times New Roman" w:eastAsia="Times New Roman"/>
-                <w:b w:val="0"/>
-                <w:sz w:val="13"/>
+            <w:tcW w:type="dxa" w:w="821"/>
+          </w:tcPr>
+          <w:p>
+            <w:pPr>
+              <w:spacing w:before="20" w:after="20"/>
+              <w:jc w:val="center"/>
+            </w:pPr>
+            <w:r/>
+            <w:r>
+              <w:rPr>
+                <w:rFonts w:ascii="Times New Roman" w:hAnsi="Times New Roman" w:eastAsia="Times New Roman"/>
+                <w:b w:val="0"/>
+                <w:sz w:val="14"/>
               </w:rPr>
               <w:t>0.9972</w:t>
             </w:r>
@@ -7911,26 +8282,19 @@
         </w:trPr>
         <w:tc>
           <w:tcPr>
-            <w:tcW w:type="dxa" w:w="752"/>
-            <w:vMerge/>
-          </w:tcPr>
-          <w:p/>
-        </w:tc>
-        <w:tc>
-          <w:tcPr>
-            <w:tcW w:type="dxa" w:w="752"/>
-          </w:tcPr>
-          <w:p>
-            <w:pPr>
-              <w:spacing w:before="20" w:after="20"/>
-              <w:jc w:val="center"/>
-            </w:pPr>
-            <w:r/>
-            <w:r>
-              <w:rPr>
-                <w:rFonts w:ascii="Times New Roman" w:hAnsi="Times New Roman" w:eastAsia="Times New Roman"/>
-                <w:b w:val="0"/>
-                <w:sz w:val="13"/>
+            <w:tcW w:type="dxa" w:w="821"/>
+          </w:tcPr>
+          <w:p>
+            <w:pPr>
+              <w:spacing w:before="20" w:after="20"/>
+              <w:jc w:val="left"/>
+            </w:pPr>
+            <w:r/>
+            <w:r>
+              <w:rPr>
+                <w:rFonts w:ascii="Times New Roman" w:hAnsi="Times New Roman" w:eastAsia="Times New Roman"/>
+                <w:b w:val="0"/>
+                <w:sz w:val="14"/>
               </w:rPr>
               <w:t>0.00002</w:t>
             </w:r>
@@ -7938,19 +8302,19 @@
         </w:tc>
         <w:tc>
           <w:tcPr>
-            <w:tcW w:type="dxa" w:w="752"/>
-          </w:tcPr>
-          <w:p>
-            <w:pPr>
-              <w:spacing w:before="20" w:after="20"/>
-              <w:jc w:val="center"/>
-            </w:pPr>
-            <w:r/>
-            <w:r>
-              <w:rPr>
-                <w:rFonts w:ascii="Times New Roman" w:hAnsi="Times New Roman" w:eastAsia="Times New Roman"/>
-                <w:b w:val="0"/>
-                <w:sz w:val="13"/>
+            <w:tcW w:type="dxa" w:w="821"/>
+          </w:tcPr>
+          <w:p>
+            <w:pPr>
+              <w:spacing w:before="20" w:after="20"/>
+              <w:jc w:val="center"/>
+            </w:pPr>
+            <w:r/>
+            <w:r>
+              <w:rPr>
+                <w:rFonts w:ascii="Times New Roman" w:hAnsi="Times New Roman" w:eastAsia="Times New Roman"/>
+                <w:b w:val="0"/>
+                <w:sz w:val="14"/>
               </w:rPr>
               <w:t>32</w:t>
             </w:r>
@@ -7958,19 +8322,19 @@
         </w:tc>
         <w:tc>
           <w:tcPr>
-            <w:tcW w:type="dxa" w:w="752"/>
-          </w:tcPr>
-          <w:p>
-            <w:pPr>
-              <w:spacing w:before="20" w:after="20"/>
-              <w:jc w:val="center"/>
-            </w:pPr>
-            <w:r/>
-            <w:r>
-              <w:rPr>
-                <w:rFonts w:ascii="Times New Roman" w:hAnsi="Times New Roman" w:eastAsia="Times New Roman"/>
-                <w:b w:val="0"/>
-                <w:sz w:val="13"/>
+            <w:tcW w:type="dxa" w:w="821"/>
+          </w:tcPr>
+          <w:p>
+            <w:pPr>
+              <w:spacing w:before="20" w:after="20"/>
+              <w:jc w:val="center"/>
+            </w:pPr>
+            <w:r/>
+            <w:r>
+              <w:rPr>
+                <w:rFonts w:ascii="Times New Roman" w:hAnsi="Times New Roman" w:eastAsia="Times New Roman"/>
+                <w:b w:val="0"/>
+                <w:sz w:val="14"/>
               </w:rPr>
               <w:t>0.1</w:t>
             </w:r>
@@ -7978,19 +8342,19 @@
         </w:tc>
         <w:tc>
           <w:tcPr>
-            <w:tcW w:type="dxa" w:w="752"/>
-          </w:tcPr>
-          <w:p>
-            <w:pPr>
-              <w:spacing w:before="20" w:after="20"/>
-              <w:jc w:val="center"/>
-            </w:pPr>
-            <w:r/>
-            <w:r>
-              <w:rPr>
-                <w:rFonts w:ascii="Times New Roman" w:hAnsi="Times New Roman" w:eastAsia="Times New Roman"/>
-                <w:b w:val="0"/>
-                <w:sz w:val="13"/>
+            <w:tcW w:type="dxa" w:w="821"/>
+          </w:tcPr>
+          <w:p>
+            <w:pPr>
+              <w:spacing w:before="20" w:after="20"/>
+              <w:jc w:val="center"/>
+            </w:pPr>
+            <w:r/>
+            <w:r>
+              <w:rPr>
+                <w:rFonts w:ascii="Times New Roman" w:hAnsi="Times New Roman" w:eastAsia="Times New Roman"/>
+                <w:b w:val="0"/>
+                <w:sz w:val="14"/>
               </w:rPr>
               <w:t>0.9934</w:t>
             </w:r>
@@ -7998,19 +8362,19 @@
         </w:tc>
         <w:tc>
           <w:tcPr>
-            <w:tcW w:type="dxa" w:w="752"/>
-          </w:tcPr>
-          <w:p>
-            <w:pPr>
-              <w:spacing w:before="20" w:after="20"/>
-              <w:jc w:val="center"/>
-            </w:pPr>
-            <w:r/>
-            <w:r>
-              <w:rPr>
-                <w:rFonts w:ascii="Times New Roman" w:hAnsi="Times New Roman" w:eastAsia="Times New Roman"/>
-                <w:b w:val="0"/>
-                <w:sz w:val="13"/>
+            <w:tcW w:type="dxa" w:w="821"/>
+          </w:tcPr>
+          <w:p>
+            <w:pPr>
+              <w:spacing w:before="20" w:after="20"/>
+              <w:jc w:val="center"/>
+            </w:pPr>
+            <w:r/>
+            <w:r>
+              <w:rPr>
+                <w:rFonts w:ascii="Times New Roman" w:hAnsi="Times New Roman" w:eastAsia="Times New Roman"/>
+                <w:b w:val="0"/>
+                <w:sz w:val="14"/>
               </w:rPr>
               <w:t>0.9934</w:t>
             </w:r>
@@ -8018,19 +8382,19 @@
         </w:tc>
         <w:tc>
           <w:tcPr>
-            <w:tcW w:type="dxa" w:w="752"/>
-          </w:tcPr>
-          <w:p>
-            <w:pPr>
-              <w:spacing w:before="20" w:after="20"/>
-              <w:jc w:val="center"/>
-            </w:pPr>
-            <w:r/>
-            <w:r>
-              <w:rPr>
-                <w:rFonts w:ascii="Times New Roman" w:hAnsi="Times New Roman" w:eastAsia="Times New Roman"/>
-                <w:b w:val="0"/>
-                <w:sz w:val="13"/>
+            <w:tcW w:type="dxa" w:w="821"/>
+          </w:tcPr>
+          <w:p>
+            <w:pPr>
+              <w:spacing w:before="20" w:after="20"/>
+              <w:jc w:val="center"/>
+            </w:pPr>
+            <w:r/>
+            <w:r>
+              <w:rPr>
+                <w:rFonts w:ascii="Times New Roman" w:hAnsi="Times New Roman" w:eastAsia="Times New Roman"/>
+                <w:b w:val="0"/>
+                <w:sz w:val="14"/>
               </w:rPr>
               <w:t>0.9934</w:t>
             </w:r>
@@ -8038,19 +8402,19 @@
         </w:tc>
         <w:tc>
           <w:tcPr>
-            <w:tcW w:type="dxa" w:w="752"/>
-          </w:tcPr>
-          <w:p>
-            <w:pPr>
-              <w:spacing w:before="20" w:after="20"/>
-              <w:jc w:val="center"/>
-            </w:pPr>
-            <w:r/>
-            <w:r>
-              <w:rPr>
-                <w:rFonts w:ascii="Times New Roman" w:hAnsi="Times New Roman" w:eastAsia="Times New Roman"/>
-                <w:b w:val="0"/>
-                <w:sz w:val="13"/>
+            <w:tcW w:type="dxa" w:w="821"/>
+          </w:tcPr>
+          <w:p>
+            <w:pPr>
+              <w:spacing w:before="20" w:after="20"/>
+              <w:jc w:val="center"/>
+            </w:pPr>
+            <w:r/>
+            <w:r>
+              <w:rPr>
+                <w:rFonts w:ascii="Times New Roman" w:hAnsi="Times New Roman" w:eastAsia="Times New Roman"/>
+                <w:b w:val="0"/>
+                <w:sz w:val="14"/>
               </w:rPr>
               <w:t>0.9934</w:t>
             </w:r>
@@ -8058,19 +8422,19 @@
         </w:tc>
         <w:tc>
           <w:tcPr>
-            <w:tcW w:type="dxa" w:w="752"/>
-          </w:tcPr>
-          <w:p>
-            <w:pPr>
-              <w:spacing w:before="20" w:after="20"/>
-              <w:jc w:val="center"/>
-            </w:pPr>
-            <w:r/>
-            <w:r>
-              <w:rPr>
-                <w:rFonts w:ascii="Times New Roman" w:hAnsi="Times New Roman" w:eastAsia="Times New Roman"/>
-                <w:b w:val="0"/>
-                <w:sz w:val="13"/>
+            <w:tcW w:type="dxa" w:w="821"/>
+          </w:tcPr>
+          <w:p>
+            <w:pPr>
+              <w:spacing w:before="20" w:after="20"/>
+              <w:jc w:val="center"/>
+            </w:pPr>
+            <w:r/>
+            <w:r>
+              <w:rPr>
+                <w:rFonts w:ascii="Times New Roman" w:hAnsi="Times New Roman" w:eastAsia="Times New Roman"/>
+                <w:b w:val="0"/>
+                <w:sz w:val="14"/>
               </w:rPr>
               <w:t>0.9964</w:t>
             </w:r>
@@ -8078,19 +8442,19 @@
         </w:tc>
         <w:tc>
           <w:tcPr>
-            <w:tcW w:type="dxa" w:w="752"/>
-          </w:tcPr>
-          <w:p>
-            <w:pPr>
-              <w:spacing w:before="20" w:after="20"/>
-              <w:jc w:val="center"/>
-            </w:pPr>
-            <w:r/>
-            <w:r>
-              <w:rPr>
-                <w:rFonts w:ascii="Times New Roman" w:hAnsi="Times New Roman" w:eastAsia="Times New Roman"/>
-                <w:b w:val="0"/>
-                <w:sz w:val="13"/>
+            <w:tcW w:type="dxa" w:w="821"/>
+          </w:tcPr>
+          <w:p>
+            <w:pPr>
+              <w:spacing w:before="20" w:after="20"/>
+              <w:jc w:val="center"/>
+            </w:pPr>
+            <w:r/>
+            <w:r>
+              <w:rPr>
+                <w:rFonts w:ascii="Times New Roman" w:hAnsi="Times New Roman" w:eastAsia="Times New Roman"/>
+                <w:b w:val="0"/>
+                <w:sz w:val="14"/>
               </w:rPr>
               <w:t>0.9964</w:t>
             </w:r>
@@ -8098,19 +8462,19 @@
         </w:tc>
         <w:tc>
           <w:tcPr>
-            <w:tcW w:type="dxa" w:w="752"/>
-          </w:tcPr>
-          <w:p>
-            <w:pPr>
-              <w:spacing w:before="20" w:after="20"/>
-              <w:jc w:val="center"/>
-            </w:pPr>
-            <w:r/>
-            <w:r>
-              <w:rPr>
-                <w:rFonts w:ascii="Times New Roman" w:hAnsi="Times New Roman" w:eastAsia="Times New Roman"/>
-                <w:b w:val="0"/>
-                <w:sz w:val="13"/>
+            <w:tcW w:type="dxa" w:w="821"/>
+          </w:tcPr>
+          <w:p>
+            <w:pPr>
+              <w:spacing w:before="20" w:after="20"/>
+              <w:jc w:val="center"/>
+            </w:pPr>
+            <w:r/>
+            <w:r>
+              <w:rPr>
+                <w:rFonts w:ascii="Times New Roman" w:hAnsi="Times New Roman" w:eastAsia="Times New Roman"/>
+                <w:b w:val="0"/>
+                <w:sz w:val="14"/>
               </w:rPr>
               <w:t>0.9964</w:t>
             </w:r>
@@ -8118,19 +8482,19 @@
         </w:tc>
         <w:tc>
           <w:tcPr>
-            <w:tcW w:type="dxa" w:w="752"/>
-          </w:tcPr>
-          <w:p>
-            <w:pPr>
-              <w:spacing w:before="20" w:after="20"/>
-              <w:jc w:val="center"/>
-            </w:pPr>
-            <w:r/>
-            <w:r>
-              <w:rPr>
-                <w:rFonts w:ascii="Times New Roman" w:hAnsi="Times New Roman" w:eastAsia="Times New Roman"/>
-                <w:b w:val="0"/>
-                <w:sz w:val="13"/>
+            <w:tcW w:type="dxa" w:w="821"/>
+          </w:tcPr>
+          <w:p>
+            <w:pPr>
+              <w:spacing w:before="20" w:after="20"/>
+              <w:jc w:val="center"/>
+            </w:pPr>
+            <w:r/>
+            <w:r>
+              <w:rPr>
+                <w:rFonts w:ascii="Times New Roman" w:hAnsi="Times New Roman" w:eastAsia="Times New Roman"/>
+                <w:b w:val="0"/>
+                <w:sz w:val="14"/>
               </w:rPr>
               <w:t>0.9964</w:t>
             </w:r>
@@ -8143,26 +8507,19 @@
         </w:trPr>
         <w:tc>
           <w:tcPr>
-            <w:tcW w:type="dxa" w:w="752"/>
-            <w:vMerge/>
-          </w:tcPr>
-          <w:p/>
-        </w:tc>
-        <w:tc>
-          <w:tcPr>
-            <w:tcW w:type="dxa" w:w="752"/>
-          </w:tcPr>
-          <w:p>
-            <w:pPr>
-              <w:spacing w:before="20" w:after="20"/>
-              <w:jc w:val="center"/>
-            </w:pPr>
-            <w:r/>
-            <w:r>
-              <w:rPr>
-                <w:rFonts w:ascii="Times New Roman" w:hAnsi="Times New Roman" w:eastAsia="Times New Roman"/>
-                <w:b w:val="0"/>
-                <w:sz w:val="13"/>
+            <w:tcW w:type="dxa" w:w="821"/>
+          </w:tcPr>
+          <w:p>
+            <w:pPr>
+              <w:spacing w:before="20" w:after="20"/>
+              <w:jc w:val="left"/>
+            </w:pPr>
+            <w:r/>
+            <w:r>
+              <w:rPr>
+                <w:rFonts w:ascii="Times New Roman" w:hAnsi="Times New Roman" w:eastAsia="Times New Roman"/>
+                <w:b w:val="0"/>
+                <w:sz w:val="14"/>
               </w:rPr>
               <w:t>0.00003</w:t>
             </w:r>
@@ -8170,19 +8527,19 @@
         </w:tc>
         <w:tc>
           <w:tcPr>
-            <w:tcW w:type="dxa" w:w="752"/>
-          </w:tcPr>
-          <w:p>
-            <w:pPr>
-              <w:spacing w:before="20" w:after="20"/>
-              <w:jc w:val="center"/>
-            </w:pPr>
-            <w:r/>
-            <w:r>
-              <w:rPr>
-                <w:rFonts w:ascii="Times New Roman" w:hAnsi="Times New Roman" w:eastAsia="Times New Roman"/>
-                <w:b w:val="0"/>
-                <w:sz w:val="13"/>
+            <w:tcW w:type="dxa" w:w="821"/>
+          </w:tcPr>
+          <w:p>
+            <w:pPr>
+              <w:spacing w:before="20" w:after="20"/>
+              <w:jc w:val="center"/>
+            </w:pPr>
+            <w:r/>
+            <w:r>
+              <w:rPr>
+                <w:rFonts w:ascii="Times New Roman" w:hAnsi="Times New Roman" w:eastAsia="Times New Roman"/>
+                <w:b w:val="0"/>
+                <w:sz w:val="14"/>
               </w:rPr>
               <w:t>32</w:t>
             </w:r>
@@ -8190,19 +8547,19 @@
         </w:tc>
         <w:tc>
           <w:tcPr>
-            <w:tcW w:type="dxa" w:w="752"/>
-          </w:tcPr>
-          <w:p>
-            <w:pPr>
-              <w:spacing w:before="20" w:after="20"/>
-              <w:jc w:val="center"/>
-            </w:pPr>
-            <w:r/>
-            <w:r>
-              <w:rPr>
-                <w:rFonts w:ascii="Times New Roman" w:hAnsi="Times New Roman" w:eastAsia="Times New Roman"/>
-                <w:b w:val="0"/>
-                <w:sz w:val="13"/>
+            <w:tcW w:type="dxa" w:w="821"/>
+          </w:tcPr>
+          <w:p>
+            <w:pPr>
+              <w:spacing w:before="20" w:after="20"/>
+              <w:jc w:val="center"/>
+            </w:pPr>
+            <w:r/>
+            <w:r>
+              <w:rPr>
+                <w:rFonts w:ascii="Times New Roman" w:hAnsi="Times New Roman" w:eastAsia="Times New Roman"/>
+                <w:b w:val="0"/>
+                <w:sz w:val="14"/>
               </w:rPr>
               <w:t>0.1</w:t>
             </w:r>
@@ -8210,19 +8567,19 @@
         </w:tc>
         <w:tc>
           <w:tcPr>
-            <w:tcW w:type="dxa" w:w="752"/>
-          </w:tcPr>
-          <w:p>
-            <w:pPr>
-              <w:spacing w:before="20" w:after="20"/>
-              <w:jc w:val="center"/>
-            </w:pPr>
-            <w:r/>
-            <w:r>
-              <w:rPr>
-                <w:rFonts w:ascii="Times New Roman" w:hAnsi="Times New Roman" w:eastAsia="Times New Roman"/>
-                <w:b w:val="0"/>
-                <w:sz w:val="13"/>
+            <w:tcW w:type="dxa" w:w="821"/>
+          </w:tcPr>
+          <w:p>
+            <w:pPr>
+              <w:spacing w:before="20" w:after="20"/>
+              <w:jc w:val="center"/>
+            </w:pPr>
+            <w:r/>
+            <w:r>
+              <w:rPr>
+                <w:rFonts w:ascii="Times New Roman" w:hAnsi="Times New Roman" w:eastAsia="Times New Roman"/>
+                <w:b w:val="0"/>
+                <w:sz w:val="14"/>
               </w:rPr>
               <w:t>0.9949</w:t>
             </w:r>
@@ -8230,19 +8587,19 @@
         </w:tc>
         <w:tc>
           <w:tcPr>
-            <w:tcW w:type="dxa" w:w="752"/>
-          </w:tcPr>
-          <w:p>
-            <w:pPr>
-              <w:spacing w:before="20" w:after="20"/>
-              <w:jc w:val="center"/>
-            </w:pPr>
-            <w:r/>
-            <w:r>
-              <w:rPr>
-                <w:rFonts w:ascii="Times New Roman" w:hAnsi="Times New Roman" w:eastAsia="Times New Roman"/>
-                <w:b w:val="0"/>
-                <w:sz w:val="13"/>
+            <w:tcW w:type="dxa" w:w="821"/>
+          </w:tcPr>
+          <w:p>
+            <w:pPr>
+              <w:spacing w:before="20" w:after="20"/>
+              <w:jc w:val="center"/>
+            </w:pPr>
+            <w:r/>
+            <w:r>
+              <w:rPr>
+                <w:rFonts w:ascii="Times New Roman" w:hAnsi="Times New Roman" w:eastAsia="Times New Roman"/>
+                <w:b w:val="0"/>
+                <w:sz w:val="14"/>
               </w:rPr>
               <w:t>0.9949</w:t>
             </w:r>
@@ -8250,19 +8607,19 @@
         </w:tc>
         <w:tc>
           <w:tcPr>
-            <w:tcW w:type="dxa" w:w="752"/>
-          </w:tcPr>
-          <w:p>
-            <w:pPr>
-              <w:spacing w:before="20" w:after="20"/>
-              <w:jc w:val="center"/>
-            </w:pPr>
-            <w:r/>
-            <w:r>
-              <w:rPr>
-                <w:rFonts w:ascii="Times New Roman" w:hAnsi="Times New Roman" w:eastAsia="Times New Roman"/>
-                <w:b w:val="0"/>
-                <w:sz w:val="13"/>
+            <w:tcW w:type="dxa" w:w="821"/>
+          </w:tcPr>
+          <w:p>
+            <w:pPr>
+              <w:spacing w:before="20" w:after="20"/>
+              <w:jc w:val="center"/>
+            </w:pPr>
+            <w:r/>
+            <w:r>
+              <w:rPr>
+                <w:rFonts w:ascii="Times New Roman" w:hAnsi="Times New Roman" w:eastAsia="Times New Roman"/>
+                <w:b w:val="0"/>
+                <w:sz w:val="14"/>
               </w:rPr>
               <w:t>0.9949</w:t>
             </w:r>
@@ -8270,19 +8627,19 @@
         </w:tc>
         <w:tc>
           <w:tcPr>
-            <w:tcW w:type="dxa" w:w="752"/>
-          </w:tcPr>
-          <w:p>
-            <w:pPr>
-              <w:spacing w:before="20" w:after="20"/>
-              <w:jc w:val="center"/>
-            </w:pPr>
-            <w:r/>
-            <w:r>
-              <w:rPr>
-                <w:rFonts w:ascii="Times New Roman" w:hAnsi="Times New Roman" w:eastAsia="Times New Roman"/>
-                <w:b w:val="0"/>
-                <w:sz w:val="13"/>
+            <w:tcW w:type="dxa" w:w="821"/>
+          </w:tcPr>
+          <w:p>
+            <w:pPr>
+              <w:spacing w:before="20" w:after="20"/>
+              <w:jc w:val="center"/>
+            </w:pPr>
+            <w:r/>
+            <w:r>
+              <w:rPr>
+                <w:rFonts w:ascii="Times New Roman" w:hAnsi="Times New Roman" w:eastAsia="Times New Roman"/>
+                <w:b w:val="0"/>
+                <w:sz w:val="14"/>
               </w:rPr>
               <w:t>0.9949</w:t>
             </w:r>
@@ -8290,19 +8647,19 @@
         </w:tc>
         <w:tc>
           <w:tcPr>
-            <w:tcW w:type="dxa" w:w="752"/>
-          </w:tcPr>
-          <w:p>
-            <w:pPr>
-              <w:spacing w:before="20" w:after="20"/>
-              <w:jc w:val="center"/>
-            </w:pPr>
-            <w:r/>
-            <w:r>
-              <w:rPr>
-                <w:rFonts w:ascii="Times New Roman" w:hAnsi="Times New Roman" w:eastAsia="Times New Roman"/>
-                <w:b w:val="0"/>
-                <w:sz w:val="13"/>
+            <w:tcW w:type="dxa" w:w="821"/>
+          </w:tcPr>
+          <w:p>
+            <w:pPr>
+              <w:spacing w:before="20" w:after="20"/>
+              <w:jc w:val="center"/>
+            </w:pPr>
+            <w:r/>
+            <w:r>
+              <w:rPr>
+                <w:rFonts w:ascii="Times New Roman" w:hAnsi="Times New Roman" w:eastAsia="Times New Roman"/>
+                <w:b w:val="0"/>
+                <w:sz w:val="14"/>
               </w:rPr>
               <w:t>0.9966</w:t>
             </w:r>
@@ -8310,19 +8667,19 @@
         </w:tc>
         <w:tc>
           <w:tcPr>
-            <w:tcW w:type="dxa" w:w="752"/>
-          </w:tcPr>
-          <w:p>
-            <w:pPr>
-              <w:spacing w:before="20" w:after="20"/>
-              <w:jc w:val="center"/>
-            </w:pPr>
-            <w:r/>
-            <w:r>
-              <w:rPr>
-                <w:rFonts w:ascii="Times New Roman" w:hAnsi="Times New Roman" w:eastAsia="Times New Roman"/>
-                <w:b w:val="0"/>
-                <w:sz w:val="13"/>
+            <w:tcW w:type="dxa" w:w="821"/>
+          </w:tcPr>
+          <w:p>
+            <w:pPr>
+              <w:spacing w:before="20" w:after="20"/>
+              <w:jc w:val="center"/>
+            </w:pPr>
+            <w:r/>
+            <w:r>
+              <w:rPr>
+                <w:rFonts w:ascii="Times New Roman" w:hAnsi="Times New Roman" w:eastAsia="Times New Roman"/>
+                <w:b w:val="0"/>
+                <w:sz w:val="14"/>
               </w:rPr>
               <w:t>0.9967</w:t>
             </w:r>
@@ -8330,19 +8687,19 @@
         </w:tc>
         <w:tc>
           <w:tcPr>
-            <w:tcW w:type="dxa" w:w="752"/>
-          </w:tcPr>
-          <w:p>
-            <w:pPr>
-              <w:spacing w:before="20" w:after="20"/>
-              <w:jc w:val="center"/>
-            </w:pPr>
-            <w:r/>
-            <w:r>
-              <w:rPr>
-                <w:rFonts w:ascii="Times New Roman" w:hAnsi="Times New Roman" w:eastAsia="Times New Roman"/>
-                <w:b w:val="0"/>
-                <w:sz w:val="13"/>
+            <w:tcW w:type="dxa" w:w="821"/>
+          </w:tcPr>
+          <w:p>
+            <w:pPr>
+              <w:spacing w:before="20" w:after="20"/>
+              <w:jc w:val="center"/>
+            </w:pPr>
+            <w:r/>
+            <w:r>
+              <w:rPr>
+                <w:rFonts w:ascii="Times New Roman" w:hAnsi="Times New Roman" w:eastAsia="Times New Roman"/>
+                <w:b w:val="0"/>
+                <w:sz w:val="14"/>
               </w:rPr>
               <w:t>0.9966</w:t>
             </w:r>
@@ -8350,21 +8707,265 @@
         </w:tc>
         <w:tc>
           <w:tcPr>
-            <w:tcW w:type="dxa" w:w="752"/>
-          </w:tcPr>
-          <w:p>
-            <w:pPr>
-              <w:spacing w:before="20" w:after="20"/>
-              <w:jc w:val="center"/>
-            </w:pPr>
-            <w:r/>
-            <w:r>
-              <w:rPr>
-                <w:rFonts w:ascii="Times New Roman" w:hAnsi="Times New Roman" w:eastAsia="Times New Roman"/>
-                <w:b w:val="0"/>
-                <w:sz w:val="13"/>
+            <w:tcW w:type="dxa" w:w="821"/>
+          </w:tcPr>
+          <w:p>
+            <w:pPr>
+              <w:spacing w:before="20" w:after="20"/>
+              <w:jc w:val="center"/>
+            </w:pPr>
+            <w:r/>
+            <w:r>
+              <w:rPr>
+                <w:rFonts w:ascii="Times New Roman" w:hAnsi="Times New Roman" w:eastAsia="Times New Roman"/>
+                <w:b w:val="0"/>
+                <w:sz w:val="14"/>
               </w:rPr>
               <w:t>0.9966</w:t>
+            </w:r>
+          </w:p>
+        </w:tc>
+      </w:tr>
+    </w:tbl>
+    <w:p>
+      <w:pPr>
+        <w:spacing w:before="360"/>
+        <w:jc w:val="both"/>
+        <w:rPr>
+          <w:rFonts w:ascii="Times New Roman" w:hAnsi="Times New Roman" w:cs="Times New Roman"/>
+          <w:b/>
+          <w:bCs/>
+          <w:sz w:val="24"/>
+          <w:szCs w:val="24"/>
+        </w:rPr>
+      </w:pPr>
+      <w:r>
+        <w:rPr>
+          <w:rFonts w:ascii="Times New Roman" w:hAnsi="Times New Roman" w:cs="Times New Roman"/>
+          <w:b/>
+          <w:bCs/>
+          <w:sz w:val="28"/>
+          <w:szCs w:val="28"/>
+        </w:rPr>
+        <w:t xml:space="preserve">5 </w:t>
+      </w:r>
+      <w:r>
+        <w:rPr>
+          <w:rFonts w:ascii="Times New Roman" w:hAnsi="Times New Roman" w:cs="Times New Roman"/>
+          <w:b/>
+          <w:bCs/>
+          <w:sz w:val="28"/>
+          <w:szCs w:val="28"/>
+        </w:rPr>
+        <w:t>Ensemble Model</w:t>
+      </w:r>
+    </w:p>
+    <w:p>
+      <w:pPr>
+        <w:jc w:val="both"/>
+        <w:rPr>
+          <w:rFonts w:ascii="Times New Roman" w:hAnsi="Times New Roman" w:cs="Times New Roman"/>
+          <w:sz w:val="24"/>
+          <w:szCs w:val="24"/>
+        </w:rPr>
+      </w:pPr>
+      <w:r>
+        <w:rPr>
+          <w:rFonts w:ascii="Times New Roman" w:hAnsi="Times New Roman" w:eastAsia="Times New Roman"/>
+          <w:b w:val="0"/>
+          <w:sz w:val="24"/>
+        </w:rPr>
+        <w:t>Our ensemble combines the two fine-tuned transformers by averaging the class probabilities they produce, which is usually called soft voting. Rather than fixing an equal average, we searched a weight w between 0 and 1 in steps of 0.05, forming w times the BERT probabilities plus one minus w times the DeBERTa probabilities. We chose w on the validation split and then applied it once to the test split. Choosing the weight on test would have meant tuning on the data we report. Table 5 summarises the chosen weight and the resulting score for both datasets.</w:t>
+      </w:r>
+    </w:p>
+    <w:p>
+      <w:pPr>
+        <w:jc w:val="both"/>
+      </w:pPr>
+      <w:r>
+        <w:rPr>
+          <w:rFonts w:ascii="Times New Roman" w:hAnsi="Times New Roman" w:eastAsia="Times New Roman"/>
+          <w:b w:val="0"/>
+          <w:sz w:val="24"/>
+        </w:rPr>
+        <w:t>On DAIGT V2 the search selected w = 0.50, an equal blend of the two models. The ensemble reaches 0.9936 weighted F1, against 0.9916 for BERT alone and 0.9917 for DeBERTa alone. That looks like a clear gain, and it is the point where it would be easy to overstate the result. We compared the ensemble with DeBERTa on the same test documents using a paired test, which gives p = 0.085 and a 95 per cent interval on the difference in error rate of minus 0.39 to plus 0.01 percentage points. That interval contains zero, so on this test set the improvement cannot be told apart from chance. We report the ensemble as nominally ahead, not as better.</w:t>
+      </w:r>
+    </w:p>
+    <w:p>
+      <w:pPr>
+        <w:jc w:val="both"/>
+      </w:pPr>
+      <w:r>
+        <w:rPr>
+          <w:rFonts w:ascii="Times New Roman" w:hAnsi="Times New Roman" w:eastAsia="Times New Roman"/>
+          <w:b w:val="0"/>
+          <w:sz w:val="24"/>
+        </w:rPr>
+        <w:t>On HC3 the search selected w = 0.00. That means it put no weight at all on BERT, so the ensemble is simply DeBERTa and scores exactly what DeBERTa scores, 0.9972. We report this openly rather than presenting the number as an ensemble result, because a soft-vote ensemble that has discarded one of its two members is not really an ensemble.</w:t>
+      </w:r>
+    </w:p>
+    <w:p>
+      <w:pPr>
+        <w:jc w:val="both"/>
+      </w:pPr>
+      <w:r>
+        <w:rPr>
+          <w:rFonts w:ascii="Times New Roman" w:hAnsi="Times New Roman" w:eastAsia="Times New Roman"/>
+          <w:b w:val="0"/>
+          <w:sz w:val="24"/>
+        </w:rPr>
+        <w:t>The honest summary is that ensembling did not help us. On the dataset where the two models are level, blending them produced a small gain we cannot confirm statistically, and on the dataset where one model is clearly better, the weight search simply picked that model. This is a reasonable outcome rather than a failure. Ensembles help most when their members make different kinds of mistakes, and on HC3 DeBERTa makes so few mistakes that BERT has little to add.</w:t>
+      </w:r>
+    </w:p>
+    <w:p>
+      <w:pPr>
+        <w:keepNext/>
+      </w:pPr>
+      <w:r>
+        <w:rPr>
+          <w:rFonts w:ascii="Times New Roman" w:hAnsi="Times New Roman" w:eastAsia="Times New Roman"/>
+          <w:b w:val="0"/>
+          <w:sz w:val="20"/>
+        </w:rPr>
+        <w:t>Table 5. Ensemble weight and score on both datasets. The weight is the share given to BERT in the soft vote, chosen on validation.</w:t>
+      </w:r>
+    </w:p>
+    <w:tbl>
+      <w:tblPr>
+        <w:tblStyle w:val="TableGrid"/>
+        <w:tblW w:type="auto" w:w="0"/>
+        <w:jc w:val="center"/>
+        <w:tblLook w:firstColumn="1" w:firstRow="1" w:lastColumn="0" w:lastRow="0" w:noHBand="0" w:noVBand="1" w:val="04A0"/>
+      </w:tblPr>
+      <w:tblGrid>
+        <w:gridCol w:w="1504"/>
+        <w:gridCol w:w="1504"/>
+        <w:gridCol w:w="1504"/>
+        <w:gridCol w:w="1504"/>
+        <w:gridCol w:w="1504"/>
+        <w:gridCol w:w="1504"/>
+      </w:tblGrid>
+      <w:tr>
+        <w:trPr>
+          <w:cantSplit w:val="true"/>
+        </w:trPr>
+        <w:tc>
+          <w:tcPr>
+            <w:tcW w:type="dxa" w:w="1504"/>
+          </w:tcPr>
+          <w:p>
+            <w:pPr>
+              <w:spacing w:before="20" w:after="20"/>
+              <w:jc w:val="left"/>
+            </w:pPr>
+            <w:r/>
+            <w:r>
+              <w:rPr>
+                <w:rFonts w:ascii="Times New Roman" w:hAnsi="Times New Roman" w:eastAsia="Times New Roman"/>
+                <w:b/>
+                <w:sz w:val="15"/>
+              </w:rPr>
+              <w:t>Dataset</w:t>
+            </w:r>
+          </w:p>
+        </w:tc>
+        <w:tc>
+          <w:tcPr>
+            <w:tcW w:type="dxa" w:w="1504"/>
+          </w:tcPr>
+          <w:p>
+            <w:pPr>
+              <w:spacing w:before="20" w:after="20"/>
+              <w:jc w:val="center"/>
+            </w:pPr>
+            <w:r/>
+            <w:r>
+              <w:rPr>
+                <w:rFonts w:ascii="Times New Roman" w:hAnsi="Times New Roman" w:eastAsia="Times New Roman"/>
+                <w:b/>
+                <w:sz w:val="15"/>
+              </w:rPr>
+              <w:t>Weight (BERT)</w:t>
+            </w:r>
+          </w:p>
+        </w:tc>
+        <w:tc>
+          <w:tcPr>
+            <w:tcW w:type="dxa" w:w="1504"/>
+          </w:tcPr>
+          <w:p>
+            <w:pPr>
+              <w:spacing w:before="20" w:after="20"/>
+              <w:jc w:val="center"/>
+            </w:pPr>
+            <w:r/>
+            <w:r>
+              <w:rPr>
+                <w:rFonts w:ascii="Times New Roman" w:hAnsi="Times New Roman" w:eastAsia="Times New Roman"/>
+                <w:b/>
+                <w:sz w:val="15"/>
+              </w:rPr>
+              <w:t>Weight (DeBERTa)</w:t>
+            </w:r>
+          </w:p>
+        </w:tc>
+        <w:tc>
+          <w:tcPr>
+            <w:tcW w:type="dxa" w:w="1504"/>
+          </w:tcPr>
+          <w:p>
+            <w:pPr>
+              <w:spacing w:before="20" w:after="20"/>
+              <w:jc w:val="center"/>
+            </w:pPr>
+            <w:r/>
+            <w:r>
+              <w:rPr>
+                <w:rFonts w:ascii="Times New Roman" w:hAnsi="Times New Roman" w:eastAsia="Times New Roman"/>
+                <w:b/>
+                <w:sz w:val="15"/>
+              </w:rPr>
+              <w:t>BERT F1</w:t>
+            </w:r>
+          </w:p>
+        </w:tc>
+        <w:tc>
+          <w:tcPr>
+            <w:tcW w:type="dxa" w:w="1504"/>
+          </w:tcPr>
+          <w:p>
+            <w:pPr>
+              <w:spacing w:before="20" w:after="20"/>
+              <w:jc w:val="center"/>
+            </w:pPr>
+            <w:r/>
+            <w:r>
+              <w:rPr>
+                <w:rFonts w:ascii="Times New Roman" w:hAnsi="Times New Roman" w:eastAsia="Times New Roman"/>
+                <w:b/>
+                <w:sz w:val="15"/>
+              </w:rPr>
+              <w:t>DeBERTa F1</w:t>
+            </w:r>
+          </w:p>
+        </w:tc>
+        <w:tc>
+          <w:tcPr>
+            <w:tcW w:type="dxa" w:w="1504"/>
+          </w:tcPr>
+          <w:p>
+            <w:pPr>
+              <w:spacing w:before="20" w:after="20"/>
+              <w:jc w:val="center"/>
+            </w:pPr>
+            <w:r/>
+            <w:r>
+              <w:rPr>
+                <w:rFonts w:ascii="Times New Roman" w:hAnsi="Times New Roman" w:eastAsia="Times New Roman"/>
+                <w:b/>
+                <w:sz w:val="15"/>
+              </w:rPr>
+              <w:t>Ensemble F1</w:t>
             </w:r>
           </w:p>
         </w:tc>
@@ -8375,138 +8976,224 @@
         </w:trPr>
         <w:tc>
           <w:tcPr>
-            <w:tcW w:type="dxa" w:w="752"/>
-          </w:tcPr>
-          <w:p>
-            <w:pPr>
-              <w:spacing w:before="20" w:after="20"/>
-              <w:jc w:val="center"/>
-            </w:pPr>
-            <w:r>
-              <w:rPr>
-                <w:rFonts w:ascii="Times New Roman" w:hAnsi="Times New Roman" w:eastAsia="Times New Roman"/>
-                <w:b/>
-                <w:sz w:val="13"/>
-              </w:rPr>
-              <w:t>ENSEMBLE</w:t>
-            </w:r>
-          </w:p>
-        </w:tc>
-        <w:tc>
-          <w:tcPr>
-            <w:tcW w:type="dxa" w:w="2256"/>
-            <w:gridSpan w:val="3"/>
-          </w:tcPr>
-          <w:p>
-            <w:pPr>
-              <w:spacing w:before="20" w:after="20"/>
-              <w:jc w:val="center"/>
-            </w:pPr>
-            <w:r>
-              <w:rPr>
-                <w:rFonts w:ascii="Times New Roman" w:hAnsi="Times New Roman" w:eastAsia="Times New Roman"/>
-                <w:b w:val="0"/>
-                <w:sz w:val="13"/>
-              </w:rPr>
-              <w:t>(validation-selected weight)</w:t>
-            </w:r>
-          </w:p>
-        </w:tc>
-        <w:tc>
-          <w:tcPr>
-            <w:tcW w:type="dxa" w:w="752"/>
-          </w:tcPr>
-          <w:p>
-            <w:pPr>
-              <w:spacing w:before="20" w:after="20"/>
-              <w:jc w:val="center"/>
-            </w:pPr>
-            <w:r/>
-            <w:r>
-              <w:rPr>
-                <w:rFonts w:ascii="Times New Roman" w:hAnsi="Times New Roman" w:eastAsia="Times New Roman"/>
-                <w:b w:val="0"/>
-                <w:sz w:val="13"/>
+            <w:tcW w:type="dxa" w:w="1504"/>
+          </w:tcPr>
+          <w:p>
+            <w:pPr>
+              <w:spacing w:before="20" w:after="20"/>
+              <w:jc w:val="left"/>
+            </w:pPr>
+            <w:r/>
+            <w:r>
+              <w:rPr>
+                <w:rFonts w:ascii="Times New Roman" w:hAnsi="Times New Roman" w:eastAsia="Times New Roman"/>
+                <w:b w:val="0"/>
+                <w:sz w:val="15"/>
+              </w:rPr>
+              <w:t>DAIGT V2</w:t>
+            </w:r>
+          </w:p>
+        </w:tc>
+        <w:tc>
+          <w:tcPr>
+            <w:tcW w:type="dxa" w:w="1504"/>
+          </w:tcPr>
+          <w:p>
+            <w:pPr>
+              <w:spacing w:before="20" w:after="20"/>
+              <w:jc w:val="center"/>
+            </w:pPr>
+            <w:r/>
+            <w:r>
+              <w:rPr>
+                <w:rFonts w:ascii="Times New Roman" w:hAnsi="Times New Roman" w:eastAsia="Times New Roman"/>
+                <w:b w:val="0"/>
+                <w:sz w:val="15"/>
+              </w:rPr>
+              <w:t>0.50</w:t>
+            </w:r>
+          </w:p>
+        </w:tc>
+        <w:tc>
+          <w:tcPr>
+            <w:tcW w:type="dxa" w:w="1504"/>
+          </w:tcPr>
+          <w:p>
+            <w:pPr>
+              <w:spacing w:before="20" w:after="20"/>
+              <w:jc w:val="center"/>
+            </w:pPr>
+            <w:r/>
+            <w:r>
+              <w:rPr>
+                <w:rFonts w:ascii="Times New Roman" w:hAnsi="Times New Roman" w:eastAsia="Times New Roman"/>
+                <w:b w:val="0"/>
+                <w:sz w:val="15"/>
+              </w:rPr>
+              <w:t>0.50</w:t>
+            </w:r>
+          </w:p>
+        </w:tc>
+        <w:tc>
+          <w:tcPr>
+            <w:tcW w:type="dxa" w:w="1504"/>
+          </w:tcPr>
+          <w:p>
+            <w:pPr>
+              <w:spacing w:before="20" w:after="20"/>
+              <w:jc w:val="center"/>
+            </w:pPr>
+            <w:r/>
+            <w:r>
+              <w:rPr>
+                <w:rFonts w:ascii="Times New Roman" w:hAnsi="Times New Roman" w:eastAsia="Times New Roman"/>
+                <w:b w:val="0"/>
+                <w:sz w:val="15"/>
+              </w:rPr>
+              <w:t>0.9916</w:t>
+            </w:r>
+          </w:p>
+        </w:tc>
+        <w:tc>
+          <w:tcPr>
+            <w:tcW w:type="dxa" w:w="1504"/>
+          </w:tcPr>
+          <w:p>
+            <w:pPr>
+              <w:spacing w:before="20" w:after="20"/>
+              <w:jc w:val="center"/>
+            </w:pPr>
+            <w:r/>
+            <w:r>
+              <w:rPr>
+                <w:rFonts w:ascii="Times New Roman" w:hAnsi="Times New Roman" w:eastAsia="Times New Roman"/>
+                <w:b w:val="0"/>
+                <w:sz w:val="15"/>
+              </w:rPr>
+              <w:t>0.9917</w:t>
+            </w:r>
+          </w:p>
+        </w:tc>
+        <w:tc>
+          <w:tcPr>
+            <w:tcW w:type="dxa" w:w="1504"/>
+          </w:tcPr>
+          <w:p>
+            <w:pPr>
+              <w:spacing w:before="20" w:after="20"/>
+              <w:jc w:val="center"/>
+            </w:pPr>
+            <w:r/>
+            <w:r>
+              <w:rPr>
+                <w:rFonts w:ascii="Times New Roman" w:hAnsi="Times New Roman" w:eastAsia="Times New Roman"/>
+                <w:b w:val="0"/>
+                <w:sz w:val="15"/>
               </w:rPr>
               <w:t>0.9936</w:t>
             </w:r>
           </w:p>
         </w:tc>
-        <w:tc>
-          <w:tcPr>
-            <w:tcW w:type="dxa" w:w="752"/>
-          </w:tcPr>
-          <w:p>
-            <w:pPr>
-              <w:spacing w:before="20" w:after="20"/>
-              <w:jc w:val="center"/>
-            </w:pPr>
-            <w:r/>
-            <w:r>
-              <w:rPr>
-                <w:rFonts w:ascii="Times New Roman" w:hAnsi="Times New Roman" w:eastAsia="Times New Roman"/>
-                <w:b w:val="0"/>
-                <w:sz w:val="13"/>
-              </w:rPr>
-              <w:t>0.9936</w:t>
-            </w:r>
-          </w:p>
-        </w:tc>
-        <w:tc>
-          <w:tcPr>
-            <w:tcW w:type="dxa" w:w="752"/>
-          </w:tcPr>
-          <w:p>
-            <w:pPr>
-              <w:spacing w:before="20" w:after="20"/>
-              <w:jc w:val="center"/>
-            </w:pPr>
-            <w:r/>
-            <w:r>
-              <w:rPr>
-                <w:rFonts w:ascii="Times New Roman" w:hAnsi="Times New Roman" w:eastAsia="Times New Roman"/>
-                <w:b w:val="0"/>
-                <w:sz w:val="13"/>
-              </w:rPr>
-              <w:t>0.9936</w:t>
-            </w:r>
-          </w:p>
-        </w:tc>
-        <w:tc>
-          <w:tcPr>
-            <w:tcW w:type="dxa" w:w="752"/>
-          </w:tcPr>
-          <w:p>
-            <w:pPr>
-              <w:spacing w:before="20" w:after="20"/>
-              <w:jc w:val="center"/>
-            </w:pPr>
-            <w:r/>
-            <w:r>
-              <w:rPr>
-                <w:rFonts w:ascii="Times New Roman" w:hAnsi="Times New Roman" w:eastAsia="Times New Roman"/>
-                <w:b w:val="0"/>
-                <w:sz w:val="13"/>
-              </w:rPr>
-              <w:t>0.9936</w:t>
-            </w:r>
-          </w:p>
-        </w:tc>
-        <w:tc>
-          <w:tcPr>
-            <w:tcW w:type="dxa" w:w="752"/>
-          </w:tcPr>
-          <w:p>
-            <w:pPr>
-              <w:spacing w:before="20" w:after="20"/>
-              <w:jc w:val="center"/>
-            </w:pPr>
-            <w:r/>
-            <w:r>
-              <w:rPr>
-                <w:rFonts w:ascii="Times New Roman" w:hAnsi="Times New Roman" w:eastAsia="Times New Roman"/>
-                <w:b w:val="0"/>
-                <w:sz w:val="13"/>
+      </w:tr>
+      <w:tr>
+        <w:trPr>
+          <w:cantSplit w:val="true"/>
+        </w:trPr>
+        <w:tc>
+          <w:tcPr>
+            <w:tcW w:type="dxa" w:w="1504"/>
+          </w:tcPr>
+          <w:p>
+            <w:pPr>
+              <w:spacing w:before="20" w:after="20"/>
+              <w:jc w:val="left"/>
+            </w:pPr>
+            <w:r/>
+            <w:r>
+              <w:rPr>
+                <w:rFonts w:ascii="Times New Roman" w:hAnsi="Times New Roman" w:eastAsia="Times New Roman"/>
+                <w:b w:val="0"/>
+                <w:sz w:val="15"/>
+              </w:rPr>
+              <w:t>HC3</w:t>
+            </w:r>
+          </w:p>
+        </w:tc>
+        <w:tc>
+          <w:tcPr>
+            <w:tcW w:type="dxa" w:w="1504"/>
+          </w:tcPr>
+          <w:p>
+            <w:pPr>
+              <w:spacing w:before="20" w:after="20"/>
+              <w:jc w:val="center"/>
+            </w:pPr>
+            <w:r/>
+            <w:r>
+              <w:rPr>
+                <w:rFonts w:ascii="Times New Roman" w:hAnsi="Times New Roman" w:eastAsia="Times New Roman"/>
+                <w:b w:val="0"/>
+                <w:sz w:val="15"/>
+              </w:rPr>
+              <w:t>0.00</w:t>
+            </w:r>
+          </w:p>
+        </w:tc>
+        <w:tc>
+          <w:tcPr>
+            <w:tcW w:type="dxa" w:w="1504"/>
+          </w:tcPr>
+          <w:p>
+            <w:pPr>
+              <w:spacing w:before="20" w:after="20"/>
+              <w:jc w:val="center"/>
+            </w:pPr>
+            <w:r/>
+            <w:r>
+              <w:rPr>
+                <w:rFonts w:ascii="Times New Roman" w:hAnsi="Times New Roman" w:eastAsia="Times New Roman"/>
+                <w:b w:val="0"/>
+                <w:sz w:val="15"/>
+              </w:rPr>
+              <w:t>1.00</w:t>
+            </w:r>
+          </w:p>
+        </w:tc>
+        <w:tc>
+          <w:tcPr>
+            <w:tcW w:type="dxa" w:w="1504"/>
+          </w:tcPr>
+          <w:p>
+            <w:pPr>
+              <w:spacing w:before="20" w:after="20"/>
+              <w:jc w:val="center"/>
+            </w:pPr>
+            <w:r/>
+            <w:r>
+              <w:rPr>
+                <w:rFonts w:ascii="Times New Roman" w:hAnsi="Times New Roman" w:eastAsia="Times New Roman"/>
+                <w:b w:val="0"/>
+                <w:sz w:val="15"/>
+              </w:rPr>
+              <w:t>0.9916</w:t>
+            </w:r>
+          </w:p>
+        </w:tc>
+        <w:tc>
+          <w:tcPr>
+            <w:tcW w:type="dxa" w:w="1504"/>
+          </w:tcPr>
+          <w:p>
+            <w:pPr>
+              <w:spacing w:before="20" w:after="20"/>
+              <w:jc w:val="center"/>
+            </w:pPr>
+            <w:r/>
+            <w:r>
+              <w:rPr>
+                <w:rFonts w:ascii="Times New Roman" w:hAnsi="Times New Roman" w:eastAsia="Times New Roman"/>
+                <w:b w:val="0"/>
+                <w:sz w:val="15"/>
               </w:rPr>
               <w:t>0.9972</w:t>
             </w:r>
@@ -8514,59 +9201,19 @@
         </w:tc>
         <w:tc>
           <w:tcPr>
-            <w:tcW w:type="dxa" w:w="752"/>
-          </w:tcPr>
-          <w:p>
-            <w:pPr>
-              <w:spacing w:before="20" w:after="20"/>
-              <w:jc w:val="center"/>
-            </w:pPr>
-            <w:r/>
-            <w:r>
-              <w:rPr>
-                <w:rFonts w:ascii="Times New Roman" w:hAnsi="Times New Roman" w:eastAsia="Times New Roman"/>
-                <w:b w:val="0"/>
-                <w:sz w:val="13"/>
-              </w:rPr>
-              <w:t>0.9972</w:t>
-            </w:r>
-          </w:p>
-        </w:tc>
-        <w:tc>
-          <w:tcPr>
-            <w:tcW w:type="dxa" w:w="752"/>
-          </w:tcPr>
-          <w:p>
-            <w:pPr>
-              <w:spacing w:before="20" w:after="20"/>
-              <w:jc w:val="center"/>
-            </w:pPr>
-            <w:r/>
-            <w:r>
-              <w:rPr>
-                <w:rFonts w:ascii="Times New Roman" w:hAnsi="Times New Roman" w:eastAsia="Times New Roman"/>
-                <w:b w:val="0"/>
-                <w:sz w:val="13"/>
-              </w:rPr>
-              <w:t>0.9972</w:t>
-            </w:r>
-          </w:p>
-        </w:tc>
-        <w:tc>
-          <w:tcPr>
-            <w:tcW w:type="dxa" w:w="752"/>
-          </w:tcPr>
-          <w:p>
-            <w:pPr>
-              <w:spacing w:before="20" w:after="20"/>
-              <w:jc w:val="center"/>
-            </w:pPr>
-            <w:r/>
-            <w:r>
-              <w:rPr>
-                <w:rFonts w:ascii="Times New Roman" w:hAnsi="Times New Roman" w:eastAsia="Times New Roman"/>
-                <w:b w:val="0"/>
-                <w:sz w:val="13"/>
+            <w:tcW w:type="dxa" w:w="1504"/>
+          </w:tcPr>
+          <w:p>
+            <w:pPr>
+              <w:spacing w:before="20" w:after="20"/>
+              <w:jc w:val="center"/>
+            </w:pPr>
+            <w:r/>
+            <w:r>
+              <w:rPr>
+                <w:rFonts w:ascii="Times New Roman" w:hAnsi="Times New Roman" w:eastAsia="Times New Roman"/>
+                <w:b w:val="0"/>
+                <w:sz w:val="15"/>
               </w:rPr>
               <w:t>0.9972</w:t>
             </w:r>
@@ -8594,7 +9241,7 @@
           <w:sz w:val="28"/>
           <w:szCs w:val="28"/>
         </w:rPr>
-        <w:t>4</w:t>
+        <w:t>6</w:t>
       </w:r>
       <w:r>
         <w:rPr>
@@ -8614,27 +9261,7 @@
           <w:sz w:val="28"/>
           <w:szCs w:val="28"/>
         </w:rPr>
-        <w:t xml:space="preserve">Selecting the Best BERT </w:t>
-      </w:r>
-      <w:r>
-        <w:rPr>
-          <w:rFonts w:ascii="Times New Roman" w:hAnsi="Times New Roman" w:cs="Times New Roman"/>
-          <w:b/>
-          <w:bCs/>
-          <w:sz w:val="28"/>
-          <w:szCs w:val="28"/>
-        </w:rPr>
-        <w:t xml:space="preserve">variant </w:t>
-      </w:r>
-      <w:r>
-        <w:rPr>
-          <w:rFonts w:ascii="Times New Roman" w:hAnsi="Times New Roman" w:cs="Times New Roman"/>
-          <w:b/>
-          <w:bCs/>
-          <w:sz w:val="28"/>
-          <w:szCs w:val="28"/>
-        </w:rPr>
-        <w:t>model</w:t>
+        <w:t>Overall Result Analysis</w:t>
       </w:r>
     </w:p>
     <w:p>
@@ -8652,7 +9279,7 @@
           <w:b w:val="0"/>
           <w:sz w:val="24"/>
         </w:rPr>
-        <w:t>For the BERT variant we chose DeBERTa, specifically the microsoft/deberta-v3-base checkpoint. Four things made it the right choice.</w:t>
+        <w:t>Table 6 brings everything together in the form the project specification asks for. Every row comes from the full balanced corpora and the same fixed split. Each classical row is shown with whichever of the two text representations worked better on that dataset, which the Rep. column names. The transformers read raw text, so no representation applies to them.</w:t>
       </w:r>
     </w:p>
     <w:p>
@@ -8665,7 +9292,7 @@
           <w:b w:val="0"/>
           <w:sz w:val="24"/>
         </w:rPr>
-        <w:t>The first is benchmark standing. DeBERTa-v3-base is the strongest encoder of its size at the time we selected it, ahead of both BERT-base and RoBERTa-base across the GLUE suite of language-understanding tasks, and the DeBERTa family was the first to pass the human baseline on SuperGLUE. Starting from a stronger pretrained model is the simplest way to get a stronger fine-tuned one, and it costs us nothing extra since the two are close in size.</w:t>
+        <w:t>Reading the table across, three conclusions hold. The first is that DeBERTa is the best single model on both datasets. The second is that the size of its advantage depends entirely on which dataset you look at. On DAIGT V2 the best classical model reaches 0.9910 and DeBERTa reaches 0.9917, a difference of 0.07 of a percentage point, so the extra cost of a transformer buys almost nothing there. On HC3 the same comparison is 0.9551 against 0.9972, a gap of more than four points, and the transformer is clearly doing something the classical models cannot. The third is that the ensemble adds nothing we can demonstrate.</w:t>
       </w:r>
     </w:p>
     <w:p>
@@ -8678,7 +9305,7 @@
           <w:b w:val="0"/>
           <w:sz w:val="24"/>
         </w:rPr>
-        <w:t>The second is its attention mechanism, which keeps the representation of a word and the representation of its position separate rather than adding them together. That suits a task where the way text is written may matter as much as which words appear.</w:t>
+        <w:t>It is worth being precise about the DAIGT V2 result rather than rounding it away. The classical model reads the whole document while the transformers read only their first 128 tokens, which is about a third of the average essay. When we refitted the classical models on exactly the same 128-token span the transformers see, their error rate rose from 0.90 to 2.10 per cent while BERT stayed at 0.84. So the apparent tie on DAIGT V2 is not evidence that a bag-of-words model is as good as a transformer. It is evidence that reading the whole essay is worth about as much as being a transformer, which is a different and more useful statement.</w:t>
       </w:r>
     </w:p>
     <w:p>
@@ -8691,7 +9318,7 @@
           <w:b w:val="0"/>
           <w:sz w:val="24"/>
         </w:rPr>
-        <w:t>The third is how it was pretrained. DeBERTa-v3 is trained to spot tokens that have been replaced by a small generator model, rather than to fill in masked blanks. This gives it a learning signal on every token instead of only the masked ones, so it reaches good accuracy after fewer epochs of fine-tuning, which is what our GPU budget allowed.</w:t>
+        <w:t>We also ran one experiment that is not required by the specification but explains the pattern above, and it is the most interesting thing we found. We built two restricted models. One reads only 47 surface properties of the text, such as how often a space appears before a full stop, how long the document is, and how often capital letters are used. It never sees a single word. The other reads only the words, after punctuation, capitalisation and unusual characters have been stripped out. On HC3 these two score almost identically, with error rates of 3.20 and 3.26 per cent, and a paired test cannot separate them. In other words, on HC3 you can do about as well by looking at how the text is punctuated as by reading what it says. On DAIGT V2 the picture is different, with 7.86 per cent error from surface alone against 0.99 per cent from words alone, so the words carry roughly eight times more of the signal.</w:t>
       </w:r>
     </w:p>
     <w:p>
@@ -8704,288 +9331,20 @@
           <w:b w:val="0"/>
           <w:sz w:val="24"/>
         </w:rPr>
-        <w:t>The fourth is its tokeniser, and this is the one that turned out to matter most for our data. DeBERTa treats a space before a punctuation mark as part of the token, whereas the BERT tokeniser discards that distinction entirely. We verified this directly rather than assuming it. For the strings "the answer is simple ." and "the answer is simple." BERT produces identical token identifiers on three of three test pairs, while DeBERTa distinguishes all three. The two models therefore see genuinely different text, and Section 6 shows why that matters on HC3.</w:t>
-      </w:r>
-    </w:p>
-    <w:p>
-      <w:pPr>
-        <w:jc w:val="both"/>
+        <w:t>This explains why HC3 looked harder for the classical models and easier for DeBERTa. Much of what separates the classes on HC3 is in the formatting, and the classical pipeline deletes formatting during preprocessing while DeBERTa keeps it. It also means a high score on HC3 should be read carefully, because part of it comes from how the dataset was collected rather than from any real difference between human and machine writing.</w:t>
+      </w:r>
+    </w:p>
+    <w:p>
+      <w:pPr>
+        <w:keepNext/>
       </w:pPr>
       <w:r>
         <w:rPr>
           <w:rFonts w:ascii="Times New Roman" w:hAnsi="Times New Roman" w:eastAsia="Times New Roman"/>
           <w:b w:val="0"/>
-          <w:sz w:val="24"/>
-        </w:rPr>
-        <w:t>One honest qualification belongs with the first reason. A model that leads a benchmark suite does not automatically lead on a new task, and our own results show exactly that. DeBERTa is far ahead on HC3 but level with BERT on DAIGT V2. Benchmark standing was a sound reason to try it first. It was not a guarantee, and we would not present it as one.</w:t>
-      </w:r>
-    </w:p>
-    <w:p>
-      <w:pPr>
-        <w:jc w:val="both"/>
-      </w:pPr>
-      <w:r>
-        <w:rPr>
-          <w:rFonts w:ascii="Times New Roman" w:hAnsi="Times New Roman" w:eastAsia="Times New Roman"/>
-          <w:b w:val="0"/>
-          <w:sz w:val="24"/>
-        </w:rPr>
-        <w:t>We trained DeBERTa with exactly the same grid, the same split and the same harness as BERT, so any difference between the two is a difference between the models and not between two training setups. Table 3 lists all eight runs per dataset alongside the BERT ones.</w:t>
-      </w:r>
-    </w:p>
-    <w:p>
-      <w:pPr>
-        <w:jc w:val="both"/>
-      </w:pPr>
-      <w:r>
-        <w:rPr>
-          <w:rFonts w:ascii="Times New Roman" w:hAnsi="Times New Roman" w:eastAsia="Times New Roman"/>
-          <w:b w:val="0"/>
-          <w:sz w:val="24"/>
-        </w:rPr>
-        <w:t>On DAIGT V2 the best DeBERTa setting is learning rate 3e-05, batch size 16, weight decay 0.01, reaching 0.9917 weighted F1 on test after 0.9943 on validation, in 12.2 minutes. Its confusion matrix is [[3491, 28], [30, 3449]].</w:t>
-      </w:r>
-    </w:p>
-    <w:p>
-      <w:pPr>
-        <w:jc w:val="both"/>
-      </w:pPr>
-      <w:r>
-        <w:rPr>
-          <w:rFonts w:ascii="Times New Roman" w:hAnsi="Times New Roman" w:eastAsia="Times New Roman"/>
-          <w:b w:val="0"/>
-          <w:sz w:val="24"/>
-        </w:rPr>
-        <w:t>On HC3 the best setting is learning rate 3e-05, batch size 16, weight decay 0.1, and this is where DeBERTa clearly separates from BERT. It reaches 0.9972 on test after 0.9979 on validation, with confusion matrix [[5360, 17], [13, 5342]], which is only 30 errors out of 10,732. BERT made 90 errors on the same documents, so DeBERTa removes two thirds of them.</w:t>
-      </w:r>
-    </w:p>
-    <w:p>
-      <w:pPr>
-        <w:jc w:val="both"/>
-      </w:pPr>
-      <w:r>
-        <w:rPr>
-          <w:rFonts w:ascii="Times New Roman" w:hAnsi="Times New Roman" w:eastAsia="Times New Roman"/>
-          <w:b w:val="0"/>
-          <w:sz w:val="24"/>
-        </w:rPr>
-        <w:t>The comparison between the two models is not the same on the two datasets, and that is the most useful thing this section shows. On DAIGT V2 the two are level, 0.9916 against 0.9917, a difference of one ten-thousandth that we would not call a difference at all. On HC3 the gap is real and large. Any conclusion of the form "DeBERTa is better than BERT for detecting AI text" would be true for one of our datasets and false for the other.</w:t>
-      </w:r>
-    </w:p>
-    <w:p>
-      <w:pPr>
-        <w:spacing w:before="360"/>
-        <w:jc w:val="both"/>
-        <w:rPr>
-          <w:rFonts w:ascii="Times New Roman" w:hAnsi="Times New Roman" w:cs="Times New Roman"/>
-          <w:b/>
-          <w:bCs/>
-          <w:sz w:val="24"/>
-          <w:szCs w:val="24"/>
-        </w:rPr>
-      </w:pPr>
-      <w:r>
-        <w:rPr>
-          <w:rFonts w:ascii="Times New Roman" w:hAnsi="Times New Roman" w:cs="Times New Roman"/>
-          <w:b/>
-          <w:bCs/>
-          <w:sz w:val="28"/>
-          <w:szCs w:val="28"/>
-        </w:rPr>
-        <w:t xml:space="preserve">5 </w:t>
-      </w:r>
-      <w:r>
-        <w:rPr>
-          <w:rFonts w:ascii="Times New Roman" w:hAnsi="Times New Roman" w:cs="Times New Roman"/>
-          <w:b/>
-          <w:bCs/>
-          <w:sz w:val="28"/>
-          <w:szCs w:val="28"/>
-        </w:rPr>
-        <w:t>Ensemble Model</w:t>
-      </w:r>
-    </w:p>
-    <w:p>
-      <w:pPr>
-        <w:jc w:val="both"/>
-        <w:rPr>
-          <w:rFonts w:ascii="Times New Roman" w:hAnsi="Times New Roman" w:cs="Times New Roman"/>
-          <w:sz w:val="24"/>
-          <w:szCs w:val="24"/>
-        </w:rPr>
-      </w:pPr>
-      <w:r>
-        <w:rPr>
-          <w:rFonts w:ascii="Times New Roman" w:hAnsi="Times New Roman" w:eastAsia="Times New Roman"/>
-          <w:b w:val="0"/>
-          <w:sz w:val="24"/>
-        </w:rPr>
-        <w:t>Our ensemble combines the two fine-tuned transformers by averaging the class probabilities they produce, which is usually called soft voting. Rather than fixing an equal average, we searched a weight w between 0 and 1 in steps of 0.05, forming w times the BERT probabilities plus one minus w times the DeBERTa probabilities. We chose w on the validation split and then applied it once to the test split. Choosing the weight on test would have meant tuning on the data we report.</w:t>
-      </w:r>
-    </w:p>
-    <w:p>
-      <w:pPr>
-        <w:jc w:val="both"/>
-      </w:pPr>
-      <w:r>
-        <w:rPr>
-          <w:rFonts w:ascii="Times New Roman" w:hAnsi="Times New Roman" w:eastAsia="Times New Roman"/>
-          <w:b w:val="0"/>
-          <w:sz w:val="24"/>
-        </w:rPr>
-        <w:t>On DAIGT V2 the search selected w = 0.50, an equal blend of the two models. The ensemble reaches 0.9936 weighted F1, against 0.9916 for BERT alone and 0.9917 for DeBERTa alone. That looks like a clear gain, and it is the point where it would be easy to overstate the result. We compared the ensemble with DeBERTa on the same test documents using a paired test, which gives p = 0.085 and a 95 per cent interval on the difference in error rate of minus 0.39 to plus 0.01 percentage points. That interval contains zero, so on this test set the improvement cannot be told apart from chance. We report the ensemble as nominally ahead, not as better.</w:t>
-      </w:r>
-    </w:p>
-    <w:p>
-      <w:pPr>
-        <w:jc w:val="both"/>
-      </w:pPr>
-      <w:r>
-        <w:rPr>
-          <w:rFonts w:ascii="Times New Roman" w:hAnsi="Times New Roman" w:eastAsia="Times New Roman"/>
-          <w:b w:val="0"/>
-          <w:sz w:val="24"/>
-        </w:rPr>
-        <w:t>On HC3 the search selected w = 0.00. That means it put no weight at all on BERT, so the ensemble is simply DeBERTa and scores exactly what DeBERTa scores, 0.9972. We report this openly rather than presenting the number as an ensemble result, because a soft-vote ensemble that has discarded one of its two members is not really an ensemble.</w:t>
-      </w:r>
-    </w:p>
-    <w:p>
-      <w:pPr>
-        <w:jc w:val="both"/>
-      </w:pPr>
-      <w:r>
-        <w:rPr>
-          <w:rFonts w:ascii="Times New Roman" w:hAnsi="Times New Roman" w:eastAsia="Times New Roman"/>
-          <w:b w:val="0"/>
-          <w:sz w:val="24"/>
-        </w:rPr>
-        <w:t>The honest summary is that ensembling did not help us. On the dataset where the two models are level, blending them produced a small gain we cannot confirm statistically, and on the dataset where one model is clearly better, the weight search simply picked that model. This is a reasonable outcome rather than a failure. Ensembles help most when their members make different kinds of mistakes, and on HC3 DeBERTa makes so few mistakes that BERT has little to add.</w:t>
-      </w:r>
-    </w:p>
-    <w:p>
-      <w:pPr>
-        <w:spacing w:before="360"/>
-        <w:jc w:val="both"/>
-        <w:rPr>
-          <w:rFonts w:ascii="Times New Roman" w:hAnsi="Times New Roman" w:cs="Times New Roman"/>
-          <w:b/>
-          <w:bCs/>
-          <w:sz w:val="24"/>
-          <w:szCs w:val="24"/>
-        </w:rPr>
-      </w:pPr>
-      <w:r>
-        <w:rPr>
-          <w:rFonts w:ascii="Times New Roman" w:hAnsi="Times New Roman" w:cs="Times New Roman"/>
-          <w:b/>
-          <w:bCs/>
-          <w:sz w:val="28"/>
-          <w:szCs w:val="28"/>
-        </w:rPr>
-        <w:t>6</w:t>
-      </w:r>
-      <w:r>
-        <w:rPr>
-          <w:rFonts w:ascii="Times New Roman" w:hAnsi="Times New Roman" w:cs="Times New Roman"/>
-          <w:b/>
-          <w:bCs/>
-          <w:sz w:val="28"/>
-          <w:szCs w:val="28"/>
-        </w:rPr>
-        <w:t xml:space="preserve"> </w:t>
-      </w:r>
-      <w:r>
-        <w:rPr>
-          <w:rFonts w:ascii="Times New Roman" w:hAnsi="Times New Roman" w:cs="Times New Roman"/>
-          <w:b/>
-          <w:bCs/>
-          <w:sz w:val="28"/>
-          <w:szCs w:val="28"/>
-        </w:rPr>
-        <w:t>Overall Result Analysis</w:t>
-      </w:r>
-    </w:p>
-    <w:p>
-      <w:pPr>
-        <w:jc w:val="both"/>
-        <w:rPr>
-          <w:rFonts w:ascii="Times New Roman" w:hAnsi="Times New Roman" w:cs="Times New Roman"/>
-          <w:sz w:val="24"/>
-          <w:szCs w:val="24"/>
-        </w:rPr>
-      </w:pPr>
-      <w:r>
-        <w:rPr>
-          <w:rFonts w:ascii="Times New Roman" w:hAnsi="Times New Roman" w:eastAsia="Times New Roman"/>
-          <w:b w:val="0"/>
-          <w:sz w:val="24"/>
-        </w:rPr>
-        <w:t>Table 4 brings everything together in the form the project specification asks for. Every row comes from the full balanced corpora and the same fixed split. Each classical row is shown with whichever of the two text representations worked better on that dataset, which the Rep. column names. The transformers read raw text, so no representation applies to them.</w:t>
-      </w:r>
-    </w:p>
-    <w:p>
-      <w:pPr>
-        <w:jc w:val="both"/>
-      </w:pPr>
-      <w:r>
-        <w:rPr>
-          <w:rFonts w:ascii="Times New Roman" w:hAnsi="Times New Roman" w:eastAsia="Times New Roman"/>
-          <w:b w:val="0"/>
-          <w:sz w:val="24"/>
-        </w:rPr>
-        <w:t>Reading the table across, three conclusions hold. The first is that DeBERTa is the best single model on both datasets. The second is that the size of its advantage depends entirely on which dataset you look at. On DAIGT V2 the best classical model reaches 0.9910 and DeBERTa reaches 0.9917, a difference of 0.07 of a percentage point, so the extra cost of a transformer buys almost nothing there. On HC3 the same comparison is 0.9551 against 0.9972, a gap of more than four points, and the transformer is clearly doing something the classical models cannot. The third is that the ensemble adds nothing we can demonstrate.</w:t>
-      </w:r>
-    </w:p>
-    <w:p>
-      <w:pPr>
-        <w:jc w:val="both"/>
-      </w:pPr>
-      <w:r>
-        <w:rPr>
-          <w:rFonts w:ascii="Times New Roman" w:hAnsi="Times New Roman" w:eastAsia="Times New Roman"/>
-          <w:b w:val="0"/>
-          <w:sz w:val="24"/>
-        </w:rPr>
-        <w:t>It is worth being precise about the DAIGT V2 result rather than rounding it away. The classical model reads the whole document while the transformers read only their first 128 tokens, which is about a third of the average essay. When we refitted the classical models on exactly the same 128-token span the transformers see, their error rate rose from 0.90 to 2.10 per cent while BERT stayed at 0.84. So the apparent tie on DAIGT V2 is not evidence that a bag-of-words model is as good as a transformer. It is evidence that reading the whole essay is worth about as much as being a transformer, which is a different and more useful statement.</w:t>
-      </w:r>
-    </w:p>
-    <w:p>
-      <w:pPr>
-        <w:jc w:val="both"/>
-      </w:pPr>
-      <w:r>
-        <w:rPr>
-          <w:rFonts w:ascii="Times New Roman" w:hAnsi="Times New Roman" w:eastAsia="Times New Roman"/>
-          <w:b w:val="0"/>
-          <w:sz w:val="24"/>
-        </w:rPr>
-        <w:t>We also ran one experiment that is not required by the specification but explains the pattern above, and it is the most interesting thing we found. We built two restricted models. One reads only 47 surface properties of the text, such as how often a space appears before a full stop, how long the document is, and how often capital letters are used. It never sees a single word. The other reads only the words, after punctuation, capitalisation and unusual characters have been stripped out. On HC3 these two score almost identically, with error rates of 3.20 and 3.26 per cent, and a paired test cannot separate them. In other words, on HC3 you can do about as well by looking at how the text is punctuated as by reading what it says. On DAIGT V2 the picture is different, with 7.86 per cent error from surface alone against 0.99 per cent from words alone, so the words carry roughly eight times more of the signal.</w:t>
-      </w:r>
-    </w:p>
-    <w:p>
-      <w:pPr>
-        <w:jc w:val="both"/>
-      </w:pPr>
-      <w:r>
-        <w:rPr>
-          <w:rFonts w:ascii="Times New Roman" w:hAnsi="Times New Roman" w:eastAsia="Times New Roman"/>
-          <w:b w:val="0"/>
-          <w:sz w:val="24"/>
-        </w:rPr>
-        <w:t>This explains why HC3 looked harder for the classical models and easier for DeBERTa. Much of what separates the classes on HC3 is in the formatting, and the classical pipeline deletes formatting during preprocessing while DeBERTa keeps it. It also means a high score on HC3 should be read carefully, because part of it comes from how the dataset was collected rather than from any real difference between human and machine writing.</w:t>
-      </w:r>
-    </w:p>
-    <w:p>
-      <w:pPr>
-        <w:keepNext/>
-      </w:pPr>
-      <w:r>
-        <w:rPr>
-          <w:rFonts w:ascii="Times New Roman" w:hAnsi="Times New Roman" w:eastAsia="Times New Roman"/>
-          <w:b w:val="0"/>
           <w:sz w:val="20"/>
         </w:rPr>
-        <w:t>Table 4. Final comparison. Every row comes from the full balanced corpora and the same fixed split. Each classical row is shown with whichever text representation performed better on that dataset, which the Rep. column names. The transformers read raw text, so no representation applies to them. The ENSEMBLE row uses the weight chosen on validation.</w:t>
+        <w:t>Table 6. Final comparison. Every row comes from the full balanced corpora and the same fixed split. Each classical row is shown with whichever text representation performed better on that dataset, which the Rep. column names. The transformers read raw text, so no representation applies to them. The ENSEMBLE row uses the weight chosen on validation.</w:t>
       </w:r>
     </w:p>
     <w:tbl>

--- a/docs/NLP Final Report - Group 02 Section B.docx
+++ b/docs/NLP Final Report - Group 02 Section B.docx
@@ -9279,7 +9279,7 @@
           <w:b w:val="0"/>
           <w:sz w:val="24"/>
         </w:rPr>
-        <w:t>Table 6 brings everything together in the form the project specification asks for. Every row comes from the full balanced corpora and the same fixed split. Each classical row is shown with whichever of the two text representations worked better on that dataset, which the Rep. column names. The transformers read raw text, so no representation applies to them.</w:t>
+        <w:t>Table 6 repeats the full BERT and DeBERTa hyperparameter sweep alongside the ensemble, so every configuration behind the headline comparison is visible in one place rather than split across the two sections above. Table 7 then brings everything together in the form the project specification asks for. Every row comes from the full balanced corpora and the same fixed split. Each classical row is shown with whichever of the two text representations worked better on that dataset, which the Rep. column names. The transformers read raw text, so no representation applies to them.</w:t>
       </w:r>
     </w:p>
     <w:p>
@@ -9344,7 +9344,4306 @@
           <w:b w:val="0"/>
           <w:sz w:val="20"/>
         </w:rPr>
-        <w:t>Table 6. Final comparison. Every row comes from the full balanced corpora and the same fixed split. Each classical row is shown with whichever text representation performed better on that dataset, which the Rep. column names. The transformers read raw text, so no representation applies to them. The ENSEMBLE row uses the weight chosen on validation.</w:t>
+        <w:t>Table 6. BERT, DeBERTa and ensemble results across the full hyperparameter sweep, full balanced corpora, evaluated on the test split.</w:t>
+      </w:r>
+    </w:p>
+    <w:tbl>
+      <w:tblPr>
+        <w:tblStyle w:val="TableGrid"/>
+        <w:tblW w:type="auto" w:w="0"/>
+        <w:jc w:val="center"/>
+        <w:tblLook w:firstColumn="1" w:firstRow="1" w:lastColumn="0" w:lastRow="0" w:noHBand="0" w:noVBand="1" w:val="04A0"/>
+      </w:tblPr>
+      <w:tblGrid>
+        <w:gridCol w:w="752"/>
+        <w:gridCol w:w="752"/>
+        <w:gridCol w:w="752"/>
+        <w:gridCol w:w="752"/>
+        <w:gridCol w:w="752"/>
+        <w:gridCol w:w="752"/>
+        <w:gridCol w:w="752"/>
+        <w:gridCol w:w="752"/>
+        <w:gridCol w:w="752"/>
+        <w:gridCol w:w="752"/>
+        <w:gridCol w:w="752"/>
+        <w:gridCol w:w="752"/>
+      </w:tblGrid>
+      <w:tr>
+        <w:trPr>
+          <w:tblHeader w:val="true"/>
+          <w:cantSplit w:val="true"/>
+        </w:trPr>
+        <w:tc>
+          <w:tcPr>
+            <w:tcW w:type="dxa" w:w="752"/>
+            <w:vMerge w:val="restart"/>
+          </w:tcPr>
+          <w:p>
+            <w:pPr>
+              <w:spacing w:before="20" w:after="20"/>
+              <w:jc w:val="center"/>
+            </w:pPr>
+            <w:r>
+              <w:rPr>
+                <w:rFonts w:ascii="Times New Roman" w:hAnsi="Times New Roman" w:eastAsia="Times New Roman"/>
+                <w:b/>
+                <w:sz w:val="13"/>
+              </w:rPr>
+              <w:t>Model</w:t>
+            </w:r>
+          </w:p>
+        </w:tc>
+        <w:tc>
+          <w:tcPr>
+            <w:tcW w:type="dxa" w:w="752"/>
+            <w:vMerge w:val="restart"/>
+          </w:tcPr>
+          <w:p>
+            <w:pPr>
+              <w:spacing w:before="20" w:after="20"/>
+              <w:jc w:val="center"/>
+            </w:pPr>
+            <w:r>
+              <w:rPr>
+                <w:rFonts w:ascii="Times New Roman" w:hAnsi="Times New Roman" w:eastAsia="Times New Roman"/>
+                <w:b/>
+                <w:sz w:val="13"/>
+              </w:rPr>
+              <w:t>Learning Rate</w:t>
+            </w:r>
+          </w:p>
+        </w:tc>
+        <w:tc>
+          <w:tcPr>
+            <w:tcW w:type="dxa" w:w="752"/>
+            <w:vMerge w:val="restart"/>
+          </w:tcPr>
+          <w:p>
+            <w:pPr>
+              <w:spacing w:before="20" w:after="20"/>
+              <w:jc w:val="center"/>
+            </w:pPr>
+            <w:r>
+              <w:rPr>
+                <w:rFonts w:ascii="Times New Roman" w:hAnsi="Times New Roman" w:eastAsia="Times New Roman"/>
+                <w:b/>
+                <w:sz w:val="13"/>
+              </w:rPr>
+              <w:t>Batch Size</w:t>
+            </w:r>
+          </w:p>
+        </w:tc>
+        <w:tc>
+          <w:tcPr>
+            <w:tcW w:type="dxa" w:w="752"/>
+            <w:vMerge w:val="restart"/>
+          </w:tcPr>
+          <w:p>
+            <w:pPr>
+              <w:spacing w:before="20" w:after="20"/>
+              <w:jc w:val="center"/>
+            </w:pPr>
+            <w:r>
+              <w:rPr>
+                <w:rFonts w:ascii="Times New Roman" w:hAnsi="Times New Roman" w:eastAsia="Times New Roman"/>
+                <w:b/>
+                <w:sz w:val="13"/>
+              </w:rPr>
+              <w:t>Weight Decay</w:t>
+            </w:r>
+          </w:p>
+        </w:tc>
+        <w:tc>
+          <w:tcPr>
+            <w:tcW w:type="dxa" w:w="3008"/>
+            <w:gridSpan w:val="4"/>
+          </w:tcPr>
+          <w:p>
+            <w:pPr>
+              <w:spacing w:before="20" w:after="20"/>
+              <w:jc w:val="center"/>
+            </w:pPr>
+            <w:r>
+              <w:rPr>
+                <w:rFonts w:ascii="Times New Roman" w:hAnsi="Times New Roman" w:eastAsia="Times New Roman"/>
+                <w:b/>
+                <w:sz w:val="13"/>
+              </w:rPr>
+              <w:t>Dataset 1 (DAIGT V2)</w:t>
+            </w:r>
+          </w:p>
+        </w:tc>
+        <w:tc>
+          <w:tcPr>
+            <w:tcW w:type="dxa" w:w="3008"/>
+            <w:gridSpan w:val="4"/>
+          </w:tcPr>
+          <w:p>
+            <w:pPr>
+              <w:spacing w:before="20" w:after="20"/>
+              <w:jc w:val="center"/>
+            </w:pPr>
+            <w:r>
+              <w:rPr>
+                <w:rFonts w:ascii="Times New Roman" w:hAnsi="Times New Roman" w:eastAsia="Times New Roman"/>
+                <w:b/>
+                <w:sz w:val="13"/>
+              </w:rPr>
+              <w:t>Dataset 2 (HC3)</w:t>
+            </w:r>
+          </w:p>
+        </w:tc>
+      </w:tr>
+      <w:tr>
+        <w:trPr>
+          <w:tblHeader w:val="true"/>
+          <w:cantSplit w:val="true"/>
+        </w:trPr>
+        <w:tc>
+          <w:tcPr>
+            <w:tcW w:type="dxa" w:w="752"/>
+            <w:vMerge/>
+          </w:tcPr>
+          <w:p/>
+        </w:tc>
+        <w:tc>
+          <w:tcPr>
+            <w:tcW w:type="dxa" w:w="752"/>
+            <w:vMerge/>
+          </w:tcPr>
+          <w:p/>
+        </w:tc>
+        <w:tc>
+          <w:tcPr>
+            <w:tcW w:type="dxa" w:w="752"/>
+            <w:vMerge/>
+          </w:tcPr>
+          <w:p/>
+        </w:tc>
+        <w:tc>
+          <w:tcPr>
+            <w:tcW w:type="dxa" w:w="752"/>
+            <w:vMerge/>
+          </w:tcPr>
+          <w:p/>
+        </w:tc>
+        <w:tc>
+          <w:tcPr>
+            <w:tcW w:type="dxa" w:w="752"/>
+          </w:tcPr>
+          <w:p>
+            <w:pPr>
+              <w:spacing w:before="20" w:after="20"/>
+              <w:jc w:val="center"/>
+            </w:pPr>
+            <w:r/>
+            <w:r>
+              <w:rPr>
+                <w:rFonts w:ascii="Times New Roman" w:hAnsi="Times New Roman" w:eastAsia="Times New Roman"/>
+                <w:b/>
+                <w:sz w:val="13"/>
+              </w:rPr>
+              <w:t>Acc</w:t>
+            </w:r>
+          </w:p>
+        </w:tc>
+        <w:tc>
+          <w:tcPr>
+            <w:tcW w:type="dxa" w:w="752"/>
+          </w:tcPr>
+          <w:p>
+            <w:pPr>
+              <w:spacing w:before="20" w:after="20"/>
+              <w:jc w:val="center"/>
+            </w:pPr>
+            <w:r/>
+            <w:r>
+              <w:rPr>
+                <w:rFonts w:ascii="Times New Roman" w:hAnsi="Times New Roman" w:eastAsia="Times New Roman"/>
+                <w:b/>
+                <w:sz w:val="13"/>
+              </w:rPr>
+              <w:t>Prec</w:t>
+            </w:r>
+          </w:p>
+        </w:tc>
+        <w:tc>
+          <w:tcPr>
+            <w:tcW w:type="dxa" w:w="752"/>
+          </w:tcPr>
+          <w:p>
+            <w:pPr>
+              <w:spacing w:before="20" w:after="20"/>
+              <w:jc w:val="center"/>
+            </w:pPr>
+            <w:r/>
+            <w:r>
+              <w:rPr>
+                <w:rFonts w:ascii="Times New Roman" w:hAnsi="Times New Roman" w:eastAsia="Times New Roman"/>
+                <w:b/>
+                <w:sz w:val="13"/>
+              </w:rPr>
+              <w:t>Rec</w:t>
+            </w:r>
+          </w:p>
+        </w:tc>
+        <w:tc>
+          <w:tcPr>
+            <w:tcW w:type="dxa" w:w="752"/>
+          </w:tcPr>
+          <w:p>
+            <w:pPr>
+              <w:spacing w:before="20" w:after="20"/>
+              <w:jc w:val="center"/>
+            </w:pPr>
+            <w:r/>
+            <w:r>
+              <w:rPr>
+                <w:rFonts w:ascii="Times New Roman" w:hAnsi="Times New Roman" w:eastAsia="Times New Roman"/>
+                <w:b/>
+                <w:sz w:val="13"/>
+              </w:rPr>
+              <w:t>F1</w:t>
+            </w:r>
+          </w:p>
+        </w:tc>
+        <w:tc>
+          <w:tcPr>
+            <w:tcW w:type="dxa" w:w="752"/>
+          </w:tcPr>
+          <w:p>
+            <w:pPr>
+              <w:spacing w:before="20" w:after="20"/>
+              <w:jc w:val="center"/>
+            </w:pPr>
+            <w:r/>
+            <w:r>
+              <w:rPr>
+                <w:rFonts w:ascii="Times New Roman" w:hAnsi="Times New Roman" w:eastAsia="Times New Roman"/>
+                <w:b/>
+                <w:sz w:val="13"/>
+              </w:rPr>
+              <w:t>Acc</w:t>
+            </w:r>
+          </w:p>
+        </w:tc>
+        <w:tc>
+          <w:tcPr>
+            <w:tcW w:type="dxa" w:w="752"/>
+          </w:tcPr>
+          <w:p>
+            <w:pPr>
+              <w:spacing w:before="20" w:after="20"/>
+              <w:jc w:val="center"/>
+            </w:pPr>
+            <w:r/>
+            <w:r>
+              <w:rPr>
+                <w:rFonts w:ascii="Times New Roman" w:hAnsi="Times New Roman" w:eastAsia="Times New Roman"/>
+                <w:b/>
+                <w:sz w:val="13"/>
+              </w:rPr>
+              <w:t>Prec</w:t>
+            </w:r>
+          </w:p>
+        </w:tc>
+        <w:tc>
+          <w:tcPr>
+            <w:tcW w:type="dxa" w:w="752"/>
+          </w:tcPr>
+          <w:p>
+            <w:pPr>
+              <w:spacing w:before="20" w:after="20"/>
+              <w:jc w:val="center"/>
+            </w:pPr>
+            <w:r/>
+            <w:r>
+              <w:rPr>
+                <w:rFonts w:ascii="Times New Roman" w:hAnsi="Times New Roman" w:eastAsia="Times New Roman"/>
+                <w:b/>
+                <w:sz w:val="13"/>
+              </w:rPr>
+              <w:t>Rec</w:t>
+            </w:r>
+          </w:p>
+        </w:tc>
+        <w:tc>
+          <w:tcPr>
+            <w:tcW w:type="dxa" w:w="752"/>
+          </w:tcPr>
+          <w:p>
+            <w:pPr>
+              <w:spacing w:before="20" w:after="20"/>
+              <w:jc w:val="center"/>
+            </w:pPr>
+            <w:r/>
+            <w:r>
+              <w:rPr>
+                <w:rFonts w:ascii="Times New Roman" w:hAnsi="Times New Roman" w:eastAsia="Times New Roman"/>
+                <w:b/>
+                <w:sz w:val="13"/>
+              </w:rPr>
+              <w:t>F1</w:t>
+            </w:r>
+          </w:p>
+        </w:tc>
+      </w:tr>
+      <w:tr>
+        <w:trPr>
+          <w:cantSplit w:val="true"/>
+        </w:trPr>
+        <w:tc>
+          <w:tcPr>
+            <w:tcW w:type="dxa" w:w="752"/>
+            <w:vMerge w:val="restart"/>
+          </w:tcPr>
+          <w:p>
+            <w:pPr>
+              <w:spacing w:before="20" w:after="20"/>
+              <w:jc w:val="center"/>
+            </w:pPr>
+            <w:r>
+              <w:rPr>
+                <w:rFonts w:ascii="Times New Roman" w:hAnsi="Times New Roman" w:eastAsia="Times New Roman"/>
+                <w:b w:val="0"/>
+                <w:sz w:val="13"/>
+              </w:rPr>
+              <w:t>BERT</w:t>
+            </w:r>
+          </w:p>
+        </w:tc>
+        <w:tc>
+          <w:tcPr>
+            <w:tcW w:type="dxa" w:w="752"/>
+          </w:tcPr>
+          <w:p>
+            <w:pPr>
+              <w:spacing w:before="20" w:after="20"/>
+              <w:jc w:val="center"/>
+            </w:pPr>
+            <w:r/>
+            <w:r>
+              <w:rPr>
+                <w:rFonts w:ascii="Times New Roman" w:hAnsi="Times New Roman" w:eastAsia="Times New Roman"/>
+                <w:b w:val="0"/>
+                <w:sz w:val="13"/>
+              </w:rPr>
+              <w:t>0.00002</w:t>
+            </w:r>
+          </w:p>
+        </w:tc>
+        <w:tc>
+          <w:tcPr>
+            <w:tcW w:type="dxa" w:w="752"/>
+          </w:tcPr>
+          <w:p>
+            <w:pPr>
+              <w:spacing w:before="20" w:after="20"/>
+              <w:jc w:val="center"/>
+            </w:pPr>
+            <w:r/>
+            <w:r>
+              <w:rPr>
+                <w:rFonts w:ascii="Times New Roman" w:hAnsi="Times New Roman" w:eastAsia="Times New Roman"/>
+                <w:b w:val="0"/>
+                <w:sz w:val="13"/>
+              </w:rPr>
+              <w:t>16</w:t>
+            </w:r>
+          </w:p>
+        </w:tc>
+        <w:tc>
+          <w:tcPr>
+            <w:tcW w:type="dxa" w:w="752"/>
+          </w:tcPr>
+          <w:p>
+            <w:pPr>
+              <w:spacing w:before="20" w:after="20"/>
+              <w:jc w:val="center"/>
+            </w:pPr>
+            <w:r/>
+            <w:r>
+              <w:rPr>
+                <w:rFonts w:ascii="Times New Roman" w:hAnsi="Times New Roman" w:eastAsia="Times New Roman"/>
+                <w:b w:val="0"/>
+                <w:sz w:val="13"/>
+              </w:rPr>
+              <w:t>0.01</w:t>
+            </w:r>
+          </w:p>
+        </w:tc>
+        <w:tc>
+          <w:tcPr>
+            <w:tcW w:type="dxa" w:w="752"/>
+          </w:tcPr>
+          <w:p>
+            <w:pPr>
+              <w:spacing w:before="20" w:after="20"/>
+              <w:jc w:val="center"/>
+            </w:pPr>
+            <w:r/>
+            <w:r>
+              <w:rPr>
+                <w:rFonts w:ascii="Times New Roman" w:hAnsi="Times New Roman" w:eastAsia="Times New Roman"/>
+                <w:b w:val="0"/>
+                <w:sz w:val="13"/>
+              </w:rPr>
+              <w:t>0.9920</w:t>
+            </w:r>
+          </w:p>
+        </w:tc>
+        <w:tc>
+          <w:tcPr>
+            <w:tcW w:type="dxa" w:w="752"/>
+          </w:tcPr>
+          <w:p>
+            <w:pPr>
+              <w:spacing w:before="20" w:after="20"/>
+              <w:jc w:val="center"/>
+            </w:pPr>
+            <w:r/>
+            <w:r>
+              <w:rPr>
+                <w:rFonts w:ascii="Times New Roman" w:hAnsi="Times New Roman" w:eastAsia="Times New Roman"/>
+                <w:b w:val="0"/>
+                <w:sz w:val="13"/>
+              </w:rPr>
+              <w:t>0.9920</w:t>
+            </w:r>
+          </w:p>
+        </w:tc>
+        <w:tc>
+          <w:tcPr>
+            <w:tcW w:type="dxa" w:w="752"/>
+          </w:tcPr>
+          <w:p>
+            <w:pPr>
+              <w:spacing w:before="20" w:after="20"/>
+              <w:jc w:val="center"/>
+            </w:pPr>
+            <w:r/>
+            <w:r>
+              <w:rPr>
+                <w:rFonts w:ascii="Times New Roman" w:hAnsi="Times New Roman" w:eastAsia="Times New Roman"/>
+                <w:b w:val="0"/>
+                <w:sz w:val="13"/>
+              </w:rPr>
+              <w:t>0.9920</w:t>
+            </w:r>
+          </w:p>
+        </w:tc>
+        <w:tc>
+          <w:tcPr>
+            <w:tcW w:type="dxa" w:w="752"/>
+          </w:tcPr>
+          <w:p>
+            <w:pPr>
+              <w:spacing w:before="20" w:after="20"/>
+              <w:jc w:val="center"/>
+            </w:pPr>
+            <w:r/>
+            <w:r>
+              <w:rPr>
+                <w:rFonts w:ascii="Times New Roman" w:hAnsi="Times New Roman" w:eastAsia="Times New Roman"/>
+                <w:b w:val="0"/>
+                <w:sz w:val="13"/>
+              </w:rPr>
+              <w:t>0.9920</w:t>
+            </w:r>
+          </w:p>
+        </w:tc>
+        <w:tc>
+          <w:tcPr>
+            <w:tcW w:type="dxa" w:w="752"/>
+          </w:tcPr>
+          <w:p>
+            <w:pPr>
+              <w:spacing w:before="20" w:after="20"/>
+              <w:jc w:val="center"/>
+            </w:pPr>
+            <w:r/>
+            <w:r>
+              <w:rPr>
+                <w:rFonts w:ascii="Times New Roman" w:hAnsi="Times New Roman" w:eastAsia="Times New Roman"/>
+                <w:b w:val="0"/>
+                <w:sz w:val="13"/>
+              </w:rPr>
+              <w:t>0.9910</w:t>
+            </w:r>
+          </w:p>
+        </w:tc>
+        <w:tc>
+          <w:tcPr>
+            <w:tcW w:type="dxa" w:w="752"/>
+          </w:tcPr>
+          <w:p>
+            <w:pPr>
+              <w:spacing w:before="20" w:after="20"/>
+              <w:jc w:val="center"/>
+            </w:pPr>
+            <w:r/>
+            <w:r>
+              <w:rPr>
+                <w:rFonts w:ascii="Times New Roman" w:hAnsi="Times New Roman" w:eastAsia="Times New Roman"/>
+                <w:b w:val="0"/>
+                <w:sz w:val="13"/>
+              </w:rPr>
+              <w:t>0.9911</w:t>
+            </w:r>
+          </w:p>
+        </w:tc>
+        <w:tc>
+          <w:tcPr>
+            <w:tcW w:type="dxa" w:w="752"/>
+          </w:tcPr>
+          <w:p>
+            <w:pPr>
+              <w:spacing w:before="20" w:after="20"/>
+              <w:jc w:val="center"/>
+            </w:pPr>
+            <w:r/>
+            <w:r>
+              <w:rPr>
+                <w:rFonts w:ascii="Times New Roman" w:hAnsi="Times New Roman" w:eastAsia="Times New Roman"/>
+                <w:b w:val="0"/>
+                <w:sz w:val="13"/>
+              </w:rPr>
+              <w:t>0.9910</w:t>
+            </w:r>
+          </w:p>
+        </w:tc>
+        <w:tc>
+          <w:tcPr>
+            <w:tcW w:type="dxa" w:w="752"/>
+          </w:tcPr>
+          <w:p>
+            <w:pPr>
+              <w:spacing w:before="20" w:after="20"/>
+              <w:jc w:val="center"/>
+            </w:pPr>
+            <w:r/>
+            <w:r>
+              <w:rPr>
+                <w:rFonts w:ascii="Times New Roman" w:hAnsi="Times New Roman" w:eastAsia="Times New Roman"/>
+                <w:b w:val="0"/>
+                <w:sz w:val="13"/>
+              </w:rPr>
+              <w:t>0.9910</w:t>
+            </w:r>
+          </w:p>
+        </w:tc>
+      </w:tr>
+      <w:tr>
+        <w:trPr>
+          <w:cantSplit w:val="true"/>
+        </w:trPr>
+        <w:tc>
+          <w:tcPr>
+            <w:tcW w:type="dxa" w:w="752"/>
+            <w:vMerge/>
+          </w:tcPr>
+          <w:p/>
+        </w:tc>
+        <w:tc>
+          <w:tcPr>
+            <w:tcW w:type="dxa" w:w="752"/>
+          </w:tcPr>
+          <w:p>
+            <w:pPr>
+              <w:spacing w:before="20" w:after="20"/>
+              <w:jc w:val="center"/>
+            </w:pPr>
+            <w:r/>
+            <w:r>
+              <w:rPr>
+                <w:rFonts w:ascii="Times New Roman" w:hAnsi="Times New Roman" w:eastAsia="Times New Roman"/>
+                <w:b w:val="0"/>
+                <w:sz w:val="13"/>
+              </w:rPr>
+              <w:t>0.00003</w:t>
+            </w:r>
+          </w:p>
+        </w:tc>
+        <w:tc>
+          <w:tcPr>
+            <w:tcW w:type="dxa" w:w="752"/>
+          </w:tcPr>
+          <w:p>
+            <w:pPr>
+              <w:spacing w:before="20" w:after="20"/>
+              <w:jc w:val="center"/>
+            </w:pPr>
+            <w:r/>
+            <w:r>
+              <w:rPr>
+                <w:rFonts w:ascii="Times New Roman" w:hAnsi="Times New Roman" w:eastAsia="Times New Roman"/>
+                <w:b w:val="0"/>
+                <w:sz w:val="13"/>
+              </w:rPr>
+              <w:t>16</w:t>
+            </w:r>
+          </w:p>
+        </w:tc>
+        <w:tc>
+          <w:tcPr>
+            <w:tcW w:type="dxa" w:w="752"/>
+          </w:tcPr>
+          <w:p>
+            <w:pPr>
+              <w:spacing w:before="20" w:after="20"/>
+              <w:jc w:val="center"/>
+            </w:pPr>
+            <w:r/>
+            <w:r>
+              <w:rPr>
+                <w:rFonts w:ascii="Times New Roman" w:hAnsi="Times New Roman" w:eastAsia="Times New Roman"/>
+                <w:b w:val="0"/>
+                <w:sz w:val="13"/>
+              </w:rPr>
+              <w:t>0.01</w:t>
+            </w:r>
+          </w:p>
+        </w:tc>
+        <w:tc>
+          <w:tcPr>
+            <w:tcW w:type="dxa" w:w="752"/>
+          </w:tcPr>
+          <w:p>
+            <w:pPr>
+              <w:spacing w:before="20" w:after="20"/>
+              <w:jc w:val="center"/>
+            </w:pPr>
+            <w:r/>
+            <w:r>
+              <w:rPr>
+                <w:rFonts w:ascii="Times New Roman" w:hAnsi="Times New Roman" w:eastAsia="Times New Roman"/>
+                <w:b w:val="0"/>
+                <w:sz w:val="13"/>
+              </w:rPr>
+              <w:t>0.9954</w:t>
+            </w:r>
+          </w:p>
+        </w:tc>
+        <w:tc>
+          <w:tcPr>
+            <w:tcW w:type="dxa" w:w="752"/>
+          </w:tcPr>
+          <w:p>
+            <w:pPr>
+              <w:spacing w:before="20" w:after="20"/>
+              <w:jc w:val="center"/>
+            </w:pPr>
+            <w:r/>
+            <w:r>
+              <w:rPr>
+                <w:rFonts w:ascii="Times New Roman" w:hAnsi="Times New Roman" w:eastAsia="Times New Roman"/>
+                <w:b w:val="0"/>
+                <w:sz w:val="13"/>
+              </w:rPr>
+              <w:t>0.9954</w:t>
+            </w:r>
+          </w:p>
+        </w:tc>
+        <w:tc>
+          <w:tcPr>
+            <w:tcW w:type="dxa" w:w="752"/>
+          </w:tcPr>
+          <w:p>
+            <w:pPr>
+              <w:spacing w:before="20" w:after="20"/>
+              <w:jc w:val="center"/>
+            </w:pPr>
+            <w:r/>
+            <w:r>
+              <w:rPr>
+                <w:rFonts w:ascii="Times New Roman" w:hAnsi="Times New Roman" w:eastAsia="Times New Roman"/>
+                <w:b w:val="0"/>
+                <w:sz w:val="13"/>
+              </w:rPr>
+              <w:t>0.9954</w:t>
+            </w:r>
+          </w:p>
+        </w:tc>
+        <w:tc>
+          <w:tcPr>
+            <w:tcW w:type="dxa" w:w="752"/>
+          </w:tcPr>
+          <w:p>
+            <w:pPr>
+              <w:spacing w:before="20" w:after="20"/>
+              <w:jc w:val="center"/>
+            </w:pPr>
+            <w:r/>
+            <w:r>
+              <w:rPr>
+                <w:rFonts w:ascii="Times New Roman" w:hAnsi="Times New Roman" w:eastAsia="Times New Roman"/>
+                <w:b w:val="0"/>
+                <w:sz w:val="13"/>
+              </w:rPr>
+              <w:t>0.9954</w:t>
+            </w:r>
+          </w:p>
+        </w:tc>
+        <w:tc>
+          <w:tcPr>
+            <w:tcW w:type="dxa" w:w="752"/>
+          </w:tcPr>
+          <w:p>
+            <w:pPr>
+              <w:spacing w:before="20" w:after="20"/>
+              <w:jc w:val="center"/>
+            </w:pPr>
+            <w:r/>
+            <w:r>
+              <w:rPr>
+                <w:rFonts w:ascii="Times New Roman" w:hAnsi="Times New Roman" w:eastAsia="Times New Roman"/>
+                <w:b w:val="0"/>
+                <w:sz w:val="13"/>
+              </w:rPr>
+              <w:t>0.9940</w:t>
+            </w:r>
+          </w:p>
+        </w:tc>
+        <w:tc>
+          <w:tcPr>
+            <w:tcW w:type="dxa" w:w="752"/>
+          </w:tcPr>
+          <w:p>
+            <w:pPr>
+              <w:spacing w:before="20" w:after="20"/>
+              <w:jc w:val="center"/>
+            </w:pPr>
+            <w:r/>
+            <w:r>
+              <w:rPr>
+                <w:rFonts w:ascii="Times New Roman" w:hAnsi="Times New Roman" w:eastAsia="Times New Roman"/>
+                <w:b w:val="0"/>
+                <w:sz w:val="13"/>
+              </w:rPr>
+              <w:t>0.9941</w:t>
+            </w:r>
+          </w:p>
+        </w:tc>
+        <w:tc>
+          <w:tcPr>
+            <w:tcW w:type="dxa" w:w="752"/>
+          </w:tcPr>
+          <w:p>
+            <w:pPr>
+              <w:spacing w:before="20" w:after="20"/>
+              <w:jc w:val="center"/>
+            </w:pPr>
+            <w:r/>
+            <w:r>
+              <w:rPr>
+                <w:rFonts w:ascii="Times New Roman" w:hAnsi="Times New Roman" w:eastAsia="Times New Roman"/>
+                <w:b w:val="0"/>
+                <w:sz w:val="13"/>
+              </w:rPr>
+              <w:t>0.9940</w:t>
+            </w:r>
+          </w:p>
+        </w:tc>
+        <w:tc>
+          <w:tcPr>
+            <w:tcW w:type="dxa" w:w="752"/>
+          </w:tcPr>
+          <w:p>
+            <w:pPr>
+              <w:spacing w:before="20" w:after="20"/>
+              <w:jc w:val="center"/>
+            </w:pPr>
+            <w:r/>
+            <w:r>
+              <w:rPr>
+                <w:rFonts w:ascii="Times New Roman" w:hAnsi="Times New Roman" w:eastAsia="Times New Roman"/>
+                <w:b w:val="0"/>
+                <w:sz w:val="13"/>
+              </w:rPr>
+              <w:t>0.9940</w:t>
+            </w:r>
+          </w:p>
+        </w:tc>
+      </w:tr>
+      <w:tr>
+        <w:trPr>
+          <w:cantSplit w:val="true"/>
+        </w:trPr>
+        <w:tc>
+          <w:tcPr>
+            <w:tcW w:type="dxa" w:w="752"/>
+            <w:vMerge/>
+          </w:tcPr>
+          <w:p/>
+        </w:tc>
+        <w:tc>
+          <w:tcPr>
+            <w:tcW w:type="dxa" w:w="752"/>
+          </w:tcPr>
+          <w:p>
+            <w:pPr>
+              <w:spacing w:before="20" w:after="20"/>
+              <w:jc w:val="center"/>
+            </w:pPr>
+            <w:r/>
+            <w:r>
+              <w:rPr>
+                <w:rFonts w:ascii="Times New Roman" w:hAnsi="Times New Roman" w:eastAsia="Times New Roman"/>
+                <w:b w:val="0"/>
+                <w:sz w:val="13"/>
+              </w:rPr>
+              <w:t>0.00002</w:t>
+            </w:r>
+          </w:p>
+        </w:tc>
+        <w:tc>
+          <w:tcPr>
+            <w:tcW w:type="dxa" w:w="752"/>
+          </w:tcPr>
+          <w:p>
+            <w:pPr>
+              <w:spacing w:before="20" w:after="20"/>
+              <w:jc w:val="center"/>
+            </w:pPr>
+            <w:r/>
+            <w:r>
+              <w:rPr>
+                <w:rFonts w:ascii="Times New Roman" w:hAnsi="Times New Roman" w:eastAsia="Times New Roman"/>
+                <w:b w:val="0"/>
+                <w:sz w:val="13"/>
+              </w:rPr>
+              <w:t>32</w:t>
+            </w:r>
+          </w:p>
+        </w:tc>
+        <w:tc>
+          <w:tcPr>
+            <w:tcW w:type="dxa" w:w="752"/>
+          </w:tcPr>
+          <w:p>
+            <w:pPr>
+              <w:spacing w:before="20" w:after="20"/>
+              <w:jc w:val="center"/>
+            </w:pPr>
+            <w:r/>
+            <w:r>
+              <w:rPr>
+                <w:rFonts w:ascii="Times New Roman" w:hAnsi="Times New Roman" w:eastAsia="Times New Roman"/>
+                <w:b w:val="0"/>
+                <w:sz w:val="13"/>
+              </w:rPr>
+              <w:t>0.01</w:t>
+            </w:r>
+          </w:p>
+        </w:tc>
+        <w:tc>
+          <w:tcPr>
+            <w:tcW w:type="dxa" w:w="752"/>
+          </w:tcPr>
+          <w:p>
+            <w:pPr>
+              <w:spacing w:before="20" w:after="20"/>
+              <w:jc w:val="center"/>
+            </w:pPr>
+            <w:r/>
+            <w:r>
+              <w:rPr>
+                <w:rFonts w:ascii="Times New Roman" w:hAnsi="Times New Roman" w:eastAsia="Times New Roman"/>
+                <w:b w:val="0"/>
+                <w:sz w:val="13"/>
+              </w:rPr>
+              <w:t>0.9936</w:t>
+            </w:r>
+          </w:p>
+        </w:tc>
+        <w:tc>
+          <w:tcPr>
+            <w:tcW w:type="dxa" w:w="752"/>
+          </w:tcPr>
+          <w:p>
+            <w:pPr>
+              <w:spacing w:before="20" w:after="20"/>
+              <w:jc w:val="center"/>
+            </w:pPr>
+            <w:r/>
+            <w:r>
+              <w:rPr>
+                <w:rFonts w:ascii="Times New Roman" w:hAnsi="Times New Roman" w:eastAsia="Times New Roman"/>
+                <w:b w:val="0"/>
+                <w:sz w:val="13"/>
+              </w:rPr>
+              <w:t>0.9936</w:t>
+            </w:r>
+          </w:p>
+        </w:tc>
+        <w:tc>
+          <w:tcPr>
+            <w:tcW w:type="dxa" w:w="752"/>
+          </w:tcPr>
+          <w:p>
+            <w:pPr>
+              <w:spacing w:before="20" w:after="20"/>
+              <w:jc w:val="center"/>
+            </w:pPr>
+            <w:r/>
+            <w:r>
+              <w:rPr>
+                <w:rFonts w:ascii="Times New Roman" w:hAnsi="Times New Roman" w:eastAsia="Times New Roman"/>
+                <w:b w:val="0"/>
+                <w:sz w:val="13"/>
+              </w:rPr>
+              <w:t>0.9936</w:t>
+            </w:r>
+          </w:p>
+        </w:tc>
+        <w:tc>
+          <w:tcPr>
+            <w:tcW w:type="dxa" w:w="752"/>
+          </w:tcPr>
+          <w:p>
+            <w:pPr>
+              <w:spacing w:before="20" w:after="20"/>
+              <w:jc w:val="center"/>
+            </w:pPr>
+            <w:r/>
+            <w:r>
+              <w:rPr>
+                <w:rFonts w:ascii="Times New Roman" w:hAnsi="Times New Roman" w:eastAsia="Times New Roman"/>
+                <w:b w:val="0"/>
+                <w:sz w:val="13"/>
+              </w:rPr>
+              <w:t>0.9936</w:t>
+            </w:r>
+          </w:p>
+        </w:tc>
+        <w:tc>
+          <w:tcPr>
+            <w:tcW w:type="dxa" w:w="752"/>
+          </w:tcPr>
+          <w:p>
+            <w:pPr>
+              <w:spacing w:before="20" w:after="20"/>
+              <w:jc w:val="center"/>
+            </w:pPr>
+            <w:r/>
+            <w:r>
+              <w:rPr>
+                <w:rFonts w:ascii="Times New Roman" w:hAnsi="Times New Roman" w:eastAsia="Times New Roman"/>
+                <w:b w:val="0"/>
+                <w:sz w:val="13"/>
+              </w:rPr>
+              <w:t>0.9944</w:t>
+            </w:r>
+          </w:p>
+        </w:tc>
+        <w:tc>
+          <w:tcPr>
+            <w:tcW w:type="dxa" w:w="752"/>
+          </w:tcPr>
+          <w:p>
+            <w:pPr>
+              <w:spacing w:before="20" w:after="20"/>
+              <w:jc w:val="center"/>
+            </w:pPr>
+            <w:r/>
+            <w:r>
+              <w:rPr>
+                <w:rFonts w:ascii="Times New Roman" w:hAnsi="Times New Roman" w:eastAsia="Times New Roman"/>
+                <w:b w:val="0"/>
+                <w:sz w:val="13"/>
+              </w:rPr>
+              <w:t>0.9944</w:t>
+            </w:r>
+          </w:p>
+        </w:tc>
+        <w:tc>
+          <w:tcPr>
+            <w:tcW w:type="dxa" w:w="752"/>
+          </w:tcPr>
+          <w:p>
+            <w:pPr>
+              <w:spacing w:before="20" w:after="20"/>
+              <w:jc w:val="center"/>
+            </w:pPr>
+            <w:r/>
+            <w:r>
+              <w:rPr>
+                <w:rFonts w:ascii="Times New Roman" w:hAnsi="Times New Roman" w:eastAsia="Times New Roman"/>
+                <w:b w:val="0"/>
+                <w:sz w:val="13"/>
+              </w:rPr>
+              <w:t>0.9944</w:t>
+            </w:r>
+          </w:p>
+        </w:tc>
+        <w:tc>
+          <w:tcPr>
+            <w:tcW w:type="dxa" w:w="752"/>
+          </w:tcPr>
+          <w:p>
+            <w:pPr>
+              <w:spacing w:before="20" w:after="20"/>
+              <w:jc w:val="center"/>
+            </w:pPr>
+            <w:r/>
+            <w:r>
+              <w:rPr>
+                <w:rFonts w:ascii="Times New Roman" w:hAnsi="Times New Roman" w:eastAsia="Times New Roman"/>
+                <w:b w:val="0"/>
+                <w:sz w:val="13"/>
+              </w:rPr>
+              <w:t>0.9944</w:t>
+            </w:r>
+          </w:p>
+        </w:tc>
+      </w:tr>
+      <w:tr>
+        <w:trPr>
+          <w:cantSplit w:val="true"/>
+        </w:trPr>
+        <w:tc>
+          <w:tcPr>
+            <w:tcW w:type="dxa" w:w="752"/>
+            <w:vMerge/>
+          </w:tcPr>
+          <w:p/>
+        </w:tc>
+        <w:tc>
+          <w:tcPr>
+            <w:tcW w:type="dxa" w:w="752"/>
+          </w:tcPr>
+          <w:p>
+            <w:pPr>
+              <w:spacing w:before="20" w:after="20"/>
+              <w:jc w:val="center"/>
+            </w:pPr>
+            <w:r/>
+            <w:r>
+              <w:rPr>
+                <w:rFonts w:ascii="Times New Roman" w:hAnsi="Times New Roman" w:eastAsia="Times New Roman"/>
+                <w:b w:val="0"/>
+                <w:sz w:val="13"/>
+              </w:rPr>
+              <w:t>0.00003</w:t>
+            </w:r>
+          </w:p>
+        </w:tc>
+        <w:tc>
+          <w:tcPr>
+            <w:tcW w:type="dxa" w:w="752"/>
+          </w:tcPr>
+          <w:p>
+            <w:pPr>
+              <w:spacing w:before="20" w:after="20"/>
+              <w:jc w:val="center"/>
+            </w:pPr>
+            <w:r/>
+            <w:r>
+              <w:rPr>
+                <w:rFonts w:ascii="Times New Roman" w:hAnsi="Times New Roman" w:eastAsia="Times New Roman"/>
+                <w:b w:val="0"/>
+                <w:sz w:val="13"/>
+              </w:rPr>
+              <w:t>32</w:t>
+            </w:r>
+          </w:p>
+        </w:tc>
+        <w:tc>
+          <w:tcPr>
+            <w:tcW w:type="dxa" w:w="752"/>
+          </w:tcPr>
+          <w:p>
+            <w:pPr>
+              <w:spacing w:before="20" w:after="20"/>
+              <w:jc w:val="center"/>
+            </w:pPr>
+            <w:r/>
+            <w:r>
+              <w:rPr>
+                <w:rFonts w:ascii="Times New Roman" w:hAnsi="Times New Roman" w:eastAsia="Times New Roman"/>
+                <w:b w:val="0"/>
+                <w:sz w:val="13"/>
+              </w:rPr>
+              <w:t>0.01</w:t>
+            </w:r>
+          </w:p>
+        </w:tc>
+        <w:tc>
+          <w:tcPr>
+            <w:tcW w:type="dxa" w:w="752"/>
+          </w:tcPr>
+          <w:p>
+            <w:pPr>
+              <w:spacing w:before="20" w:after="20"/>
+              <w:jc w:val="center"/>
+            </w:pPr>
+            <w:r/>
+            <w:r>
+              <w:rPr>
+                <w:rFonts w:ascii="Times New Roman" w:hAnsi="Times New Roman" w:eastAsia="Times New Roman"/>
+                <w:b w:val="0"/>
+                <w:sz w:val="13"/>
+              </w:rPr>
+              <w:t>0.9919</w:t>
+            </w:r>
+          </w:p>
+        </w:tc>
+        <w:tc>
+          <w:tcPr>
+            <w:tcW w:type="dxa" w:w="752"/>
+          </w:tcPr>
+          <w:p>
+            <w:pPr>
+              <w:spacing w:before="20" w:after="20"/>
+              <w:jc w:val="center"/>
+            </w:pPr>
+            <w:r/>
+            <w:r>
+              <w:rPr>
+                <w:rFonts w:ascii="Times New Roman" w:hAnsi="Times New Roman" w:eastAsia="Times New Roman"/>
+                <w:b w:val="0"/>
+                <w:sz w:val="13"/>
+              </w:rPr>
+              <w:t>0.9919</w:t>
+            </w:r>
+          </w:p>
+        </w:tc>
+        <w:tc>
+          <w:tcPr>
+            <w:tcW w:type="dxa" w:w="752"/>
+          </w:tcPr>
+          <w:p>
+            <w:pPr>
+              <w:spacing w:before="20" w:after="20"/>
+              <w:jc w:val="center"/>
+            </w:pPr>
+            <w:r/>
+            <w:r>
+              <w:rPr>
+                <w:rFonts w:ascii="Times New Roman" w:hAnsi="Times New Roman" w:eastAsia="Times New Roman"/>
+                <w:b w:val="0"/>
+                <w:sz w:val="13"/>
+              </w:rPr>
+              <w:t>0.9919</w:t>
+            </w:r>
+          </w:p>
+        </w:tc>
+        <w:tc>
+          <w:tcPr>
+            <w:tcW w:type="dxa" w:w="752"/>
+          </w:tcPr>
+          <w:p>
+            <w:pPr>
+              <w:spacing w:before="20" w:after="20"/>
+              <w:jc w:val="center"/>
+            </w:pPr>
+            <w:r/>
+            <w:r>
+              <w:rPr>
+                <w:rFonts w:ascii="Times New Roman" w:hAnsi="Times New Roman" w:eastAsia="Times New Roman"/>
+                <w:b w:val="0"/>
+                <w:sz w:val="13"/>
+              </w:rPr>
+              <w:t>0.9919</w:t>
+            </w:r>
+          </w:p>
+        </w:tc>
+        <w:tc>
+          <w:tcPr>
+            <w:tcW w:type="dxa" w:w="752"/>
+          </w:tcPr>
+          <w:p>
+            <w:pPr>
+              <w:spacing w:before="20" w:after="20"/>
+              <w:jc w:val="center"/>
+            </w:pPr>
+            <w:r/>
+            <w:r>
+              <w:rPr>
+                <w:rFonts w:ascii="Times New Roman" w:hAnsi="Times New Roman" w:eastAsia="Times New Roman"/>
+                <w:b w:val="0"/>
+                <w:sz w:val="13"/>
+              </w:rPr>
+              <w:t>0.9929</w:t>
+            </w:r>
+          </w:p>
+        </w:tc>
+        <w:tc>
+          <w:tcPr>
+            <w:tcW w:type="dxa" w:w="752"/>
+          </w:tcPr>
+          <w:p>
+            <w:pPr>
+              <w:spacing w:before="20" w:after="20"/>
+              <w:jc w:val="center"/>
+            </w:pPr>
+            <w:r/>
+            <w:r>
+              <w:rPr>
+                <w:rFonts w:ascii="Times New Roman" w:hAnsi="Times New Roman" w:eastAsia="Times New Roman"/>
+                <w:b w:val="0"/>
+                <w:sz w:val="13"/>
+              </w:rPr>
+              <w:t>0.9930</w:t>
+            </w:r>
+          </w:p>
+        </w:tc>
+        <w:tc>
+          <w:tcPr>
+            <w:tcW w:type="dxa" w:w="752"/>
+          </w:tcPr>
+          <w:p>
+            <w:pPr>
+              <w:spacing w:before="20" w:after="20"/>
+              <w:jc w:val="center"/>
+            </w:pPr>
+            <w:r/>
+            <w:r>
+              <w:rPr>
+                <w:rFonts w:ascii="Times New Roman" w:hAnsi="Times New Roman" w:eastAsia="Times New Roman"/>
+                <w:b w:val="0"/>
+                <w:sz w:val="13"/>
+              </w:rPr>
+              <w:t>0.9929</w:t>
+            </w:r>
+          </w:p>
+        </w:tc>
+        <w:tc>
+          <w:tcPr>
+            <w:tcW w:type="dxa" w:w="752"/>
+          </w:tcPr>
+          <w:p>
+            <w:pPr>
+              <w:spacing w:before="20" w:after="20"/>
+              <w:jc w:val="center"/>
+            </w:pPr>
+            <w:r/>
+            <w:r>
+              <w:rPr>
+                <w:rFonts w:ascii="Times New Roman" w:hAnsi="Times New Roman" w:eastAsia="Times New Roman"/>
+                <w:b w:val="0"/>
+                <w:sz w:val="13"/>
+              </w:rPr>
+              <w:t>0.9929</w:t>
+            </w:r>
+          </w:p>
+        </w:tc>
+      </w:tr>
+      <w:tr>
+        <w:trPr>
+          <w:cantSplit w:val="true"/>
+        </w:trPr>
+        <w:tc>
+          <w:tcPr>
+            <w:tcW w:type="dxa" w:w="752"/>
+            <w:vMerge/>
+          </w:tcPr>
+          <w:p/>
+        </w:tc>
+        <w:tc>
+          <w:tcPr>
+            <w:tcW w:type="dxa" w:w="752"/>
+          </w:tcPr>
+          <w:p>
+            <w:pPr>
+              <w:spacing w:before="20" w:after="20"/>
+              <w:jc w:val="center"/>
+            </w:pPr>
+            <w:r/>
+            <w:r>
+              <w:rPr>
+                <w:rFonts w:ascii="Times New Roman" w:hAnsi="Times New Roman" w:eastAsia="Times New Roman"/>
+                <w:b w:val="0"/>
+                <w:sz w:val="13"/>
+              </w:rPr>
+              <w:t>0.00002</w:t>
+            </w:r>
+          </w:p>
+        </w:tc>
+        <w:tc>
+          <w:tcPr>
+            <w:tcW w:type="dxa" w:w="752"/>
+          </w:tcPr>
+          <w:p>
+            <w:pPr>
+              <w:spacing w:before="20" w:after="20"/>
+              <w:jc w:val="center"/>
+            </w:pPr>
+            <w:r/>
+            <w:r>
+              <w:rPr>
+                <w:rFonts w:ascii="Times New Roman" w:hAnsi="Times New Roman" w:eastAsia="Times New Roman"/>
+                <w:b w:val="0"/>
+                <w:sz w:val="13"/>
+              </w:rPr>
+              <w:t>16</w:t>
+            </w:r>
+          </w:p>
+        </w:tc>
+        <w:tc>
+          <w:tcPr>
+            <w:tcW w:type="dxa" w:w="752"/>
+          </w:tcPr>
+          <w:p>
+            <w:pPr>
+              <w:spacing w:before="20" w:after="20"/>
+              <w:jc w:val="center"/>
+            </w:pPr>
+            <w:r/>
+            <w:r>
+              <w:rPr>
+                <w:rFonts w:ascii="Times New Roman" w:hAnsi="Times New Roman" w:eastAsia="Times New Roman"/>
+                <w:b w:val="0"/>
+                <w:sz w:val="13"/>
+              </w:rPr>
+              <w:t>0.1</w:t>
+            </w:r>
+          </w:p>
+        </w:tc>
+        <w:tc>
+          <w:tcPr>
+            <w:tcW w:type="dxa" w:w="752"/>
+          </w:tcPr>
+          <w:p>
+            <w:pPr>
+              <w:spacing w:before="20" w:after="20"/>
+              <w:jc w:val="center"/>
+            </w:pPr>
+            <w:r/>
+            <w:r>
+              <w:rPr>
+                <w:rFonts w:ascii="Times New Roman" w:hAnsi="Times New Roman" w:eastAsia="Times New Roman"/>
+                <w:b w:val="0"/>
+                <w:sz w:val="13"/>
+              </w:rPr>
+              <w:t>0.9869</w:t>
+            </w:r>
+          </w:p>
+        </w:tc>
+        <w:tc>
+          <w:tcPr>
+            <w:tcW w:type="dxa" w:w="752"/>
+          </w:tcPr>
+          <w:p>
+            <w:pPr>
+              <w:spacing w:before="20" w:after="20"/>
+              <w:jc w:val="center"/>
+            </w:pPr>
+            <w:r/>
+            <w:r>
+              <w:rPr>
+                <w:rFonts w:ascii="Times New Roman" w:hAnsi="Times New Roman" w:eastAsia="Times New Roman"/>
+                <w:b w:val="0"/>
+                <w:sz w:val="13"/>
+              </w:rPr>
+              <w:t>0.9870</w:t>
+            </w:r>
+          </w:p>
+        </w:tc>
+        <w:tc>
+          <w:tcPr>
+            <w:tcW w:type="dxa" w:w="752"/>
+          </w:tcPr>
+          <w:p>
+            <w:pPr>
+              <w:spacing w:before="20" w:after="20"/>
+              <w:jc w:val="center"/>
+            </w:pPr>
+            <w:r/>
+            <w:r>
+              <w:rPr>
+                <w:rFonts w:ascii="Times New Roman" w:hAnsi="Times New Roman" w:eastAsia="Times New Roman"/>
+                <w:b w:val="0"/>
+                <w:sz w:val="13"/>
+              </w:rPr>
+              <w:t>0.9869</w:t>
+            </w:r>
+          </w:p>
+        </w:tc>
+        <w:tc>
+          <w:tcPr>
+            <w:tcW w:type="dxa" w:w="752"/>
+          </w:tcPr>
+          <w:p>
+            <w:pPr>
+              <w:spacing w:before="20" w:after="20"/>
+              <w:jc w:val="center"/>
+            </w:pPr>
+            <w:r/>
+            <w:r>
+              <w:rPr>
+                <w:rFonts w:ascii="Times New Roman" w:hAnsi="Times New Roman" w:eastAsia="Times New Roman"/>
+                <w:b w:val="0"/>
+                <w:sz w:val="13"/>
+              </w:rPr>
+              <w:t>0.9869</w:t>
+            </w:r>
+          </w:p>
+        </w:tc>
+        <w:tc>
+          <w:tcPr>
+            <w:tcW w:type="dxa" w:w="752"/>
+          </w:tcPr>
+          <w:p>
+            <w:pPr>
+              <w:spacing w:before="20" w:after="20"/>
+              <w:jc w:val="center"/>
+            </w:pPr>
+            <w:r/>
+            <w:r>
+              <w:rPr>
+                <w:rFonts w:ascii="Times New Roman" w:hAnsi="Times New Roman" w:eastAsia="Times New Roman"/>
+                <w:b w:val="0"/>
+                <w:sz w:val="13"/>
+              </w:rPr>
+              <w:t>0.9916</w:t>
+            </w:r>
+          </w:p>
+        </w:tc>
+        <w:tc>
+          <w:tcPr>
+            <w:tcW w:type="dxa" w:w="752"/>
+          </w:tcPr>
+          <w:p>
+            <w:pPr>
+              <w:spacing w:before="20" w:after="20"/>
+              <w:jc w:val="center"/>
+            </w:pPr>
+            <w:r/>
+            <w:r>
+              <w:rPr>
+                <w:rFonts w:ascii="Times New Roman" w:hAnsi="Times New Roman" w:eastAsia="Times New Roman"/>
+                <w:b w:val="0"/>
+                <w:sz w:val="13"/>
+              </w:rPr>
+              <w:t>0.9917</w:t>
+            </w:r>
+          </w:p>
+        </w:tc>
+        <w:tc>
+          <w:tcPr>
+            <w:tcW w:type="dxa" w:w="752"/>
+          </w:tcPr>
+          <w:p>
+            <w:pPr>
+              <w:spacing w:before="20" w:after="20"/>
+              <w:jc w:val="center"/>
+            </w:pPr>
+            <w:r/>
+            <w:r>
+              <w:rPr>
+                <w:rFonts w:ascii="Times New Roman" w:hAnsi="Times New Roman" w:eastAsia="Times New Roman"/>
+                <w:b w:val="0"/>
+                <w:sz w:val="13"/>
+              </w:rPr>
+              <w:t>0.9916</w:t>
+            </w:r>
+          </w:p>
+        </w:tc>
+        <w:tc>
+          <w:tcPr>
+            <w:tcW w:type="dxa" w:w="752"/>
+          </w:tcPr>
+          <w:p>
+            <w:pPr>
+              <w:spacing w:before="20" w:after="20"/>
+              <w:jc w:val="center"/>
+            </w:pPr>
+            <w:r/>
+            <w:r>
+              <w:rPr>
+                <w:rFonts w:ascii="Times New Roman" w:hAnsi="Times New Roman" w:eastAsia="Times New Roman"/>
+                <w:b w:val="0"/>
+                <w:sz w:val="13"/>
+              </w:rPr>
+              <w:t>0.9916</w:t>
+            </w:r>
+          </w:p>
+        </w:tc>
+      </w:tr>
+      <w:tr>
+        <w:trPr>
+          <w:cantSplit w:val="true"/>
+        </w:trPr>
+        <w:tc>
+          <w:tcPr>
+            <w:tcW w:type="dxa" w:w="752"/>
+            <w:vMerge/>
+          </w:tcPr>
+          <w:p/>
+        </w:tc>
+        <w:tc>
+          <w:tcPr>
+            <w:tcW w:type="dxa" w:w="752"/>
+          </w:tcPr>
+          <w:p>
+            <w:pPr>
+              <w:spacing w:before="20" w:after="20"/>
+              <w:jc w:val="center"/>
+            </w:pPr>
+            <w:r/>
+            <w:r>
+              <w:rPr>
+                <w:rFonts w:ascii="Times New Roman" w:hAnsi="Times New Roman" w:eastAsia="Times New Roman"/>
+                <w:b w:val="0"/>
+                <w:sz w:val="13"/>
+              </w:rPr>
+              <w:t>0.00003</w:t>
+            </w:r>
+          </w:p>
+        </w:tc>
+        <w:tc>
+          <w:tcPr>
+            <w:tcW w:type="dxa" w:w="752"/>
+          </w:tcPr>
+          <w:p>
+            <w:pPr>
+              <w:spacing w:before="20" w:after="20"/>
+              <w:jc w:val="center"/>
+            </w:pPr>
+            <w:r/>
+            <w:r>
+              <w:rPr>
+                <w:rFonts w:ascii="Times New Roman" w:hAnsi="Times New Roman" w:eastAsia="Times New Roman"/>
+                <w:b w:val="0"/>
+                <w:sz w:val="13"/>
+              </w:rPr>
+              <w:t>16</w:t>
+            </w:r>
+          </w:p>
+        </w:tc>
+        <w:tc>
+          <w:tcPr>
+            <w:tcW w:type="dxa" w:w="752"/>
+          </w:tcPr>
+          <w:p>
+            <w:pPr>
+              <w:spacing w:before="20" w:after="20"/>
+              <w:jc w:val="center"/>
+            </w:pPr>
+            <w:r/>
+            <w:r>
+              <w:rPr>
+                <w:rFonts w:ascii="Times New Roman" w:hAnsi="Times New Roman" w:eastAsia="Times New Roman"/>
+                <w:b w:val="0"/>
+                <w:sz w:val="13"/>
+              </w:rPr>
+              <w:t>0.1</w:t>
+            </w:r>
+          </w:p>
+        </w:tc>
+        <w:tc>
+          <w:tcPr>
+            <w:tcW w:type="dxa" w:w="752"/>
+          </w:tcPr>
+          <w:p>
+            <w:pPr>
+              <w:spacing w:before="20" w:after="20"/>
+              <w:jc w:val="center"/>
+            </w:pPr>
+            <w:r/>
+            <w:r>
+              <w:rPr>
+                <w:rFonts w:ascii="Times New Roman" w:hAnsi="Times New Roman" w:eastAsia="Times New Roman"/>
+                <w:b w:val="0"/>
+                <w:sz w:val="13"/>
+              </w:rPr>
+              <w:t>0.9901</w:t>
+            </w:r>
+          </w:p>
+        </w:tc>
+        <w:tc>
+          <w:tcPr>
+            <w:tcW w:type="dxa" w:w="752"/>
+          </w:tcPr>
+          <w:p>
+            <w:pPr>
+              <w:spacing w:before="20" w:after="20"/>
+              <w:jc w:val="center"/>
+            </w:pPr>
+            <w:r/>
+            <w:r>
+              <w:rPr>
+                <w:rFonts w:ascii="Times New Roman" w:hAnsi="Times New Roman" w:eastAsia="Times New Roman"/>
+                <w:b w:val="0"/>
+                <w:sz w:val="13"/>
+              </w:rPr>
+              <w:t>0.9902</w:t>
+            </w:r>
+          </w:p>
+        </w:tc>
+        <w:tc>
+          <w:tcPr>
+            <w:tcW w:type="dxa" w:w="752"/>
+          </w:tcPr>
+          <w:p>
+            <w:pPr>
+              <w:spacing w:before="20" w:after="20"/>
+              <w:jc w:val="center"/>
+            </w:pPr>
+            <w:r/>
+            <w:r>
+              <w:rPr>
+                <w:rFonts w:ascii="Times New Roman" w:hAnsi="Times New Roman" w:eastAsia="Times New Roman"/>
+                <w:b w:val="0"/>
+                <w:sz w:val="13"/>
+              </w:rPr>
+              <w:t>0.9901</w:t>
+            </w:r>
+          </w:p>
+        </w:tc>
+        <w:tc>
+          <w:tcPr>
+            <w:tcW w:type="dxa" w:w="752"/>
+          </w:tcPr>
+          <w:p>
+            <w:pPr>
+              <w:spacing w:before="20" w:after="20"/>
+              <w:jc w:val="center"/>
+            </w:pPr>
+            <w:r/>
+            <w:r>
+              <w:rPr>
+                <w:rFonts w:ascii="Times New Roman" w:hAnsi="Times New Roman" w:eastAsia="Times New Roman"/>
+                <w:b w:val="0"/>
+                <w:sz w:val="13"/>
+              </w:rPr>
+              <w:t>0.9901</w:t>
+            </w:r>
+          </w:p>
+        </w:tc>
+        <w:tc>
+          <w:tcPr>
+            <w:tcW w:type="dxa" w:w="752"/>
+          </w:tcPr>
+          <w:p>
+            <w:pPr>
+              <w:spacing w:before="20" w:after="20"/>
+              <w:jc w:val="center"/>
+            </w:pPr>
+            <w:r/>
+            <w:r>
+              <w:rPr>
+                <w:rFonts w:ascii="Times New Roman" w:hAnsi="Times New Roman" w:eastAsia="Times New Roman"/>
+                <w:b w:val="0"/>
+                <w:sz w:val="13"/>
+              </w:rPr>
+              <w:t>0.9911</w:t>
+            </w:r>
+          </w:p>
+        </w:tc>
+        <w:tc>
+          <w:tcPr>
+            <w:tcW w:type="dxa" w:w="752"/>
+          </w:tcPr>
+          <w:p>
+            <w:pPr>
+              <w:spacing w:before="20" w:after="20"/>
+              <w:jc w:val="center"/>
+            </w:pPr>
+            <w:r/>
+            <w:r>
+              <w:rPr>
+                <w:rFonts w:ascii="Times New Roman" w:hAnsi="Times New Roman" w:eastAsia="Times New Roman"/>
+                <w:b w:val="0"/>
+                <w:sz w:val="13"/>
+              </w:rPr>
+              <w:t>0.9912</w:t>
+            </w:r>
+          </w:p>
+        </w:tc>
+        <w:tc>
+          <w:tcPr>
+            <w:tcW w:type="dxa" w:w="752"/>
+          </w:tcPr>
+          <w:p>
+            <w:pPr>
+              <w:spacing w:before="20" w:after="20"/>
+              <w:jc w:val="center"/>
+            </w:pPr>
+            <w:r/>
+            <w:r>
+              <w:rPr>
+                <w:rFonts w:ascii="Times New Roman" w:hAnsi="Times New Roman" w:eastAsia="Times New Roman"/>
+                <w:b w:val="0"/>
+                <w:sz w:val="13"/>
+              </w:rPr>
+              <w:t>0.9911</w:t>
+            </w:r>
+          </w:p>
+        </w:tc>
+        <w:tc>
+          <w:tcPr>
+            <w:tcW w:type="dxa" w:w="752"/>
+          </w:tcPr>
+          <w:p>
+            <w:pPr>
+              <w:spacing w:before="20" w:after="20"/>
+              <w:jc w:val="center"/>
+            </w:pPr>
+            <w:r/>
+            <w:r>
+              <w:rPr>
+                <w:rFonts w:ascii="Times New Roman" w:hAnsi="Times New Roman" w:eastAsia="Times New Roman"/>
+                <w:b w:val="0"/>
+                <w:sz w:val="13"/>
+              </w:rPr>
+              <w:t>0.9911</w:t>
+            </w:r>
+          </w:p>
+        </w:tc>
+      </w:tr>
+      <w:tr>
+        <w:trPr>
+          <w:cantSplit w:val="true"/>
+        </w:trPr>
+        <w:tc>
+          <w:tcPr>
+            <w:tcW w:type="dxa" w:w="752"/>
+            <w:vMerge/>
+          </w:tcPr>
+          <w:p/>
+        </w:tc>
+        <w:tc>
+          <w:tcPr>
+            <w:tcW w:type="dxa" w:w="752"/>
+          </w:tcPr>
+          <w:p>
+            <w:pPr>
+              <w:spacing w:before="20" w:after="20"/>
+              <w:jc w:val="center"/>
+            </w:pPr>
+            <w:r/>
+            <w:r>
+              <w:rPr>
+                <w:rFonts w:ascii="Times New Roman" w:hAnsi="Times New Roman" w:eastAsia="Times New Roman"/>
+                <w:b w:val="0"/>
+                <w:sz w:val="13"/>
+              </w:rPr>
+              <w:t>0.00002</w:t>
+            </w:r>
+          </w:p>
+        </w:tc>
+        <w:tc>
+          <w:tcPr>
+            <w:tcW w:type="dxa" w:w="752"/>
+          </w:tcPr>
+          <w:p>
+            <w:pPr>
+              <w:spacing w:before="20" w:after="20"/>
+              <w:jc w:val="center"/>
+            </w:pPr>
+            <w:r/>
+            <w:r>
+              <w:rPr>
+                <w:rFonts w:ascii="Times New Roman" w:hAnsi="Times New Roman" w:eastAsia="Times New Roman"/>
+                <w:b w:val="0"/>
+                <w:sz w:val="13"/>
+              </w:rPr>
+              <w:t>32</w:t>
+            </w:r>
+          </w:p>
+        </w:tc>
+        <w:tc>
+          <w:tcPr>
+            <w:tcW w:type="dxa" w:w="752"/>
+          </w:tcPr>
+          <w:p>
+            <w:pPr>
+              <w:spacing w:before="20" w:after="20"/>
+              <w:jc w:val="center"/>
+            </w:pPr>
+            <w:r/>
+            <w:r>
+              <w:rPr>
+                <w:rFonts w:ascii="Times New Roman" w:hAnsi="Times New Roman" w:eastAsia="Times New Roman"/>
+                <w:b w:val="0"/>
+                <w:sz w:val="13"/>
+              </w:rPr>
+              <w:t>0.1</w:t>
+            </w:r>
+          </w:p>
+        </w:tc>
+        <w:tc>
+          <w:tcPr>
+            <w:tcW w:type="dxa" w:w="752"/>
+          </w:tcPr>
+          <w:p>
+            <w:pPr>
+              <w:spacing w:before="20" w:after="20"/>
+              <w:jc w:val="center"/>
+            </w:pPr>
+            <w:r/>
+            <w:r>
+              <w:rPr>
+                <w:rFonts w:ascii="Times New Roman" w:hAnsi="Times New Roman" w:eastAsia="Times New Roman"/>
+                <w:b w:val="0"/>
+                <w:sz w:val="13"/>
+              </w:rPr>
+              <w:t>0.9924</w:t>
+            </w:r>
+          </w:p>
+        </w:tc>
+        <w:tc>
+          <w:tcPr>
+            <w:tcW w:type="dxa" w:w="752"/>
+          </w:tcPr>
+          <w:p>
+            <w:pPr>
+              <w:spacing w:before="20" w:after="20"/>
+              <w:jc w:val="center"/>
+            </w:pPr>
+            <w:r/>
+            <w:r>
+              <w:rPr>
+                <w:rFonts w:ascii="Times New Roman" w:hAnsi="Times New Roman" w:eastAsia="Times New Roman"/>
+                <w:b w:val="0"/>
+                <w:sz w:val="13"/>
+              </w:rPr>
+              <w:t>0.9924</w:t>
+            </w:r>
+          </w:p>
+        </w:tc>
+        <w:tc>
+          <w:tcPr>
+            <w:tcW w:type="dxa" w:w="752"/>
+          </w:tcPr>
+          <w:p>
+            <w:pPr>
+              <w:spacing w:before="20" w:after="20"/>
+              <w:jc w:val="center"/>
+            </w:pPr>
+            <w:r/>
+            <w:r>
+              <w:rPr>
+                <w:rFonts w:ascii="Times New Roman" w:hAnsi="Times New Roman" w:eastAsia="Times New Roman"/>
+                <w:b w:val="0"/>
+                <w:sz w:val="13"/>
+              </w:rPr>
+              <w:t>0.9924</w:t>
+            </w:r>
+          </w:p>
+        </w:tc>
+        <w:tc>
+          <w:tcPr>
+            <w:tcW w:type="dxa" w:w="752"/>
+          </w:tcPr>
+          <w:p>
+            <w:pPr>
+              <w:spacing w:before="20" w:after="20"/>
+              <w:jc w:val="center"/>
+            </w:pPr>
+            <w:r/>
+            <w:r>
+              <w:rPr>
+                <w:rFonts w:ascii="Times New Roman" w:hAnsi="Times New Roman" w:eastAsia="Times New Roman"/>
+                <w:b w:val="0"/>
+                <w:sz w:val="13"/>
+              </w:rPr>
+              <w:t>0.9924</w:t>
+            </w:r>
+          </w:p>
+        </w:tc>
+        <w:tc>
+          <w:tcPr>
+            <w:tcW w:type="dxa" w:w="752"/>
+          </w:tcPr>
+          <w:p>
+            <w:pPr>
+              <w:spacing w:before="20" w:after="20"/>
+              <w:jc w:val="center"/>
+            </w:pPr>
+            <w:r/>
+            <w:r>
+              <w:rPr>
+                <w:rFonts w:ascii="Times New Roman" w:hAnsi="Times New Roman" w:eastAsia="Times New Roman"/>
+                <w:b w:val="0"/>
+                <w:sz w:val="13"/>
+              </w:rPr>
+              <w:t>0.9945</w:t>
+            </w:r>
+          </w:p>
+        </w:tc>
+        <w:tc>
+          <w:tcPr>
+            <w:tcW w:type="dxa" w:w="752"/>
+          </w:tcPr>
+          <w:p>
+            <w:pPr>
+              <w:spacing w:before="20" w:after="20"/>
+              <w:jc w:val="center"/>
+            </w:pPr>
+            <w:r/>
+            <w:r>
+              <w:rPr>
+                <w:rFonts w:ascii="Times New Roman" w:hAnsi="Times New Roman" w:eastAsia="Times New Roman"/>
+                <w:b w:val="0"/>
+                <w:sz w:val="13"/>
+              </w:rPr>
+              <w:t>0.9945</w:t>
+            </w:r>
+          </w:p>
+        </w:tc>
+        <w:tc>
+          <w:tcPr>
+            <w:tcW w:type="dxa" w:w="752"/>
+          </w:tcPr>
+          <w:p>
+            <w:pPr>
+              <w:spacing w:before="20" w:after="20"/>
+              <w:jc w:val="center"/>
+            </w:pPr>
+            <w:r/>
+            <w:r>
+              <w:rPr>
+                <w:rFonts w:ascii="Times New Roman" w:hAnsi="Times New Roman" w:eastAsia="Times New Roman"/>
+                <w:b w:val="0"/>
+                <w:sz w:val="13"/>
+              </w:rPr>
+              <w:t>0.9945</w:t>
+            </w:r>
+          </w:p>
+        </w:tc>
+        <w:tc>
+          <w:tcPr>
+            <w:tcW w:type="dxa" w:w="752"/>
+          </w:tcPr>
+          <w:p>
+            <w:pPr>
+              <w:spacing w:before="20" w:after="20"/>
+              <w:jc w:val="center"/>
+            </w:pPr>
+            <w:r/>
+            <w:r>
+              <w:rPr>
+                <w:rFonts w:ascii="Times New Roman" w:hAnsi="Times New Roman" w:eastAsia="Times New Roman"/>
+                <w:b w:val="0"/>
+                <w:sz w:val="13"/>
+              </w:rPr>
+              <w:t>0.9945</w:t>
+            </w:r>
+          </w:p>
+        </w:tc>
+      </w:tr>
+      <w:tr>
+        <w:trPr>
+          <w:cantSplit w:val="true"/>
+        </w:trPr>
+        <w:tc>
+          <w:tcPr>
+            <w:tcW w:type="dxa" w:w="752"/>
+            <w:vMerge/>
+          </w:tcPr>
+          <w:p/>
+        </w:tc>
+        <w:tc>
+          <w:tcPr>
+            <w:tcW w:type="dxa" w:w="752"/>
+          </w:tcPr>
+          <w:p>
+            <w:pPr>
+              <w:spacing w:before="20" w:after="20"/>
+              <w:jc w:val="center"/>
+            </w:pPr>
+            <w:r/>
+            <w:r>
+              <w:rPr>
+                <w:rFonts w:ascii="Times New Roman" w:hAnsi="Times New Roman" w:eastAsia="Times New Roman"/>
+                <w:b w:val="0"/>
+                <w:sz w:val="13"/>
+              </w:rPr>
+              <w:t>0.00003</w:t>
+            </w:r>
+          </w:p>
+        </w:tc>
+        <w:tc>
+          <w:tcPr>
+            <w:tcW w:type="dxa" w:w="752"/>
+          </w:tcPr>
+          <w:p>
+            <w:pPr>
+              <w:spacing w:before="20" w:after="20"/>
+              <w:jc w:val="center"/>
+            </w:pPr>
+            <w:r/>
+            <w:r>
+              <w:rPr>
+                <w:rFonts w:ascii="Times New Roman" w:hAnsi="Times New Roman" w:eastAsia="Times New Roman"/>
+                <w:b w:val="0"/>
+                <w:sz w:val="13"/>
+              </w:rPr>
+              <w:t>32</w:t>
+            </w:r>
+          </w:p>
+        </w:tc>
+        <w:tc>
+          <w:tcPr>
+            <w:tcW w:type="dxa" w:w="752"/>
+          </w:tcPr>
+          <w:p>
+            <w:pPr>
+              <w:spacing w:before="20" w:after="20"/>
+              <w:jc w:val="center"/>
+            </w:pPr>
+            <w:r/>
+            <w:r>
+              <w:rPr>
+                <w:rFonts w:ascii="Times New Roman" w:hAnsi="Times New Roman" w:eastAsia="Times New Roman"/>
+                <w:b w:val="0"/>
+                <w:sz w:val="13"/>
+              </w:rPr>
+              <w:t>0.1</w:t>
+            </w:r>
+          </w:p>
+        </w:tc>
+        <w:tc>
+          <w:tcPr>
+            <w:tcW w:type="dxa" w:w="752"/>
+          </w:tcPr>
+          <w:p>
+            <w:pPr>
+              <w:spacing w:before="20" w:after="20"/>
+              <w:jc w:val="center"/>
+            </w:pPr>
+            <w:r/>
+            <w:r>
+              <w:rPr>
+                <w:rFonts w:ascii="Times New Roman" w:hAnsi="Times New Roman" w:eastAsia="Times New Roman"/>
+                <w:b w:val="0"/>
+                <w:sz w:val="13"/>
+              </w:rPr>
+              <w:t>0.9916</w:t>
+            </w:r>
+          </w:p>
+        </w:tc>
+        <w:tc>
+          <w:tcPr>
+            <w:tcW w:type="dxa" w:w="752"/>
+          </w:tcPr>
+          <w:p>
+            <w:pPr>
+              <w:spacing w:before="20" w:after="20"/>
+              <w:jc w:val="center"/>
+            </w:pPr>
+            <w:r/>
+            <w:r>
+              <w:rPr>
+                <w:rFonts w:ascii="Times New Roman" w:hAnsi="Times New Roman" w:eastAsia="Times New Roman"/>
+                <w:b w:val="0"/>
+                <w:sz w:val="13"/>
+              </w:rPr>
+              <w:t>0.9916</w:t>
+            </w:r>
+          </w:p>
+        </w:tc>
+        <w:tc>
+          <w:tcPr>
+            <w:tcW w:type="dxa" w:w="752"/>
+          </w:tcPr>
+          <w:p>
+            <w:pPr>
+              <w:spacing w:before="20" w:after="20"/>
+              <w:jc w:val="center"/>
+            </w:pPr>
+            <w:r/>
+            <w:r>
+              <w:rPr>
+                <w:rFonts w:ascii="Times New Roman" w:hAnsi="Times New Roman" w:eastAsia="Times New Roman"/>
+                <w:b w:val="0"/>
+                <w:sz w:val="13"/>
+              </w:rPr>
+              <w:t>0.9916</w:t>
+            </w:r>
+          </w:p>
+        </w:tc>
+        <w:tc>
+          <w:tcPr>
+            <w:tcW w:type="dxa" w:w="752"/>
+          </w:tcPr>
+          <w:p>
+            <w:pPr>
+              <w:spacing w:before="20" w:after="20"/>
+              <w:jc w:val="center"/>
+            </w:pPr>
+            <w:r/>
+            <w:r>
+              <w:rPr>
+                <w:rFonts w:ascii="Times New Roman" w:hAnsi="Times New Roman" w:eastAsia="Times New Roman"/>
+                <w:b w:val="0"/>
+                <w:sz w:val="13"/>
+              </w:rPr>
+              <w:t>0.9916</w:t>
+            </w:r>
+          </w:p>
+        </w:tc>
+        <w:tc>
+          <w:tcPr>
+            <w:tcW w:type="dxa" w:w="752"/>
+          </w:tcPr>
+          <w:p>
+            <w:pPr>
+              <w:spacing w:before="20" w:after="20"/>
+              <w:jc w:val="center"/>
+            </w:pPr>
+            <w:r/>
+            <w:r>
+              <w:rPr>
+                <w:rFonts w:ascii="Times New Roman" w:hAnsi="Times New Roman" w:eastAsia="Times New Roman"/>
+                <w:b w:val="0"/>
+                <w:sz w:val="13"/>
+              </w:rPr>
+              <w:t>0.9933</w:t>
+            </w:r>
+          </w:p>
+        </w:tc>
+        <w:tc>
+          <w:tcPr>
+            <w:tcW w:type="dxa" w:w="752"/>
+          </w:tcPr>
+          <w:p>
+            <w:pPr>
+              <w:spacing w:before="20" w:after="20"/>
+              <w:jc w:val="center"/>
+            </w:pPr>
+            <w:r/>
+            <w:r>
+              <w:rPr>
+                <w:rFonts w:ascii="Times New Roman" w:hAnsi="Times New Roman" w:eastAsia="Times New Roman"/>
+                <w:b w:val="0"/>
+                <w:sz w:val="13"/>
+              </w:rPr>
+              <w:t>0.9933</w:t>
+            </w:r>
+          </w:p>
+        </w:tc>
+        <w:tc>
+          <w:tcPr>
+            <w:tcW w:type="dxa" w:w="752"/>
+          </w:tcPr>
+          <w:p>
+            <w:pPr>
+              <w:spacing w:before="20" w:after="20"/>
+              <w:jc w:val="center"/>
+            </w:pPr>
+            <w:r/>
+            <w:r>
+              <w:rPr>
+                <w:rFonts w:ascii="Times New Roman" w:hAnsi="Times New Roman" w:eastAsia="Times New Roman"/>
+                <w:b w:val="0"/>
+                <w:sz w:val="13"/>
+              </w:rPr>
+              <w:t>0.9933</w:t>
+            </w:r>
+          </w:p>
+        </w:tc>
+        <w:tc>
+          <w:tcPr>
+            <w:tcW w:type="dxa" w:w="752"/>
+          </w:tcPr>
+          <w:p>
+            <w:pPr>
+              <w:spacing w:before="20" w:after="20"/>
+              <w:jc w:val="center"/>
+            </w:pPr>
+            <w:r/>
+            <w:r>
+              <w:rPr>
+                <w:rFonts w:ascii="Times New Roman" w:hAnsi="Times New Roman" w:eastAsia="Times New Roman"/>
+                <w:b w:val="0"/>
+                <w:sz w:val="13"/>
+              </w:rPr>
+              <w:t>0.9933</w:t>
+            </w:r>
+          </w:p>
+        </w:tc>
+      </w:tr>
+      <w:tr>
+        <w:trPr>
+          <w:cantSplit w:val="true"/>
+        </w:trPr>
+        <w:tc>
+          <w:tcPr>
+            <w:tcW w:type="dxa" w:w="752"/>
+            <w:vMerge w:val="restart"/>
+          </w:tcPr>
+          <w:p>
+            <w:pPr>
+              <w:spacing w:before="20" w:after="20"/>
+              <w:jc w:val="center"/>
+            </w:pPr>
+            <w:r>
+              <w:rPr>
+                <w:rFonts w:ascii="Times New Roman" w:hAnsi="Times New Roman" w:eastAsia="Times New Roman"/>
+                <w:b w:val="0"/>
+                <w:sz w:val="13"/>
+              </w:rPr>
+              <w:t>DeBERTa</w:t>
+              <w:br/>
+              <w:t>(BERT variation)</w:t>
+            </w:r>
+          </w:p>
+        </w:tc>
+        <w:tc>
+          <w:tcPr>
+            <w:tcW w:type="dxa" w:w="752"/>
+          </w:tcPr>
+          <w:p>
+            <w:pPr>
+              <w:spacing w:before="20" w:after="20"/>
+              <w:jc w:val="center"/>
+            </w:pPr>
+            <w:r/>
+            <w:r>
+              <w:rPr>
+                <w:rFonts w:ascii="Times New Roman" w:hAnsi="Times New Roman" w:eastAsia="Times New Roman"/>
+                <w:b w:val="0"/>
+                <w:sz w:val="13"/>
+              </w:rPr>
+              <w:t>0.00002</w:t>
+            </w:r>
+          </w:p>
+        </w:tc>
+        <w:tc>
+          <w:tcPr>
+            <w:tcW w:type="dxa" w:w="752"/>
+          </w:tcPr>
+          <w:p>
+            <w:pPr>
+              <w:spacing w:before="20" w:after="20"/>
+              <w:jc w:val="center"/>
+            </w:pPr>
+            <w:r/>
+            <w:r>
+              <w:rPr>
+                <w:rFonts w:ascii="Times New Roman" w:hAnsi="Times New Roman" w:eastAsia="Times New Roman"/>
+                <w:b w:val="0"/>
+                <w:sz w:val="13"/>
+              </w:rPr>
+              <w:t>16</w:t>
+            </w:r>
+          </w:p>
+        </w:tc>
+        <w:tc>
+          <w:tcPr>
+            <w:tcW w:type="dxa" w:w="752"/>
+          </w:tcPr>
+          <w:p>
+            <w:pPr>
+              <w:spacing w:before="20" w:after="20"/>
+              <w:jc w:val="center"/>
+            </w:pPr>
+            <w:r/>
+            <w:r>
+              <w:rPr>
+                <w:rFonts w:ascii="Times New Roman" w:hAnsi="Times New Roman" w:eastAsia="Times New Roman"/>
+                <w:b w:val="0"/>
+                <w:sz w:val="13"/>
+              </w:rPr>
+              <w:t>0.01</w:t>
+            </w:r>
+          </w:p>
+        </w:tc>
+        <w:tc>
+          <w:tcPr>
+            <w:tcW w:type="dxa" w:w="752"/>
+          </w:tcPr>
+          <w:p>
+            <w:pPr>
+              <w:spacing w:before="20" w:after="20"/>
+              <w:jc w:val="center"/>
+            </w:pPr>
+            <w:r/>
+            <w:r>
+              <w:rPr>
+                <w:rFonts w:ascii="Times New Roman" w:hAnsi="Times New Roman" w:eastAsia="Times New Roman"/>
+                <w:b w:val="0"/>
+                <w:sz w:val="13"/>
+              </w:rPr>
+              <w:t>0.9953</w:t>
+            </w:r>
+          </w:p>
+        </w:tc>
+        <w:tc>
+          <w:tcPr>
+            <w:tcW w:type="dxa" w:w="752"/>
+          </w:tcPr>
+          <w:p>
+            <w:pPr>
+              <w:spacing w:before="20" w:after="20"/>
+              <w:jc w:val="center"/>
+            </w:pPr>
+            <w:r/>
+            <w:r>
+              <w:rPr>
+                <w:rFonts w:ascii="Times New Roman" w:hAnsi="Times New Roman" w:eastAsia="Times New Roman"/>
+                <w:b w:val="0"/>
+                <w:sz w:val="13"/>
+              </w:rPr>
+              <w:t>0.9953</w:t>
+            </w:r>
+          </w:p>
+        </w:tc>
+        <w:tc>
+          <w:tcPr>
+            <w:tcW w:type="dxa" w:w="752"/>
+          </w:tcPr>
+          <w:p>
+            <w:pPr>
+              <w:spacing w:before="20" w:after="20"/>
+              <w:jc w:val="center"/>
+            </w:pPr>
+            <w:r/>
+            <w:r>
+              <w:rPr>
+                <w:rFonts w:ascii="Times New Roman" w:hAnsi="Times New Roman" w:eastAsia="Times New Roman"/>
+                <w:b w:val="0"/>
+                <w:sz w:val="13"/>
+              </w:rPr>
+              <w:t>0.9953</w:t>
+            </w:r>
+          </w:p>
+        </w:tc>
+        <w:tc>
+          <w:tcPr>
+            <w:tcW w:type="dxa" w:w="752"/>
+          </w:tcPr>
+          <w:p>
+            <w:pPr>
+              <w:spacing w:before="20" w:after="20"/>
+              <w:jc w:val="center"/>
+            </w:pPr>
+            <w:r/>
+            <w:r>
+              <w:rPr>
+                <w:rFonts w:ascii="Times New Roman" w:hAnsi="Times New Roman" w:eastAsia="Times New Roman"/>
+                <w:b w:val="0"/>
+                <w:sz w:val="13"/>
+              </w:rPr>
+              <w:t>0.9953</w:t>
+            </w:r>
+          </w:p>
+        </w:tc>
+        <w:tc>
+          <w:tcPr>
+            <w:tcW w:type="dxa" w:w="752"/>
+          </w:tcPr>
+          <w:p>
+            <w:pPr>
+              <w:spacing w:before="20" w:after="20"/>
+              <w:jc w:val="center"/>
+            </w:pPr>
+            <w:r/>
+            <w:r>
+              <w:rPr>
+                <w:rFonts w:ascii="Times New Roman" w:hAnsi="Times New Roman" w:eastAsia="Times New Roman"/>
+                <w:b w:val="0"/>
+                <w:sz w:val="13"/>
+              </w:rPr>
+              <w:t>0.9937</w:t>
+            </w:r>
+          </w:p>
+        </w:tc>
+        <w:tc>
+          <w:tcPr>
+            <w:tcW w:type="dxa" w:w="752"/>
+          </w:tcPr>
+          <w:p>
+            <w:pPr>
+              <w:spacing w:before="20" w:after="20"/>
+              <w:jc w:val="center"/>
+            </w:pPr>
+            <w:r/>
+            <w:r>
+              <w:rPr>
+                <w:rFonts w:ascii="Times New Roman" w:hAnsi="Times New Roman" w:eastAsia="Times New Roman"/>
+                <w:b w:val="0"/>
+                <w:sz w:val="13"/>
+              </w:rPr>
+              <w:t>0.9937</w:t>
+            </w:r>
+          </w:p>
+        </w:tc>
+        <w:tc>
+          <w:tcPr>
+            <w:tcW w:type="dxa" w:w="752"/>
+          </w:tcPr>
+          <w:p>
+            <w:pPr>
+              <w:spacing w:before="20" w:after="20"/>
+              <w:jc w:val="center"/>
+            </w:pPr>
+            <w:r/>
+            <w:r>
+              <w:rPr>
+                <w:rFonts w:ascii="Times New Roman" w:hAnsi="Times New Roman" w:eastAsia="Times New Roman"/>
+                <w:b w:val="0"/>
+                <w:sz w:val="13"/>
+              </w:rPr>
+              <w:t>0.9937</w:t>
+            </w:r>
+          </w:p>
+        </w:tc>
+        <w:tc>
+          <w:tcPr>
+            <w:tcW w:type="dxa" w:w="752"/>
+          </w:tcPr>
+          <w:p>
+            <w:pPr>
+              <w:spacing w:before="20" w:after="20"/>
+              <w:jc w:val="center"/>
+            </w:pPr>
+            <w:r/>
+            <w:r>
+              <w:rPr>
+                <w:rFonts w:ascii="Times New Roman" w:hAnsi="Times New Roman" w:eastAsia="Times New Roman"/>
+                <w:b w:val="0"/>
+                <w:sz w:val="13"/>
+              </w:rPr>
+              <w:t>0.9937</w:t>
+            </w:r>
+          </w:p>
+        </w:tc>
+      </w:tr>
+      <w:tr>
+        <w:trPr>
+          <w:cantSplit w:val="true"/>
+        </w:trPr>
+        <w:tc>
+          <w:tcPr>
+            <w:tcW w:type="dxa" w:w="752"/>
+            <w:vMerge/>
+          </w:tcPr>
+          <w:p/>
+        </w:tc>
+        <w:tc>
+          <w:tcPr>
+            <w:tcW w:type="dxa" w:w="752"/>
+          </w:tcPr>
+          <w:p>
+            <w:pPr>
+              <w:spacing w:before="20" w:after="20"/>
+              <w:jc w:val="center"/>
+            </w:pPr>
+            <w:r/>
+            <w:r>
+              <w:rPr>
+                <w:rFonts w:ascii="Times New Roman" w:hAnsi="Times New Roman" w:eastAsia="Times New Roman"/>
+                <w:b w:val="0"/>
+                <w:sz w:val="13"/>
+              </w:rPr>
+              <w:t>0.00003</w:t>
+            </w:r>
+          </w:p>
+        </w:tc>
+        <w:tc>
+          <w:tcPr>
+            <w:tcW w:type="dxa" w:w="752"/>
+          </w:tcPr>
+          <w:p>
+            <w:pPr>
+              <w:spacing w:before="20" w:after="20"/>
+              <w:jc w:val="center"/>
+            </w:pPr>
+            <w:r/>
+            <w:r>
+              <w:rPr>
+                <w:rFonts w:ascii="Times New Roman" w:hAnsi="Times New Roman" w:eastAsia="Times New Roman"/>
+                <w:b w:val="0"/>
+                <w:sz w:val="13"/>
+              </w:rPr>
+              <w:t>16</w:t>
+            </w:r>
+          </w:p>
+        </w:tc>
+        <w:tc>
+          <w:tcPr>
+            <w:tcW w:type="dxa" w:w="752"/>
+          </w:tcPr>
+          <w:p>
+            <w:pPr>
+              <w:spacing w:before="20" w:after="20"/>
+              <w:jc w:val="center"/>
+            </w:pPr>
+            <w:r/>
+            <w:r>
+              <w:rPr>
+                <w:rFonts w:ascii="Times New Roman" w:hAnsi="Times New Roman" w:eastAsia="Times New Roman"/>
+                <w:b w:val="0"/>
+                <w:sz w:val="13"/>
+              </w:rPr>
+              <w:t>0.01</w:t>
+            </w:r>
+          </w:p>
+        </w:tc>
+        <w:tc>
+          <w:tcPr>
+            <w:tcW w:type="dxa" w:w="752"/>
+          </w:tcPr>
+          <w:p>
+            <w:pPr>
+              <w:spacing w:before="20" w:after="20"/>
+              <w:jc w:val="center"/>
+            </w:pPr>
+            <w:r/>
+            <w:r>
+              <w:rPr>
+                <w:rFonts w:ascii="Times New Roman" w:hAnsi="Times New Roman" w:eastAsia="Times New Roman"/>
+                <w:b w:val="0"/>
+                <w:sz w:val="13"/>
+              </w:rPr>
+              <w:t>0.9917</w:t>
+            </w:r>
+          </w:p>
+        </w:tc>
+        <w:tc>
+          <w:tcPr>
+            <w:tcW w:type="dxa" w:w="752"/>
+          </w:tcPr>
+          <w:p>
+            <w:pPr>
+              <w:spacing w:before="20" w:after="20"/>
+              <w:jc w:val="center"/>
+            </w:pPr>
+            <w:r/>
+            <w:r>
+              <w:rPr>
+                <w:rFonts w:ascii="Times New Roman" w:hAnsi="Times New Roman" w:eastAsia="Times New Roman"/>
+                <w:b w:val="0"/>
+                <w:sz w:val="13"/>
+              </w:rPr>
+              <w:t>0.9917</w:t>
+            </w:r>
+          </w:p>
+        </w:tc>
+        <w:tc>
+          <w:tcPr>
+            <w:tcW w:type="dxa" w:w="752"/>
+          </w:tcPr>
+          <w:p>
+            <w:pPr>
+              <w:spacing w:before="20" w:after="20"/>
+              <w:jc w:val="center"/>
+            </w:pPr>
+            <w:r/>
+            <w:r>
+              <w:rPr>
+                <w:rFonts w:ascii="Times New Roman" w:hAnsi="Times New Roman" w:eastAsia="Times New Roman"/>
+                <w:b w:val="0"/>
+                <w:sz w:val="13"/>
+              </w:rPr>
+              <w:t>0.9917</w:t>
+            </w:r>
+          </w:p>
+        </w:tc>
+        <w:tc>
+          <w:tcPr>
+            <w:tcW w:type="dxa" w:w="752"/>
+          </w:tcPr>
+          <w:p>
+            <w:pPr>
+              <w:spacing w:before="20" w:after="20"/>
+              <w:jc w:val="center"/>
+            </w:pPr>
+            <w:r/>
+            <w:r>
+              <w:rPr>
+                <w:rFonts w:ascii="Times New Roman" w:hAnsi="Times New Roman" w:eastAsia="Times New Roman"/>
+                <w:b w:val="0"/>
+                <w:sz w:val="13"/>
+              </w:rPr>
+              <w:t>0.9917</w:t>
+            </w:r>
+          </w:p>
+        </w:tc>
+        <w:tc>
+          <w:tcPr>
+            <w:tcW w:type="dxa" w:w="752"/>
+          </w:tcPr>
+          <w:p>
+            <w:pPr>
+              <w:spacing w:before="20" w:after="20"/>
+              <w:jc w:val="center"/>
+            </w:pPr>
+            <w:r/>
+            <w:r>
+              <w:rPr>
+                <w:rFonts w:ascii="Times New Roman" w:hAnsi="Times New Roman" w:eastAsia="Times New Roman"/>
+                <w:b w:val="0"/>
+                <w:sz w:val="13"/>
+              </w:rPr>
+              <w:t>0.9980</w:t>
+            </w:r>
+          </w:p>
+        </w:tc>
+        <w:tc>
+          <w:tcPr>
+            <w:tcW w:type="dxa" w:w="752"/>
+          </w:tcPr>
+          <w:p>
+            <w:pPr>
+              <w:spacing w:before="20" w:after="20"/>
+              <w:jc w:val="center"/>
+            </w:pPr>
+            <w:r/>
+            <w:r>
+              <w:rPr>
+                <w:rFonts w:ascii="Times New Roman" w:hAnsi="Times New Roman" w:eastAsia="Times New Roman"/>
+                <w:b w:val="0"/>
+                <w:sz w:val="13"/>
+              </w:rPr>
+              <w:t>0.9980</w:t>
+            </w:r>
+          </w:p>
+        </w:tc>
+        <w:tc>
+          <w:tcPr>
+            <w:tcW w:type="dxa" w:w="752"/>
+          </w:tcPr>
+          <w:p>
+            <w:pPr>
+              <w:spacing w:before="20" w:after="20"/>
+              <w:jc w:val="center"/>
+            </w:pPr>
+            <w:r/>
+            <w:r>
+              <w:rPr>
+                <w:rFonts w:ascii="Times New Roman" w:hAnsi="Times New Roman" w:eastAsia="Times New Roman"/>
+                <w:b w:val="0"/>
+                <w:sz w:val="13"/>
+              </w:rPr>
+              <w:t>0.9980</w:t>
+            </w:r>
+          </w:p>
+        </w:tc>
+        <w:tc>
+          <w:tcPr>
+            <w:tcW w:type="dxa" w:w="752"/>
+          </w:tcPr>
+          <w:p>
+            <w:pPr>
+              <w:spacing w:before="20" w:after="20"/>
+              <w:jc w:val="center"/>
+            </w:pPr>
+            <w:r/>
+            <w:r>
+              <w:rPr>
+                <w:rFonts w:ascii="Times New Roman" w:hAnsi="Times New Roman" w:eastAsia="Times New Roman"/>
+                <w:b w:val="0"/>
+                <w:sz w:val="13"/>
+              </w:rPr>
+              <w:t>0.9980</w:t>
+            </w:r>
+          </w:p>
+        </w:tc>
+      </w:tr>
+      <w:tr>
+        <w:trPr>
+          <w:cantSplit w:val="true"/>
+        </w:trPr>
+        <w:tc>
+          <w:tcPr>
+            <w:tcW w:type="dxa" w:w="752"/>
+            <w:vMerge/>
+          </w:tcPr>
+          <w:p/>
+        </w:tc>
+        <w:tc>
+          <w:tcPr>
+            <w:tcW w:type="dxa" w:w="752"/>
+          </w:tcPr>
+          <w:p>
+            <w:pPr>
+              <w:spacing w:before="20" w:after="20"/>
+              <w:jc w:val="center"/>
+            </w:pPr>
+            <w:r/>
+            <w:r>
+              <w:rPr>
+                <w:rFonts w:ascii="Times New Roman" w:hAnsi="Times New Roman" w:eastAsia="Times New Roman"/>
+                <w:b w:val="0"/>
+                <w:sz w:val="13"/>
+              </w:rPr>
+              <w:t>0.00002</w:t>
+            </w:r>
+          </w:p>
+        </w:tc>
+        <w:tc>
+          <w:tcPr>
+            <w:tcW w:type="dxa" w:w="752"/>
+          </w:tcPr>
+          <w:p>
+            <w:pPr>
+              <w:spacing w:before="20" w:after="20"/>
+              <w:jc w:val="center"/>
+            </w:pPr>
+            <w:r/>
+            <w:r>
+              <w:rPr>
+                <w:rFonts w:ascii="Times New Roman" w:hAnsi="Times New Roman" w:eastAsia="Times New Roman"/>
+                <w:b w:val="0"/>
+                <w:sz w:val="13"/>
+              </w:rPr>
+              <w:t>32</w:t>
+            </w:r>
+          </w:p>
+        </w:tc>
+        <w:tc>
+          <w:tcPr>
+            <w:tcW w:type="dxa" w:w="752"/>
+          </w:tcPr>
+          <w:p>
+            <w:pPr>
+              <w:spacing w:before="20" w:after="20"/>
+              <w:jc w:val="center"/>
+            </w:pPr>
+            <w:r/>
+            <w:r>
+              <w:rPr>
+                <w:rFonts w:ascii="Times New Roman" w:hAnsi="Times New Roman" w:eastAsia="Times New Roman"/>
+                <w:b w:val="0"/>
+                <w:sz w:val="13"/>
+              </w:rPr>
+              <w:t>0.01</w:t>
+            </w:r>
+          </w:p>
+        </w:tc>
+        <w:tc>
+          <w:tcPr>
+            <w:tcW w:type="dxa" w:w="752"/>
+          </w:tcPr>
+          <w:p>
+            <w:pPr>
+              <w:spacing w:before="20" w:after="20"/>
+              <w:jc w:val="center"/>
+            </w:pPr>
+            <w:r/>
+            <w:r>
+              <w:rPr>
+                <w:rFonts w:ascii="Times New Roman" w:hAnsi="Times New Roman" w:eastAsia="Times New Roman"/>
+                <w:b w:val="0"/>
+                <w:sz w:val="13"/>
+              </w:rPr>
+              <w:t>0.9930</w:t>
+            </w:r>
+          </w:p>
+        </w:tc>
+        <w:tc>
+          <w:tcPr>
+            <w:tcW w:type="dxa" w:w="752"/>
+          </w:tcPr>
+          <w:p>
+            <w:pPr>
+              <w:spacing w:before="20" w:after="20"/>
+              <w:jc w:val="center"/>
+            </w:pPr>
+            <w:r/>
+            <w:r>
+              <w:rPr>
+                <w:rFonts w:ascii="Times New Roman" w:hAnsi="Times New Roman" w:eastAsia="Times New Roman"/>
+                <w:b w:val="0"/>
+                <w:sz w:val="13"/>
+              </w:rPr>
+              <w:t>0.9930</w:t>
+            </w:r>
+          </w:p>
+        </w:tc>
+        <w:tc>
+          <w:tcPr>
+            <w:tcW w:type="dxa" w:w="752"/>
+          </w:tcPr>
+          <w:p>
+            <w:pPr>
+              <w:spacing w:before="20" w:after="20"/>
+              <w:jc w:val="center"/>
+            </w:pPr>
+            <w:r/>
+            <w:r>
+              <w:rPr>
+                <w:rFonts w:ascii="Times New Roman" w:hAnsi="Times New Roman" w:eastAsia="Times New Roman"/>
+                <w:b w:val="0"/>
+                <w:sz w:val="13"/>
+              </w:rPr>
+              <w:t>0.9930</w:t>
+            </w:r>
+          </w:p>
+        </w:tc>
+        <w:tc>
+          <w:tcPr>
+            <w:tcW w:type="dxa" w:w="752"/>
+          </w:tcPr>
+          <w:p>
+            <w:pPr>
+              <w:spacing w:before="20" w:after="20"/>
+              <w:jc w:val="center"/>
+            </w:pPr>
+            <w:r/>
+            <w:r>
+              <w:rPr>
+                <w:rFonts w:ascii="Times New Roman" w:hAnsi="Times New Roman" w:eastAsia="Times New Roman"/>
+                <w:b w:val="0"/>
+                <w:sz w:val="13"/>
+              </w:rPr>
+              <w:t>0.9930</w:t>
+            </w:r>
+          </w:p>
+        </w:tc>
+        <w:tc>
+          <w:tcPr>
+            <w:tcW w:type="dxa" w:w="752"/>
+          </w:tcPr>
+          <w:p>
+            <w:pPr>
+              <w:spacing w:before="20" w:after="20"/>
+              <w:jc w:val="center"/>
+            </w:pPr>
+            <w:r/>
+            <w:r>
+              <w:rPr>
+                <w:rFonts w:ascii="Times New Roman" w:hAnsi="Times New Roman" w:eastAsia="Times New Roman"/>
+                <w:b w:val="0"/>
+                <w:sz w:val="13"/>
+              </w:rPr>
+              <w:t>0.9953</w:t>
+            </w:r>
+          </w:p>
+        </w:tc>
+        <w:tc>
+          <w:tcPr>
+            <w:tcW w:type="dxa" w:w="752"/>
+          </w:tcPr>
+          <w:p>
+            <w:pPr>
+              <w:spacing w:before="20" w:after="20"/>
+              <w:jc w:val="center"/>
+            </w:pPr>
+            <w:r/>
+            <w:r>
+              <w:rPr>
+                <w:rFonts w:ascii="Times New Roman" w:hAnsi="Times New Roman" w:eastAsia="Times New Roman"/>
+                <w:b w:val="0"/>
+                <w:sz w:val="13"/>
+              </w:rPr>
+              <w:t>0.9954</w:t>
+            </w:r>
+          </w:p>
+        </w:tc>
+        <w:tc>
+          <w:tcPr>
+            <w:tcW w:type="dxa" w:w="752"/>
+          </w:tcPr>
+          <w:p>
+            <w:pPr>
+              <w:spacing w:before="20" w:after="20"/>
+              <w:jc w:val="center"/>
+            </w:pPr>
+            <w:r/>
+            <w:r>
+              <w:rPr>
+                <w:rFonts w:ascii="Times New Roman" w:hAnsi="Times New Roman" w:eastAsia="Times New Roman"/>
+                <w:b w:val="0"/>
+                <w:sz w:val="13"/>
+              </w:rPr>
+              <w:t>0.9953</w:t>
+            </w:r>
+          </w:p>
+        </w:tc>
+        <w:tc>
+          <w:tcPr>
+            <w:tcW w:type="dxa" w:w="752"/>
+          </w:tcPr>
+          <w:p>
+            <w:pPr>
+              <w:spacing w:before="20" w:after="20"/>
+              <w:jc w:val="center"/>
+            </w:pPr>
+            <w:r/>
+            <w:r>
+              <w:rPr>
+                <w:rFonts w:ascii="Times New Roman" w:hAnsi="Times New Roman" w:eastAsia="Times New Roman"/>
+                <w:b w:val="0"/>
+                <w:sz w:val="13"/>
+              </w:rPr>
+              <w:t>0.9953</w:t>
+            </w:r>
+          </w:p>
+        </w:tc>
+      </w:tr>
+      <w:tr>
+        <w:trPr>
+          <w:cantSplit w:val="true"/>
+        </w:trPr>
+        <w:tc>
+          <w:tcPr>
+            <w:tcW w:type="dxa" w:w="752"/>
+            <w:vMerge/>
+          </w:tcPr>
+          <w:p/>
+        </w:tc>
+        <w:tc>
+          <w:tcPr>
+            <w:tcW w:type="dxa" w:w="752"/>
+          </w:tcPr>
+          <w:p>
+            <w:pPr>
+              <w:spacing w:before="20" w:after="20"/>
+              <w:jc w:val="center"/>
+            </w:pPr>
+            <w:r/>
+            <w:r>
+              <w:rPr>
+                <w:rFonts w:ascii="Times New Roman" w:hAnsi="Times New Roman" w:eastAsia="Times New Roman"/>
+                <w:b w:val="0"/>
+                <w:sz w:val="13"/>
+              </w:rPr>
+              <w:t>0.00003</w:t>
+            </w:r>
+          </w:p>
+        </w:tc>
+        <w:tc>
+          <w:tcPr>
+            <w:tcW w:type="dxa" w:w="752"/>
+          </w:tcPr>
+          <w:p>
+            <w:pPr>
+              <w:spacing w:before="20" w:after="20"/>
+              <w:jc w:val="center"/>
+            </w:pPr>
+            <w:r/>
+            <w:r>
+              <w:rPr>
+                <w:rFonts w:ascii="Times New Roman" w:hAnsi="Times New Roman" w:eastAsia="Times New Roman"/>
+                <w:b w:val="0"/>
+                <w:sz w:val="13"/>
+              </w:rPr>
+              <w:t>32</w:t>
+            </w:r>
+          </w:p>
+        </w:tc>
+        <w:tc>
+          <w:tcPr>
+            <w:tcW w:type="dxa" w:w="752"/>
+          </w:tcPr>
+          <w:p>
+            <w:pPr>
+              <w:spacing w:before="20" w:after="20"/>
+              <w:jc w:val="center"/>
+            </w:pPr>
+            <w:r/>
+            <w:r>
+              <w:rPr>
+                <w:rFonts w:ascii="Times New Roman" w:hAnsi="Times New Roman" w:eastAsia="Times New Roman"/>
+                <w:b w:val="0"/>
+                <w:sz w:val="13"/>
+              </w:rPr>
+              <w:t>0.01</w:t>
+            </w:r>
+          </w:p>
+        </w:tc>
+        <w:tc>
+          <w:tcPr>
+            <w:tcW w:type="dxa" w:w="752"/>
+          </w:tcPr>
+          <w:p>
+            <w:pPr>
+              <w:spacing w:before="20" w:after="20"/>
+              <w:jc w:val="center"/>
+            </w:pPr>
+            <w:r/>
+            <w:r>
+              <w:rPr>
+                <w:rFonts w:ascii="Times New Roman" w:hAnsi="Times New Roman" w:eastAsia="Times New Roman"/>
+                <w:b w:val="0"/>
+                <w:sz w:val="13"/>
+              </w:rPr>
+              <w:t>0.9920</w:t>
+            </w:r>
+          </w:p>
+        </w:tc>
+        <w:tc>
+          <w:tcPr>
+            <w:tcW w:type="dxa" w:w="752"/>
+          </w:tcPr>
+          <w:p>
+            <w:pPr>
+              <w:spacing w:before="20" w:after="20"/>
+              <w:jc w:val="center"/>
+            </w:pPr>
+            <w:r/>
+            <w:r>
+              <w:rPr>
+                <w:rFonts w:ascii="Times New Roman" w:hAnsi="Times New Roman" w:eastAsia="Times New Roman"/>
+                <w:b w:val="0"/>
+                <w:sz w:val="13"/>
+              </w:rPr>
+              <w:t>0.9921</w:t>
+            </w:r>
+          </w:p>
+        </w:tc>
+        <w:tc>
+          <w:tcPr>
+            <w:tcW w:type="dxa" w:w="752"/>
+          </w:tcPr>
+          <w:p>
+            <w:pPr>
+              <w:spacing w:before="20" w:after="20"/>
+              <w:jc w:val="center"/>
+            </w:pPr>
+            <w:r/>
+            <w:r>
+              <w:rPr>
+                <w:rFonts w:ascii="Times New Roman" w:hAnsi="Times New Roman" w:eastAsia="Times New Roman"/>
+                <w:b w:val="0"/>
+                <w:sz w:val="13"/>
+              </w:rPr>
+              <w:t>0.9920</w:t>
+            </w:r>
+          </w:p>
+        </w:tc>
+        <w:tc>
+          <w:tcPr>
+            <w:tcW w:type="dxa" w:w="752"/>
+          </w:tcPr>
+          <w:p>
+            <w:pPr>
+              <w:spacing w:before="20" w:after="20"/>
+              <w:jc w:val="center"/>
+            </w:pPr>
+            <w:r/>
+            <w:r>
+              <w:rPr>
+                <w:rFonts w:ascii="Times New Roman" w:hAnsi="Times New Roman" w:eastAsia="Times New Roman"/>
+                <w:b w:val="0"/>
+                <w:sz w:val="13"/>
+              </w:rPr>
+              <w:t>0.9920</w:t>
+            </w:r>
+          </w:p>
+        </w:tc>
+        <w:tc>
+          <w:tcPr>
+            <w:tcW w:type="dxa" w:w="752"/>
+          </w:tcPr>
+          <w:p>
+            <w:pPr>
+              <w:spacing w:before="20" w:after="20"/>
+              <w:jc w:val="center"/>
+            </w:pPr>
+            <w:r/>
+            <w:r>
+              <w:rPr>
+                <w:rFonts w:ascii="Times New Roman" w:hAnsi="Times New Roman" w:eastAsia="Times New Roman"/>
+                <w:b w:val="0"/>
+                <w:sz w:val="13"/>
+              </w:rPr>
+              <w:t>0.9964</w:t>
+            </w:r>
+          </w:p>
+        </w:tc>
+        <w:tc>
+          <w:tcPr>
+            <w:tcW w:type="dxa" w:w="752"/>
+          </w:tcPr>
+          <w:p>
+            <w:pPr>
+              <w:spacing w:before="20" w:after="20"/>
+              <w:jc w:val="center"/>
+            </w:pPr>
+            <w:r/>
+            <w:r>
+              <w:rPr>
+                <w:rFonts w:ascii="Times New Roman" w:hAnsi="Times New Roman" w:eastAsia="Times New Roman"/>
+                <w:b w:val="0"/>
+                <w:sz w:val="13"/>
+              </w:rPr>
+              <w:t>0.9964</w:t>
+            </w:r>
+          </w:p>
+        </w:tc>
+        <w:tc>
+          <w:tcPr>
+            <w:tcW w:type="dxa" w:w="752"/>
+          </w:tcPr>
+          <w:p>
+            <w:pPr>
+              <w:spacing w:before="20" w:after="20"/>
+              <w:jc w:val="center"/>
+            </w:pPr>
+            <w:r/>
+            <w:r>
+              <w:rPr>
+                <w:rFonts w:ascii="Times New Roman" w:hAnsi="Times New Roman" w:eastAsia="Times New Roman"/>
+                <w:b w:val="0"/>
+                <w:sz w:val="13"/>
+              </w:rPr>
+              <w:t>0.9964</w:t>
+            </w:r>
+          </w:p>
+        </w:tc>
+        <w:tc>
+          <w:tcPr>
+            <w:tcW w:type="dxa" w:w="752"/>
+          </w:tcPr>
+          <w:p>
+            <w:pPr>
+              <w:spacing w:before="20" w:after="20"/>
+              <w:jc w:val="center"/>
+            </w:pPr>
+            <w:r/>
+            <w:r>
+              <w:rPr>
+                <w:rFonts w:ascii="Times New Roman" w:hAnsi="Times New Roman" w:eastAsia="Times New Roman"/>
+                <w:b w:val="0"/>
+                <w:sz w:val="13"/>
+              </w:rPr>
+              <w:t>0.9964</w:t>
+            </w:r>
+          </w:p>
+        </w:tc>
+      </w:tr>
+      <w:tr>
+        <w:trPr>
+          <w:cantSplit w:val="true"/>
+        </w:trPr>
+        <w:tc>
+          <w:tcPr>
+            <w:tcW w:type="dxa" w:w="752"/>
+            <w:vMerge/>
+          </w:tcPr>
+          <w:p/>
+        </w:tc>
+        <w:tc>
+          <w:tcPr>
+            <w:tcW w:type="dxa" w:w="752"/>
+          </w:tcPr>
+          <w:p>
+            <w:pPr>
+              <w:spacing w:before="20" w:after="20"/>
+              <w:jc w:val="center"/>
+            </w:pPr>
+            <w:r/>
+            <w:r>
+              <w:rPr>
+                <w:rFonts w:ascii="Times New Roman" w:hAnsi="Times New Roman" w:eastAsia="Times New Roman"/>
+                <w:b w:val="0"/>
+                <w:sz w:val="13"/>
+              </w:rPr>
+              <w:t>0.00002</w:t>
+            </w:r>
+          </w:p>
+        </w:tc>
+        <w:tc>
+          <w:tcPr>
+            <w:tcW w:type="dxa" w:w="752"/>
+          </w:tcPr>
+          <w:p>
+            <w:pPr>
+              <w:spacing w:before="20" w:after="20"/>
+              <w:jc w:val="center"/>
+            </w:pPr>
+            <w:r/>
+            <w:r>
+              <w:rPr>
+                <w:rFonts w:ascii="Times New Roman" w:hAnsi="Times New Roman" w:eastAsia="Times New Roman"/>
+                <w:b w:val="0"/>
+                <w:sz w:val="13"/>
+              </w:rPr>
+              <w:t>16</w:t>
+            </w:r>
+          </w:p>
+        </w:tc>
+        <w:tc>
+          <w:tcPr>
+            <w:tcW w:type="dxa" w:w="752"/>
+          </w:tcPr>
+          <w:p>
+            <w:pPr>
+              <w:spacing w:before="20" w:after="20"/>
+              <w:jc w:val="center"/>
+            </w:pPr>
+            <w:r/>
+            <w:r>
+              <w:rPr>
+                <w:rFonts w:ascii="Times New Roman" w:hAnsi="Times New Roman" w:eastAsia="Times New Roman"/>
+                <w:b w:val="0"/>
+                <w:sz w:val="13"/>
+              </w:rPr>
+              <w:t>0.1</w:t>
+            </w:r>
+          </w:p>
+        </w:tc>
+        <w:tc>
+          <w:tcPr>
+            <w:tcW w:type="dxa" w:w="752"/>
+          </w:tcPr>
+          <w:p>
+            <w:pPr>
+              <w:spacing w:before="20" w:after="20"/>
+              <w:jc w:val="center"/>
+            </w:pPr>
+            <w:r/>
+            <w:r>
+              <w:rPr>
+                <w:rFonts w:ascii="Times New Roman" w:hAnsi="Times New Roman" w:eastAsia="Times New Roman"/>
+                <w:b w:val="0"/>
+                <w:sz w:val="13"/>
+              </w:rPr>
+              <w:t>0.9940</w:t>
+            </w:r>
+          </w:p>
+        </w:tc>
+        <w:tc>
+          <w:tcPr>
+            <w:tcW w:type="dxa" w:w="752"/>
+          </w:tcPr>
+          <w:p>
+            <w:pPr>
+              <w:spacing w:before="20" w:after="20"/>
+              <w:jc w:val="center"/>
+            </w:pPr>
+            <w:r/>
+            <w:r>
+              <w:rPr>
+                <w:rFonts w:ascii="Times New Roman" w:hAnsi="Times New Roman" w:eastAsia="Times New Roman"/>
+                <w:b w:val="0"/>
+                <w:sz w:val="13"/>
+              </w:rPr>
+              <w:t>0.9940</w:t>
+            </w:r>
+          </w:p>
+        </w:tc>
+        <w:tc>
+          <w:tcPr>
+            <w:tcW w:type="dxa" w:w="752"/>
+          </w:tcPr>
+          <w:p>
+            <w:pPr>
+              <w:spacing w:before="20" w:after="20"/>
+              <w:jc w:val="center"/>
+            </w:pPr>
+            <w:r/>
+            <w:r>
+              <w:rPr>
+                <w:rFonts w:ascii="Times New Roman" w:hAnsi="Times New Roman" w:eastAsia="Times New Roman"/>
+                <w:b w:val="0"/>
+                <w:sz w:val="13"/>
+              </w:rPr>
+              <w:t>0.9940</w:t>
+            </w:r>
+          </w:p>
+        </w:tc>
+        <w:tc>
+          <w:tcPr>
+            <w:tcW w:type="dxa" w:w="752"/>
+          </w:tcPr>
+          <w:p>
+            <w:pPr>
+              <w:spacing w:before="20" w:after="20"/>
+              <w:jc w:val="center"/>
+            </w:pPr>
+            <w:r/>
+            <w:r>
+              <w:rPr>
+                <w:rFonts w:ascii="Times New Roman" w:hAnsi="Times New Roman" w:eastAsia="Times New Roman"/>
+                <w:b w:val="0"/>
+                <w:sz w:val="13"/>
+              </w:rPr>
+              <w:t>0.9940</w:t>
+            </w:r>
+          </w:p>
+        </w:tc>
+        <w:tc>
+          <w:tcPr>
+            <w:tcW w:type="dxa" w:w="752"/>
+          </w:tcPr>
+          <w:p>
+            <w:pPr>
+              <w:spacing w:before="20" w:after="20"/>
+              <w:jc w:val="center"/>
+            </w:pPr>
+            <w:r/>
+            <w:r>
+              <w:rPr>
+                <w:rFonts w:ascii="Times New Roman" w:hAnsi="Times New Roman" w:eastAsia="Times New Roman"/>
+                <w:b w:val="0"/>
+                <w:sz w:val="13"/>
+              </w:rPr>
+              <w:t>0.9952</w:t>
+            </w:r>
+          </w:p>
+        </w:tc>
+        <w:tc>
+          <w:tcPr>
+            <w:tcW w:type="dxa" w:w="752"/>
+          </w:tcPr>
+          <w:p>
+            <w:pPr>
+              <w:spacing w:before="20" w:after="20"/>
+              <w:jc w:val="center"/>
+            </w:pPr>
+            <w:r/>
+            <w:r>
+              <w:rPr>
+                <w:rFonts w:ascii="Times New Roman" w:hAnsi="Times New Roman" w:eastAsia="Times New Roman"/>
+                <w:b w:val="0"/>
+                <w:sz w:val="13"/>
+              </w:rPr>
+              <w:t>0.9952</w:t>
+            </w:r>
+          </w:p>
+        </w:tc>
+        <w:tc>
+          <w:tcPr>
+            <w:tcW w:type="dxa" w:w="752"/>
+          </w:tcPr>
+          <w:p>
+            <w:pPr>
+              <w:spacing w:before="20" w:after="20"/>
+              <w:jc w:val="center"/>
+            </w:pPr>
+            <w:r/>
+            <w:r>
+              <w:rPr>
+                <w:rFonts w:ascii="Times New Roman" w:hAnsi="Times New Roman" w:eastAsia="Times New Roman"/>
+                <w:b w:val="0"/>
+                <w:sz w:val="13"/>
+              </w:rPr>
+              <w:t>0.9952</w:t>
+            </w:r>
+          </w:p>
+        </w:tc>
+        <w:tc>
+          <w:tcPr>
+            <w:tcW w:type="dxa" w:w="752"/>
+          </w:tcPr>
+          <w:p>
+            <w:pPr>
+              <w:spacing w:before="20" w:after="20"/>
+              <w:jc w:val="center"/>
+            </w:pPr>
+            <w:r/>
+            <w:r>
+              <w:rPr>
+                <w:rFonts w:ascii="Times New Roman" w:hAnsi="Times New Roman" w:eastAsia="Times New Roman"/>
+                <w:b w:val="0"/>
+                <w:sz w:val="13"/>
+              </w:rPr>
+              <w:t>0.9952</w:t>
+            </w:r>
+          </w:p>
+        </w:tc>
+      </w:tr>
+      <w:tr>
+        <w:trPr>
+          <w:cantSplit w:val="true"/>
+        </w:trPr>
+        <w:tc>
+          <w:tcPr>
+            <w:tcW w:type="dxa" w:w="752"/>
+            <w:vMerge/>
+          </w:tcPr>
+          <w:p/>
+        </w:tc>
+        <w:tc>
+          <w:tcPr>
+            <w:tcW w:type="dxa" w:w="752"/>
+          </w:tcPr>
+          <w:p>
+            <w:pPr>
+              <w:spacing w:before="20" w:after="20"/>
+              <w:jc w:val="center"/>
+            </w:pPr>
+            <w:r/>
+            <w:r>
+              <w:rPr>
+                <w:rFonts w:ascii="Times New Roman" w:hAnsi="Times New Roman" w:eastAsia="Times New Roman"/>
+                <w:b w:val="0"/>
+                <w:sz w:val="13"/>
+              </w:rPr>
+              <w:t>0.00003</w:t>
+            </w:r>
+          </w:p>
+        </w:tc>
+        <w:tc>
+          <w:tcPr>
+            <w:tcW w:type="dxa" w:w="752"/>
+          </w:tcPr>
+          <w:p>
+            <w:pPr>
+              <w:spacing w:before="20" w:after="20"/>
+              <w:jc w:val="center"/>
+            </w:pPr>
+            <w:r/>
+            <w:r>
+              <w:rPr>
+                <w:rFonts w:ascii="Times New Roman" w:hAnsi="Times New Roman" w:eastAsia="Times New Roman"/>
+                <w:b w:val="0"/>
+                <w:sz w:val="13"/>
+              </w:rPr>
+              <w:t>16</w:t>
+            </w:r>
+          </w:p>
+        </w:tc>
+        <w:tc>
+          <w:tcPr>
+            <w:tcW w:type="dxa" w:w="752"/>
+          </w:tcPr>
+          <w:p>
+            <w:pPr>
+              <w:spacing w:before="20" w:after="20"/>
+              <w:jc w:val="center"/>
+            </w:pPr>
+            <w:r/>
+            <w:r>
+              <w:rPr>
+                <w:rFonts w:ascii="Times New Roman" w:hAnsi="Times New Roman" w:eastAsia="Times New Roman"/>
+                <w:b w:val="0"/>
+                <w:sz w:val="13"/>
+              </w:rPr>
+              <w:t>0.1</w:t>
+            </w:r>
+          </w:p>
+        </w:tc>
+        <w:tc>
+          <w:tcPr>
+            <w:tcW w:type="dxa" w:w="752"/>
+          </w:tcPr>
+          <w:p>
+            <w:pPr>
+              <w:spacing w:before="20" w:after="20"/>
+              <w:jc w:val="center"/>
+            </w:pPr>
+            <w:r/>
+            <w:r>
+              <w:rPr>
+                <w:rFonts w:ascii="Times New Roman" w:hAnsi="Times New Roman" w:eastAsia="Times New Roman"/>
+                <w:b w:val="0"/>
+                <w:sz w:val="13"/>
+              </w:rPr>
+              <w:t>0.9940</w:t>
+            </w:r>
+          </w:p>
+        </w:tc>
+        <w:tc>
+          <w:tcPr>
+            <w:tcW w:type="dxa" w:w="752"/>
+          </w:tcPr>
+          <w:p>
+            <w:pPr>
+              <w:spacing w:before="20" w:after="20"/>
+              <w:jc w:val="center"/>
+            </w:pPr>
+            <w:r/>
+            <w:r>
+              <w:rPr>
+                <w:rFonts w:ascii="Times New Roman" w:hAnsi="Times New Roman" w:eastAsia="Times New Roman"/>
+                <w:b w:val="0"/>
+                <w:sz w:val="13"/>
+              </w:rPr>
+              <w:t>0.9940</w:t>
+            </w:r>
+          </w:p>
+        </w:tc>
+        <w:tc>
+          <w:tcPr>
+            <w:tcW w:type="dxa" w:w="752"/>
+          </w:tcPr>
+          <w:p>
+            <w:pPr>
+              <w:spacing w:before="20" w:after="20"/>
+              <w:jc w:val="center"/>
+            </w:pPr>
+            <w:r/>
+            <w:r>
+              <w:rPr>
+                <w:rFonts w:ascii="Times New Roman" w:hAnsi="Times New Roman" w:eastAsia="Times New Roman"/>
+                <w:b w:val="0"/>
+                <w:sz w:val="13"/>
+              </w:rPr>
+              <w:t>0.9940</w:t>
+            </w:r>
+          </w:p>
+        </w:tc>
+        <w:tc>
+          <w:tcPr>
+            <w:tcW w:type="dxa" w:w="752"/>
+          </w:tcPr>
+          <w:p>
+            <w:pPr>
+              <w:spacing w:before="20" w:after="20"/>
+              <w:jc w:val="center"/>
+            </w:pPr>
+            <w:r/>
+            <w:r>
+              <w:rPr>
+                <w:rFonts w:ascii="Times New Roman" w:hAnsi="Times New Roman" w:eastAsia="Times New Roman"/>
+                <w:b w:val="0"/>
+                <w:sz w:val="13"/>
+              </w:rPr>
+              <w:t>0.9940</w:t>
+            </w:r>
+          </w:p>
+        </w:tc>
+        <w:tc>
+          <w:tcPr>
+            <w:tcW w:type="dxa" w:w="752"/>
+          </w:tcPr>
+          <w:p>
+            <w:pPr>
+              <w:spacing w:before="20" w:after="20"/>
+              <w:jc w:val="center"/>
+            </w:pPr>
+            <w:r/>
+            <w:r>
+              <w:rPr>
+                <w:rFonts w:ascii="Times New Roman" w:hAnsi="Times New Roman" w:eastAsia="Times New Roman"/>
+                <w:b w:val="0"/>
+                <w:sz w:val="13"/>
+              </w:rPr>
+              <w:t>0.9972</w:t>
+            </w:r>
+          </w:p>
+        </w:tc>
+        <w:tc>
+          <w:tcPr>
+            <w:tcW w:type="dxa" w:w="752"/>
+          </w:tcPr>
+          <w:p>
+            <w:pPr>
+              <w:spacing w:before="20" w:after="20"/>
+              <w:jc w:val="center"/>
+            </w:pPr>
+            <w:r/>
+            <w:r>
+              <w:rPr>
+                <w:rFonts w:ascii="Times New Roman" w:hAnsi="Times New Roman" w:eastAsia="Times New Roman"/>
+                <w:b w:val="0"/>
+                <w:sz w:val="13"/>
+              </w:rPr>
+              <w:t>0.9972</w:t>
+            </w:r>
+          </w:p>
+        </w:tc>
+        <w:tc>
+          <w:tcPr>
+            <w:tcW w:type="dxa" w:w="752"/>
+          </w:tcPr>
+          <w:p>
+            <w:pPr>
+              <w:spacing w:before="20" w:after="20"/>
+              <w:jc w:val="center"/>
+            </w:pPr>
+            <w:r/>
+            <w:r>
+              <w:rPr>
+                <w:rFonts w:ascii="Times New Roman" w:hAnsi="Times New Roman" w:eastAsia="Times New Roman"/>
+                <w:b w:val="0"/>
+                <w:sz w:val="13"/>
+              </w:rPr>
+              <w:t>0.9972</w:t>
+            </w:r>
+          </w:p>
+        </w:tc>
+        <w:tc>
+          <w:tcPr>
+            <w:tcW w:type="dxa" w:w="752"/>
+          </w:tcPr>
+          <w:p>
+            <w:pPr>
+              <w:spacing w:before="20" w:after="20"/>
+              <w:jc w:val="center"/>
+            </w:pPr>
+            <w:r/>
+            <w:r>
+              <w:rPr>
+                <w:rFonts w:ascii="Times New Roman" w:hAnsi="Times New Roman" w:eastAsia="Times New Roman"/>
+                <w:b w:val="0"/>
+                <w:sz w:val="13"/>
+              </w:rPr>
+              <w:t>0.9972</w:t>
+            </w:r>
+          </w:p>
+        </w:tc>
+      </w:tr>
+      <w:tr>
+        <w:trPr>
+          <w:cantSplit w:val="true"/>
+        </w:trPr>
+        <w:tc>
+          <w:tcPr>
+            <w:tcW w:type="dxa" w:w="752"/>
+            <w:vMerge/>
+          </w:tcPr>
+          <w:p/>
+        </w:tc>
+        <w:tc>
+          <w:tcPr>
+            <w:tcW w:type="dxa" w:w="752"/>
+          </w:tcPr>
+          <w:p>
+            <w:pPr>
+              <w:spacing w:before="20" w:after="20"/>
+              <w:jc w:val="center"/>
+            </w:pPr>
+            <w:r/>
+            <w:r>
+              <w:rPr>
+                <w:rFonts w:ascii="Times New Roman" w:hAnsi="Times New Roman" w:eastAsia="Times New Roman"/>
+                <w:b w:val="0"/>
+                <w:sz w:val="13"/>
+              </w:rPr>
+              <w:t>0.00002</w:t>
+            </w:r>
+          </w:p>
+        </w:tc>
+        <w:tc>
+          <w:tcPr>
+            <w:tcW w:type="dxa" w:w="752"/>
+          </w:tcPr>
+          <w:p>
+            <w:pPr>
+              <w:spacing w:before="20" w:after="20"/>
+              <w:jc w:val="center"/>
+            </w:pPr>
+            <w:r/>
+            <w:r>
+              <w:rPr>
+                <w:rFonts w:ascii="Times New Roman" w:hAnsi="Times New Roman" w:eastAsia="Times New Roman"/>
+                <w:b w:val="0"/>
+                <w:sz w:val="13"/>
+              </w:rPr>
+              <w:t>32</w:t>
+            </w:r>
+          </w:p>
+        </w:tc>
+        <w:tc>
+          <w:tcPr>
+            <w:tcW w:type="dxa" w:w="752"/>
+          </w:tcPr>
+          <w:p>
+            <w:pPr>
+              <w:spacing w:before="20" w:after="20"/>
+              <w:jc w:val="center"/>
+            </w:pPr>
+            <w:r/>
+            <w:r>
+              <w:rPr>
+                <w:rFonts w:ascii="Times New Roman" w:hAnsi="Times New Roman" w:eastAsia="Times New Roman"/>
+                <w:b w:val="0"/>
+                <w:sz w:val="13"/>
+              </w:rPr>
+              <w:t>0.1</w:t>
+            </w:r>
+          </w:p>
+        </w:tc>
+        <w:tc>
+          <w:tcPr>
+            <w:tcW w:type="dxa" w:w="752"/>
+          </w:tcPr>
+          <w:p>
+            <w:pPr>
+              <w:spacing w:before="20" w:after="20"/>
+              <w:jc w:val="center"/>
+            </w:pPr>
+            <w:r/>
+            <w:r>
+              <w:rPr>
+                <w:rFonts w:ascii="Times New Roman" w:hAnsi="Times New Roman" w:eastAsia="Times New Roman"/>
+                <w:b w:val="0"/>
+                <w:sz w:val="13"/>
+              </w:rPr>
+              <w:t>0.9934</w:t>
+            </w:r>
+          </w:p>
+        </w:tc>
+        <w:tc>
+          <w:tcPr>
+            <w:tcW w:type="dxa" w:w="752"/>
+          </w:tcPr>
+          <w:p>
+            <w:pPr>
+              <w:spacing w:before="20" w:after="20"/>
+              <w:jc w:val="center"/>
+            </w:pPr>
+            <w:r/>
+            <w:r>
+              <w:rPr>
+                <w:rFonts w:ascii="Times New Roman" w:hAnsi="Times New Roman" w:eastAsia="Times New Roman"/>
+                <w:b w:val="0"/>
+                <w:sz w:val="13"/>
+              </w:rPr>
+              <w:t>0.9934</w:t>
+            </w:r>
+          </w:p>
+        </w:tc>
+        <w:tc>
+          <w:tcPr>
+            <w:tcW w:type="dxa" w:w="752"/>
+          </w:tcPr>
+          <w:p>
+            <w:pPr>
+              <w:spacing w:before="20" w:after="20"/>
+              <w:jc w:val="center"/>
+            </w:pPr>
+            <w:r/>
+            <w:r>
+              <w:rPr>
+                <w:rFonts w:ascii="Times New Roman" w:hAnsi="Times New Roman" w:eastAsia="Times New Roman"/>
+                <w:b w:val="0"/>
+                <w:sz w:val="13"/>
+              </w:rPr>
+              <w:t>0.9934</w:t>
+            </w:r>
+          </w:p>
+        </w:tc>
+        <w:tc>
+          <w:tcPr>
+            <w:tcW w:type="dxa" w:w="752"/>
+          </w:tcPr>
+          <w:p>
+            <w:pPr>
+              <w:spacing w:before="20" w:after="20"/>
+              <w:jc w:val="center"/>
+            </w:pPr>
+            <w:r/>
+            <w:r>
+              <w:rPr>
+                <w:rFonts w:ascii="Times New Roman" w:hAnsi="Times New Roman" w:eastAsia="Times New Roman"/>
+                <w:b w:val="0"/>
+                <w:sz w:val="13"/>
+              </w:rPr>
+              <w:t>0.9934</w:t>
+            </w:r>
+          </w:p>
+        </w:tc>
+        <w:tc>
+          <w:tcPr>
+            <w:tcW w:type="dxa" w:w="752"/>
+          </w:tcPr>
+          <w:p>
+            <w:pPr>
+              <w:spacing w:before="20" w:after="20"/>
+              <w:jc w:val="center"/>
+            </w:pPr>
+            <w:r/>
+            <w:r>
+              <w:rPr>
+                <w:rFonts w:ascii="Times New Roman" w:hAnsi="Times New Roman" w:eastAsia="Times New Roman"/>
+                <w:b w:val="0"/>
+                <w:sz w:val="13"/>
+              </w:rPr>
+              <w:t>0.9964</w:t>
+            </w:r>
+          </w:p>
+        </w:tc>
+        <w:tc>
+          <w:tcPr>
+            <w:tcW w:type="dxa" w:w="752"/>
+          </w:tcPr>
+          <w:p>
+            <w:pPr>
+              <w:spacing w:before="20" w:after="20"/>
+              <w:jc w:val="center"/>
+            </w:pPr>
+            <w:r/>
+            <w:r>
+              <w:rPr>
+                <w:rFonts w:ascii="Times New Roman" w:hAnsi="Times New Roman" w:eastAsia="Times New Roman"/>
+                <w:b w:val="0"/>
+                <w:sz w:val="13"/>
+              </w:rPr>
+              <w:t>0.9964</w:t>
+            </w:r>
+          </w:p>
+        </w:tc>
+        <w:tc>
+          <w:tcPr>
+            <w:tcW w:type="dxa" w:w="752"/>
+          </w:tcPr>
+          <w:p>
+            <w:pPr>
+              <w:spacing w:before="20" w:after="20"/>
+              <w:jc w:val="center"/>
+            </w:pPr>
+            <w:r/>
+            <w:r>
+              <w:rPr>
+                <w:rFonts w:ascii="Times New Roman" w:hAnsi="Times New Roman" w:eastAsia="Times New Roman"/>
+                <w:b w:val="0"/>
+                <w:sz w:val="13"/>
+              </w:rPr>
+              <w:t>0.9964</w:t>
+            </w:r>
+          </w:p>
+        </w:tc>
+        <w:tc>
+          <w:tcPr>
+            <w:tcW w:type="dxa" w:w="752"/>
+          </w:tcPr>
+          <w:p>
+            <w:pPr>
+              <w:spacing w:before="20" w:after="20"/>
+              <w:jc w:val="center"/>
+            </w:pPr>
+            <w:r/>
+            <w:r>
+              <w:rPr>
+                <w:rFonts w:ascii="Times New Roman" w:hAnsi="Times New Roman" w:eastAsia="Times New Roman"/>
+                <w:b w:val="0"/>
+                <w:sz w:val="13"/>
+              </w:rPr>
+              <w:t>0.9964</w:t>
+            </w:r>
+          </w:p>
+        </w:tc>
+      </w:tr>
+      <w:tr>
+        <w:trPr>
+          <w:cantSplit w:val="true"/>
+        </w:trPr>
+        <w:tc>
+          <w:tcPr>
+            <w:tcW w:type="dxa" w:w="752"/>
+            <w:vMerge/>
+          </w:tcPr>
+          <w:p/>
+        </w:tc>
+        <w:tc>
+          <w:tcPr>
+            <w:tcW w:type="dxa" w:w="752"/>
+          </w:tcPr>
+          <w:p>
+            <w:pPr>
+              <w:spacing w:before="20" w:after="20"/>
+              <w:jc w:val="center"/>
+            </w:pPr>
+            <w:r/>
+            <w:r>
+              <w:rPr>
+                <w:rFonts w:ascii="Times New Roman" w:hAnsi="Times New Roman" w:eastAsia="Times New Roman"/>
+                <w:b w:val="0"/>
+                <w:sz w:val="13"/>
+              </w:rPr>
+              <w:t>0.00003</w:t>
+            </w:r>
+          </w:p>
+        </w:tc>
+        <w:tc>
+          <w:tcPr>
+            <w:tcW w:type="dxa" w:w="752"/>
+          </w:tcPr>
+          <w:p>
+            <w:pPr>
+              <w:spacing w:before="20" w:after="20"/>
+              <w:jc w:val="center"/>
+            </w:pPr>
+            <w:r/>
+            <w:r>
+              <w:rPr>
+                <w:rFonts w:ascii="Times New Roman" w:hAnsi="Times New Roman" w:eastAsia="Times New Roman"/>
+                <w:b w:val="0"/>
+                <w:sz w:val="13"/>
+              </w:rPr>
+              <w:t>32</w:t>
+            </w:r>
+          </w:p>
+        </w:tc>
+        <w:tc>
+          <w:tcPr>
+            <w:tcW w:type="dxa" w:w="752"/>
+          </w:tcPr>
+          <w:p>
+            <w:pPr>
+              <w:spacing w:before="20" w:after="20"/>
+              <w:jc w:val="center"/>
+            </w:pPr>
+            <w:r/>
+            <w:r>
+              <w:rPr>
+                <w:rFonts w:ascii="Times New Roman" w:hAnsi="Times New Roman" w:eastAsia="Times New Roman"/>
+                <w:b w:val="0"/>
+                <w:sz w:val="13"/>
+              </w:rPr>
+              <w:t>0.1</w:t>
+            </w:r>
+          </w:p>
+        </w:tc>
+        <w:tc>
+          <w:tcPr>
+            <w:tcW w:type="dxa" w:w="752"/>
+          </w:tcPr>
+          <w:p>
+            <w:pPr>
+              <w:spacing w:before="20" w:after="20"/>
+              <w:jc w:val="center"/>
+            </w:pPr>
+            <w:r/>
+            <w:r>
+              <w:rPr>
+                <w:rFonts w:ascii="Times New Roman" w:hAnsi="Times New Roman" w:eastAsia="Times New Roman"/>
+                <w:b w:val="0"/>
+                <w:sz w:val="13"/>
+              </w:rPr>
+              <w:t>0.9949</w:t>
+            </w:r>
+          </w:p>
+        </w:tc>
+        <w:tc>
+          <w:tcPr>
+            <w:tcW w:type="dxa" w:w="752"/>
+          </w:tcPr>
+          <w:p>
+            <w:pPr>
+              <w:spacing w:before="20" w:after="20"/>
+              <w:jc w:val="center"/>
+            </w:pPr>
+            <w:r/>
+            <w:r>
+              <w:rPr>
+                <w:rFonts w:ascii="Times New Roman" w:hAnsi="Times New Roman" w:eastAsia="Times New Roman"/>
+                <w:b w:val="0"/>
+                <w:sz w:val="13"/>
+              </w:rPr>
+              <w:t>0.9949</w:t>
+            </w:r>
+          </w:p>
+        </w:tc>
+        <w:tc>
+          <w:tcPr>
+            <w:tcW w:type="dxa" w:w="752"/>
+          </w:tcPr>
+          <w:p>
+            <w:pPr>
+              <w:spacing w:before="20" w:after="20"/>
+              <w:jc w:val="center"/>
+            </w:pPr>
+            <w:r/>
+            <w:r>
+              <w:rPr>
+                <w:rFonts w:ascii="Times New Roman" w:hAnsi="Times New Roman" w:eastAsia="Times New Roman"/>
+                <w:b w:val="0"/>
+                <w:sz w:val="13"/>
+              </w:rPr>
+              <w:t>0.9949</w:t>
+            </w:r>
+          </w:p>
+        </w:tc>
+        <w:tc>
+          <w:tcPr>
+            <w:tcW w:type="dxa" w:w="752"/>
+          </w:tcPr>
+          <w:p>
+            <w:pPr>
+              <w:spacing w:before="20" w:after="20"/>
+              <w:jc w:val="center"/>
+            </w:pPr>
+            <w:r/>
+            <w:r>
+              <w:rPr>
+                <w:rFonts w:ascii="Times New Roman" w:hAnsi="Times New Roman" w:eastAsia="Times New Roman"/>
+                <w:b w:val="0"/>
+                <w:sz w:val="13"/>
+              </w:rPr>
+              <w:t>0.9949</w:t>
+            </w:r>
+          </w:p>
+        </w:tc>
+        <w:tc>
+          <w:tcPr>
+            <w:tcW w:type="dxa" w:w="752"/>
+          </w:tcPr>
+          <w:p>
+            <w:pPr>
+              <w:spacing w:before="20" w:after="20"/>
+              <w:jc w:val="center"/>
+            </w:pPr>
+            <w:r/>
+            <w:r>
+              <w:rPr>
+                <w:rFonts w:ascii="Times New Roman" w:hAnsi="Times New Roman" w:eastAsia="Times New Roman"/>
+                <w:b w:val="0"/>
+                <w:sz w:val="13"/>
+              </w:rPr>
+              <w:t>0.9966</w:t>
+            </w:r>
+          </w:p>
+        </w:tc>
+        <w:tc>
+          <w:tcPr>
+            <w:tcW w:type="dxa" w:w="752"/>
+          </w:tcPr>
+          <w:p>
+            <w:pPr>
+              <w:spacing w:before="20" w:after="20"/>
+              <w:jc w:val="center"/>
+            </w:pPr>
+            <w:r/>
+            <w:r>
+              <w:rPr>
+                <w:rFonts w:ascii="Times New Roman" w:hAnsi="Times New Roman" w:eastAsia="Times New Roman"/>
+                <w:b w:val="0"/>
+                <w:sz w:val="13"/>
+              </w:rPr>
+              <w:t>0.9967</w:t>
+            </w:r>
+          </w:p>
+        </w:tc>
+        <w:tc>
+          <w:tcPr>
+            <w:tcW w:type="dxa" w:w="752"/>
+          </w:tcPr>
+          <w:p>
+            <w:pPr>
+              <w:spacing w:before="20" w:after="20"/>
+              <w:jc w:val="center"/>
+            </w:pPr>
+            <w:r/>
+            <w:r>
+              <w:rPr>
+                <w:rFonts w:ascii="Times New Roman" w:hAnsi="Times New Roman" w:eastAsia="Times New Roman"/>
+                <w:b w:val="0"/>
+                <w:sz w:val="13"/>
+              </w:rPr>
+              <w:t>0.9966</w:t>
+            </w:r>
+          </w:p>
+        </w:tc>
+        <w:tc>
+          <w:tcPr>
+            <w:tcW w:type="dxa" w:w="752"/>
+          </w:tcPr>
+          <w:p>
+            <w:pPr>
+              <w:spacing w:before="20" w:after="20"/>
+              <w:jc w:val="center"/>
+            </w:pPr>
+            <w:r/>
+            <w:r>
+              <w:rPr>
+                <w:rFonts w:ascii="Times New Roman" w:hAnsi="Times New Roman" w:eastAsia="Times New Roman"/>
+                <w:b w:val="0"/>
+                <w:sz w:val="13"/>
+              </w:rPr>
+              <w:t>0.9966</w:t>
+            </w:r>
+          </w:p>
+        </w:tc>
+      </w:tr>
+      <w:tr>
+        <w:trPr>
+          <w:cantSplit w:val="true"/>
+        </w:trPr>
+        <w:tc>
+          <w:tcPr>
+            <w:tcW w:type="dxa" w:w="752"/>
+          </w:tcPr>
+          <w:p>
+            <w:pPr>
+              <w:spacing w:before="20" w:after="20"/>
+              <w:jc w:val="center"/>
+            </w:pPr>
+            <w:r>
+              <w:rPr>
+                <w:rFonts w:ascii="Times New Roman" w:hAnsi="Times New Roman" w:eastAsia="Times New Roman"/>
+                <w:b/>
+                <w:sz w:val="13"/>
+              </w:rPr>
+              <w:t>ENSEMBLE</w:t>
+            </w:r>
+          </w:p>
+        </w:tc>
+        <w:tc>
+          <w:tcPr>
+            <w:tcW w:type="dxa" w:w="2256"/>
+            <w:gridSpan w:val="3"/>
+          </w:tcPr>
+          <w:p>
+            <w:pPr>
+              <w:spacing w:before="20" w:after="20"/>
+              <w:jc w:val="center"/>
+            </w:pPr>
+            <w:r>
+              <w:rPr>
+                <w:rFonts w:ascii="Times New Roman" w:hAnsi="Times New Roman" w:eastAsia="Times New Roman"/>
+                <w:b w:val="0"/>
+                <w:sz w:val="13"/>
+              </w:rPr>
+              <w:t>(validation-selected weight)</w:t>
+            </w:r>
+          </w:p>
+        </w:tc>
+        <w:tc>
+          <w:tcPr>
+            <w:tcW w:type="dxa" w:w="752"/>
+          </w:tcPr>
+          <w:p>
+            <w:pPr>
+              <w:spacing w:before="20" w:after="20"/>
+              <w:jc w:val="center"/>
+            </w:pPr>
+            <w:r/>
+            <w:r>
+              <w:rPr>
+                <w:rFonts w:ascii="Times New Roman" w:hAnsi="Times New Roman" w:eastAsia="Times New Roman"/>
+                <w:b w:val="0"/>
+                <w:sz w:val="13"/>
+              </w:rPr>
+              <w:t>0.9936</w:t>
+            </w:r>
+          </w:p>
+        </w:tc>
+        <w:tc>
+          <w:tcPr>
+            <w:tcW w:type="dxa" w:w="752"/>
+          </w:tcPr>
+          <w:p>
+            <w:pPr>
+              <w:spacing w:before="20" w:after="20"/>
+              <w:jc w:val="center"/>
+            </w:pPr>
+            <w:r/>
+            <w:r>
+              <w:rPr>
+                <w:rFonts w:ascii="Times New Roman" w:hAnsi="Times New Roman" w:eastAsia="Times New Roman"/>
+                <w:b w:val="0"/>
+                <w:sz w:val="13"/>
+              </w:rPr>
+              <w:t>0.9936</w:t>
+            </w:r>
+          </w:p>
+        </w:tc>
+        <w:tc>
+          <w:tcPr>
+            <w:tcW w:type="dxa" w:w="752"/>
+          </w:tcPr>
+          <w:p>
+            <w:pPr>
+              <w:spacing w:before="20" w:after="20"/>
+              <w:jc w:val="center"/>
+            </w:pPr>
+            <w:r/>
+            <w:r>
+              <w:rPr>
+                <w:rFonts w:ascii="Times New Roman" w:hAnsi="Times New Roman" w:eastAsia="Times New Roman"/>
+                <w:b w:val="0"/>
+                <w:sz w:val="13"/>
+              </w:rPr>
+              <w:t>0.9936</w:t>
+            </w:r>
+          </w:p>
+        </w:tc>
+        <w:tc>
+          <w:tcPr>
+            <w:tcW w:type="dxa" w:w="752"/>
+          </w:tcPr>
+          <w:p>
+            <w:pPr>
+              <w:spacing w:before="20" w:after="20"/>
+              <w:jc w:val="center"/>
+            </w:pPr>
+            <w:r/>
+            <w:r>
+              <w:rPr>
+                <w:rFonts w:ascii="Times New Roman" w:hAnsi="Times New Roman" w:eastAsia="Times New Roman"/>
+                <w:b w:val="0"/>
+                <w:sz w:val="13"/>
+              </w:rPr>
+              <w:t>0.9936</w:t>
+            </w:r>
+          </w:p>
+        </w:tc>
+        <w:tc>
+          <w:tcPr>
+            <w:tcW w:type="dxa" w:w="752"/>
+          </w:tcPr>
+          <w:p>
+            <w:pPr>
+              <w:spacing w:before="20" w:after="20"/>
+              <w:jc w:val="center"/>
+            </w:pPr>
+            <w:r/>
+            <w:r>
+              <w:rPr>
+                <w:rFonts w:ascii="Times New Roman" w:hAnsi="Times New Roman" w:eastAsia="Times New Roman"/>
+                <w:b w:val="0"/>
+                <w:sz w:val="13"/>
+              </w:rPr>
+              <w:t>0.9972</w:t>
+            </w:r>
+          </w:p>
+        </w:tc>
+        <w:tc>
+          <w:tcPr>
+            <w:tcW w:type="dxa" w:w="752"/>
+          </w:tcPr>
+          <w:p>
+            <w:pPr>
+              <w:spacing w:before="20" w:after="20"/>
+              <w:jc w:val="center"/>
+            </w:pPr>
+            <w:r/>
+            <w:r>
+              <w:rPr>
+                <w:rFonts w:ascii="Times New Roman" w:hAnsi="Times New Roman" w:eastAsia="Times New Roman"/>
+                <w:b w:val="0"/>
+                <w:sz w:val="13"/>
+              </w:rPr>
+              <w:t>0.9972</w:t>
+            </w:r>
+          </w:p>
+        </w:tc>
+        <w:tc>
+          <w:tcPr>
+            <w:tcW w:type="dxa" w:w="752"/>
+          </w:tcPr>
+          <w:p>
+            <w:pPr>
+              <w:spacing w:before="20" w:after="20"/>
+              <w:jc w:val="center"/>
+            </w:pPr>
+            <w:r/>
+            <w:r>
+              <w:rPr>
+                <w:rFonts w:ascii="Times New Roman" w:hAnsi="Times New Roman" w:eastAsia="Times New Roman"/>
+                <w:b w:val="0"/>
+                <w:sz w:val="13"/>
+              </w:rPr>
+              <w:t>0.9972</w:t>
+            </w:r>
+          </w:p>
+        </w:tc>
+        <w:tc>
+          <w:tcPr>
+            <w:tcW w:type="dxa" w:w="752"/>
+          </w:tcPr>
+          <w:p>
+            <w:pPr>
+              <w:spacing w:before="20" w:after="20"/>
+              <w:jc w:val="center"/>
+            </w:pPr>
+            <w:r/>
+            <w:r>
+              <w:rPr>
+                <w:rFonts w:ascii="Times New Roman" w:hAnsi="Times New Roman" w:eastAsia="Times New Roman"/>
+                <w:b w:val="0"/>
+                <w:sz w:val="13"/>
+              </w:rPr>
+              <w:t>0.9972</w:t>
+            </w:r>
+          </w:p>
+        </w:tc>
+      </w:tr>
+    </w:tbl>
+    <w:p>
+      <w:pPr>
+        <w:keepNext/>
+      </w:pPr>
+      <w:r>
+        <w:rPr>
+          <w:rFonts w:ascii="Times New Roman" w:hAnsi="Times New Roman" w:eastAsia="Times New Roman"/>
+          <w:b w:val="0"/>
+          <w:sz w:val="20"/>
+        </w:rPr>
+        <w:t>Table 7. Final comparison. Every row comes from the full balanced corpora and the same fixed split. Each classical row is shown with whichever text representation performed better on that dataset, which the Rep. column names. The transformers read raw text, so no representation applies to them. The ENSEMBLE row uses the weight chosen on validation.</w:t>
       </w:r>
     </w:p>
     <w:tbl>

--- a/docs/NLP Final Report - Group 02 Section B.docx
+++ b/docs/NLP Final Report - Group 02 Section B.docx
@@ -2592,58 +2592,6 @@
     </w:p>
     <w:p>
       <w:pPr>
-        <w:jc w:val="both"/>
-      </w:pPr>
-      <w:r>
-        <w:rPr>
-          <w:rFonts w:ascii="Times New Roman" w:hAnsi="Times New Roman" w:eastAsia="Times New Roman"/>
-          <w:b w:val="0"/>
-          <w:sz w:val="24"/>
-        </w:rPr>
-        <w:t>The clearest pattern is that the two datasets are not equally difficult. On DAIGT V2 every classical model does well, and the best of them, support vector machine with TF-IDF, reaches 0.9910 F1. On HC3 the same models are noticeably weaker, with the best, logistic regression with BoW, reaching only 0.9551. That is a gap of about 4 points of F1 between the two datasets for the same family of model, so the difficulty belongs to the data rather than to the method.</w:t>
-      </w:r>
-    </w:p>
-    <w:p>
-      <w:pPr>
-        <w:jc w:val="both"/>
-      </w:pPr>
-      <w:r>
-        <w:rPr>
-          <w:rFonts w:ascii="Times New Roman" w:hAnsi="Times New Roman" w:eastAsia="Times New Roman"/>
-          <w:b w:val="0"/>
-          <w:sz w:val="24"/>
-        </w:rPr>
-        <w:t>The choice of representation also matters much more on HC3 than on DAIGT V2. On HC3, moving logistic regression from TF-IDF to bag-of-words changes F1 from 0.9365 to 0.9551, a gain of about two points. On DAIGT V2 the same change moves it from 0.9857 to 0.9893, less than half a point. Bag-of-words wins for five of the six model and dataset combinations, the exception being the support vector machine on DAIGT V2, where TF-IDF is better. We read this as a sign that raw counts of very common tokens carry real signal on HC3, and that TF-IDF weighting, which is designed to discount common tokens, throws part of that signal away.</w:t>
-      </w:r>
-    </w:p>
-    <w:p>
-      <w:pPr>
-        <w:jc w:val="both"/>
-      </w:pPr>
-      <w:r>
-        <w:rPr>
-          <w:rFonts w:ascii="Times New Roman" w:hAnsi="Times New Roman" w:eastAsia="Times New Roman"/>
-          <w:b w:val="0"/>
-          <w:sz w:val="24"/>
-        </w:rPr>
-        <w:t>Naive Bayes is the weakest model on both datasets and by a wide margin on HC3, which is expected given that it treats every word as independent. Logistic regression and the support vector machine are close to each other everywhere.</w:t>
-      </w:r>
-    </w:p>
-    <w:p>
-      <w:pPr>
-        <w:jc w:val="both"/>
-      </w:pPr>
-      <w:r>
-        <w:rPr>
-          <w:rFonts w:ascii="Times New Roman" w:hAnsi="Times New Roman" w:eastAsia="Times New Roman"/>
-          <w:b w:val="0"/>
-          <w:sz w:val="24"/>
-        </w:rPr>
-        <w:t>These results set the target for the transformers. To be worth their extra cost, a fine-tuned model has to beat 0.9910 on DAIGT V2 and 0.9551 on HC3.</w:t>
-      </w:r>
-    </w:p>
-    <w:p>
-      <w:pPr>
         <w:keepNext/>
       </w:pPr>
       <w:r>
@@ -2715,7 +2663,9 @@
                 <w:b/>
                 <w:sz w:val="15"/>
               </w:rPr>
-              <w:t>Rep.</w:t>
+              <w:t>Represen-</w:t>
+              <w:br/>
+              <w:t>tation</w:t>
             </w:r>
           </w:p>
         </w:tc>
@@ -4134,6 +4084,58 @@
     </w:tbl>
     <w:p>
       <w:pPr>
+        <w:jc w:val="both"/>
+      </w:pPr>
+      <w:r>
+        <w:rPr>
+          <w:rFonts w:ascii="Times New Roman" w:hAnsi="Times New Roman" w:eastAsia="Times New Roman"/>
+          <w:b w:val="0"/>
+          <w:sz w:val="24"/>
+        </w:rPr>
+        <w:t>The clearest pattern is that the two datasets are not equally difficult. On DAIGT V2 every classical model does well, and the best of them, support vector machine with TF-IDF, reaches 0.9910 F1. On HC3 the same models are noticeably weaker, with the best, logistic regression with BoW, reaching only 0.9551. That is a gap of about 4 points of F1 between the two datasets for the same family of model, so the difficulty belongs to the data rather than to the method.</w:t>
+      </w:r>
+    </w:p>
+    <w:p>
+      <w:pPr>
+        <w:jc w:val="both"/>
+      </w:pPr>
+      <w:r>
+        <w:rPr>
+          <w:rFonts w:ascii="Times New Roman" w:hAnsi="Times New Roman" w:eastAsia="Times New Roman"/>
+          <w:b w:val="0"/>
+          <w:sz w:val="24"/>
+        </w:rPr>
+        <w:t>The choice of representation also matters much more on HC3 than on DAIGT V2. On HC3, moving logistic regression from TF-IDF to bag-of-words changes F1 from 0.9365 to 0.9551, a gain of about two points. On DAIGT V2 the same change moves it from 0.9857 to 0.9893, less than half a point. Bag-of-words wins for five of the six model and dataset combinations, the exception being the support vector machine on DAIGT V2, where TF-IDF is better. We read this as a sign that raw counts of very common tokens carry real signal on HC3, and that TF-IDF weighting, which is designed to discount common tokens, throws part of that signal away.</w:t>
+      </w:r>
+    </w:p>
+    <w:p>
+      <w:pPr>
+        <w:jc w:val="both"/>
+      </w:pPr>
+      <w:r>
+        <w:rPr>
+          <w:rFonts w:ascii="Times New Roman" w:hAnsi="Times New Roman" w:eastAsia="Times New Roman"/>
+          <w:b w:val="0"/>
+          <w:sz w:val="24"/>
+        </w:rPr>
+        <w:t>Naive Bayes is the weakest model on both datasets and by a wide margin on HC3, which is expected given that it treats every word as independent. Logistic regression and the support vector machine are close to each other everywhere.</w:t>
+      </w:r>
+    </w:p>
+    <w:p>
+      <w:pPr>
+        <w:jc w:val="both"/>
+      </w:pPr>
+      <w:r>
+        <w:rPr>
+          <w:rFonts w:ascii="Times New Roman" w:hAnsi="Times New Roman" w:eastAsia="Times New Roman"/>
+          <w:b w:val="0"/>
+          <w:sz w:val="24"/>
+        </w:rPr>
+        <w:t>These results set the target for the transformers. To be worth their extra cost, a fine-tuned model has to beat 0.9910 on DAIGT V2 and 0.9551 on HC3.</w:t>
+      </w:r>
+    </w:p>
+    <w:p>
+      <w:pPr>
         <w:spacing w:before="360"/>
         <w:jc w:val="both"/>
         <w:rPr>
@@ -4247,32 +4249,6 @@
           <w:sz w:val="24"/>
         </w:rPr>
         <w:t>On DAIGT V2 the best BERT setting is learning rate 3e-05, batch size 32, weight decay 0.1. It reaches 0.9916 weighted F1 on the test split, having scored 0.9957 on validation, and it trained for 5 epochs in 9.7 minutes. Its test confusion matrix is [[3475, 44], [15, 3464]], so of 6,998 documents it misclassifies 59, split roughly evenly between the two error directions.</w:t>
-      </w:r>
-    </w:p>
-    <w:p>
-      <w:pPr>
-        <w:jc w:val="both"/>
-      </w:pPr>
-      <w:r>
-        <w:rPr>
-          <w:rFonts w:ascii="Times New Roman" w:hAnsi="Times New Roman" w:eastAsia="Times New Roman"/>
-          <w:b w:val="0"/>
-          <w:sz w:val="24"/>
-        </w:rPr>
-        <w:t>On HC3 the best setting is learning rate 2e-05, batch size 16, weight decay 0.1, reaching 0.9916 on test after 0.9939 on validation, in 11.5 minutes. Its confusion matrix is [[5304, 73], [17, 5338]], which is 90 errors out of 10,732.</w:t>
-      </w:r>
-    </w:p>
-    <w:p>
-      <w:pPr>
-        <w:jc w:val="both"/>
-      </w:pPr>
-      <w:r>
-        <w:rPr>
-          <w:rFonts w:ascii="Times New Roman" w:hAnsi="Times New Roman" w:eastAsia="Times New Roman"/>
-          <w:b w:val="0"/>
-          <w:sz w:val="24"/>
-        </w:rPr>
-        <w:t>It is worth noting how small the spread across the grid is. On DAIGT V2 the eight BERT runs span 0.9869 to 0.9954 in F1, a range of under one point, and on HC3 they span 0.9910 to 0.9945. In other words, once the model and the data are fixed, the hyperparameters in this grid make very little difference. We would not treat the difference between the best and second-best setting as meaningful.</w:t>
       </w:r>
     </w:p>
     <w:p>
@@ -8576,6 +8552,32 @@
     </w:tbl>
     <w:p>
       <w:pPr>
+        <w:jc w:val="both"/>
+      </w:pPr>
+      <w:r>
+        <w:rPr>
+          <w:rFonts w:ascii="Times New Roman" w:hAnsi="Times New Roman" w:eastAsia="Times New Roman"/>
+          <w:b w:val="0"/>
+          <w:sz w:val="24"/>
+        </w:rPr>
+        <w:t>On HC3 the best setting is learning rate 2e-05, batch size 16, weight decay 0.1, reaching 0.9916 on test after 0.9939 on validation, in 11.5 minutes. Its confusion matrix is [[5304, 73], [17, 5338]], which is 90 errors out of 10,732.</w:t>
+      </w:r>
+    </w:p>
+    <w:p>
+      <w:pPr>
+        <w:jc w:val="both"/>
+      </w:pPr>
+      <w:r>
+        <w:rPr>
+          <w:rFonts w:ascii="Times New Roman" w:hAnsi="Times New Roman" w:eastAsia="Times New Roman"/>
+          <w:b w:val="0"/>
+          <w:sz w:val="24"/>
+        </w:rPr>
+        <w:t>It is worth noting how small the spread across the grid is. On DAIGT V2 the eight BERT runs span 0.9869 to 0.9954 in F1, a range of under one point, and on HC3 they span 0.9910 to 0.9945. In other words, once the model and the data are fixed, the hyperparameters in this grid make very little difference. We would not treat the difference between the best and second-best setting as meaningful.</w:t>
+      </w:r>
+    </w:p>
+    <w:p>
+      <w:pPr>
         <w:spacing w:before="360"/>
         <w:jc w:val="both"/>
         <w:rPr>
@@ -8756,9 +8758,1001 @@
           <w:b w:val="0"/>
           <w:sz w:val="24"/>
         </w:rPr>
-        <w:t>On HC3 the best setting is learning rate 3e-05, batch size 16, weight decay 0.1, and this is where DeBERTa clearly separates from BERT. It reaches 0.9972 on test after 0.9979 on validation, with confusion matrix [[5360, 17], [13, 5342]], which is only 30 errors out of 10,732. BERT made 90 errors on the same documents, so DeBERTa removes two thirds of them.</w:t>
-      </w:r>
-    </w:p>
+        <w:t>On HC3 the best setting is learning rate 3e-05, batch size 16, weight decay 0.1, and this is where DeBERTa clearly separates from BERT. It reaches 0.9972 on test after 0.9979 on validation, with confusion matrix [[5360, 17], [13, 5342]], which is only 30 errors out of 10,732. BERT made 90 errors on the same documents, so DeBERTa removes two thirds of them. Table 4 collects all four selected configurations with their test-set scores.</w:t>
+      </w:r>
+    </w:p>
+    <w:p>
+      <w:pPr>
+        <w:keepNext/>
+      </w:pPr>
+      <w:r>
+        <w:rPr>
+          <w:rFonts w:ascii="Times New Roman" w:hAnsi="Times New Roman" w:eastAsia="Times New Roman"/>
+          <w:b w:val="0"/>
+          <w:sz w:val="20"/>
+        </w:rPr>
+        <w:t>Table 4. The configuration selected for each model on each dataset, chosen on validation weighted F1 and then evaluated once on the test split. These are the deployed checkpoints, so every transformer number elsewhere in this report comes from one of these four runs.</w:t>
+      </w:r>
+    </w:p>
+    <w:tbl>
+      <w:tblPr>
+        <w:tblStyle w:val="TableGrid"/>
+        <w:tblW w:type="auto" w:w="0"/>
+        <w:jc w:val="center"/>
+        <w:tblLook w:firstColumn="1" w:firstRow="1" w:lastColumn="0" w:lastRow="0" w:noHBand="0" w:noVBand="1" w:val="04A0"/>
+      </w:tblPr>
+      <w:tblGrid>
+        <w:gridCol w:w="1003"/>
+        <w:gridCol w:w="1003"/>
+        <w:gridCol w:w="1003"/>
+        <w:gridCol w:w="1003"/>
+        <w:gridCol w:w="1003"/>
+        <w:gridCol w:w="1003"/>
+        <w:gridCol w:w="1003"/>
+        <w:gridCol w:w="1003"/>
+        <w:gridCol w:w="1003"/>
+      </w:tblGrid>
+      <w:tr>
+        <w:trPr>
+          <w:tblHeader w:val="true"/>
+          <w:cantSplit w:val="true"/>
+        </w:trPr>
+        <w:tc>
+          <w:tcPr>
+            <w:tcW w:type="dxa" w:w="1003"/>
+            <w:vMerge w:val="restart"/>
+          </w:tcPr>
+          <w:p>
+            <w:pPr>
+              <w:spacing w:before="20" w:after="20"/>
+              <w:jc w:val="center"/>
+            </w:pPr>
+            <w:r>
+              <w:rPr>
+                <w:rFonts w:ascii="Times New Roman" w:hAnsi="Times New Roman" w:eastAsia="Times New Roman"/>
+                <w:b/>
+                <w:sz w:val="15"/>
+              </w:rPr>
+              <w:t>Model</w:t>
+            </w:r>
+          </w:p>
+        </w:tc>
+        <w:tc>
+          <w:tcPr>
+            <w:tcW w:type="dxa" w:w="1003"/>
+            <w:vMerge w:val="restart"/>
+          </w:tcPr>
+          <w:p>
+            <w:pPr>
+              <w:spacing w:before="20" w:after="20"/>
+              <w:jc w:val="center"/>
+            </w:pPr>
+            <w:r>
+              <w:rPr>
+                <w:rFonts w:ascii="Times New Roman" w:hAnsi="Times New Roman" w:eastAsia="Times New Roman"/>
+                <w:b/>
+                <w:sz w:val="15"/>
+              </w:rPr>
+              <w:t>Dataset</w:t>
+            </w:r>
+          </w:p>
+        </w:tc>
+        <w:tc>
+          <w:tcPr>
+            <w:tcW w:type="dxa" w:w="3009"/>
+            <w:gridSpan w:val="3"/>
+          </w:tcPr>
+          <w:p>
+            <w:pPr>
+              <w:spacing w:before="20" w:after="20"/>
+              <w:jc w:val="center"/>
+            </w:pPr>
+            <w:r>
+              <w:rPr>
+                <w:rFonts w:ascii="Times New Roman" w:hAnsi="Times New Roman" w:eastAsia="Times New Roman"/>
+                <w:b/>
+                <w:sz w:val="15"/>
+              </w:rPr>
+              <w:t>Selected hyperparameters</w:t>
+            </w:r>
+          </w:p>
+        </w:tc>
+        <w:tc>
+          <w:tcPr>
+            <w:tcW w:type="dxa" w:w="4012"/>
+            <w:gridSpan w:val="4"/>
+          </w:tcPr>
+          <w:p>
+            <w:pPr>
+              <w:spacing w:before="20" w:after="20"/>
+              <w:jc w:val="center"/>
+            </w:pPr>
+            <w:r>
+              <w:rPr>
+                <w:rFonts w:ascii="Times New Roman" w:hAnsi="Times New Roman" w:eastAsia="Times New Roman"/>
+                <w:b/>
+                <w:sz w:val="15"/>
+              </w:rPr>
+              <w:t>Test-set performance</w:t>
+            </w:r>
+          </w:p>
+        </w:tc>
+      </w:tr>
+      <w:tr>
+        <w:trPr>
+          <w:tblHeader w:val="true"/>
+          <w:cantSplit w:val="true"/>
+        </w:trPr>
+        <w:tc>
+          <w:tcPr>
+            <w:tcW w:type="dxa" w:w="1003"/>
+            <w:vMerge/>
+          </w:tcPr>
+          <w:p/>
+        </w:tc>
+        <w:tc>
+          <w:tcPr>
+            <w:tcW w:type="dxa" w:w="1003"/>
+            <w:vMerge/>
+          </w:tcPr>
+          <w:p/>
+        </w:tc>
+        <w:tc>
+          <w:tcPr>
+            <w:tcW w:type="dxa" w:w="1003"/>
+          </w:tcPr>
+          <w:p>
+            <w:pPr>
+              <w:spacing w:before="20" w:after="20"/>
+              <w:jc w:val="center"/>
+            </w:pPr>
+            <w:r/>
+            <w:r>
+              <w:rPr>
+                <w:rFonts w:ascii="Times New Roman" w:hAnsi="Times New Roman" w:eastAsia="Times New Roman"/>
+                <w:b/>
+                <w:sz w:val="15"/>
+              </w:rPr>
+              <w:t>Learning Rate</w:t>
+            </w:r>
+          </w:p>
+        </w:tc>
+        <w:tc>
+          <w:tcPr>
+            <w:tcW w:type="dxa" w:w="1003"/>
+          </w:tcPr>
+          <w:p>
+            <w:pPr>
+              <w:spacing w:before="20" w:after="20"/>
+              <w:jc w:val="center"/>
+            </w:pPr>
+            <w:r/>
+            <w:r>
+              <w:rPr>
+                <w:rFonts w:ascii="Times New Roman" w:hAnsi="Times New Roman" w:eastAsia="Times New Roman"/>
+                <w:b/>
+                <w:sz w:val="15"/>
+              </w:rPr>
+              <w:t>Batch Size</w:t>
+            </w:r>
+          </w:p>
+        </w:tc>
+        <w:tc>
+          <w:tcPr>
+            <w:tcW w:type="dxa" w:w="1003"/>
+          </w:tcPr>
+          <w:p>
+            <w:pPr>
+              <w:spacing w:before="20" w:after="20"/>
+              <w:jc w:val="center"/>
+            </w:pPr>
+            <w:r/>
+            <w:r>
+              <w:rPr>
+                <w:rFonts w:ascii="Times New Roman" w:hAnsi="Times New Roman" w:eastAsia="Times New Roman"/>
+                <w:b/>
+                <w:sz w:val="15"/>
+              </w:rPr>
+              <w:t>Weight Decay</w:t>
+            </w:r>
+          </w:p>
+        </w:tc>
+        <w:tc>
+          <w:tcPr>
+            <w:tcW w:type="dxa" w:w="1003"/>
+          </w:tcPr>
+          <w:p>
+            <w:pPr>
+              <w:spacing w:before="20" w:after="20"/>
+              <w:jc w:val="center"/>
+            </w:pPr>
+            <w:r/>
+            <w:r>
+              <w:rPr>
+                <w:rFonts w:ascii="Times New Roman" w:hAnsi="Times New Roman" w:eastAsia="Times New Roman"/>
+                <w:b/>
+                <w:sz w:val="15"/>
+              </w:rPr>
+              <w:t>Acc</w:t>
+            </w:r>
+          </w:p>
+        </w:tc>
+        <w:tc>
+          <w:tcPr>
+            <w:tcW w:type="dxa" w:w="1003"/>
+          </w:tcPr>
+          <w:p>
+            <w:pPr>
+              <w:spacing w:before="20" w:after="20"/>
+              <w:jc w:val="center"/>
+            </w:pPr>
+            <w:r/>
+            <w:r>
+              <w:rPr>
+                <w:rFonts w:ascii="Times New Roman" w:hAnsi="Times New Roman" w:eastAsia="Times New Roman"/>
+                <w:b/>
+                <w:sz w:val="15"/>
+              </w:rPr>
+              <w:t>Prec</w:t>
+            </w:r>
+          </w:p>
+        </w:tc>
+        <w:tc>
+          <w:tcPr>
+            <w:tcW w:type="dxa" w:w="1003"/>
+          </w:tcPr>
+          <w:p>
+            <w:pPr>
+              <w:spacing w:before="20" w:after="20"/>
+              <w:jc w:val="center"/>
+            </w:pPr>
+            <w:r/>
+            <w:r>
+              <w:rPr>
+                <w:rFonts w:ascii="Times New Roman" w:hAnsi="Times New Roman" w:eastAsia="Times New Roman"/>
+                <w:b/>
+                <w:sz w:val="15"/>
+              </w:rPr>
+              <w:t>Rec</w:t>
+            </w:r>
+          </w:p>
+        </w:tc>
+        <w:tc>
+          <w:tcPr>
+            <w:tcW w:type="dxa" w:w="1003"/>
+          </w:tcPr>
+          <w:p>
+            <w:pPr>
+              <w:spacing w:before="20" w:after="20"/>
+              <w:jc w:val="center"/>
+            </w:pPr>
+            <w:r/>
+            <w:r>
+              <w:rPr>
+                <w:rFonts w:ascii="Times New Roman" w:hAnsi="Times New Roman" w:eastAsia="Times New Roman"/>
+                <w:b/>
+                <w:sz w:val="15"/>
+              </w:rPr>
+              <w:t>F1</w:t>
+            </w:r>
+          </w:p>
+        </w:tc>
+      </w:tr>
+      <w:tr>
+        <w:trPr>
+          <w:cantSplit w:val="true"/>
+        </w:trPr>
+        <w:tc>
+          <w:tcPr>
+            <w:tcW w:type="dxa" w:w="1003"/>
+            <w:vMerge w:val="restart"/>
+          </w:tcPr>
+          <w:p>
+            <w:pPr>
+              <w:spacing w:before="20" w:after="20"/>
+              <w:jc w:val="center"/>
+            </w:pPr>
+            <w:r>
+              <w:rPr>
+                <w:rFonts w:ascii="Times New Roman" w:hAnsi="Times New Roman" w:eastAsia="Times New Roman"/>
+                <w:b w:val="0"/>
+                <w:sz w:val="15"/>
+              </w:rPr>
+              <w:t>BERT</w:t>
+            </w:r>
+          </w:p>
+        </w:tc>
+        <w:tc>
+          <w:tcPr>
+            <w:tcW w:type="dxa" w:w="1003"/>
+          </w:tcPr>
+          <w:p>
+            <w:pPr>
+              <w:spacing w:before="20" w:after="20"/>
+              <w:jc w:val="center"/>
+            </w:pPr>
+            <w:r/>
+            <w:r>
+              <w:rPr>
+                <w:rFonts w:ascii="Times New Roman" w:hAnsi="Times New Roman" w:eastAsia="Times New Roman"/>
+                <w:b w:val="0"/>
+                <w:sz w:val="15"/>
+              </w:rPr>
+              <w:t>DAIGT V2</w:t>
+            </w:r>
+          </w:p>
+        </w:tc>
+        <w:tc>
+          <w:tcPr>
+            <w:tcW w:type="dxa" w:w="1003"/>
+          </w:tcPr>
+          <w:p>
+            <w:pPr>
+              <w:spacing w:before="20" w:after="20"/>
+              <w:jc w:val="center"/>
+            </w:pPr>
+            <w:r/>
+            <w:r>
+              <w:rPr>
+                <w:rFonts w:ascii="Times New Roman" w:hAnsi="Times New Roman" w:eastAsia="Times New Roman"/>
+                <w:b w:val="0"/>
+                <w:sz w:val="15"/>
+              </w:rPr>
+              <w:t>0.00003</w:t>
+            </w:r>
+          </w:p>
+        </w:tc>
+        <w:tc>
+          <w:tcPr>
+            <w:tcW w:type="dxa" w:w="1003"/>
+          </w:tcPr>
+          <w:p>
+            <w:pPr>
+              <w:spacing w:before="20" w:after="20"/>
+              <w:jc w:val="center"/>
+            </w:pPr>
+            <w:r/>
+            <w:r>
+              <w:rPr>
+                <w:rFonts w:ascii="Times New Roman" w:hAnsi="Times New Roman" w:eastAsia="Times New Roman"/>
+                <w:b w:val="0"/>
+                <w:sz w:val="15"/>
+              </w:rPr>
+              <w:t>32</w:t>
+            </w:r>
+          </w:p>
+        </w:tc>
+        <w:tc>
+          <w:tcPr>
+            <w:tcW w:type="dxa" w:w="1003"/>
+          </w:tcPr>
+          <w:p>
+            <w:pPr>
+              <w:spacing w:before="20" w:after="20"/>
+              <w:jc w:val="center"/>
+            </w:pPr>
+            <w:r/>
+            <w:r>
+              <w:rPr>
+                <w:rFonts w:ascii="Times New Roman" w:hAnsi="Times New Roman" w:eastAsia="Times New Roman"/>
+                <w:b w:val="0"/>
+                <w:sz w:val="15"/>
+              </w:rPr>
+              <w:t>0.1</w:t>
+            </w:r>
+          </w:p>
+        </w:tc>
+        <w:tc>
+          <w:tcPr>
+            <w:tcW w:type="dxa" w:w="1003"/>
+          </w:tcPr>
+          <w:p>
+            <w:pPr>
+              <w:spacing w:before="20" w:after="20"/>
+              <w:jc w:val="center"/>
+            </w:pPr>
+            <w:r/>
+            <w:r>
+              <w:rPr>
+                <w:rFonts w:ascii="Times New Roman" w:hAnsi="Times New Roman" w:eastAsia="Times New Roman"/>
+                <w:b w:val="0"/>
+                <w:sz w:val="15"/>
+              </w:rPr>
+              <w:t>0.9916</w:t>
+            </w:r>
+          </w:p>
+        </w:tc>
+        <w:tc>
+          <w:tcPr>
+            <w:tcW w:type="dxa" w:w="1003"/>
+          </w:tcPr>
+          <w:p>
+            <w:pPr>
+              <w:spacing w:before="20" w:after="20"/>
+              <w:jc w:val="center"/>
+            </w:pPr>
+            <w:r/>
+            <w:r>
+              <w:rPr>
+                <w:rFonts w:ascii="Times New Roman" w:hAnsi="Times New Roman" w:eastAsia="Times New Roman"/>
+                <w:b w:val="0"/>
+                <w:sz w:val="15"/>
+              </w:rPr>
+              <w:t>0.9916</w:t>
+            </w:r>
+          </w:p>
+        </w:tc>
+        <w:tc>
+          <w:tcPr>
+            <w:tcW w:type="dxa" w:w="1003"/>
+          </w:tcPr>
+          <w:p>
+            <w:pPr>
+              <w:spacing w:before="20" w:after="20"/>
+              <w:jc w:val="center"/>
+            </w:pPr>
+            <w:r/>
+            <w:r>
+              <w:rPr>
+                <w:rFonts w:ascii="Times New Roman" w:hAnsi="Times New Roman" w:eastAsia="Times New Roman"/>
+                <w:b w:val="0"/>
+                <w:sz w:val="15"/>
+              </w:rPr>
+              <w:t>0.9916</w:t>
+            </w:r>
+          </w:p>
+        </w:tc>
+        <w:tc>
+          <w:tcPr>
+            <w:tcW w:type="dxa" w:w="1003"/>
+          </w:tcPr>
+          <w:p>
+            <w:pPr>
+              <w:spacing w:before="20" w:after="20"/>
+              <w:jc w:val="center"/>
+            </w:pPr>
+            <w:r/>
+            <w:r>
+              <w:rPr>
+                <w:rFonts w:ascii="Times New Roman" w:hAnsi="Times New Roman" w:eastAsia="Times New Roman"/>
+                <w:b w:val="0"/>
+                <w:sz w:val="15"/>
+              </w:rPr>
+              <w:t>0.9916</w:t>
+            </w:r>
+          </w:p>
+        </w:tc>
+      </w:tr>
+      <w:tr>
+        <w:trPr>
+          <w:cantSplit w:val="true"/>
+        </w:trPr>
+        <w:tc>
+          <w:tcPr>
+            <w:tcW w:type="dxa" w:w="1003"/>
+            <w:vMerge/>
+          </w:tcPr>
+          <w:p/>
+        </w:tc>
+        <w:tc>
+          <w:tcPr>
+            <w:tcW w:type="dxa" w:w="1003"/>
+          </w:tcPr>
+          <w:p>
+            <w:pPr>
+              <w:spacing w:before="20" w:after="20"/>
+              <w:jc w:val="center"/>
+            </w:pPr>
+            <w:r/>
+            <w:r>
+              <w:rPr>
+                <w:rFonts w:ascii="Times New Roman" w:hAnsi="Times New Roman" w:eastAsia="Times New Roman"/>
+                <w:b w:val="0"/>
+                <w:sz w:val="15"/>
+              </w:rPr>
+              <w:t>HC3</w:t>
+            </w:r>
+          </w:p>
+        </w:tc>
+        <w:tc>
+          <w:tcPr>
+            <w:tcW w:type="dxa" w:w="1003"/>
+          </w:tcPr>
+          <w:p>
+            <w:pPr>
+              <w:spacing w:before="20" w:after="20"/>
+              <w:jc w:val="center"/>
+            </w:pPr>
+            <w:r/>
+            <w:r>
+              <w:rPr>
+                <w:rFonts w:ascii="Times New Roman" w:hAnsi="Times New Roman" w:eastAsia="Times New Roman"/>
+                <w:b w:val="0"/>
+                <w:sz w:val="15"/>
+              </w:rPr>
+              <w:t>0.00002</w:t>
+            </w:r>
+          </w:p>
+        </w:tc>
+        <w:tc>
+          <w:tcPr>
+            <w:tcW w:type="dxa" w:w="1003"/>
+          </w:tcPr>
+          <w:p>
+            <w:pPr>
+              <w:spacing w:before="20" w:after="20"/>
+              <w:jc w:val="center"/>
+            </w:pPr>
+            <w:r/>
+            <w:r>
+              <w:rPr>
+                <w:rFonts w:ascii="Times New Roman" w:hAnsi="Times New Roman" w:eastAsia="Times New Roman"/>
+                <w:b w:val="0"/>
+                <w:sz w:val="15"/>
+              </w:rPr>
+              <w:t>16</w:t>
+            </w:r>
+          </w:p>
+        </w:tc>
+        <w:tc>
+          <w:tcPr>
+            <w:tcW w:type="dxa" w:w="1003"/>
+          </w:tcPr>
+          <w:p>
+            <w:pPr>
+              <w:spacing w:before="20" w:after="20"/>
+              <w:jc w:val="center"/>
+            </w:pPr>
+            <w:r/>
+            <w:r>
+              <w:rPr>
+                <w:rFonts w:ascii="Times New Roman" w:hAnsi="Times New Roman" w:eastAsia="Times New Roman"/>
+                <w:b w:val="0"/>
+                <w:sz w:val="15"/>
+              </w:rPr>
+              <w:t>0.1</w:t>
+            </w:r>
+          </w:p>
+        </w:tc>
+        <w:tc>
+          <w:tcPr>
+            <w:tcW w:type="dxa" w:w="1003"/>
+          </w:tcPr>
+          <w:p>
+            <w:pPr>
+              <w:spacing w:before="20" w:after="20"/>
+              <w:jc w:val="center"/>
+            </w:pPr>
+            <w:r/>
+            <w:r>
+              <w:rPr>
+                <w:rFonts w:ascii="Times New Roman" w:hAnsi="Times New Roman" w:eastAsia="Times New Roman"/>
+                <w:b w:val="0"/>
+                <w:sz w:val="15"/>
+              </w:rPr>
+              <w:t>0.9916</w:t>
+            </w:r>
+          </w:p>
+        </w:tc>
+        <w:tc>
+          <w:tcPr>
+            <w:tcW w:type="dxa" w:w="1003"/>
+          </w:tcPr>
+          <w:p>
+            <w:pPr>
+              <w:spacing w:before="20" w:after="20"/>
+              <w:jc w:val="center"/>
+            </w:pPr>
+            <w:r/>
+            <w:r>
+              <w:rPr>
+                <w:rFonts w:ascii="Times New Roman" w:hAnsi="Times New Roman" w:eastAsia="Times New Roman"/>
+                <w:b w:val="0"/>
+                <w:sz w:val="15"/>
+              </w:rPr>
+              <w:t>0.9917</w:t>
+            </w:r>
+          </w:p>
+        </w:tc>
+        <w:tc>
+          <w:tcPr>
+            <w:tcW w:type="dxa" w:w="1003"/>
+          </w:tcPr>
+          <w:p>
+            <w:pPr>
+              <w:spacing w:before="20" w:after="20"/>
+              <w:jc w:val="center"/>
+            </w:pPr>
+            <w:r/>
+            <w:r>
+              <w:rPr>
+                <w:rFonts w:ascii="Times New Roman" w:hAnsi="Times New Roman" w:eastAsia="Times New Roman"/>
+                <w:b w:val="0"/>
+                <w:sz w:val="15"/>
+              </w:rPr>
+              <w:t>0.9916</w:t>
+            </w:r>
+          </w:p>
+        </w:tc>
+        <w:tc>
+          <w:tcPr>
+            <w:tcW w:type="dxa" w:w="1003"/>
+          </w:tcPr>
+          <w:p>
+            <w:pPr>
+              <w:spacing w:before="20" w:after="20"/>
+              <w:jc w:val="center"/>
+            </w:pPr>
+            <w:r/>
+            <w:r>
+              <w:rPr>
+                <w:rFonts w:ascii="Times New Roman" w:hAnsi="Times New Roman" w:eastAsia="Times New Roman"/>
+                <w:b w:val="0"/>
+                <w:sz w:val="15"/>
+              </w:rPr>
+              <w:t>0.9916</w:t>
+            </w:r>
+          </w:p>
+        </w:tc>
+      </w:tr>
+      <w:tr>
+        <w:trPr>
+          <w:cantSplit w:val="true"/>
+        </w:trPr>
+        <w:tc>
+          <w:tcPr>
+            <w:tcW w:type="dxa" w:w="1003"/>
+            <w:vMerge w:val="restart"/>
+          </w:tcPr>
+          <w:p>
+            <w:pPr>
+              <w:spacing w:before="20" w:after="20"/>
+              <w:jc w:val="center"/>
+            </w:pPr>
+            <w:r>
+              <w:rPr>
+                <w:rFonts w:ascii="Times New Roman" w:hAnsi="Times New Roman" w:eastAsia="Times New Roman"/>
+                <w:b w:val="0"/>
+                <w:sz w:val="15"/>
+              </w:rPr>
+              <w:t>DeBERTa (BERT variation)</w:t>
+            </w:r>
+          </w:p>
+        </w:tc>
+        <w:tc>
+          <w:tcPr>
+            <w:tcW w:type="dxa" w:w="1003"/>
+          </w:tcPr>
+          <w:p>
+            <w:pPr>
+              <w:spacing w:before="20" w:after="20"/>
+              <w:jc w:val="center"/>
+            </w:pPr>
+            <w:r/>
+            <w:r>
+              <w:rPr>
+                <w:rFonts w:ascii="Times New Roman" w:hAnsi="Times New Roman" w:eastAsia="Times New Roman"/>
+                <w:b w:val="0"/>
+                <w:sz w:val="15"/>
+              </w:rPr>
+              <w:t>DAIGT V2</w:t>
+            </w:r>
+          </w:p>
+        </w:tc>
+        <w:tc>
+          <w:tcPr>
+            <w:tcW w:type="dxa" w:w="1003"/>
+          </w:tcPr>
+          <w:p>
+            <w:pPr>
+              <w:spacing w:before="20" w:after="20"/>
+              <w:jc w:val="center"/>
+            </w:pPr>
+            <w:r/>
+            <w:r>
+              <w:rPr>
+                <w:rFonts w:ascii="Times New Roman" w:hAnsi="Times New Roman" w:eastAsia="Times New Roman"/>
+                <w:b w:val="0"/>
+                <w:sz w:val="15"/>
+              </w:rPr>
+              <w:t>0.00003</w:t>
+            </w:r>
+          </w:p>
+        </w:tc>
+        <w:tc>
+          <w:tcPr>
+            <w:tcW w:type="dxa" w:w="1003"/>
+          </w:tcPr>
+          <w:p>
+            <w:pPr>
+              <w:spacing w:before="20" w:after="20"/>
+              <w:jc w:val="center"/>
+            </w:pPr>
+            <w:r/>
+            <w:r>
+              <w:rPr>
+                <w:rFonts w:ascii="Times New Roman" w:hAnsi="Times New Roman" w:eastAsia="Times New Roman"/>
+                <w:b w:val="0"/>
+                <w:sz w:val="15"/>
+              </w:rPr>
+              <w:t>16</w:t>
+            </w:r>
+          </w:p>
+        </w:tc>
+        <w:tc>
+          <w:tcPr>
+            <w:tcW w:type="dxa" w:w="1003"/>
+          </w:tcPr>
+          <w:p>
+            <w:pPr>
+              <w:spacing w:before="20" w:after="20"/>
+              <w:jc w:val="center"/>
+            </w:pPr>
+            <w:r/>
+            <w:r>
+              <w:rPr>
+                <w:rFonts w:ascii="Times New Roman" w:hAnsi="Times New Roman" w:eastAsia="Times New Roman"/>
+                <w:b w:val="0"/>
+                <w:sz w:val="15"/>
+              </w:rPr>
+              <w:t>0.01</w:t>
+            </w:r>
+          </w:p>
+        </w:tc>
+        <w:tc>
+          <w:tcPr>
+            <w:tcW w:type="dxa" w:w="1003"/>
+          </w:tcPr>
+          <w:p>
+            <w:pPr>
+              <w:spacing w:before="20" w:after="20"/>
+              <w:jc w:val="center"/>
+            </w:pPr>
+            <w:r/>
+            <w:r>
+              <w:rPr>
+                <w:rFonts w:ascii="Times New Roman" w:hAnsi="Times New Roman" w:eastAsia="Times New Roman"/>
+                <w:b w:val="0"/>
+                <w:sz w:val="15"/>
+              </w:rPr>
+              <w:t>0.9917</w:t>
+            </w:r>
+          </w:p>
+        </w:tc>
+        <w:tc>
+          <w:tcPr>
+            <w:tcW w:type="dxa" w:w="1003"/>
+          </w:tcPr>
+          <w:p>
+            <w:pPr>
+              <w:spacing w:before="20" w:after="20"/>
+              <w:jc w:val="center"/>
+            </w:pPr>
+            <w:r/>
+            <w:r>
+              <w:rPr>
+                <w:rFonts w:ascii="Times New Roman" w:hAnsi="Times New Roman" w:eastAsia="Times New Roman"/>
+                <w:b w:val="0"/>
+                <w:sz w:val="15"/>
+              </w:rPr>
+              <w:t>0.9917</w:t>
+            </w:r>
+          </w:p>
+        </w:tc>
+        <w:tc>
+          <w:tcPr>
+            <w:tcW w:type="dxa" w:w="1003"/>
+          </w:tcPr>
+          <w:p>
+            <w:pPr>
+              <w:spacing w:before="20" w:after="20"/>
+              <w:jc w:val="center"/>
+            </w:pPr>
+            <w:r/>
+            <w:r>
+              <w:rPr>
+                <w:rFonts w:ascii="Times New Roman" w:hAnsi="Times New Roman" w:eastAsia="Times New Roman"/>
+                <w:b w:val="0"/>
+                <w:sz w:val="15"/>
+              </w:rPr>
+              <w:t>0.9917</w:t>
+            </w:r>
+          </w:p>
+        </w:tc>
+        <w:tc>
+          <w:tcPr>
+            <w:tcW w:type="dxa" w:w="1003"/>
+          </w:tcPr>
+          <w:p>
+            <w:pPr>
+              <w:spacing w:before="20" w:after="20"/>
+              <w:jc w:val="center"/>
+            </w:pPr>
+            <w:r/>
+            <w:r>
+              <w:rPr>
+                <w:rFonts w:ascii="Times New Roman" w:hAnsi="Times New Roman" w:eastAsia="Times New Roman"/>
+                <w:b w:val="0"/>
+                <w:sz w:val="15"/>
+              </w:rPr>
+              <w:t>0.9917</w:t>
+            </w:r>
+          </w:p>
+        </w:tc>
+      </w:tr>
+      <w:tr>
+        <w:trPr>
+          <w:cantSplit w:val="true"/>
+        </w:trPr>
+        <w:tc>
+          <w:tcPr>
+            <w:tcW w:type="dxa" w:w="1003"/>
+            <w:vMerge/>
+          </w:tcPr>
+          <w:p/>
+        </w:tc>
+        <w:tc>
+          <w:tcPr>
+            <w:tcW w:type="dxa" w:w="1003"/>
+          </w:tcPr>
+          <w:p>
+            <w:pPr>
+              <w:spacing w:before="20" w:after="20"/>
+              <w:jc w:val="center"/>
+            </w:pPr>
+            <w:r/>
+            <w:r>
+              <w:rPr>
+                <w:rFonts w:ascii="Times New Roman" w:hAnsi="Times New Roman" w:eastAsia="Times New Roman"/>
+                <w:b w:val="0"/>
+                <w:sz w:val="15"/>
+              </w:rPr>
+              <w:t>HC3</w:t>
+            </w:r>
+          </w:p>
+        </w:tc>
+        <w:tc>
+          <w:tcPr>
+            <w:tcW w:type="dxa" w:w="1003"/>
+          </w:tcPr>
+          <w:p>
+            <w:pPr>
+              <w:spacing w:before="20" w:after="20"/>
+              <w:jc w:val="center"/>
+            </w:pPr>
+            <w:r/>
+            <w:r>
+              <w:rPr>
+                <w:rFonts w:ascii="Times New Roman" w:hAnsi="Times New Roman" w:eastAsia="Times New Roman"/>
+                <w:b w:val="0"/>
+                <w:sz w:val="15"/>
+              </w:rPr>
+              <w:t>0.00003</w:t>
+            </w:r>
+          </w:p>
+        </w:tc>
+        <w:tc>
+          <w:tcPr>
+            <w:tcW w:type="dxa" w:w="1003"/>
+          </w:tcPr>
+          <w:p>
+            <w:pPr>
+              <w:spacing w:before="20" w:after="20"/>
+              <w:jc w:val="center"/>
+            </w:pPr>
+            <w:r/>
+            <w:r>
+              <w:rPr>
+                <w:rFonts w:ascii="Times New Roman" w:hAnsi="Times New Roman" w:eastAsia="Times New Roman"/>
+                <w:b w:val="0"/>
+                <w:sz w:val="15"/>
+              </w:rPr>
+              <w:t>16</w:t>
+            </w:r>
+          </w:p>
+        </w:tc>
+        <w:tc>
+          <w:tcPr>
+            <w:tcW w:type="dxa" w:w="1003"/>
+          </w:tcPr>
+          <w:p>
+            <w:pPr>
+              <w:spacing w:before="20" w:after="20"/>
+              <w:jc w:val="center"/>
+            </w:pPr>
+            <w:r/>
+            <w:r>
+              <w:rPr>
+                <w:rFonts w:ascii="Times New Roman" w:hAnsi="Times New Roman" w:eastAsia="Times New Roman"/>
+                <w:b w:val="0"/>
+                <w:sz w:val="15"/>
+              </w:rPr>
+              <w:t>0.1</w:t>
+            </w:r>
+          </w:p>
+        </w:tc>
+        <w:tc>
+          <w:tcPr>
+            <w:tcW w:type="dxa" w:w="1003"/>
+          </w:tcPr>
+          <w:p>
+            <w:pPr>
+              <w:spacing w:before="20" w:after="20"/>
+              <w:jc w:val="center"/>
+            </w:pPr>
+            <w:r/>
+            <w:r>
+              <w:rPr>
+                <w:rFonts w:ascii="Times New Roman" w:hAnsi="Times New Roman" w:eastAsia="Times New Roman"/>
+                <w:b w:val="0"/>
+                <w:sz w:val="15"/>
+              </w:rPr>
+              <w:t>0.9972</w:t>
+            </w:r>
+          </w:p>
+        </w:tc>
+        <w:tc>
+          <w:tcPr>
+            <w:tcW w:type="dxa" w:w="1003"/>
+          </w:tcPr>
+          <w:p>
+            <w:pPr>
+              <w:spacing w:before="20" w:after="20"/>
+              <w:jc w:val="center"/>
+            </w:pPr>
+            <w:r/>
+            <w:r>
+              <w:rPr>
+                <w:rFonts w:ascii="Times New Roman" w:hAnsi="Times New Roman" w:eastAsia="Times New Roman"/>
+                <w:b w:val="0"/>
+                <w:sz w:val="15"/>
+              </w:rPr>
+              <w:t>0.9972</w:t>
+            </w:r>
+          </w:p>
+        </w:tc>
+        <w:tc>
+          <w:tcPr>
+            <w:tcW w:type="dxa" w:w="1003"/>
+          </w:tcPr>
+          <w:p>
+            <w:pPr>
+              <w:spacing w:before="20" w:after="20"/>
+              <w:jc w:val="center"/>
+            </w:pPr>
+            <w:r/>
+            <w:r>
+              <w:rPr>
+                <w:rFonts w:ascii="Times New Roman" w:hAnsi="Times New Roman" w:eastAsia="Times New Roman"/>
+                <w:b w:val="0"/>
+                <w:sz w:val="15"/>
+              </w:rPr>
+              <w:t>0.9972</w:t>
+            </w:r>
+          </w:p>
+        </w:tc>
+        <w:tc>
+          <w:tcPr>
+            <w:tcW w:type="dxa" w:w="1003"/>
+          </w:tcPr>
+          <w:p>
+            <w:pPr>
+              <w:spacing w:before="20" w:after="20"/>
+              <w:jc w:val="center"/>
+            </w:pPr>
+            <w:r/>
+            <w:r>
+              <w:rPr>
+                <w:rFonts w:ascii="Times New Roman" w:hAnsi="Times New Roman" w:eastAsia="Times New Roman"/>
+                <w:b w:val="0"/>
+                <w:sz w:val="15"/>
+              </w:rPr>
+              <w:t>0.9972</w:t>
+            </w:r>
+          </w:p>
+        </w:tc>
+      </w:tr>
+    </w:tbl>
     <w:p>
       <w:pPr>
         <w:jc w:val="both"/>
@@ -8920,72 +9914,20 @@
           <w:b w:val="0"/>
           <w:sz w:val="24"/>
         </w:rPr>
-        <w:t>Table 4 brings everything together in the form the project specification asks for. Every row comes from the full balanced corpora and the same fixed split. Each classical row is shown with whichever of the two text representations worked better on that dataset, which the Rep. column names. The transformers read raw text, so no representation applies to them.</w:t>
-      </w:r>
-    </w:p>
-    <w:p>
-      <w:pPr>
-        <w:jc w:val="both"/>
+        <w:t>Table 5 brings everything together in the form the project specification asks for. Every row comes from the full balanced corpora and the same fixed split. Each classical row is shown with whichever of the two text representations worked better on that dataset, which the Representation column names. The transformers read raw text, so no representation applies to them.</w:t>
+      </w:r>
+    </w:p>
+    <w:p>
+      <w:pPr>
+        <w:keepNext/>
       </w:pPr>
       <w:r>
         <w:rPr>
           <w:rFonts w:ascii="Times New Roman" w:hAnsi="Times New Roman" w:eastAsia="Times New Roman"/>
           <w:b w:val="0"/>
-          <w:sz w:val="24"/>
-        </w:rPr>
-        <w:t>Reading the table across, three conclusions hold. The first is that DeBERTa is the best single model on both datasets. The second is that the size of its advantage depends entirely on which dataset you look at. On DAIGT V2 the best classical model reaches 0.9910 and DeBERTa reaches 0.9917, a difference of 0.07 of a percentage point, so the extra cost of a transformer buys almost nothing there. On HC3 the same comparison is 0.9551 against 0.9972, a gap of more than four points, and the transformer is clearly doing something the classical models cannot. The third is that the ensemble adds nothing we can demonstrate.</w:t>
-      </w:r>
-    </w:p>
-    <w:p>
-      <w:pPr>
-        <w:jc w:val="both"/>
-      </w:pPr>
-      <w:r>
-        <w:rPr>
-          <w:rFonts w:ascii="Times New Roman" w:hAnsi="Times New Roman" w:eastAsia="Times New Roman"/>
-          <w:b w:val="0"/>
-          <w:sz w:val="24"/>
-        </w:rPr>
-        <w:t>It is worth being precise about the DAIGT V2 result rather than rounding it away. The classical model reads the whole document while the transformers read only their first 128 tokens, which is about a third of the average essay. When we refitted the classical models on exactly the same 128-token span the transformers see, their error rate rose from 0.90 to 2.10 per cent while BERT stayed at 0.84. So the apparent tie on DAIGT V2 is not evidence that a bag-of-words model is as good as a transformer. It is evidence that reading the whole essay is worth about as much as being a transformer, which is a different and more useful statement.</w:t>
-      </w:r>
-    </w:p>
-    <w:p>
-      <w:pPr>
-        <w:jc w:val="both"/>
-      </w:pPr>
-      <w:r>
-        <w:rPr>
-          <w:rFonts w:ascii="Times New Roman" w:hAnsi="Times New Roman" w:eastAsia="Times New Roman"/>
-          <w:b w:val="0"/>
-          <w:sz w:val="24"/>
-        </w:rPr>
-        <w:t>We also ran one experiment that is not required by the specification but explains the pattern above, and it is the most interesting thing we found. We built two restricted models. One reads only 47 surface properties of the text, such as how often a space appears before a full stop, how long the document is, and how often capital letters are used. It never sees a single word. The other reads only the words, after punctuation, capitalisation and unusual characters have been stripped out. On HC3 these two score almost identically, with error rates of 3.20 and 3.26 per cent, and a paired test cannot separate them. In other words, on HC3 you can do about as well by looking at how the text is punctuated as by reading what it says. On DAIGT V2 the picture is different, with 7.86 per cent error from surface alone against 0.99 per cent from words alone, so the words carry roughly eight times more of the signal.</w:t>
-      </w:r>
-    </w:p>
-    <w:p>
-      <w:pPr>
-        <w:jc w:val="both"/>
-      </w:pPr>
-      <w:r>
-        <w:rPr>
-          <w:rFonts w:ascii="Times New Roman" w:hAnsi="Times New Roman" w:eastAsia="Times New Roman"/>
-          <w:b w:val="0"/>
-          <w:sz w:val="24"/>
-        </w:rPr>
-        <w:t>This explains why HC3 looked harder for the classical models and easier for DeBERTa. Much of what separates the classes on HC3 is in the formatting, and the classical pipeline deletes formatting during preprocessing while DeBERTa keeps it. It also means a high score on HC3 should be read carefully, because part of it comes from how the dataset was collected rather than from any real difference between human and machine writing.</w:t>
-      </w:r>
-    </w:p>
-    <w:p>
-      <w:pPr>
-        <w:keepNext/>
-      </w:pPr>
-      <w:r>
-        <w:rPr>
-          <w:rFonts w:ascii="Times New Roman" w:hAnsi="Times New Roman" w:eastAsia="Times New Roman"/>
-          <w:b w:val="0"/>
           <w:sz w:val="20"/>
         </w:rPr>
-        <w:t>Table 4. Final comparison. Every row comes from the full balanced corpora and the same fixed split. Each classical row is shown with whichever text representation performed better on that dataset, which the Rep. column names. The transformers read raw text, so no representation applies to them. The ENSEMBLE row uses the weight chosen on validation.</w:t>
+        <w:t>Table 5. Final comparison. Every row comes from the full balanced corpora and the same fixed split. Each classical row is shown with whichever text representation performed better on that dataset, which the Representation column names. The transformers read raw text, so no representation applies to them. The ENSEMBLE row uses the weight chosen on validation.</w:t>
       </w:r>
     </w:p>
     <w:tbl>
@@ -9102,7 +10044,9 @@
                 <w:b/>
                 <w:sz w:val="14"/>
               </w:rPr>
-              <w:t>Rep.</w:t>
+              <w:t>Represen-</w:t>
+              <w:br/>
+              <w:t>tation</w:t>
             </w:r>
           </w:p>
         </w:tc>
@@ -9202,7 +10146,9 @@
                 <w:b/>
                 <w:sz w:val="14"/>
               </w:rPr>
-              <w:t>Rep.</w:t>
+              <w:t>Represen-</w:t>
+              <w:br/>
+              <w:t>tation</w:t>
             </w:r>
           </w:p>
         </w:tc>
@@ -10638,6 +11584,58 @@
         </w:tc>
       </w:tr>
     </w:tbl>
+    <w:p>
+      <w:pPr>
+        <w:jc w:val="both"/>
+      </w:pPr>
+      <w:r>
+        <w:rPr>
+          <w:rFonts w:ascii="Times New Roman" w:hAnsi="Times New Roman" w:eastAsia="Times New Roman"/>
+          <w:b w:val="0"/>
+          <w:sz w:val="24"/>
+        </w:rPr>
+        <w:t>Reading the table across, three conclusions hold. The first is that DeBERTa is the best single model on both datasets. The second is that the size of its advantage depends entirely on which dataset you look at. On DAIGT V2 the best classical model reaches 0.9910 and DeBERTa reaches 0.9917, a difference of 0.07 of a percentage point, so the extra cost of a transformer buys almost nothing there. On HC3 the same comparison is 0.9551 against 0.9972, a gap of more than four points, and the transformer is clearly doing something the classical models cannot. The third is that the ensemble adds nothing we can demonstrate.</w:t>
+      </w:r>
+    </w:p>
+    <w:p>
+      <w:pPr>
+        <w:jc w:val="both"/>
+      </w:pPr>
+      <w:r>
+        <w:rPr>
+          <w:rFonts w:ascii="Times New Roman" w:hAnsi="Times New Roman" w:eastAsia="Times New Roman"/>
+          <w:b w:val="0"/>
+          <w:sz w:val="24"/>
+        </w:rPr>
+        <w:t>It is worth being precise about the DAIGT V2 result rather than rounding it away. The classical model reads the whole document while the transformers read only their first 128 tokens, which is about a third of the average essay. When we refitted the classical models on exactly the same 128-token span the transformers see, their error rate rose from 0.90 to 2.10 per cent while BERT stayed at 0.84. So the apparent tie on DAIGT V2 is not evidence that a bag-of-words model is as good as a transformer. It is evidence that reading the whole essay is worth about as much as being a transformer, which is a different and more useful statement.</w:t>
+      </w:r>
+    </w:p>
+    <w:p>
+      <w:pPr>
+        <w:jc w:val="both"/>
+      </w:pPr>
+      <w:r>
+        <w:rPr>
+          <w:rFonts w:ascii="Times New Roman" w:hAnsi="Times New Roman" w:eastAsia="Times New Roman"/>
+          <w:b w:val="0"/>
+          <w:sz w:val="24"/>
+        </w:rPr>
+        <w:t>We also ran one experiment that is not required by the specification but explains the pattern above, and it is the most interesting thing we found. We built two restricted models. One reads only 47 surface properties of the text, such as how often a space appears before a full stop, how long the document is, and how often capital letters are used. It never sees a single word. The other reads only the words, after punctuation, capitalisation and unusual characters have been stripped out. On HC3 these two score almost identically, with error rates of 3.20 and 3.26 per cent, and a paired test cannot separate them. In other words, on HC3 you can do about as well by looking at how the text is punctuated as by reading what it says. On DAIGT V2 the picture is different, with 7.86 per cent error from surface alone against 0.99 per cent from words alone, so the words carry roughly eight times more of the signal.</w:t>
+      </w:r>
+    </w:p>
+    <w:p>
+      <w:pPr>
+        <w:jc w:val="both"/>
+      </w:pPr>
+      <w:r>
+        <w:rPr>
+          <w:rFonts w:ascii="Times New Roman" w:hAnsi="Times New Roman" w:eastAsia="Times New Roman"/>
+          <w:b w:val="0"/>
+          <w:sz w:val="24"/>
+        </w:rPr>
+        <w:t>This explains why HC3 looked harder for the classical models and easier for DeBERTa. Much of what separates the classes on HC3 is in the formatting, and the classical pipeline deletes formatting during preprocessing while DeBERTa keeps it. It also means a high score on HC3 should be read carefully, because part of it comes from how the dataset was collected rather than from any real difference between human and machine writing.</w:t>
+      </w:r>
+    </w:p>
     <w:p>
       <w:pPr>
         <w:spacing w:before="360"/>

--- a/docs/NLP Final Report - Group 02 Section B.docx
+++ b/docs/NLP Final Report - Group 02 Section B.docx
@@ -9316,7 +9316,7 @@
           <w:b w:val="0"/>
           <w:sz w:val="24"/>
         </w:rPr>
-        <w:t>This section brings together sir's two required tables. Table 6 is the full sweep, all eight configurations of BERT and DeBERTa on both datasets plus the ensemble, moved here from the per-model sections so the whole grid can be read in one place. Table 7 below it is the final six-row comparison, one row per model family at its best setting; each classical model name carries its winning representation directly, for example "Naive Bayes [BoW]", instead of a separate Representation column, since the representation choice differs between the two datasets and a shared column would force one label to serve both.</w:t>
+        <w:t>This section brings together sir's two required tables. Table 6 is the full sweep, all eight configurations of BERT and DeBERTa on both datasets plus the ensemble, moved here from the per-model sections so the whole grid can be read in one place. Table 7 below it is the final six-row comparison, one row per model family at its best setting; each classical model name carries its winning representation directly, for example "Naive Bayes [BoW]", instead of a separate Representation column. Each classical model uses the same representation on both datasets, chosen by summed F1 across the two, so a model is never shown at one representation on DAIGT V2 and a different one on HC3. Naive Bayes and Logistic Regression both land on BoW under this rule, unchanged from picking per dataset. The Support Vector Machine does not, per dataset TF-IDF wins on DAIGT V2 and BoW wins on HC3, and summed F1 favours TF-IDF by 0.0014, so the SVM row uses TF-IDF on both datasets, 0.0026 F1 short of BoW's HC3 score rather than at BoW's HC3 best.</w:t>
       </w:r>
     </w:p>
     <w:p>
@@ -13628,7 +13628,7 @@
           <w:b w:val="0"/>
           <w:sz w:val="24"/>
         </w:rPr>
-        <w:t>Across Table 7's six rows, the best on DAIGT V2 is ENSEMBLE at 0.9936 F1, the worst is Naive Bayes [BoW] at 0.9591, mean 0.9860. On HC3 the best is DeBERTa (BERT variant) at 0.9972, the worst is Naive Bayes [BoW] at 0.8713, mean 0.9600. DeBERTa is best on both because disentangled attention and a replaced-token-detection pretraining objective give it a genuine edge on HC3's formatting-carried signal, discussed below, while on DAIGT V2 it merely ties the classical ceiling rather than beating it. Naive Bayes is worst on both for the same independence-assumption reason given in Section 2, and it stays worst even after being allowed its better representation.</w:t>
+        <w:t>Across Table 7's six rows, the best on DAIGT V2 is ENSEMBLE at 0.9936 F1, the worst is Naive Bayes [BoW] at 0.9591, mean 0.9860. On HC3 the best is DeBERTa (BERT variant) at 0.9972, the worst is Naive Bayes [BoW] at 0.8713, mean 0.9596. DeBERTa is best on both because disentangled attention and a replaced-token-detection pretraining objective give it a genuine edge on HC3's formatting-carried signal, discussed below, while on DAIGT V2 it merely ties the classical ceiling rather than beating it. Naive Bayes is worst on both for the same independence-assumption reason given in Section 2, and it stays worst even after being allowed its better representation.</w:t>
       </w:r>
     </w:p>
     <w:p>
@@ -13641,7 +13641,7 @@
           <w:b w:val="0"/>
           <w:sz w:val="20"/>
         </w:rPr>
-        <w:t>Table 7. Final comparison, six rows. Every row comes from the full balanced corpora and the same fixed split. Each classical model name carries its winning text representation directly, e.g. "Naive Bayes [BoW]", since the winning representation differs by dataset. The ENSEMBLE row uses the weight chosen on validation.</w:t>
+        <w:t>Table 7. Final comparison, six rows. Every row comes from the full balanced corpora and the same fixed split. Each classical model name carries the text representation it uses, e.g. "Naive Bayes [BoW]", the same representation on both datasets for that model, chosen by summed F1 across the two. The ENSEMBLE row uses the weight chosen on validation.</w:t>
       </w:r>
     </w:p>
     <w:tbl>
@@ -13921,7 +13921,7 @@
                 <w:b w:val="0"/>
                 <w:sz w:val="14"/>
               </w:rPr>
-              <w:t>Naive Bayes [D1: BoW / D2: BoW]</w:t>
+              <w:t>Naive Bayes [BoW]</w:t>
             </w:r>
           </w:p>
         </w:tc>
@@ -14106,7 +14106,7 @@
                 <w:b w:val="0"/>
                 <w:sz w:val="14"/>
               </w:rPr>
-              <w:t>Logistic Regression [D1: BoW / D2: BoW]</w:t>
+              <w:t>Logistic Regression [BoW]</w:t>
             </w:r>
           </w:p>
         </w:tc>
@@ -14291,7 +14291,7 @@
                 <w:b w:val="0"/>
                 <w:sz w:val="14"/>
               </w:rPr>
-              <w:t>Support Vector Machine [D1: TF-IDF / D2: BoW]</w:t>
+              <w:t>Support Vector Machine [TF-IDF]</w:t>
             </w:r>
           </w:p>
         </w:tc>
@@ -14391,7 +14391,7 @@
                 <w:b w:val="0"/>
                 <w:sz w:val="14"/>
               </w:rPr>
-              <w:t>0.9475</w:t>
+              <w:t>0.9449</w:t>
             </w:r>
           </w:p>
         </w:tc>
@@ -14411,7 +14411,7 @@
                 <w:b w:val="0"/>
                 <w:sz w:val="14"/>
               </w:rPr>
-              <w:t>0.9476</w:t>
+              <w:t>0.9452</w:t>
             </w:r>
           </w:p>
         </w:tc>
@@ -14431,7 +14431,7 @@
                 <w:b w:val="0"/>
                 <w:sz w:val="14"/>
               </w:rPr>
-              <w:t>0.9475</w:t>
+              <w:t>0.9449</w:t>
             </w:r>
           </w:p>
         </w:tc>
@@ -14451,7 +14451,7 @@
                 <w:b w:val="0"/>
                 <w:sz w:val="14"/>
               </w:rPr>
-              <w:t>0.9475</w:t>
+              <w:t>0.9449</w:t>
             </w:r>
           </w:p>
         </w:tc>

--- a/docs/NLP Final Report - Group 02 Section B.docx
+++ b/docs/NLP Final Report - Group 02 Section B.docx
@@ -1199,7 +1199,7 @@
               <w:rPr>
                 <w:rFonts w:ascii="Times New Roman" w:hAnsi="Times New Roman" w:eastAsia="Times New Roman"/>
                 <w:b/>
-                <w:sz w:val="15"/>
+                <w:sz w:val="19"/>
               </w:rPr>
             </w:r>
           </w:p>
@@ -1218,7 +1218,7 @@
               <w:rPr>
                 <w:rFonts w:ascii="Times New Roman" w:hAnsi="Times New Roman" w:eastAsia="Times New Roman"/>
                 <w:b/>
-                <w:sz w:val="15"/>
+                <w:sz w:val="19"/>
               </w:rPr>
               <w:t>DAIGT V2</w:t>
             </w:r>
@@ -1238,7 +1238,7 @@
               <w:rPr>
                 <w:rFonts w:ascii="Times New Roman" w:hAnsi="Times New Roman" w:eastAsia="Times New Roman"/>
                 <w:b/>
-                <w:sz w:val="15"/>
+                <w:sz w:val="19"/>
               </w:rPr>
               <w:t>HC3</w:t>
             </w:r>
@@ -1263,7 +1263,7 @@
               <w:rPr>
                 <w:rFonts w:ascii="Times New Roman" w:hAnsi="Times New Roman" w:eastAsia="Times New Roman"/>
                 <w:b/>
-                <w:sz w:val="15"/>
+                <w:sz w:val="19"/>
               </w:rPr>
               <w:t>As published</w:t>
             </w:r>
@@ -1288,7 +1288,7 @@
               <w:rPr>
                 <w:rFonts w:ascii="Times New Roman" w:hAnsi="Times New Roman" w:eastAsia="Times New Roman"/>
                 <w:b w:val="0"/>
-                <w:sz w:val="15"/>
+                <w:sz w:val="19"/>
               </w:rPr>
               <w:t xml:space="preserve">   Total documents</w:t>
             </w:r>
@@ -1308,7 +1308,7 @@
               <w:rPr>
                 <w:rFonts w:ascii="Times New Roman" w:hAnsi="Times New Roman" w:eastAsia="Times New Roman"/>
                 <w:b w:val="0"/>
-                <w:sz w:val="15"/>
+                <w:sz w:val="19"/>
               </w:rPr>
               <w:t>44,868</w:t>
             </w:r>
@@ -1328,7 +1328,7 @@
               <w:rPr>
                 <w:rFonts w:ascii="Times New Roman" w:hAnsi="Times New Roman" w:eastAsia="Times New Roman"/>
                 <w:b w:val="0"/>
-                <w:sz w:val="15"/>
+                <w:sz w:val="19"/>
               </w:rPr>
               <w:t>85,449</w:t>
             </w:r>
@@ -1353,7 +1353,7 @@
               <w:rPr>
                 <w:rFonts w:ascii="Times New Roman" w:hAnsi="Times New Roman" w:eastAsia="Times New Roman"/>
                 <w:b w:val="0"/>
-                <w:sz w:val="15"/>
+                <w:sz w:val="19"/>
               </w:rPr>
               <w:t xml:space="preserve">   Human-written</w:t>
             </w:r>
@@ -1373,7 +1373,7 @@
               <w:rPr>
                 <w:rFonts w:ascii="Times New Roman" w:hAnsi="Times New Roman" w:eastAsia="Times New Roman"/>
                 <w:b w:val="0"/>
-                <w:sz w:val="15"/>
+                <w:sz w:val="19"/>
               </w:rPr>
               <w:t>27,371</w:t>
             </w:r>
@@ -1393,7 +1393,7 @@
               <w:rPr>
                 <w:rFonts w:ascii="Times New Roman" w:hAnsi="Times New Roman" w:eastAsia="Times New Roman"/>
                 <w:b w:val="0"/>
-                <w:sz w:val="15"/>
+                <w:sz w:val="19"/>
               </w:rPr>
               <w:t>58,546</w:t>
             </w:r>
@@ -1418,7 +1418,7 @@
               <w:rPr>
                 <w:rFonts w:ascii="Times New Roman" w:hAnsi="Times New Roman" w:eastAsia="Times New Roman"/>
                 <w:b w:val="0"/>
-                <w:sz w:val="15"/>
+                <w:sz w:val="19"/>
               </w:rPr>
               <w:t xml:space="preserve">   Machine-generated</w:t>
             </w:r>
@@ -1438,7 +1438,7 @@
               <w:rPr>
                 <w:rFonts w:ascii="Times New Roman" w:hAnsi="Times New Roman" w:eastAsia="Times New Roman"/>
                 <w:b w:val="0"/>
-                <w:sz w:val="15"/>
+                <w:sz w:val="19"/>
               </w:rPr>
               <w:t>17,497</w:t>
             </w:r>
@@ -1458,7 +1458,7 @@
               <w:rPr>
                 <w:rFonts w:ascii="Times New Roman" w:hAnsi="Times New Roman" w:eastAsia="Times New Roman"/>
                 <w:b w:val="0"/>
-                <w:sz w:val="15"/>
+                <w:sz w:val="19"/>
               </w:rPr>
               <w:t>26,903</w:t>
             </w:r>
@@ -1483,7 +1483,7 @@
               <w:rPr>
                 <w:rFonts w:ascii="Times New Roman" w:hAnsi="Times New Roman" w:eastAsia="Times New Roman"/>
                 <w:b w:val="0"/>
-                <w:sz w:val="15"/>
+                <w:sz w:val="19"/>
               </w:rPr>
               <w:t xml:space="preserve">   Duplicate rows</w:t>
             </w:r>
@@ -1503,7 +1503,7 @@
               <w:rPr>
                 <w:rFonts w:ascii="Times New Roman" w:hAnsi="Times New Roman" w:eastAsia="Times New Roman"/>
                 <w:b w:val="0"/>
-                <w:sz w:val="15"/>
+                <w:sz w:val="19"/>
               </w:rPr>
               <w:t>6 (0.01%)</w:t>
             </w:r>
@@ -1523,7 +1523,7 @@
               <w:rPr>
                 <w:rFonts w:ascii="Times New Roman" w:hAnsi="Times New Roman" w:eastAsia="Times New Roman"/>
                 <w:b w:val="0"/>
-                <w:sz w:val="15"/>
+                <w:sz w:val="19"/>
               </w:rPr>
               <w:t>6,118 (7.16%)</w:t>
             </w:r>
@@ -1548,7 +1548,7 @@
               <w:rPr>
                 <w:rFonts w:ascii="Times New Roman" w:hAnsi="Times New Roman" w:eastAsia="Times New Roman"/>
                 <w:b w:val="0"/>
-                <w:sz w:val="15"/>
+                <w:sz w:val="19"/>
               </w:rPr>
               <w:t xml:space="preserve">   Collection artefact rows</w:t>
             </w:r>
@@ -1568,7 +1568,7 @@
               <w:rPr>
                 <w:rFonts w:ascii="Times New Roman" w:hAnsi="Times New Roman" w:eastAsia="Times New Roman"/>
                 <w:b w:val="0"/>
-                <w:sz w:val="15"/>
+                <w:sz w:val="19"/>
               </w:rPr>
               <w:t>none found</w:t>
             </w:r>
@@ -1588,7 +1588,7 @@
               <w:rPr>
                 <w:rFonts w:ascii="Times New Roman" w:hAnsi="Times New Roman" w:eastAsia="Times New Roman"/>
                 <w:b w:val="0"/>
-                <w:sz w:val="15"/>
+                <w:sz w:val="19"/>
               </w:rPr>
               <w:t>483</w:t>
             </w:r>
@@ -1613,7 +1613,7 @@
               <w:rPr>
                 <w:rFonts w:ascii="Times New Roman" w:hAnsi="Times New Roman" w:eastAsia="Times New Roman"/>
                 <w:b/>
-                <w:sz w:val="15"/>
+                <w:sz w:val="19"/>
               </w:rPr>
               <w:t>After class balancing</w:t>
             </w:r>
@@ -1638,7 +1638,7 @@
               <w:rPr>
                 <w:rFonts w:ascii="Times New Roman" w:hAnsi="Times New Roman" w:eastAsia="Times New Roman"/>
                 <w:b w:val="0"/>
-                <w:sz w:val="15"/>
+                <w:sz w:val="19"/>
               </w:rPr>
               <w:t xml:space="preserve">   Total documents</w:t>
             </w:r>
@@ -1658,7 +1658,7 @@
               <w:rPr>
                 <w:rFonts w:ascii="Times New Roman" w:hAnsi="Times New Roman" w:eastAsia="Times New Roman"/>
                 <w:b w:val="0"/>
-                <w:sz w:val="15"/>
+                <w:sz w:val="19"/>
               </w:rPr>
               <w:t>34,994</w:t>
             </w:r>
@@ -1678,7 +1678,7 @@
               <w:rPr>
                 <w:rFonts w:ascii="Times New Roman" w:hAnsi="Times New Roman" w:eastAsia="Times New Roman"/>
                 <w:b w:val="0"/>
-                <w:sz w:val="15"/>
+                <w:sz w:val="19"/>
               </w:rPr>
               <w:t>53,806</w:t>
             </w:r>
@@ -1703,7 +1703,7 @@
               <w:rPr>
                 <w:rFonts w:ascii="Times New Roman" w:hAnsi="Times New Roman" w:eastAsia="Times New Roman"/>
                 <w:b w:val="0"/>
-                <w:sz w:val="15"/>
+                <w:sz w:val="19"/>
               </w:rPr>
               <w:t xml:space="preserve">   Per class</w:t>
             </w:r>
@@ -1723,7 +1723,7 @@
               <w:rPr>
                 <w:rFonts w:ascii="Times New Roman" w:hAnsi="Times New Roman" w:eastAsia="Times New Roman"/>
                 <w:b w:val="0"/>
-                <w:sz w:val="15"/>
+                <w:sz w:val="19"/>
               </w:rPr>
               <w:t>17,497</w:t>
             </w:r>
@@ -1743,7 +1743,7 @@
               <w:rPr>
                 <w:rFonts w:ascii="Times New Roman" w:hAnsi="Times New Roman" w:eastAsia="Times New Roman"/>
                 <w:b w:val="0"/>
-                <w:sz w:val="15"/>
+                <w:sz w:val="19"/>
               </w:rPr>
               <w:t>26,903</w:t>
             </w:r>
@@ -1768,7 +1768,7 @@
               <w:rPr>
                 <w:rFonts w:ascii="Times New Roman" w:hAnsi="Times New Roman" w:eastAsia="Times New Roman"/>
                 <w:b/>
-                <w:sz w:val="15"/>
+                <w:sz w:val="19"/>
               </w:rPr>
               <w:t>After splitting (72 / 8 / 20)</w:t>
             </w:r>
@@ -1793,7 +1793,7 @@
               <w:rPr>
                 <w:rFonts w:ascii="Times New Roman" w:hAnsi="Times New Roman" w:eastAsia="Times New Roman"/>
                 <w:b w:val="0"/>
-                <w:sz w:val="15"/>
+                <w:sz w:val="19"/>
               </w:rPr>
               <w:t xml:space="preserve">   Training</w:t>
             </w:r>
@@ -1813,7 +1813,7 @@
               <w:rPr>
                 <w:rFonts w:ascii="Times New Roman" w:hAnsi="Times New Roman" w:eastAsia="Times New Roman"/>
                 <w:b w:val="0"/>
-                <w:sz w:val="15"/>
+                <w:sz w:val="19"/>
               </w:rPr>
               <w:t>25,196</w:t>
             </w:r>
@@ -1833,7 +1833,7 @@
               <w:rPr>
                 <w:rFonts w:ascii="Times New Roman" w:hAnsi="Times New Roman" w:eastAsia="Times New Roman"/>
                 <w:b w:val="0"/>
-                <w:sz w:val="15"/>
+                <w:sz w:val="19"/>
               </w:rPr>
               <w:t>38,785</w:t>
             </w:r>
@@ -1858,7 +1858,7 @@
               <w:rPr>
                 <w:rFonts w:ascii="Times New Roman" w:hAnsi="Times New Roman" w:eastAsia="Times New Roman"/>
                 <w:b w:val="0"/>
-                <w:sz w:val="15"/>
+                <w:sz w:val="19"/>
               </w:rPr>
               <w:t xml:space="preserve">   Validation</w:t>
             </w:r>
@@ -1878,7 +1878,7 @@
               <w:rPr>
                 <w:rFonts w:ascii="Times New Roman" w:hAnsi="Times New Roman" w:eastAsia="Times New Roman"/>
                 <w:b w:val="0"/>
-                <w:sz w:val="15"/>
+                <w:sz w:val="19"/>
               </w:rPr>
               <w:t>2,800</w:t>
             </w:r>
@@ -1898,7 +1898,7 @@
               <w:rPr>
                 <w:rFonts w:ascii="Times New Roman" w:hAnsi="Times New Roman" w:eastAsia="Times New Roman"/>
                 <w:b w:val="0"/>
-                <w:sz w:val="15"/>
+                <w:sz w:val="19"/>
               </w:rPr>
               <w:t>4,289</w:t>
             </w:r>
@@ -1923,7 +1923,7 @@
               <w:rPr>
                 <w:rFonts w:ascii="Times New Roman" w:hAnsi="Times New Roman" w:eastAsia="Times New Roman"/>
                 <w:b w:val="0"/>
-                <w:sz w:val="15"/>
+                <w:sz w:val="19"/>
               </w:rPr>
               <w:t xml:space="preserve">   Test</w:t>
             </w:r>
@@ -1943,7 +1943,7 @@
               <w:rPr>
                 <w:rFonts w:ascii="Times New Roman" w:hAnsi="Times New Roman" w:eastAsia="Times New Roman"/>
                 <w:b w:val="0"/>
-                <w:sz w:val="15"/>
+                <w:sz w:val="19"/>
               </w:rPr>
               <w:t>6,998</w:t>
             </w:r>
@@ -1963,7 +1963,7 @@
               <w:rPr>
                 <w:rFonts w:ascii="Times New Roman" w:hAnsi="Times New Roman" w:eastAsia="Times New Roman"/>
                 <w:b w:val="0"/>
-                <w:sz w:val="15"/>
+                <w:sz w:val="19"/>
               </w:rPr>
               <w:t>10,732</w:t>
             </w:r>
@@ -1988,7 +1988,7 @@
               <w:rPr>
                 <w:rFonts w:ascii="Times New Roman" w:hAnsi="Times New Roman" w:eastAsia="Times New Roman"/>
                 <w:b w:val="0"/>
-                <w:sz w:val="15"/>
+                <w:sz w:val="19"/>
               </w:rPr>
               <w:t xml:space="preserve">   Test leakage, group-aware split</w:t>
             </w:r>
@@ -2008,7 +2008,7 @@
               <w:rPr>
                 <w:rFonts w:ascii="Times New Roman" w:hAnsi="Times New Roman" w:eastAsia="Times New Roman"/>
                 <w:b w:val="0"/>
-                <w:sz w:val="15"/>
+                <w:sz w:val="19"/>
               </w:rPr>
               <w:t>0 (0.00%)</w:t>
             </w:r>
@@ -2028,7 +2028,7 @@
               <w:rPr>
                 <w:rFonts w:ascii="Times New Roman" w:hAnsi="Times New Roman" w:eastAsia="Times New Roman"/>
                 <w:b w:val="0"/>
-                <w:sz w:val="15"/>
+                <w:sz w:val="19"/>
               </w:rPr>
               <w:t>0 (0.00%)</w:t>
             </w:r>
@@ -2053,7 +2053,7 @@
               <w:rPr>
                 <w:rFonts w:ascii="Times New Roman" w:hAnsi="Times New Roman" w:eastAsia="Times New Roman"/>
                 <w:b w:val="0"/>
-                <w:sz w:val="15"/>
+                <w:sz w:val="19"/>
               </w:rPr>
               <w:t xml:space="preserve">   Test leakage, ordinary random split</w:t>
             </w:r>
@@ -2073,7 +2073,7 @@
               <w:rPr>
                 <w:rFonts w:ascii="Times New Roman" w:hAnsi="Times New Roman" w:eastAsia="Times New Roman"/>
                 <w:b w:val="0"/>
-                <w:sz w:val="15"/>
+                <w:sz w:val="19"/>
               </w:rPr>
               <w:t>0 (0.00%)</w:t>
             </w:r>
@@ -2093,7 +2093,7 @@
               <w:rPr>
                 <w:rFonts w:ascii="Times New Roman" w:hAnsi="Times New Roman" w:eastAsia="Times New Roman"/>
                 <w:b w:val="0"/>
-                <w:sz w:val="15"/>
+                <w:sz w:val="19"/>
               </w:rPr>
               <w:t>570 (5.30%)</w:t>
             </w:r>
@@ -2118,7 +2118,7 @@
               <w:rPr>
                 <w:rFonts w:ascii="Times New Roman" w:hAnsi="Times New Roman" w:eastAsia="Times New Roman"/>
                 <w:b/>
-                <w:sz w:val="15"/>
+                <w:sz w:val="19"/>
               </w:rPr>
               <w:t>Document length</w:t>
             </w:r>
@@ -2143,7 +2143,7 @@
               <w:rPr>
                 <w:rFonts w:ascii="Times New Roman" w:hAnsi="Times New Roman" w:eastAsia="Times New Roman"/>
                 <w:b w:val="0"/>
-                <w:sz w:val="15"/>
+                <w:sz w:val="19"/>
               </w:rPr>
               <w:t xml:space="preserve">   Median words per document</w:t>
             </w:r>
@@ -2163,7 +2163,7 @@
               <w:rPr>
                 <w:rFonts w:ascii="Times New Roman" w:hAnsi="Times New Roman" w:eastAsia="Times New Roman"/>
                 <w:b w:val="0"/>
-                <w:sz w:val="15"/>
+                <w:sz w:val="19"/>
               </w:rPr>
               <w:t>346</w:t>
             </w:r>
@@ -2183,7 +2183,7 @@
               <w:rPr>
                 <w:rFonts w:ascii="Times New Roman" w:hAnsi="Times New Roman" w:eastAsia="Times New Roman"/>
                 <w:b w:val="0"/>
-                <w:sz w:val="15"/>
+                <w:sz w:val="19"/>
               </w:rPr>
               <w:t>140</w:t>
             </w:r>
@@ -2208,7 +2208,7 @@
               <w:rPr>
                 <w:rFonts w:ascii="Times New Roman" w:hAnsi="Times New Roman" w:eastAsia="Times New Roman"/>
                 <w:b w:val="0"/>
-                <w:sz w:val="15"/>
+                <w:sz w:val="19"/>
               </w:rPr>
               <w:t xml:space="preserve">   Median words, human</w:t>
             </w:r>
@@ -2228,7 +2228,7 @@
               <w:rPr>
                 <w:rFonts w:ascii="Times New Roman" w:hAnsi="Times New Roman" w:eastAsia="Times New Roman"/>
                 <w:b w:val="0"/>
-                <w:sz w:val="15"/>
+                <w:sz w:val="19"/>
               </w:rPr>
               <w:t>382</w:t>
             </w:r>
@@ -2248,7 +2248,7 @@
               <w:rPr>
                 <w:rFonts w:ascii="Times New Roman" w:hAnsi="Times New Roman" w:eastAsia="Times New Roman"/>
                 <w:b w:val="0"/>
-                <w:sz w:val="15"/>
+                <w:sz w:val="19"/>
               </w:rPr>
               <w:t>83</w:t>
             </w:r>
@@ -2273,7 +2273,7 @@
               <w:rPr>
                 <w:rFonts w:ascii="Times New Roman" w:hAnsi="Times New Roman" w:eastAsia="Times New Roman"/>
                 <w:b w:val="0"/>
-                <w:sz w:val="15"/>
+                <w:sz w:val="19"/>
               </w:rPr>
               <w:t xml:space="preserve">   Median words, machine</w:t>
             </w:r>
@@ -2293,7 +2293,7 @@
               <w:rPr>
                 <w:rFonts w:ascii="Times New Roman" w:hAnsi="Times New Roman" w:eastAsia="Times New Roman"/>
                 <w:b w:val="0"/>
-                <w:sz w:val="15"/>
+                <w:sz w:val="19"/>
               </w:rPr>
               <w:t>328</w:t>
             </w:r>
@@ -2313,7 +2313,7 @@
               <w:rPr>
                 <w:rFonts w:ascii="Times New Roman" w:hAnsi="Times New Roman" w:eastAsia="Times New Roman"/>
                 <w:b w:val="0"/>
-                <w:sz w:val="15"/>
+                <w:sz w:val="19"/>
               </w:rPr>
               <w:t>174</w:t>
             </w:r>
@@ -2338,7 +2338,7 @@
               <w:rPr>
                 <w:rFonts w:ascii="Times New Roman" w:hAnsi="Times New Roman" w:eastAsia="Times New Roman"/>
                 <w:b w:val="0"/>
-                <w:sz w:val="15"/>
+                <w:sz w:val="19"/>
               </w:rPr>
               <w:t xml:space="preserve">   Median tokens per document</w:t>
             </w:r>
@@ -2358,7 +2358,7 @@
               <w:rPr>
                 <w:rFonts w:ascii="Times New Roman" w:hAnsi="Times New Roman" w:eastAsia="Times New Roman"/>
                 <w:b w:val="0"/>
-                <w:sz w:val="15"/>
+                <w:sz w:val="19"/>
               </w:rPr>
               <w:t>415</w:t>
             </w:r>
@@ -2378,7 +2378,7 @@
               <w:rPr>
                 <w:rFonts w:ascii="Times New Roman" w:hAnsi="Times New Roman" w:eastAsia="Times New Roman"/>
                 <w:b w:val="0"/>
-                <w:sz w:val="15"/>
+                <w:sz w:val="19"/>
               </w:rPr>
               <w:t>165</w:t>
             </w:r>
@@ -2403,7 +2403,7 @@
               <w:rPr>
                 <w:rFonts w:ascii="Times New Roman" w:hAnsi="Times New Roman" w:eastAsia="Times New Roman"/>
                 <w:b w:val="0"/>
-                <w:sz w:val="15"/>
+                <w:sz w:val="19"/>
               </w:rPr>
               <w:t xml:space="preserve">   Documents longer than 128 tokens</w:t>
             </w:r>
@@ -2423,7 +2423,7 @@
               <w:rPr>
                 <w:rFonts w:ascii="Times New Roman" w:hAnsi="Times New Roman" w:eastAsia="Times New Roman"/>
                 <w:b w:val="0"/>
-                <w:sz w:val="15"/>
+                <w:sz w:val="19"/>
               </w:rPr>
               <w:t>99.7%</w:t>
             </w:r>
@@ -2443,7 +2443,7 @@
               <w:rPr>
                 <w:rFonts w:ascii="Times New Roman" w:hAnsi="Times New Roman" w:eastAsia="Times New Roman"/>
                 <w:b w:val="0"/>
-                <w:sz w:val="15"/>
+                <w:sz w:val="19"/>
               </w:rPr>
               <w:t>61.1%</w:t>
             </w:r>
@@ -2468,7 +2468,7 @@
               <w:rPr>
                 <w:rFonts w:ascii="Times New Roman" w:hAnsi="Times New Roman" w:eastAsia="Times New Roman"/>
                 <w:b w:val="0"/>
-                <w:sz w:val="15"/>
+                <w:sz w:val="19"/>
               </w:rPr>
               <w:t xml:space="preserve">   Median share read at 128 tokens</w:t>
             </w:r>
@@ -2488,7 +2488,7 @@
               <w:rPr>
                 <w:rFonts w:ascii="Times New Roman" w:hAnsi="Times New Roman" w:eastAsia="Times New Roman"/>
                 <w:b w:val="0"/>
-                <w:sz w:val="15"/>
+                <w:sz w:val="19"/>
               </w:rPr>
               <w:t>30.8%</w:t>
             </w:r>
@@ -2508,7 +2508,7 @@
               <w:rPr>
                 <w:rFonts w:ascii="Times New Roman" w:hAnsi="Times New Roman" w:eastAsia="Times New Roman"/>
                 <w:b w:val="0"/>
-                <w:sz w:val="15"/>
+                <w:sz w:val="19"/>
               </w:rPr>
               <w:t>77.6%</w:t>
             </w:r>
@@ -2628,7 +2628,7 @@
               <w:rPr>
                 <w:rFonts w:ascii="Times New Roman" w:hAnsi="Times New Roman" w:eastAsia="Times New Roman"/>
                 <w:b/>
-                <w:sz w:val="15"/>
+                <w:sz w:val="19"/>
               </w:rPr>
               <w:t>Model</w:t>
             </w:r>
@@ -2648,7 +2648,7 @@
               <w:rPr>
                 <w:rFonts w:ascii="Times New Roman" w:hAnsi="Times New Roman" w:eastAsia="Times New Roman"/>
                 <w:b/>
-                <w:sz w:val="15"/>
+                <w:sz w:val="19"/>
               </w:rPr>
               <w:t>Represen-</w:t>
               <w:br/>
@@ -2670,7 +2670,7 @@
               <w:rPr>
                 <w:rFonts w:ascii="Times New Roman" w:hAnsi="Times New Roman" w:eastAsia="Times New Roman"/>
                 <w:b/>
-                <w:sz w:val="15"/>
+                <w:sz w:val="19"/>
               </w:rPr>
               <w:t>Dataset 1 (DAIGT V2)</w:t>
             </w:r>
@@ -2690,7 +2690,7 @@
               <w:rPr>
                 <w:rFonts w:ascii="Times New Roman" w:hAnsi="Times New Roman" w:eastAsia="Times New Roman"/>
                 <w:b/>
-                <w:sz w:val="15"/>
+                <w:sz w:val="19"/>
               </w:rPr>
               <w:t>Dataset 2 (HC3)</w:t>
             </w:r>
@@ -2730,7 +2730,7 @@
               <w:rPr>
                 <w:rFonts w:ascii="Times New Roman" w:hAnsi="Times New Roman" w:eastAsia="Times New Roman"/>
                 <w:b/>
-                <w:sz w:val="15"/>
+                <w:sz w:val="19"/>
               </w:rPr>
               <w:t>Acc</w:t>
             </w:r>
@@ -2750,7 +2750,7 @@
               <w:rPr>
                 <w:rFonts w:ascii="Times New Roman" w:hAnsi="Times New Roman" w:eastAsia="Times New Roman"/>
                 <w:b/>
-                <w:sz w:val="15"/>
+                <w:sz w:val="19"/>
               </w:rPr>
               <w:t>Prec</w:t>
             </w:r>
@@ -2770,7 +2770,7 @@
               <w:rPr>
                 <w:rFonts w:ascii="Times New Roman" w:hAnsi="Times New Roman" w:eastAsia="Times New Roman"/>
                 <w:b/>
-                <w:sz w:val="15"/>
+                <w:sz w:val="19"/>
               </w:rPr>
               <w:t>Rec</w:t>
             </w:r>
@@ -2790,7 +2790,7 @@
               <w:rPr>
                 <w:rFonts w:ascii="Times New Roman" w:hAnsi="Times New Roman" w:eastAsia="Times New Roman"/>
                 <w:b/>
-                <w:sz w:val="15"/>
+                <w:sz w:val="19"/>
               </w:rPr>
               <w:t>F1</w:t>
             </w:r>
@@ -2810,7 +2810,7 @@
               <w:rPr>
                 <w:rFonts w:ascii="Times New Roman" w:hAnsi="Times New Roman" w:eastAsia="Times New Roman"/>
                 <w:b/>
-                <w:sz w:val="15"/>
+                <w:sz w:val="19"/>
               </w:rPr>
               <w:t>Acc</w:t>
             </w:r>
@@ -2830,7 +2830,7 @@
               <w:rPr>
                 <w:rFonts w:ascii="Times New Roman" w:hAnsi="Times New Roman" w:eastAsia="Times New Roman"/>
                 <w:b/>
-                <w:sz w:val="15"/>
+                <w:sz w:val="19"/>
               </w:rPr>
               <w:t>Prec</w:t>
             </w:r>
@@ -2850,7 +2850,7 @@
               <w:rPr>
                 <w:rFonts w:ascii="Times New Roman" w:hAnsi="Times New Roman" w:eastAsia="Times New Roman"/>
                 <w:b/>
-                <w:sz w:val="15"/>
+                <w:sz w:val="19"/>
               </w:rPr>
               <w:t>Rec</w:t>
             </w:r>
@@ -2870,7 +2870,7 @@
               <w:rPr>
                 <w:rFonts w:ascii="Times New Roman" w:hAnsi="Times New Roman" w:eastAsia="Times New Roman"/>
                 <w:b/>
-                <w:sz w:val="15"/>
+                <w:sz w:val="19"/>
               </w:rPr>
               <w:t>F1</w:t>
             </w:r>
@@ -2895,7 +2895,7 @@
               <w:rPr>
                 <w:rFonts w:ascii="Times New Roman" w:hAnsi="Times New Roman" w:eastAsia="Times New Roman"/>
                 <w:b w:val="0"/>
-                <w:sz w:val="15"/>
+                <w:sz w:val="19"/>
               </w:rPr>
               <w:t>Naive Bayes</w:t>
             </w:r>
@@ -2915,7 +2915,7 @@
               <w:rPr>
                 <w:rFonts w:ascii="Times New Roman" w:hAnsi="Times New Roman" w:eastAsia="Times New Roman"/>
                 <w:b w:val="0"/>
-                <w:sz w:val="15"/>
+                <w:sz w:val="19"/>
               </w:rPr>
               <w:t>BoW</w:t>
             </w:r>
@@ -2935,7 +2935,7 @@
               <w:rPr>
                 <w:rFonts w:ascii="Times New Roman" w:hAnsi="Times New Roman" w:eastAsia="Times New Roman"/>
                 <w:b w:val="0"/>
-                <w:sz w:val="15"/>
+                <w:sz w:val="19"/>
               </w:rPr>
               <w:t>0.9591</w:t>
             </w:r>
@@ -2955,7 +2955,7 @@
               <w:rPr>
                 <w:rFonts w:ascii="Times New Roman" w:hAnsi="Times New Roman" w:eastAsia="Times New Roman"/>
                 <w:b w:val="0"/>
-                <w:sz w:val="15"/>
+                <w:sz w:val="19"/>
               </w:rPr>
               <w:t>0.9603</w:t>
             </w:r>
@@ -2975,7 +2975,7 @@
               <w:rPr>
                 <w:rFonts w:ascii="Times New Roman" w:hAnsi="Times New Roman" w:eastAsia="Times New Roman"/>
                 <w:b w:val="0"/>
-                <w:sz w:val="15"/>
+                <w:sz w:val="19"/>
               </w:rPr>
               <w:t>0.9591</w:t>
             </w:r>
@@ -2995,7 +2995,7 @@
               <w:rPr>
                 <w:rFonts w:ascii="Times New Roman" w:hAnsi="Times New Roman" w:eastAsia="Times New Roman"/>
                 <w:b w:val="0"/>
-                <w:sz w:val="15"/>
+                <w:sz w:val="19"/>
               </w:rPr>
               <w:t>0.9591</w:t>
             </w:r>
@@ -3015,7 +3015,7 @@
               <w:rPr>
                 <w:rFonts w:ascii="Times New Roman" w:hAnsi="Times New Roman" w:eastAsia="Times New Roman"/>
                 <w:b w:val="0"/>
-                <w:sz w:val="15"/>
+                <w:sz w:val="19"/>
               </w:rPr>
               <w:t>0.8713</w:t>
             </w:r>
@@ -3035,7 +3035,7 @@
               <w:rPr>
                 <w:rFonts w:ascii="Times New Roman" w:hAnsi="Times New Roman" w:eastAsia="Times New Roman"/>
                 <w:b w:val="0"/>
-                <w:sz w:val="15"/>
+                <w:sz w:val="19"/>
               </w:rPr>
               <w:t>0.8715</w:t>
             </w:r>
@@ -3055,7 +3055,7 @@
               <w:rPr>
                 <w:rFonts w:ascii="Times New Roman" w:hAnsi="Times New Roman" w:eastAsia="Times New Roman"/>
                 <w:b w:val="0"/>
-                <w:sz w:val="15"/>
+                <w:sz w:val="19"/>
               </w:rPr>
               <w:t>0.8713</w:t>
             </w:r>
@@ -3075,7 +3075,7 @@
               <w:rPr>
                 <w:rFonts w:ascii="Times New Roman" w:hAnsi="Times New Roman" w:eastAsia="Times New Roman"/>
                 <w:b w:val="0"/>
-                <w:sz w:val="15"/>
+                <w:sz w:val="19"/>
               </w:rPr>
               <w:t>0.8713</w:t>
             </w:r>
@@ -3107,7 +3107,7 @@
               <w:rPr>
                 <w:rFonts w:ascii="Times New Roman" w:hAnsi="Times New Roman" w:eastAsia="Times New Roman"/>
                 <w:b w:val="0"/>
-                <w:sz w:val="15"/>
+                <w:sz w:val="19"/>
               </w:rPr>
               <w:t>TF-IDF</w:t>
             </w:r>
@@ -3127,7 +3127,7 @@
               <w:rPr>
                 <w:rFonts w:ascii="Times New Roman" w:hAnsi="Times New Roman" w:eastAsia="Times New Roman"/>
                 <w:b w:val="0"/>
-                <w:sz w:val="15"/>
+                <w:sz w:val="19"/>
               </w:rPr>
               <w:t>0.9577</w:t>
             </w:r>
@@ -3147,7 +3147,7 @@
               <w:rPr>
                 <w:rFonts w:ascii="Times New Roman" w:hAnsi="Times New Roman" w:eastAsia="Times New Roman"/>
                 <w:b w:val="0"/>
-                <w:sz w:val="15"/>
+                <w:sz w:val="19"/>
               </w:rPr>
               <w:t>0.9578</w:t>
             </w:r>
@@ -3167,7 +3167,7 @@
               <w:rPr>
                 <w:rFonts w:ascii="Times New Roman" w:hAnsi="Times New Roman" w:eastAsia="Times New Roman"/>
                 <w:b w:val="0"/>
-                <w:sz w:val="15"/>
+                <w:sz w:val="19"/>
               </w:rPr>
               <w:t>0.9577</w:t>
             </w:r>
@@ -3187,7 +3187,7 @@
               <w:rPr>
                 <w:rFonts w:ascii="Times New Roman" w:hAnsi="Times New Roman" w:eastAsia="Times New Roman"/>
                 <w:b w:val="0"/>
-                <w:sz w:val="15"/>
+                <w:sz w:val="19"/>
               </w:rPr>
               <w:t>0.9577</w:t>
             </w:r>
@@ -3207,7 +3207,7 @@
               <w:rPr>
                 <w:rFonts w:ascii="Times New Roman" w:hAnsi="Times New Roman" w:eastAsia="Times New Roman"/>
                 <w:b w:val="0"/>
-                <w:sz w:val="15"/>
+                <w:sz w:val="19"/>
               </w:rPr>
               <w:t>0.8672</w:t>
             </w:r>
@@ -3227,7 +3227,7 @@
               <w:rPr>
                 <w:rFonts w:ascii="Times New Roman" w:hAnsi="Times New Roman" w:eastAsia="Times New Roman"/>
                 <w:b w:val="0"/>
-                <w:sz w:val="15"/>
+                <w:sz w:val="19"/>
               </w:rPr>
               <w:t>0.8698</w:t>
             </w:r>
@@ -3247,7 +3247,7 @@
               <w:rPr>
                 <w:rFonts w:ascii="Times New Roman" w:hAnsi="Times New Roman" w:eastAsia="Times New Roman"/>
                 <w:b w:val="0"/>
-                <w:sz w:val="15"/>
+                <w:sz w:val="19"/>
               </w:rPr>
               <w:t>0.8672</w:t>
             </w:r>
@@ -3267,7 +3267,7 @@
               <w:rPr>
                 <w:rFonts w:ascii="Times New Roman" w:hAnsi="Times New Roman" w:eastAsia="Times New Roman"/>
                 <w:b w:val="0"/>
-                <w:sz w:val="15"/>
+                <w:sz w:val="19"/>
               </w:rPr>
               <w:t>0.8670</w:t>
             </w:r>
@@ -3292,7 +3292,7 @@
               <w:rPr>
                 <w:rFonts w:ascii="Times New Roman" w:hAnsi="Times New Roman" w:eastAsia="Times New Roman"/>
                 <w:b w:val="0"/>
-                <w:sz w:val="15"/>
+                <w:sz w:val="19"/>
               </w:rPr>
               <w:t>Logistic Regression</w:t>
             </w:r>
@@ -3312,7 +3312,7 @@
               <w:rPr>
                 <w:rFonts w:ascii="Times New Roman" w:hAnsi="Times New Roman" w:eastAsia="Times New Roman"/>
                 <w:b w:val="0"/>
-                <w:sz w:val="15"/>
+                <w:sz w:val="19"/>
               </w:rPr>
               <w:t>BoW</w:t>
             </w:r>
@@ -3332,7 +3332,7 @@
               <w:rPr>
                 <w:rFonts w:ascii="Times New Roman" w:hAnsi="Times New Roman" w:eastAsia="Times New Roman"/>
                 <w:b w:val="0"/>
-                <w:sz w:val="15"/>
+                <w:sz w:val="19"/>
               </w:rPr>
               <w:t>0.9893</w:t>
             </w:r>
@@ -3352,7 +3352,7 @@
               <w:rPr>
                 <w:rFonts w:ascii="Times New Roman" w:hAnsi="Times New Roman" w:eastAsia="Times New Roman"/>
                 <w:b w:val="0"/>
-                <w:sz w:val="15"/>
+                <w:sz w:val="19"/>
               </w:rPr>
               <w:t>0.9893</w:t>
             </w:r>
@@ -3372,7 +3372,7 @@
               <w:rPr>
                 <w:rFonts w:ascii="Times New Roman" w:hAnsi="Times New Roman" w:eastAsia="Times New Roman"/>
                 <w:b w:val="0"/>
-                <w:sz w:val="15"/>
+                <w:sz w:val="19"/>
               </w:rPr>
               <w:t>0.9893</w:t>
             </w:r>
@@ -3392,7 +3392,7 @@
               <w:rPr>
                 <w:rFonts w:ascii="Times New Roman" w:hAnsi="Times New Roman" w:eastAsia="Times New Roman"/>
                 <w:b w:val="0"/>
-                <w:sz w:val="15"/>
+                <w:sz w:val="19"/>
               </w:rPr>
               <w:t>0.9893</w:t>
             </w:r>
@@ -3412,7 +3412,7 @@
               <w:rPr>
                 <w:rFonts w:ascii="Times New Roman" w:hAnsi="Times New Roman" w:eastAsia="Times New Roman"/>
                 <w:b w:val="0"/>
-                <w:sz w:val="15"/>
+                <w:sz w:val="19"/>
               </w:rPr>
               <w:t>0.9551</w:t>
             </w:r>
@@ -3432,7 +3432,7 @@
               <w:rPr>
                 <w:rFonts w:ascii="Times New Roman" w:hAnsi="Times New Roman" w:eastAsia="Times New Roman"/>
                 <w:b w:val="0"/>
-                <w:sz w:val="15"/>
+                <w:sz w:val="19"/>
               </w:rPr>
               <w:t>0.9551</w:t>
             </w:r>
@@ -3452,7 +3452,7 @@
               <w:rPr>
                 <w:rFonts w:ascii="Times New Roman" w:hAnsi="Times New Roman" w:eastAsia="Times New Roman"/>
                 <w:b w:val="0"/>
-                <w:sz w:val="15"/>
+                <w:sz w:val="19"/>
               </w:rPr>
               <w:t>0.9551</w:t>
             </w:r>
@@ -3472,7 +3472,7 @@
               <w:rPr>
                 <w:rFonts w:ascii="Times New Roman" w:hAnsi="Times New Roman" w:eastAsia="Times New Roman"/>
                 <w:b w:val="0"/>
-                <w:sz w:val="15"/>
+                <w:sz w:val="19"/>
               </w:rPr>
               <w:t>0.9551</w:t>
             </w:r>
@@ -3504,7 +3504,7 @@
               <w:rPr>
                 <w:rFonts w:ascii="Times New Roman" w:hAnsi="Times New Roman" w:eastAsia="Times New Roman"/>
                 <w:b w:val="0"/>
-                <w:sz w:val="15"/>
+                <w:sz w:val="19"/>
               </w:rPr>
               <w:t>TF-IDF</w:t>
             </w:r>
@@ -3524,7 +3524,7 @@
               <w:rPr>
                 <w:rFonts w:ascii="Times New Roman" w:hAnsi="Times New Roman" w:eastAsia="Times New Roman"/>
                 <w:b w:val="0"/>
-                <w:sz w:val="15"/>
+                <w:sz w:val="19"/>
               </w:rPr>
               <w:t>0.9857</w:t>
             </w:r>
@@ -3544,7 +3544,7 @@
               <w:rPr>
                 <w:rFonts w:ascii="Times New Roman" w:hAnsi="Times New Roman" w:eastAsia="Times New Roman"/>
                 <w:b w:val="0"/>
-                <w:sz w:val="15"/>
+                <w:sz w:val="19"/>
               </w:rPr>
               <w:t>0.9858</w:t>
             </w:r>
@@ -3564,7 +3564,7 @@
               <w:rPr>
                 <w:rFonts w:ascii="Times New Roman" w:hAnsi="Times New Roman" w:eastAsia="Times New Roman"/>
                 <w:b w:val="0"/>
-                <w:sz w:val="15"/>
+                <w:sz w:val="19"/>
               </w:rPr>
               <w:t>0.9857</w:t>
             </w:r>
@@ -3584,7 +3584,7 @@
               <w:rPr>
                 <w:rFonts w:ascii="Times New Roman" w:hAnsi="Times New Roman" w:eastAsia="Times New Roman"/>
                 <w:b w:val="0"/>
-                <w:sz w:val="15"/>
+                <w:sz w:val="19"/>
               </w:rPr>
               <w:t>0.9857</w:t>
             </w:r>
@@ -3604,7 +3604,7 @@
               <w:rPr>
                 <w:rFonts w:ascii="Times New Roman" w:hAnsi="Times New Roman" w:eastAsia="Times New Roman"/>
                 <w:b w:val="0"/>
-                <w:sz w:val="15"/>
+                <w:sz w:val="19"/>
               </w:rPr>
               <w:t>0.9365</w:t>
             </w:r>
@@ -3624,7 +3624,7 @@
               <w:rPr>
                 <w:rFonts w:ascii="Times New Roman" w:hAnsi="Times New Roman" w:eastAsia="Times New Roman"/>
                 <w:b w:val="0"/>
-                <w:sz w:val="15"/>
+                <w:sz w:val="19"/>
               </w:rPr>
               <w:t>0.9365</w:t>
             </w:r>
@@ -3644,7 +3644,7 @@
               <w:rPr>
                 <w:rFonts w:ascii="Times New Roman" w:hAnsi="Times New Roman" w:eastAsia="Times New Roman"/>
                 <w:b w:val="0"/>
-                <w:sz w:val="15"/>
+                <w:sz w:val="19"/>
               </w:rPr>
               <w:t>0.9365</w:t>
             </w:r>
@@ -3664,7 +3664,7 @@
               <w:rPr>
                 <w:rFonts w:ascii="Times New Roman" w:hAnsi="Times New Roman" w:eastAsia="Times New Roman"/>
                 <w:b w:val="0"/>
-                <w:sz w:val="15"/>
+                <w:sz w:val="19"/>
               </w:rPr>
               <w:t>0.9365</w:t>
             </w:r>
@@ -3689,7 +3689,7 @@
               <w:rPr>
                 <w:rFonts w:ascii="Times New Roman" w:hAnsi="Times New Roman" w:eastAsia="Times New Roman"/>
                 <w:b w:val="0"/>
-                <w:sz w:val="15"/>
+                <w:sz w:val="19"/>
               </w:rPr>
               <w:t>Support Vector Machine</w:t>
             </w:r>
@@ -3709,7 +3709,7 @@
               <w:rPr>
                 <w:rFonts w:ascii="Times New Roman" w:hAnsi="Times New Roman" w:eastAsia="Times New Roman"/>
                 <w:b w:val="0"/>
-                <w:sz w:val="15"/>
+                <w:sz w:val="19"/>
               </w:rPr>
               <w:t>BoW</w:t>
             </w:r>
@@ -3729,7 +3729,7 @@
               <w:rPr>
                 <w:rFonts w:ascii="Times New Roman" w:hAnsi="Times New Roman" w:eastAsia="Times New Roman"/>
                 <w:b w:val="0"/>
-                <w:sz w:val="15"/>
+                <w:sz w:val="19"/>
               </w:rPr>
               <w:t>0.9870</w:t>
             </w:r>
@@ -3749,7 +3749,7 @@
               <w:rPr>
                 <w:rFonts w:ascii="Times New Roman" w:hAnsi="Times New Roman" w:eastAsia="Times New Roman"/>
                 <w:b w:val="0"/>
-                <w:sz w:val="15"/>
+                <w:sz w:val="19"/>
               </w:rPr>
               <w:t>0.9870</w:t>
             </w:r>
@@ -3769,7 +3769,7 @@
               <w:rPr>
                 <w:rFonts w:ascii="Times New Roman" w:hAnsi="Times New Roman" w:eastAsia="Times New Roman"/>
                 <w:b w:val="0"/>
-                <w:sz w:val="15"/>
+                <w:sz w:val="19"/>
               </w:rPr>
               <w:t>0.9870</w:t>
             </w:r>
@@ -3789,7 +3789,7 @@
               <w:rPr>
                 <w:rFonts w:ascii="Times New Roman" w:hAnsi="Times New Roman" w:eastAsia="Times New Roman"/>
                 <w:b w:val="0"/>
-                <w:sz w:val="15"/>
+                <w:sz w:val="19"/>
               </w:rPr>
               <w:t>0.9870</w:t>
             </w:r>
@@ -3809,7 +3809,7 @@
               <w:rPr>
                 <w:rFonts w:ascii="Times New Roman" w:hAnsi="Times New Roman" w:eastAsia="Times New Roman"/>
                 <w:b w:val="0"/>
-                <w:sz w:val="15"/>
+                <w:sz w:val="19"/>
               </w:rPr>
               <w:t>0.9475</w:t>
             </w:r>
@@ -3829,7 +3829,7 @@
               <w:rPr>
                 <w:rFonts w:ascii="Times New Roman" w:hAnsi="Times New Roman" w:eastAsia="Times New Roman"/>
                 <w:b w:val="0"/>
-                <w:sz w:val="15"/>
+                <w:sz w:val="19"/>
               </w:rPr>
               <w:t>0.9476</w:t>
             </w:r>
@@ -3849,7 +3849,7 @@
               <w:rPr>
                 <w:rFonts w:ascii="Times New Roman" w:hAnsi="Times New Roman" w:eastAsia="Times New Roman"/>
                 <w:b w:val="0"/>
-                <w:sz w:val="15"/>
+                <w:sz w:val="19"/>
               </w:rPr>
               <w:t>0.9475</w:t>
             </w:r>
@@ -3869,7 +3869,7 @@
               <w:rPr>
                 <w:rFonts w:ascii="Times New Roman" w:hAnsi="Times New Roman" w:eastAsia="Times New Roman"/>
                 <w:b w:val="0"/>
-                <w:sz w:val="15"/>
+                <w:sz w:val="19"/>
               </w:rPr>
               <w:t>0.9475</w:t>
             </w:r>
@@ -3901,7 +3901,7 @@
               <w:rPr>
                 <w:rFonts w:ascii="Times New Roman" w:hAnsi="Times New Roman" w:eastAsia="Times New Roman"/>
                 <w:b w:val="0"/>
-                <w:sz w:val="15"/>
+                <w:sz w:val="19"/>
               </w:rPr>
               <w:t>TF-IDF</w:t>
             </w:r>
@@ -3921,7 +3921,7 @@
               <w:rPr>
                 <w:rFonts w:ascii="Times New Roman" w:hAnsi="Times New Roman" w:eastAsia="Times New Roman"/>
                 <w:b w:val="0"/>
-                <w:sz w:val="15"/>
+                <w:sz w:val="19"/>
               </w:rPr>
               <w:t>0.9910</w:t>
             </w:r>
@@ -3941,7 +3941,7 @@
               <w:rPr>
                 <w:rFonts w:ascii="Times New Roman" w:hAnsi="Times New Roman" w:eastAsia="Times New Roman"/>
                 <w:b w:val="0"/>
-                <w:sz w:val="15"/>
+                <w:sz w:val="19"/>
               </w:rPr>
               <w:t>0.9911</w:t>
             </w:r>
@@ -3961,7 +3961,7 @@
               <w:rPr>
                 <w:rFonts w:ascii="Times New Roman" w:hAnsi="Times New Roman" w:eastAsia="Times New Roman"/>
                 <w:b w:val="0"/>
-                <w:sz w:val="15"/>
+                <w:sz w:val="19"/>
               </w:rPr>
               <w:t>0.9910</w:t>
             </w:r>
@@ -3981,7 +3981,7 @@
               <w:rPr>
                 <w:rFonts w:ascii="Times New Roman" w:hAnsi="Times New Roman" w:eastAsia="Times New Roman"/>
                 <w:b w:val="0"/>
-                <w:sz w:val="15"/>
+                <w:sz w:val="19"/>
               </w:rPr>
               <w:t>0.9910</w:t>
             </w:r>
@@ -4001,7 +4001,7 @@
               <w:rPr>
                 <w:rFonts w:ascii="Times New Roman" w:hAnsi="Times New Roman" w:eastAsia="Times New Roman"/>
                 <w:b w:val="0"/>
-                <w:sz w:val="15"/>
+                <w:sz w:val="19"/>
               </w:rPr>
               <w:t>0.9449</w:t>
             </w:r>
@@ -4021,7 +4021,7 @@
               <w:rPr>
                 <w:rFonts w:ascii="Times New Roman" w:hAnsi="Times New Roman" w:eastAsia="Times New Roman"/>
                 <w:b w:val="0"/>
-                <w:sz w:val="15"/>
+                <w:sz w:val="19"/>
               </w:rPr>
               <w:t>0.9452</w:t>
             </w:r>
@@ -4041,7 +4041,7 @@
               <w:rPr>
                 <w:rFonts w:ascii="Times New Roman" w:hAnsi="Times New Roman" w:eastAsia="Times New Roman"/>
                 <w:b w:val="0"/>
-                <w:sz w:val="15"/>
+                <w:sz w:val="19"/>
               </w:rPr>
               <w:t>0.9449</w:t>
             </w:r>
@@ -4061,7 +4061,7 @@
               <w:rPr>
                 <w:rFonts w:ascii="Times New Roman" w:hAnsi="Times New Roman" w:eastAsia="Times New Roman"/>
                 <w:b w:val="0"/>
-                <w:sz w:val="15"/>
+                <w:sz w:val="19"/>
               </w:rPr>
               <w:t>0.9449</w:t>
             </w:r>
@@ -4290,7 +4290,7 @@
               <w:rPr>
                 <w:rFonts w:ascii="Times New Roman" w:hAnsi="Times New Roman" w:eastAsia="Times New Roman"/>
                 <w:b/>
-                <w:sz w:val="15"/>
+                <w:sz w:val="19"/>
               </w:rPr>
               <w:t>Learning Rate</w:t>
             </w:r>
@@ -4310,7 +4310,7 @@
               <w:rPr>
                 <w:rFonts w:ascii="Times New Roman" w:hAnsi="Times New Roman" w:eastAsia="Times New Roman"/>
                 <w:b/>
-                <w:sz w:val="15"/>
+                <w:sz w:val="19"/>
               </w:rPr>
               <w:t>Batch Size</w:t>
             </w:r>
@@ -4330,7 +4330,7 @@
               <w:rPr>
                 <w:rFonts w:ascii="Times New Roman" w:hAnsi="Times New Roman" w:eastAsia="Times New Roman"/>
                 <w:b/>
-                <w:sz w:val="15"/>
+                <w:sz w:val="19"/>
               </w:rPr>
               <w:t>Weight Decay</w:t>
             </w:r>
@@ -4350,7 +4350,7 @@
               <w:rPr>
                 <w:rFonts w:ascii="Times New Roman" w:hAnsi="Times New Roman" w:eastAsia="Times New Roman"/>
                 <w:b/>
-                <w:sz w:val="15"/>
+                <w:sz w:val="19"/>
               </w:rPr>
               <w:t>Dataset 1 (DAIGT V2)</w:t>
             </w:r>
@@ -4370,7 +4370,7 @@
               <w:rPr>
                 <w:rFonts w:ascii="Times New Roman" w:hAnsi="Times New Roman" w:eastAsia="Times New Roman"/>
                 <w:b/>
-                <w:sz w:val="15"/>
+                <w:sz w:val="19"/>
               </w:rPr>
               <w:t>Dataset 2 (HC3)</w:t>
             </w:r>
@@ -4417,7 +4417,7 @@
               <w:rPr>
                 <w:rFonts w:ascii="Times New Roman" w:hAnsi="Times New Roman" w:eastAsia="Times New Roman"/>
                 <w:b/>
-                <w:sz w:val="15"/>
+                <w:sz w:val="19"/>
               </w:rPr>
               <w:t>Acc</w:t>
             </w:r>
@@ -4437,7 +4437,7 @@
               <w:rPr>
                 <w:rFonts w:ascii="Times New Roman" w:hAnsi="Times New Roman" w:eastAsia="Times New Roman"/>
                 <w:b/>
-                <w:sz w:val="15"/>
+                <w:sz w:val="19"/>
               </w:rPr>
               <w:t>Prec</w:t>
             </w:r>
@@ -4457,7 +4457,7 @@
               <w:rPr>
                 <w:rFonts w:ascii="Times New Roman" w:hAnsi="Times New Roman" w:eastAsia="Times New Roman"/>
                 <w:b/>
-                <w:sz w:val="15"/>
+                <w:sz w:val="19"/>
               </w:rPr>
               <w:t>Rec</w:t>
             </w:r>
@@ -4477,7 +4477,7 @@
               <w:rPr>
                 <w:rFonts w:ascii="Times New Roman" w:hAnsi="Times New Roman" w:eastAsia="Times New Roman"/>
                 <w:b/>
-                <w:sz w:val="15"/>
+                <w:sz w:val="19"/>
               </w:rPr>
               <w:t>F1</w:t>
             </w:r>
@@ -4497,7 +4497,7 @@
               <w:rPr>
                 <w:rFonts w:ascii="Times New Roman" w:hAnsi="Times New Roman" w:eastAsia="Times New Roman"/>
                 <w:b/>
-                <w:sz w:val="15"/>
+                <w:sz w:val="19"/>
               </w:rPr>
               <w:t>Acc</w:t>
             </w:r>
@@ -4517,7 +4517,7 @@
               <w:rPr>
                 <w:rFonts w:ascii="Times New Roman" w:hAnsi="Times New Roman" w:eastAsia="Times New Roman"/>
                 <w:b/>
-                <w:sz w:val="15"/>
+                <w:sz w:val="19"/>
               </w:rPr>
               <w:t>Prec</w:t>
             </w:r>
@@ -4537,7 +4537,7 @@
               <w:rPr>
                 <w:rFonts w:ascii="Times New Roman" w:hAnsi="Times New Roman" w:eastAsia="Times New Roman"/>
                 <w:b/>
-                <w:sz w:val="15"/>
+                <w:sz w:val="19"/>
               </w:rPr>
               <w:t>Rec</w:t>
             </w:r>
@@ -4557,7 +4557,7 @@
               <w:rPr>
                 <w:rFonts w:ascii="Times New Roman" w:hAnsi="Times New Roman" w:eastAsia="Times New Roman"/>
                 <w:b/>
-                <w:sz w:val="15"/>
+                <w:sz w:val="19"/>
               </w:rPr>
               <w:t>F1</w:t>
             </w:r>
@@ -4582,7 +4582,7 @@
               <w:rPr>
                 <w:rFonts w:ascii="Times New Roman" w:hAnsi="Times New Roman" w:eastAsia="Times New Roman"/>
                 <w:b w:val="0"/>
-                <w:sz w:val="15"/>
+                <w:sz w:val="19"/>
               </w:rPr>
               <w:t>0.00002</w:t>
             </w:r>
@@ -4602,7 +4602,7 @@
               <w:rPr>
                 <w:rFonts w:ascii="Times New Roman" w:hAnsi="Times New Roman" w:eastAsia="Times New Roman"/>
                 <w:b w:val="0"/>
-                <w:sz w:val="15"/>
+                <w:sz w:val="19"/>
               </w:rPr>
               <w:t>16</w:t>
             </w:r>
@@ -4622,7 +4622,7 @@
               <w:rPr>
                 <w:rFonts w:ascii="Times New Roman" w:hAnsi="Times New Roman" w:eastAsia="Times New Roman"/>
                 <w:b w:val="0"/>
-                <w:sz w:val="15"/>
+                <w:sz w:val="19"/>
               </w:rPr>
               <w:t>0.01</w:t>
             </w:r>
@@ -4642,7 +4642,7 @@
               <w:rPr>
                 <w:rFonts w:ascii="Times New Roman" w:hAnsi="Times New Roman" w:eastAsia="Times New Roman"/>
                 <w:b w:val="0"/>
-                <w:sz w:val="15"/>
+                <w:sz w:val="19"/>
               </w:rPr>
               <w:t>0.9920</w:t>
             </w:r>
@@ -4662,7 +4662,7 @@
               <w:rPr>
                 <w:rFonts w:ascii="Times New Roman" w:hAnsi="Times New Roman" w:eastAsia="Times New Roman"/>
                 <w:b w:val="0"/>
-                <w:sz w:val="15"/>
+                <w:sz w:val="19"/>
               </w:rPr>
               <w:t>0.9920</w:t>
             </w:r>
@@ -4682,7 +4682,7 @@
               <w:rPr>
                 <w:rFonts w:ascii="Times New Roman" w:hAnsi="Times New Roman" w:eastAsia="Times New Roman"/>
                 <w:b w:val="0"/>
-                <w:sz w:val="15"/>
+                <w:sz w:val="19"/>
               </w:rPr>
               <w:t>0.9920</w:t>
             </w:r>
@@ -4702,7 +4702,7 @@
               <w:rPr>
                 <w:rFonts w:ascii="Times New Roman" w:hAnsi="Times New Roman" w:eastAsia="Times New Roman"/>
                 <w:b w:val="0"/>
-                <w:sz w:val="15"/>
+                <w:sz w:val="19"/>
               </w:rPr>
               <w:t>0.9920</w:t>
             </w:r>
@@ -4722,7 +4722,7 @@
               <w:rPr>
                 <w:rFonts w:ascii="Times New Roman" w:hAnsi="Times New Roman" w:eastAsia="Times New Roman"/>
                 <w:b w:val="0"/>
-                <w:sz w:val="15"/>
+                <w:sz w:val="19"/>
               </w:rPr>
               <w:t>0.9910</w:t>
             </w:r>
@@ -4742,7 +4742,7 @@
               <w:rPr>
                 <w:rFonts w:ascii="Times New Roman" w:hAnsi="Times New Roman" w:eastAsia="Times New Roman"/>
                 <w:b w:val="0"/>
-                <w:sz w:val="15"/>
+                <w:sz w:val="19"/>
               </w:rPr>
               <w:t>0.9911</w:t>
             </w:r>
@@ -4762,7 +4762,7 @@
               <w:rPr>
                 <w:rFonts w:ascii="Times New Roman" w:hAnsi="Times New Roman" w:eastAsia="Times New Roman"/>
                 <w:b w:val="0"/>
-                <w:sz w:val="15"/>
+                <w:sz w:val="19"/>
               </w:rPr>
               <w:t>0.9910</w:t>
             </w:r>
@@ -4782,7 +4782,7 @@
               <w:rPr>
                 <w:rFonts w:ascii="Times New Roman" w:hAnsi="Times New Roman" w:eastAsia="Times New Roman"/>
                 <w:b w:val="0"/>
-                <w:sz w:val="15"/>
+                <w:sz w:val="19"/>
               </w:rPr>
               <w:t>0.9910</w:t>
             </w:r>
@@ -4807,7 +4807,7 @@
               <w:rPr>
                 <w:rFonts w:ascii="Times New Roman" w:hAnsi="Times New Roman" w:eastAsia="Times New Roman"/>
                 <w:b w:val="0"/>
-                <w:sz w:val="15"/>
+                <w:sz w:val="19"/>
               </w:rPr>
               <w:t>0.00003</w:t>
             </w:r>
@@ -4827,7 +4827,7 @@
               <w:rPr>
                 <w:rFonts w:ascii="Times New Roman" w:hAnsi="Times New Roman" w:eastAsia="Times New Roman"/>
                 <w:b w:val="0"/>
-                <w:sz w:val="15"/>
+                <w:sz w:val="19"/>
               </w:rPr>
               <w:t>16</w:t>
             </w:r>
@@ -4847,7 +4847,7 @@
               <w:rPr>
                 <w:rFonts w:ascii="Times New Roman" w:hAnsi="Times New Roman" w:eastAsia="Times New Roman"/>
                 <w:b w:val="0"/>
-                <w:sz w:val="15"/>
+                <w:sz w:val="19"/>
               </w:rPr>
               <w:t>0.01</w:t>
             </w:r>
@@ -4867,7 +4867,7 @@
               <w:rPr>
                 <w:rFonts w:ascii="Times New Roman" w:hAnsi="Times New Roman" w:eastAsia="Times New Roman"/>
                 <w:b w:val="0"/>
-                <w:sz w:val="15"/>
+                <w:sz w:val="19"/>
               </w:rPr>
               <w:t>0.9954</w:t>
             </w:r>
@@ -4887,7 +4887,7 @@
               <w:rPr>
                 <w:rFonts w:ascii="Times New Roman" w:hAnsi="Times New Roman" w:eastAsia="Times New Roman"/>
                 <w:b w:val="0"/>
-                <w:sz w:val="15"/>
+                <w:sz w:val="19"/>
               </w:rPr>
               <w:t>0.9954</w:t>
             </w:r>
@@ -4907,7 +4907,7 @@
               <w:rPr>
                 <w:rFonts w:ascii="Times New Roman" w:hAnsi="Times New Roman" w:eastAsia="Times New Roman"/>
                 <w:b w:val="0"/>
-                <w:sz w:val="15"/>
+                <w:sz w:val="19"/>
               </w:rPr>
               <w:t>0.9954</w:t>
             </w:r>
@@ -4927,7 +4927,7 @@
               <w:rPr>
                 <w:rFonts w:ascii="Times New Roman" w:hAnsi="Times New Roman" w:eastAsia="Times New Roman"/>
                 <w:b w:val="0"/>
-                <w:sz w:val="15"/>
+                <w:sz w:val="19"/>
               </w:rPr>
               <w:t>0.9954</w:t>
             </w:r>
@@ -4947,7 +4947,7 @@
               <w:rPr>
                 <w:rFonts w:ascii="Times New Roman" w:hAnsi="Times New Roman" w:eastAsia="Times New Roman"/>
                 <w:b w:val="0"/>
-                <w:sz w:val="15"/>
+                <w:sz w:val="19"/>
               </w:rPr>
               <w:t>0.9940</w:t>
             </w:r>
@@ -4967,7 +4967,7 @@
               <w:rPr>
                 <w:rFonts w:ascii="Times New Roman" w:hAnsi="Times New Roman" w:eastAsia="Times New Roman"/>
                 <w:b w:val="0"/>
-                <w:sz w:val="15"/>
+                <w:sz w:val="19"/>
               </w:rPr>
               <w:t>0.9941</w:t>
             </w:r>
@@ -4987,7 +4987,7 @@
               <w:rPr>
                 <w:rFonts w:ascii="Times New Roman" w:hAnsi="Times New Roman" w:eastAsia="Times New Roman"/>
                 <w:b w:val="0"/>
-                <w:sz w:val="15"/>
+                <w:sz w:val="19"/>
               </w:rPr>
               <w:t>0.9940</w:t>
             </w:r>
@@ -5007,7 +5007,7 @@
               <w:rPr>
                 <w:rFonts w:ascii="Times New Roman" w:hAnsi="Times New Roman" w:eastAsia="Times New Roman"/>
                 <w:b w:val="0"/>
-                <w:sz w:val="15"/>
+                <w:sz w:val="19"/>
               </w:rPr>
               <w:t>0.9940</w:t>
             </w:r>
@@ -5032,7 +5032,7 @@
               <w:rPr>
                 <w:rFonts w:ascii="Times New Roman" w:hAnsi="Times New Roman" w:eastAsia="Times New Roman"/>
                 <w:b w:val="0"/>
-                <w:sz w:val="15"/>
+                <w:sz w:val="19"/>
               </w:rPr>
               <w:t>0.00002</w:t>
             </w:r>
@@ -5052,7 +5052,7 @@
               <w:rPr>
                 <w:rFonts w:ascii="Times New Roman" w:hAnsi="Times New Roman" w:eastAsia="Times New Roman"/>
                 <w:b w:val="0"/>
-                <w:sz w:val="15"/>
+                <w:sz w:val="19"/>
               </w:rPr>
               <w:t>32</w:t>
             </w:r>
@@ -5072,7 +5072,7 @@
               <w:rPr>
                 <w:rFonts w:ascii="Times New Roman" w:hAnsi="Times New Roman" w:eastAsia="Times New Roman"/>
                 <w:b w:val="0"/>
-                <w:sz w:val="15"/>
+                <w:sz w:val="19"/>
               </w:rPr>
               <w:t>0.01</w:t>
             </w:r>
@@ -5092,7 +5092,7 @@
               <w:rPr>
                 <w:rFonts w:ascii="Times New Roman" w:hAnsi="Times New Roman" w:eastAsia="Times New Roman"/>
                 <w:b w:val="0"/>
-                <w:sz w:val="15"/>
+                <w:sz w:val="19"/>
               </w:rPr>
               <w:t>0.9936</w:t>
             </w:r>
@@ -5112,7 +5112,7 @@
               <w:rPr>
                 <w:rFonts w:ascii="Times New Roman" w:hAnsi="Times New Roman" w:eastAsia="Times New Roman"/>
                 <w:b w:val="0"/>
-                <w:sz w:val="15"/>
+                <w:sz w:val="19"/>
               </w:rPr>
               <w:t>0.9936</w:t>
             </w:r>
@@ -5132,7 +5132,7 @@
               <w:rPr>
                 <w:rFonts w:ascii="Times New Roman" w:hAnsi="Times New Roman" w:eastAsia="Times New Roman"/>
                 <w:b w:val="0"/>
-                <w:sz w:val="15"/>
+                <w:sz w:val="19"/>
               </w:rPr>
               <w:t>0.9936</w:t>
             </w:r>
@@ -5152,7 +5152,7 @@
               <w:rPr>
                 <w:rFonts w:ascii="Times New Roman" w:hAnsi="Times New Roman" w:eastAsia="Times New Roman"/>
                 <w:b w:val="0"/>
-                <w:sz w:val="15"/>
+                <w:sz w:val="19"/>
               </w:rPr>
               <w:t>0.9936</w:t>
             </w:r>
@@ -5172,7 +5172,7 @@
               <w:rPr>
                 <w:rFonts w:ascii="Times New Roman" w:hAnsi="Times New Roman" w:eastAsia="Times New Roman"/>
                 <w:b w:val="0"/>
-                <w:sz w:val="15"/>
+                <w:sz w:val="19"/>
               </w:rPr>
               <w:t>0.9944</w:t>
             </w:r>
@@ -5192,7 +5192,7 @@
               <w:rPr>
                 <w:rFonts w:ascii="Times New Roman" w:hAnsi="Times New Roman" w:eastAsia="Times New Roman"/>
                 <w:b w:val="0"/>
-                <w:sz w:val="15"/>
+                <w:sz w:val="19"/>
               </w:rPr>
               <w:t>0.9944</w:t>
             </w:r>
@@ -5212,7 +5212,7 @@
               <w:rPr>
                 <w:rFonts w:ascii="Times New Roman" w:hAnsi="Times New Roman" w:eastAsia="Times New Roman"/>
                 <w:b w:val="0"/>
-                <w:sz w:val="15"/>
+                <w:sz w:val="19"/>
               </w:rPr>
               <w:t>0.9944</w:t>
             </w:r>
@@ -5232,7 +5232,7 @@
               <w:rPr>
                 <w:rFonts w:ascii="Times New Roman" w:hAnsi="Times New Roman" w:eastAsia="Times New Roman"/>
                 <w:b w:val="0"/>
-                <w:sz w:val="15"/>
+                <w:sz w:val="19"/>
               </w:rPr>
               <w:t>0.9944</w:t>
             </w:r>
@@ -5257,7 +5257,7 @@
               <w:rPr>
                 <w:rFonts w:ascii="Times New Roman" w:hAnsi="Times New Roman" w:eastAsia="Times New Roman"/>
                 <w:b w:val="0"/>
-                <w:sz w:val="15"/>
+                <w:sz w:val="19"/>
               </w:rPr>
               <w:t>0.00003</w:t>
             </w:r>
@@ -5277,7 +5277,7 @@
               <w:rPr>
                 <w:rFonts w:ascii="Times New Roman" w:hAnsi="Times New Roman" w:eastAsia="Times New Roman"/>
                 <w:b w:val="0"/>
-                <w:sz w:val="15"/>
+                <w:sz w:val="19"/>
               </w:rPr>
               <w:t>32</w:t>
             </w:r>
@@ -5297,7 +5297,7 @@
               <w:rPr>
                 <w:rFonts w:ascii="Times New Roman" w:hAnsi="Times New Roman" w:eastAsia="Times New Roman"/>
                 <w:b w:val="0"/>
-                <w:sz w:val="15"/>
+                <w:sz w:val="19"/>
               </w:rPr>
               <w:t>0.01</w:t>
             </w:r>
@@ -5317,7 +5317,7 @@
               <w:rPr>
                 <w:rFonts w:ascii="Times New Roman" w:hAnsi="Times New Roman" w:eastAsia="Times New Roman"/>
                 <w:b w:val="0"/>
-                <w:sz w:val="15"/>
+                <w:sz w:val="19"/>
               </w:rPr>
               <w:t>0.9919</w:t>
             </w:r>
@@ -5337,7 +5337,7 @@
               <w:rPr>
                 <w:rFonts w:ascii="Times New Roman" w:hAnsi="Times New Roman" w:eastAsia="Times New Roman"/>
                 <w:b w:val="0"/>
-                <w:sz w:val="15"/>
+                <w:sz w:val="19"/>
               </w:rPr>
               <w:t>0.9919</w:t>
             </w:r>
@@ -5357,7 +5357,7 @@
               <w:rPr>
                 <w:rFonts w:ascii="Times New Roman" w:hAnsi="Times New Roman" w:eastAsia="Times New Roman"/>
                 <w:b w:val="0"/>
-                <w:sz w:val="15"/>
+                <w:sz w:val="19"/>
               </w:rPr>
               <w:t>0.9919</w:t>
             </w:r>
@@ -5377,7 +5377,7 @@
               <w:rPr>
                 <w:rFonts w:ascii="Times New Roman" w:hAnsi="Times New Roman" w:eastAsia="Times New Roman"/>
                 <w:b w:val="0"/>
-                <w:sz w:val="15"/>
+                <w:sz w:val="19"/>
               </w:rPr>
               <w:t>0.9919</w:t>
             </w:r>
@@ -5397,7 +5397,7 @@
               <w:rPr>
                 <w:rFonts w:ascii="Times New Roman" w:hAnsi="Times New Roman" w:eastAsia="Times New Roman"/>
                 <w:b w:val="0"/>
-                <w:sz w:val="15"/>
+                <w:sz w:val="19"/>
               </w:rPr>
               <w:t>0.9929</w:t>
             </w:r>
@@ -5417,7 +5417,7 @@
               <w:rPr>
                 <w:rFonts w:ascii="Times New Roman" w:hAnsi="Times New Roman" w:eastAsia="Times New Roman"/>
                 <w:b w:val="0"/>
-                <w:sz w:val="15"/>
+                <w:sz w:val="19"/>
               </w:rPr>
               <w:t>0.9930</w:t>
             </w:r>
@@ -5437,7 +5437,7 @@
               <w:rPr>
                 <w:rFonts w:ascii="Times New Roman" w:hAnsi="Times New Roman" w:eastAsia="Times New Roman"/>
                 <w:b w:val="0"/>
-                <w:sz w:val="15"/>
+                <w:sz w:val="19"/>
               </w:rPr>
               <w:t>0.9929</w:t>
             </w:r>
@@ -5457,7 +5457,7 @@
               <w:rPr>
                 <w:rFonts w:ascii="Times New Roman" w:hAnsi="Times New Roman" w:eastAsia="Times New Roman"/>
                 <w:b w:val="0"/>
-                <w:sz w:val="15"/>
+                <w:sz w:val="19"/>
               </w:rPr>
               <w:t>0.9929</w:t>
             </w:r>
@@ -5482,7 +5482,7 @@
               <w:rPr>
                 <w:rFonts w:ascii="Times New Roman" w:hAnsi="Times New Roman" w:eastAsia="Times New Roman"/>
                 <w:b w:val="0"/>
-                <w:sz w:val="15"/>
+                <w:sz w:val="19"/>
               </w:rPr>
               <w:t>0.00002</w:t>
             </w:r>
@@ -5502,7 +5502,7 @@
               <w:rPr>
                 <w:rFonts w:ascii="Times New Roman" w:hAnsi="Times New Roman" w:eastAsia="Times New Roman"/>
                 <w:b w:val="0"/>
-                <w:sz w:val="15"/>
+                <w:sz w:val="19"/>
               </w:rPr>
               <w:t>16</w:t>
             </w:r>
@@ -5522,7 +5522,7 @@
               <w:rPr>
                 <w:rFonts w:ascii="Times New Roman" w:hAnsi="Times New Roman" w:eastAsia="Times New Roman"/>
                 <w:b w:val="0"/>
-                <w:sz w:val="15"/>
+                <w:sz w:val="19"/>
               </w:rPr>
               <w:t>0.1</w:t>
             </w:r>
@@ -5542,7 +5542,7 @@
               <w:rPr>
                 <w:rFonts w:ascii="Times New Roman" w:hAnsi="Times New Roman" w:eastAsia="Times New Roman"/>
                 <w:b w:val="0"/>
-                <w:sz w:val="15"/>
+                <w:sz w:val="19"/>
               </w:rPr>
               <w:t>0.9869</w:t>
             </w:r>
@@ -5562,7 +5562,7 @@
               <w:rPr>
                 <w:rFonts w:ascii="Times New Roman" w:hAnsi="Times New Roman" w:eastAsia="Times New Roman"/>
                 <w:b w:val="0"/>
-                <w:sz w:val="15"/>
+                <w:sz w:val="19"/>
               </w:rPr>
               <w:t>0.9870</w:t>
             </w:r>
@@ -5582,7 +5582,7 @@
               <w:rPr>
                 <w:rFonts w:ascii="Times New Roman" w:hAnsi="Times New Roman" w:eastAsia="Times New Roman"/>
                 <w:b w:val="0"/>
-                <w:sz w:val="15"/>
+                <w:sz w:val="19"/>
               </w:rPr>
               <w:t>0.9869</w:t>
             </w:r>
@@ -5602,7 +5602,7 @@
               <w:rPr>
                 <w:rFonts w:ascii="Times New Roman" w:hAnsi="Times New Roman" w:eastAsia="Times New Roman"/>
                 <w:b w:val="0"/>
-                <w:sz w:val="15"/>
+                <w:sz w:val="19"/>
               </w:rPr>
               <w:t>0.9869</w:t>
             </w:r>
@@ -5622,7 +5622,7 @@
               <w:rPr>
                 <w:rFonts w:ascii="Times New Roman" w:hAnsi="Times New Roman" w:eastAsia="Times New Roman"/>
                 <w:b w:val="0"/>
-                <w:sz w:val="15"/>
+                <w:sz w:val="19"/>
               </w:rPr>
               <w:t>0.9916</w:t>
             </w:r>
@@ -5642,7 +5642,7 @@
               <w:rPr>
                 <w:rFonts w:ascii="Times New Roman" w:hAnsi="Times New Roman" w:eastAsia="Times New Roman"/>
                 <w:b w:val="0"/>
-                <w:sz w:val="15"/>
+                <w:sz w:val="19"/>
               </w:rPr>
               <w:t>0.9917</w:t>
             </w:r>
@@ -5662,7 +5662,7 @@
               <w:rPr>
                 <w:rFonts w:ascii="Times New Roman" w:hAnsi="Times New Roman" w:eastAsia="Times New Roman"/>
                 <w:b w:val="0"/>
-                <w:sz w:val="15"/>
+                <w:sz w:val="19"/>
               </w:rPr>
               <w:t>0.9916</w:t>
             </w:r>
@@ -5682,7 +5682,7 @@
               <w:rPr>
                 <w:rFonts w:ascii="Times New Roman" w:hAnsi="Times New Roman" w:eastAsia="Times New Roman"/>
                 <w:b w:val="0"/>
-                <w:sz w:val="15"/>
+                <w:sz w:val="19"/>
               </w:rPr>
               <w:t>0.9916</w:t>
             </w:r>
@@ -5707,7 +5707,7 @@
               <w:rPr>
                 <w:rFonts w:ascii="Times New Roman" w:hAnsi="Times New Roman" w:eastAsia="Times New Roman"/>
                 <w:b w:val="0"/>
-                <w:sz w:val="15"/>
+                <w:sz w:val="19"/>
               </w:rPr>
               <w:t>0.00003</w:t>
             </w:r>
@@ -5727,7 +5727,7 @@
               <w:rPr>
                 <w:rFonts w:ascii="Times New Roman" w:hAnsi="Times New Roman" w:eastAsia="Times New Roman"/>
                 <w:b w:val="0"/>
-                <w:sz w:val="15"/>
+                <w:sz w:val="19"/>
               </w:rPr>
               <w:t>16</w:t>
             </w:r>
@@ -5747,7 +5747,7 @@
               <w:rPr>
                 <w:rFonts w:ascii="Times New Roman" w:hAnsi="Times New Roman" w:eastAsia="Times New Roman"/>
                 <w:b w:val="0"/>
-                <w:sz w:val="15"/>
+                <w:sz w:val="19"/>
               </w:rPr>
               <w:t>0.1</w:t>
             </w:r>
@@ -5767,7 +5767,7 @@
               <w:rPr>
                 <w:rFonts w:ascii="Times New Roman" w:hAnsi="Times New Roman" w:eastAsia="Times New Roman"/>
                 <w:b w:val="0"/>
-                <w:sz w:val="15"/>
+                <w:sz w:val="19"/>
               </w:rPr>
               <w:t>0.9901</w:t>
             </w:r>
@@ -5787,7 +5787,7 @@
               <w:rPr>
                 <w:rFonts w:ascii="Times New Roman" w:hAnsi="Times New Roman" w:eastAsia="Times New Roman"/>
                 <w:b w:val="0"/>
-                <w:sz w:val="15"/>
+                <w:sz w:val="19"/>
               </w:rPr>
               <w:t>0.9902</w:t>
             </w:r>
@@ -5807,7 +5807,7 @@
               <w:rPr>
                 <w:rFonts w:ascii="Times New Roman" w:hAnsi="Times New Roman" w:eastAsia="Times New Roman"/>
                 <w:b w:val="0"/>
-                <w:sz w:val="15"/>
+                <w:sz w:val="19"/>
               </w:rPr>
               <w:t>0.9901</w:t>
             </w:r>
@@ -5827,7 +5827,7 @@
               <w:rPr>
                 <w:rFonts w:ascii="Times New Roman" w:hAnsi="Times New Roman" w:eastAsia="Times New Roman"/>
                 <w:b w:val="0"/>
-                <w:sz w:val="15"/>
+                <w:sz w:val="19"/>
               </w:rPr>
               <w:t>0.9901</w:t>
             </w:r>
@@ -5847,7 +5847,7 @@
               <w:rPr>
                 <w:rFonts w:ascii="Times New Roman" w:hAnsi="Times New Roman" w:eastAsia="Times New Roman"/>
                 <w:b w:val="0"/>
-                <w:sz w:val="15"/>
+                <w:sz w:val="19"/>
               </w:rPr>
               <w:t>0.9911</w:t>
             </w:r>
@@ -5867,7 +5867,7 @@
               <w:rPr>
                 <w:rFonts w:ascii="Times New Roman" w:hAnsi="Times New Roman" w:eastAsia="Times New Roman"/>
                 <w:b w:val="0"/>
-                <w:sz w:val="15"/>
+                <w:sz w:val="19"/>
               </w:rPr>
               <w:t>0.9912</w:t>
             </w:r>
@@ -5887,7 +5887,7 @@
               <w:rPr>
                 <w:rFonts w:ascii="Times New Roman" w:hAnsi="Times New Roman" w:eastAsia="Times New Roman"/>
                 <w:b w:val="0"/>
-                <w:sz w:val="15"/>
+                <w:sz w:val="19"/>
               </w:rPr>
               <w:t>0.9911</w:t>
             </w:r>
@@ -5907,7 +5907,7 @@
               <w:rPr>
                 <w:rFonts w:ascii="Times New Roman" w:hAnsi="Times New Roman" w:eastAsia="Times New Roman"/>
                 <w:b w:val="0"/>
-                <w:sz w:val="15"/>
+                <w:sz w:val="19"/>
               </w:rPr>
               <w:t>0.9911</w:t>
             </w:r>
@@ -5932,7 +5932,7 @@
               <w:rPr>
                 <w:rFonts w:ascii="Times New Roman" w:hAnsi="Times New Roman" w:eastAsia="Times New Roman"/>
                 <w:b w:val="0"/>
-                <w:sz w:val="15"/>
+                <w:sz w:val="19"/>
               </w:rPr>
               <w:t>0.00002</w:t>
             </w:r>
@@ -5952,7 +5952,7 @@
               <w:rPr>
                 <w:rFonts w:ascii="Times New Roman" w:hAnsi="Times New Roman" w:eastAsia="Times New Roman"/>
                 <w:b w:val="0"/>
-                <w:sz w:val="15"/>
+                <w:sz w:val="19"/>
               </w:rPr>
               <w:t>32</w:t>
             </w:r>
@@ -5972,7 +5972,7 @@
               <w:rPr>
                 <w:rFonts w:ascii="Times New Roman" w:hAnsi="Times New Roman" w:eastAsia="Times New Roman"/>
                 <w:b w:val="0"/>
-                <w:sz w:val="15"/>
+                <w:sz w:val="19"/>
               </w:rPr>
               <w:t>0.1</w:t>
             </w:r>
@@ -5992,7 +5992,7 @@
               <w:rPr>
                 <w:rFonts w:ascii="Times New Roman" w:hAnsi="Times New Roman" w:eastAsia="Times New Roman"/>
                 <w:b w:val="0"/>
-                <w:sz w:val="15"/>
+                <w:sz w:val="19"/>
               </w:rPr>
               <w:t>0.9924</w:t>
             </w:r>
@@ -6012,7 +6012,7 @@
               <w:rPr>
                 <w:rFonts w:ascii="Times New Roman" w:hAnsi="Times New Roman" w:eastAsia="Times New Roman"/>
                 <w:b w:val="0"/>
-                <w:sz w:val="15"/>
+                <w:sz w:val="19"/>
               </w:rPr>
               <w:t>0.9924</w:t>
             </w:r>
@@ -6032,7 +6032,7 @@
               <w:rPr>
                 <w:rFonts w:ascii="Times New Roman" w:hAnsi="Times New Roman" w:eastAsia="Times New Roman"/>
                 <w:b w:val="0"/>
-                <w:sz w:val="15"/>
+                <w:sz w:val="19"/>
               </w:rPr>
               <w:t>0.9924</w:t>
             </w:r>
@@ -6052,7 +6052,7 @@
               <w:rPr>
                 <w:rFonts w:ascii="Times New Roman" w:hAnsi="Times New Roman" w:eastAsia="Times New Roman"/>
                 <w:b w:val="0"/>
-                <w:sz w:val="15"/>
+                <w:sz w:val="19"/>
               </w:rPr>
               <w:t>0.9924</w:t>
             </w:r>
@@ -6072,7 +6072,7 @@
               <w:rPr>
                 <w:rFonts w:ascii="Times New Roman" w:hAnsi="Times New Roman" w:eastAsia="Times New Roman"/>
                 <w:b w:val="0"/>
-                <w:sz w:val="15"/>
+                <w:sz w:val="19"/>
               </w:rPr>
               <w:t>0.9945</w:t>
             </w:r>
@@ -6092,7 +6092,7 @@
               <w:rPr>
                 <w:rFonts w:ascii="Times New Roman" w:hAnsi="Times New Roman" w:eastAsia="Times New Roman"/>
                 <w:b w:val="0"/>
-                <w:sz w:val="15"/>
+                <w:sz w:val="19"/>
               </w:rPr>
               <w:t>0.9945</w:t>
             </w:r>
@@ -6112,7 +6112,7 @@
               <w:rPr>
                 <w:rFonts w:ascii="Times New Roman" w:hAnsi="Times New Roman" w:eastAsia="Times New Roman"/>
                 <w:b w:val="0"/>
-                <w:sz w:val="15"/>
+                <w:sz w:val="19"/>
               </w:rPr>
               <w:t>0.9945</w:t>
             </w:r>
@@ -6132,7 +6132,7 @@
               <w:rPr>
                 <w:rFonts w:ascii="Times New Roman" w:hAnsi="Times New Roman" w:eastAsia="Times New Roman"/>
                 <w:b w:val="0"/>
-                <w:sz w:val="15"/>
+                <w:sz w:val="19"/>
               </w:rPr>
               <w:t>0.9945</w:t>
             </w:r>
@@ -6157,7 +6157,7 @@
               <w:rPr>
                 <w:rFonts w:ascii="Times New Roman" w:hAnsi="Times New Roman" w:eastAsia="Times New Roman"/>
                 <w:b w:val="0"/>
-                <w:sz w:val="15"/>
+                <w:sz w:val="19"/>
               </w:rPr>
               <w:t>0.00003</w:t>
             </w:r>
@@ -6177,7 +6177,7 @@
               <w:rPr>
                 <w:rFonts w:ascii="Times New Roman" w:hAnsi="Times New Roman" w:eastAsia="Times New Roman"/>
                 <w:b w:val="0"/>
-                <w:sz w:val="15"/>
+                <w:sz w:val="19"/>
               </w:rPr>
               <w:t>32</w:t>
             </w:r>
@@ -6197,7 +6197,7 @@
               <w:rPr>
                 <w:rFonts w:ascii="Times New Roman" w:hAnsi="Times New Roman" w:eastAsia="Times New Roman"/>
                 <w:b w:val="0"/>
-                <w:sz w:val="15"/>
+                <w:sz w:val="19"/>
               </w:rPr>
               <w:t>0.1</w:t>
             </w:r>
@@ -6217,7 +6217,7 @@
               <w:rPr>
                 <w:rFonts w:ascii="Times New Roman" w:hAnsi="Times New Roman" w:eastAsia="Times New Roman"/>
                 <w:b w:val="0"/>
-                <w:sz w:val="15"/>
+                <w:sz w:val="19"/>
               </w:rPr>
               <w:t>0.9916</w:t>
             </w:r>
@@ -6237,7 +6237,7 @@
               <w:rPr>
                 <w:rFonts w:ascii="Times New Roman" w:hAnsi="Times New Roman" w:eastAsia="Times New Roman"/>
                 <w:b w:val="0"/>
-                <w:sz w:val="15"/>
+                <w:sz w:val="19"/>
               </w:rPr>
               <w:t>0.9916</w:t>
             </w:r>
@@ -6257,7 +6257,7 @@
               <w:rPr>
                 <w:rFonts w:ascii="Times New Roman" w:hAnsi="Times New Roman" w:eastAsia="Times New Roman"/>
                 <w:b w:val="0"/>
-                <w:sz w:val="15"/>
+                <w:sz w:val="19"/>
               </w:rPr>
               <w:t>0.9916</w:t>
             </w:r>
@@ -6277,7 +6277,7 @@
               <w:rPr>
                 <w:rFonts w:ascii="Times New Roman" w:hAnsi="Times New Roman" w:eastAsia="Times New Roman"/>
                 <w:b w:val="0"/>
-                <w:sz w:val="15"/>
+                <w:sz w:val="19"/>
               </w:rPr>
               <w:t>0.9916</w:t>
             </w:r>
@@ -6297,7 +6297,7 @@
               <w:rPr>
                 <w:rFonts w:ascii="Times New Roman" w:hAnsi="Times New Roman" w:eastAsia="Times New Roman"/>
                 <w:b w:val="0"/>
-                <w:sz w:val="15"/>
+                <w:sz w:val="19"/>
               </w:rPr>
               <w:t>0.9933</w:t>
             </w:r>
@@ -6317,7 +6317,7 @@
               <w:rPr>
                 <w:rFonts w:ascii="Times New Roman" w:hAnsi="Times New Roman" w:eastAsia="Times New Roman"/>
                 <w:b w:val="0"/>
-                <w:sz w:val="15"/>
+                <w:sz w:val="19"/>
               </w:rPr>
               <w:t>0.9933</w:t>
             </w:r>
@@ -6337,7 +6337,7 @@
               <w:rPr>
                 <w:rFonts w:ascii="Times New Roman" w:hAnsi="Times New Roman" w:eastAsia="Times New Roman"/>
                 <w:b w:val="0"/>
-                <w:sz w:val="15"/>
+                <w:sz w:val="19"/>
               </w:rPr>
               <w:t>0.9933</w:t>
             </w:r>
@@ -6357,7 +6357,7 @@
               <w:rPr>
                 <w:rFonts w:ascii="Times New Roman" w:hAnsi="Times New Roman" w:eastAsia="Times New Roman"/>
                 <w:b w:val="0"/>
-                <w:sz w:val="15"/>
+                <w:sz w:val="19"/>
               </w:rPr>
               <w:t>0.9933</w:t>
             </w:r>
@@ -6623,7 +6623,7 @@
               <w:rPr>
                 <w:rFonts w:ascii="Times New Roman" w:hAnsi="Times New Roman" w:eastAsia="Times New Roman"/>
                 <w:b/>
-                <w:sz w:val="15"/>
+                <w:sz w:val="19"/>
               </w:rPr>
               <w:t>Learning Rate</w:t>
             </w:r>
@@ -6643,7 +6643,7 @@
               <w:rPr>
                 <w:rFonts w:ascii="Times New Roman" w:hAnsi="Times New Roman" w:eastAsia="Times New Roman"/>
                 <w:b/>
-                <w:sz w:val="15"/>
+                <w:sz w:val="19"/>
               </w:rPr>
               <w:t>Batch Size</w:t>
             </w:r>
@@ -6663,7 +6663,7 @@
               <w:rPr>
                 <w:rFonts w:ascii="Times New Roman" w:hAnsi="Times New Roman" w:eastAsia="Times New Roman"/>
                 <w:b/>
-                <w:sz w:val="15"/>
+                <w:sz w:val="19"/>
               </w:rPr>
               <w:t>Weight Decay</w:t>
             </w:r>
@@ -6683,7 +6683,7 @@
               <w:rPr>
                 <w:rFonts w:ascii="Times New Roman" w:hAnsi="Times New Roman" w:eastAsia="Times New Roman"/>
                 <w:b/>
-                <w:sz w:val="15"/>
+                <w:sz w:val="19"/>
               </w:rPr>
               <w:t>Dataset 1 (DAIGT V2)</w:t>
             </w:r>
@@ -6703,7 +6703,7 @@
               <w:rPr>
                 <w:rFonts w:ascii="Times New Roman" w:hAnsi="Times New Roman" w:eastAsia="Times New Roman"/>
                 <w:b/>
-                <w:sz w:val="15"/>
+                <w:sz w:val="19"/>
               </w:rPr>
               <w:t>Dataset 2 (HC3)</w:t>
             </w:r>
@@ -6750,7 +6750,7 @@
               <w:rPr>
                 <w:rFonts w:ascii="Times New Roman" w:hAnsi="Times New Roman" w:eastAsia="Times New Roman"/>
                 <w:b/>
-                <w:sz w:val="15"/>
+                <w:sz w:val="19"/>
               </w:rPr>
               <w:t>Acc</w:t>
             </w:r>
@@ -6770,7 +6770,7 @@
               <w:rPr>
                 <w:rFonts w:ascii="Times New Roman" w:hAnsi="Times New Roman" w:eastAsia="Times New Roman"/>
                 <w:b/>
-                <w:sz w:val="15"/>
+                <w:sz w:val="19"/>
               </w:rPr>
               <w:t>Prec</w:t>
             </w:r>
@@ -6790,7 +6790,7 @@
               <w:rPr>
                 <w:rFonts w:ascii="Times New Roman" w:hAnsi="Times New Roman" w:eastAsia="Times New Roman"/>
                 <w:b/>
-                <w:sz w:val="15"/>
+                <w:sz w:val="19"/>
               </w:rPr>
               <w:t>Rec</w:t>
             </w:r>
@@ -6810,7 +6810,7 @@
               <w:rPr>
                 <w:rFonts w:ascii="Times New Roman" w:hAnsi="Times New Roman" w:eastAsia="Times New Roman"/>
                 <w:b/>
-                <w:sz w:val="15"/>
+                <w:sz w:val="19"/>
               </w:rPr>
               <w:t>F1</w:t>
             </w:r>
@@ -6830,7 +6830,7 @@
               <w:rPr>
                 <w:rFonts w:ascii="Times New Roman" w:hAnsi="Times New Roman" w:eastAsia="Times New Roman"/>
                 <w:b/>
-                <w:sz w:val="15"/>
+                <w:sz w:val="19"/>
               </w:rPr>
               <w:t>Acc</w:t>
             </w:r>
@@ -6850,7 +6850,7 @@
               <w:rPr>
                 <w:rFonts w:ascii="Times New Roman" w:hAnsi="Times New Roman" w:eastAsia="Times New Roman"/>
                 <w:b/>
-                <w:sz w:val="15"/>
+                <w:sz w:val="19"/>
               </w:rPr>
               <w:t>Prec</w:t>
             </w:r>
@@ -6870,7 +6870,7 @@
               <w:rPr>
                 <w:rFonts w:ascii="Times New Roman" w:hAnsi="Times New Roman" w:eastAsia="Times New Roman"/>
                 <w:b/>
-                <w:sz w:val="15"/>
+                <w:sz w:val="19"/>
               </w:rPr>
               <w:t>Rec</w:t>
             </w:r>
@@ -6890,7 +6890,7 @@
               <w:rPr>
                 <w:rFonts w:ascii="Times New Roman" w:hAnsi="Times New Roman" w:eastAsia="Times New Roman"/>
                 <w:b/>
-                <w:sz w:val="15"/>
+                <w:sz w:val="19"/>
               </w:rPr>
               <w:t>F1</w:t>
             </w:r>
@@ -6915,7 +6915,7 @@
               <w:rPr>
                 <w:rFonts w:ascii="Times New Roman" w:hAnsi="Times New Roman" w:eastAsia="Times New Roman"/>
                 <w:b w:val="0"/>
-                <w:sz w:val="15"/>
+                <w:sz w:val="19"/>
               </w:rPr>
               <w:t>0.00002</w:t>
             </w:r>
@@ -6935,7 +6935,7 @@
               <w:rPr>
                 <w:rFonts w:ascii="Times New Roman" w:hAnsi="Times New Roman" w:eastAsia="Times New Roman"/>
                 <w:b w:val="0"/>
-                <w:sz w:val="15"/>
+                <w:sz w:val="19"/>
               </w:rPr>
               <w:t>16</w:t>
             </w:r>
@@ -6955,7 +6955,7 @@
               <w:rPr>
                 <w:rFonts w:ascii="Times New Roman" w:hAnsi="Times New Roman" w:eastAsia="Times New Roman"/>
                 <w:b w:val="0"/>
-                <w:sz w:val="15"/>
+                <w:sz w:val="19"/>
               </w:rPr>
               <w:t>0.01</w:t>
             </w:r>
@@ -6975,7 +6975,7 @@
               <w:rPr>
                 <w:rFonts w:ascii="Times New Roman" w:hAnsi="Times New Roman" w:eastAsia="Times New Roman"/>
                 <w:b w:val="0"/>
-                <w:sz w:val="15"/>
+                <w:sz w:val="19"/>
               </w:rPr>
               <w:t>0.9953</w:t>
             </w:r>
@@ -6995,7 +6995,7 @@
               <w:rPr>
                 <w:rFonts w:ascii="Times New Roman" w:hAnsi="Times New Roman" w:eastAsia="Times New Roman"/>
                 <w:b w:val="0"/>
-                <w:sz w:val="15"/>
+                <w:sz w:val="19"/>
               </w:rPr>
               <w:t>0.9953</w:t>
             </w:r>
@@ -7015,7 +7015,7 @@
               <w:rPr>
                 <w:rFonts w:ascii="Times New Roman" w:hAnsi="Times New Roman" w:eastAsia="Times New Roman"/>
                 <w:b w:val="0"/>
-                <w:sz w:val="15"/>
+                <w:sz w:val="19"/>
               </w:rPr>
               <w:t>0.9953</w:t>
             </w:r>
@@ -7035,7 +7035,7 @@
               <w:rPr>
                 <w:rFonts w:ascii="Times New Roman" w:hAnsi="Times New Roman" w:eastAsia="Times New Roman"/>
                 <w:b w:val="0"/>
-                <w:sz w:val="15"/>
+                <w:sz w:val="19"/>
               </w:rPr>
               <w:t>0.9953</w:t>
             </w:r>
@@ -7055,7 +7055,7 @@
               <w:rPr>
                 <w:rFonts w:ascii="Times New Roman" w:hAnsi="Times New Roman" w:eastAsia="Times New Roman"/>
                 <w:b w:val="0"/>
-                <w:sz w:val="15"/>
+                <w:sz w:val="19"/>
               </w:rPr>
               <w:t>0.9937</w:t>
             </w:r>
@@ -7075,7 +7075,7 @@
               <w:rPr>
                 <w:rFonts w:ascii="Times New Roman" w:hAnsi="Times New Roman" w:eastAsia="Times New Roman"/>
                 <w:b w:val="0"/>
-                <w:sz w:val="15"/>
+                <w:sz w:val="19"/>
               </w:rPr>
               <w:t>0.9937</w:t>
             </w:r>
@@ -7095,7 +7095,7 @@
               <w:rPr>
                 <w:rFonts w:ascii="Times New Roman" w:hAnsi="Times New Roman" w:eastAsia="Times New Roman"/>
                 <w:b w:val="0"/>
-                <w:sz w:val="15"/>
+                <w:sz w:val="19"/>
               </w:rPr>
               <w:t>0.9937</w:t>
             </w:r>
@@ -7115,7 +7115,7 @@
               <w:rPr>
                 <w:rFonts w:ascii="Times New Roman" w:hAnsi="Times New Roman" w:eastAsia="Times New Roman"/>
                 <w:b w:val="0"/>
-                <w:sz w:val="15"/>
+                <w:sz w:val="19"/>
               </w:rPr>
               <w:t>0.9937</w:t>
             </w:r>
@@ -7140,7 +7140,7 @@
               <w:rPr>
                 <w:rFonts w:ascii="Times New Roman" w:hAnsi="Times New Roman" w:eastAsia="Times New Roman"/>
                 <w:b w:val="0"/>
-                <w:sz w:val="15"/>
+                <w:sz w:val="19"/>
               </w:rPr>
               <w:t>0.00003</w:t>
             </w:r>
@@ -7160,7 +7160,7 @@
               <w:rPr>
                 <w:rFonts w:ascii="Times New Roman" w:hAnsi="Times New Roman" w:eastAsia="Times New Roman"/>
                 <w:b w:val="0"/>
-                <w:sz w:val="15"/>
+                <w:sz w:val="19"/>
               </w:rPr>
               <w:t>16</w:t>
             </w:r>
@@ -7180,7 +7180,7 @@
               <w:rPr>
                 <w:rFonts w:ascii="Times New Roman" w:hAnsi="Times New Roman" w:eastAsia="Times New Roman"/>
                 <w:b w:val="0"/>
-                <w:sz w:val="15"/>
+                <w:sz w:val="19"/>
               </w:rPr>
               <w:t>0.01</w:t>
             </w:r>
@@ -7200,7 +7200,7 @@
               <w:rPr>
                 <w:rFonts w:ascii="Times New Roman" w:hAnsi="Times New Roman" w:eastAsia="Times New Roman"/>
                 <w:b w:val="0"/>
-                <w:sz w:val="15"/>
+                <w:sz w:val="19"/>
               </w:rPr>
               <w:t>0.9917</w:t>
             </w:r>
@@ -7220,7 +7220,7 @@
               <w:rPr>
                 <w:rFonts w:ascii="Times New Roman" w:hAnsi="Times New Roman" w:eastAsia="Times New Roman"/>
                 <w:b w:val="0"/>
-                <w:sz w:val="15"/>
+                <w:sz w:val="19"/>
               </w:rPr>
               <w:t>0.9917</w:t>
             </w:r>
@@ -7240,7 +7240,7 @@
               <w:rPr>
                 <w:rFonts w:ascii="Times New Roman" w:hAnsi="Times New Roman" w:eastAsia="Times New Roman"/>
                 <w:b w:val="0"/>
-                <w:sz w:val="15"/>
+                <w:sz w:val="19"/>
               </w:rPr>
               <w:t>0.9917</w:t>
             </w:r>
@@ -7260,7 +7260,7 @@
               <w:rPr>
                 <w:rFonts w:ascii="Times New Roman" w:hAnsi="Times New Roman" w:eastAsia="Times New Roman"/>
                 <w:b w:val="0"/>
-                <w:sz w:val="15"/>
+                <w:sz w:val="19"/>
               </w:rPr>
               <w:t>0.9917</w:t>
             </w:r>
@@ -7280,7 +7280,7 @@
               <w:rPr>
                 <w:rFonts w:ascii="Times New Roman" w:hAnsi="Times New Roman" w:eastAsia="Times New Roman"/>
                 <w:b w:val="0"/>
-                <w:sz w:val="15"/>
+                <w:sz w:val="19"/>
               </w:rPr>
               <w:t>0.9980</w:t>
             </w:r>
@@ -7300,7 +7300,7 @@
               <w:rPr>
                 <w:rFonts w:ascii="Times New Roman" w:hAnsi="Times New Roman" w:eastAsia="Times New Roman"/>
                 <w:b w:val="0"/>
-                <w:sz w:val="15"/>
+                <w:sz w:val="19"/>
               </w:rPr>
               <w:t>0.9980</w:t>
             </w:r>
@@ -7320,7 +7320,7 @@
               <w:rPr>
                 <w:rFonts w:ascii="Times New Roman" w:hAnsi="Times New Roman" w:eastAsia="Times New Roman"/>
                 <w:b w:val="0"/>
-                <w:sz w:val="15"/>
+                <w:sz w:val="19"/>
               </w:rPr>
               <w:t>0.9980</w:t>
             </w:r>
@@ -7340,7 +7340,7 @@
               <w:rPr>
                 <w:rFonts w:ascii="Times New Roman" w:hAnsi="Times New Roman" w:eastAsia="Times New Roman"/>
                 <w:b w:val="0"/>
-                <w:sz w:val="15"/>
+                <w:sz w:val="19"/>
               </w:rPr>
               <w:t>0.9980</w:t>
             </w:r>
@@ -7365,7 +7365,7 @@
               <w:rPr>
                 <w:rFonts w:ascii="Times New Roman" w:hAnsi="Times New Roman" w:eastAsia="Times New Roman"/>
                 <w:b w:val="0"/>
-                <w:sz w:val="15"/>
+                <w:sz w:val="19"/>
               </w:rPr>
               <w:t>0.00002</w:t>
             </w:r>
@@ -7385,7 +7385,7 @@
               <w:rPr>
                 <w:rFonts w:ascii="Times New Roman" w:hAnsi="Times New Roman" w:eastAsia="Times New Roman"/>
                 <w:b w:val="0"/>
-                <w:sz w:val="15"/>
+                <w:sz w:val="19"/>
               </w:rPr>
               <w:t>32</w:t>
             </w:r>
@@ -7405,7 +7405,7 @@
               <w:rPr>
                 <w:rFonts w:ascii="Times New Roman" w:hAnsi="Times New Roman" w:eastAsia="Times New Roman"/>
                 <w:b w:val="0"/>
-                <w:sz w:val="15"/>
+                <w:sz w:val="19"/>
               </w:rPr>
               <w:t>0.01</w:t>
             </w:r>
@@ -7425,7 +7425,7 @@
               <w:rPr>
                 <w:rFonts w:ascii="Times New Roman" w:hAnsi="Times New Roman" w:eastAsia="Times New Roman"/>
                 <w:b w:val="0"/>
-                <w:sz w:val="15"/>
+                <w:sz w:val="19"/>
               </w:rPr>
               <w:t>0.9930</w:t>
             </w:r>
@@ -7445,7 +7445,7 @@
               <w:rPr>
                 <w:rFonts w:ascii="Times New Roman" w:hAnsi="Times New Roman" w:eastAsia="Times New Roman"/>
                 <w:b w:val="0"/>
-                <w:sz w:val="15"/>
+                <w:sz w:val="19"/>
               </w:rPr>
               <w:t>0.9930</w:t>
             </w:r>
@@ -7465,7 +7465,7 @@
               <w:rPr>
                 <w:rFonts w:ascii="Times New Roman" w:hAnsi="Times New Roman" w:eastAsia="Times New Roman"/>
                 <w:b w:val="0"/>
-                <w:sz w:val="15"/>
+                <w:sz w:val="19"/>
               </w:rPr>
               <w:t>0.9930</w:t>
             </w:r>
@@ -7485,7 +7485,7 @@
               <w:rPr>
                 <w:rFonts w:ascii="Times New Roman" w:hAnsi="Times New Roman" w:eastAsia="Times New Roman"/>
                 <w:b w:val="0"/>
-                <w:sz w:val="15"/>
+                <w:sz w:val="19"/>
               </w:rPr>
               <w:t>0.9930</w:t>
             </w:r>
@@ -7505,7 +7505,7 @@
               <w:rPr>
                 <w:rFonts w:ascii="Times New Roman" w:hAnsi="Times New Roman" w:eastAsia="Times New Roman"/>
                 <w:b w:val="0"/>
-                <w:sz w:val="15"/>
+                <w:sz w:val="19"/>
               </w:rPr>
               <w:t>0.9953</w:t>
             </w:r>
@@ -7525,7 +7525,7 @@
               <w:rPr>
                 <w:rFonts w:ascii="Times New Roman" w:hAnsi="Times New Roman" w:eastAsia="Times New Roman"/>
                 <w:b w:val="0"/>
-                <w:sz w:val="15"/>
+                <w:sz w:val="19"/>
               </w:rPr>
               <w:t>0.9954</w:t>
             </w:r>
@@ -7545,7 +7545,7 @@
               <w:rPr>
                 <w:rFonts w:ascii="Times New Roman" w:hAnsi="Times New Roman" w:eastAsia="Times New Roman"/>
                 <w:b w:val="0"/>
-                <w:sz w:val="15"/>
+                <w:sz w:val="19"/>
               </w:rPr>
               <w:t>0.9953</w:t>
             </w:r>
@@ -7565,7 +7565,7 @@
               <w:rPr>
                 <w:rFonts w:ascii="Times New Roman" w:hAnsi="Times New Roman" w:eastAsia="Times New Roman"/>
                 <w:b w:val="0"/>
-                <w:sz w:val="15"/>
+                <w:sz w:val="19"/>
               </w:rPr>
               <w:t>0.9953</w:t>
             </w:r>
@@ -7590,7 +7590,7 @@
               <w:rPr>
                 <w:rFonts w:ascii="Times New Roman" w:hAnsi="Times New Roman" w:eastAsia="Times New Roman"/>
                 <w:b w:val="0"/>
-                <w:sz w:val="15"/>
+                <w:sz w:val="19"/>
               </w:rPr>
               <w:t>0.00003</w:t>
             </w:r>
@@ -7610,7 +7610,7 @@
               <w:rPr>
                 <w:rFonts w:ascii="Times New Roman" w:hAnsi="Times New Roman" w:eastAsia="Times New Roman"/>
                 <w:b w:val="0"/>
-                <w:sz w:val="15"/>
+                <w:sz w:val="19"/>
               </w:rPr>
               <w:t>32</w:t>
             </w:r>
@@ -7630,7 +7630,7 @@
               <w:rPr>
                 <w:rFonts w:ascii="Times New Roman" w:hAnsi="Times New Roman" w:eastAsia="Times New Roman"/>
                 <w:b w:val="0"/>
-                <w:sz w:val="15"/>
+                <w:sz w:val="19"/>
               </w:rPr>
               <w:t>0.01</w:t>
             </w:r>
@@ -7650,7 +7650,7 @@
               <w:rPr>
                 <w:rFonts w:ascii="Times New Roman" w:hAnsi="Times New Roman" w:eastAsia="Times New Roman"/>
                 <w:b w:val="0"/>
-                <w:sz w:val="15"/>
+                <w:sz w:val="19"/>
               </w:rPr>
               <w:t>0.9920</w:t>
             </w:r>
@@ -7670,7 +7670,7 @@
               <w:rPr>
                 <w:rFonts w:ascii="Times New Roman" w:hAnsi="Times New Roman" w:eastAsia="Times New Roman"/>
                 <w:b w:val="0"/>
-                <w:sz w:val="15"/>
+                <w:sz w:val="19"/>
               </w:rPr>
               <w:t>0.9921</w:t>
             </w:r>
@@ -7690,7 +7690,7 @@
               <w:rPr>
                 <w:rFonts w:ascii="Times New Roman" w:hAnsi="Times New Roman" w:eastAsia="Times New Roman"/>
                 <w:b w:val="0"/>
-                <w:sz w:val="15"/>
+                <w:sz w:val="19"/>
               </w:rPr>
               <w:t>0.9920</w:t>
             </w:r>
@@ -7710,7 +7710,7 @@
               <w:rPr>
                 <w:rFonts w:ascii="Times New Roman" w:hAnsi="Times New Roman" w:eastAsia="Times New Roman"/>
                 <w:b w:val="0"/>
-                <w:sz w:val="15"/>
+                <w:sz w:val="19"/>
               </w:rPr>
               <w:t>0.9920</w:t>
             </w:r>
@@ -7730,7 +7730,7 @@
               <w:rPr>
                 <w:rFonts w:ascii="Times New Roman" w:hAnsi="Times New Roman" w:eastAsia="Times New Roman"/>
                 <w:b w:val="0"/>
-                <w:sz w:val="15"/>
+                <w:sz w:val="19"/>
               </w:rPr>
               <w:t>0.9964</w:t>
             </w:r>
@@ -7750,7 +7750,7 @@
               <w:rPr>
                 <w:rFonts w:ascii="Times New Roman" w:hAnsi="Times New Roman" w:eastAsia="Times New Roman"/>
                 <w:b w:val="0"/>
-                <w:sz w:val="15"/>
+                <w:sz w:val="19"/>
               </w:rPr>
               <w:t>0.9964</w:t>
             </w:r>
@@ -7770,7 +7770,7 @@
               <w:rPr>
                 <w:rFonts w:ascii="Times New Roman" w:hAnsi="Times New Roman" w:eastAsia="Times New Roman"/>
                 <w:b w:val="0"/>
-                <w:sz w:val="15"/>
+                <w:sz w:val="19"/>
               </w:rPr>
               <w:t>0.9964</w:t>
             </w:r>
@@ -7790,7 +7790,7 @@
               <w:rPr>
                 <w:rFonts w:ascii="Times New Roman" w:hAnsi="Times New Roman" w:eastAsia="Times New Roman"/>
                 <w:b w:val="0"/>
-                <w:sz w:val="15"/>
+                <w:sz w:val="19"/>
               </w:rPr>
               <w:t>0.9964</w:t>
             </w:r>
@@ -7815,7 +7815,7 @@
               <w:rPr>
                 <w:rFonts w:ascii="Times New Roman" w:hAnsi="Times New Roman" w:eastAsia="Times New Roman"/>
                 <w:b w:val="0"/>
-                <w:sz w:val="15"/>
+                <w:sz w:val="19"/>
               </w:rPr>
               <w:t>0.00002</w:t>
             </w:r>
@@ -7835,7 +7835,7 @@
               <w:rPr>
                 <w:rFonts w:ascii="Times New Roman" w:hAnsi="Times New Roman" w:eastAsia="Times New Roman"/>
                 <w:b w:val="0"/>
-                <w:sz w:val="15"/>
+                <w:sz w:val="19"/>
               </w:rPr>
               <w:t>16</w:t>
             </w:r>
@@ -7855,7 +7855,7 @@
               <w:rPr>
                 <w:rFonts w:ascii="Times New Roman" w:hAnsi="Times New Roman" w:eastAsia="Times New Roman"/>
                 <w:b w:val="0"/>
-                <w:sz w:val="15"/>
+                <w:sz w:val="19"/>
               </w:rPr>
               <w:t>0.1</w:t>
             </w:r>
@@ -7875,7 +7875,7 @@
               <w:rPr>
                 <w:rFonts w:ascii="Times New Roman" w:hAnsi="Times New Roman" w:eastAsia="Times New Roman"/>
                 <w:b w:val="0"/>
-                <w:sz w:val="15"/>
+                <w:sz w:val="19"/>
               </w:rPr>
               <w:t>0.9940</w:t>
             </w:r>
@@ -7895,7 +7895,7 @@
               <w:rPr>
                 <w:rFonts w:ascii="Times New Roman" w:hAnsi="Times New Roman" w:eastAsia="Times New Roman"/>
                 <w:b w:val="0"/>
-                <w:sz w:val="15"/>
+                <w:sz w:val="19"/>
               </w:rPr>
               <w:t>0.9940</w:t>
             </w:r>
@@ -7915,7 +7915,7 @@
               <w:rPr>
                 <w:rFonts w:ascii="Times New Roman" w:hAnsi="Times New Roman" w:eastAsia="Times New Roman"/>
                 <w:b w:val="0"/>
-                <w:sz w:val="15"/>
+                <w:sz w:val="19"/>
               </w:rPr>
               <w:t>0.9940</w:t>
             </w:r>
@@ -7935,7 +7935,7 @@
               <w:rPr>
                 <w:rFonts w:ascii="Times New Roman" w:hAnsi="Times New Roman" w:eastAsia="Times New Roman"/>
                 <w:b w:val="0"/>
-                <w:sz w:val="15"/>
+                <w:sz w:val="19"/>
               </w:rPr>
               <w:t>0.9940</w:t>
             </w:r>
@@ -7955,7 +7955,7 @@
               <w:rPr>
                 <w:rFonts w:ascii="Times New Roman" w:hAnsi="Times New Roman" w:eastAsia="Times New Roman"/>
                 <w:b w:val="0"/>
-                <w:sz w:val="15"/>
+                <w:sz w:val="19"/>
               </w:rPr>
               <w:t>0.9952</w:t>
             </w:r>
@@ -7975,7 +7975,7 @@
               <w:rPr>
                 <w:rFonts w:ascii="Times New Roman" w:hAnsi="Times New Roman" w:eastAsia="Times New Roman"/>
                 <w:b w:val="0"/>
-                <w:sz w:val="15"/>
+                <w:sz w:val="19"/>
               </w:rPr>
               <w:t>0.9952</w:t>
             </w:r>
@@ -7995,7 +7995,7 @@
               <w:rPr>
                 <w:rFonts w:ascii="Times New Roman" w:hAnsi="Times New Roman" w:eastAsia="Times New Roman"/>
                 <w:b w:val="0"/>
-                <w:sz w:val="15"/>
+                <w:sz w:val="19"/>
               </w:rPr>
               <w:t>0.9952</w:t>
             </w:r>
@@ -8015,7 +8015,7 @@
               <w:rPr>
                 <w:rFonts w:ascii="Times New Roman" w:hAnsi="Times New Roman" w:eastAsia="Times New Roman"/>
                 <w:b w:val="0"/>
-                <w:sz w:val="15"/>
+                <w:sz w:val="19"/>
               </w:rPr>
               <w:t>0.9952</w:t>
             </w:r>
@@ -8040,7 +8040,7 @@
               <w:rPr>
                 <w:rFonts w:ascii="Times New Roman" w:hAnsi="Times New Roman" w:eastAsia="Times New Roman"/>
                 <w:b w:val="0"/>
-                <w:sz w:val="15"/>
+                <w:sz w:val="19"/>
               </w:rPr>
               <w:t>0.00003</w:t>
             </w:r>
@@ -8060,7 +8060,7 @@
               <w:rPr>
                 <w:rFonts w:ascii="Times New Roman" w:hAnsi="Times New Roman" w:eastAsia="Times New Roman"/>
                 <w:b w:val="0"/>
-                <w:sz w:val="15"/>
+                <w:sz w:val="19"/>
               </w:rPr>
               <w:t>16</w:t>
             </w:r>
@@ -8080,7 +8080,7 @@
               <w:rPr>
                 <w:rFonts w:ascii="Times New Roman" w:hAnsi="Times New Roman" w:eastAsia="Times New Roman"/>
                 <w:b w:val="0"/>
-                <w:sz w:val="15"/>
+                <w:sz w:val="19"/>
               </w:rPr>
               <w:t>0.1</w:t>
             </w:r>
@@ -8100,7 +8100,7 @@
               <w:rPr>
                 <w:rFonts w:ascii="Times New Roman" w:hAnsi="Times New Roman" w:eastAsia="Times New Roman"/>
                 <w:b w:val="0"/>
-                <w:sz w:val="15"/>
+                <w:sz w:val="19"/>
               </w:rPr>
               <w:t>0.9940</w:t>
             </w:r>
@@ -8120,7 +8120,7 @@
               <w:rPr>
                 <w:rFonts w:ascii="Times New Roman" w:hAnsi="Times New Roman" w:eastAsia="Times New Roman"/>
                 <w:b w:val="0"/>
-                <w:sz w:val="15"/>
+                <w:sz w:val="19"/>
               </w:rPr>
               <w:t>0.9940</w:t>
             </w:r>
@@ -8140,7 +8140,7 @@
               <w:rPr>
                 <w:rFonts w:ascii="Times New Roman" w:hAnsi="Times New Roman" w:eastAsia="Times New Roman"/>
                 <w:b w:val="0"/>
-                <w:sz w:val="15"/>
+                <w:sz w:val="19"/>
               </w:rPr>
               <w:t>0.9940</w:t>
             </w:r>
@@ -8160,7 +8160,7 @@
               <w:rPr>
                 <w:rFonts w:ascii="Times New Roman" w:hAnsi="Times New Roman" w:eastAsia="Times New Roman"/>
                 <w:b w:val="0"/>
-                <w:sz w:val="15"/>
+                <w:sz w:val="19"/>
               </w:rPr>
               <w:t>0.9940</w:t>
             </w:r>
@@ -8180,7 +8180,7 @@
               <w:rPr>
                 <w:rFonts w:ascii="Times New Roman" w:hAnsi="Times New Roman" w:eastAsia="Times New Roman"/>
                 <w:b w:val="0"/>
-                <w:sz w:val="15"/>
+                <w:sz w:val="19"/>
               </w:rPr>
               <w:t>0.9972</w:t>
             </w:r>
@@ -8200,7 +8200,7 @@
               <w:rPr>
                 <w:rFonts w:ascii="Times New Roman" w:hAnsi="Times New Roman" w:eastAsia="Times New Roman"/>
                 <w:b w:val="0"/>
-                <w:sz w:val="15"/>
+                <w:sz w:val="19"/>
               </w:rPr>
               <w:t>0.9972</w:t>
             </w:r>
@@ -8220,7 +8220,7 @@
               <w:rPr>
                 <w:rFonts w:ascii="Times New Roman" w:hAnsi="Times New Roman" w:eastAsia="Times New Roman"/>
                 <w:b w:val="0"/>
-                <w:sz w:val="15"/>
+                <w:sz w:val="19"/>
               </w:rPr>
               <w:t>0.9972</w:t>
             </w:r>
@@ -8240,7 +8240,7 @@
               <w:rPr>
                 <w:rFonts w:ascii="Times New Roman" w:hAnsi="Times New Roman" w:eastAsia="Times New Roman"/>
                 <w:b w:val="0"/>
-                <w:sz w:val="15"/>
+                <w:sz w:val="19"/>
               </w:rPr>
               <w:t>0.9972</w:t>
             </w:r>
@@ -8265,7 +8265,7 @@
               <w:rPr>
                 <w:rFonts w:ascii="Times New Roman" w:hAnsi="Times New Roman" w:eastAsia="Times New Roman"/>
                 <w:b w:val="0"/>
-                <w:sz w:val="15"/>
+                <w:sz w:val="19"/>
               </w:rPr>
               <w:t>0.00002</w:t>
             </w:r>
@@ -8285,7 +8285,7 @@
               <w:rPr>
                 <w:rFonts w:ascii="Times New Roman" w:hAnsi="Times New Roman" w:eastAsia="Times New Roman"/>
                 <w:b w:val="0"/>
-                <w:sz w:val="15"/>
+                <w:sz w:val="19"/>
               </w:rPr>
               <w:t>32</w:t>
             </w:r>
@@ -8305,7 +8305,7 @@
               <w:rPr>
                 <w:rFonts w:ascii="Times New Roman" w:hAnsi="Times New Roman" w:eastAsia="Times New Roman"/>
                 <w:b w:val="0"/>
-                <w:sz w:val="15"/>
+                <w:sz w:val="19"/>
               </w:rPr>
               <w:t>0.1</w:t>
             </w:r>
@@ -8325,7 +8325,7 @@
               <w:rPr>
                 <w:rFonts w:ascii="Times New Roman" w:hAnsi="Times New Roman" w:eastAsia="Times New Roman"/>
                 <w:b w:val="0"/>
-                <w:sz w:val="15"/>
+                <w:sz w:val="19"/>
               </w:rPr>
               <w:t>0.9934</w:t>
             </w:r>
@@ -8345,7 +8345,7 @@
               <w:rPr>
                 <w:rFonts w:ascii="Times New Roman" w:hAnsi="Times New Roman" w:eastAsia="Times New Roman"/>
                 <w:b w:val="0"/>
-                <w:sz w:val="15"/>
+                <w:sz w:val="19"/>
               </w:rPr>
               <w:t>0.9934</w:t>
             </w:r>
@@ -8365,7 +8365,7 @@
               <w:rPr>
                 <w:rFonts w:ascii="Times New Roman" w:hAnsi="Times New Roman" w:eastAsia="Times New Roman"/>
                 <w:b w:val="0"/>
-                <w:sz w:val="15"/>
+                <w:sz w:val="19"/>
               </w:rPr>
               <w:t>0.9934</w:t>
             </w:r>
@@ -8385,7 +8385,7 @@
               <w:rPr>
                 <w:rFonts w:ascii="Times New Roman" w:hAnsi="Times New Roman" w:eastAsia="Times New Roman"/>
                 <w:b w:val="0"/>
-                <w:sz w:val="15"/>
+                <w:sz w:val="19"/>
               </w:rPr>
               <w:t>0.9934</w:t>
             </w:r>
@@ -8405,7 +8405,7 @@
               <w:rPr>
                 <w:rFonts w:ascii="Times New Roman" w:hAnsi="Times New Roman" w:eastAsia="Times New Roman"/>
                 <w:b w:val="0"/>
-                <w:sz w:val="15"/>
+                <w:sz w:val="19"/>
               </w:rPr>
               <w:t>0.9964</w:t>
             </w:r>
@@ -8425,7 +8425,7 @@
               <w:rPr>
                 <w:rFonts w:ascii="Times New Roman" w:hAnsi="Times New Roman" w:eastAsia="Times New Roman"/>
                 <w:b w:val="0"/>
-                <w:sz w:val="15"/>
+                <w:sz w:val="19"/>
               </w:rPr>
               <w:t>0.9964</w:t>
             </w:r>
@@ -8445,7 +8445,7 @@
               <w:rPr>
                 <w:rFonts w:ascii="Times New Roman" w:hAnsi="Times New Roman" w:eastAsia="Times New Roman"/>
                 <w:b w:val="0"/>
-                <w:sz w:val="15"/>
+                <w:sz w:val="19"/>
               </w:rPr>
               <w:t>0.9964</w:t>
             </w:r>
@@ -8465,7 +8465,7 @@
               <w:rPr>
                 <w:rFonts w:ascii="Times New Roman" w:hAnsi="Times New Roman" w:eastAsia="Times New Roman"/>
                 <w:b w:val="0"/>
-                <w:sz w:val="15"/>
+                <w:sz w:val="19"/>
               </w:rPr>
               <w:t>0.9964</w:t>
             </w:r>
@@ -8490,7 +8490,7 @@
               <w:rPr>
                 <w:rFonts w:ascii="Times New Roman" w:hAnsi="Times New Roman" w:eastAsia="Times New Roman"/>
                 <w:b w:val="0"/>
-                <w:sz w:val="15"/>
+                <w:sz w:val="19"/>
               </w:rPr>
               <w:t>0.00003</w:t>
             </w:r>
@@ -8510,7 +8510,7 @@
               <w:rPr>
                 <w:rFonts w:ascii="Times New Roman" w:hAnsi="Times New Roman" w:eastAsia="Times New Roman"/>
                 <w:b w:val="0"/>
-                <w:sz w:val="15"/>
+                <w:sz w:val="19"/>
               </w:rPr>
               <w:t>32</w:t>
             </w:r>
@@ -8530,7 +8530,7 @@
               <w:rPr>
                 <w:rFonts w:ascii="Times New Roman" w:hAnsi="Times New Roman" w:eastAsia="Times New Roman"/>
                 <w:b w:val="0"/>
-                <w:sz w:val="15"/>
+                <w:sz w:val="19"/>
               </w:rPr>
               <w:t>0.1</w:t>
             </w:r>
@@ -8550,7 +8550,7 @@
               <w:rPr>
                 <w:rFonts w:ascii="Times New Roman" w:hAnsi="Times New Roman" w:eastAsia="Times New Roman"/>
                 <w:b w:val="0"/>
-                <w:sz w:val="15"/>
+                <w:sz w:val="19"/>
               </w:rPr>
               <w:t>0.9949</w:t>
             </w:r>
@@ -8570,7 +8570,7 @@
               <w:rPr>
                 <w:rFonts w:ascii="Times New Roman" w:hAnsi="Times New Roman" w:eastAsia="Times New Roman"/>
                 <w:b w:val="0"/>
-                <w:sz w:val="15"/>
+                <w:sz w:val="19"/>
               </w:rPr>
               <w:t>0.9949</w:t>
             </w:r>
@@ -8590,7 +8590,7 @@
               <w:rPr>
                 <w:rFonts w:ascii="Times New Roman" w:hAnsi="Times New Roman" w:eastAsia="Times New Roman"/>
                 <w:b w:val="0"/>
-                <w:sz w:val="15"/>
+                <w:sz w:val="19"/>
               </w:rPr>
               <w:t>0.9949</w:t>
             </w:r>
@@ -8610,7 +8610,7 @@
               <w:rPr>
                 <w:rFonts w:ascii="Times New Roman" w:hAnsi="Times New Roman" w:eastAsia="Times New Roman"/>
                 <w:b w:val="0"/>
-                <w:sz w:val="15"/>
+                <w:sz w:val="19"/>
               </w:rPr>
               <w:t>0.9949</w:t>
             </w:r>
@@ -8630,7 +8630,7 @@
               <w:rPr>
                 <w:rFonts w:ascii="Times New Roman" w:hAnsi="Times New Roman" w:eastAsia="Times New Roman"/>
                 <w:b w:val="0"/>
-                <w:sz w:val="15"/>
+                <w:sz w:val="19"/>
               </w:rPr>
               <w:t>0.9966</w:t>
             </w:r>
@@ -8650,7 +8650,7 @@
               <w:rPr>
                 <w:rFonts w:ascii="Times New Roman" w:hAnsi="Times New Roman" w:eastAsia="Times New Roman"/>
                 <w:b w:val="0"/>
-                <w:sz w:val="15"/>
+                <w:sz w:val="19"/>
               </w:rPr>
               <w:t>0.9967</w:t>
             </w:r>
@@ -8670,7 +8670,7 @@
               <w:rPr>
                 <w:rFonts w:ascii="Times New Roman" w:hAnsi="Times New Roman" w:eastAsia="Times New Roman"/>
                 <w:b w:val="0"/>
-                <w:sz w:val="15"/>
+                <w:sz w:val="19"/>
               </w:rPr>
               <w:t>0.9966</w:t>
             </w:r>
@@ -8690,7 +8690,7 @@
               <w:rPr>
                 <w:rFonts w:ascii="Times New Roman" w:hAnsi="Times New Roman" w:eastAsia="Times New Roman"/>
                 <w:b w:val="0"/>
-                <w:sz w:val="15"/>
+                <w:sz w:val="19"/>
               </w:rPr>
               <w:t>0.9966</w:t>
             </w:r>
@@ -8861,7 +8861,7 @@
               <w:rPr>
                 <w:rFonts w:ascii="Times New Roman" w:hAnsi="Times New Roman" w:eastAsia="Times New Roman"/>
                 <w:b/>
-                <w:sz w:val="15"/>
+                <w:sz w:val="19"/>
               </w:rPr>
               <w:t>Dataset</w:t>
             </w:r>
@@ -8881,7 +8881,7 @@
               <w:rPr>
                 <w:rFonts w:ascii="Times New Roman" w:hAnsi="Times New Roman" w:eastAsia="Times New Roman"/>
                 <w:b/>
-                <w:sz w:val="15"/>
+                <w:sz w:val="19"/>
               </w:rPr>
               <w:t>Weight on BERT</w:t>
             </w:r>
@@ -8901,7 +8901,7 @@
               <w:rPr>
                 <w:rFonts w:ascii="Times New Roman" w:hAnsi="Times New Roman" w:eastAsia="Times New Roman"/>
                 <w:b/>
-                <w:sz w:val="15"/>
+                <w:sz w:val="19"/>
               </w:rPr>
               <w:t>Acc</w:t>
             </w:r>
@@ -8921,7 +8921,7 @@
               <w:rPr>
                 <w:rFonts w:ascii="Times New Roman" w:hAnsi="Times New Roman" w:eastAsia="Times New Roman"/>
                 <w:b/>
-                <w:sz w:val="15"/>
+                <w:sz w:val="19"/>
               </w:rPr>
               <w:t>Prec</w:t>
             </w:r>
@@ -8941,7 +8941,7 @@
               <w:rPr>
                 <w:rFonts w:ascii="Times New Roman" w:hAnsi="Times New Roman" w:eastAsia="Times New Roman"/>
                 <w:b/>
-                <w:sz w:val="15"/>
+                <w:sz w:val="19"/>
               </w:rPr>
               <w:t>Rec</w:t>
             </w:r>
@@ -8961,7 +8961,7 @@
               <w:rPr>
                 <w:rFonts w:ascii="Times New Roman" w:hAnsi="Times New Roman" w:eastAsia="Times New Roman"/>
                 <w:b/>
-                <w:sz w:val="15"/>
+                <w:sz w:val="19"/>
               </w:rPr>
               <w:t>F1</w:t>
             </w:r>
@@ -8986,7 +8986,7 @@
               <w:rPr>
                 <w:rFonts w:ascii="Times New Roman" w:hAnsi="Times New Roman" w:eastAsia="Times New Roman"/>
                 <w:b w:val="0"/>
-                <w:sz w:val="15"/>
+                <w:sz w:val="19"/>
               </w:rPr>
               <w:t>DAIGT V2</w:t>
             </w:r>
@@ -9006,7 +9006,7 @@
               <w:rPr>
                 <w:rFonts w:ascii="Times New Roman" w:hAnsi="Times New Roman" w:eastAsia="Times New Roman"/>
                 <w:b w:val="0"/>
-                <w:sz w:val="15"/>
+                <w:sz w:val="19"/>
               </w:rPr>
               <w:t>0.50</w:t>
             </w:r>
@@ -9026,7 +9026,7 @@
               <w:rPr>
                 <w:rFonts w:ascii="Times New Roman" w:hAnsi="Times New Roman" w:eastAsia="Times New Roman"/>
                 <w:b w:val="0"/>
-                <w:sz w:val="15"/>
+                <w:sz w:val="19"/>
               </w:rPr>
               <w:t>0.9936</w:t>
             </w:r>
@@ -9046,7 +9046,7 @@
               <w:rPr>
                 <w:rFonts w:ascii="Times New Roman" w:hAnsi="Times New Roman" w:eastAsia="Times New Roman"/>
                 <w:b w:val="0"/>
-                <w:sz w:val="15"/>
+                <w:sz w:val="19"/>
               </w:rPr>
               <w:t>0.9936</w:t>
             </w:r>
@@ -9066,7 +9066,7 @@
               <w:rPr>
                 <w:rFonts w:ascii="Times New Roman" w:hAnsi="Times New Roman" w:eastAsia="Times New Roman"/>
                 <w:b w:val="0"/>
-                <w:sz w:val="15"/>
+                <w:sz w:val="19"/>
               </w:rPr>
               <w:t>0.9936</w:t>
             </w:r>
@@ -9086,7 +9086,7 @@
               <w:rPr>
                 <w:rFonts w:ascii="Times New Roman" w:hAnsi="Times New Roman" w:eastAsia="Times New Roman"/>
                 <w:b w:val="0"/>
-                <w:sz w:val="15"/>
+                <w:sz w:val="19"/>
               </w:rPr>
               <w:t>0.9936</w:t>
             </w:r>
@@ -9111,7 +9111,7 @@
               <w:rPr>
                 <w:rFonts w:ascii="Times New Roman" w:hAnsi="Times New Roman" w:eastAsia="Times New Roman"/>
                 <w:b w:val="0"/>
-                <w:sz w:val="15"/>
+                <w:sz w:val="19"/>
               </w:rPr>
               <w:t>HC3</w:t>
             </w:r>
@@ -9131,7 +9131,7 @@
               <w:rPr>
                 <w:rFonts w:ascii="Times New Roman" w:hAnsi="Times New Roman" w:eastAsia="Times New Roman"/>
                 <w:b w:val="0"/>
-                <w:sz w:val="15"/>
+                <w:sz w:val="19"/>
               </w:rPr>
               <w:t>0.00</w:t>
             </w:r>
@@ -9151,7 +9151,7 @@
               <w:rPr>
                 <w:rFonts w:ascii="Times New Roman" w:hAnsi="Times New Roman" w:eastAsia="Times New Roman"/>
                 <w:b w:val="0"/>
-                <w:sz w:val="15"/>
+                <w:sz w:val="19"/>
               </w:rPr>
               <w:t>0.9972</w:t>
             </w:r>
@@ -9171,7 +9171,7 @@
               <w:rPr>
                 <w:rFonts w:ascii="Times New Roman" w:hAnsi="Times New Roman" w:eastAsia="Times New Roman"/>
                 <w:b w:val="0"/>
-                <w:sz w:val="15"/>
+                <w:sz w:val="19"/>
               </w:rPr>
               <w:t>0.9972</w:t>
             </w:r>
@@ -9191,7 +9191,7 @@
               <w:rPr>
                 <w:rFonts w:ascii="Times New Roman" w:hAnsi="Times New Roman" w:eastAsia="Times New Roman"/>
                 <w:b w:val="0"/>
-                <w:sz w:val="15"/>
+                <w:sz w:val="19"/>
               </w:rPr>
               <w:t>0.9972</w:t>
             </w:r>
@@ -9211,7 +9211,7 @@
               <w:rPr>
                 <w:rFonts w:ascii="Times New Roman" w:hAnsi="Times New Roman" w:eastAsia="Times New Roman"/>
                 <w:b w:val="0"/>
-                <w:sz w:val="15"/>
+                <w:sz w:val="19"/>
               </w:rPr>
               <w:t>0.9972</w:t>
             </w:r>
@@ -9372,7 +9372,7 @@
               <w:rPr>
                 <w:rFonts w:ascii="Times New Roman" w:hAnsi="Times New Roman" w:eastAsia="Times New Roman"/>
                 <w:b/>
-                <w:sz w:val="13"/>
+                <w:sz w:val="16"/>
               </w:rPr>
               <w:t>Model</w:t>
             </w:r>
@@ -9392,7 +9392,7 @@
               <w:rPr>
                 <w:rFonts w:ascii="Times New Roman" w:hAnsi="Times New Roman" w:eastAsia="Times New Roman"/>
                 <w:b/>
-                <w:sz w:val="13"/>
+                <w:sz w:val="16"/>
               </w:rPr>
               <w:t>Learning Rate</w:t>
             </w:r>
@@ -9412,7 +9412,7 @@
               <w:rPr>
                 <w:rFonts w:ascii="Times New Roman" w:hAnsi="Times New Roman" w:eastAsia="Times New Roman"/>
                 <w:b/>
-                <w:sz w:val="13"/>
+                <w:sz w:val="16"/>
               </w:rPr>
               <w:t>Batch Size</w:t>
             </w:r>
@@ -9432,7 +9432,7 @@
               <w:rPr>
                 <w:rFonts w:ascii="Times New Roman" w:hAnsi="Times New Roman" w:eastAsia="Times New Roman"/>
                 <w:b/>
-                <w:sz w:val="13"/>
+                <w:sz w:val="16"/>
               </w:rPr>
               <w:t>Weight Decay</w:t>
             </w:r>
@@ -9452,7 +9452,7 @@
               <w:rPr>
                 <w:rFonts w:ascii="Times New Roman" w:hAnsi="Times New Roman" w:eastAsia="Times New Roman"/>
                 <w:b/>
-                <w:sz w:val="13"/>
+                <w:sz w:val="16"/>
               </w:rPr>
               <w:t>Dataset 1 (DAIGT V2)</w:t>
             </w:r>
@@ -9472,7 +9472,7 @@
               <w:rPr>
                 <w:rFonts w:ascii="Times New Roman" w:hAnsi="Times New Roman" w:eastAsia="Times New Roman"/>
                 <w:b/>
-                <w:sz w:val="13"/>
+                <w:sz w:val="16"/>
               </w:rPr>
               <w:t>Dataset 2 (HC3)</w:t>
             </w:r>
@@ -9526,7 +9526,7 @@
               <w:rPr>
                 <w:rFonts w:ascii="Times New Roman" w:hAnsi="Times New Roman" w:eastAsia="Times New Roman"/>
                 <w:b/>
-                <w:sz w:val="13"/>
+                <w:sz w:val="16"/>
               </w:rPr>
               <w:t>Acc</w:t>
             </w:r>
@@ -9546,7 +9546,7 @@
               <w:rPr>
                 <w:rFonts w:ascii="Times New Roman" w:hAnsi="Times New Roman" w:eastAsia="Times New Roman"/>
                 <w:b/>
-                <w:sz w:val="13"/>
+                <w:sz w:val="16"/>
               </w:rPr>
               <w:t>Prec</w:t>
             </w:r>
@@ -9566,7 +9566,7 @@
               <w:rPr>
                 <w:rFonts w:ascii="Times New Roman" w:hAnsi="Times New Roman" w:eastAsia="Times New Roman"/>
                 <w:b/>
-                <w:sz w:val="13"/>
+                <w:sz w:val="16"/>
               </w:rPr>
               <w:t>Rec</w:t>
             </w:r>
@@ -9586,7 +9586,7 @@
               <w:rPr>
                 <w:rFonts w:ascii="Times New Roman" w:hAnsi="Times New Roman" w:eastAsia="Times New Roman"/>
                 <w:b/>
-                <w:sz w:val="13"/>
+                <w:sz w:val="16"/>
               </w:rPr>
               <w:t>F1</w:t>
             </w:r>
@@ -9606,7 +9606,7 @@
               <w:rPr>
                 <w:rFonts w:ascii="Times New Roman" w:hAnsi="Times New Roman" w:eastAsia="Times New Roman"/>
                 <w:b/>
-                <w:sz w:val="13"/>
+                <w:sz w:val="16"/>
               </w:rPr>
               <w:t>Acc</w:t>
             </w:r>
@@ -9626,7 +9626,7 @@
               <w:rPr>
                 <w:rFonts w:ascii="Times New Roman" w:hAnsi="Times New Roman" w:eastAsia="Times New Roman"/>
                 <w:b/>
-                <w:sz w:val="13"/>
+                <w:sz w:val="16"/>
               </w:rPr>
               <w:t>Prec</w:t>
             </w:r>
@@ -9646,7 +9646,7 @@
               <w:rPr>
                 <w:rFonts w:ascii="Times New Roman" w:hAnsi="Times New Roman" w:eastAsia="Times New Roman"/>
                 <w:b/>
-                <w:sz w:val="13"/>
+                <w:sz w:val="16"/>
               </w:rPr>
               <w:t>Rec</w:t>
             </w:r>
@@ -9666,7 +9666,7 @@
               <w:rPr>
                 <w:rFonts w:ascii="Times New Roman" w:hAnsi="Times New Roman" w:eastAsia="Times New Roman"/>
                 <w:b/>
-                <w:sz w:val="13"/>
+                <w:sz w:val="16"/>
               </w:rPr>
               <w:t>F1</w:t>
             </w:r>
@@ -9691,7 +9691,7 @@
               <w:rPr>
                 <w:rFonts w:ascii="Times New Roman" w:hAnsi="Times New Roman" w:eastAsia="Times New Roman"/>
                 <w:b w:val="0"/>
-                <w:sz w:val="13"/>
+                <w:sz w:val="16"/>
               </w:rPr>
               <w:t>BERT</w:t>
             </w:r>
@@ -9711,7 +9711,7 @@
               <w:rPr>
                 <w:rFonts w:ascii="Times New Roman" w:hAnsi="Times New Roman" w:eastAsia="Times New Roman"/>
                 <w:b w:val="0"/>
-                <w:sz w:val="13"/>
+                <w:sz w:val="16"/>
               </w:rPr>
               <w:t>0.00002</w:t>
             </w:r>
@@ -9731,7 +9731,7 @@
               <w:rPr>
                 <w:rFonts w:ascii="Times New Roman" w:hAnsi="Times New Roman" w:eastAsia="Times New Roman"/>
                 <w:b w:val="0"/>
-                <w:sz w:val="13"/>
+                <w:sz w:val="16"/>
               </w:rPr>
               <w:t>16</w:t>
             </w:r>
@@ -9751,7 +9751,7 @@
               <w:rPr>
                 <w:rFonts w:ascii="Times New Roman" w:hAnsi="Times New Roman" w:eastAsia="Times New Roman"/>
                 <w:b w:val="0"/>
-                <w:sz w:val="13"/>
+                <w:sz w:val="16"/>
               </w:rPr>
               <w:t>0.01</w:t>
             </w:r>
@@ -9771,7 +9771,7 @@
               <w:rPr>
                 <w:rFonts w:ascii="Times New Roman" w:hAnsi="Times New Roman" w:eastAsia="Times New Roman"/>
                 <w:b w:val="0"/>
-                <w:sz w:val="13"/>
+                <w:sz w:val="16"/>
               </w:rPr>
               <w:t>0.9920</w:t>
             </w:r>
@@ -9791,7 +9791,7 @@
               <w:rPr>
                 <w:rFonts w:ascii="Times New Roman" w:hAnsi="Times New Roman" w:eastAsia="Times New Roman"/>
                 <w:b w:val="0"/>
-                <w:sz w:val="13"/>
+                <w:sz w:val="16"/>
               </w:rPr>
               <w:t>0.9920</w:t>
             </w:r>
@@ -9811,7 +9811,7 @@
               <w:rPr>
                 <w:rFonts w:ascii="Times New Roman" w:hAnsi="Times New Roman" w:eastAsia="Times New Roman"/>
                 <w:b w:val="0"/>
-                <w:sz w:val="13"/>
+                <w:sz w:val="16"/>
               </w:rPr>
               <w:t>0.9920</w:t>
             </w:r>
@@ -9831,7 +9831,7 @@
               <w:rPr>
                 <w:rFonts w:ascii="Times New Roman" w:hAnsi="Times New Roman" w:eastAsia="Times New Roman"/>
                 <w:b w:val="0"/>
-                <w:sz w:val="13"/>
+                <w:sz w:val="16"/>
               </w:rPr>
               <w:t>0.9920</w:t>
             </w:r>
@@ -9851,7 +9851,7 @@
               <w:rPr>
                 <w:rFonts w:ascii="Times New Roman" w:hAnsi="Times New Roman" w:eastAsia="Times New Roman"/>
                 <w:b w:val="0"/>
-                <w:sz w:val="13"/>
+                <w:sz w:val="16"/>
               </w:rPr>
               <w:t>0.9910</w:t>
             </w:r>
@@ -9871,7 +9871,7 @@
               <w:rPr>
                 <w:rFonts w:ascii="Times New Roman" w:hAnsi="Times New Roman" w:eastAsia="Times New Roman"/>
                 <w:b w:val="0"/>
-                <w:sz w:val="13"/>
+                <w:sz w:val="16"/>
               </w:rPr>
               <w:t>0.9911</w:t>
             </w:r>
@@ -9891,7 +9891,7 @@
               <w:rPr>
                 <w:rFonts w:ascii="Times New Roman" w:hAnsi="Times New Roman" w:eastAsia="Times New Roman"/>
                 <w:b w:val="0"/>
-                <w:sz w:val="13"/>
+                <w:sz w:val="16"/>
               </w:rPr>
               <w:t>0.9910</w:t>
             </w:r>
@@ -9911,7 +9911,7 @@
               <w:rPr>
                 <w:rFonts w:ascii="Times New Roman" w:hAnsi="Times New Roman" w:eastAsia="Times New Roman"/>
                 <w:b w:val="0"/>
-                <w:sz w:val="13"/>
+                <w:sz w:val="16"/>
               </w:rPr>
               <w:t>0.9910</w:t>
             </w:r>
@@ -9943,7 +9943,7 @@
               <w:rPr>
                 <w:rFonts w:ascii="Times New Roman" w:hAnsi="Times New Roman" w:eastAsia="Times New Roman"/>
                 <w:b w:val="0"/>
-                <w:sz w:val="13"/>
+                <w:sz w:val="16"/>
               </w:rPr>
               <w:t>0.00003</w:t>
             </w:r>
@@ -9963,7 +9963,7 @@
               <w:rPr>
                 <w:rFonts w:ascii="Times New Roman" w:hAnsi="Times New Roman" w:eastAsia="Times New Roman"/>
                 <w:b w:val="0"/>
-                <w:sz w:val="13"/>
+                <w:sz w:val="16"/>
               </w:rPr>
               <w:t>16</w:t>
             </w:r>
@@ -9983,7 +9983,7 @@
               <w:rPr>
                 <w:rFonts w:ascii="Times New Roman" w:hAnsi="Times New Roman" w:eastAsia="Times New Roman"/>
                 <w:b w:val="0"/>
-                <w:sz w:val="13"/>
+                <w:sz w:val="16"/>
               </w:rPr>
               <w:t>0.01</w:t>
             </w:r>
@@ -10003,7 +10003,7 @@
               <w:rPr>
                 <w:rFonts w:ascii="Times New Roman" w:hAnsi="Times New Roman" w:eastAsia="Times New Roman"/>
                 <w:b w:val="0"/>
-                <w:sz w:val="13"/>
+                <w:sz w:val="16"/>
               </w:rPr>
               <w:t>0.9954</w:t>
             </w:r>
@@ -10023,7 +10023,7 @@
               <w:rPr>
                 <w:rFonts w:ascii="Times New Roman" w:hAnsi="Times New Roman" w:eastAsia="Times New Roman"/>
                 <w:b w:val="0"/>
-                <w:sz w:val="13"/>
+                <w:sz w:val="16"/>
               </w:rPr>
               <w:t>0.9954</w:t>
             </w:r>
@@ -10043,7 +10043,7 @@
               <w:rPr>
                 <w:rFonts w:ascii="Times New Roman" w:hAnsi="Times New Roman" w:eastAsia="Times New Roman"/>
                 <w:b w:val="0"/>
-                <w:sz w:val="13"/>
+                <w:sz w:val="16"/>
               </w:rPr>
               <w:t>0.9954</w:t>
             </w:r>
@@ -10063,7 +10063,7 @@
               <w:rPr>
                 <w:rFonts w:ascii="Times New Roman" w:hAnsi="Times New Roman" w:eastAsia="Times New Roman"/>
                 <w:b w:val="0"/>
-                <w:sz w:val="13"/>
+                <w:sz w:val="16"/>
               </w:rPr>
               <w:t>0.9954</w:t>
             </w:r>
@@ -10083,7 +10083,7 @@
               <w:rPr>
                 <w:rFonts w:ascii="Times New Roman" w:hAnsi="Times New Roman" w:eastAsia="Times New Roman"/>
                 <w:b w:val="0"/>
-                <w:sz w:val="13"/>
+                <w:sz w:val="16"/>
               </w:rPr>
               <w:t>0.9940</w:t>
             </w:r>
@@ -10103,7 +10103,7 @@
               <w:rPr>
                 <w:rFonts w:ascii="Times New Roman" w:hAnsi="Times New Roman" w:eastAsia="Times New Roman"/>
                 <w:b w:val="0"/>
-                <w:sz w:val="13"/>
+                <w:sz w:val="16"/>
               </w:rPr>
               <w:t>0.9941</w:t>
             </w:r>
@@ -10123,7 +10123,7 @@
               <w:rPr>
                 <w:rFonts w:ascii="Times New Roman" w:hAnsi="Times New Roman" w:eastAsia="Times New Roman"/>
                 <w:b w:val="0"/>
-                <w:sz w:val="13"/>
+                <w:sz w:val="16"/>
               </w:rPr>
               <w:t>0.9940</w:t>
             </w:r>
@@ -10143,7 +10143,7 @@
               <w:rPr>
                 <w:rFonts w:ascii="Times New Roman" w:hAnsi="Times New Roman" w:eastAsia="Times New Roman"/>
                 <w:b w:val="0"/>
-                <w:sz w:val="13"/>
+                <w:sz w:val="16"/>
               </w:rPr>
               <w:t>0.9940</w:t>
             </w:r>
@@ -10175,7 +10175,7 @@
               <w:rPr>
                 <w:rFonts w:ascii="Times New Roman" w:hAnsi="Times New Roman" w:eastAsia="Times New Roman"/>
                 <w:b w:val="0"/>
-                <w:sz w:val="13"/>
+                <w:sz w:val="16"/>
               </w:rPr>
               <w:t>0.00002</w:t>
             </w:r>
@@ -10195,7 +10195,7 @@
               <w:rPr>
                 <w:rFonts w:ascii="Times New Roman" w:hAnsi="Times New Roman" w:eastAsia="Times New Roman"/>
                 <w:b w:val="0"/>
-                <w:sz w:val="13"/>
+                <w:sz w:val="16"/>
               </w:rPr>
               <w:t>32</w:t>
             </w:r>
@@ -10215,7 +10215,7 @@
               <w:rPr>
                 <w:rFonts w:ascii="Times New Roman" w:hAnsi="Times New Roman" w:eastAsia="Times New Roman"/>
                 <w:b w:val="0"/>
-                <w:sz w:val="13"/>
+                <w:sz w:val="16"/>
               </w:rPr>
               <w:t>0.01</w:t>
             </w:r>
@@ -10235,7 +10235,7 @@
               <w:rPr>
                 <w:rFonts w:ascii="Times New Roman" w:hAnsi="Times New Roman" w:eastAsia="Times New Roman"/>
                 <w:b w:val="0"/>
-                <w:sz w:val="13"/>
+                <w:sz w:val="16"/>
               </w:rPr>
               <w:t>0.9936</w:t>
             </w:r>
@@ -10255,7 +10255,7 @@
               <w:rPr>
                 <w:rFonts w:ascii="Times New Roman" w:hAnsi="Times New Roman" w:eastAsia="Times New Roman"/>
                 <w:b w:val="0"/>
-                <w:sz w:val="13"/>
+                <w:sz w:val="16"/>
               </w:rPr>
               <w:t>0.9936</w:t>
             </w:r>
@@ -10275,7 +10275,7 @@
               <w:rPr>
                 <w:rFonts w:ascii="Times New Roman" w:hAnsi="Times New Roman" w:eastAsia="Times New Roman"/>
                 <w:b w:val="0"/>
-                <w:sz w:val="13"/>
+                <w:sz w:val="16"/>
               </w:rPr>
               <w:t>0.9936</w:t>
             </w:r>
@@ -10295,7 +10295,7 @@
               <w:rPr>
                 <w:rFonts w:ascii="Times New Roman" w:hAnsi="Times New Roman" w:eastAsia="Times New Roman"/>
                 <w:b w:val="0"/>
-                <w:sz w:val="13"/>
+                <w:sz w:val="16"/>
               </w:rPr>
               <w:t>0.9936</w:t>
             </w:r>
@@ -10315,7 +10315,7 @@
               <w:rPr>
                 <w:rFonts w:ascii="Times New Roman" w:hAnsi="Times New Roman" w:eastAsia="Times New Roman"/>
                 <w:b w:val="0"/>
-                <w:sz w:val="13"/>
+                <w:sz w:val="16"/>
               </w:rPr>
               <w:t>0.9944</w:t>
             </w:r>
@@ -10335,7 +10335,7 @@
               <w:rPr>
                 <w:rFonts w:ascii="Times New Roman" w:hAnsi="Times New Roman" w:eastAsia="Times New Roman"/>
                 <w:b w:val="0"/>
-                <w:sz w:val="13"/>
+                <w:sz w:val="16"/>
               </w:rPr>
               <w:t>0.9944</w:t>
             </w:r>
@@ -10355,7 +10355,7 @@
               <w:rPr>
                 <w:rFonts w:ascii="Times New Roman" w:hAnsi="Times New Roman" w:eastAsia="Times New Roman"/>
                 <w:b w:val="0"/>
-                <w:sz w:val="13"/>
+                <w:sz w:val="16"/>
               </w:rPr>
               <w:t>0.9944</w:t>
             </w:r>
@@ -10375,7 +10375,7 @@
               <w:rPr>
                 <w:rFonts w:ascii="Times New Roman" w:hAnsi="Times New Roman" w:eastAsia="Times New Roman"/>
                 <w:b w:val="0"/>
-                <w:sz w:val="13"/>
+                <w:sz w:val="16"/>
               </w:rPr>
               <w:t>0.9944</w:t>
             </w:r>
@@ -10407,7 +10407,7 @@
               <w:rPr>
                 <w:rFonts w:ascii="Times New Roman" w:hAnsi="Times New Roman" w:eastAsia="Times New Roman"/>
                 <w:b w:val="0"/>
-                <w:sz w:val="13"/>
+                <w:sz w:val="16"/>
               </w:rPr>
               <w:t>0.00003</w:t>
             </w:r>
@@ -10427,7 +10427,7 @@
               <w:rPr>
                 <w:rFonts w:ascii="Times New Roman" w:hAnsi="Times New Roman" w:eastAsia="Times New Roman"/>
                 <w:b w:val="0"/>
-                <w:sz w:val="13"/>
+                <w:sz w:val="16"/>
               </w:rPr>
               <w:t>32</w:t>
             </w:r>
@@ -10447,7 +10447,7 @@
               <w:rPr>
                 <w:rFonts w:ascii="Times New Roman" w:hAnsi="Times New Roman" w:eastAsia="Times New Roman"/>
                 <w:b w:val="0"/>
-                <w:sz w:val="13"/>
+                <w:sz w:val="16"/>
               </w:rPr>
               <w:t>0.01</w:t>
             </w:r>
@@ -10467,7 +10467,7 @@
               <w:rPr>
                 <w:rFonts w:ascii="Times New Roman" w:hAnsi="Times New Roman" w:eastAsia="Times New Roman"/>
                 <w:b w:val="0"/>
-                <w:sz w:val="13"/>
+                <w:sz w:val="16"/>
               </w:rPr>
               <w:t>0.9919</w:t>
             </w:r>
@@ -10487,7 +10487,7 @@
               <w:rPr>
                 <w:rFonts w:ascii="Times New Roman" w:hAnsi="Times New Roman" w:eastAsia="Times New Roman"/>
                 <w:b w:val="0"/>
-                <w:sz w:val="13"/>
+                <w:sz w:val="16"/>
               </w:rPr>
               <w:t>0.9919</w:t>
             </w:r>
@@ -10507,7 +10507,7 @@
               <w:rPr>
                 <w:rFonts w:ascii="Times New Roman" w:hAnsi="Times New Roman" w:eastAsia="Times New Roman"/>
                 <w:b w:val="0"/>
-                <w:sz w:val="13"/>
+                <w:sz w:val="16"/>
               </w:rPr>
               <w:t>0.9919</w:t>
             </w:r>
@@ -10527,7 +10527,7 @@
               <w:rPr>
                 <w:rFonts w:ascii="Times New Roman" w:hAnsi="Times New Roman" w:eastAsia="Times New Roman"/>
                 <w:b w:val="0"/>
-                <w:sz w:val="13"/>
+                <w:sz w:val="16"/>
               </w:rPr>
               <w:t>0.9919</w:t>
             </w:r>
@@ -10547,7 +10547,7 @@
               <w:rPr>
                 <w:rFonts w:ascii="Times New Roman" w:hAnsi="Times New Roman" w:eastAsia="Times New Roman"/>
                 <w:b w:val="0"/>
-                <w:sz w:val="13"/>
+                <w:sz w:val="16"/>
               </w:rPr>
               <w:t>0.9929</w:t>
             </w:r>
@@ -10567,7 +10567,7 @@
               <w:rPr>
                 <w:rFonts w:ascii="Times New Roman" w:hAnsi="Times New Roman" w:eastAsia="Times New Roman"/>
                 <w:b w:val="0"/>
-                <w:sz w:val="13"/>
+                <w:sz w:val="16"/>
               </w:rPr>
               <w:t>0.9930</w:t>
             </w:r>
@@ -10587,7 +10587,7 @@
               <w:rPr>
                 <w:rFonts w:ascii="Times New Roman" w:hAnsi="Times New Roman" w:eastAsia="Times New Roman"/>
                 <w:b w:val="0"/>
-                <w:sz w:val="13"/>
+                <w:sz w:val="16"/>
               </w:rPr>
               <w:t>0.9929</w:t>
             </w:r>
@@ -10607,7 +10607,7 @@
               <w:rPr>
                 <w:rFonts w:ascii="Times New Roman" w:hAnsi="Times New Roman" w:eastAsia="Times New Roman"/>
                 <w:b w:val="0"/>
-                <w:sz w:val="13"/>
+                <w:sz w:val="16"/>
               </w:rPr>
               <w:t>0.9929</w:t>
             </w:r>
@@ -10639,7 +10639,7 @@
               <w:rPr>
                 <w:rFonts w:ascii="Times New Roman" w:hAnsi="Times New Roman" w:eastAsia="Times New Roman"/>
                 <w:b w:val="0"/>
-                <w:sz w:val="13"/>
+                <w:sz w:val="16"/>
               </w:rPr>
               <w:t>0.00002</w:t>
             </w:r>
@@ -10659,7 +10659,7 @@
               <w:rPr>
                 <w:rFonts w:ascii="Times New Roman" w:hAnsi="Times New Roman" w:eastAsia="Times New Roman"/>
                 <w:b w:val="0"/>
-                <w:sz w:val="13"/>
+                <w:sz w:val="16"/>
               </w:rPr>
               <w:t>16</w:t>
             </w:r>
@@ -10679,7 +10679,7 @@
               <w:rPr>
                 <w:rFonts w:ascii="Times New Roman" w:hAnsi="Times New Roman" w:eastAsia="Times New Roman"/>
                 <w:b w:val="0"/>
-                <w:sz w:val="13"/>
+                <w:sz w:val="16"/>
               </w:rPr>
               <w:t>0.1</w:t>
             </w:r>
@@ -10699,7 +10699,7 @@
               <w:rPr>
                 <w:rFonts w:ascii="Times New Roman" w:hAnsi="Times New Roman" w:eastAsia="Times New Roman"/>
                 <w:b w:val="0"/>
-                <w:sz w:val="13"/>
+                <w:sz w:val="16"/>
               </w:rPr>
               <w:t>0.9869</w:t>
             </w:r>
@@ -10719,7 +10719,7 @@
               <w:rPr>
                 <w:rFonts w:ascii="Times New Roman" w:hAnsi="Times New Roman" w:eastAsia="Times New Roman"/>
                 <w:b w:val="0"/>
-                <w:sz w:val="13"/>
+                <w:sz w:val="16"/>
               </w:rPr>
               <w:t>0.9870</w:t>
             </w:r>
@@ -10739,7 +10739,7 @@
               <w:rPr>
                 <w:rFonts w:ascii="Times New Roman" w:hAnsi="Times New Roman" w:eastAsia="Times New Roman"/>
                 <w:b w:val="0"/>
-                <w:sz w:val="13"/>
+                <w:sz w:val="16"/>
               </w:rPr>
               <w:t>0.9869</w:t>
             </w:r>
@@ -10759,7 +10759,7 @@
               <w:rPr>
                 <w:rFonts w:ascii="Times New Roman" w:hAnsi="Times New Roman" w:eastAsia="Times New Roman"/>
                 <w:b w:val="0"/>
-                <w:sz w:val="13"/>
+                <w:sz w:val="16"/>
               </w:rPr>
               <w:t>0.9869</w:t>
             </w:r>
@@ -10779,7 +10779,7 @@
               <w:rPr>
                 <w:rFonts w:ascii="Times New Roman" w:hAnsi="Times New Roman" w:eastAsia="Times New Roman"/>
                 <w:b w:val="0"/>
-                <w:sz w:val="13"/>
+                <w:sz w:val="16"/>
               </w:rPr>
               <w:t>0.9916</w:t>
             </w:r>
@@ -10799,7 +10799,7 @@
               <w:rPr>
                 <w:rFonts w:ascii="Times New Roman" w:hAnsi="Times New Roman" w:eastAsia="Times New Roman"/>
                 <w:b w:val="0"/>
-                <w:sz w:val="13"/>
+                <w:sz w:val="16"/>
               </w:rPr>
               <w:t>0.9917</w:t>
             </w:r>
@@ -10819,7 +10819,7 @@
               <w:rPr>
                 <w:rFonts w:ascii="Times New Roman" w:hAnsi="Times New Roman" w:eastAsia="Times New Roman"/>
                 <w:b w:val="0"/>
-                <w:sz w:val="13"/>
+                <w:sz w:val="16"/>
               </w:rPr>
               <w:t>0.9916</w:t>
             </w:r>
@@ -10839,7 +10839,7 @@
               <w:rPr>
                 <w:rFonts w:ascii="Times New Roman" w:hAnsi="Times New Roman" w:eastAsia="Times New Roman"/>
                 <w:b w:val="0"/>
-                <w:sz w:val="13"/>
+                <w:sz w:val="16"/>
               </w:rPr>
               <w:t>0.9916</w:t>
             </w:r>
@@ -10871,7 +10871,7 @@
               <w:rPr>
                 <w:rFonts w:ascii="Times New Roman" w:hAnsi="Times New Roman" w:eastAsia="Times New Roman"/>
                 <w:b w:val="0"/>
-                <w:sz w:val="13"/>
+                <w:sz w:val="16"/>
               </w:rPr>
               <w:t>0.00003</w:t>
             </w:r>
@@ -10891,7 +10891,7 @@
               <w:rPr>
                 <w:rFonts w:ascii="Times New Roman" w:hAnsi="Times New Roman" w:eastAsia="Times New Roman"/>
                 <w:b w:val="0"/>
-                <w:sz w:val="13"/>
+                <w:sz w:val="16"/>
               </w:rPr>
               <w:t>16</w:t>
             </w:r>
@@ -10911,7 +10911,7 @@
               <w:rPr>
                 <w:rFonts w:ascii="Times New Roman" w:hAnsi="Times New Roman" w:eastAsia="Times New Roman"/>
                 <w:b w:val="0"/>
-                <w:sz w:val="13"/>
+                <w:sz w:val="16"/>
               </w:rPr>
               <w:t>0.1</w:t>
             </w:r>
@@ -10931,7 +10931,7 @@
               <w:rPr>
                 <w:rFonts w:ascii="Times New Roman" w:hAnsi="Times New Roman" w:eastAsia="Times New Roman"/>
                 <w:b w:val="0"/>
-                <w:sz w:val="13"/>
+                <w:sz w:val="16"/>
               </w:rPr>
               <w:t>0.9901</w:t>
             </w:r>
@@ -10951,7 +10951,7 @@
               <w:rPr>
                 <w:rFonts w:ascii="Times New Roman" w:hAnsi="Times New Roman" w:eastAsia="Times New Roman"/>
                 <w:b w:val="0"/>
-                <w:sz w:val="13"/>
+                <w:sz w:val="16"/>
               </w:rPr>
               <w:t>0.9902</w:t>
             </w:r>
@@ -10971,7 +10971,7 @@
               <w:rPr>
                 <w:rFonts w:ascii="Times New Roman" w:hAnsi="Times New Roman" w:eastAsia="Times New Roman"/>
                 <w:b w:val="0"/>
-                <w:sz w:val="13"/>
+                <w:sz w:val="16"/>
               </w:rPr>
               <w:t>0.9901</w:t>
             </w:r>
@@ -10991,7 +10991,7 @@
               <w:rPr>
                 <w:rFonts w:ascii="Times New Roman" w:hAnsi="Times New Roman" w:eastAsia="Times New Roman"/>
                 <w:b w:val="0"/>
-                <w:sz w:val="13"/>
+                <w:sz w:val="16"/>
               </w:rPr>
               <w:t>0.9901</w:t>
             </w:r>
@@ -11011,7 +11011,7 @@
               <w:rPr>
                 <w:rFonts w:ascii="Times New Roman" w:hAnsi="Times New Roman" w:eastAsia="Times New Roman"/>
                 <w:b w:val="0"/>
-                <w:sz w:val="13"/>
+                <w:sz w:val="16"/>
               </w:rPr>
               <w:t>0.9911</w:t>
             </w:r>
@@ -11031,7 +11031,7 @@
               <w:rPr>
                 <w:rFonts w:ascii="Times New Roman" w:hAnsi="Times New Roman" w:eastAsia="Times New Roman"/>
                 <w:b w:val="0"/>
-                <w:sz w:val="13"/>
+                <w:sz w:val="16"/>
               </w:rPr>
               <w:t>0.9912</w:t>
             </w:r>
@@ -11051,7 +11051,7 @@
               <w:rPr>
                 <w:rFonts w:ascii="Times New Roman" w:hAnsi="Times New Roman" w:eastAsia="Times New Roman"/>
                 <w:b w:val="0"/>
-                <w:sz w:val="13"/>
+                <w:sz w:val="16"/>
               </w:rPr>
               <w:t>0.9911</w:t>
             </w:r>
@@ -11071,7 +11071,7 @@
               <w:rPr>
                 <w:rFonts w:ascii="Times New Roman" w:hAnsi="Times New Roman" w:eastAsia="Times New Roman"/>
                 <w:b w:val="0"/>
-                <w:sz w:val="13"/>
+                <w:sz w:val="16"/>
               </w:rPr>
               <w:t>0.9911</w:t>
             </w:r>
@@ -11103,7 +11103,7 @@
               <w:rPr>
                 <w:rFonts w:ascii="Times New Roman" w:hAnsi="Times New Roman" w:eastAsia="Times New Roman"/>
                 <w:b w:val="0"/>
-                <w:sz w:val="13"/>
+                <w:sz w:val="16"/>
               </w:rPr>
               <w:t>0.00002</w:t>
             </w:r>
@@ -11123,7 +11123,7 @@
               <w:rPr>
                 <w:rFonts w:ascii="Times New Roman" w:hAnsi="Times New Roman" w:eastAsia="Times New Roman"/>
                 <w:b w:val="0"/>
-                <w:sz w:val="13"/>
+                <w:sz w:val="16"/>
               </w:rPr>
               <w:t>32</w:t>
             </w:r>
@@ -11143,7 +11143,7 @@
               <w:rPr>
                 <w:rFonts w:ascii="Times New Roman" w:hAnsi="Times New Roman" w:eastAsia="Times New Roman"/>
                 <w:b w:val="0"/>
-                <w:sz w:val="13"/>
+                <w:sz w:val="16"/>
               </w:rPr>
               <w:t>0.1</w:t>
             </w:r>
@@ -11163,7 +11163,7 @@
               <w:rPr>
                 <w:rFonts w:ascii="Times New Roman" w:hAnsi="Times New Roman" w:eastAsia="Times New Roman"/>
                 <w:b w:val="0"/>
-                <w:sz w:val="13"/>
+                <w:sz w:val="16"/>
               </w:rPr>
               <w:t>0.9924</w:t>
             </w:r>
@@ -11183,7 +11183,7 @@
               <w:rPr>
                 <w:rFonts w:ascii="Times New Roman" w:hAnsi="Times New Roman" w:eastAsia="Times New Roman"/>
                 <w:b w:val="0"/>
-                <w:sz w:val="13"/>
+                <w:sz w:val="16"/>
               </w:rPr>
               <w:t>0.9924</w:t>
             </w:r>
@@ -11203,7 +11203,7 @@
               <w:rPr>
                 <w:rFonts w:ascii="Times New Roman" w:hAnsi="Times New Roman" w:eastAsia="Times New Roman"/>
                 <w:b w:val="0"/>
-                <w:sz w:val="13"/>
+                <w:sz w:val="16"/>
               </w:rPr>
               <w:t>0.9924</w:t>
             </w:r>
@@ -11223,7 +11223,7 @@
               <w:rPr>
                 <w:rFonts w:ascii="Times New Roman" w:hAnsi="Times New Roman" w:eastAsia="Times New Roman"/>
                 <w:b w:val="0"/>
-                <w:sz w:val="13"/>
+                <w:sz w:val="16"/>
               </w:rPr>
               <w:t>0.9924</w:t>
             </w:r>
@@ -11243,7 +11243,7 @@
               <w:rPr>
                 <w:rFonts w:ascii="Times New Roman" w:hAnsi="Times New Roman" w:eastAsia="Times New Roman"/>
                 <w:b w:val="0"/>
-                <w:sz w:val="13"/>
+                <w:sz w:val="16"/>
               </w:rPr>
               <w:t>0.9945</w:t>
             </w:r>
@@ -11263,7 +11263,7 @@
               <w:rPr>
                 <w:rFonts w:ascii="Times New Roman" w:hAnsi="Times New Roman" w:eastAsia="Times New Roman"/>
                 <w:b w:val="0"/>
-                <w:sz w:val="13"/>
+                <w:sz w:val="16"/>
               </w:rPr>
               <w:t>0.9945</w:t>
             </w:r>
@@ -11283,7 +11283,7 @@
               <w:rPr>
                 <w:rFonts w:ascii="Times New Roman" w:hAnsi="Times New Roman" w:eastAsia="Times New Roman"/>
                 <w:b w:val="0"/>
-                <w:sz w:val="13"/>
+                <w:sz w:val="16"/>
               </w:rPr>
               <w:t>0.9945</w:t>
             </w:r>
@@ -11303,7 +11303,7 @@
               <w:rPr>
                 <w:rFonts w:ascii="Times New Roman" w:hAnsi="Times New Roman" w:eastAsia="Times New Roman"/>
                 <w:b w:val="0"/>
-                <w:sz w:val="13"/>
+                <w:sz w:val="16"/>
               </w:rPr>
               <w:t>0.9945</w:t>
             </w:r>
@@ -11335,7 +11335,7 @@
               <w:rPr>
                 <w:rFonts w:ascii="Times New Roman" w:hAnsi="Times New Roman" w:eastAsia="Times New Roman"/>
                 <w:b w:val="0"/>
-                <w:sz w:val="13"/>
+                <w:sz w:val="16"/>
               </w:rPr>
               <w:t>0.00003</w:t>
             </w:r>
@@ -11355,7 +11355,7 @@
               <w:rPr>
                 <w:rFonts w:ascii="Times New Roman" w:hAnsi="Times New Roman" w:eastAsia="Times New Roman"/>
                 <w:b w:val="0"/>
-                <w:sz w:val="13"/>
+                <w:sz w:val="16"/>
               </w:rPr>
               <w:t>32</w:t>
             </w:r>
@@ -11375,7 +11375,7 @@
               <w:rPr>
                 <w:rFonts w:ascii="Times New Roman" w:hAnsi="Times New Roman" w:eastAsia="Times New Roman"/>
                 <w:b w:val="0"/>
-                <w:sz w:val="13"/>
+                <w:sz w:val="16"/>
               </w:rPr>
               <w:t>0.1</w:t>
             </w:r>
@@ -11395,7 +11395,7 @@
               <w:rPr>
                 <w:rFonts w:ascii="Times New Roman" w:hAnsi="Times New Roman" w:eastAsia="Times New Roman"/>
                 <w:b w:val="0"/>
-                <w:sz w:val="13"/>
+                <w:sz w:val="16"/>
               </w:rPr>
               <w:t>0.9916</w:t>
             </w:r>
@@ -11415,7 +11415,7 @@
               <w:rPr>
                 <w:rFonts w:ascii="Times New Roman" w:hAnsi="Times New Roman" w:eastAsia="Times New Roman"/>
                 <w:b w:val="0"/>
-                <w:sz w:val="13"/>
+                <w:sz w:val="16"/>
               </w:rPr>
               <w:t>0.9916</w:t>
             </w:r>
@@ -11435,7 +11435,7 @@
               <w:rPr>
                 <w:rFonts w:ascii="Times New Roman" w:hAnsi="Times New Roman" w:eastAsia="Times New Roman"/>
                 <w:b w:val="0"/>
-                <w:sz w:val="13"/>
+                <w:sz w:val="16"/>
               </w:rPr>
               <w:t>0.9916</w:t>
             </w:r>
@@ -11455,7 +11455,7 @@
               <w:rPr>
                 <w:rFonts w:ascii="Times New Roman" w:hAnsi="Times New Roman" w:eastAsia="Times New Roman"/>
                 <w:b w:val="0"/>
-                <w:sz w:val="13"/>
+                <w:sz w:val="16"/>
               </w:rPr>
               <w:t>0.9916</w:t>
             </w:r>
@@ -11475,7 +11475,7 @@
               <w:rPr>
                 <w:rFonts w:ascii="Times New Roman" w:hAnsi="Times New Roman" w:eastAsia="Times New Roman"/>
                 <w:b w:val="0"/>
-                <w:sz w:val="13"/>
+                <w:sz w:val="16"/>
               </w:rPr>
               <w:t>0.9933</w:t>
             </w:r>
@@ -11495,7 +11495,7 @@
               <w:rPr>
                 <w:rFonts w:ascii="Times New Roman" w:hAnsi="Times New Roman" w:eastAsia="Times New Roman"/>
                 <w:b w:val="0"/>
-                <w:sz w:val="13"/>
+                <w:sz w:val="16"/>
               </w:rPr>
               <w:t>0.9933</w:t>
             </w:r>
@@ -11515,7 +11515,7 @@
               <w:rPr>
                 <w:rFonts w:ascii="Times New Roman" w:hAnsi="Times New Roman" w:eastAsia="Times New Roman"/>
                 <w:b w:val="0"/>
-                <w:sz w:val="13"/>
+                <w:sz w:val="16"/>
               </w:rPr>
               <w:t>0.9933</w:t>
             </w:r>
@@ -11535,7 +11535,7 @@
               <w:rPr>
                 <w:rFonts w:ascii="Times New Roman" w:hAnsi="Times New Roman" w:eastAsia="Times New Roman"/>
                 <w:b w:val="0"/>
-                <w:sz w:val="13"/>
+                <w:sz w:val="16"/>
               </w:rPr>
               <w:t>0.9933</w:t>
             </w:r>
@@ -11560,7 +11560,7 @@
               <w:rPr>
                 <w:rFonts w:ascii="Times New Roman" w:hAnsi="Times New Roman" w:eastAsia="Times New Roman"/>
                 <w:b w:val="0"/>
-                <w:sz w:val="13"/>
+                <w:sz w:val="16"/>
               </w:rPr>
               <w:t>DeBERTa</w:t>
               <w:br/>
@@ -11582,7 +11582,7 @@
               <w:rPr>
                 <w:rFonts w:ascii="Times New Roman" w:hAnsi="Times New Roman" w:eastAsia="Times New Roman"/>
                 <w:b w:val="0"/>
-                <w:sz w:val="13"/>
+                <w:sz w:val="16"/>
               </w:rPr>
               <w:t>0.00002</w:t>
             </w:r>
@@ -11602,7 +11602,7 @@
               <w:rPr>
                 <w:rFonts w:ascii="Times New Roman" w:hAnsi="Times New Roman" w:eastAsia="Times New Roman"/>
                 <w:b w:val="0"/>
-                <w:sz w:val="13"/>
+                <w:sz w:val="16"/>
               </w:rPr>
               <w:t>16</w:t>
             </w:r>
@@ -11622,7 +11622,7 @@
               <w:rPr>
                 <w:rFonts w:ascii="Times New Roman" w:hAnsi="Times New Roman" w:eastAsia="Times New Roman"/>
                 <w:b w:val="0"/>
-                <w:sz w:val="13"/>
+                <w:sz w:val="16"/>
               </w:rPr>
               <w:t>0.01</w:t>
             </w:r>
@@ -11642,7 +11642,7 @@
               <w:rPr>
                 <w:rFonts w:ascii="Times New Roman" w:hAnsi="Times New Roman" w:eastAsia="Times New Roman"/>
                 <w:b w:val="0"/>
-                <w:sz w:val="13"/>
+                <w:sz w:val="16"/>
               </w:rPr>
               <w:t>0.9953</w:t>
             </w:r>
@@ -11662,7 +11662,7 @@
               <w:rPr>
                 <w:rFonts w:ascii="Times New Roman" w:hAnsi="Times New Roman" w:eastAsia="Times New Roman"/>
                 <w:b w:val="0"/>
-                <w:sz w:val="13"/>
+                <w:sz w:val="16"/>
               </w:rPr>
               <w:t>0.9953</w:t>
             </w:r>
@@ -11682,7 +11682,7 @@
               <w:rPr>
                 <w:rFonts w:ascii="Times New Roman" w:hAnsi="Times New Roman" w:eastAsia="Times New Roman"/>
                 <w:b w:val="0"/>
-                <w:sz w:val="13"/>
+                <w:sz w:val="16"/>
               </w:rPr>
               <w:t>0.9953</w:t>
             </w:r>
@@ -11702,7 +11702,7 @@
               <w:rPr>
                 <w:rFonts w:ascii="Times New Roman" w:hAnsi="Times New Roman" w:eastAsia="Times New Roman"/>
                 <w:b w:val="0"/>
-                <w:sz w:val="13"/>
+                <w:sz w:val="16"/>
               </w:rPr>
               <w:t>0.9953</w:t>
             </w:r>
@@ -11722,7 +11722,7 @@
               <w:rPr>
                 <w:rFonts w:ascii="Times New Roman" w:hAnsi="Times New Roman" w:eastAsia="Times New Roman"/>
                 <w:b w:val="0"/>
-                <w:sz w:val="13"/>
+                <w:sz w:val="16"/>
               </w:rPr>
               <w:t>0.9937</w:t>
             </w:r>
@@ -11742,7 +11742,7 @@
               <w:rPr>
                 <w:rFonts w:ascii="Times New Roman" w:hAnsi="Times New Roman" w:eastAsia="Times New Roman"/>
                 <w:b w:val="0"/>
-                <w:sz w:val="13"/>
+                <w:sz w:val="16"/>
               </w:rPr>
               <w:t>0.9937</w:t>
             </w:r>
@@ -11762,7 +11762,7 @@
               <w:rPr>
                 <w:rFonts w:ascii="Times New Roman" w:hAnsi="Times New Roman" w:eastAsia="Times New Roman"/>
                 <w:b w:val="0"/>
-                <w:sz w:val="13"/>
+                <w:sz w:val="16"/>
               </w:rPr>
               <w:t>0.9937</w:t>
             </w:r>
@@ -11782,7 +11782,7 @@
               <w:rPr>
                 <w:rFonts w:ascii="Times New Roman" w:hAnsi="Times New Roman" w:eastAsia="Times New Roman"/>
                 <w:b w:val="0"/>
-                <w:sz w:val="13"/>
+                <w:sz w:val="16"/>
               </w:rPr>
               <w:t>0.9937</w:t>
             </w:r>
@@ -11814,7 +11814,7 @@
               <w:rPr>
                 <w:rFonts w:ascii="Times New Roman" w:hAnsi="Times New Roman" w:eastAsia="Times New Roman"/>
                 <w:b w:val="0"/>
-                <w:sz w:val="13"/>
+                <w:sz w:val="16"/>
               </w:rPr>
               <w:t>0.00003</w:t>
             </w:r>
@@ -11834,7 +11834,7 @@
               <w:rPr>
                 <w:rFonts w:ascii="Times New Roman" w:hAnsi="Times New Roman" w:eastAsia="Times New Roman"/>
                 <w:b w:val="0"/>
-                <w:sz w:val="13"/>
+                <w:sz w:val="16"/>
               </w:rPr>
               <w:t>16</w:t>
             </w:r>
@@ -11854,7 +11854,7 @@
               <w:rPr>
                 <w:rFonts w:ascii="Times New Roman" w:hAnsi="Times New Roman" w:eastAsia="Times New Roman"/>
                 <w:b w:val="0"/>
-                <w:sz w:val="13"/>
+                <w:sz w:val="16"/>
               </w:rPr>
               <w:t>0.01</w:t>
             </w:r>
@@ -11874,7 +11874,7 @@
               <w:rPr>
                 <w:rFonts w:ascii="Times New Roman" w:hAnsi="Times New Roman" w:eastAsia="Times New Roman"/>
                 <w:b w:val="0"/>
-                <w:sz w:val="13"/>
+                <w:sz w:val="16"/>
               </w:rPr>
               <w:t>0.9917</w:t>
             </w:r>
@@ -11894,7 +11894,7 @@
               <w:rPr>
                 <w:rFonts w:ascii="Times New Roman" w:hAnsi="Times New Roman" w:eastAsia="Times New Roman"/>
                 <w:b w:val="0"/>
-                <w:sz w:val="13"/>
+                <w:sz w:val="16"/>
               </w:rPr>
               <w:t>0.9917</w:t>
             </w:r>
@@ -11914,7 +11914,7 @@
               <w:rPr>
                 <w:rFonts w:ascii="Times New Roman" w:hAnsi="Times New Roman" w:eastAsia="Times New Roman"/>
                 <w:b w:val="0"/>
-                <w:sz w:val="13"/>
+                <w:sz w:val="16"/>
               </w:rPr>
               <w:t>0.9917</w:t>
             </w:r>
@@ -11934,7 +11934,7 @@
               <w:rPr>
                 <w:rFonts w:ascii="Times New Roman" w:hAnsi="Times New Roman" w:eastAsia="Times New Roman"/>
                 <w:b w:val="0"/>
-                <w:sz w:val="13"/>
+                <w:sz w:val="16"/>
               </w:rPr>
               <w:t>0.9917</w:t>
             </w:r>
@@ -11954,7 +11954,7 @@
               <w:rPr>
                 <w:rFonts w:ascii="Times New Roman" w:hAnsi="Times New Roman" w:eastAsia="Times New Roman"/>
                 <w:b w:val="0"/>
-                <w:sz w:val="13"/>
+                <w:sz w:val="16"/>
               </w:rPr>
               <w:t>0.9980</w:t>
             </w:r>
@@ -11974,7 +11974,7 @@
               <w:rPr>
                 <w:rFonts w:ascii="Times New Roman" w:hAnsi="Times New Roman" w:eastAsia="Times New Roman"/>
                 <w:b w:val="0"/>
-                <w:sz w:val="13"/>
+                <w:sz w:val="16"/>
               </w:rPr>
               <w:t>0.9980</w:t>
             </w:r>
@@ -11994,7 +11994,7 @@
               <w:rPr>
                 <w:rFonts w:ascii="Times New Roman" w:hAnsi="Times New Roman" w:eastAsia="Times New Roman"/>
                 <w:b w:val="0"/>
-                <w:sz w:val="13"/>
+                <w:sz w:val="16"/>
               </w:rPr>
               <w:t>0.9980</w:t>
             </w:r>
@@ -12014,7 +12014,7 @@
               <w:rPr>
                 <w:rFonts w:ascii="Times New Roman" w:hAnsi="Times New Roman" w:eastAsia="Times New Roman"/>
                 <w:b w:val="0"/>
-                <w:sz w:val="13"/>
+                <w:sz w:val="16"/>
               </w:rPr>
               <w:t>0.9980</w:t>
             </w:r>
@@ -12046,7 +12046,7 @@
               <w:rPr>
                 <w:rFonts w:ascii="Times New Roman" w:hAnsi="Times New Roman" w:eastAsia="Times New Roman"/>
                 <w:b w:val="0"/>
-                <w:sz w:val="13"/>
+                <w:sz w:val="16"/>
               </w:rPr>
               <w:t>0.00002</w:t>
             </w:r>
@@ -12066,7 +12066,7 @@
               <w:rPr>
                 <w:rFonts w:ascii="Times New Roman" w:hAnsi="Times New Roman" w:eastAsia="Times New Roman"/>
                 <w:b w:val="0"/>
-                <w:sz w:val="13"/>
+                <w:sz w:val="16"/>
               </w:rPr>
               <w:t>32</w:t>
             </w:r>
@@ -12086,7 +12086,7 @@
               <w:rPr>
                 <w:rFonts w:ascii="Times New Roman" w:hAnsi="Times New Roman" w:eastAsia="Times New Roman"/>
                 <w:b w:val="0"/>
-                <w:sz w:val="13"/>
+                <w:sz w:val="16"/>
               </w:rPr>
               <w:t>0.01</w:t>
             </w:r>
@@ -12106,7 +12106,7 @@
               <w:rPr>
                 <w:rFonts w:ascii="Times New Roman" w:hAnsi="Times New Roman" w:eastAsia="Times New Roman"/>
                 <w:b w:val="0"/>
-                <w:sz w:val="13"/>
+                <w:sz w:val="16"/>
               </w:rPr>
               <w:t>0.9930</w:t>
             </w:r>
@@ -12126,7 +12126,7 @@
               <w:rPr>
                 <w:rFonts w:ascii="Times New Roman" w:hAnsi="Times New Roman" w:eastAsia="Times New Roman"/>
                 <w:b w:val="0"/>
-                <w:sz w:val="13"/>
+                <w:sz w:val="16"/>
               </w:rPr>
               <w:t>0.9930</w:t>
             </w:r>
@@ -12146,7 +12146,7 @@
               <w:rPr>
                 <w:rFonts w:ascii="Times New Roman" w:hAnsi="Times New Roman" w:eastAsia="Times New Roman"/>
                 <w:b w:val="0"/>
-                <w:sz w:val="13"/>
+                <w:sz w:val="16"/>
               </w:rPr>
               <w:t>0.9930</w:t>
             </w:r>
@@ -12166,7 +12166,7 @@
               <w:rPr>
                 <w:rFonts w:ascii="Times New Roman" w:hAnsi="Times New Roman" w:eastAsia="Times New Roman"/>
                 <w:b w:val="0"/>
-                <w:sz w:val="13"/>
+                <w:sz w:val="16"/>
               </w:rPr>
               <w:t>0.9930</w:t>
             </w:r>
@@ -12186,7 +12186,7 @@
               <w:rPr>
                 <w:rFonts w:ascii="Times New Roman" w:hAnsi="Times New Roman" w:eastAsia="Times New Roman"/>
                 <w:b w:val="0"/>
-                <w:sz w:val="13"/>
+                <w:sz w:val="16"/>
               </w:rPr>
               <w:t>0.9953</w:t>
             </w:r>
@@ -12206,7 +12206,7 @@
               <w:rPr>
                 <w:rFonts w:ascii="Times New Roman" w:hAnsi="Times New Roman" w:eastAsia="Times New Roman"/>
                 <w:b w:val="0"/>
-                <w:sz w:val="13"/>
+                <w:sz w:val="16"/>
               </w:rPr>
               <w:t>0.9954</w:t>
             </w:r>
@@ -12226,7 +12226,7 @@
               <w:rPr>
                 <w:rFonts w:ascii="Times New Roman" w:hAnsi="Times New Roman" w:eastAsia="Times New Roman"/>
                 <w:b w:val="0"/>
-                <w:sz w:val="13"/>
+                <w:sz w:val="16"/>
               </w:rPr>
               <w:t>0.9953</w:t>
             </w:r>
@@ -12246,7 +12246,7 @@
               <w:rPr>
                 <w:rFonts w:ascii="Times New Roman" w:hAnsi="Times New Roman" w:eastAsia="Times New Roman"/>
                 <w:b w:val="0"/>
-                <w:sz w:val="13"/>
+                <w:sz w:val="16"/>
               </w:rPr>
               <w:t>0.9953</w:t>
             </w:r>
@@ -12278,7 +12278,7 @@
               <w:rPr>
                 <w:rFonts w:ascii="Times New Roman" w:hAnsi="Times New Roman" w:eastAsia="Times New Roman"/>
                 <w:b w:val="0"/>
-                <w:sz w:val="13"/>
+                <w:sz w:val="16"/>
               </w:rPr>
               <w:t>0.00003</w:t>
             </w:r>
@@ -12298,7 +12298,7 @@
               <w:rPr>
                 <w:rFonts w:ascii="Times New Roman" w:hAnsi="Times New Roman" w:eastAsia="Times New Roman"/>
                 <w:b w:val="0"/>
-                <w:sz w:val="13"/>
+                <w:sz w:val="16"/>
               </w:rPr>
               <w:t>32</w:t>
             </w:r>
@@ -12318,7 +12318,7 @@
               <w:rPr>
                 <w:rFonts w:ascii="Times New Roman" w:hAnsi="Times New Roman" w:eastAsia="Times New Roman"/>
                 <w:b w:val="0"/>
-                <w:sz w:val="13"/>
+                <w:sz w:val="16"/>
               </w:rPr>
               <w:t>0.01</w:t>
             </w:r>
@@ -12338,7 +12338,7 @@
               <w:rPr>
                 <w:rFonts w:ascii="Times New Roman" w:hAnsi="Times New Roman" w:eastAsia="Times New Roman"/>
                 <w:b w:val="0"/>
-                <w:sz w:val="13"/>
+                <w:sz w:val="16"/>
               </w:rPr>
               <w:t>0.9920</w:t>
             </w:r>
@@ -12358,7 +12358,7 @@
               <w:rPr>
                 <w:rFonts w:ascii="Times New Roman" w:hAnsi="Times New Roman" w:eastAsia="Times New Roman"/>
                 <w:b w:val="0"/>
-                <w:sz w:val="13"/>
+                <w:sz w:val="16"/>
               </w:rPr>
               <w:t>0.9921</w:t>
             </w:r>
@@ -12378,7 +12378,7 @@
               <w:rPr>
                 <w:rFonts w:ascii="Times New Roman" w:hAnsi="Times New Roman" w:eastAsia="Times New Roman"/>
                 <w:b w:val="0"/>
-                <w:sz w:val="13"/>
+                <w:sz w:val="16"/>
               </w:rPr>
               <w:t>0.9920</w:t>
             </w:r>
@@ -12398,7 +12398,7 @@
               <w:rPr>
                 <w:rFonts w:ascii="Times New Roman" w:hAnsi="Times New Roman" w:eastAsia="Times New Roman"/>
                 <w:b w:val="0"/>
-                <w:sz w:val="13"/>
+                <w:sz w:val="16"/>
               </w:rPr>
               <w:t>0.9920</w:t>
             </w:r>
@@ -12418,7 +12418,7 @@
               <w:rPr>
                 <w:rFonts w:ascii="Times New Roman" w:hAnsi="Times New Roman" w:eastAsia="Times New Roman"/>
                 <w:b w:val="0"/>
-                <w:sz w:val="13"/>
+                <w:sz w:val="16"/>
               </w:rPr>
               <w:t>0.9964</w:t>
             </w:r>
@@ -12438,7 +12438,7 @@
               <w:rPr>
                 <w:rFonts w:ascii="Times New Roman" w:hAnsi="Times New Roman" w:eastAsia="Times New Roman"/>
                 <w:b w:val="0"/>
-                <w:sz w:val="13"/>
+                <w:sz w:val="16"/>
               </w:rPr>
               <w:t>0.9964</w:t>
             </w:r>
@@ -12458,7 +12458,7 @@
               <w:rPr>
                 <w:rFonts w:ascii="Times New Roman" w:hAnsi="Times New Roman" w:eastAsia="Times New Roman"/>
                 <w:b w:val="0"/>
-                <w:sz w:val="13"/>
+                <w:sz w:val="16"/>
               </w:rPr>
               <w:t>0.9964</w:t>
             </w:r>
@@ -12478,7 +12478,7 @@
               <w:rPr>
                 <w:rFonts w:ascii="Times New Roman" w:hAnsi="Times New Roman" w:eastAsia="Times New Roman"/>
                 <w:b w:val="0"/>
-                <w:sz w:val="13"/>
+                <w:sz w:val="16"/>
               </w:rPr>
               <w:t>0.9964</w:t>
             </w:r>
@@ -12510,7 +12510,7 @@
               <w:rPr>
                 <w:rFonts w:ascii="Times New Roman" w:hAnsi="Times New Roman" w:eastAsia="Times New Roman"/>
                 <w:b w:val="0"/>
-                <w:sz w:val="13"/>
+                <w:sz w:val="16"/>
               </w:rPr>
               <w:t>0.00002</w:t>
             </w:r>
@@ -12530,7 +12530,7 @@
               <w:rPr>
                 <w:rFonts w:ascii="Times New Roman" w:hAnsi="Times New Roman" w:eastAsia="Times New Roman"/>
                 <w:b w:val="0"/>
-                <w:sz w:val="13"/>
+                <w:sz w:val="16"/>
               </w:rPr>
               <w:t>16</w:t>
             </w:r>
@@ -12550,7 +12550,7 @@
               <w:rPr>
                 <w:rFonts w:ascii="Times New Roman" w:hAnsi="Times New Roman" w:eastAsia="Times New Roman"/>
                 <w:b w:val="0"/>
-                <w:sz w:val="13"/>
+                <w:sz w:val="16"/>
               </w:rPr>
               <w:t>0.1</w:t>
             </w:r>
@@ -12570,7 +12570,7 @@
               <w:rPr>
                 <w:rFonts w:ascii="Times New Roman" w:hAnsi="Times New Roman" w:eastAsia="Times New Roman"/>
                 <w:b w:val="0"/>
-                <w:sz w:val="13"/>
+                <w:sz w:val="16"/>
               </w:rPr>
               <w:t>0.9940</w:t>
             </w:r>
@@ -12590,7 +12590,7 @@
               <w:rPr>
                 <w:rFonts w:ascii="Times New Roman" w:hAnsi="Times New Roman" w:eastAsia="Times New Roman"/>
                 <w:b w:val="0"/>
-                <w:sz w:val="13"/>
+                <w:sz w:val="16"/>
               </w:rPr>
               <w:t>0.9940</w:t>
             </w:r>
@@ -12610,7 +12610,7 @@
               <w:rPr>
                 <w:rFonts w:ascii="Times New Roman" w:hAnsi="Times New Roman" w:eastAsia="Times New Roman"/>
                 <w:b w:val="0"/>
-                <w:sz w:val="13"/>
+                <w:sz w:val="16"/>
               </w:rPr>
               <w:t>0.9940</w:t>
             </w:r>
@@ -12630,7 +12630,7 @@
               <w:rPr>
                 <w:rFonts w:ascii="Times New Roman" w:hAnsi="Times New Roman" w:eastAsia="Times New Roman"/>
                 <w:b w:val="0"/>
-                <w:sz w:val="13"/>
+                <w:sz w:val="16"/>
               </w:rPr>
               <w:t>0.9940</w:t>
             </w:r>
@@ -12650,7 +12650,7 @@
               <w:rPr>
                 <w:rFonts w:ascii="Times New Roman" w:hAnsi="Times New Roman" w:eastAsia="Times New Roman"/>
                 <w:b w:val="0"/>
-                <w:sz w:val="13"/>
+                <w:sz w:val="16"/>
               </w:rPr>
               <w:t>0.9952</w:t>
             </w:r>
@@ -12670,7 +12670,7 @@
               <w:rPr>
                 <w:rFonts w:ascii="Times New Roman" w:hAnsi="Times New Roman" w:eastAsia="Times New Roman"/>
                 <w:b w:val="0"/>
-                <w:sz w:val="13"/>
+                <w:sz w:val="16"/>
               </w:rPr>
               <w:t>0.9952</w:t>
             </w:r>
@@ -12690,7 +12690,7 @@
               <w:rPr>
                 <w:rFonts w:ascii="Times New Roman" w:hAnsi="Times New Roman" w:eastAsia="Times New Roman"/>
                 <w:b w:val="0"/>
-                <w:sz w:val="13"/>
+                <w:sz w:val="16"/>
               </w:rPr>
               <w:t>0.9952</w:t>
             </w:r>
@@ -12710,7 +12710,7 @@
               <w:rPr>
                 <w:rFonts w:ascii="Times New Roman" w:hAnsi="Times New Roman" w:eastAsia="Times New Roman"/>
                 <w:b w:val="0"/>
-                <w:sz w:val="13"/>
+                <w:sz w:val="16"/>
               </w:rPr>
               <w:t>0.9952</w:t>
             </w:r>
@@ -12742,7 +12742,7 @@
               <w:rPr>
                 <w:rFonts w:ascii="Times New Roman" w:hAnsi="Times New Roman" w:eastAsia="Times New Roman"/>
                 <w:b w:val="0"/>
-                <w:sz w:val="13"/>
+                <w:sz w:val="16"/>
               </w:rPr>
               <w:t>0.00003</w:t>
             </w:r>
@@ -12762,7 +12762,7 @@
               <w:rPr>
                 <w:rFonts w:ascii="Times New Roman" w:hAnsi="Times New Roman" w:eastAsia="Times New Roman"/>
                 <w:b w:val="0"/>
-                <w:sz w:val="13"/>
+                <w:sz w:val="16"/>
               </w:rPr>
               <w:t>16</w:t>
             </w:r>
@@ -12782,7 +12782,7 @@
               <w:rPr>
                 <w:rFonts w:ascii="Times New Roman" w:hAnsi="Times New Roman" w:eastAsia="Times New Roman"/>
                 <w:b w:val="0"/>
-                <w:sz w:val="13"/>
+                <w:sz w:val="16"/>
               </w:rPr>
               <w:t>0.1</w:t>
             </w:r>
@@ -12802,7 +12802,7 @@
               <w:rPr>
                 <w:rFonts w:ascii="Times New Roman" w:hAnsi="Times New Roman" w:eastAsia="Times New Roman"/>
                 <w:b w:val="0"/>
-                <w:sz w:val="13"/>
+                <w:sz w:val="16"/>
               </w:rPr>
               <w:t>0.9940</w:t>
             </w:r>
@@ -12822,7 +12822,7 @@
               <w:rPr>
                 <w:rFonts w:ascii="Times New Roman" w:hAnsi="Times New Roman" w:eastAsia="Times New Roman"/>
                 <w:b w:val="0"/>
-                <w:sz w:val="13"/>
+                <w:sz w:val="16"/>
               </w:rPr>
               <w:t>0.9940</w:t>
             </w:r>
@@ -12842,7 +12842,7 @@
               <w:rPr>
                 <w:rFonts w:ascii="Times New Roman" w:hAnsi="Times New Roman" w:eastAsia="Times New Roman"/>
                 <w:b w:val="0"/>
-                <w:sz w:val="13"/>
+                <w:sz w:val="16"/>
               </w:rPr>
               <w:t>0.9940</w:t>
             </w:r>
@@ -12862,7 +12862,7 @@
               <w:rPr>
                 <w:rFonts w:ascii="Times New Roman" w:hAnsi="Times New Roman" w:eastAsia="Times New Roman"/>
                 <w:b w:val="0"/>
-                <w:sz w:val="13"/>
+                <w:sz w:val="16"/>
               </w:rPr>
               <w:t>0.9940</w:t>
             </w:r>
@@ -12882,7 +12882,7 @@
               <w:rPr>
                 <w:rFonts w:ascii="Times New Roman" w:hAnsi="Times New Roman" w:eastAsia="Times New Roman"/>
                 <w:b w:val="0"/>
-                <w:sz w:val="13"/>
+                <w:sz w:val="16"/>
               </w:rPr>
               <w:t>0.9972</w:t>
             </w:r>
@@ -12902,7 +12902,7 @@
               <w:rPr>
                 <w:rFonts w:ascii="Times New Roman" w:hAnsi="Times New Roman" w:eastAsia="Times New Roman"/>
                 <w:b w:val="0"/>
-                <w:sz w:val="13"/>
+                <w:sz w:val="16"/>
               </w:rPr>
               <w:t>0.9972</w:t>
             </w:r>
@@ -12922,7 +12922,7 @@
               <w:rPr>
                 <w:rFonts w:ascii="Times New Roman" w:hAnsi="Times New Roman" w:eastAsia="Times New Roman"/>
                 <w:b w:val="0"/>
-                <w:sz w:val="13"/>
+                <w:sz w:val="16"/>
               </w:rPr>
               <w:t>0.9972</w:t>
             </w:r>
@@ -12942,7 +12942,7 @@
               <w:rPr>
                 <w:rFonts w:ascii="Times New Roman" w:hAnsi="Times New Roman" w:eastAsia="Times New Roman"/>
                 <w:b w:val="0"/>
-                <w:sz w:val="13"/>
+                <w:sz w:val="16"/>
               </w:rPr>
               <w:t>0.9972</w:t>
             </w:r>
@@ -12974,7 +12974,7 @@
               <w:rPr>
                 <w:rFonts w:ascii="Times New Roman" w:hAnsi="Times New Roman" w:eastAsia="Times New Roman"/>
                 <w:b w:val="0"/>
-                <w:sz w:val="13"/>
+                <w:sz w:val="16"/>
               </w:rPr>
               <w:t>0.00002</w:t>
             </w:r>
@@ -12994,7 +12994,7 @@
               <w:rPr>
                 <w:rFonts w:ascii="Times New Roman" w:hAnsi="Times New Roman" w:eastAsia="Times New Roman"/>
                 <w:b w:val="0"/>
-                <w:sz w:val="13"/>
+                <w:sz w:val="16"/>
               </w:rPr>
               <w:t>32</w:t>
             </w:r>
@@ -13014,7 +13014,7 @@
               <w:rPr>
                 <w:rFonts w:ascii="Times New Roman" w:hAnsi="Times New Roman" w:eastAsia="Times New Roman"/>
                 <w:b w:val="0"/>
-                <w:sz w:val="13"/>
+                <w:sz w:val="16"/>
               </w:rPr>
               <w:t>0.1</w:t>
             </w:r>
@@ -13034,7 +13034,7 @@
               <w:rPr>
                 <w:rFonts w:ascii="Times New Roman" w:hAnsi="Times New Roman" w:eastAsia="Times New Roman"/>
                 <w:b w:val="0"/>
-                <w:sz w:val="13"/>
+                <w:sz w:val="16"/>
               </w:rPr>
               <w:t>0.9934</w:t>
             </w:r>
@@ -13054,7 +13054,7 @@
               <w:rPr>
                 <w:rFonts w:ascii="Times New Roman" w:hAnsi="Times New Roman" w:eastAsia="Times New Roman"/>
                 <w:b w:val="0"/>
-                <w:sz w:val="13"/>
+                <w:sz w:val="16"/>
               </w:rPr>
               <w:t>0.9934</w:t>
             </w:r>
@@ -13074,7 +13074,7 @@
               <w:rPr>
                 <w:rFonts w:ascii="Times New Roman" w:hAnsi="Times New Roman" w:eastAsia="Times New Roman"/>
                 <w:b w:val="0"/>
-                <w:sz w:val="13"/>
+                <w:sz w:val="16"/>
               </w:rPr>
               <w:t>0.9934</w:t>
             </w:r>
@@ -13094,7 +13094,7 @@
               <w:rPr>
                 <w:rFonts w:ascii="Times New Roman" w:hAnsi="Times New Roman" w:eastAsia="Times New Roman"/>
                 <w:b w:val="0"/>
-                <w:sz w:val="13"/>
+                <w:sz w:val="16"/>
               </w:rPr>
               <w:t>0.9934</w:t>
             </w:r>
@@ -13114,7 +13114,7 @@
               <w:rPr>
                 <w:rFonts w:ascii="Times New Roman" w:hAnsi="Times New Roman" w:eastAsia="Times New Roman"/>
                 <w:b w:val="0"/>
-                <w:sz w:val="13"/>
+                <w:sz w:val="16"/>
               </w:rPr>
               <w:t>0.9964</w:t>
             </w:r>
@@ -13134,7 +13134,7 @@
               <w:rPr>
                 <w:rFonts w:ascii="Times New Roman" w:hAnsi="Times New Roman" w:eastAsia="Times New Roman"/>
                 <w:b w:val="0"/>
-                <w:sz w:val="13"/>
+                <w:sz w:val="16"/>
               </w:rPr>
               <w:t>0.9964</w:t>
             </w:r>
@@ -13154,7 +13154,7 @@
               <w:rPr>
                 <w:rFonts w:ascii="Times New Roman" w:hAnsi="Times New Roman" w:eastAsia="Times New Roman"/>
                 <w:b w:val="0"/>
-                <w:sz w:val="13"/>
+                <w:sz w:val="16"/>
               </w:rPr>
               <w:t>0.9964</w:t>
             </w:r>
@@ -13174,7 +13174,7 @@
               <w:rPr>
                 <w:rFonts w:ascii="Times New Roman" w:hAnsi="Times New Roman" w:eastAsia="Times New Roman"/>
                 <w:b w:val="0"/>
-                <w:sz w:val="13"/>
+                <w:sz w:val="16"/>
               </w:rPr>
               <w:t>0.9964</w:t>
             </w:r>
@@ -13206,7 +13206,7 @@
               <w:rPr>
                 <w:rFonts w:ascii="Times New Roman" w:hAnsi="Times New Roman" w:eastAsia="Times New Roman"/>
                 <w:b w:val="0"/>
-                <w:sz w:val="13"/>
+                <w:sz w:val="16"/>
               </w:rPr>
               <w:t>0.00003</w:t>
             </w:r>
@@ -13226,7 +13226,7 @@
               <w:rPr>
                 <w:rFonts w:ascii="Times New Roman" w:hAnsi="Times New Roman" w:eastAsia="Times New Roman"/>
                 <w:b w:val="0"/>
-                <w:sz w:val="13"/>
+                <w:sz w:val="16"/>
               </w:rPr>
               <w:t>32</w:t>
             </w:r>
@@ -13246,7 +13246,7 @@
               <w:rPr>
                 <w:rFonts w:ascii="Times New Roman" w:hAnsi="Times New Roman" w:eastAsia="Times New Roman"/>
                 <w:b w:val="0"/>
-                <w:sz w:val="13"/>
+                <w:sz w:val="16"/>
               </w:rPr>
               <w:t>0.1</w:t>
             </w:r>
@@ -13266,7 +13266,7 @@
               <w:rPr>
                 <w:rFonts w:ascii="Times New Roman" w:hAnsi="Times New Roman" w:eastAsia="Times New Roman"/>
                 <w:b w:val="0"/>
-                <w:sz w:val="13"/>
+                <w:sz w:val="16"/>
               </w:rPr>
               <w:t>0.9949</w:t>
             </w:r>
@@ -13286,7 +13286,7 @@
               <w:rPr>
                 <w:rFonts w:ascii="Times New Roman" w:hAnsi="Times New Roman" w:eastAsia="Times New Roman"/>
                 <w:b w:val="0"/>
-                <w:sz w:val="13"/>
+                <w:sz w:val="16"/>
               </w:rPr>
               <w:t>0.9949</w:t>
             </w:r>
@@ -13306,7 +13306,7 @@
               <w:rPr>
                 <w:rFonts w:ascii="Times New Roman" w:hAnsi="Times New Roman" w:eastAsia="Times New Roman"/>
                 <w:b w:val="0"/>
-                <w:sz w:val="13"/>
+                <w:sz w:val="16"/>
               </w:rPr>
               <w:t>0.9949</w:t>
             </w:r>
@@ -13326,7 +13326,7 @@
               <w:rPr>
                 <w:rFonts w:ascii="Times New Roman" w:hAnsi="Times New Roman" w:eastAsia="Times New Roman"/>
                 <w:b w:val="0"/>
-                <w:sz w:val="13"/>
+                <w:sz w:val="16"/>
               </w:rPr>
               <w:t>0.9949</w:t>
             </w:r>
@@ -13346,7 +13346,7 @@
               <w:rPr>
                 <w:rFonts w:ascii="Times New Roman" w:hAnsi="Times New Roman" w:eastAsia="Times New Roman"/>
                 <w:b w:val="0"/>
-                <w:sz w:val="13"/>
+                <w:sz w:val="16"/>
               </w:rPr>
               <w:t>0.9966</w:t>
             </w:r>
@@ -13366,7 +13366,7 @@
               <w:rPr>
                 <w:rFonts w:ascii="Times New Roman" w:hAnsi="Times New Roman" w:eastAsia="Times New Roman"/>
                 <w:b w:val="0"/>
-                <w:sz w:val="13"/>
+                <w:sz w:val="16"/>
               </w:rPr>
               <w:t>0.9967</w:t>
             </w:r>
@@ -13386,7 +13386,7 @@
               <w:rPr>
                 <w:rFonts w:ascii="Times New Roman" w:hAnsi="Times New Roman" w:eastAsia="Times New Roman"/>
                 <w:b w:val="0"/>
-                <w:sz w:val="13"/>
+                <w:sz w:val="16"/>
               </w:rPr>
               <w:t>0.9966</w:t>
             </w:r>
@@ -13406,7 +13406,7 @@
               <w:rPr>
                 <w:rFonts w:ascii="Times New Roman" w:hAnsi="Times New Roman" w:eastAsia="Times New Roman"/>
                 <w:b w:val="0"/>
-                <w:sz w:val="13"/>
+                <w:sz w:val="16"/>
               </w:rPr>
               <w:t>0.9966</w:t>
             </w:r>
@@ -13430,7 +13430,7 @@
               <w:rPr>
                 <w:rFonts w:ascii="Times New Roman" w:hAnsi="Times New Roman" w:eastAsia="Times New Roman"/>
                 <w:b/>
-                <w:sz w:val="13"/>
+                <w:sz w:val="16"/>
               </w:rPr>
               <w:t>ENSEMBLE</w:t>
             </w:r>
@@ -13450,7 +13450,7 @@
               <w:rPr>
                 <w:rFonts w:ascii="Times New Roman" w:hAnsi="Times New Roman" w:eastAsia="Times New Roman"/>
                 <w:b w:val="0"/>
-                <w:sz w:val="13"/>
+                <w:sz w:val="16"/>
               </w:rPr>
               <w:t>(validation-selected weight)</w:t>
             </w:r>
@@ -13470,7 +13470,7 @@
               <w:rPr>
                 <w:rFonts w:ascii="Times New Roman" w:hAnsi="Times New Roman" w:eastAsia="Times New Roman"/>
                 <w:b w:val="0"/>
-                <w:sz w:val="13"/>
+                <w:sz w:val="16"/>
               </w:rPr>
               <w:t>0.9936</w:t>
             </w:r>
@@ -13490,7 +13490,7 @@
               <w:rPr>
                 <w:rFonts w:ascii="Times New Roman" w:hAnsi="Times New Roman" w:eastAsia="Times New Roman"/>
                 <w:b w:val="0"/>
-                <w:sz w:val="13"/>
+                <w:sz w:val="16"/>
               </w:rPr>
               <w:t>0.9936</w:t>
             </w:r>
@@ -13510,7 +13510,7 @@
               <w:rPr>
                 <w:rFonts w:ascii="Times New Roman" w:hAnsi="Times New Roman" w:eastAsia="Times New Roman"/>
                 <w:b w:val="0"/>
-                <w:sz w:val="13"/>
+                <w:sz w:val="16"/>
               </w:rPr>
               <w:t>0.9936</w:t>
             </w:r>
@@ -13530,7 +13530,7 @@
               <w:rPr>
                 <w:rFonts w:ascii="Times New Roman" w:hAnsi="Times New Roman" w:eastAsia="Times New Roman"/>
                 <w:b w:val="0"/>
-                <w:sz w:val="13"/>
+                <w:sz w:val="16"/>
               </w:rPr>
               <w:t>0.9936</w:t>
             </w:r>
@@ -13550,7 +13550,7 @@
               <w:rPr>
                 <w:rFonts w:ascii="Times New Roman" w:hAnsi="Times New Roman" w:eastAsia="Times New Roman"/>
                 <w:b w:val="0"/>
-                <w:sz w:val="13"/>
+                <w:sz w:val="16"/>
               </w:rPr>
               <w:t>0.9972</w:t>
             </w:r>
@@ -13570,7 +13570,7 @@
               <w:rPr>
                 <w:rFonts w:ascii="Times New Roman" w:hAnsi="Times New Roman" w:eastAsia="Times New Roman"/>
                 <w:b w:val="0"/>
-                <w:sz w:val="13"/>
+                <w:sz w:val="16"/>
               </w:rPr>
               <w:t>0.9972</w:t>
             </w:r>
@@ -13590,7 +13590,7 @@
               <w:rPr>
                 <w:rFonts w:ascii="Times New Roman" w:hAnsi="Times New Roman" w:eastAsia="Times New Roman"/>
                 <w:b w:val="0"/>
-                <w:sz w:val="13"/>
+                <w:sz w:val="16"/>
               </w:rPr>
               <w:t>0.9972</w:t>
             </w:r>
@@ -13610,7 +13610,7 @@
               <w:rPr>
                 <w:rFonts w:ascii="Times New Roman" w:hAnsi="Times New Roman" w:eastAsia="Times New Roman"/>
                 <w:b w:val="0"/>
-                <w:sz w:val="13"/>
+                <w:sz w:val="16"/>
               </w:rPr>
               <w:t>0.9972</w:t>
             </w:r>
@@ -13681,7 +13681,7 @@
               <w:rPr>
                 <w:rFonts w:ascii="Times New Roman" w:hAnsi="Times New Roman" w:eastAsia="Times New Roman"/>
                 <w:b/>
-                <w:sz w:val="14"/>
+                <w:sz w:val="17"/>
               </w:rPr>
               <w:t>Model</w:t>
             </w:r>
@@ -13701,7 +13701,7 @@
               <w:rPr>
                 <w:rFonts w:ascii="Times New Roman" w:hAnsi="Times New Roman" w:eastAsia="Times New Roman"/>
                 <w:b/>
-                <w:sz w:val="14"/>
+                <w:sz w:val="17"/>
               </w:rPr>
               <w:t>Dataset 1 (DAIGT V2)</w:t>
             </w:r>
@@ -13721,7 +13721,7 @@
               <w:rPr>
                 <w:rFonts w:ascii="Times New Roman" w:hAnsi="Times New Roman" w:eastAsia="Times New Roman"/>
                 <w:b/>
-                <w:sz w:val="14"/>
+                <w:sz w:val="17"/>
               </w:rPr>
               <w:t>Dataset 2 (HC3)</w:t>
             </w:r>
@@ -13754,7 +13754,7 @@
               <w:rPr>
                 <w:rFonts w:ascii="Times New Roman" w:hAnsi="Times New Roman" w:eastAsia="Times New Roman"/>
                 <w:b/>
-                <w:sz w:val="14"/>
+                <w:sz w:val="17"/>
               </w:rPr>
               <w:t>Acc</w:t>
             </w:r>
@@ -13774,7 +13774,7 @@
               <w:rPr>
                 <w:rFonts w:ascii="Times New Roman" w:hAnsi="Times New Roman" w:eastAsia="Times New Roman"/>
                 <w:b/>
-                <w:sz w:val="14"/>
+                <w:sz w:val="17"/>
               </w:rPr>
               <w:t>Prec</w:t>
             </w:r>
@@ -13794,7 +13794,7 @@
               <w:rPr>
                 <w:rFonts w:ascii="Times New Roman" w:hAnsi="Times New Roman" w:eastAsia="Times New Roman"/>
                 <w:b/>
-                <w:sz w:val="14"/>
+                <w:sz w:val="17"/>
               </w:rPr>
               <w:t>Rec</w:t>
             </w:r>
@@ -13814,7 +13814,7 @@
               <w:rPr>
                 <w:rFonts w:ascii="Times New Roman" w:hAnsi="Times New Roman" w:eastAsia="Times New Roman"/>
                 <w:b/>
-                <w:sz w:val="14"/>
+                <w:sz w:val="17"/>
               </w:rPr>
               <w:t>F1</w:t>
             </w:r>
@@ -13834,7 +13834,7 @@
               <w:rPr>
                 <w:rFonts w:ascii="Times New Roman" w:hAnsi="Times New Roman" w:eastAsia="Times New Roman"/>
                 <w:b/>
-                <w:sz w:val="14"/>
+                <w:sz w:val="17"/>
               </w:rPr>
               <w:t>Acc</w:t>
             </w:r>
@@ -13854,7 +13854,7 @@
               <w:rPr>
                 <w:rFonts w:ascii="Times New Roman" w:hAnsi="Times New Roman" w:eastAsia="Times New Roman"/>
                 <w:b/>
-                <w:sz w:val="14"/>
+                <w:sz w:val="17"/>
               </w:rPr>
               <w:t>Prec</w:t>
             </w:r>
@@ -13874,7 +13874,7 @@
               <w:rPr>
                 <w:rFonts w:ascii="Times New Roman" w:hAnsi="Times New Roman" w:eastAsia="Times New Roman"/>
                 <w:b/>
-                <w:sz w:val="14"/>
+                <w:sz w:val="17"/>
               </w:rPr>
               <w:t>Rec</w:t>
             </w:r>
@@ -13894,7 +13894,7 @@
               <w:rPr>
                 <w:rFonts w:ascii="Times New Roman" w:hAnsi="Times New Roman" w:eastAsia="Times New Roman"/>
                 <w:b/>
-                <w:sz w:val="14"/>
+                <w:sz w:val="17"/>
               </w:rPr>
               <w:t>F1</w:t>
             </w:r>
@@ -13919,7 +13919,7 @@
               <w:rPr>
                 <w:rFonts w:ascii="Times New Roman" w:hAnsi="Times New Roman" w:eastAsia="Times New Roman"/>
                 <w:b w:val="0"/>
-                <w:sz w:val="14"/>
+                <w:sz w:val="17"/>
               </w:rPr>
               <w:t>Naive Bayes [BoW]</w:t>
             </w:r>
@@ -13939,7 +13939,7 @@
               <w:rPr>
                 <w:rFonts w:ascii="Times New Roman" w:hAnsi="Times New Roman" w:eastAsia="Times New Roman"/>
                 <w:b w:val="0"/>
-                <w:sz w:val="14"/>
+                <w:sz w:val="17"/>
               </w:rPr>
               <w:t>0.9591</w:t>
             </w:r>
@@ -13959,7 +13959,7 @@
               <w:rPr>
                 <w:rFonts w:ascii="Times New Roman" w:hAnsi="Times New Roman" w:eastAsia="Times New Roman"/>
                 <w:b w:val="0"/>
-                <w:sz w:val="14"/>
+                <w:sz w:val="17"/>
               </w:rPr>
               <w:t>0.9603</w:t>
             </w:r>
@@ -13979,7 +13979,7 @@
               <w:rPr>
                 <w:rFonts w:ascii="Times New Roman" w:hAnsi="Times New Roman" w:eastAsia="Times New Roman"/>
                 <w:b w:val="0"/>
-                <w:sz w:val="14"/>
+                <w:sz w:val="17"/>
               </w:rPr>
               <w:t>0.9591</w:t>
             </w:r>
@@ -13999,7 +13999,7 @@
               <w:rPr>
                 <w:rFonts w:ascii="Times New Roman" w:hAnsi="Times New Roman" w:eastAsia="Times New Roman"/>
                 <w:b w:val="0"/>
-                <w:sz w:val="14"/>
+                <w:sz w:val="17"/>
               </w:rPr>
               <w:t>0.9591</w:t>
             </w:r>
@@ -14019,7 +14019,7 @@
               <w:rPr>
                 <w:rFonts w:ascii="Times New Roman" w:hAnsi="Times New Roman" w:eastAsia="Times New Roman"/>
                 <w:b w:val="0"/>
-                <w:sz w:val="14"/>
+                <w:sz w:val="17"/>
               </w:rPr>
               <w:t>0.8713</w:t>
             </w:r>
@@ -14039,7 +14039,7 @@
               <w:rPr>
                 <w:rFonts w:ascii="Times New Roman" w:hAnsi="Times New Roman" w:eastAsia="Times New Roman"/>
                 <w:b w:val="0"/>
-                <w:sz w:val="14"/>
+                <w:sz w:val="17"/>
               </w:rPr>
               <w:t>0.8715</w:t>
             </w:r>
@@ -14059,7 +14059,7 @@
               <w:rPr>
                 <w:rFonts w:ascii="Times New Roman" w:hAnsi="Times New Roman" w:eastAsia="Times New Roman"/>
                 <w:b w:val="0"/>
-                <w:sz w:val="14"/>
+                <w:sz w:val="17"/>
               </w:rPr>
               <w:t>0.8713</w:t>
             </w:r>
@@ -14079,7 +14079,7 @@
               <w:rPr>
                 <w:rFonts w:ascii="Times New Roman" w:hAnsi="Times New Roman" w:eastAsia="Times New Roman"/>
                 <w:b w:val="0"/>
-                <w:sz w:val="14"/>
+                <w:sz w:val="17"/>
               </w:rPr>
               <w:t>0.8713</w:t>
             </w:r>
@@ -14104,7 +14104,7 @@
               <w:rPr>
                 <w:rFonts w:ascii="Times New Roman" w:hAnsi="Times New Roman" w:eastAsia="Times New Roman"/>
                 <w:b w:val="0"/>
-                <w:sz w:val="14"/>
+                <w:sz w:val="17"/>
               </w:rPr>
               <w:t>Logistic Regression [BoW]</w:t>
             </w:r>
@@ -14124,7 +14124,7 @@
               <w:rPr>
                 <w:rFonts w:ascii="Times New Roman" w:hAnsi="Times New Roman" w:eastAsia="Times New Roman"/>
                 <w:b w:val="0"/>
-                <w:sz w:val="14"/>
+                <w:sz w:val="17"/>
               </w:rPr>
               <w:t>0.9893</w:t>
             </w:r>
@@ -14144,7 +14144,7 @@
               <w:rPr>
                 <w:rFonts w:ascii="Times New Roman" w:hAnsi="Times New Roman" w:eastAsia="Times New Roman"/>
                 <w:b w:val="0"/>
-                <w:sz w:val="14"/>
+                <w:sz w:val="17"/>
               </w:rPr>
               <w:t>0.9893</w:t>
             </w:r>
@@ -14164,7 +14164,7 @@
               <w:rPr>
                 <w:rFonts w:ascii="Times New Roman" w:hAnsi="Times New Roman" w:eastAsia="Times New Roman"/>
                 <w:b w:val="0"/>
-                <w:sz w:val="14"/>
+                <w:sz w:val="17"/>
               </w:rPr>
               <w:t>0.9893</w:t>
             </w:r>
@@ -14184,7 +14184,7 @@
               <w:rPr>
                 <w:rFonts w:ascii="Times New Roman" w:hAnsi="Times New Roman" w:eastAsia="Times New Roman"/>
                 <w:b w:val="0"/>
-                <w:sz w:val="14"/>
+                <w:sz w:val="17"/>
               </w:rPr>
               <w:t>0.9893</w:t>
             </w:r>
@@ -14204,7 +14204,7 @@
               <w:rPr>
                 <w:rFonts w:ascii="Times New Roman" w:hAnsi="Times New Roman" w:eastAsia="Times New Roman"/>
                 <w:b w:val="0"/>
-                <w:sz w:val="14"/>
+                <w:sz w:val="17"/>
               </w:rPr>
               <w:t>0.9551</w:t>
             </w:r>
@@ -14224,7 +14224,7 @@
               <w:rPr>
                 <w:rFonts w:ascii="Times New Roman" w:hAnsi="Times New Roman" w:eastAsia="Times New Roman"/>
                 <w:b w:val="0"/>
-                <w:sz w:val="14"/>
+                <w:sz w:val="17"/>
               </w:rPr>
               <w:t>0.9551</w:t>
             </w:r>
@@ -14244,7 +14244,7 @@
               <w:rPr>
                 <w:rFonts w:ascii="Times New Roman" w:hAnsi="Times New Roman" w:eastAsia="Times New Roman"/>
                 <w:b w:val="0"/>
-                <w:sz w:val="14"/>
+                <w:sz w:val="17"/>
               </w:rPr>
               <w:t>0.9551</w:t>
             </w:r>
@@ -14264,7 +14264,7 @@
               <w:rPr>
                 <w:rFonts w:ascii="Times New Roman" w:hAnsi="Times New Roman" w:eastAsia="Times New Roman"/>
                 <w:b w:val="0"/>
-                <w:sz w:val="14"/>
+                <w:sz w:val="17"/>
               </w:rPr>
               <w:t>0.9551</w:t>
             </w:r>
@@ -14289,7 +14289,7 @@
               <w:rPr>
                 <w:rFonts w:ascii="Times New Roman" w:hAnsi="Times New Roman" w:eastAsia="Times New Roman"/>
                 <w:b w:val="0"/>
-                <w:sz w:val="14"/>
+                <w:sz w:val="17"/>
               </w:rPr>
               <w:t>Support Vector Machine [TF-IDF]</w:t>
             </w:r>
@@ -14309,7 +14309,7 @@
               <w:rPr>
                 <w:rFonts w:ascii="Times New Roman" w:hAnsi="Times New Roman" w:eastAsia="Times New Roman"/>
                 <w:b w:val="0"/>
-                <w:sz w:val="14"/>
+                <w:sz w:val="17"/>
               </w:rPr>
               <w:t>0.9910</w:t>
             </w:r>
@@ -14329,7 +14329,7 @@
               <w:rPr>
                 <w:rFonts w:ascii="Times New Roman" w:hAnsi="Times New Roman" w:eastAsia="Times New Roman"/>
                 <w:b w:val="0"/>
-                <w:sz w:val="14"/>
+                <w:sz w:val="17"/>
               </w:rPr>
               <w:t>0.9911</w:t>
             </w:r>
@@ -14349,7 +14349,7 @@
               <w:rPr>
                 <w:rFonts w:ascii="Times New Roman" w:hAnsi="Times New Roman" w:eastAsia="Times New Roman"/>
                 <w:b w:val="0"/>
-                <w:sz w:val="14"/>
+                <w:sz w:val="17"/>
               </w:rPr>
               <w:t>0.9910</w:t>
             </w:r>
@@ -14369,7 +14369,7 @@
               <w:rPr>
                 <w:rFonts w:ascii="Times New Roman" w:hAnsi="Times New Roman" w:eastAsia="Times New Roman"/>
                 <w:b w:val="0"/>
-                <w:sz w:val="14"/>
+                <w:sz w:val="17"/>
               </w:rPr>
               <w:t>0.9910</w:t>
             </w:r>
@@ -14389,7 +14389,7 @@
               <w:rPr>
                 <w:rFonts w:ascii="Times New Roman" w:hAnsi="Times New Roman" w:eastAsia="Times New Roman"/>
                 <w:b w:val="0"/>
-                <w:sz w:val="14"/>
+                <w:sz w:val="17"/>
               </w:rPr>
               <w:t>0.9449</w:t>
             </w:r>
@@ -14409,7 +14409,7 @@
               <w:rPr>
                 <w:rFonts w:ascii="Times New Roman" w:hAnsi="Times New Roman" w:eastAsia="Times New Roman"/>
                 <w:b w:val="0"/>
-                <w:sz w:val="14"/>
+                <w:sz w:val="17"/>
               </w:rPr>
               <w:t>0.9452</w:t>
             </w:r>
@@ -14429,7 +14429,7 @@
               <w:rPr>
                 <w:rFonts w:ascii="Times New Roman" w:hAnsi="Times New Roman" w:eastAsia="Times New Roman"/>
                 <w:b w:val="0"/>
-                <w:sz w:val="14"/>
+                <w:sz w:val="17"/>
               </w:rPr>
               <w:t>0.9449</w:t>
             </w:r>
@@ -14449,7 +14449,7 @@
               <w:rPr>
                 <w:rFonts w:ascii="Times New Roman" w:hAnsi="Times New Roman" w:eastAsia="Times New Roman"/>
                 <w:b w:val="0"/>
-                <w:sz w:val="14"/>
+                <w:sz w:val="17"/>
               </w:rPr>
               <w:t>0.9449</w:t>
             </w:r>
@@ -14474,7 +14474,7 @@
               <w:rPr>
                 <w:rFonts w:ascii="Times New Roman" w:hAnsi="Times New Roman" w:eastAsia="Times New Roman"/>
                 <w:b w:val="0"/>
-                <w:sz w:val="14"/>
+                <w:sz w:val="17"/>
               </w:rPr>
               <w:t>BERT</w:t>
             </w:r>
@@ -14494,7 +14494,7 @@
               <w:rPr>
                 <w:rFonts w:ascii="Times New Roman" w:hAnsi="Times New Roman" w:eastAsia="Times New Roman"/>
                 <w:b w:val="0"/>
-                <w:sz w:val="14"/>
+                <w:sz w:val="17"/>
               </w:rPr>
               <w:t>0.9916</w:t>
             </w:r>
@@ -14514,7 +14514,7 @@
               <w:rPr>
                 <w:rFonts w:ascii="Times New Roman" w:hAnsi="Times New Roman" w:eastAsia="Times New Roman"/>
                 <w:b w:val="0"/>
-                <w:sz w:val="14"/>
+                <w:sz w:val="17"/>
               </w:rPr>
               <w:t>0.9916</w:t>
             </w:r>
@@ -14534,7 +14534,7 @@
               <w:rPr>
                 <w:rFonts w:ascii="Times New Roman" w:hAnsi="Times New Roman" w:eastAsia="Times New Roman"/>
                 <w:b w:val="0"/>
-                <w:sz w:val="14"/>
+                <w:sz w:val="17"/>
               </w:rPr>
               <w:t>0.9916</w:t>
             </w:r>
@@ -14554,7 +14554,7 @@
               <w:rPr>
                 <w:rFonts w:ascii="Times New Roman" w:hAnsi="Times New Roman" w:eastAsia="Times New Roman"/>
                 <w:b w:val="0"/>
-                <w:sz w:val="14"/>
+                <w:sz w:val="17"/>
               </w:rPr>
               <w:t>0.9916</w:t>
             </w:r>
@@ -14574,7 +14574,7 @@
               <w:rPr>
                 <w:rFonts w:ascii="Times New Roman" w:hAnsi="Times New Roman" w:eastAsia="Times New Roman"/>
                 <w:b w:val="0"/>
-                <w:sz w:val="14"/>
+                <w:sz w:val="17"/>
               </w:rPr>
               <w:t>0.9916</w:t>
             </w:r>
@@ -14594,7 +14594,7 @@
               <w:rPr>
                 <w:rFonts w:ascii="Times New Roman" w:hAnsi="Times New Roman" w:eastAsia="Times New Roman"/>
                 <w:b w:val="0"/>
-                <w:sz w:val="14"/>
+                <w:sz w:val="17"/>
               </w:rPr>
               <w:t>0.9917</w:t>
             </w:r>
@@ -14614,7 +14614,7 @@
               <w:rPr>
                 <w:rFonts w:ascii="Times New Roman" w:hAnsi="Times New Roman" w:eastAsia="Times New Roman"/>
                 <w:b w:val="0"/>
-                <w:sz w:val="14"/>
+                <w:sz w:val="17"/>
               </w:rPr>
               <w:t>0.9916</w:t>
             </w:r>
@@ -14634,7 +14634,7 @@
               <w:rPr>
                 <w:rFonts w:ascii="Times New Roman" w:hAnsi="Times New Roman" w:eastAsia="Times New Roman"/>
                 <w:b w:val="0"/>
-                <w:sz w:val="14"/>
+                <w:sz w:val="17"/>
               </w:rPr>
               <w:t>0.9916</w:t>
             </w:r>
@@ -14659,7 +14659,7 @@
               <w:rPr>
                 <w:rFonts w:ascii="Times New Roman" w:hAnsi="Times New Roman" w:eastAsia="Times New Roman"/>
                 <w:b w:val="0"/>
-                <w:sz w:val="14"/>
+                <w:sz w:val="17"/>
               </w:rPr>
               <w:t>DeBERTa (BERT variant)</w:t>
             </w:r>
@@ -14679,7 +14679,7 @@
               <w:rPr>
                 <w:rFonts w:ascii="Times New Roman" w:hAnsi="Times New Roman" w:eastAsia="Times New Roman"/>
                 <w:b w:val="0"/>
-                <w:sz w:val="14"/>
+                <w:sz w:val="17"/>
               </w:rPr>
               <w:t>0.9917</w:t>
             </w:r>
@@ -14699,7 +14699,7 @@
               <w:rPr>
                 <w:rFonts w:ascii="Times New Roman" w:hAnsi="Times New Roman" w:eastAsia="Times New Roman"/>
                 <w:b w:val="0"/>
-                <w:sz w:val="14"/>
+                <w:sz w:val="17"/>
               </w:rPr>
               <w:t>0.9917</w:t>
             </w:r>
@@ -14719,7 +14719,7 @@
               <w:rPr>
                 <w:rFonts w:ascii="Times New Roman" w:hAnsi="Times New Roman" w:eastAsia="Times New Roman"/>
                 <w:b w:val="0"/>
-                <w:sz w:val="14"/>
+                <w:sz w:val="17"/>
               </w:rPr>
               <w:t>0.9917</w:t>
             </w:r>
@@ -14739,7 +14739,7 @@
               <w:rPr>
                 <w:rFonts w:ascii="Times New Roman" w:hAnsi="Times New Roman" w:eastAsia="Times New Roman"/>
                 <w:b w:val="0"/>
-                <w:sz w:val="14"/>
+                <w:sz w:val="17"/>
               </w:rPr>
               <w:t>0.9917</w:t>
             </w:r>
@@ -14759,7 +14759,7 @@
               <w:rPr>
                 <w:rFonts w:ascii="Times New Roman" w:hAnsi="Times New Roman" w:eastAsia="Times New Roman"/>
                 <w:b w:val="0"/>
-                <w:sz w:val="14"/>
+                <w:sz w:val="17"/>
               </w:rPr>
               <w:t>0.9972</w:t>
             </w:r>
@@ -14779,7 +14779,7 @@
               <w:rPr>
                 <w:rFonts w:ascii="Times New Roman" w:hAnsi="Times New Roman" w:eastAsia="Times New Roman"/>
                 <w:b w:val="0"/>
-                <w:sz w:val="14"/>
+                <w:sz w:val="17"/>
               </w:rPr>
               <w:t>0.9972</w:t>
             </w:r>
@@ -14799,7 +14799,7 @@
               <w:rPr>
                 <w:rFonts w:ascii="Times New Roman" w:hAnsi="Times New Roman" w:eastAsia="Times New Roman"/>
                 <w:b w:val="0"/>
-                <w:sz w:val="14"/>
+                <w:sz w:val="17"/>
               </w:rPr>
               <w:t>0.9972</w:t>
             </w:r>
@@ -14819,7 +14819,7 @@
               <w:rPr>
                 <w:rFonts w:ascii="Times New Roman" w:hAnsi="Times New Roman" w:eastAsia="Times New Roman"/>
                 <w:b w:val="0"/>
-                <w:sz w:val="14"/>
+                <w:sz w:val="17"/>
               </w:rPr>
               <w:t>0.9972</w:t>
             </w:r>
@@ -14844,7 +14844,7 @@
               <w:rPr>
                 <w:rFonts w:ascii="Times New Roman" w:hAnsi="Times New Roman" w:eastAsia="Times New Roman"/>
                 <w:b w:val="0"/>
-                <w:sz w:val="14"/>
+                <w:sz w:val="17"/>
               </w:rPr>
               <w:t>ENSEMBLE</w:t>
             </w:r>
@@ -14864,7 +14864,7 @@
               <w:rPr>
                 <w:rFonts w:ascii="Times New Roman" w:hAnsi="Times New Roman" w:eastAsia="Times New Roman"/>
                 <w:b w:val="0"/>
-                <w:sz w:val="14"/>
+                <w:sz w:val="17"/>
               </w:rPr>
               <w:t>0.9936</w:t>
             </w:r>
@@ -14884,7 +14884,7 @@
               <w:rPr>
                 <w:rFonts w:ascii="Times New Roman" w:hAnsi="Times New Roman" w:eastAsia="Times New Roman"/>
                 <w:b w:val="0"/>
-                <w:sz w:val="14"/>
+                <w:sz w:val="17"/>
               </w:rPr>
               <w:t>0.9936</w:t>
             </w:r>
@@ -14904,7 +14904,7 @@
               <w:rPr>
                 <w:rFonts w:ascii="Times New Roman" w:hAnsi="Times New Roman" w:eastAsia="Times New Roman"/>
                 <w:b w:val="0"/>
-                <w:sz w:val="14"/>
+                <w:sz w:val="17"/>
               </w:rPr>
               <w:t>0.9936</w:t>
             </w:r>
@@ -14924,7 +14924,7 @@
               <w:rPr>
                 <w:rFonts w:ascii="Times New Roman" w:hAnsi="Times New Roman" w:eastAsia="Times New Roman"/>
                 <w:b w:val="0"/>
-                <w:sz w:val="14"/>
+                <w:sz w:val="17"/>
               </w:rPr>
               <w:t>0.9936</w:t>
             </w:r>
@@ -14944,7 +14944,7 @@
               <w:rPr>
                 <w:rFonts w:ascii="Times New Roman" w:hAnsi="Times New Roman" w:eastAsia="Times New Roman"/>
                 <w:b w:val="0"/>
-                <w:sz w:val="14"/>
+                <w:sz w:val="17"/>
               </w:rPr>
               <w:t>0.9972</w:t>
             </w:r>
@@ -14964,7 +14964,7 @@
               <w:rPr>
                 <w:rFonts w:ascii="Times New Roman" w:hAnsi="Times New Roman" w:eastAsia="Times New Roman"/>
                 <w:b w:val="0"/>
-                <w:sz w:val="14"/>
+                <w:sz w:val="17"/>
               </w:rPr>
               <w:t>0.9972</w:t>
             </w:r>
@@ -14984,7 +14984,7 @@
               <w:rPr>
                 <w:rFonts w:ascii="Times New Roman" w:hAnsi="Times New Roman" w:eastAsia="Times New Roman"/>
                 <w:b w:val="0"/>
-                <w:sz w:val="14"/>
+                <w:sz w:val="17"/>
               </w:rPr>
               <w:t>0.9972</w:t>
             </w:r>
@@ -15004,7 +15004,7 @@
               <w:rPr>
                 <w:rFonts w:ascii="Times New Roman" w:hAnsi="Times New Roman" w:eastAsia="Times New Roman"/>
                 <w:b w:val="0"/>
-                <w:sz w:val="14"/>
+                <w:sz w:val="17"/>
               </w:rPr>
               <w:t>0.9972</w:t>
             </w:r>
